--- a/WEBSITE_COSTINGS.docx
+++ b/WEBSITE_COSTINGS.docx
@@ -449,7 +449,7 @@
                 <w:sz w:val="20"/>
                 <w:szCs w:val="20"/>
               </w:rPr>
-              <w:t xml:space="preserve">f3350d1</w:t>
+              <w:t xml:space="preserve">8090a7e</w:t>
             </w:r>
           </w:p>
         </w:tc>
@@ -523,7 +523,7 @@
                 <w:sz w:val="20"/>
                 <w:szCs w:val="20"/>
               </w:rPr>
-              <w:t xml:space="preserve">Feature-complete for everything that does not require a third-party account; not deployed to production</w:t>
+              <w:t xml:space="preserve">Every integration seam built and tested against a stand-in; no vendor attached, and not deployed to production</w:t>
             </w:r>
           </w:p>
         </w:tc>
@@ -1190,7 +1190,7 @@
                 <w:sz w:val="20"/>
                 <w:szCs w:val="20"/>
               </w:rPr>
-              <w:t xml:space="preserve">16</w:t>
+              <w:t xml:space="preserve">22</w:t>
             </w:r>
           </w:p>
         </w:tc>
@@ -1227,7 +1227,7 @@
                 <w:sz w:val="20"/>
                 <w:szCs w:val="20"/>
               </w:rPr>
-              <w:t xml:space="preserve">Catalogue, stores, promotions, rewards, delivery, orders, payments, admin</w:t>
+              <w:t xml:space="preserve">Catalogue, stores, promotions, rewards, delivery, orders, payments, accounts, privacy, health, admin</w:t>
             </w:r>
           </w:p>
         </w:tc>
@@ -1415,7 +1415,7 @@
                 <w:sz w:val="20"/>
                 <w:szCs w:val="20"/>
               </w:rPr>
-              <w:t xml:space="preserve">12</w:t>
+              <w:t xml:space="preserve">24</w:t>
             </w:r>
           </w:p>
         </w:tc>
@@ -1452,7 +1452,7 @@
                 <w:sz w:val="20"/>
                 <w:szCs w:val="20"/>
               </w:rPr>
-              <w:t xml:space="preserve">Pricing, cart, order integrity, order store, trading hours, authentication, filters, focus management</w:t>
+              <w:t xml:space="preserve">Pricing, cart, order integrity, order store, trading hours, two authentication boundaries, payments, accounts, notifications, fulfilment</w:t>
             </w:r>
           </w:p>
         </w:tc>
@@ -1527,7 +1527,7 @@
                 <w:sz w:val="20"/>
                 <w:szCs w:val="20"/>
               </w:rPr>
-              <w:t xml:space="preserve">280</w:t>
+              <w:t xml:space="preserve">425</w:t>
             </w:r>
           </w:p>
         </w:tc>
@@ -1563,7 +1563,7 @@
                 <w:sz w:val="20"/>
                 <w:szCs w:val="20"/>
               </w:rPr>
-              <w:t xml:space="preserve">In 17 files; all passing</w:t>
+              <w:t xml:space="preserve">In 23 files; all passing</w:t>
             </w:r>
           </w:p>
         </w:tc>
@@ -1640,7 +1640,7 @@
                 <w:sz w:val="20"/>
                 <w:szCs w:val="20"/>
               </w:rPr>
-              <w:t xml:space="preserve">13,972</w:t>
+              <w:t xml:space="preserve">18,232</w:t>
             </w:r>
           </w:p>
         </w:tc>
@@ -1677,7 +1677,7 @@
                 <w:sz w:val="20"/>
                 <w:szCs w:val="20"/>
               </w:rPr>
-              <w:t xml:space="preserve">Application 6,216 · tests 3,269 · review build 2,241 · data and tooling 1,896 · shared packages 350</w:t>
+              <w:t xml:space="preserve">Application 7,965 · tests 5,479 · review build 2,241 · data and tooling 2,037 · shared packages 510</w:t>
             </w:r>
           </w:p>
         </w:tc>
@@ -1865,7 +1865,7 @@
                 <w:sz w:val="20"/>
                 <w:szCs w:val="20"/>
               </w:rPr>
-              <w:t xml:space="preserve">20</w:t>
+              <w:t xml:space="preserve">25</w:t>
             </w:r>
           </w:p>
         </w:tc>
@@ -3770,7 +3770,7 @@
                 <w:sz w:val="20"/>
                 <w:szCs w:val="20"/>
               </w:rPr>
-              <w:t xml:space="preserve">280 passing</w:t>
+              <w:t xml:space="preserve">425 passing</w:t>
             </w:r>
           </w:p>
         </w:tc>
@@ -3807,7 +3807,7 @@
                 <w:sz w:val="20"/>
                 <w:szCs w:val="20"/>
               </w:rPr>
-              <w:t xml:space="preserve">17 files, run against route handlers where the risk is</w:t>
+              <w:t xml:space="preserve">23 files, run against route handlers where the risk is</w:t>
             </w:r>
           </w:p>
         </w:tc>
@@ -4057,7 +4057,7 @@
           <w:sz w:val="30"/>
           <w:szCs w:val="30"/>
         </w:rPr>
-        <w:t xml:space="preserve">3. What has deliberately not been built</w:t>
+        <w:t xml:space="preserve">3. What is waiting on somebody else</w:t>
       </w:r>
     </w:p>
     <w:p>
@@ -4075,7 +4075,7 @@
           <w:sz w:val="20"/>
           <w:szCs w:val="20"/>
         </w:rPr>
-        <w:t xml:space="preserve">These are not omissions. Each one needs an account, a contract or a signature that engineering cannot produce, and the standing rule on this project is to document that rather than invent a credential or a plausible-looking success response.</w:t>
+        <w:t xml:space="preserve">Four integrations have no vendor. None of them is a gap in the build any more: each has an interface, a record of what happened, and tests for everything that stays true whichever vendor is eventually chosen. What is missing in every case is an account, a contract or a signature that engineering cannot produce, and the standing rule on this project is to build up to that line and document it rather than invent a credential.</w:t>
       </w:r>
     </w:p>
     <w:tbl>
@@ -4091,9 +4091,9 @@
         </w:tblBorders>
       </w:tblPr>
       <w:tblGrid>
-        <w:gridCol w:w="3213"/>
-        <w:gridCol w:w="1606"/>
-        <w:gridCol w:w="4819"/>
+        <w:gridCol w:w="2410"/>
+        <w:gridCol w:w="2088"/>
+        <w:gridCol w:w="5140"/>
       </w:tblGrid>
       <w:tr>
         <w:trPr>
@@ -4101,7 +4101,7 @@
         </w:trPr>
         <w:tc>
           <w:tcPr>
-            <w:tcW w:type="dxa" w:w="3213"/>
+            <w:tcW w:type="dxa" w:w="2410"/>
             <w:tcBorders>
               <w:top w:val="single" w:color="D6CFC6" w:sz="4"/>
               <w:left w:val="single" w:color="D6CFC6" w:sz="4"/>
@@ -4138,7 +4138,7 @@
         </w:tc>
         <w:tc>
           <w:tcPr>
-            <w:tcW w:type="dxa" w:w="1606"/>
+            <w:tcW w:type="dxa" w:w="2088"/>
             <w:tcBorders>
               <w:top w:val="single" w:color="D6CFC6" w:sz="4"/>
               <w:left w:val="single" w:color="D6CFC6" w:sz="4"/>
@@ -4175,7 +4175,7 @@
         </w:tc>
         <w:tc>
           <w:tcPr>
-            <w:tcW w:type="dxa" w:w="4819"/>
+            <w:tcW w:type="dxa" w:w="5140"/>
             <w:tcBorders>
               <w:top w:val="single" w:color="D6CFC6" w:sz="4"/>
               <w:left w:val="single" w:color="D6CFC6" w:sz="4"/>
@@ -4206,7 +4206,7 @@
                 <w:sz w:val="19"/>
                 <w:szCs w:val="19"/>
               </w:rPr>
-              <w:t xml:space="preserve">What it is waiting for</w:t>
+              <w:t xml:space="preserve">What is there, and what is waiting</w:t>
             </w:r>
           </w:p>
         </w:tc>
@@ -4214,109 +4214,109 @@
       <w:tr>
         <w:tc>
           <w:tcPr>
-            <w:tcW w:type="dxa" w:w="3213"/>
-            <w:tcBorders>
-              <w:top w:val="single" w:color="D6CFC6" w:sz="4"/>
-              <w:left w:val="single" w:color="D6CFC6" w:sz="4"/>
-              <w:bottom w:val="single" w:color="D6CFC6" w:sz="4"/>
-              <w:right w:val="single" w:color="D6CFC6" w:sz="4"/>
-            </w:tcBorders>
-            <w:tcMar>
-              <w:top w:type="dxa" w:w="90"/>
-              <w:left w:type="dxa" w:w="130"/>
-              <w:bottom w:type="dxa" w:w="90"/>
-              <w:right w:type="dxa" w:w="130"/>
-            </w:tcMar>
-            <w:vAlign w:val="center"/>
-          </w:tcPr>
-          <w:p>
-            <w:pPr>
-              <w:spacing w:after="0" w:line="240"/>
-            </w:pPr>
-            <w:r>
-              <w:rPr>
-                <w:rFonts w:ascii="Calibri" w:cs="Calibri" w:eastAsia="Calibri" w:hAnsi="Calibri"/>
-                <w:b w:val="false"/>
-                <w:bCs w:val="false"/>
-                <w:i w:val="false"/>
-                <w:iCs w:val="false"/>
-                <w:color w:val="221E1F"/>
-                <w:sz w:val="20"/>
-                <w:szCs w:val="20"/>
-              </w:rPr>
-              <w:t xml:space="preserve">Payment capture</w:t>
-            </w:r>
-          </w:p>
-        </w:tc>
-        <w:tc>
-          <w:tcPr>
-            <w:tcW w:type="dxa" w:w="1606"/>
-            <w:tcBorders>
-              <w:top w:val="single" w:color="D6CFC6" w:sz="4"/>
-              <w:left w:val="single" w:color="D6CFC6" w:sz="4"/>
-              <w:bottom w:val="single" w:color="D6CFC6" w:sz="4"/>
-              <w:right w:val="single" w:color="D6CFC6" w:sz="4"/>
-            </w:tcBorders>
-            <w:tcMar>
-              <w:top w:type="dxa" w:w="90"/>
-              <w:left w:type="dxa" w:w="130"/>
-              <w:bottom w:type="dxa" w:w="90"/>
-              <w:right w:type="dxa" w:w="130"/>
-            </w:tcMar>
-            <w:vAlign w:val="center"/>
-          </w:tcPr>
-          <w:p>
-            <w:pPr>
-              <w:spacing w:after="0" w:line="240"/>
-            </w:pPr>
-            <w:r>
-              <w:rPr>
-                <w:rFonts w:ascii="Calibri" w:cs="Calibri" w:eastAsia="Calibri" w:hAnsi="Calibri"/>
-                <w:b w:val="false"/>
-                <w:bCs w:val="false"/>
-                <w:i w:val="false"/>
-                <w:iCs w:val="false"/>
-                <w:color w:val="221E1F"/>
-                <w:sz w:val="20"/>
-                <w:szCs w:val="20"/>
-              </w:rPr>
-              <w:t xml:space="preserve">Refuses, on purpose</w:t>
-            </w:r>
-          </w:p>
-        </w:tc>
-        <w:tc>
-          <w:tcPr>
-            <w:tcW w:type="dxa" w:w="4819"/>
-            <w:tcBorders>
-              <w:top w:val="single" w:color="D6CFC6" w:sz="4"/>
-              <w:left w:val="single" w:color="D6CFC6" w:sz="4"/>
-              <w:bottom w:val="single" w:color="D6CFC6" w:sz="4"/>
-              <w:right w:val="single" w:color="D6CFC6" w:sz="4"/>
-            </w:tcBorders>
-            <w:tcMar>
-              <w:top w:type="dxa" w:w="90"/>
-              <w:left w:type="dxa" w:w="130"/>
-              <w:bottom w:type="dxa" w:w="90"/>
-              <w:right w:type="dxa" w:w="130"/>
-            </w:tcMar>
-            <w:vAlign w:val="center"/>
-          </w:tcPr>
-          <w:p>
-            <w:pPr>
-              <w:spacing w:after="0" w:line="240"/>
-            </w:pPr>
-            <w:r>
-              <w:rPr>
-                <w:rFonts w:ascii="Calibri" w:cs="Calibri" w:eastAsia="Calibri" w:hAnsi="Calibri"/>
-                <w:b w:val="false"/>
-                <w:bCs w:val="false"/>
-                <w:i w:val="false"/>
-                <w:iCs w:val="false"/>
-                <w:color w:val="221E1F"/>
-                <w:sz w:val="20"/>
-                <w:szCs w:val="20"/>
-              </w:rPr>
-              <w:t xml:space="preserve">The endpoints answer 501 rather than pretending to succeed. A provider must be selected and merchant credentials issued.</w:t>
+            <w:tcW w:type="dxa" w:w="2410"/>
+            <w:tcBorders>
+              <w:top w:val="single" w:color="D6CFC6" w:sz="4"/>
+              <w:left w:val="single" w:color="D6CFC6" w:sz="4"/>
+              <w:bottom w:val="single" w:color="D6CFC6" w:sz="4"/>
+              <w:right w:val="single" w:color="D6CFC6" w:sz="4"/>
+            </w:tcBorders>
+            <w:tcMar>
+              <w:top w:type="dxa" w:w="90"/>
+              <w:left w:type="dxa" w:w="130"/>
+              <w:bottom w:type="dxa" w:w="90"/>
+              <w:right w:type="dxa" w:w="130"/>
+            </w:tcMar>
+            <w:vAlign w:val="center"/>
+          </w:tcPr>
+          <w:p>
+            <w:pPr>
+              <w:spacing w:after="0" w:line="240"/>
+            </w:pPr>
+            <w:r>
+              <w:rPr>
+                <w:rFonts w:ascii="Calibri" w:cs="Calibri" w:eastAsia="Calibri" w:hAnsi="Calibri"/>
+                <w:b w:val="false"/>
+                <w:bCs w:val="false"/>
+                <w:i w:val="false"/>
+                <w:iCs w:val="false"/>
+                <w:color w:val="221E1F"/>
+                <w:sz w:val="20"/>
+                <w:szCs w:val="20"/>
+              </w:rPr>
+              <w:t xml:space="preserve">Payment</w:t>
+            </w:r>
+          </w:p>
+        </w:tc>
+        <w:tc>
+          <w:tcPr>
+            <w:tcW w:type="dxa" w:w="2088"/>
+            <w:tcBorders>
+              <w:top w:val="single" w:color="D6CFC6" w:sz="4"/>
+              <w:left w:val="single" w:color="D6CFC6" w:sz="4"/>
+              <w:bottom w:val="single" w:color="D6CFC6" w:sz="4"/>
+              <w:right w:val="single" w:color="D6CFC6" w:sz="4"/>
+            </w:tcBorders>
+            <w:tcMar>
+              <w:top w:type="dxa" w:w="90"/>
+              <w:left w:type="dxa" w:w="130"/>
+              <w:bottom w:type="dxa" w:w="90"/>
+              <w:right w:type="dxa" w:w="130"/>
+            </w:tcMar>
+            <w:vAlign w:val="center"/>
+          </w:tcPr>
+          <w:p>
+            <w:pPr>
+              <w:spacing w:after="0" w:line="240"/>
+            </w:pPr>
+            <w:r>
+              <w:rPr>
+                <w:rFonts w:ascii="Calibri" w:cs="Calibri" w:eastAsia="Calibri" w:hAnsi="Calibri"/>
+                <w:b w:val="false"/>
+                <w:bCs w:val="false"/>
+                <w:i w:val="false"/>
+                <w:iCs w:val="false"/>
+                <w:color w:val="221E1F"/>
+                <w:sz w:val="20"/>
+                <w:szCs w:val="20"/>
+              </w:rPr>
+              <w:t xml:space="preserve">Seam built, refuses</w:t>
+            </w:r>
+          </w:p>
+        </w:tc>
+        <w:tc>
+          <w:tcPr>
+            <w:tcW w:type="dxa" w:w="5140"/>
+            <w:tcBorders>
+              <w:top w:val="single" w:color="D6CFC6" w:sz="4"/>
+              <w:left w:val="single" w:color="D6CFC6" w:sz="4"/>
+              <w:bottom w:val="single" w:color="D6CFC6" w:sz="4"/>
+              <w:right w:val="single" w:color="D6CFC6" w:sz="4"/>
+            </w:tcBorders>
+            <w:tcMar>
+              <w:top w:type="dxa" w:w="90"/>
+              <w:left w:type="dxa" w:w="130"/>
+              <w:bottom w:type="dxa" w:w="90"/>
+              <w:right w:type="dxa" w:w="130"/>
+            </w:tcMar>
+            <w:vAlign w:val="center"/>
+          </w:tcPr>
+          <w:p>
+            <w:pPr>
+              <w:spacing w:after="0" w:line="240"/>
+            </w:pPr>
+            <w:r>
+              <w:rPr>
+                <w:rFonts w:ascii="Calibri" w:cs="Calibri" w:eastAsia="Calibri" w:hAnsi="Calibri"/>
+                <w:b w:val="false"/>
+                <w:bCs w:val="false"/>
+                <w:i w:val="false"/>
+                <w:iCs w:val="false"/>
+                <w:color w:val="221E1F"/>
+                <w:sz w:val="20"/>
+                <w:szCs w:val="20"/>
+              </w:rPr>
+              <w:t xml:space="preserve">Adapter interface, signature verification before parsing, settlement idempotent on the provider event id, sandbox provider. Endpoints answer 501 until a provider and merchant credentials exist.</w:t>
             </w:r>
           </w:p>
         </w:tc>
@@ -4324,7 +4324,7 @@
       <w:tr>
         <w:tc>
           <w:tcPr>
-            <w:tcW w:type="dxa" w:w="3213"/>
+            <w:tcW w:type="dxa" w:w="2410"/>
             <w:tcBorders>
               <w:top w:val="single" w:color="D6CFC6" w:sz="4"/>
               <w:left w:val="single" w:color="D6CFC6" w:sz="4"/>
@@ -4361,7 +4361,7 @@
         </w:tc>
         <w:tc>
           <w:tcPr>
-            <w:tcW w:type="dxa" w:w="1606"/>
+            <w:tcW w:type="dxa" w:w="2088"/>
             <w:tcBorders>
               <w:top w:val="single" w:color="D6CFC6" w:sz="4"/>
               <w:left w:val="single" w:color="D6CFC6" w:sz="4"/>
@@ -4392,13 +4392,13 @@
                 <w:sz w:val="20"/>
                 <w:szCs w:val="20"/>
               </w:rPr>
-              <w:t xml:space="preserve">Not started</w:t>
-            </w:r>
-          </w:p>
-        </w:tc>
-        <w:tc>
-          <w:tcPr>
-            <w:tcW w:type="dxa" w:w="4819"/>
+              <w:t xml:space="preserve">Seam built, degrades</w:t>
+            </w:r>
+          </w:p>
+        </w:tc>
+        <w:tc>
+          <w:tcPr>
+            <w:tcW w:type="dxa" w:w="5140"/>
             <w:tcBorders>
               <w:top w:val="single" w:color="D6CFC6" w:sz="4"/>
               <w:left w:val="single" w:color="D6CFC6" w:sz="4"/>
@@ -4429,7 +4429,7 @@
                 <w:sz w:val="20"/>
                 <w:szCs w:val="20"/>
               </w:rPr>
-              <w:t xml:space="preserve">Access to the store systems and their integration terms.</w:t>
+              <w:t xml:space="preserve">Adapter interface, handoff record with retry, availability sync. An order with no POS still reaches the console. Waiting on store-systems access and integration terms.</w:t>
             </w:r>
           </w:p>
         </w:tc>
@@ -4437,109 +4437,109 @@
       <w:tr>
         <w:tc>
           <w:tcPr>
-            <w:tcW w:type="dxa" w:w="3213"/>
-            <w:tcBorders>
-              <w:top w:val="single" w:color="D6CFC6" w:sz="4"/>
-              <w:left w:val="single" w:color="D6CFC6" w:sz="4"/>
-              <w:bottom w:val="single" w:color="D6CFC6" w:sz="4"/>
-              <w:right w:val="single" w:color="D6CFC6" w:sz="4"/>
-            </w:tcBorders>
-            <w:tcMar>
-              <w:top w:type="dxa" w:w="90"/>
-              <w:left w:type="dxa" w:w="130"/>
-              <w:bottom w:type="dxa" w:w="90"/>
-              <w:right w:type="dxa" w:w="130"/>
-            </w:tcMar>
-            <w:vAlign w:val="center"/>
-          </w:tcPr>
-          <w:p>
-            <w:pPr>
-              <w:spacing w:after="0" w:line="240"/>
-            </w:pPr>
-            <w:r>
-              <w:rPr>
-                <w:rFonts w:ascii="Calibri" w:cs="Calibri" w:eastAsia="Calibri" w:hAnsi="Calibri"/>
-                <w:b w:val="false"/>
-                <w:bCs w:val="false"/>
-                <w:i w:val="false"/>
-                <w:iCs w:val="false"/>
-                <w:color w:val="221E1F"/>
-                <w:sz w:val="20"/>
-                <w:szCs w:val="20"/>
-              </w:rPr>
-              <w:t xml:space="preserve">Delivery dispatch</w:t>
-            </w:r>
-          </w:p>
-        </w:tc>
-        <w:tc>
-          <w:tcPr>
-            <w:tcW w:type="dxa" w:w="1606"/>
-            <w:tcBorders>
-              <w:top w:val="single" w:color="D6CFC6" w:sz="4"/>
-              <w:left w:val="single" w:color="D6CFC6" w:sz="4"/>
-              <w:bottom w:val="single" w:color="D6CFC6" w:sz="4"/>
-              <w:right w:val="single" w:color="D6CFC6" w:sz="4"/>
-            </w:tcBorders>
-            <w:tcMar>
-              <w:top w:type="dxa" w:w="90"/>
-              <w:left w:type="dxa" w:w="130"/>
-              <w:bottom w:type="dxa" w:w="90"/>
-              <w:right w:type="dxa" w:w="130"/>
-            </w:tcMar>
-            <w:vAlign w:val="center"/>
-          </w:tcPr>
-          <w:p>
-            <w:pPr>
-              <w:spacing w:after="0" w:line="240"/>
-            </w:pPr>
-            <w:r>
-              <w:rPr>
-                <w:rFonts w:ascii="Calibri" w:cs="Calibri" w:eastAsia="Calibri" w:hAnsi="Calibri"/>
-                <w:b w:val="false"/>
-                <w:bCs w:val="false"/>
-                <w:i w:val="false"/>
-                <w:iCs w:val="false"/>
-                <w:color w:val="221E1F"/>
-                <w:sz w:val="20"/>
-                <w:szCs w:val="20"/>
-              </w:rPr>
-              <w:t xml:space="preserve">Seam ready, unconnected</w:t>
-            </w:r>
-          </w:p>
-        </w:tc>
-        <w:tc>
-          <w:tcPr>
-            <w:tcW w:type="dxa" w:w="4819"/>
-            <w:tcBorders>
-              <w:top w:val="single" w:color="D6CFC6" w:sz="4"/>
-              <w:left w:val="single" w:color="D6CFC6" w:sz="4"/>
-              <w:bottom w:val="single" w:color="D6CFC6" w:sz="4"/>
-              <w:right w:val="single" w:color="D6CFC6" w:sz="4"/>
-            </w:tcBorders>
-            <w:tcMar>
-              <w:top w:type="dxa" w:w="90"/>
-              <w:left w:type="dxa" w:w="130"/>
-              <w:bottom w:type="dxa" w:w="90"/>
-              <w:right w:type="dxa" w:w="130"/>
-            </w:tcMar>
-            <w:vAlign w:val="center"/>
-          </w:tcPr>
-          <w:p>
-            <w:pPr>
-              <w:spacing w:after="0" w:line="240"/>
-            </w:pPr>
-            <w:r>
-              <w:rPr>
-                <w:rFonts w:ascii="Calibri" w:cs="Calibri" w:eastAsia="Calibri" w:hAnsi="Calibri"/>
-                <w:b w:val="false"/>
-                <w:bCs w:val="false"/>
-                <w:i w:val="false"/>
-                <w:iCs w:val="false"/>
-                <w:color w:val="221E1F"/>
-                <w:sz w:val="20"/>
-                <w:szCs w:val="20"/>
-              </w:rPr>
-              <w:t xml:space="preserve">The abstraction and the mock provider exist; onboarding with a real provider does not.</w:t>
+            <w:tcW w:type="dxa" w:w="2410"/>
+            <w:tcBorders>
+              <w:top w:val="single" w:color="D6CFC6" w:sz="4"/>
+              <w:left w:val="single" w:color="D6CFC6" w:sz="4"/>
+              <w:bottom w:val="single" w:color="D6CFC6" w:sz="4"/>
+              <w:right w:val="single" w:color="D6CFC6" w:sz="4"/>
+            </w:tcBorders>
+            <w:tcMar>
+              <w:top w:type="dxa" w:w="90"/>
+              <w:left w:type="dxa" w:w="130"/>
+              <w:bottom w:type="dxa" w:w="90"/>
+              <w:right w:type="dxa" w:w="130"/>
+            </w:tcMar>
+            <w:vAlign w:val="center"/>
+          </w:tcPr>
+          <w:p>
+            <w:pPr>
+              <w:spacing w:after="0" w:line="240"/>
+            </w:pPr>
+            <w:r>
+              <w:rPr>
+                <w:rFonts w:ascii="Calibri" w:cs="Calibri" w:eastAsia="Calibri" w:hAnsi="Calibri"/>
+                <w:b w:val="false"/>
+                <w:bCs w:val="false"/>
+                <w:i w:val="false"/>
+                <w:iCs w:val="false"/>
+                <w:color w:val="221E1F"/>
+                <w:sz w:val="20"/>
+                <w:szCs w:val="20"/>
+              </w:rPr>
+              <w:t xml:space="preserve">Courier</w:t>
+            </w:r>
+          </w:p>
+        </w:tc>
+        <w:tc>
+          <w:tcPr>
+            <w:tcW w:type="dxa" w:w="2088"/>
+            <w:tcBorders>
+              <w:top w:val="single" w:color="D6CFC6" w:sz="4"/>
+              <w:left w:val="single" w:color="D6CFC6" w:sz="4"/>
+              <w:bottom w:val="single" w:color="D6CFC6" w:sz="4"/>
+              <w:right w:val="single" w:color="D6CFC6" w:sz="4"/>
+            </w:tcBorders>
+            <w:tcMar>
+              <w:top w:type="dxa" w:w="90"/>
+              <w:left w:type="dxa" w:w="130"/>
+              <w:bottom w:type="dxa" w:w="90"/>
+              <w:right w:type="dxa" w:w="130"/>
+            </w:tcMar>
+            <w:vAlign w:val="center"/>
+          </w:tcPr>
+          <w:p>
+            <w:pPr>
+              <w:spacing w:after="0" w:line="240"/>
+            </w:pPr>
+            <w:r>
+              <w:rPr>
+                <w:rFonts w:ascii="Calibri" w:cs="Calibri" w:eastAsia="Calibri" w:hAnsi="Calibri"/>
+                <w:b w:val="false"/>
+                <w:bCs w:val="false"/>
+                <w:i w:val="false"/>
+                <w:iCs w:val="false"/>
+                <w:color w:val="221E1F"/>
+                <w:sz w:val="20"/>
+                <w:szCs w:val="20"/>
+              </w:rPr>
+              <w:t xml:space="preserve">Seam built, degrades</w:t>
+            </w:r>
+          </w:p>
+        </w:tc>
+        <w:tc>
+          <w:tcPr>
+            <w:tcW w:type="dxa" w:w="5140"/>
+            <w:tcBorders>
+              <w:top w:val="single" w:color="D6CFC6" w:sz="4"/>
+              <w:left w:val="single" w:color="D6CFC6" w:sz="4"/>
+              <w:bottom w:val="single" w:color="D6CFC6" w:sz="4"/>
+              <w:right w:val="single" w:color="D6CFC6" w:sz="4"/>
+            </w:tcBorders>
+            <w:tcMar>
+              <w:top w:type="dxa" w:w="90"/>
+              <w:left w:type="dxa" w:w="130"/>
+              <w:bottom w:type="dxa" w:w="90"/>
+              <w:right w:type="dxa" w:w="130"/>
+            </w:tcMar>
+            <w:vAlign w:val="center"/>
+          </w:tcPr>
+          <w:p>
+            <w:pPr>
+              <w:spacing w:after="0" w:line="240"/>
+            </w:pPr>
+            <w:r>
+              <w:rPr>
+                <w:rFonts w:ascii="Calibri" w:cs="Calibri" w:eastAsia="Calibri" w:hAnsi="Calibri"/>
+                <w:b w:val="false"/>
+                <w:bCs w:val="false"/>
+                <w:i w:val="false"/>
+                <w:iCs w:val="false"/>
+                <w:color w:val="221E1F"/>
+                <w:sz w:val="20"/>
+                <w:szCs w:val="20"/>
+              </w:rPr>
+              <w:t xml:space="preserve">Adapter interface, dispatch requested for delivery orders only, tracking hook. Waiting on provider onboarding.</w:t>
             </w:r>
           </w:p>
         </w:tc>
@@ -4547,7 +4547,7 @@
       <w:tr>
         <w:tc>
           <w:tcPr>
-            <w:tcW w:type="dxa" w:w="3213"/>
+            <w:tcW w:type="dxa" w:w="2410"/>
             <w:tcBorders>
               <w:top w:val="single" w:color="D6CFC6" w:sz="4"/>
               <w:left w:val="single" w:color="D6CFC6" w:sz="4"/>
@@ -4578,13 +4578,13 @@
                 <w:sz w:val="20"/>
                 <w:szCs w:val="20"/>
               </w:rPr>
-              <w:t xml:space="preserve">Customer accounts</w:t>
-            </w:r>
-          </w:p>
-        </w:tc>
-        <w:tc>
-          <w:tcPr>
-            <w:tcW w:type="dxa" w:w="1606"/>
+              <w:t xml:space="preserve">Messaging</w:t>
+            </w:r>
+          </w:p>
+        </w:tc>
+        <w:tc>
+          <w:tcPr>
+            <w:tcW w:type="dxa" w:w="2088"/>
             <w:tcBorders>
               <w:top w:val="single" w:color="D6CFC6" w:sz="4"/>
               <w:left w:val="single" w:color="D6CFC6" w:sz="4"/>
@@ -4615,13 +4615,13 @@
                 <w:sz w:val="20"/>
                 <w:szCs w:val="20"/>
               </w:rPr>
-              <w:t xml:space="preserve">Not started</w:t>
-            </w:r>
-          </w:p>
-        </w:tc>
-        <w:tc>
-          <w:tcPr>
-            <w:tcW w:type="dxa" w:w="4819"/>
+              <w:t xml:space="preserve">Seam built, logs</w:t>
+            </w:r>
+          </w:p>
+        </w:tc>
+        <w:tc>
+          <w:tcPr>
+            <w:tcW w:type="dxa" w:w="5140"/>
             <w:tcBorders>
               <w:top w:val="single" w:color="D6CFC6" w:sz="4"/>
               <w:left w:val="single" w:color="D6CFC6" w:sz="4"/>
@@ -4652,7 +4652,7 @@
                 <w:sz w:val="20"/>
                 <w:szCs w:val="20"/>
               </w:rPr>
-              <w:t xml:space="preserve">A decision on identity, and a database to hold it.</w:t>
+              <w:t xml:space="preserve">Templates, a deliver-once ledger, a transport that records rather than sends. Waiting on a provider and sender identities.</w:t>
             </w:r>
           </w:p>
         </w:tc>
@@ -4660,109 +4660,109 @@
       <w:tr>
         <w:tc>
           <w:tcPr>
-            <w:tcW w:type="dxa" w:w="3213"/>
-            <w:tcBorders>
-              <w:top w:val="single" w:color="D6CFC6" w:sz="4"/>
-              <w:left w:val="single" w:color="D6CFC6" w:sz="4"/>
-              <w:bottom w:val="single" w:color="D6CFC6" w:sz="4"/>
-              <w:right w:val="single" w:color="D6CFC6" w:sz="4"/>
-            </w:tcBorders>
-            <w:tcMar>
-              <w:top w:type="dxa" w:w="90"/>
-              <w:left w:type="dxa" w:w="130"/>
-              <w:bottom w:type="dxa" w:w="90"/>
-              <w:right w:type="dxa" w:w="130"/>
-            </w:tcMar>
-            <w:vAlign w:val="center"/>
-          </w:tcPr>
-          <w:p>
-            <w:pPr>
-              <w:spacing w:after="0" w:line="240"/>
-            </w:pPr>
-            <w:r>
-              <w:rPr>
-                <w:rFonts w:ascii="Calibri" w:cs="Calibri" w:eastAsia="Calibri" w:hAnsi="Calibri"/>
-                <w:b w:val="false"/>
-                <w:bCs w:val="false"/>
-                <w:i w:val="false"/>
-                <w:iCs w:val="false"/>
-                <w:color w:val="221E1F"/>
-                <w:sz w:val="20"/>
-                <w:szCs w:val="20"/>
-              </w:rPr>
-              <w:t xml:space="preserve">Database</w:t>
-            </w:r>
-          </w:p>
-        </w:tc>
-        <w:tc>
-          <w:tcPr>
-            <w:tcW w:type="dxa" w:w="1606"/>
-            <w:tcBorders>
-              <w:top w:val="single" w:color="D6CFC6" w:sz="4"/>
-              <w:left w:val="single" w:color="D6CFC6" w:sz="4"/>
-              <w:bottom w:val="single" w:color="D6CFC6" w:sz="4"/>
-              <w:right w:val="single" w:color="D6CFC6" w:sz="4"/>
-            </w:tcBorders>
-            <w:tcMar>
-              <w:top w:type="dxa" w:w="90"/>
-              <w:left w:type="dxa" w:w="130"/>
-              <w:bottom w:type="dxa" w:w="90"/>
-              <w:right w:type="dxa" w:w="130"/>
-            </w:tcMar>
-            <w:vAlign w:val="center"/>
-          </w:tcPr>
-          <w:p>
-            <w:pPr>
-              <w:spacing w:after="0" w:line="240"/>
-            </w:pPr>
-            <w:r>
-              <w:rPr>
-                <w:rFonts w:ascii="Calibri" w:cs="Calibri" w:eastAsia="Calibri" w:hAnsi="Calibri"/>
-                <w:b w:val="false"/>
-                <w:bCs w:val="false"/>
-                <w:i w:val="false"/>
-                <w:iCs w:val="false"/>
-                <w:color w:val="221E1F"/>
-                <w:sz w:val="20"/>
-                <w:szCs w:val="20"/>
-              </w:rPr>
-              <w:t xml:space="preserve">Stopgap in place</w:t>
-            </w:r>
-          </w:p>
-        </w:tc>
-        <w:tc>
-          <w:tcPr>
-            <w:tcW w:type="dxa" w:w="4819"/>
-            <w:tcBorders>
-              <w:top w:val="single" w:color="D6CFC6" w:sz="4"/>
-              <w:left w:val="single" w:color="D6CFC6" w:sz="4"/>
-              <w:bottom w:val="single" w:color="D6CFC6" w:sz="4"/>
-              <w:right w:val="single" w:color="D6CFC6" w:sz="4"/>
-            </w:tcBorders>
-            <w:tcMar>
-              <w:top w:type="dxa" w:w="90"/>
-              <w:left w:type="dxa" w:w="130"/>
-              <w:bottom w:type="dxa" w:w="90"/>
-              <w:right w:type="dxa" w:w="130"/>
-            </w:tcMar>
-            <w:vAlign w:val="center"/>
-          </w:tcPr>
-          <w:p>
-            <w:pPr>
-              <w:spacing w:after="0" w:line="240"/>
-            </w:pPr>
-            <w:r>
-              <w:rPr>
-                <w:rFonts w:ascii="Calibri" w:cs="Calibri" w:eastAsia="Calibri" w:hAnsi="Calibri"/>
-                <w:b w:val="false"/>
-                <w:bCs w:val="false"/>
-                <w:i w:val="false"/>
-                <w:iCs w:val="false"/>
-                <w:color w:val="221E1F"/>
-                <w:sz w:val="20"/>
-                <w:szCs w:val="20"/>
-              </w:rPr>
-              <w:t xml:space="preserve">Orders and console writes live in a JSON file so several worker processes agree. Two operators writing in the same instant can still lose an edit. It is a stand-in for Postgres.</w:t>
+            <w:tcW w:type="dxa" w:w="2410"/>
+            <w:tcBorders>
+              <w:top w:val="single" w:color="D6CFC6" w:sz="4"/>
+              <w:left w:val="single" w:color="D6CFC6" w:sz="4"/>
+              <w:bottom w:val="single" w:color="D6CFC6" w:sz="4"/>
+              <w:right w:val="single" w:color="D6CFC6" w:sz="4"/>
+            </w:tcBorders>
+            <w:tcMar>
+              <w:top w:type="dxa" w:w="90"/>
+              <w:left w:type="dxa" w:w="130"/>
+              <w:bottom w:type="dxa" w:w="90"/>
+              <w:right w:type="dxa" w:w="130"/>
+            </w:tcMar>
+            <w:vAlign w:val="center"/>
+          </w:tcPr>
+          <w:p>
+            <w:pPr>
+              <w:spacing w:after="0" w:line="240"/>
+            </w:pPr>
+            <w:r>
+              <w:rPr>
+                <w:rFonts w:ascii="Calibri" w:cs="Calibri" w:eastAsia="Calibri" w:hAnsi="Calibri"/>
+                <w:b w:val="false"/>
+                <w:bCs w:val="false"/>
+                <w:i w:val="false"/>
+                <w:iCs w:val="false"/>
+                <w:color w:val="221E1F"/>
+                <w:sz w:val="20"/>
+                <w:szCs w:val="20"/>
+              </w:rPr>
+              <w:t xml:space="preserve">Customer accounts</w:t>
+            </w:r>
+          </w:p>
+        </w:tc>
+        <w:tc>
+          <w:tcPr>
+            <w:tcW w:type="dxa" w:w="2088"/>
+            <w:tcBorders>
+              <w:top w:val="single" w:color="D6CFC6" w:sz="4"/>
+              <w:left w:val="single" w:color="D6CFC6" w:sz="4"/>
+              <w:bottom w:val="single" w:color="D6CFC6" w:sz="4"/>
+              <w:right w:val="single" w:color="D6CFC6" w:sz="4"/>
+            </w:tcBorders>
+            <w:tcMar>
+              <w:top w:type="dxa" w:w="90"/>
+              <w:left w:type="dxa" w:w="130"/>
+              <w:bottom w:type="dxa" w:w="90"/>
+              <w:right w:type="dxa" w:w="130"/>
+            </w:tcMar>
+            <w:vAlign w:val="center"/>
+          </w:tcPr>
+          <w:p>
+            <w:pPr>
+              <w:spacing w:after="0" w:line="240"/>
+            </w:pPr>
+            <w:r>
+              <w:rPr>
+                <w:rFonts w:ascii="Calibri" w:cs="Calibri" w:eastAsia="Calibri" w:hAnsi="Calibri"/>
+                <w:b w:val="false"/>
+                <w:bCs w:val="false"/>
+                <w:i w:val="false"/>
+                <w:iCs w:val="false"/>
+                <w:color w:val="221E1F"/>
+                <w:sz w:val="20"/>
+                <w:szCs w:val="20"/>
+              </w:rPr>
+              <w:t xml:space="preserve">Built</w:t>
+            </w:r>
+          </w:p>
+        </w:tc>
+        <w:tc>
+          <w:tcPr>
+            <w:tcW w:type="dxa" w:w="5140"/>
+            <w:tcBorders>
+              <w:top w:val="single" w:color="D6CFC6" w:sz="4"/>
+              <w:left w:val="single" w:color="D6CFC6" w:sz="4"/>
+              <w:bottom w:val="single" w:color="D6CFC6" w:sz="4"/>
+              <w:right w:val="single" w:color="D6CFC6" w:sz="4"/>
+            </w:tcBorders>
+            <w:tcMar>
+              <w:top w:type="dxa" w:w="90"/>
+              <w:left w:type="dxa" w:w="130"/>
+              <w:bottom w:type="dxa" w:w="90"/>
+              <w:right w:type="dxa" w:w="130"/>
+            </w:tcMar>
+            <w:vAlign w:val="center"/>
+          </w:tcPr>
+          <w:p>
+            <w:pPr>
+              <w:spacing w:after="0" w:line="240"/>
+            </w:pPr>
+            <w:r>
+              <w:rPr>
+                <w:rFonts w:ascii="Calibri" w:cs="Calibri" w:eastAsia="Calibri" w:hAnsi="Calibri"/>
+                <w:b w:val="false"/>
+                <w:bCs w:val="false"/>
+                <w:i w:val="false"/>
+                <w:iCs w:val="false"/>
+                <w:color w:val="221E1F"/>
+                <w:sz w:val="20"/>
+                <w:szCs w:val="20"/>
+              </w:rPr>
+              <w:t xml:space="preserve">scrypt passwords, signed sessions, saved addresses, order history scoped to the session. Password reset waits on the messaging provider.</w:t>
             </w:r>
           </w:p>
         </w:tc>
@@ -4770,7 +4770,7 @@
       <w:tr>
         <w:tc>
           <w:tcPr>
-            <w:tcW w:type="dxa" w:w="3213"/>
+            <w:tcW w:type="dxa" w:w="2410"/>
             <w:tcBorders>
               <w:top w:val="single" w:color="D6CFC6" w:sz="4"/>
               <w:left w:val="single" w:color="D6CFC6" w:sz="4"/>
@@ -4801,13 +4801,13 @@
                 <w:sz w:val="20"/>
                 <w:szCs w:val="20"/>
               </w:rPr>
-              <w:t xml:space="preserve">Notifications</w:t>
-            </w:r>
-          </w:p>
-        </w:tc>
-        <w:tc>
-          <w:tcPr>
-            <w:tcW w:type="dxa" w:w="1606"/>
+              <w:t xml:space="preserve">Privacy and POPIA</w:t>
+            </w:r>
+          </w:p>
+        </w:tc>
+        <w:tc>
+          <w:tcPr>
+            <w:tcW w:type="dxa" w:w="2088"/>
             <w:tcBorders>
               <w:top w:val="single" w:color="D6CFC6" w:sz="4"/>
               <w:left w:val="single" w:color="D6CFC6" w:sz="4"/>
@@ -4838,13 +4838,13 @@
                 <w:sz w:val="20"/>
                 <w:szCs w:val="20"/>
               </w:rPr>
-              <w:t xml:space="preserve">Not started</w:t>
-            </w:r>
-          </w:p>
-        </w:tc>
-        <w:tc>
-          <w:tcPr>
-            <w:tcW w:type="dxa" w:w="4819"/>
+              <w:t xml:space="preserve">Endpoints built</w:t>
+            </w:r>
+          </w:p>
+        </w:tc>
+        <w:tc>
+          <w:tcPr>
+            <w:tcW w:type="dxa" w:w="5140"/>
             <w:tcBorders>
               <w:top w:val="single" w:color="D6CFC6" w:sz="4"/>
               <w:left w:val="single" w:color="D6CFC6" w:sz="4"/>
@@ -4875,7 +4875,7 @@
                 <w:sz w:val="20"/>
                 <w:szCs w:val="20"/>
               </w:rPr>
-              <w:t xml:space="preserve">A messaging provider and sender identities.</w:t>
+              <w:t xml:space="preserve">Access and erasure work and are tested; erasure keeps the sale and unlinks the person. Waiting on a lawyer for the policy, the retention periods and an information officer.</w:t>
             </w:r>
           </w:p>
         </w:tc>
@@ -4883,109 +4883,109 @@
       <w:tr>
         <w:tc>
           <w:tcPr>
-            <w:tcW w:type="dxa" w:w="3213"/>
-            <w:tcBorders>
-              <w:top w:val="single" w:color="D6CFC6" w:sz="4"/>
-              <w:left w:val="single" w:color="D6CFC6" w:sz="4"/>
-              <w:bottom w:val="single" w:color="D6CFC6" w:sz="4"/>
-              <w:right w:val="single" w:color="D6CFC6" w:sz="4"/>
-            </w:tcBorders>
-            <w:tcMar>
-              <w:top w:type="dxa" w:w="90"/>
-              <w:left w:type="dxa" w:w="130"/>
-              <w:bottom w:type="dxa" w:w="90"/>
-              <w:right w:type="dxa" w:w="130"/>
-            </w:tcMar>
-            <w:vAlign w:val="center"/>
-          </w:tcPr>
-          <w:p>
-            <w:pPr>
-              <w:spacing w:after="0" w:line="240"/>
-            </w:pPr>
-            <w:r>
-              <w:rPr>
-                <w:rFonts w:ascii="Calibri" w:cs="Calibri" w:eastAsia="Calibri" w:hAnsi="Calibri"/>
-                <w:b w:val="false"/>
-                <w:bCs w:val="false"/>
-                <w:i w:val="false"/>
-                <w:iCs w:val="false"/>
-                <w:color w:val="221E1F"/>
-                <w:sz w:val="20"/>
-                <w:szCs w:val="20"/>
-              </w:rPr>
-              <w:t xml:space="preserve">Privacy and POPIA</w:t>
-            </w:r>
-          </w:p>
-        </w:tc>
-        <w:tc>
-          <w:tcPr>
-            <w:tcW w:type="dxa" w:w="1606"/>
-            <w:tcBorders>
-              <w:top w:val="single" w:color="D6CFC6" w:sz="4"/>
-              <w:left w:val="single" w:color="D6CFC6" w:sz="4"/>
-              <w:bottom w:val="single" w:color="D6CFC6" w:sz="4"/>
-              <w:right w:val="single" w:color="D6CFC6" w:sz="4"/>
-            </w:tcBorders>
-            <w:tcMar>
-              <w:top w:type="dxa" w:w="90"/>
-              <w:left w:type="dxa" w:w="130"/>
-              <w:bottom w:type="dxa" w:w="90"/>
-              <w:right w:type="dxa" w:w="130"/>
-            </w:tcMar>
-            <w:vAlign w:val="center"/>
-          </w:tcPr>
-          <w:p>
-            <w:pPr>
-              <w:spacing w:after="0" w:line="240"/>
-            </w:pPr>
-            <w:r>
-              <w:rPr>
-                <w:rFonts w:ascii="Calibri" w:cs="Calibri" w:eastAsia="Calibri" w:hAnsi="Calibri"/>
-                <w:b w:val="false"/>
-                <w:bCs w:val="false"/>
-                <w:i w:val="false"/>
-                <w:iCs w:val="false"/>
-                <w:color w:val="221E1F"/>
-                <w:sz w:val="20"/>
-                <w:szCs w:val="20"/>
-              </w:rPr>
-              <w:t xml:space="preserve">Not started</w:t>
-            </w:r>
-          </w:p>
-        </w:tc>
-        <w:tc>
-          <w:tcPr>
-            <w:tcW w:type="dxa" w:w="4819"/>
-            <w:tcBorders>
-              <w:top w:val="single" w:color="D6CFC6" w:sz="4"/>
-              <w:left w:val="single" w:color="D6CFC6" w:sz="4"/>
-              <w:bottom w:val="single" w:color="D6CFC6" w:sz="4"/>
-              <w:right w:val="single" w:color="D6CFC6" w:sz="4"/>
-            </w:tcBorders>
-            <w:tcMar>
-              <w:top w:type="dxa" w:w="90"/>
-              <w:left w:type="dxa" w:w="130"/>
-              <w:bottom w:type="dxa" w:w="90"/>
-              <w:right w:type="dxa" w:w="130"/>
-            </w:tcMar>
-            <w:vAlign w:val="center"/>
-          </w:tcPr>
-          <w:p>
-            <w:pPr>
-              <w:spacing w:after="0" w:line="240"/>
-            </w:pPr>
-            <w:r>
-              <w:rPr>
-                <w:rFonts w:ascii="Calibri" w:cs="Calibri" w:eastAsia="Calibri" w:hAnsi="Calibri"/>
-                <w:b w:val="false"/>
-                <w:bCs w:val="false"/>
-                <w:i w:val="false"/>
-                <w:iCs w:val="false"/>
-                <w:color w:val="221E1F"/>
-                <w:sz w:val="20"/>
-                <w:szCs w:val="20"/>
-              </w:rPr>
-              <w:t xml:space="preserve">Legal review and a data-processing position.</w:t>
+            <w:tcW w:type="dxa" w:w="2410"/>
+            <w:tcBorders>
+              <w:top w:val="single" w:color="D6CFC6" w:sz="4"/>
+              <w:left w:val="single" w:color="D6CFC6" w:sz="4"/>
+              <w:bottom w:val="single" w:color="D6CFC6" w:sz="4"/>
+              <w:right w:val="single" w:color="D6CFC6" w:sz="4"/>
+            </w:tcBorders>
+            <w:tcMar>
+              <w:top w:type="dxa" w:w="90"/>
+              <w:left w:type="dxa" w:w="130"/>
+              <w:bottom w:type="dxa" w:w="90"/>
+              <w:right w:type="dxa" w:w="130"/>
+            </w:tcMar>
+            <w:vAlign w:val="center"/>
+          </w:tcPr>
+          <w:p>
+            <w:pPr>
+              <w:spacing w:after="0" w:line="240"/>
+            </w:pPr>
+            <w:r>
+              <w:rPr>
+                <w:rFonts w:ascii="Calibri" w:cs="Calibri" w:eastAsia="Calibri" w:hAnsi="Calibri"/>
+                <w:b w:val="false"/>
+                <w:bCs w:val="false"/>
+                <w:i w:val="false"/>
+                <w:iCs w:val="false"/>
+                <w:color w:val="221E1F"/>
+                <w:sz w:val="20"/>
+                <w:szCs w:val="20"/>
+              </w:rPr>
+              <w:t xml:space="preserve">Monitoring</w:t>
+            </w:r>
+          </w:p>
+        </w:tc>
+        <w:tc>
+          <w:tcPr>
+            <w:tcW w:type="dxa" w:w="2088"/>
+            <w:tcBorders>
+              <w:top w:val="single" w:color="D6CFC6" w:sz="4"/>
+              <w:left w:val="single" w:color="D6CFC6" w:sz="4"/>
+              <w:bottom w:val="single" w:color="D6CFC6" w:sz="4"/>
+              <w:right w:val="single" w:color="D6CFC6" w:sz="4"/>
+            </w:tcBorders>
+            <w:tcMar>
+              <w:top w:type="dxa" w:w="90"/>
+              <w:left w:type="dxa" w:w="130"/>
+              <w:bottom w:type="dxa" w:w="90"/>
+              <w:right w:type="dxa" w:w="130"/>
+            </w:tcMar>
+            <w:vAlign w:val="center"/>
+          </w:tcPr>
+          <w:p>
+            <w:pPr>
+              <w:spacing w:after="0" w:line="240"/>
+            </w:pPr>
+            <w:r>
+              <w:rPr>
+                <w:rFonts w:ascii="Calibri" w:cs="Calibri" w:eastAsia="Calibri" w:hAnsi="Calibri"/>
+                <w:b w:val="false"/>
+                <w:bCs w:val="false"/>
+                <w:i w:val="false"/>
+                <w:iCs w:val="false"/>
+                <w:color w:val="221E1F"/>
+                <w:sz w:val="20"/>
+                <w:szCs w:val="20"/>
+              </w:rPr>
+              <w:t xml:space="preserve">Health endpoint built</w:t>
+            </w:r>
+          </w:p>
+        </w:tc>
+        <w:tc>
+          <w:tcPr>
+            <w:tcW w:type="dxa" w:w="5140"/>
+            <w:tcBorders>
+              <w:top w:val="single" w:color="D6CFC6" w:sz="4"/>
+              <w:left w:val="single" w:color="D6CFC6" w:sz="4"/>
+              <w:bottom w:val="single" w:color="D6CFC6" w:sz="4"/>
+              <w:right w:val="single" w:color="D6CFC6" w:sz="4"/>
+            </w:tcBorders>
+            <w:tcMar>
+              <w:top w:type="dxa" w:w="90"/>
+              <w:left w:type="dxa" w:w="130"/>
+              <w:bottom w:type="dxa" w:w="90"/>
+              <w:right w:type="dxa" w:w="130"/>
+            </w:tcMar>
+            <w:vAlign w:val="center"/>
+          </w:tcPr>
+          <w:p>
+            <w:pPr>
+              <w:spacing w:after="0" w:line="240"/>
+            </w:pPr>
+            <w:r>
+              <w:rPr>
+                <w:rFonts w:ascii="Calibri" w:cs="Calibri" w:eastAsia="Calibri" w:hAnsi="Calibri"/>
+                <w:b w:val="false"/>
+                <w:bCs w:val="false"/>
+                <w:i w:val="false"/>
+                <w:iCs w:val="false"/>
+                <w:color w:val="221E1F"/>
+                <w:sz w:val="20"/>
+                <w:szCs w:val="20"/>
+              </w:rPr>
+              <w:t xml:space="preserve">Liveness and configuration reported separately. Waiting on a production environment to point error tracking at.</w:t>
             </w:r>
           </w:p>
         </w:tc>
@@ -4993,7 +4993,7 @@
       <w:tr>
         <w:tc>
           <w:tcPr>
-            <w:tcW w:type="dxa" w:w="3213"/>
+            <w:tcW w:type="dxa" w:w="2410"/>
             <w:tcBorders>
               <w:top w:val="single" w:color="D6CFC6" w:sz="4"/>
               <w:left w:val="single" w:color="D6CFC6" w:sz="4"/>
@@ -5024,13 +5024,13 @@
                 <w:sz w:val="20"/>
                 <w:szCs w:val="20"/>
               </w:rPr>
-              <w:t xml:space="preserve">Monitoring and rollback</w:t>
-            </w:r>
-          </w:p>
-        </w:tc>
-        <w:tc>
-          <w:tcPr>
-            <w:tcW w:type="dxa" w:w="1606"/>
+              <w:t xml:space="preserve">Database</w:t>
+            </w:r>
+          </w:p>
+        </w:tc>
+        <w:tc>
+          <w:tcPr>
+            <w:tcW w:type="dxa" w:w="2088"/>
             <w:tcBorders>
               <w:top w:val="single" w:color="D6CFC6" w:sz="4"/>
               <w:left w:val="single" w:color="D6CFC6" w:sz="4"/>
@@ -5061,13 +5061,13 @@
                 <w:sz w:val="20"/>
                 <w:szCs w:val="20"/>
               </w:rPr>
-              <w:t xml:space="preserve">Not started</w:t>
-            </w:r>
-          </w:p>
-        </w:tc>
-        <w:tc>
-          <w:tcPr>
-            <w:tcW w:type="dxa" w:w="4819"/>
+              <w:t xml:space="preserve">Stopgap in place</w:t>
+            </w:r>
+          </w:p>
+        </w:tc>
+        <w:tc>
+          <w:tcPr>
+            <w:tcW w:type="dxa" w:w="5140"/>
             <w:tcBorders>
               <w:top w:val="single" w:color="D6CFC6" w:sz="4"/>
               <w:left w:val="single" w:color="D6CFC6" w:sz="4"/>
@@ -5098,7 +5098,7 @@
                 <w:sz w:val="20"/>
                 <w:szCs w:val="20"/>
               </w:rPr>
-              <w:t xml:space="preserve">A production environment to monitor.</w:t>
+              <w:t xml:space="preserve">Orders, accounts and console writes live in a JSON file so several worker processes agree. Two operators writing in the same instant can still lose an edit. It is a stand-in for Postgres.</w:t>
             </w:r>
           </w:p>
         </w:tc>
@@ -7201,7 +7201,6 @@
               <w:bottom w:val="single" w:color="D6CFC6" w:sz="4"/>
               <w:right w:val="single" w:color="D6CFC6" w:sz="4"/>
             </w:tcBorders>
-            <w:shd w:fill="FCE8EB" w:color="auto" w:val="clear"/>
             <w:tcMar>
               <w:top w:type="dxa" w:w="90"/>
               <w:left w:type="dxa" w:w="130"/>
@@ -7214,6 +7213,42 @@
             <w:pPr>
               <w:spacing w:after="0" w:line="240"/>
               <w:jc w:val="center"/>
+            </w:pPr>
+            <w:r>
+              <w:rPr>
+                <w:rFonts w:ascii="Calibri" w:cs="Calibri" w:eastAsia="Calibri" w:hAnsi="Calibri"/>
+                <w:b w:val="false"/>
+                <w:bCs w:val="false"/>
+                <w:i w:val="false"/>
+                <w:iCs w:val="false"/>
+                <w:color w:val="221E1F"/>
+                <w:sz w:val="20"/>
+                <w:szCs w:val="20"/>
+              </w:rPr>
+              <w:t xml:space="preserve">13</w:t>
+            </w:r>
+          </w:p>
+        </w:tc>
+        <w:tc>
+          <w:tcPr>
+            <w:tcW w:type="dxa" w:w="3084"/>
+            <w:tcBorders>
+              <w:top w:val="single" w:color="D6CFC6" w:sz="4"/>
+              <w:left w:val="single" w:color="D6CFC6" w:sz="4"/>
+              <w:bottom w:val="single" w:color="D6CFC6" w:sz="4"/>
+              <w:right w:val="single" w:color="D6CFC6" w:sz="4"/>
+            </w:tcBorders>
+            <w:tcMar>
+              <w:top w:type="dxa" w:w="90"/>
+              <w:left w:type="dxa" w:w="130"/>
+              <w:bottom w:type="dxa" w:w="90"/>
+              <w:right w:type="dxa" w:w="130"/>
+            </w:tcMar>
+            <w:vAlign w:val="center"/>
+          </w:tcPr>
+          <w:p>
+            <w:pPr>
+              <w:spacing w:after="0" w:line="240"/>
             </w:pPr>
             <w:r>
               <w:rPr>
@@ -7226,7 +7261,120 @@
                 <w:sz w:val="20"/>
                 <w:szCs w:val="20"/>
               </w:rPr>
-              <w:t xml:space="preserve"/>
+              <w:t xml:space="preserve">Payment seam</w:t>
+            </w:r>
+          </w:p>
+        </w:tc>
+        <w:tc>
+          <w:tcPr>
+            <w:tcW w:type="dxa" w:w="5108"/>
+            <w:tcBorders>
+              <w:top w:val="single" w:color="D6CFC6" w:sz="4"/>
+              <w:left w:val="single" w:color="D6CFC6" w:sz="4"/>
+              <w:bottom w:val="single" w:color="D6CFC6" w:sz="4"/>
+              <w:right w:val="single" w:color="D6CFC6" w:sz="4"/>
+            </w:tcBorders>
+            <w:tcMar>
+              <w:top w:type="dxa" w:w="90"/>
+              <w:left w:type="dxa" w:w="130"/>
+              <w:bottom w:type="dxa" w:w="90"/>
+              <w:right w:type="dxa" w:w="130"/>
+            </w:tcMar>
+            <w:vAlign w:val="center"/>
+          </w:tcPr>
+          <w:p>
+            <w:pPr>
+              <w:spacing w:after="0" w:line="240"/>
+            </w:pPr>
+            <w:r>
+              <w:rPr>
+                <w:rFonts w:ascii="Calibri" w:cs="Calibri" w:eastAsia="Calibri" w:hAnsi="Calibri"/>
+                <w:b w:val="false"/>
+                <w:bCs w:val="false"/>
+                <w:i w:val="false"/>
+                <w:iCs w:val="false"/>
+                <w:color w:val="221E1F"/>
+                <w:sz w:val="20"/>
+                <w:szCs w:val="20"/>
+              </w:rPr>
+              <w:t xml:space="preserve">Provider-agnostic adapter, HMAC callback verification before parsing, idempotent settlement on the provider event id, sandbox provider; still 501 with no merchant account</w:t>
+            </w:r>
+          </w:p>
+        </w:tc>
+        <w:tc>
+          <w:tcPr>
+            <w:tcW w:type="dxa" w:w="964"/>
+            <w:tcBorders>
+              <w:top w:val="single" w:color="D6CFC6" w:sz="4"/>
+              <w:left w:val="single" w:color="D6CFC6" w:sz="4"/>
+              <w:bottom w:val="single" w:color="D6CFC6" w:sz="4"/>
+              <w:right w:val="single" w:color="D6CFC6" w:sz="4"/>
+            </w:tcBorders>
+            <w:tcMar>
+              <w:top w:type="dxa" w:w="90"/>
+              <w:left w:type="dxa" w:w="130"/>
+              <w:bottom w:type="dxa" w:w="90"/>
+              <w:right w:type="dxa" w:w="130"/>
+            </w:tcMar>
+            <w:vAlign w:val="center"/>
+          </w:tcPr>
+          <w:p>
+            <w:pPr>
+              <w:spacing w:after="0" w:line="240"/>
+              <w:jc w:val="right"/>
+            </w:pPr>
+            <w:r>
+              <w:rPr>
+                <w:rFonts w:ascii="Calibri" w:cs="Calibri" w:eastAsia="Calibri" w:hAnsi="Calibri"/>
+                <w:b w:val="false"/>
+                <w:bCs w:val="false"/>
+                <w:i w:val="false"/>
+                <w:iCs w:val="false"/>
+                <w:color w:val="221E1F"/>
+                <w:sz w:val="20"/>
+                <w:szCs w:val="20"/>
+              </w:rPr>
+              <w:t xml:space="preserve">8</w:t>
+            </w:r>
+          </w:p>
+        </w:tc>
+      </w:tr>
+      <w:tr>
+        <w:tc>
+          <w:tcPr>
+            <w:tcW w:type="dxa" w:w="482"/>
+            <w:tcBorders>
+              <w:top w:val="single" w:color="D6CFC6" w:sz="4"/>
+              <w:left w:val="single" w:color="D6CFC6" w:sz="4"/>
+              <w:bottom w:val="single" w:color="D6CFC6" w:sz="4"/>
+              <w:right w:val="single" w:color="D6CFC6" w:sz="4"/>
+            </w:tcBorders>
+            <w:shd w:fill="F7F5F2" w:color="auto" w:val="clear"/>
+            <w:tcMar>
+              <w:top w:type="dxa" w:w="90"/>
+              <w:left w:type="dxa" w:w="130"/>
+              <w:bottom w:type="dxa" w:w="90"/>
+              <w:right w:type="dxa" w:w="130"/>
+            </w:tcMar>
+            <w:vAlign w:val="center"/>
+          </w:tcPr>
+          <w:p>
+            <w:pPr>
+              <w:spacing w:after="0" w:line="240"/>
+              <w:jc w:val="center"/>
+            </w:pPr>
+            <w:r>
+              <w:rPr>
+                <w:rFonts w:ascii="Calibri" w:cs="Calibri" w:eastAsia="Calibri" w:hAnsi="Calibri"/>
+                <w:b w:val="false"/>
+                <w:bCs w:val="false"/>
+                <w:i w:val="false"/>
+                <w:iCs w:val="false"/>
+                <w:color w:val="221E1F"/>
+                <w:sz w:val="20"/>
+                <w:szCs w:val="20"/>
+              </w:rPr>
+              <w:t xml:space="preserve">14</w:t>
             </w:r>
           </w:p>
         </w:tc>
@@ -7239,7 +7387,7 @@
               <w:bottom w:val="single" w:color="D6CFC6" w:sz="4"/>
               <w:right w:val="single" w:color="D6CFC6" w:sz="4"/>
             </w:tcBorders>
-            <w:shd w:fill="FCE8EB" w:color="auto" w:val="clear"/>
+            <w:shd w:fill="F7F5F2" w:color="auto" w:val="clear"/>
             <w:tcMar>
               <w:top w:type="dxa" w:w="90"/>
               <w:left w:type="dxa" w:w="130"/>
@@ -7263,7 +7411,7 @@
                 <w:sz w:val="20"/>
                 <w:szCs w:val="20"/>
               </w:rPr>
-              <w:t xml:space="preserve">Total</w:t>
+              <w:t xml:space="preserve">Customer accounts and POPIA</w:t>
             </w:r>
           </w:p>
         </w:tc>
@@ -7276,7 +7424,120 @@
               <w:bottom w:val="single" w:color="D6CFC6" w:sz="4"/>
               <w:right w:val="single" w:color="D6CFC6" w:sz="4"/>
             </w:tcBorders>
-            <w:shd w:fill="FCE8EB" w:color="auto" w:val="clear"/>
+            <w:shd w:fill="F7F5F2" w:color="auto" w:val="clear"/>
+            <w:tcMar>
+              <w:top w:type="dxa" w:w="90"/>
+              <w:left w:type="dxa" w:w="130"/>
+              <w:bottom w:type="dxa" w:w="90"/>
+              <w:right w:type="dxa" w:w="130"/>
+            </w:tcMar>
+            <w:vAlign w:val="center"/>
+          </w:tcPr>
+          <w:p>
+            <w:pPr>
+              <w:spacing w:after="0" w:line="240"/>
+            </w:pPr>
+            <w:r>
+              <w:rPr>
+                <w:rFonts w:ascii="Calibri" w:cs="Calibri" w:eastAsia="Calibri" w:hAnsi="Calibri"/>
+                <w:b w:val="false"/>
+                <w:bCs w:val="false"/>
+                <w:i w:val="false"/>
+                <w:iCs w:val="false"/>
+                <w:color w:val="221E1F"/>
+                <w:sz w:val="20"/>
+                <w:szCs w:val="20"/>
+              </w:rPr>
+              <w:t xml:space="preserve">scrypt passwords, signed sessions, saved addresses, order history scoped to the session, points on the account; access and erasure requests</w:t>
+            </w:r>
+          </w:p>
+        </w:tc>
+        <w:tc>
+          <w:tcPr>
+            <w:tcW w:type="dxa" w:w="964"/>
+            <w:tcBorders>
+              <w:top w:val="single" w:color="D6CFC6" w:sz="4"/>
+              <w:left w:val="single" w:color="D6CFC6" w:sz="4"/>
+              <w:bottom w:val="single" w:color="D6CFC6" w:sz="4"/>
+              <w:right w:val="single" w:color="D6CFC6" w:sz="4"/>
+            </w:tcBorders>
+            <w:shd w:fill="F7F5F2" w:color="auto" w:val="clear"/>
+            <w:tcMar>
+              <w:top w:type="dxa" w:w="90"/>
+              <w:left w:type="dxa" w:w="130"/>
+              <w:bottom w:type="dxa" w:w="90"/>
+              <w:right w:type="dxa" w:w="130"/>
+            </w:tcMar>
+            <w:vAlign w:val="center"/>
+          </w:tcPr>
+          <w:p>
+            <w:pPr>
+              <w:spacing w:after="0" w:line="240"/>
+              <w:jc w:val="right"/>
+            </w:pPr>
+            <w:r>
+              <w:rPr>
+                <w:rFonts w:ascii="Calibri" w:cs="Calibri" w:eastAsia="Calibri" w:hAnsi="Calibri"/>
+                <w:b w:val="false"/>
+                <w:bCs w:val="false"/>
+                <w:i w:val="false"/>
+                <w:iCs w:val="false"/>
+                <w:color w:val="221E1F"/>
+                <w:sz w:val="20"/>
+                <w:szCs w:val="20"/>
+              </w:rPr>
+              <w:t xml:space="preserve">10</w:t>
+            </w:r>
+          </w:p>
+        </w:tc>
+      </w:tr>
+      <w:tr>
+        <w:tc>
+          <w:tcPr>
+            <w:tcW w:type="dxa" w:w="482"/>
+            <w:tcBorders>
+              <w:top w:val="single" w:color="D6CFC6" w:sz="4"/>
+              <w:left w:val="single" w:color="D6CFC6" w:sz="4"/>
+              <w:bottom w:val="single" w:color="D6CFC6" w:sz="4"/>
+              <w:right w:val="single" w:color="D6CFC6" w:sz="4"/>
+            </w:tcBorders>
+            <w:tcMar>
+              <w:top w:type="dxa" w:w="90"/>
+              <w:left w:type="dxa" w:w="130"/>
+              <w:bottom w:type="dxa" w:w="90"/>
+              <w:right w:type="dxa" w:w="130"/>
+            </w:tcMar>
+            <w:vAlign w:val="center"/>
+          </w:tcPr>
+          <w:p>
+            <w:pPr>
+              <w:spacing w:after="0" w:line="240"/>
+              <w:jc w:val="center"/>
+            </w:pPr>
+            <w:r>
+              <w:rPr>
+                <w:rFonts w:ascii="Calibri" w:cs="Calibri" w:eastAsia="Calibri" w:hAnsi="Calibri"/>
+                <w:b w:val="false"/>
+                <w:bCs w:val="false"/>
+                <w:i w:val="false"/>
+                <w:iCs w:val="false"/>
+                <w:color w:val="221E1F"/>
+                <w:sz w:val="20"/>
+                <w:szCs w:val="20"/>
+              </w:rPr>
+              <w:t xml:space="preserve">15</w:t>
+            </w:r>
+          </w:p>
+        </w:tc>
+        <w:tc>
+          <w:tcPr>
+            <w:tcW w:type="dxa" w:w="3084"/>
+            <w:tcBorders>
+              <w:top w:val="single" w:color="D6CFC6" w:sz="4"/>
+              <w:left w:val="single" w:color="D6CFC6" w:sz="4"/>
+              <w:bottom w:val="single" w:color="D6CFC6" w:sz="4"/>
+              <w:right w:val="single" w:color="D6CFC6" w:sz="4"/>
+            </w:tcBorders>
             <w:tcMar>
               <w:top w:type="dxa" w:w="90"/>
               <w:left w:type="dxa" w:w="130"/>
@@ -7300,7 +7561,43 @@
                 <w:sz w:val="20"/>
                 <w:szCs w:val="20"/>
               </w:rPr>
-              <w:t xml:space="preserve">Delivered scope</w:t>
+              <w:t xml:space="preserve">Notifications and monitoring</w:t>
+            </w:r>
+          </w:p>
+        </w:tc>
+        <w:tc>
+          <w:tcPr>
+            <w:tcW w:type="dxa" w:w="5108"/>
+            <w:tcBorders>
+              <w:top w:val="single" w:color="D6CFC6" w:sz="4"/>
+              <w:left w:val="single" w:color="D6CFC6" w:sz="4"/>
+              <w:bottom w:val="single" w:color="D6CFC6" w:sz="4"/>
+              <w:right w:val="single" w:color="D6CFC6" w:sz="4"/>
+            </w:tcBorders>
+            <w:tcMar>
+              <w:top w:type="dxa" w:w="90"/>
+              <w:left w:type="dxa" w:w="130"/>
+              <w:bottom w:type="dxa" w:w="90"/>
+              <w:right w:type="dxa" w:w="130"/>
+            </w:tcMar>
+            <w:vAlign w:val="center"/>
+          </w:tcPr>
+          <w:p>
+            <w:pPr>
+              <w:spacing w:after="0" w:line="240"/>
+            </w:pPr>
+            <w:r>
+              <w:rPr>
+                <w:rFonts w:ascii="Calibri" w:cs="Calibri" w:eastAsia="Calibri" w:hAnsi="Calibri"/>
+                <w:b w:val="false"/>
+                <w:bCs w:val="false"/>
+                <w:i w:val="false"/>
+                <w:iCs w:val="false"/>
+                <w:color w:val="221E1F"/>
+                <w:sz w:val="20"/>
+                <w:szCs w:val="20"/>
+              </w:rPr>
+              <w:t xml:space="preserve">Message templates, delivery-once ledger, logging transport, health endpoint reporting both liveness and what is configured</w:t>
             </w:r>
           </w:p>
         </w:tc>
@@ -7313,7 +7610,6 @@
               <w:bottom w:val="single" w:color="D6CFC6" w:sz="4"/>
               <w:right w:val="single" w:color="D6CFC6" w:sz="4"/>
             </w:tcBorders>
-            <w:shd w:fill="FCE8EB" w:color="auto" w:val="clear"/>
             <w:tcMar>
               <w:top w:type="dxa" w:w="90"/>
               <w:left w:type="dxa" w:w="130"/>
@@ -7326,6 +7622,83 @@
             <w:pPr>
               <w:spacing w:after="0" w:line="240"/>
               <w:jc w:val="right"/>
+            </w:pPr>
+            <w:r>
+              <w:rPr>
+                <w:rFonts w:ascii="Calibri" w:cs="Calibri" w:eastAsia="Calibri" w:hAnsi="Calibri"/>
+                <w:b w:val="false"/>
+                <w:bCs w:val="false"/>
+                <w:i w:val="false"/>
+                <w:iCs w:val="false"/>
+                <w:color w:val="221E1F"/>
+                <w:sz w:val="20"/>
+                <w:szCs w:val="20"/>
+              </w:rPr>
+              <w:t xml:space="preserve">8</w:t>
+            </w:r>
+          </w:p>
+        </w:tc>
+      </w:tr>
+      <w:tr>
+        <w:tc>
+          <w:tcPr>
+            <w:tcW w:type="dxa" w:w="482"/>
+            <w:tcBorders>
+              <w:top w:val="single" w:color="D6CFC6" w:sz="4"/>
+              <w:left w:val="single" w:color="D6CFC6" w:sz="4"/>
+              <w:bottom w:val="single" w:color="D6CFC6" w:sz="4"/>
+              <w:right w:val="single" w:color="D6CFC6" w:sz="4"/>
+            </w:tcBorders>
+            <w:shd w:fill="F7F5F2" w:color="auto" w:val="clear"/>
+            <w:tcMar>
+              <w:top w:type="dxa" w:w="90"/>
+              <w:left w:type="dxa" w:w="130"/>
+              <w:bottom w:type="dxa" w:w="90"/>
+              <w:right w:type="dxa" w:w="130"/>
+            </w:tcMar>
+            <w:vAlign w:val="center"/>
+          </w:tcPr>
+          <w:p>
+            <w:pPr>
+              <w:spacing w:after="0" w:line="240"/>
+              <w:jc w:val="center"/>
+            </w:pPr>
+            <w:r>
+              <w:rPr>
+                <w:rFonts w:ascii="Calibri" w:cs="Calibri" w:eastAsia="Calibri" w:hAnsi="Calibri"/>
+                <w:b w:val="false"/>
+                <w:bCs w:val="false"/>
+                <w:i w:val="false"/>
+                <w:iCs w:val="false"/>
+                <w:color w:val="221E1F"/>
+                <w:sz w:val="20"/>
+                <w:szCs w:val="20"/>
+              </w:rPr>
+              <w:t xml:space="preserve">16</w:t>
+            </w:r>
+          </w:p>
+        </w:tc>
+        <w:tc>
+          <w:tcPr>
+            <w:tcW w:type="dxa" w:w="3084"/>
+            <w:tcBorders>
+              <w:top w:val="single" w:color="D6CFC6" w:sz="4"/>
+              <w:left w:val="single" w:color="D6CFC6" w:sz="4"/>
+              <w:bottom w:val="single" w:color="D6CFC6" w:sz="4"/>
+              <w:right w:val="single" w:color="D6CFC6" w:sz="4"/>
+            </w:tcBorders>
+            <w:shd w:fill="F7F5F2" w:color="auto" w:val="clear"/>
+            <w:tcMar>
+              <w:top w:type="dxa" w:w="90"/>
+              <w:left w:type="dxa" w:w="130"/>
+              <w:bottom w:type="dxa" w:w="90"/>
+              <w:right w:type="dxa" w:w="130"/>
+            </w:tcMar>
+            <w:vAlign w:val="center"/>
+          </w:tcPr>
+          <w:p>
+            <w:pPr>
+              <w:spacing w:after="0" w:line="240"/>
             </w:pPr>
             <w:r>
               <w:rPr>
@@ -7338,7 +7711,234 @@
                 <w:sz w:val="20"/>
                 <w:szCs w:val="20"/>
               </w:rPr>
-              <w:t xml:space="preserve">70</w:t>
+              <w:t xml:space="preserve">POS and courier seams</w:t>
+            </w:r>
+          </w:p>
+        </w:tc>
+        <w:tc>
+          <w:tcPr>
+            <w:tcW w:type="dxa" w:w="5108"/>
+            <w:tcBorders>
+              <w:top w:val="single" w:color="D6CFC6" w:sz="4"/>
+              <w:left w:val="single" w:color="D6CFC6" w:sz="4"/>
+              <w:bottom w:val="single" w:color="D6CFC6" w:sz="4"/>
+              <w:right w:val="single" w:color="D6CFC6" w:sz="4"/>
+            </w:tcBorders>
+            <w:shd w:fill="F7F5F2" w:color="auto" w:val="clear"/>
+            <w:tcMar>
+              <w:top w:type="dxa" w:w="90"/>
+              <w:left w:type="dxa" w:w="130"/>
+              <w:bottom w:type="dxa" w:w="90"/>
+              <w:right w:type="dxa" w:w="130"/>
+            </w:tcMar>
+            <w:vAlign w:val="center"/>
+          </w:tcPr>
+          <w:p>
+            <w:pPr>
+              <w:spacing w:after="0" w:line="240"/>
+            </w:pPr>
+            <w:r>
+              <w:rPr>
+                <w:rFonts w:ascii="Calibri" w:cs="Calibri" w:eastAsia="Calibri" w:hAnsi="Calibri"/>
+                <w:b w:val="false"/>
+                <w:bCs w:val="false"/>
+                <w:i w:val="false"/>
+                <w:iCs w:val="false"/>
+                <w:color w:val="221E1F"/>
+                <w:sz w:val="20"/>
+                <w:szCs w:val="20"/>
+              </w:rPr>
+              <w:t xml:space="preserve">Adapter interfaces, handoff record with retry, availability sync that tells unreachable apart from empty, degrade-not-refuse behaviour</w:t>
+            </w:r>
+          </w:p>
+        </w:tc>
+        <w:tc>
+          <w:tcPr>
+            <w:tcW w:type="dxa" w:w="964"/>
+            <w:tcBorders>
+              <w:top w:val="single" w:color="D6CFC6" w:sz="4"/>
+              <w:left w:val="single" w:color="D6CFC6" w:sz="4"/>
+              <w:bottom w:val="single" w:color="D6CFC6" w:sz="4"/>
+              <w:right w:val="single" w:color="D6CFC6" w:sz="4"/>
+            </w:tcBorders>
+            <w:shd w:fill="F7F5F2" w:color="auto" w:val="clear"/>
+            <w:tcMar>
+              <w:top w:type="dxa" w:w="90"/>
+              <w:left w:type="dxa" w:w="130"/>
+              <w:bottom w:type="dxa" w:w="90"/>
+              <w:right w:type="dxa" w:w="130"/>
+            </w:tcMar>
+            <w:vAlign w:val="center"/>
+          </w:tcPr>
+          <w:p>
+            <w:pPr>
+              <w:spacing w:after="0" w:line="240"/>
+              <w:jc w:val="right"/>
+            </w:pPr>
+            <w:r>
+              <w:rPr>
+                <w:rFonts w:ascii="Calibri" w:cs="Calibri" w:eastAsia="Calibri" w:hAnsi="Calibri"/>
+                <w:b w:val="false"/>
+                <w:bCs w:val="false"/>
+                <w:i w:val="false"/>
+                <w:iCs w:val="false"/>
+                <w:color w:val="221E1F"/>
+                <w:sz w:val="20"/>
+                <w:szCs w:val="20"/>
+              </w:rPr>
+              <w:t xml:space="preserve">18</w:t>
+            </w:r>
+          </w:p>
+        </w:tc>
+      </w:tr>
+      <w:tr>
+        <w:tc>
+          <w:tcPr>
+            <w:tcW w:type="dxa" w:w="482"/>
+            <w:tcBorders>
+              <w:top w:val="single" w:color="D6CFC6" w:sz="4"/>
+              <w:left w:val="single" w:color="D6CFC6" w:sz="4"/>
+              <w:bottom w:val="single" w:color="D6CFC6" w:sz="4"/>
+              <w:right w:val="single" w:color="D6CFC6" w:sz="4"/>
+            </w:tcBorders>
+            <w:shd w:fill="FCE8EB" w:color="auto" w:val="clear"/>
+            <w:tcMar>
+              <w:top w:type="dxa" w:w="90"/>
+              <w:left w:type="dxa" w:w="130"/>
+              <w:bottom w:type="dxa" w:w="90"/>
+              <w:right w:type="dxa" w:w="130"/>
+            </w:tcMar>
+            <w:vAlign w:val="center"/>
+          </w:tcPr>
+          <w:p>
+            <w:pPr>
+              <w:spacing w:after="0" w:line="240"/>
+              <w:jc w:val="center"/>
+            </w:pPr>
+            <w:r>
+              <w:rPr>
+                <w:rFonts w:ascii="Calibri" w:cs="Calibri" w:eastAsia="Calibri" w:hAnsi="Calibri"/>
+                <w:b/>
+                <w:bCs/>
+                <w:i w:val="false"/>
+                <w:iCs w:val="false"/>
+                <w:color w:val="221E1F"/>
+                <w:sz w:val="20"/>
+                <w:szCs w:val="20"/>
+              </w:rPr>
+              <w:t xml:space="preserve"/>
+            </w:r>
+          </w:p>
+        </w:tc>
+        <w:tc>
+          <w:tcPr>
+            <w:tcW w:type="dxa" w:w="3084"/>
+            <w:tcBorders>
+              <w:top w:val="single" w:color="D6CFC6" w:sz="4"/>
+              <w:left w:val="single" w:color="D6CFC6" w:sz="4"/>
+              <w:bottom w:val="single" w:color="D6CFC6" w:sz="4"/>
+              <w:right w:val="single" w:color="D6CFC6" w:sz="4"/>
+            </w:tcBorders>
+            <w:shd w:fill="FCE8EB" w:color="auto" w:val="clear"/>
+            <w:tcMar>
+              <w:top w:type="dxa" w:w="90"/>
+              <w:left w:type="dxa" w:w="130"/>
+              <w:bottom w:type="dxa" w:w="90"/>
+              <w:right w:type="dxa" w:w="130"/>
+            </w:tcMar>
+            <w:vAlign w:val="center"/>
+          </w:tcPr>
+          <w:p>
+            <w:pPr>
+              <w:spacing w:after="0" w:line="240"/>
+            </w:pPr>
+            <w:r>
+              <w:rPr>
+                <w:rFonts w:ascii="Calibri" w:cs="Calibri" w:eastAsia="Calibri" w:hAnsi="Calibri"/>
+                <w:b/>
+                <w:bCs/>
+                <w:i w:val="false"/>
+                <w:iCs w:val="false"/>
+                <w:color w:val="221E1F"/>
+                <w:sz w:val="20"/>
+                <w:szCs w:val="20"/>
+              </w:rPr>
+              <w:t xml:space="preserve">Total</w:t>
+            </w:r>
+          </w:p>
+        </w:tc>
+        <w:tc>
+          <w:tcPr>
+            <w:tcW w:type="dxa" w:w="5108"/>
+            <w:tcBorders>
+              <w:top w:val="single" w:color="D6CFC6" w:sz="4"/>
+              <w:left w:val="single" w:color="D6CFC6" w:sz="4"/>
+              <w:bottom w:val="single" w:color="D6CFC6" w:sz="4"/>
+              <w:right w:val="single" w:color="D6CFC6" w:sz="4"/>
+            </w:tcBorders>
+            <w:shd w:fill="FCE8EB" w:color="auto" w:val="clear"/>
+            <w:tcMar>
+              <w:top w:type="dxa" w:w="90"/>
+              <w:left w:type="dxa" w:w="130"/>
+              <w:bottom w:type="dxa" w:w="90"/>
+              <w:right w:type="dxa" w:w="130"/>
+            </w:tcMar>
+            <w:vAlign w:val="center"/>
+          </w:tcPr>
+          <w:p>
+            <w:pPr>
+              <w:spacing w:after="0" w:line="240"/>
+            </w:pPr>
+            <w:r>
+              <w:rPr>
+                <w:rFonts w:ascii="Calibri" w:cs="Calibri" w:eastAsia="Calibri" w:hAnsi="Calibri"/>
+                <w:b/>
+                <w:bCs/>
+                <w:i w:val="false"/>
+                <w:iCs w:val="false"/>
+                <w:color w:val="221E1F"/>
+                <w:sz w:val="20"/>
+                <w:szCs w:val="20"/>
+              </w:rPr>
+              <w:t xml:space="preserve">Delivered scope</w:t>
+            </w:r>
+          </w:p>
+        </w:tc>
+        <w:tc>
+          <w:tcPr>
+            <w:tcW w:type="dxa" w:w="964"/>
+            <w:tcBorders>
+              <w:top w:val="single" w:color="D6CFC6" w:sz="4"/>
+              <w:left w:val="single" w:color="D6CFC6" w:sz="4"/>
+              <w:bottom w:val="single" w:color="D6CFC6" w:sz="4"/>
+              <w:right w:val="single" w:color="D6CFC6" w:sz="4"/>
+            </w:tcBorders>
+            <w:shd w:fill="FCE8EB" w:color="auto" w:val="clear"/>
+            <w:tcMar>
+              <w:top w:type="dxa" w:w="90"/>
+              <w:left w:type="dxa" w:w="130"/>
+              <w:bottom w:type="dxa" w:w="90"/>
+              <w:right w:type="dxa" w:w="130"/>
+            </w:tcMar>
+            <w:vAlign w:val="center"/>
+          </w:tcPr>
+          <w:p>
+            <w:pPr>
+              <w:spacing w:after="0" w:line="240"/>
+              <w:jc w:val="right"/>
+            </w:pPr>
+            <w:r>
+              <w:rPr>
+                <w:rFonts w:ascii="Calibri" w:cs="Calibri" w:eastAsia="Calibri" w:hAnsi="Calibri"/>
+                <w:b/>
+                <w:bCs/>
+                <w:i w:val="false"/>
+                <w:iCs w:val="false"/>
+                <w:color w:val="221E1F"/>
+                <w:sz w:val="20"/>
+                <w:szCs w:val="20"/>
+              </w:rPr>
+              <w:t xml:space="preserve">114</w:t>
             </w:r>
           </w:p>
         </w:tc>
@@ -7390,7 +7990,7 @@
           <w:sz w:val="20"/>
           <w:szCs w:val="20"/>
         </w:rPr>
-        <w:t xml:space="preserve">13,972 hand-written lines over 70 days is almost exactly 200 lines a day. For tested, typed, reviewed production code that sits in the normal 100–300 band, toward the productive end of it. The reconstruction is not inflated.</w:t>
+        <w:t xml:space="preserve">18,232 hand-written lines over 114 days is about 160 a day. For tested, typed, reviewed production code that sits inside the normal 100–300 band, and lower than the 200 the first version of this document reconstructed — integration work carries more test and less code than storefront work does. The reconstruction is not inflated.</w:t>
       </w:r>
     </w:p>
     <w:p>
@@ -7408,7 +8008,7 @@
           <w:sz w:val="20"/>
           <w:szCs w:val="20"/>
         </w:rPr>
-        <w:t xml:space="preserve">70 days is roughly 14 working weeks, or a little over three months for one person. Two people working in parallel would compress the calendar but not the total, and would add coordination cost.</w:t>
+        <w:t xml:space="preserve">114 days is roughly 23 working weeks, or a little over five months for one person. Two people working in parallel would compress the calendar but not the total, and would add coordination cost.</w:t>
       </w:r>
     </w:p>
     <w:p>
@@ -7479,7 +8079,7 @@
           <w:sz w:val="20"/>
           <w:szCs w:val="20"/>
         </w:rPr>
-        <w:t xml:space="preserve">Delivered scope: 70 days × 8 hours = 560 hours.</w:t>
+        <w:t xml:space="preserve">Delivered scope: 114 days × 8 hours = 912 hours.</w:t>
       </w:r>
     </w:p>
     <w:tbl>
@@ -7574,7 +8174,7 @@
                 <w:sz w:val="19"/>
                 <w:szCs w:val="19"/>
               </w:rPr>
-              <w:t xml:space="preserve">Cost of the 560 hours (excl. VAT)</w:t>
+              <w:t xml:space="preserve">Cost of the 912 hours (excl. VAT)</w:t>
             </w:r>
           </w:p>
         </w:tc>
@@ -7687,7 +8287,7 @@
                 <w:sz w:val="20"/>
                 <w:szCs w:val="20"/>
               </w:rPr>
-              <w:t xml:space="preserve">R 224 000</w:t>
+              <w:t xml:space="preserve">R 364 800</w:t>
             </w:r>
           </w:p>
         </w:tc>
@@ -7724,7 +8324,7 @@
                 <w:sz w:val="20"/>
                 <w:szCs w:val="20"/>
               </w:rPr>
-              <w:t xml:space="preserve">R 257 600</w:t>
+              <w:t xml:space="preserve">R 419 520</w:t>
             </w:r>
           </w:p>
         </w:tc>
@@ -7801,7 +8401,7 @@
                 <w:sz w:val="20"/>
                 <w:szCs w:val="20"/>
               </w:rPr>
-              <w:t xml:space="preserve">R 364 000</w:t>
+              <w:t xml:space="preserve">R 592 800</w:t>
             </w:r>
           </w:p>
         </w:tc>
@@ -7839,7 +8439,7 @@
                 <w:sz w:val="20"/>
                 <w:szCs w:val="20"/>
               </w:rPr>
-              <w:t xml:space="preserve">R 418 600</w:t>
+              <w:t xml:space="preserve">R 681 720</w:t>
             </w:r>
           </w:p>
         </w:tc>
@@ -7914,7 +8514,7 @@
                 <w:sz w:val="20"/>
                 <w:szCs w:val="20"/>
               </w:rPr>
-              <w:t xml:space="preserve">R 476 000</w:t>
+              <w:t xml:space="preserve">R 775 200</w:t>
             </w:r>
           </w:p>
         </w:tc>
@@ -7951,7 +8551,7 @@
                 <w:sz w:val="20"/>
                 <w:szCs w:val="20"/>
               </w:rPr>
-              <w:t xml:space="preserve">R 547 400</w:t>
+              <w:t xml:space="preserve">R 891 480</w:t>
             </w:r>
           </w:p>
         </w:tc>
@@ -8028,7 +8628,7 @@
                 <w:sz w:val="20"/>
                 <w:szCs w:val="20"/>
               </w:rPr>
-              <w:t xml:space="preserve">R 532 000</w:t>
+              <w:t xml:space="preserve">R 866 400</w:t>
             </w:r>
           </w:p>
         </w:tc>
@@ -8066,7 +8666,7 @@
                 <w:sz w:val="20"/>
                 <w:szCs w:val="20"/>
               </w:rPr>
-              <w:t xml:space="preserve">R 611 800</w:t>
+              <w:t xml:space="preserve">R 996 360</w:t>
             </w:r>
           </w:p>
         </w:tc>
@@ -8141,7 +8741,7 @@
                 <w:sz w:val="20"/>
                 <w:szCs w:val="20"/>
               </w:rPr>
-              <w:t xml:space="preserve">R 644 000</w:t>
+              <w:t xml:space="preserve">R 1 048 800</w:t>
             </w:r>
           </w:p>
         </w:tc>
@@ -8178,7 +8778,7 @@
                 <w:sz w:val="20"/>
                 <w:szCs w:val="20"/>
               </w:rPr>
-              <w:t xml:space="preserve">R 740 600</w:t>
+              <w:t xml:space="preserve">R 1 206 120</w:t>
             </w:r>
           </w:p>
         </w:tc>
@@ -8255,7 +8855,7 @@
                 <w:sz w:val="20"/>
                 <w:szCs w:val="20"/>
               </w:rPr>
-              <w:t xml:space="preserve">R 812 000</w:t>
+              <w:t xml:space="preserve">R 1 322 400</w:t>
             </w:r>
           </w:p>
         </w:tc>
@@ -8293,7 +8893,7 @@
                 <w:sz w:val="20"/>
                 <w:szCs w:val="20"/>
               </w:rPr>
-              <w:t xml:space="preserve">R 933 800</w:t>
+              <w:t xml:space="preserve">R 1 520 760</w:t>
             </w:r>
           </w:p>
         </w:tc>
@@ -8345,7 +8945,7 @@
           <w:sz w:val="20"/>
           <w:szCs w:val="20"/>
         </w:rPr>
-        <w:t xml:space="preserve">At an illustrative blended rate of R 950 an hour — chosen here only to make the rest of the document concrete — the delivered scope comes to R 532 000 excluding VAT, or R 611 800 including it. Replace the rate and every figure below moves proportionally.</w:t>
+        <w:t xml:space="preserve">At an illustrative blended rate of R 950 an hour — chosen here only to make the rest of the document concrete — the delivered scope comes to R 866 400 excluding VAT, or R 996 360 including it. Replace the rate and every figure below moves proportionally.</w:t>
       </w:r>
     </w:p>
     <w:p>
@@ -10361,6 +10961,610 @@
               <w:bottom w:val="single" w:color="D6CFC6" w:sz="4"/>
               <w:right w:val="single" w:color="D6CFC6" w:sz="4"/>
             </w:tcBorders>
+            <w:tcMar>
+              <w:top w:type="dxa" w:w="90"/>
+              <w:left w:type="dxa" w:w="130"/>
+              <w:bottom w:type="dxa" w:w="90"/>
+              <w:right w:type="dxa" w:w="130"/>
+            </w:tcMar>
+            <w:vAlign w:val="center"/>
+          </w:tcPr>
+          <w:p>
+            <w:pPr>
+              <w:spacing w:after="0" w:line="240"/>
+            </w:pPr>
+            <w:r>
+              <w:rPr>
+                <w:rFonts w:ascii="Calibri" w:cs="Calibri" w:eastAsia="Calibri" w:hAnsi="Calibri"/>
+                <w:b w:val="false"/>
+                <w:bCs w:val="false"/>
+                <w:i w:val="false"/>
+                <w:iCs w:val="false"/>
+                <w:color w:val="221E1F"/>
+                <w:sz w:val="20"/>
+                <w:szCs w:val="20"/>
+              </w:rPr>
+              <w:t xml:space="preserve">Payment seam</w:t>
+            </w:r>
+          </w:p>
+        </w:tc>
+        <w:tc>
+          <w:tcPr>
+            <w:tcW w:type="dxa" w:w="1157"/>
+            <w:tcBorders>
+              <w:top w:val="single" w:color="D6CFC6" w:sz="4"/>
+              <w:left w:val="single" w:color="D6CFC6" w:sz="4"/>
+              <w:bottom w:val="single" w:color="D6CFC6" w:sz="4"/>
+              <w:right w:val="single" w:color="D6CFC6" w:sz="4"/>
+            </w:tcBorders>
+            <w:tcMar>
+              <w:top w:type="dxa" w:w="90"/>
+              <w:left w:type="dxa" w:w="130"/>
+              <w:bottom w:type="dxa" w:w="90"/>
+              <w:right w:type="dxa" w:w="130"/>
+            </w:tcMar>
+            <w:vAlign w:val="center"/>
+          </w:tcPr>
+          <w:p>
+            <w:pPr>
+              <w:spacing w:after="0" w:line="240"/>
+              <w:jc w:val="right"/>
+            </w:pPr>
+            <w:r>
+              <w:rPr>
+                <w:rFonts w:ascii="Calibri" w:cs="Calibri" w:eastAsia="Calibri" w:hAnsi="Calibri"/>
+                <w:b w:val="false"/>
+                <w:bCs w:val="false"/>
+                <w:i w:val="false"/>
+                <w:iCs w:val="false"/>
+                <w:color w:val="221E1F"/>
+                <w:sz w:val="20"/>
+                <w:szCs w:val="20"/>
+              </w:rPr>
+              <w:t xml:space="preserve">8</w:t>
+            </w:r>
+          </w:p>
+        </w:tc>
+        <w:tc>
+          <w:tcPr>
+            <w:tcW w:type="dxa" w:w="1542"/>
+            <w:tcBorders>
+              <w:top w:val="single" w:color="D6CFC6" w:sz="4"/>
+              <w:left w:val="single" w:color="D6CFC6" w:sz="4"/>
+              <w:bottom w:val="single" w:color="D6CFC6" w:sz="4"/>
+              <w:right w:val="single" w:color="D6CFC6" w:sz="4"/>
+            </w:tcBorders>
+            <w:tcMar>
+              <w:top w:type="dxa" w:w="90"/>
+              <w:left w:type="dxa" w:w="130"/>
+              <w:bottom w:type="dxa" w:w="90"/>
+              <w:right w:type="dxa" w:w="130"/>
+            </w:tcMar>
+            <w:vAlign w:val="center"/>
+          </w:tcPr>
+          <w:p>
+            <w:pPr>
+              <w:spacing w:after="0" w:line="240"/>
+              <w:jc w:val="right"/>
+            </w:pPr>
+            <w:r>
+              <w:rPr>
+                <w:rFonts w:ascii="Calibri" w:cs="Calibri" w:eastAsia="Calibri" w:hAnsi="Calibri"/>
+                <w:b w:val="false"/>
+                <w:bCs w:val="false"/>
+                <w:i w:val="false"/>
+                <w:iCs w:val="false"/>
+                <w:color w:val="221E1F"/>
+                <w:sz w:val="20"/>
+                <w:szCs w:val="20"/>
+              </w:rPr>
+              <w:t xml:space="preserve">64</w:t>
+            </w:r>
+          </w:p>
+        </w:tc>
+        <w:tc>
+          <w:tcPr>
+            <w:tcW w:type="dxa" w:w="1638"/>
+            <w:tcBorders>
+              <w:top w:val="single" w:color="D6CFC6" w:sz="4"/>
+              <w:left w:val="single" w:color="D6CFC6" w:sz="4"/>
+              <w:bottom w:val="single" w:color="D6CFC6" w:sz="4"/>
+              <w:right w:val="single" w:color="D6CFC6" w:sz="4"/>
+            </w:tcBorders>
+            <w:tcMar>
+              <w:top w:type="dxa" w:w="90"/>
+              <w:left w:type="dxa" w:w="130"/>
+              <w:bottom w:type="dxa" w:w="90"/>
+              <w:right w:type="dxa" w:w="130"/>
+            </w:tcMar>
+            <w:vAlign w:val="center"/>
+          </w:tcPr>
+          <w:p>
+            <w:pPr>
+              <w:spacing w:after="0" w:line="240"/>
+              <w:jc w:val="right"/>
+            </w:pPr>
+            <w:r>
+              <w:rPr>
+                <w:rFonts w:ascii="Calibri" w:cs="Calibri" w:eastAsia="Calibri" w:hAnsi="Calibri"/>
+                <w:b w:val="false"/>
+                <w:bCs w:val="false"/>
+                <w:i w:val="false"/>
+                <w:iCs w:val="false"/>
+                <w:color w:val="221E1F"/>
+                <w:sz w:val="20"/>
+                <w:szCs w:val="20"/>
+              </w:rPr>
+              <w:t xml:space="preserve">R 60 800</w:t>
+            </w:r>
+          </w:p>
+        </w:tc>
+      </w:tr>
+      <w:tr>
+        <w:tc>
+          <w:tcPr>
+            <w:tcW w:type="dxa" w:w="5301"/>
+            <w:tcBorders>
+              <w:top w:val="single" w:color="D6CFC6" w:sz="4"/>
+              <w:left w:val="single" w:color="D6CFC6" w:sz="4"/>
+              <w:bottom w:val="single" w:color="D6CFC6" w:sz="4"/>
+              <w:right w:val="single" w:color="D6CFC6" w:sz="4"/>
+            </w:tcBorders>
+            <w:shd w:fill="F7F5F2" w:color="auto" w:val="clear"/>
+            <w:tcMar>
+              <w:top w:type="dxa" w:w="90"/>
+              <w:left w:type="dxa" w:w="130"/>
+              <w:bottom w:type="dxa" w:w="90"/>
+              <w:right w:type="dxa" w:w="130"/>
+            </w:tcMar>
+            <w:vAlign w:val="center"/>
+          </w:tcPr>
+          <w:p>
+            <w:pPr>
+              <w:spacing w:after="0" w:line="240"/>
+            </w:pPr>
+            <w:r>
+              <w:rPr>
+                <w:rFonts w:ascii="Calibri" w:cs="Calibri" w:eastAsia="Calibri" w:hAnsi="Calibri"/>
+                <w:b w:val="false"/>
+                <w:bCs w:val="false"/>
+                <w:i w:val="false"/>
+                <w:iCs w:val="false"/>
+                <w:color w:val="221E1F"/>
+                <w:sz w:val="20"/>
+                <w:szCs w:val="20"/>
+              </w:rPr>
+              <w:t xml:space="preserve">Customer accounts and POPIA</w:t>
+            </w:r>
+          </w:p>
+        </w:tc>
+        <w:tc>
+          <w:tcPr>
+            <w:tcW w:type="dxa" w:w="1157"/>
+            <w:tcBorders>
+              <w:top w:val="single" w:color="D6CFC6" w:sz="4"/>
+              <w:left w:val="single" w:color="D6CFC6" w:sz="4"/>
+              <w:bottom w:val="single" w:color="D6CFC6" w:sz="4"/>
+              <w:right w:val="single" w:color="D6CFC6" w:sz="4"/>
+            </w:tcBorders>
+            <w:shd w:fill="F7F5F2" w:color="auto" w:val="clear"/>
+            <w:tcMar>
+              <w:top w:type="dxa" w:w="90"/>
+              <w:left w:type="dxa" w:w="130"/>
+              <w:bottom w:type="dxa" w:w="90"/>
+              <w:right w:type="dxa" w:w="130"/>
+            </w:tcMar>
+            <w:vAlign w:val="center"/>
+          </w:tcPr>
+          <w:p>
+            <w:pPr>
+              <w:spacing w:after="0" w:line="240"/>
+              <w:jc w:val="right"/>
+            </w:pPr>
+            <w:r>
+              <w:rPr>
+                <w:rFonts w:ascii="Calibri" w:cs="Calibri" w:eastAsia="Calibri" w:hAnsi="Calibri"/>
+                <w:b w:val="false"/>
+                <w:bCs w:val="false"/>
+                <w:i w:val="false"/>
+                <w:iCs w:val="false"/>
+                <w:color w:val="221E1F"/>
+                <w:sz w:val="20"/>
+                <w:szCs w:val="20"/>
+              </w:rPr>
+              <w:t xml:space="preserve">10</w:t>
+            </w:r>
+          </w:p>
+        </w:tc>
+        <w:tc>
+          <w:tcPr>
+            <w:tcW w:type="dxa" w:w="1542"/>
+            <w:tcBorders>
+              <w:top w:val="single" w:color="D6CFC6" w:sz="4"/>
+              <w:left w:val="single" w:color="D6CFC6" w:sz="4"/>
+              <w:bottom w:val="single" w:color="D6CFC6" w:sz="4"/>
+              <w:right w:val="single" w:color="D6CFC6" w:sz="4"/>
+            </w:tcBorders>
+            <w:shd w:fill="F7F5F2" w:color="auto" w:val="clear"/>
+            <w:tcMar>
+              <w:top w:type="dxa" w:w="90"/>
+              <w:left w:type="dxa" w:w="130"/>
+              <w:bottom w:type="dxa" w:w="90"/>
+              <w:right w:type="dxa" w:w="130"/>
+            </w:tcMar>
+            <w:vAlign w:val="center"/>
+          </w:tcPr>
+          <w:p>
+            <w:pPr>
+              <w:spacing w:after="0" w:line="240"/>
+              <w:jc w:val="right"/>
+            </w:pPr>
+            <w:r>
+              <w:rPr>
+                <w:rFonts w:ascii="Calibri" w:cs="Calibri" w:eastAsia="Calibri" w:hAnsi="Calibri"/>
+                <w:b w:val="false"/>
+                <w:bCs w:val="false"/>
+                <w:i w:val="false"/>
+                <w:iCs w:val="false"/>
+                <w:color w:val="221E1F"/>
+                <w:sz w:val="20"/>
+                <w:szCs w:val="20"/>
+              </w:rPr>
+              <w:t xml:space="preserve">80</w:t>
+            </w:r>
+          </w:p>
+        </w:tc>
+        <w:tc>
+          <w:tcPr>
+            <w:tcW w:type="dxa" w:w="1638"/>
+            <w:tcBorders>
+              <w:top w:val="single" w:color="D6CFC6" w:sz="4"/>
+              <w:left w:val="single" w:color="D6CFC6" w:sz="4"/>
+              <w:bottom w:val="single" w:color="D6CFC6" w:sz="4"/>
+              <w:right w:val="single" w:color="D6CFC6" w:sz="4"/>
+            </w:tcBorders>
+            <w:shd w:fill="F7F5F2" w:color="auto" w:val="clear"/>
+            <w:tcMar>
+              <w:top w:type="dxa" w:w="90"/>
+              <w:left w:type="dxa" w:w="130"/>
+              <w:bottom w:type="dxa" w:w="90"/>
+              <w:right w:type="dxa" w:w="130"/>
+            </w:tcMar>
+            <w:vAlign w:val="center"/>
+          </w:tcPr>
+          <w:p>
+            <w:pPr>
+              <w:spacing w:after="0" w:line="240"/>
+              <w:jc w:val="right"/>
+            </w:pPr>
+            <w:r>
+              <w:rPr>
+                <w:rFonts w:ascii="Calibri" w:cs="Calibri" w:eastAsia="Calibri" w:hAnsi="Calibri"/>
+                <w:b w:val="false"/>
+                <w:bCs w:val="false"/>
+                <w:i w:val="false"/>
+                <w:iCs w:val="false"/>
+                <w:color w:val="221E1F"/>
+                <w:sz w:val="20"/>
+                <w:szCs w:val="20"/>
+              </w:rPr>
+              <w:t xml:space="preserve">R 76 000</w:t>
+            </w:r>
+          </w:p>
+        </w:tc>
+      </w:tr>
+      <w:tr>
+        <w:tc>
+          <w:tcPr>
+            <w:tcW w:type="dxa" w:w="5301"/>
+            <w:tcBorders>
+              <w:top w:val="single" w:color="D6CFC6" w:sz="4"/>
+              <w:left w:val="single" w:color="D6CFC6" w:sz="4"/>
+              <w:bottom w:val="single" w:color="D6CFC6" w:sz="4"/>
+              <w:right w:val="single" w:color="D6CFC6" w:sz="4"/>
+            </w:tcBorders>
+            <w:tcMar>
+              <w:top w:type="dxa" w:w="90"/>
+              <w:left w:type="dxa" w:w="130"/>
+              <w:bottom w:type="dxa" w:w="90"/>
+              <w:right w:type="dxa" w:w="130"/>
+            </w:tcMar>
+            <w:vAlign w:val="center"/>
+          </w:tcPr>
+          <w:p>
+            <w:pPr>
+              <w:spacing w:after="0" w:line="240"/>
+            </w:pPr>
+            <w:r>
+              <w:rPr>
+                <w:rFonts w:ascii="Calibri" w:cs="Calibri" w:eastAsia="Calibri" w:hAnsi="Calibri"/>
+                <w:b w:val="false"/>
+                <w:bCs w:val="false"/>
+                <w:i w:val="false"/>
+                <w:iCs w:val="false"/>
+                <w:color w:val="221E1F"/>
+                <w:sz w:val="20"/>
+                <w:szCs w:val="20"/>
+              </w:rPr>
+              <w:t xml:space="preserve">Notifications and monitoring</w:t>
+            </w:r>
+          </w:p>
+        </w:tc>
+        <w:tc>
+          <w:tcPr>
+            <w:tcW w:type="dxa" w:w="1157"/>
+            <w:tcBorders>
+              <w:top w:val="single" w:color="D6CFC6" w:sz="4"/>
+              <w:left w:val="single" w:color="D6CFC6" w:sz="4"/>
+              <w:bottom w:val="single" w:color="D6CFC6" w:sz="4"/>
+              <w:right w:val="single" w:color="D6CFC6" w:sz="4"/>
+            </w:tcBorders>
+            <w:tcMar>
+              <w:top w:type="dxa" w:w="90"/>
+              <w:left w:type="dxa" w:w="130"/>
+              <w:bottom w:type="dxa" w:w="90"/>
+              <w:right w:type="dxa" w:w="130"/>
+            </w:tcMar>
+            <w:vAlign w:val="center"/>
+          </w:tcPr>
+          <w:p>
+            <w:pPr>
+              <w:spacing w:after="0" w:line="240"/>
+              <w:jc w:val="right"/>
+            </w:pPr>
+            <w:r>
+              <w:rPr>
+                <w:rFonts w:ascii="Calibri" w:cs="Calibri" w:eastAsia="Calibri" w:hAnsi="Calibri"/>
+                <w:b w:val="false"/>
+                <w:bCs w:val="false"/>
+                <w:i w:val="false"/>
+                <w:iCs w:val="false"/>
+                <w:color w:val="221E1F"/>
+                <w:sz w:val="20"/>
+                <w:szCs w:val="20"/>
+              </w:rPr>
+              <w:t xml:space="preserve">8</w:t>
+            </w:r>
+          </w:p>
+        </w:tc>
+        <w:tc>
+          <w:tcPr>
+            <w:tcW w:type="dxa" w:w="1542"/>
+            <w:tcBorders>
+              <w:top w:val="single" w:color="D6CFC6" w:sz="4"/>
+              <w:left w:val="single" w:color="D6CFC6" w:sz="4"/>
+              <w:bottom w:val="single" w:color="D6CFC6" w:sz="4"/>
+              <w:right w:val="single" w:color="D6CFC6" w:sz="4"/>
+            </w:tcBorders>
+            <w:tcMar>
+              <w:top w:type="dxa" w:w="90"/>
+              <w:left w:type="dxa" w:w="130"/>
+              <w:bottom w:type="dxa" w:w="90"/>
+              <w:right w:type="dxa" w:w="130"/>
+            </w:tcMar>
+            <w:vAlign w:val="center"/>
+          </w:tcPr>
+          <w:p>
+            <w:pPr>
+              <w:spacing w:after="0" w:line="240"/>
+              <w:jc w:val="right"/>
+            </w:pPr>
+            <w:r>
+              <w:rPr>
+                <w:rFonts w:ascii="Calibri" w:cs="Calibri" w:eastAsia="Calibri" w:hAnsi="Calibri"/>
+                <w:b w:val="false"/>
+                <w:bCs w:val="false"/>
+                <w:i w:val="false"/>
+                <w:iCs w:val="false"/>
+                <w:color w:val="221E1F"/>
+                <w:sz w:val="20"/>
+                <w:szCs w:val="20"/>
+              </w:rPr>
+              <w:t xml:space="preserve">64</w:t>
+            </w:r>
+          </w:p>
+        </w:tc>
+        <w:tc>
+          <w:tcPr>
+            <w:tcW w:type="dxa" w:w="1638"/>
+            <w:tcBorders>
+              <w:top w:val="single" w:color="D6CFC6" w:sz="4"/>
+              <w:left w:val="single" w:color="D6CFC6" w:sz="4"/>
+              <w:bottom w:val="single" w:color="D6CFC6" w:sz="4"/>
+              <w:right w:val="single" w:color="D6CFC6" w:sz="4"/>
+            </w:tcBorders>
+            <w:tcMar>
+              <w:top w:type="dxa" w:w="90"/>
+              <w:left w:type="dxa" w:w="130"/>
+              <w:bottom w:type="dxa" w:w="90"/>
+              <w:right w:type="dxa" w:w="130"/>
+            </w:tcMar>
+            <w:vAlign w:val="center"/>
+          </w:tcPr>
+          <w:p>
+            <w:pPr>
+              <w:spacing w:after="0" w:line="240"/>
+              <w:jc w:val="right"/>
+            </w:pPr>
+            <w:r>
+              <w:rPr>
+                <w:rFonts w:ascii="Calibri" w:cs="Calibri" w:eastAsia="Calibri" w:hAnsi="Calibri"/>
+                <w:b w:val="false"/>
+                <w:bCs w:val="false"/>
+                <w:i w:val="false"/>
+                <w:iCs w:val="false"/>
+                <w:color w:val="221E1F"/>
+                <w:sz w:val="20"/>
+                <w:szCs w:val="20"/>
+              </w:rPr>
+              <w:t xml:space="preserve">R 60 800</w:t>
+            </w:r>
+          </w:p>
+        </w:tc>
+      </w:tr>
+      <w:tr>
+        <w:tc>
+          <w:tcPr>
+            <w:tcW w:type="dxa" w:w="5301"/>
+            <w:tcBorders>
+              <w:top w:val="single" w:color="D6CFC6" w:sz="4"/>
+              <w:left w:val="single" w:color="D6CFC6" w:sz="4"/>
+              <w:bottom w:val="single" w:color="D6CFC6" w:sz="4"/>
+              <w:right w:val="single" w:color="D6CFC6" w:sz="4"/>
+            </w:tcBorders>
+            <w:shd w:fill="F7F5F2" w:color="auto" w:val="clear"/>
+            <w:tcMar>
+              <w:top w:type="dxa" w:w="90"/>
+              <w:left w:type="dxa" w:w="130"/>
+              <w:bottom w:type="dxa" w:w="90"/>
+              <w:right w:type="dxa" w:w="130"/>
+            </w:tcMar>
+            <w:vAlign w:val="center"/>
+          </w:tcPr>
+          <w:p>
+            <w:pPr>
+              <w:spacing w:after="0" w:line="240"/>
+            </w:pPr>
+            <w:r>
+              <w:rPr>
+                <w:rFonts w:ascii="Calibri" w:cs="Calibri" w:eastAsia="Calibri" w:hAnsi="Calibri"/>
+                <w:b w:val="false"/>
+                <w:bCs w:val="false"/>
+                <w:i w:val="false"/>
+                <w:iCs w:val="false"/>
+                <w:color w:val="221E1F"/>
+                <w:sz w:val="20"/>
+                <w:szCs w:val="20"/>
+              </w:rPr>
+              <w:t xml:space="preserve">POS and courier seams</w:t>
+            </w:r>
+          </w:p>
+        </w:tc>
+        <w:tc>
+          <w:tcPr>
+            <w:tcW w:type="dxa" w:w="1157"/>
+            <w:tcBorders>
+              <w:top w:val="single" w:color="D6CFC6" w:sz="4"/>
+              <w:left w:val="single" w:color="D6CFC6" w:sz="4"/>
+              <w:bottom w:val="single" w:color="D6CFC6" w:sz="4"/>
+              <w:right w:val="single" w:color="D6CFC6" w:sz="4"/>
+            </w:tcBorders>
+            <w:shd w:fill="F7F5F2" w:color="auto" w:val="clear"/>
+            <w:tcMar>
+              <w:top w:type="dxa" w:w="90"/>
+              <w:left w:type="dxa" w:w="130"/>
+              <w:bottom w:type="dxa" w:w="90"/>
+              <w:right w:type="dxa" w:w="130"/>
+            </w:tcMar>
+            <w:vAlign w:val="center"/>
+          </w:tcPr>
+          <w:p>
+            <w:pPr>
+              <w:spacing w:after="0" w:line="240"/>
+              <w:jc w:val="right"/>
+            </w:pPr>
+            <w:r>
+              <w:rPr>
+                <w:rFonts w:ascii="Calibri" w:cs="Calibri" w:eastAsia="Calibri" w:hAnsi="Calibri"/>
+                <w:b w:val="false"/>
+                <w:bCs w:val="false"/>
+                <w:i w:val="false"/>
+                <w:iCs w:val="false"/>
+                <w:color w:val="221E1F"/>
+                <w:sz w:val="20"/>
+                <w:szCs w:val="20"/>
+              </w:rPr>
+              <w:t xml:space="preserve">18</w:t>
+            </w:r>
+          </w:p>
+        </w:tc>
+        <w:tc>
+          <w:tcPr>
+            <w:tcW w:type="dxa" w:w="1542"/>
+            <w:tcBorders>
+              <w:top w:val="single" w:color="D6CFC6" w:sz="4"/>
+              <w:left w:val="single" w:color="D6CFC6" w:sz="4"/>
+              <w:bottom w:val="single" w:color="D6CFC6" w:sz="4"/>
+              <w:right w:val="single" w:color="D6CFC6" w:sz="4"/>
+            </w:tcBorders>
+            <w:shd w:fill="F7F5F2" w:color="auto" w:val="clear"/>
+            <w:tcMar>
+              <w:top w:type="dxa" w:w="90"/>
+              <w:left w:type="dxa" w:w="130"/>
+              <w:bottom w:type="dxa" w:w="90"/>
+              <w:right w:type="dxa" w:w="130"/>
+            </w:tcMar>
+            <w:vAlign w:val="center"/>
+          </w:tcPr>
+          <w:p>
+            <w:pPr>
+              <w:spacing w:after="0" w:line="240"/>
+              <w:jc w:val="right"/>
+            </w:pPr>
+            <w:r>
+              <w:rPr>
+                <w:rFonts w:ascii="Calibri" w:cs="Calibri" w:eastAsia="Calibri" w:hAnsi="Calibri"/>
+                <w:b w:val="false"/>
+                <w:bCs w:val="false"/>
+                <w:i w:val="false"/>
+                <w:iCs w:val="false"/>
+                <w:color w:val="221E1F"/>
+                <w:sz w:val="20"/>
+                <w:szCs w:val="20"/>
+              </w:rPr>
+              <w:t xml:space="preserve">144</w:t>
+            </w:r>
+          </w:p>
+        </w:tc>
+        <w:tc>
+          <w:tcPr>
+            <w:tcW w:type="dxa" w:w="1638"/>
+            <w:tcBorders>
+              <w:top w:val="single" w:color="D6CFC6" w:sz="4"/>
+              <w:left w:val="single" w:color="D6CFC6" w:sz="4"/>
+              <w:bottom w:val="single" w:color="D6CFC6" w:sz="4"/>
+              <w:right w:val="single" w:color="D6CFC6" w:sz="4"/>
+            </w:tcBorders>
+            <w:shd w:fill="F7F5F2" w:color="auto" w:val="clear"/>
+            <w:tcMar>
+              <w:top w:type="dxa" w:w="90"/>
+              <w:left w:type="dxa" w:w="130"/>
+              <w:bottom w:type="dxa" w:w="90"/>
+              <w:right w:type="dxa" w:w="130"/>
+            </w:tcMar>
+            <w:vAlign w:val="center"/>
+          </w:tcPr>
+          <w:p>
+            <w:pPr>
+              <w:spacing w:after="0" w:line="240"/>
+              <w:jc w:val="right"/>
+            </w:pPr>
+            <w:r>
+              <w:rPr>
+                <w:rFonts w:ascii="Calibri" w:cs="Calibri" w:eastAsia="Calibri" w:hAnsi="Calibri"/>
+                <w:b w:val="false"/>
+                <w:bCs w:val="false"/>
+                <w:i w:val="false"/>
+                <w:iCs w:val="false"/>
+                <w:color w:val="221E1F"/>
+                <w:sz w:val="20"/>
+                <w:szCs w:val="20"/>
+              </w:rPr>
+              <w:t xml:space="preserve">R 136 800</w:t>
+            </w:r>
+          </w:p>
+        </w:tc>
+      </w:tr>
+      <w:tr>
+        <w:tc>
+          <w:tcPr>
+            <w:tcW w:type="dxa" w:w="5301"/>
+            <w:tcBorders>
+              <w:top w:val="single" w:color="D6CFC6" w:sz="4"/>
+              <w:left w:val="single" w:color="D6CFC6" w:sz="4"/>
+              <w:bottom w:val="single" w:color="D6CFC6" w:sz="4"/>
+              <w:right w:val="single" w:color="D6CFC6" w:sz="4"/>
+            </w:tcBorders>
             <w:shd w:fill="FCE8EB" w:color="auto" w:val="clear"/>
             <w:tcMar>
               <w:top w:type="dxa" w:w="90"/>
@@ -10423,7 +11627,7 @@
                 <w:sz w:val="20"/>
                 <w:szCs w:val="20"/>
               </w:rPr>
-              <w:t xml:space="preserve">70</w:t>
+              <w:t xml:space="preserve">114</w:t>
             </w:r>
           </w:p>
         </w:tc>
@@ -10461,7 +11665,7 @@
                 <w:sz w:val="20"/>
                 <w:szCs w:val="20"/>
               </w:rPr>
-              <w:t xml:space="preserve">560</w:t>
+              <w:t xml:space="preserve">912</w:t>
             </w:r>
           </w:p>
         </w:tc>
@@ -10499,7 +11703,7 @@
                 <w:sz w:val="20"/>
                 <w:szCs w:val="20"/>
               </w:rPr>
-              <w:t xml:space="preserve">R 532 000</w:t>
+              <w:t xml:space="preserve">R 866 400</w:t>
             </w:r>
           </w:p>
         </w:tc>
@@ -10538,7 +11742,7 @@
           <w:sz w:val="20"/>
           <w:szCs w:val="20"/>
         </w:rPr>
-        <w:t xml:space="preserve">The four largest lines — storefront routes, the API and state machine, the ordering flow, and the test suite — are 33 of the 70 days between them. That is where the value sits, and it is also the part that does not have to be redone when a payment provider or a POS is finally attached.</w:t>
+        <w:t xml:space="preserve">The integration seams — payments, accounts, notifications, POS and courier — are 44 of the 114 days. None of them names a vendor, and none has to be rewritten when one is chosen: what remains per integration is an adapter against an interface that already exists and is already tested.</w:t>
       </w:r>
     </w:p>
     <w:p>
@@ -10786,7 +11990,7 @@
                 <w:sz w:val="20"/>
                 <w:szCs w:val="20"/>
               </w:rPr>
-              <w:t xml:space="preserve">Payment gateway integration</w:t>
+              <w:t xml:space="preserve">Payment gateway adapter</w:t>
             </w:r>
           </w:p>
         </w:tc>
@@ -10822,7 +12026,7 @@
                 <w:sz w:val="20"/>
                 <w:szCs w:val="20"/>
               </w:rPr>
-              <w:t xml:space="preserve">Provider selection, intent and webhook handlers, signature verification, sandbox failure and retry testing</w:t>
+              <w:t xml:space="preserve">One adapter against the seam that now exists, then sandbox failure and retry testing with real credentials</w:t>
             </w:r>
           </w:p>
         </w:tc>
@@ -10859,7 +12063,7 @@
                 <w:sz w:val="20"/>
                 <w:szCs w:val="20"/>
               </w:rPr>
-              <w:t xml:space="preserve">8</w:t>
+              <w:t xml:space="preserve">4</w:t>
             </w:r>
           </w:p>
         </w:tc>
@@ -10934,7 +12138,7 @@
                 <w:sz w:val="20"/>
                 <w:szCs w:val="20"/>
               </w:rPr>
-              <w:t xml:space="preserve">POS / order-management integration</w:t>
+              <w:t xml:space="preserve">POS adapter and onboarding</w:t>
             </w:r>
           </w:p>
         </w:tc>
@@ -10971,7 +12175,7 @@
                 <w:sz w:val="20"/>
                 <w:szCs w:val="20"/>
               </w:rPr>
-              <w:t xml:space="preserve">Store systems adapter, menu and availability sync, order injection, reconciliation</w:t>
+              <w:t xml:space="preserve">One adapter against the seam, menu mapping, reconciliation against the vendor’s own reports</w:t>
             </w:r>
           </w:p>
         </w:tc>
@@ -11009,7 +12213,7 @@
                 <w:sz w:val="20"/>
                 <w:szCs w:val="20"/>
               </w:rPr>
-              <w:t xml:space="preserve">10</w:t>
+              <w:t xml:space="preserve">6</w:t>
             </w:r>
           </w:p>
         </w:tc>
@@ -11084,7 +12288,7 @@
                 <w:sz w:val="20"/>
                 <w:szCs w:val="20"/>
               </w:rPr>
-              <w:t xml:space="preserve">Delivery provider integration</w:t>
+              <w:t xml:space="preserve">Courier adapter and onboarding</w:t>
             </w:r>
           </w:p>
         </w:tc>
@@ -11120,7 +12324,7 @@
                 <w:sz w:val="20"/>
                 <w:szCs w:val="20"/>
               </w:rPr>
-              <w:t xml:space="preserve">Dispatch, live tracking, provider onboarding against the existing seam</w:t>
+              <w:t xml:space="preserve">One adapter against the seam, live tracking, provider onboarding</w:t>
             </w:r>
           </w:p>
         </w:tc>
@@ -11157,7 +12361,7 @@
                 <w:sz w:val="20"/>
                 <w:szCs w:val="20"/>
               </w:rPr>
-              <w:t xml:space="preserve">8</w:t>
+              <w:t xml:space="preserve">5</w:t>
             </w:r>
           </w:p>
         </w:tc>
@@ -11382,7 +12586,7 @@
                 <w:sz w:val="20"/>
                 <w:szCs w:val="20"/>
               </w:rPr>
-              <w:t xml:space="preserve">Customer accounts and authentication</w:t>
+              <w:t xml:space="preserve">Password reset</w:t>
             </w:r>
           </w:p>
         </w:tc>
@@ -11418,7 +12622,7 @@
                 <w:sz w:val="20"/>
                 <w:szCs w:val="20"/>
               </w:rPr>
-              <w:t xml:space="preserve">Registration, sign-in, tokens, saved addresses, order history bound to a person</w:t>
+              <w:t xml:space="preserve">The half of accounts that needs a message to reach an inbox</w:t>
             </w:r>
           </w:p>
         </w:tc>
@@ -11455,7 +12659,7 @@
                 <w:sz w:val="20"/>
                 <w:szCs w:val="20"/>
               </w:rPr>
-              <w:t xml:space="preserve">7</w:t>
+              <w:t xml:space="preserve">2</w:t>
             </w:r>
           </w:p>
         </w:tc>
@@ -11468,157 +12672,6 @@
               <w:bottom w:val="single" w:color="D6CFC6" w:sz="4"/>
               <w:right w:val="single" w:color="D6CFC6" w:sz="4"/>
             </w:tcBorders>
-            <w:tcMar>
-              <w:top w:type="dxa" w:w="90"/>
-              <w:left w:type="dxa" w:w="130"/>
-              <w:bottom w:type="dxa" w:w="90"/>
-              <w:right w:type="dxa" w:w="130"/>
-            </w:tcMar>
-            <w:vAlign w:val="center"/>
-          </w:tcPr>
-          <w:p>
-            <w:pPr>
-              <w:spacing w:after="0" w:line="240"/>
-            </w:pPr>
-            <w:r>
-              <w:rPr>
-                <w:rFonts w:ascii="Calibri" w:cs="Calibri" w:eastAsia="Calibri" w:hAnsi="Calibri"/>
-                <w:b w:val="false"/>
-                <w:bCs w:val="false"/>
-                <w:i w:val="false"/>
-                <w:iCs w:val="false"/>
-                <w:color w:val="221E1F"/>
-                <w:sz w:val="20"/>
-                <w:szCs w:val="20"/>
-              </w:rPr>
-              <w:t xml:space="preserve">—</w:t>
-            </w:r>
-          </w:p>
-        </w:tc>
-      </w:tr>
-      <w:tr>
-        <w:tc>
-          <w:tcPr>
-            <w:tcW w:type="dxa" w:w="2891"/>
-            <w:tcBorders>
-              <w:top w:val="single" w:color="D6CFC6" w:sz="4"/>
-              <w:left w:val="single" w:color="D6CFC6" w:sz="4"/>
-              <w:bottom w:val="single" w:color="D6CFC6" w:sz="4"/>
-              <w:right w:val="single" w:color="D6CFC6" w:sz="4"/>
-            </w:tcBorders>
-            <w:shd w:fill="F7F5F2" w:color="auto" w:val="clear"/>
-            <w:tcMar>
-              <w:top w:type="dxa" w:w="90"/>
-              <w:left w:type="dxa" w:w="130"/>
-              <w:bottom w:type="dxa" w:w="90"/>
-              <w:right w:type="dxa" w:w="130"/>
-            </w:tcMar>
-            <w:vAlign w:val="center"/>
-          </w:tcPr>
-          <w:p>
-            <w:pPr>
-              <w:spacing w:after="0" w:line="240"/>
-            </w:pPr>
-            <w:r>
-              <w:rPr>
-                <w:rFonts w:ascii="Calibri" w:cs="Calibri" w:eastAsia="Calibri" w:hAnsi="Calibri"/>
-                <w:b/>
-                <w:bCs/>
-                <w:i w:val="false"/>
-                <w:iCs w:val="false"/>
-                <w:color w:val="221E1F"/>
-                <w:sz w:val="20"/>
-                <w:szCs w:val="20"/>
-              </w:rPr>
-              <w:t xml:space="preserve">Transactional notifications</w:t>
-            </w:r>
-          </w:p>
-        </w:tc>
-        <w:tc>
-          <w:tcPr>
-            <w:tcW w:type="dxa" w:w="3855"/>
-            <w:tcBorders>
-              <w:top w:val="single" w:color="D6CFC6" w:sz="4"/>
-              <w:left w:val="single" w:color="D6CFC6" w:sz="4"/>
-              <w:bottom w:val="single" w:color="D6CFC6" w:sz="4"/>
-              <w:right w:val="single" w:color="D6CFC6" w:sz="4"/>
-            </w:tcBorders>
-            <w:shd w:fill="F7F5F2" w:color="auto" w:val="clear"/>
-            <w:tcMar>
-              <w:top w:type="dxa" w:w="90"/>
-              <w:left w:type="dxa" w:w="130"/>
-              <w:bottom w:type="dxa" w:w="90"/>
-              <w:right w:type="dxa" w:w="130"/>
-            </w:tcMar>
-            <w:vAlign w:val="center"/>
-          </w:tcPr>
-          <w:p>
-            <w:pPr>
-              <w:spacing w:after="0" w:line="240"/>
-            </w:pPr>
-            <w:r>
-              <w:rPr>
-                <w:rFonts w:ascii="Calibri" w:cs="Calibri" w:eastAsia="Calibri" w:hAnsi="Calibri"/>
-                <w:b w:val="false"/>
-                <w:bCs w:val="false"/>
-                <w:i w:val="false"/>
-                <w:iCs w:val="false"/>
-                <w:color w:val="221E1F"/>
-                <w:sz w:val="20"/>
-                <w:szCs w:val="20"/>
-              </w:rPr>
-              <w:t xml:space="preserve">Order confirmation and status by email and SMS</w:t>
-            </w:r>
-          </w:p>
-        </w:tc>
-        <w:tc>
-          <w:tcPr>
-            <w:tcW w:type="dxa" w:w="964"/>
-            <w:tcBorders>
-              <w:top w:val="single" w:color="D6CFC6" w:sz="4"/>
-              <w:left w:val="single" w:color="D6CFC6" w:sz="4"/>
-              <w:bottom w:val="single" w:color="D6CFC6" w:sz="4"/>
-              <w:right w:val="single" w:color="D6CFC6" w:sz="4"/>
-            </w:tcBorders>
-            <w:shd w:fill="F7F5F2" w:color="auto" w:val="clear"/>
-            <w:tcMar>
-              <w:top w:type="dxa" w:w="90"/>
-              <w:left w:type="dxa" w:w="130"/>
-              <w:bottom w:type="dxa" w:w="90"/>
-              <w:right w:type="dxa" w:w="130"/>
-            </w:tcMar>
-            <w:vAlign w:val="center"/>
-          </w:tcPr>
-          <w:p>
-            <w:pPr>
-              <w:spacing w:after="0" w:line="240"/>
-              <w:jc w:val="right"/>
-            </w:pPr>
-            <w:r>
-              <w:rPr>
-                <w:rFonts w:ascii="Calibri" w:cs="Calibri" w:eastAsia="Calibri" w:hAnsi="Calibri"/>
-                <w:b w:val="false"/>
-                <w:bCs w:val="false"/>
-                <w:i w:val="false"/>
-                <w:iCs w:val="false"/>
-                <w:color w:val="221E1F"/>
-                <w:sz w:val="20"/>
-                <w:szCs w:val="20"/>
-              </w:rPr>
-              <w:t xml:space="preserve">4</w:t>
-            </w:r>
-          </w:p>
-        </w:tc>
-        <w:tc>
-          <w:tcPr>
-            <w:tcW w:type="dxa" w:w="1928"/>
-            <w:tcBorders>
-              <w:top w:val="single" w:color="D6CFC6" w:sz="4"/>
-              <w:left w:val="single" w:color="D6CFC6" w:sz="4"/>
-              <w:bottom w:val="single" w:color="D6CFC6" w:sz="4"/>
-              <w:right w:val="single" w:color="D6CFC6" w:sz="4"/>
-            </w:tcBorders>
-            <w:shd w:fill="F7F5F2" w:color="auto" w:val="clear"/>
             <w:tcMar>
               <w:top w:type="dxa" w:w="90"/>
               <w:left w:type="dxa" w:w="130"/>
@@ -11657,6 +12710,7 @@
               <w:bottom w:val="single" w:color="D6CFC6" w:sz="4"/>
               <w:right w:val="single" w:color="D6CFC6" w:sz="4"/>
             </w:tcBorders>
+            <w:shd w:fill="F7F5F2" w:color="auto" w:val="clear"/>
             <w:tcMar>
               <w:top w:type="dxa" w:w="90"/>
               <w:left w:type="dxa" w:w="130"/>
@@ -11680,7 +12734,7 @@
                 <w:sz w:val="20"/>
                 <w:szCs w:val="20"/>
               </w:rPr>
-              <w:t xml:space="preserve">Privacy, terms and POPIA compliance</w:t>
+              <w:t xml:space="preserve">Messaging adapter</w:t>
             </w:r>
           </w:p>
         </w:tc>
@@ -11693,30 +12747,31 @@
               <w:bottom w:val="single" w:color="D6CFC6" w:sz="4"/>
               <w:right w:val="single" w:color="D6CFC6" w:sz="4"/>
             </w:tcBorders>
-            <w:tcMar>
-              <w:top w:type="dxa" w:w="90"/>
-              <w:left w:type="dxa" w:w="130"/>
-              <w:bottom w:type="dxa" w:w="90"/>
-              <w:right w:type="dxa" w:w="130"/>
-            </w:tcMar>
-            <w:vAlign w:val="center"/>
-          </w:tcPr>
-          <w:p>
-            <w:pPr>
-              <w:spacing w:after="0" w:line="240"/>
-            </w:pPr>
-            <w:r>
-              <w:rPr>
-                <w:rFonts w:ascii="Calibri" w:cs="Calibri" w:eastAsia="Calibri" w:hAnsi="Calibri"/>
-                <w:b w:val="false"/>
-                <w:bCs w:val="false"/>
-                <w:i w:val="false"/>
-                <w:iCs w:val="false"/>
-                <w:color w:val="221E1F"/>
-                <w:sz w:val="20"/>
-                <w:szCs w:val="20"/>
-              </w:rPr>
-              <w:t xml:space="preserve">Consent capture, retention rules, data-subject requests, policy pages</w:t>
+            <w:shd w:fill="F7F5F2" w:color="auto" w:val="clear"/>
+            <w:tcMar>
+              <w:top w:type="dxa" w:w="90"/>
+              <w:left w:type="dxa" w:w="130"/>
+              <w:bottom w:type="dxa" w:w="90"/>
+              <w:right w:type="dxa" w:w="130"/>
+            </w:tcMar>
+            <w:vAlign w:val="center"/>
+          </w:tcPr>
+          <w:p>
+            <w:pPr>
+              <w:spacing w:after="0" w:line="240"/>
+            </w:pPr>
+            <w:r>
+              <w:rPr>
+                <w:rFonts w:ascii="Calibri" w:cs="Calibri" w:eastAsia="Calibri" w:hAnsi="Calibri"/>
+                <w:b w:val="false"/>
+                <w:bCs w:val="false"/>
+                <w:i w:val="false"/>
+                <w:iCs w:val="false"/>
+                <w:color w:val="221E1F"/>
+                <w:sz w:val="20"/>
+                <w:szCs w:val="20"/>
+              </w:rPr>
+              <w:t xml:space="preserve">One adapter against the notification seam, sender identities, deliverability</w:t>
             </w:r>
           </w:p>
         </w:tc>
@@ -11729,6 +12784,7 @@
               <w:bottom w:val="single" w:color="D6CFC6" w:sz="4"/>
               <w:right w:val="single" w:color="D6CFC6" w:sz="4"/>
             </w:tcBorders>
+            <w:shd w:fill="F7F5F2" w:color="auto" w:val="clear"/>
             <w:tcMar>
               <w:top w:type="dxa" w:w="90"/>
               <w:left w:type="dxa" w:w="130"/>
@@ -11766,6 +12822,7 @@
               <w:bottom w:val="single" w:color="D6CFC6" w:sz="4"/>
               <w:right w:val="single" w:color="D6CFC6" w:sz="4"/>
             </w:tcBorders>
+            <w:shd w:fill="F7F5F2" w:color="auto" w:val="clear"/>
             <w:tcMar>
               <w:top w:type="dxa" w:w="90"/>
               <w:left w:type="dxa" w:w="130"/>
@@ -11789,7 +12846,7 @@
                 <w:sz w:val="20"/>
                 <w:szCs w:val="20"/>
               </w:rPr>
-              <w:t xml:space="preserve">Legal review</w:t>
+              <w:t xml:space="preserve">Per-message cost</w:t>
             </w:r>
           </w:p>
         </w:tc>
@@ -11804,7 +12861,6 @@
               <w:bottom w:val="single" w:color="D6CFC6" w:sz="4"/>
               <w:right w:val="single" w:color="D6CFC6" w:sz="4"/>
             </w:tcBorders>
-            <w:shd w:fill="F7F5F2" w:color="auto" w:val="clear"/>
             <w:tcMar>
               <w:top w:type="dxa" w:w="90"/>
               <w:left w:type="dxa" w:w="130"/>
@@ -11828,7 +12884,7 @@
                 <w:sz w:val="20"/>
                 <w:szCs w:val="20"/>
               </w:rPr>
-              <w:t xml:space="preserve">Production monitoring and rollback</w:t>
+              <w:t xml:space="preserve">Privacy policy and legal review</w:t>
             </w:r>
           </w:p>
         </w:tc>
@@ -11841,31 +12897,30 @@
               <w:bottom w:val="single" w:color="D6CFC6" w:sz="4"/>
               <w:right w:val="single" w:color="D6CFC6" w:sz="4"/>
             </w:tcBorders>
-            <w:shd w:fill="F7F5F2" w:color="auto" w:val="clear"/>
-            <w:tcMar>
-              <w:top w:type="dxa" w:w="90"/>
-              <w:left w:type="dxa" w:w="130"/>
-              <w:bottom w:type="dxa" w:w="90"/>
-              <w:right w:type="dxa" w:w="130"/>
-            </w:tcMar>
-            <w:vAlign w:val="center"/>
-          </w:tcPr>
-          <w:p>
-            <w:pPr>
-              <w:spacing w:after="0" w:line="240"/>
-            </w:pPr>
-            <w:r>
-              <w:rPr>
-                <w:rFonts w:ascii="Calibri" w:cs="Calibri" w:eastAsia="Calibri" w:hAnsi="Calibri"/>
-                <w:b w:val="false"/>
-                <w:bCs w:val="false"/>
-                <w:i w:val="false"/>
-                <w:iCs w:val="false"/>
-                <w:color w:val="221E1F"/>
-                <w:sz w:val="20"/>
-                <w:szCs w:val="20"/>
-              </w:rPr>
-              <w:t xml:space="preserve">Error tracking, uptime checks, structured logging, a tested rollback path</w:t>
+            <w:tcMar>
+              <w:top w:type="dxa" w:w="90"/>
+              <w:left w:type="dxa" w:w="130"/>
+              <w:bottom w:type="dxa" w:w="90"/>
+              <w:right w:type="dxa" w:w="130"/>
+            </w:tcMar>
+            <w:vAlign w:val="center"/>
+          </w:tcPr>
+          <w:p>
+            <w:pPr>
+              <w:spacing w:after="0" w:line="240"/>
+            </w:pPr>
+            <w:r>
+              <w:rPr>
+                <w:rFonts w:ascii="Calibri" w:cs="Calibri" w:eastAsia="Calibri" w:hAnsi="Calibri"/>
+                <w:b w:val="false"/>
+                <w:bCs w:val="false"/>
+                <w:i w:val="false"/>
+                <w:iCs w:val="false"/>
+                <w:color w:val="221E1F"/>
+                <w:sz w:val="20"/>
+                <w:szCs w:val="20"/>
+              </w:rPr>
+              <w:t xml:space="preserve">Retention periods, consent copy, information officer; the endpoints exist and are tested</w:t>
             </w:r>
           </w:p>
         </w:tc>
@@ -11878,7 +12933,6 @@
               <w:bottom w:val="single" w:color="D6CFC6" w:sz="4"/>
               <w:right w:val="single" w:color="D6CFC6" w:sz="4"/>
             </w:tcBorders>
-            <w:shd w:fill="F7F5F2" w:color="auto" w:val="clear"/>
             <w:tcMar>
               <w:top w:type="dxa" w:w="90"/>
               <w:left w:type="dxa" w:w="130"/>
@@ -11903,7 +12957,7 @@
                 <w:sz w:val="20"/>
                 <w:szCs w:val="20"/>
               </w:rPr>
-              <w:t xml:space="preserve">4</w:t>
+              <w:t xml:space="preserve">2</w:t>
             </w:r>
           </w:p>
         </w:tc>
@@ -11916,7 +12970,6 @@
               <w:bottom w:val="single" w:color="D6CFC6" w:sz="4"/>
               <w:right w:val="single" w:color="D6CFC6" w:sz="4"/>
             </w:tcBorders>
-            <w:shd w:fill="F7F5F2" w:color="auto" w:val="clear"/>
             <w:tcMar>
               <w:top w:type="dxa" w:w="90"/>
               <w:left w:type="dxa" w:w="130"/>
@@ -11940,7 +12993,7 @@
                 <w:sz w:val="20"/>
                 <w:szCs w:val="20"/>
               </w:rPr>
-              <w:t xml:space="preserve">Tooling subscription</w:t>
+              <w:t xml:space="preserve">Legal review</w:t>
             </w:r>
           </w:p>
         </w:tc>
@@ -11955,6 +13008,7 @@
               <w:bottom w:val="single" w:color="D6CFC6" w:sz="4"/>
               <w:right w:val="single" w:color="D6CFC6" w:sz="4"/>
             </w:tcBorders>
+            <w:shd w:fill="F7F5F2" w:color="auto" w:val="clear"/>
             <w:tcMar>
               <w:top w:type="dxa" w:w="90"/>
               <w:left w:type="dxa" w:w="130"/>
@@ -11978,7 +13032,7 @@
                 <w:sz w:val="20"/>
                 <w:szCs w:val="20"/>
               </w:rPr>
-              <w:t xml:space="preserve">Deployment, domain, CDN and certificates</w:t>
+              <w:t xml:space="preserve">Production monitoring and rollback</w:t>
             </w:r>
           </w:p>
         </w:tc>
@@ -11991,30 +13045,31 @@
               <w:bottom w:val="single" w:color="D6CFC6" w:sz="4"/>
               <w:right w:val="single" w:color="D6CFC6" w:sz="4"/>
             </w:tcBorders>
-            <w:tcMar>
-              <w:top w:type="dxa" w:w="90"/>
-              <w:left w:type="dxa" w:w="130"/>
-              <w:bottom w:type="dxa" w:w="90"/>
-              <w:right w:type="dxa" w:w="130"/>
-            </w:tcMar>
-            <w:vAlign w:val="center"/>
-          </w:tcPr>
-          <w:p>
-            <w:pPr>
-              <w:spacing w:after="0" w:line="240"/>
-            </w:pPr>
-            <w:r>
-              <w:rPr>
-                <w:rFonts w:ascii="Calibri" w:cs="Calibri" w:eastAsia="Calibri" w:hAnsi="Calibri"/>
-                <w:b w:val="false"/>
-                <w:bCs w:val="false"/>
-                <w:i w:val="false"/>
-                <w:iCs w:val="false"/>
-                <w:color w:val="221E1F"/>
-                <w:sz w:val="20"/>
-                <w:szCs w:val="20"/>
-              </w:rPr>
-              <w:t xml:space="preserve">Production environment, secrets management, release pipeline</w:t>
+            <w:shd w:fill="F7F5F2" w:color="auto" w:val="clear"/>
+            <w:tcMar>
+              <w:top w:type="dxa" w:w="90"/>
+              <w:left w:type="dxa" w:w="130"/>
+              <w:bottom w:type="dxa" w:w="90"/>
+              <w:right w:type="dxa" w:w="130"/>
+            </w:tcMar>
+            <w:vAlign w:val="center"/>
+          </w:tcPr>
+          <w:p>
+            <w:pPr>
+              <w:spacing w:after="0" w:line="240"/>
+            </w:pPr>
+            <w:r>
+              <w:rPr>
+                <w:rFonts w:ascii="Calibri" w:cs="Calibri" w:eastAsia="Calibri" w:hAnsi="Calibri"/>
+                <w:b w:val="false"/>
+                <w:bCs w:val="false"/>
+                <w:i w:val="false"/>
+                <w:iCs w:val="false"/>
+                <w:color w:val="221E1F"/>
+                <w:sz w:val="20"/>
+                <w:szCs w:val="20"/>
+              </w:rPr>
+              <w:t xml:space="preserve">Error tracking and structured logging on top of the health endpoint, and a tested rollback path</w:t>
             </w:r>
           </w:p>
         </w:tc>
@@ -12027,6 +13082,7 @@
               <w:bottom w:val="single" w:color="D6CFC6" w:sz="4"/>
               <w:right w:val="single" w:color="D6CFC6" w:sz="4"/>
             </w:tcBorders>
+            <w:shd w:fill="F7F5F2" w:color="auto" w:val="clear"/>
             <w:tcMar>
               <w:top w:type="dxa" w:w="90"/>
               <w:left w:type="dxa" w:w="130"/>
@@ -12064,6 +13120,7 @@
               <w:bottom w:val="single" w:color="D6CFC6" w:sz="4"/>
               <w:right w:val="single" w:color="D6CFC6" w:sz="4"/>
             </w:tcBorders>
+            <w:shd w:fill="F7F5F2" w:color="auto" w:val="clear"/>
             <w:tcMar>
               <w:top w:type="dxa" w:w="90"/>
               <w:left w:type="dxa" w:w="130"/>
@@ -12087,7 +13144,7 @@
                 <w:sz w:val="20"/>
                 <w:szCs w:val="20"/>
               </w:rPr>
-              <w:t xml:space="preserve">Hosting and domain</w:t>
+              <w:t xml:space="preserve">Tooling subscription</w:t>
             </w:r>
           </w:p>
         </w:tc>
@@ -12102,7 +13159,6 @@
               <w:bottom w:val="single" w:color="D6CFC6" w:sz="4"/>
               <w:right w:val="single" w:color="D6CFC6" w:sz="4"/>
             </w:tcBorders>
-            <w:shd w:fill="F7F5F2" w:color="auto" w:val="clear"/>
             <w:tcMar>
               <w:top w:type="dxa" w:w="90"/>
               <w:left w:type="dxa" w:w="130"/>
@@ -12126,7 +13182,7 @@
                 <w:sz w:val="20"/>
                 <w:szCs w:val="20"/>
               </w:rPr>
-              <w:t xml:space="preserve">Food photography integration</w:t>
+              <w:t xml:space="preserve">Deployment, domain, CDN and certificates</w:t>
             </w:r>
           </w:p>
         </w:tc>
@@ -12139,31 +13195,30 @@
               <w:bottom w:val="single" w:color="D6CFC6" w:sz="4"/>
               <w:right w:val="single" w:color="D6CFC6" w:sz="4"/>
             </w:tcBorders>
-            <w:shd w:fill="F7F5F2" w:color="auto" w:val="clear"/>
-            <w:tcMar>
-              <w:top w:type="dxa" w:w="90"/>
-              <w:left w:type="dxa" w:w="130"/>
-              <w:bottom w:type="dxa" w:w="90"/>
-              <w:right w:type="dxa" w:w="130"/>
-            </w:tcMar>
-            <w:vAlign w:val="center"/>
-          </w:tcPr>
-          <w:p>
-            <w:pPr>
-              <w:spacing w:after="0" w:line="240"/>
-            </w:pPr>
-            <w:r>
-              <w:rPr>
-                <w:rFonts w:ascii="Calibri" w:cs="Calibri" w:eastAsia="Calibri" w:hAnsi="Calibri"/>
-                <w:b w:val="false"/>
-                <w:bCs w:val="false"/>
-                <w:i w:val="false"/>
-                <w:iCs w:val="false"/>
-                <w:color w:val="221E1F"/>
-                <w:sz w:val="20"/>
-                <w:szCs w:val="20"/>
-              </w:rPr>
-              <w:t xml:space="preserve">Replacing the twelve comped items with the commissioned shoot</w:t>
+            <w:tcMar>
+              <w:top w:type="dxa" w:w="90"/>
+              <w:left w:type="dxa" w:w="130"/>
+              <w:bottom w:type="dxa" w:w="90"/>
+              <w:right w:type="dxa" w:w="130"/>
+            </w:tcMar>
+            <w:vAlign w:val="center"/>
+          </w:tcPr>
+          <w:p>
+            <w:pPr>
+              <w:spacing w:after="0" w:line="240"/>
+            </w:pPr>
+            <w:r>
+              <w:rPr>
+                <w:rFonts w:ascii="Calibri" w:cs="Calibri" w:eastAsia="Calibri" w:hAnsi="Calibri"/>
+                <w:b w:val="false"/>
+                <w:bCs w:val="false"/>
+                <w:i w:val="false"/>
+                <w:iCs w:val="false"/>
+                <w:color w:val="221E1F"/>
+                <w:sz w:val="20"/>
+                <w:szCs w:val="20"/>
+              </w:rPr>
+              <w:t xml:space="preserve">Production environment, secrets management, release pipeline</w:t>
             </w:r>
           </w:p>
         </w:tc>
@@ -12176,7 +13231,6 @@
               <w:bottom w:val="single" w:color="D6CFC6" w:sz="4"/>
               <w:right w:val="single" w:color="D6CFC6" w:sz="4"/>
             </w:tcBorders>
-            <w:shd w:fill="F7F5F2" w:color="auto" w:val="clear"/>
             <w:tcMar>
               <w:top w:type="dxa" w:w="90"/>
               <w:left w:type="dxa" w:w="130"/>
@@ -12214,7 +13268,6 @@
               <w:bottom w:val="single" w:color="D6CFC6" w:sz="4"/>
               <w:right w:val="single" w:color="D6CFC6" w:sz="4"/>
             </w:tcBorders>
-            <w:shd w:fill="F7F5F2" w:color="auto" w:val="clear"/>
             <w:tcMar>
               <w:top w:type="dxa" w:w="90"/>
               <w:left w:type="dxa" w:w="130"/>
@@ -12238,7 +13291,7 @@
                 <w:sz w:val="20"/>
                 <w:szCs w:val="20"/>
               </w:rPr>
-              <w:t xml:space="preserve">Shoot, stylist, studio</w:t>
+              <w:t xml:space="preserve">Hosting and domain</w:t>
             </w:r>
           </w:p>
         </w:tc>
@@ -12253,6 +13306,7 @@
               <w:bottom w:val="single" w:color="D6CFC6" w:sz="4"/>
               <w:right w:val="single" w:color="D6CFC6" w:sz="4"/>
             </w:tcBorders>
+            <w:shd w:fill="F7F5F2" w:color="auto" w:val="clear"/>
             <w:tcMar>
               <w:top w:type="dxa" w:w="90"/>
               <w:left w:type="dxa" w:w="130"/>
@@ -12276,7 +13330,7 @@
                 <w:sz w:val="20"/>
                 <w:szCs w:val="20"/>
               </w:rPr>
-              <w:t xml:space="preserve">Accessibility and performance audit</w:t>
+              <w:t xml:space="preserve">Food photography integration</w:t>
             </w:r>
           </w:p>
         </w:tc>
@@ -12289,30 +13343,31 @@
               <w:bottom w:val="single" w:color="D6CFC6" w:sz="4"/>
               <w:right w:val="single" w:color="D6CFC6" w:sz="4"/>
             </w:tcBorders>
-            <w:tcMar>
-              <w:top w:type="dxa" w:w="90"/>
-              <w:left w:type="dxa" w:w="130"/>
-              <w:bottom w:type="dxa" w:w="90"/>
-              <w:right w:type="dxa" w:w="130"/>
-            </w:tcMar>
-            <w:vAlign w:val="center"/>
-          </w:tcPr>
-          <w:p>
-            <w:pPr>
-              <w:spacing w:after="0" w:line="240"/>
-            </w:pPr>
-            <w:r>
-              <w:rPr>
-                <w:rFonts w:ascii="Calibri" w:cs="Calibri" w:eastAsia="Calibri" w:hAnsi="Calibri"/>
-                <w:b w:val="false"/>
-                <w:bCs w:val="false"/>
-                <w:i w:val="false"/>
-                <w:iCs w:val="false"/>
-                <w:color w:val="221E1F"/>
-                <w:sz w:val="20"/>
-                <w:szCs w:val="20"/>
-              </w:rPr>
-              <w:t xml:space="preserve">WCAG and Core Web Vitals measured against the deployed build, not the local one</w:t>
+            <w:shd w:fill="F7F5F2" w:color="auto" w:val="clear"/>
+            <w:tcMar>
+              <w:top w:type="dxa" w:w="90"/>
+              <w:left w:type="dxa" w:w="130"/>
+              <w:bottom w:type="dxa" w:w="90"/>
+              <w:right w:type="dxa" w:w="130"/>
+            </w:tcMar>
+            <w:vAlign w:val="center"/>
+          </w:tcPr>
+          <w:p>
+            <w:pPr>
+              <w:spacing w:after="0" w:line="240"/>
+            </w:pPr>
+            <w:r>
+              <w:rPr>
+                <w:rFonts w:ascii="Calibri" w:cs="Calibri" w:eastAsia="Calibri" w:hAnsi="Calibri"/>
+                <w:b w:val="false"/>
+                <w:bCs w:val="false"/>
+                <w:i w:val="false"/>
+                <w:iCs w:val="false"/>
+                <w:color w:val="221E1F"/>
+                <w:sz w:val="20"/>
+                <w:szCs w:val="20"/>
+              </w:rPr>
+              <w:t xml:space="preserve">Replacing the twelve comped items with the commissioned shoot</w:t>
             </w:r>
           </w:p>
         </w:tc>
@@ -12325,6 +13380,7 @@
               <w:bottom w:val="single" w:color="D6CFC6" w:sz="4"/>
               <w:right w:val="single" w:color="D6CFC6" w:sz="4"/>
             </w:tcBorders>
+            <w:shd w:fill="F7F5F2" w:color="auto" w:val="clear"/>
             <w:tcMar>
               <w:top w:type="dxa" w:w="90"/>
               <w:left w:type="dxa" w:w="130"/>
@@ -12349,7 +13405,7 @@
                 <w:sz w:val="20"/>
                 <w:szCs w:val="20"/>
               </w:rPr>
-              <w:t xml:space="preserve">4</w:t>
+              <w:t xml:space="preserve">3</w:t>
             </w:r>
           </w:p>
         </w:tc>
@@ -12362,30 +13418,31 @@
               <w:bottom w:val="single" w:color="D6CFC6" w:sz="4"/>
               <w:right w:val="single" w:color="D6CFC6" w:sz="4"/>
             </w:tcBorders>
-            <w:tcMar>
-              <w:top w:type="dxa" w:w="90"/>
-              <w:left w:type="dxa" w:w="130"/>
-              <w:bottom w:type="dxa" w:w="90"/>
-              <w:right w:type="dxa" w:w="130"/>
-            </w:tcMar>
-            <w:vAlign w:val="center"/>
-          </w:tcPr>
-          <w:p>
-            <w:pPr>
-              <w:spacing w:after="0" w:line="240"/>
-            </w:pPr>
-            <w:r>
-              <w:rPr>
-                <w:rFonts w:ascii="Calibri" w:cs="Calibri" w:eastAsia="Calibri" w:hAnsi="Calibri"/>
-                <w:b w:val="false"/>
-                <w:bCs w:val="false"/>
-                <w:i w:val="false"/>
-                <w:iCs w:val="false"/>
-                <w:color w:val="221E1F"/>
-                <w:sz w:val="20"/>
-                <w:szCs w:val="20"/>
-              </w:rPr>
-              <w:t xml:space="preserve">—</w:t>
+            <w:shd w:fill="F7F5F2" w:color="auto" w:val="clear"/>
+            <w:tcMar>
+              <w:top w:type="dxa" w:w="90"/>
+              <w:left w:type="dxa" w:w="130"/>
+              <w:bottom w:type="dxa" w:w="90"/>
+              <w:right w:type="dxa" w:w="130"/>
+            </w:tcMar>
+            <w:vAlign w:val="center"/>
+          </w:tcPr>
+          <w:p>
+            <w:pPr>
+              <w:spacing w:after="0" w:line="240"/>
+            </w:pPr>
+            <w:r>
+              <w:rPr>
+                <w:rFonts w:ascii="Calibri" w:cs="Calibri" w:eastAsia="Calibri" w:hAnsi="Calibri"/>
+                <w:b w:val="false"/>
+                <w:bCs w:val="false"/>
+                <w:i/>
+                <w:iCs/>
+                <w:color w:val="6E6660"/>
+                <w:sz w:val="20"/>
+                <w:szCs w:val="20"/>
+              </w:rPr>
+              <w:t xml:space="preserve">Shoot, stylist, studio</w:t>
             </w:r>
           </w:p>
         </w:tc>
@@ -12400,7 +13457,6 @@
               <w:bottom w:val="single" w:color="D6CFC6" w:sz="4"/>
               <w:right w:val="single" w:color="D6CFC6" w:sz="4"/>
             </w:tcBorders>
-            <w:shd w:fill="FCE8EB" w:color="auto" w:val="clear"/>
             <w:tcMar>
               <w:top w:type="dxa" w:w="90"/>
               <w:left w:type="dxa" w:w="130"/>
@@ -12424,13 +13480,124 @@
                 <w:sz w:val="20"/>
                 <w:szCs w:val="20"/>
               </w:rPr>
-              <w:t xml:space="preserve">Total remaining</w:t>
+              <w:t xml:space="preserve">Accessibility and performance audit</w:t>
             </w:r>
           </w:p>
         </w:tc>
         <w:tc>
           <w:tcPr>
             <w:tcW w:type="dxa" w:w="3855"/>
+            <w:tcBorders>
+              <w:top w:val="single" w:color="D6CFC6" w:sz="4"/>
+              <w:left w:val="single" w:color="D6CFC6" w:sz="4"/>
+              <w:bottom w:val="single" w:color="D6CFC6" w:sz="4"/>
+              <w:right w:val="single" w:color="D6CFC6" w:sz="4"/>
+            </w:tcBorders>
+            <w:tcMar>
+              <w:top w:type="dxa" w:w="90"/>
+              <w:left w:type="dxa" w:w="130"/>
+              <w:bottom w:type="dxa" w:w="90"/>
+              <w:right w:type="dxa" w:w="130"/>
+            </w:tcMar>
+            <w:vAlign w:val="center"/>
+          </w:tcPr>
+          <w:p>
+            <w:pPr>
+              <w:spacing w:after="0" w:line="240"/>
+            </w:pPr>
+            <w:r>
+              <w:rPr>
+                <w:rFonts w:ascii="Calibri" w:cs="Calibri" w:eastAsia="Calibri" w:hAnsi="Calibri"/>
+                <w:b w:val="false"/>
+                <w:bCs w:val="false"/>
+                <w:i w:val="false"/>
+                <w:iCs w:val="false"/>
+                <w:color w:val="221E1F"/>
+                <w:sz w:val="20"/>
+                <w:szCs w:val="20"/>
+              </w:rPr>
+              <w:t xml:space="preserve">WCAG and Core Web Vitals measured against the deployed build, not the local one</w:t>
+            </w:r>
+          </w:p>
+        </w:tc>
+        <w:tc>
+          <w:tcPr>
+            <w:tcW w:type="dxa" w:w="964"/>
+            <w:tcBorders>
+              <w:top w:val="single" w:color="D6CFC6" w:sz="4"/>
+              <w:left w:val="single" w:color="D6CFC6" w:sz="4"/>
+              <w:bottom w:val="single" w:color="D6CFC6" w:sz="4"/>
+              <w:right w:val="single" w:color="D6CFC6" w:sz="4"/>
+            </w:tcBorders>
+            <w:tcMar>
+              <w:top w:type="dxa" w:w="90"/>
+              <w:left w:type="dxa" w:w="130"/>
+              <w:bottom w:type="dxa" w:w="90"/>
+              <w:right w:type="dxa" w:w="130"/>
+            </w:tcMar>
+            <w:vAlign w:val="center"/>
+          </w:tcPr>
+          <w:p>
+            <w:pPr>
+              <w:spacing w:after="0" w:line="240"/>
+              <w:jc w:val="right"/>
+            </w:pPr>
+            <w:r>
+              <w:rPr>
+                <w:rFonts w:ascii="Calibri" w:cs="Calibri" w:eastAsia="Calibri" w:hAnsi="Calibri"/>
+                <w:b w:val="false"/>
+                <w:bCs w:val="false"/>
+                <w:i w:val="false"/>
+                <w:iCs w:val="false"/>
+                <w:color w:val="221E1F"/>
+                <w:sz w:val="20"/>
+                <w:szCs w:val="20"/>
+              </w:rPr>
+              <w:t xml:space="preserve">4</w:t>
+            </w:r>
+          </w:p>
+        </w:tc>
+        <w:tc>
+          <w:tcPr>
+            <w:tcW w:type="dxa" w:w="1928"/>
+            <w:tcBorders>
+              <w:top w:val="single" w:color="D6CFC6" w:sz="4"/>
+              <w:left w:val="single" w:color="D6CFC6" w:sz="4"/>
+              <w:bottom w:val="single" w:color="D6CFC6" w:sz="4"/>
+              <w:right w:val="single" w:color="D6CFC6" w:sz="4"/>
+            </w:tcBorders>
+            <w:tcMar>
+              <w:top w:type="dxa" w:w="90"/>
+              <w:left w:type="dxa" w:w="130"/>
+              <w:bottom w:type="dxa" w:w="90"/>
+              <w:right w:type="dxa" w:w="130"/>
+            </w:tcMar>
+            <w:vAlign w:val="center"/>
+          </w:tcPr>
+          <w:p>
+            <w:pPr>
+              <w:spacing w:after="0" w:line="240"/>
+            </w:pPr>
+            <w:r>
+              <w:rPr>
+                <w:rFonts w:ascii="Calibri" w:cs="Calibri" w:eastAsia="Calibri" w:hAnsi="Calibri"/>
+                <w:b w:val="false"/>
+                <w:bCs w:val="false"/>
+                <w:i w:val="false"/>
+                <w:iCs w:val="false"/>
+                <w:color w:val="221E1F"/>
+                <w:sz w:val="20"/>
+                <w:szCs w:val="20"/>
+              </w:rPr>
+              <w:t xml:space="preserve">—</w:t>
+            </w:r>
+          </w:p>
+        </w:tc>
+      </w:tr>
+      <w:tr>
+        <w:tc>
+          <w:tcPr>
+            <w:tcW w:type="dxa" w:w="2891"/>
             <w:tcBorders>
               <w:top w:val="single" w:color="D6CFC6" w:sz="4"/>
               <w:left w:val="single" w:color="D6CFC6" w:sz="4"/>
@@ -12461,13 +13628,13 @@
                 <w:sz w:val="20"/>
                 <w:szCs w:val="20"/>
               </w:rPr>
-              <w:t xml:space="preserve">480 hours of engineering</w:t>
-            </w:r>
-          </w:p>
-        </w:tc>
-        <w:tc>
-          <w:tcPr>
-            <w:tcW w:type="dxa" w:w="964"/>
+              <w:t xml:space="preserve">Total remaining</w:t>
+            </w:r>
+          </w:p>
+        </w:tc>
+        <w:tc>
+          <w:tcPr>
+            <w:tcW w:type="dxa" w:w="3855"/>
             <w:tcBorders>
               <w:top w:val="single" w:color="D6CFC6" w:sz="4"/>
               <w:left w:val="single" w:color="D6CFC6" w:sz="4"/>
@@ -12486,7 +13653,6 @@
           <w:p>
             <w:pPr>
               <w:spacing w:after="0" w:line="240"/>
-              <w:jc w:val="right"/>
             </w:pPr>
             <w:r>
               <w:rPr>
@@ -12499,7 +13665,45 @@
                 <w:sz w:val="20"/>
                 <w:szCs w:val="20"/>
               </w:rPr>
-              <w:t xml:space="preserve">60</w:t>
+              <w:t xml:space="preserve">328 hours of engineering</w:t>
+            </w:r>
+          </w:p>
+        </w:tc>
+        <w:tc>
+          <w:tcPr>
+            <w:tcW w:type="dxa" w:w="964"/>
+            <w:tcBorders>
+              <w:top w:val="single" w:color="D6CFC6" w:sz="4"/>
+              <w:left w:val="single" w:color="D6CFC6" w:sz="4"/>
+              <w:bottom w:val="single" w:color="D6CFC6" w:sz="4"/>
+              <w:right w:val="single" w:color="D6CFC6" w:sz="4"/>
+            </w:tcBorders>
+            <w:shd w:fill="FCE8EB" w:color="auto" w:val="clear"/>
+            <w:tcMar>
+              <w:top w:type="dxa" w:w="90"/>
+              <w:left w:type="dxa" w:w="130"/>
+              <w:bottom w:type="dxa" w:w="90"/>
+              <w:right w:type="dxa" w:w="130"/>
+            </w:tcMar>
+            <w:vAlign w:val="center"/>
+          </w:tcPr>
+          <w:p>
+            <w:pPr>
+              <w:spacing w:after="0" w:line="240"/>
+              <w:jc w:val="right"/>
+            </w:pPr>
+            <w:r>
+              <w:rPr>
+                <w:rFonts w:ascii="Calibri" w:cs="Calibri" w:eastAsia="Calibri" w:hAnsi="Calibri"/>
+                <w:b/>
+                <w:bCs/>
+                <w:i w:val="false"/>
+                <w:iCs w:val="false"/>
+                <w:color w:val="221E1F"/>
+                <w:sz w:val="20"/>
+                <w:szCs w:val="20"/>
+              </w:rPr>
+              <w:t xml:space="preserve">41</w:t>
             </w:r>
           </w:p>
         </w:tc>
@@ -12804,7 +14008,7 @@
                 <w:sz w:val="20"/>
                 <w:szCs w:val="20"/>
               </w:rPr>
-              <w:t xml:space="preserve">70</w:t>
+              <w:t xml:space="preserve">114</w:t>
             </w:r>
           </w:p>
         </w:tc>
@@ -12841,7 +14045,7 @@
                 <w:sz w:val="20"/>
                 <w:szCs w:val="20"/>
               </w:rPr>
-              <w:t xml:space="preserve">560</w:t>
+              <w:t xml:space="preserve">912</w:t>
             </w:r>
           </w:p>
         </w:tc>
@@ -12878,7 +14082,7 @@
                 <w:sz w:val="20"/>
                 <w:szCs w:val="20"/>
               </w:rPr>
-              <w:t xml:space="preserve">R 532 000</w:t>
+              <w:t xml:space="preserve">R 866 400</w:t>
             </w:r>
           </w:p>
         </w:tc>
@@ -12955,7 +14159,7 @@
                 <w:sz w:val="20"/>
                 <w:szCs w:val="20"/>
               </w:rPr>
-              <w:t xml:space="preserve">60</w:t>
+              <w:t xml:space="preserve">41</w:t>
             </w:r>
           </w:p>
         </w:tc>
@@ -12993,7 +14197,7 @@
                 <w:sz w:val="20"/>
                 <w:szCs w:val="20"/>
               </w:rPr>
-              <w:t xml:space="preserve">480</w:t>
+              <w:t xml:space="preserve">328</w:t>
             </w:r>
           </w:p>
         </w:tc>
@@ -13031,7 +14235,7 @@
                 <w:sz w:val="20"/>
                 <w:szCs w:val="20"/>
               </w:rPr>
-              <w:t xml:space="preserve">R 456 000</w:t>
+              <w:t xml:space="preserve">R 311 600</w:t>
             </w:r>
           </w:p>
         </w:tc>
@@ -13108,7 +14312,7 @@
                 <w:sz w:val="20"/>
                 <w:szCs w:val="20"/>
               </w:rPr>
-              <w:t xml:space="preserve">130</w:t>
+              <w:t xml:space="preserve">155</w:t>
             </w:r>
           </w:p>
         </w:tc>
@@ -13146,7 +14350,7 @@
                 <w:sz w:val="20"/>
                 <w:szCs w:val="20"/>
               </w:rPr>
-              <w:t xml:space="preserve">1 040</w:t>
+              <w:t xml:space="preserve">1 240</w:t>
             </w:r>
           </w:p>
         </w:tc>
@@ -13184,7 +14388,7 @@
                 <w:sz w:val="20"/>
                 <w:szCs w:val="20"/>
               </w:rPr>
-              <w:t xml:space="preserve">R 988 000</w:t>
+              <w:t xml:space="preserve">R 1 178 000</w:t>
             </w:r>
           </w:p>
         </w:tc>
@@ -13223,7 +14427,7 @@
           <w:sz w:val="20"/>
           <w:szCs w:val="20"/>
         </w:rPr>
-        <w:t xml:space="preserve">Roughly 54% of the engineering is done. </w:t>
+        <w:t xml:space="preserve">Roughly 74% of the engineering is done. </w:t>
       </w:r>
       <w:r>
         <w:rPr>
@@ -13236,7 +14440,7 @@
           <w:sz w:val="20"/>
           <w:szCs w:val="20"/>
         </w:rPr>
-        <w:t xml:space="preserve">The remaining half is weighted toward integration rather than construction, which means its calendar time depends on how quickly the accounts, credentials and contracts arrive rather than on how fast anyone writes code.</w:t>
+        <w:t xml:space="preserve">What is left is weighted toward vendor onboarding rather than construction, so its calendar time depends on how quickly accounts, credentials and contracts arrive rather than on how fast anyone writes code. The engineering estimates fell when the seams went in: a payment integration is four days against a tested interface where it was eight against nothing.</w:t>
       </w:r>
     </w:p>
     <w:p>

--- a/WEBSITE_COSTINGS.docx
+++ b/WEBSITE_COSTINGS.docx
@@ -449,7 +449,7 @@
                 <w:sz w:val="20"/>
                 <w:szCs w:val="20"/>
               </w:rPr>
-              <w:t xml:space="preserve">8090a7e</w:t>
+              <w:t xml:space="preserve">3fe7ac2</w:t>
             </w:r>
           </w:p>
         </w:tc>
@@ -1415,7 +1415,7 @@
                 <w:sz w:val="20"/>
                 <w:szCs w:val="20"/>
               </w:rPr>
-              <w:t xml:space="preserve">24</w:t>
+              <w:t xml:space="preserve">26</w:t>
             </w:r>
           </w:p>
         </w:tc>
@@ -1527,7 +1527,7 @@
                 <w:sz w:val="20"/>
                 <w:szCs w:val="20"/>
               </w:rPr>
-              <w:t xml:space="preserve">425</w:t>
+              <w:t xml:space="preserve">466</w:t>
             </w:r>
           </w:p>
         </w:tc>
@@ -1563,7 +1563,7 @@
                 <w:sz w:val="20"/>
                 <w:szCs w:val="20"/>
               </w:rPr>
-              <w:t xml:space="preserve">In 23 files; all passing</w:t>
+              <w:t xml:space="preserve">In 26 files; all passing</w:t>
             </w:r>
           </w:p>
         </w:tc>
@@ -1640,7 +1640,7 @@
                 <w:sz w:val="20"/>
                 <w:szCs w:val="20"/>
               </w:rPr>
-              <w:t xml:space="preserve">18,232</w:t>
+              <w:t xml:space="preserve">19,104</w:t>
             </w:r>
           </w:p>
         </w:tc>
@@ -1677,7 +1677,7 @@
                 <w:sz w:val="20"/>
                 <w:szCs w:val="20"/>
               </w:rPr>
-              <w:t xml:space="preserve">Application 7,965 · tests 5,479 · review build 2,241 · data and tooling 2,037 · shared packages 510</w:t>
+              <w:t xml:space="preserve">Application 8,157 · tests 6,157 · review build 2,241 · data and tooling 2,039 · shared packages 510</w:t>
             </w:r>
           </w:p>
         </w:tc>
@@ -1865,7 +1865,7 @@
                 <w:sz w:val="20"/>
                 <w:szCs w:val="20"/>
               </w:rPr>
-              <w:t xml:space="preserve">25</w:t>
+              <w:t xml:space="preserve">28</w:t>
             </w:r>
           </w:p>
         </w:tc>
@@ -3770,7 +3770,7 @@
                 <w:sz w:val="20"/>
                 <w:szCs w:val="20"/>
               </w:rPr>
-              <w:t xml:space="preserve">425 passing</w:t>
+              <w:t xml:space="preserve">466 passing</w:t>
             </w:r>
           </w:p>
         </w:tc>
@@ -3807,7 +3807,7 @@
                 <w:sz w:val="20"/>
                 <w:szCs w:val="20"/>
               </w:rPr>
-              <w:t xml:space="preserve">23 files, run against route handlers where the risk is</w:t>
+              <w:t xml:space="preserve">26 files, including four real worker processes racing on one file</w:t>
             </w:r>
           </w:p>
         </w:tc>
@@ -7801,7 +7801,6 @@
               <w:bottom w:val="single" w:color="D6CFC6" w:sz="4"/>
               <w:right w:val="single" w:color="D6CFC6" w:sz="4"/>
             </w:tcBorders>
-            <w:shd w:fill="FCE8EB" w:color="auto" w:val="clear"/>
             <w:tcMar>
               <w:top w:type="dxa" w:w="90"/>
               <w:left w:type="dxa" w:w="130"/>
@@ -7814,6 +7813,42 @@
             <w:pPr>
               <w:spacing w:after="0" w:line="240"/>
               <w:jc w:val="center"/>
+            </w:pPr>
+            <w:r>
+              <w:rPr>
+                <w:rFonts w:ascii="Calibri" w:cs="Calibri" w:eastAsia="Calibri" w:hAnsi="Calibri"/>
+                <w:b w:val="false"/>
+                <w:bCs w:val="false"/>
+                <w:i w:val="false"/>
+                <w:iCs w:val="false"/>
+                <w:color w:val="221E1F"/>
+                <w:sz w:val="20"/>
+                <w:szCs w:val="20"/>
+              </w:rPr>
+              <w:t xml:space="preserve">17</w:t>
+            </w:r>
+          </w:p>
+        </w:tc>
+        <w:tc>
+          <w:tcPr>
+            <w:tcW w:type="dxa" w:w="3084"/>
+            <w:tcBorders>
+              <w:top w:val="single" w:color="D6CFC6" w:sz="4"/>
+              <w:left w:val="single" w:color="D6CFC6" w:sz="4"/>
+              <w:bottom w:val="single" w:color="D6CFC6" w:sz="4"/>
+              <w:right w:val="single" w:color="D6CFC6" w:sz="4"/>
+            </w:tcBorders>
+            <w:tcMar>
+              <w:top w:type="dxa" w:w="90"/>
+              <w:left w:type="dxa" w:w="130"/>
+              <w:bottom w:type="dxa" w:w="90"/>
+              <w:right w:type="dxa" w:w="130"/>
+            </w:tcMar>
+            <w:vAlign w:val="center"/>
+          </w:tcPr>
+          <w:p>
+            <w:pPr>
+              <w:spacing w:after="0" w:line="240"/>
             </w:pPr>
             <w:r>
               <w:rPr>
@@ -7826,7 +7861,120 @@
                 <w:sz w:val="20"/>
                 <w:szCs w:val="20"/>
               </w:rPr>
-              <w:t xml:space="preserve"/>
+              <w:t xml:space="preserve">Concurrent-write safety</w:t>
+            </w:r>
+          </w:p>
+        </w:tc>
+        <w:tc>
+          <w:tcPr>
+            <w:tcW w:type="dxa" w:w="5108"/>
+            <w:tcBorders>
+              <w:top w:val="single" w:color="D6CFC6" w:sz="4"/>
+              <w:left w:val="single" w:color="D6CFC6" w:sz="4"/>
+              <w:bottom w:val="single" w:color="D6CFC6" w:sz="4"/>
+              <w:right w:val="single" w:color="D6CFC6" w:sz="4"/>
+            </w:tcBorders>
+            <w:tcMar>
+              <w:top w:type="dxa" w:w="90"/>
+              <w:left w:type="dxa" w:w="130"/>
+              <w:bottom w:type="dxa" w:w="90"/>
+              <w:right w:type="dxa" w:w="130"/>
+            </w:tcMar>
+            <w:vAlign w:val="center"/>
+          </w:tcPr>
+          <w:p>
+            <w:pPr>
+              <w:spacing w:after="0" w:line="240"/>
+            </w:pPr>
+            <w:r>
+              <w:rPr>
+                <w:rFonts w:ascii="Calibri" w:cs="Calibri" w:eastAsia="Calibri" w:hAnsi="Calibri"/>
+                <w:b w:val="false"/>
+                <w:bCs w:val="false"/>
+                <w:i w:val="false"/>
+                <w:iCs w:val="false"/>
+                <w:color w:val="221E1F"/>
+                <w:sz w:val="20"/>
+                <w:szCs w:val="20"/>
+              </w:rPr>
+              <w:t xml:space="preserve">Cross-process lock closing the read-modify-write race the JSON store shipped with, proved by four real worker processes and an unlocked control</w:t>
+            </w:r>
+          </w:p>
+        </w:tc>
+        <w:tc>
+          <w:tcPr>
+            <w:tcW w:type="dxa" w:w="964"/>
+            <w:tcBorders>
+              <w:top w:val="single" w:color="D6CFC6" w:sz="4"/>
+              <w:left w:val="single" w:color="D6CFC6" w:sz="4"/>
+              <w:bottom w:val="single" w:color="D6CFC6" w:sz="4"/>
+              <w:right w:val="single" w:color="D6CFC6" w:sz="4"/>
+            </w:tcBorders>
+            <w:tcMar>
+              <w:top w:type="dxa" w:w="90"/>
+              <w:left w:type="dxa" w:w="130"/>
+              <w:bottom w:type="dxa" w:w="90"/>
+              <w:right w:type="dxa" w:w="130"/>
+            </w:tcMar>
+            <w:vAlign w:val="center"/>
+          </w:tcPr>
+          <w:p>
+            <w:pPr>
+              <w:spacing w:after="0" w:line="240"/>
+              <w:jc w:val="right"/>
+            </w:pPr>
+            <w:r>
+              <w:rPr>
+                <w:rFonts w:ascii="Calibri" w:cs="Calibri" w:eastAsia="Calibri" w:hAnsi="Calibri"/>
+                <w:b w:val="false"/>
+                <w:bCs w:val="false"/>
+                <w:i w:val="false"/>
+                <w:iCs w:val="false"/>
+                <w:color w:val="221E1F"/>
+                <w:sz w:val="20"/>
+                <w:szCs w:val="20"/>
+              </w:rPr>
+              <w:t xml:space="preserve">6</w:t>
+            </w:r>
+          </w:p>
+        </w:tc>
+      </w:tr>
+      <w:tr>
+        <w:tc>
+          <w:tcPr>
+            <w:tcW w:type="dxa" w:w="482"/>
+            <w:tcBorders>
+              <w:top w:val="single" w:color="D6CFC6" w:sz="4"/>
+              <w:left w:val="single" w:color="D6CFC6" w:sz="4"/>
+              <w:bottom w:val="single" w:color="D6CFC6" w:sz="4"/>
+              <w:right w:val="single" w:color="D6CFC6" w:sz="4"/>
+            </w:tcBorders>
+            <w:shd w:fill="F7F5F2" w:color="auto" w:val="clear"/>
+            <w:tcMar>
+              <w:top w:type="dxa" w:w="90"/>
+              <w:left w:type="dxa" w:w="130"/>
+              <w:bottom w:type="dxa" w:w="90"/>
+              <w:right w:type="dxa" w:w="130"/>
+            </w:tcMar>
+            <w:vAlign w:val="center"/>
+          </w:tcPr>
+          <w:p>
+            <w:pPr>
+              <w:spacing w:after="0" w:line="240"/>
+              <w:jc w:val="center"/>
+            </w:pPr>
+            <w:r>
+              <w:rPr>
+                <w:rFonts w:ascii="Calibri" w:cs="Calibri" w:eastAsia="Calibri" w:hAnsi="Calibri"/>
+                <w:b w:val="false"/>
+                <w:bCs w:val="false"/>
+                <w:i w:val="false"/>
+                <w:iCs w:val="false"/>
+                <w:color w:val="221E1F"/>
+                <w:sz w:val="20"/>
+                <w:szCs w:val="20"/>
+              </w:rPr>
+              <w:t xml:space="preserve">18</w:t>
             </w:r>
           </w:p>
         </w:tc>
@@ -7839,7 +7987,7 @@
               <w:bottom w:val="single" w:color="D6CFC6" w:sz="4"/>
               <w:right w:val="single" w:color="D6CFC6" w:sz="4"/>
             </w:tcBorders>
-            <w:shd w:fill="FCE8EB" w:color="auto" w:val="clear"/>
+            <w:shd w:fill="F7F5F2" w:color="auto" w:val="clear"/>
             <w:tcMar>
               <w:top w:type="dxa" w:w="90"/>
               <w:left w:type="dxa" w:w="130"/>
@@ -7863,7 +8011,7 @@
                 <w:sz w:val="20"/>
                 <w:szCs w:val="20"/>
               </w:rPr>
-              <w:t xml:space="preserve">Total</w:t>
+              <w:t xml:space="preserve">Accessibility and deployment</w:t>
             </w:r>
           </w:p>
         </w:tc>
@@ -7876,6 +8024,83 @@
               <w:bottom w:val="single" w:color="D6CFC6" w:sz="4"/>
               <w:right w:val="single" w:color="D6CFC6" w:sz="4"/>
             </w:tcBorders>
+            <w:shd w:fill="F7F5F2" w:color="auto" w:val="clear"/>
+            <w:tcMar>
+              <w:top w:type="dxa" w:w="90"/>
+              <w:left w:type="dxa" w:w="130"/>
+              <w:bottom w:type="dxa" w:w="90"/>
+              <w:right w:type="dxa" w:w="130"/>
+            </w:tcMar>
+            <w:vAlign w:val="center"/>
+          </w:tcPr>
+          <w:p>
+            <w:pPr>
+              <w:spacing w:after="0" w:line="240"/>
+            </w:pPr>
+            <w:r>
+              <w:rPr>
+                <w:rFonts w:ascii="Calibri" w:cs="Calibri" w:eastAsia="Calibri" w:hAnsi="Calibri"/>
+                <w:b w:val="false"/>
+                <w:bCs w:val="false"/>
+                <w:i w:val="false"/>
+                <w:iCs w:val="false"/>
+                <w:color w:val="221E1F"/>
+                <w:sz w:val="20"/>
+                <w:szCs w:val="20"/>
+              </w:rPr>
+              <w:t xml:space="preserve">WCAG contrast maths with the palette pairings held to it, static scans of markup and components, environment template checked against the code in both directions</w:t>
+            </w:r>
+          </w:p>
+        </w:tc>
+        <w:tc>
+          <w:tcPr>
+            <w:tcW w:type="dxa" w:w="964"/>
+            <w:tcBorders>
+              <w:top w:val="single" w:color="D6CFC6" w:sz="4"/>
+              <w:left w:val="single" w:color="D6CFC6" w:sz="4"/>
+              <w:bottom w:val="single" w:color="D6CFC6" w:sz="4"/>
+              <w:right w:val="single" w:color="D6CFC6" w:sz="4"/>
+            </w:tcBorders>
+            <w:shd w:fill="F7F5F2" w:color="auto" w:val="clear"/>
+            <w:tcMar>
+              <w:top w:type="dxa" w:w="90"/>
+              <w:left w:type="dxa" w:w="130"/>
+              <w:bottom w:type="dxa" w:w="90"/>
+              <w:right w:type="dxa" w:w="130"/>
+            </w:tcMar>
+            <w:vAlign w:val="center"/>
+          </w:tcPr>
+          <w:p>
+            <w:pPr>
+              <w:spacing w:after="0" w:line="240"/>
+              <w:jc w:val="right"/>
+            </w:pPr>
+            <w:r>
+              <w:rPr>
+                <w:rFonts w:ascii="Calibri" w:cs="Calibri" w:eastAsia="Calibri" w:hAnsi="Calibri"/>
+                <w:b w:val="false"/>
+                <w:bCs w:val="false"/>
+                <w:i w:val="false"/>
+                <w:iCs w:val="false"/>
+                <w:color w:val="221E1F"/>
+                <w:sz w:val="20"/>
+                <w:szCs w:val="20"/>
+              </w:rPr>
+              <w:t xml:space="preserve">7</w:t>
+            </w:r>
+          </w:p>
+        </w:tc>
+      </w:tr>
+      <w:tr>
+        <w:tc>
+          <w:tcPr>
+            <w:tcW w:type="dxa" w:w="482"/>
+            <w:tcBorders>
+              <w:top w:val="single" w:color="D6CFC6" w:sz="4"/>
+              <w:left w:val="single" w:color="D6CFC6" w:sz="4"/>
+              <w:bottom w:val="single" w:color="D6CFC6" w:sz="4"/>
+              <w:right w:val="single" w:color="D6CFC6" w:sz="4"/>
+            </w:tcBorders>
             <w:shd w:fill="FCE8EB" w:color="auto" w:val="clear"/>
             <w:tcMar>
               <w:top w:type="dxa" w:w="90"/>
@@ -7888,6 +8113,7 @@
           <w:p>
             <w:pPr>
               <w:spacing w:after="0" w:line="240"/>
+              <w:jc w:val="center"/>
             </w:pPr>
             <w:r>
               <w:rPr>
@@ -7900,13 +8126,13 @@
                 <w:sz w:val="20"/>
                 <w:szCs w:val="20"/>
               </w:rPr>
-              <w:t xml:space="preserve">Delivered scope</w:t>
-            </w:r>
-          </w:p>
-        </w:tc>
-        <w:tc>
-          <w:tcPr>
-            <w:tcW w:type="dxa" w:w="964"/>
+              <w:t xml:space="preserve"/>
+            </w:r>
+          </w:p>
+        </w:tc>
+        <w:tc>
+          <w:tcPr>
+            <w:tcW w:type="dxa" w:w="3084"/>
             <w:tcBorders>
               <w:top w:val="single" w:color="D6CFC6" w:sz="4"/>
               <w:left w:val="single" w:color="D6CFC6" w:sz="4"/>
@@ -7925,7 +8151,6 @@
           <w:p>
             <w:pPr>
               <w:spacing w:after="0" w:line="240"/>
-              <w:jc w:val="right"/>
             </w:pPr>
             <w:r>
               <w:rPr>
@@ -7938,7 +8163,82 @@
                 <w:sz w:val="20"/>
                 <w:szCs w:val="20"/>
               </w:rPr>
-              <w:t xml:space="preserve">114</w:t>
+              <w:t xml:space="preserve">Total</w:t>
+            </w:r>
+          </w:p>
+        </w:tc>
+        <w:tc>
+          <w:tcPr>
+            <w:tcW w:type="dxa" w:w="5108"/>
+            <w:tcBorders>
+              <w:top w:val="single" w:color="D6CFC6" w:sz="4"/>
+              <w:left w:val="single" w:color="D6CFC6" w:sz="4"/>
+              <w:bottom w:val="single" w:color="D6CFC6" w:sz="4"/>
+              <w:right w:val="single" w:color="D6CFC6" w:sz="4"/>
+            </w:tcBorders>
+            <w:shd w:fill="FCE8EB" w:color="auto" w:val="clear"/>
+            <w:tcMar>
+              <w:top w:type="dxa" w:w="90"/>
+              <w:left w:type="dxa" w:w="130"/>
+              <w:bottom w:type="dxa" w:w="90"/>
+              <w:right w:type="dxa" w:w="130"/>
+            </w:tcMar>
+            <w:vAlign w:val="center"/>
+          </w:tcPr>
+          <w:p>
+            <w:pPr>
+              <w:spacing w:after="0" w:line="240"/>
+            </w:pPr>
+            <w:r>
+              <w:rPr>
+                <w:rFonts w:ascii="Calibri" w:cs="Calibri" w:eastAsia="Calibri" w:hAnsi="Calibri"/>
+                <w:b/>
+                <w:bCs/>
+                <w:i w:val="false"/>
+                <w:iCs w:val="false"/>
+                <w:color w:val="221E1F"/>
+                <w:sz w:val="20"/>
+                <w:szCs w:val="20"/>
+              </w:rPr>
+              <w:t xml:space="preserve">Delivered scope</w:t>
+            </w:r>
+          </w:p>
+        </w:tc>
+        <w:tc>
+          <w:tcPr>
+            <w:tcW w:type="dxa" w:w="964"/>
+            <w:tcBorders>
+              <w:top w:val="single" w:color="D6CFC6" w:sz="4"/>
+              <w:left w:val="single" w:color="D6CFC6" w:sz="4"/>
+              <w:bottom w:val="single" w:color="D6CFC6" w:sz="4"/>
+              <w:right w:val="single" w:color="D6CFC6" w:sz="4"/>
+            </w:tcBorders>
+            <w:shd w:fill="FCE8EB" w:color="auto" w:val="clear"/>
+            <w:tcMar>
+              <w:top w:type="dxa" w:w="90"/>
+              <w:left w:type="dxa" w:w="130"/>
+              <w:bottom w:type="dxa" w:w="90"/>
+              <w:right w:type="dxa" w:w="130"/>
+            </w:tcMar>
+            <w:vAlign w:val="center"/>
+          </w:tcPr>
+          <w:p>
+            <w:pPr>
+              <w:spacing w:after="0" w:line="240"/>
+              <w:jc w:val="right"/>
+            </w:pPr>
+            <w:r>
+              <w:rPr>
+                <w:rFonts w:ascii="Calibri" w:cs="Calibri" w:eastAsia="Calibri" w:hAnsi="Calibri"/>
+                <w:b/>
+                <w:bCs/>
+                <w:i w:val="false"/>
+                <w:iCs w:val="false"/>
+                <w:color w:val="221E1F"/>
+                <w:sz w:val="20"/>
+                <w:szCs w:val="20"/>
+              </w:rPr>
+              <w:t xml:space="preserve">127</w:t>
             </w:r>
           </w:p>
         </w:tc>
@@ -7990,7 +8290,7 @@
           <w:sz w:val="20"/>
           <w:szCs w:val="20"/>
         </w:rPr>
-        <w:t xml:space="preserve">18,232 hand-written lines over 114 days is about 160 a day. For tested, typed, reviewed production code that sits inside the normal 100–300 band, and lower than the 200 the first version of this document reconstructed — integration work carries more test and less code than storefront work does. The reconstruction is not inflated.</w:t>
+        <w:t xml:space="preserve">19,104 hand-written lines over 127 days is about 150 a day. For tested, typed, reviewed production code that sits inside the normal 100–300 band, and lower than the 200 the first version of this document reconstructed — integration work carries more test and less code than storefront work does. The reconstruction is not inflated.</w:t>
       </w:r>
     </w:p>
     <w:p>
@@ -8008,7 +8308,7 @@
           <w:sz w:val="20"/>
           <w:szCs w:val="20"/>
         </w:rPr>
-        <w:t xml:space="preserve">114 days is roughly 23 working weeks, or a little over five months for one person. Two people working in parallel would compress the calendar but not the total, and would add coordination cost.</w:t>
+        <w:t xml:space="preserve">127 days is roughly 25 working weeks, or a little under six months for one person. Two people working in parallel would compress the calendar but not the total, and would add coordination cost.</w:t>
       </w:r>
     </w:p>
     <w:p>
@@ -8079,7 +8379,7 @@
           <w:sz w:val="20"/>
           <w:szCs w:val="20"/>
         </w:rPr>
-        <w:t xml:space="preserve">Delivered scope: 114 days × 8 hours = 912 hours.</w:t>
+        <w:t xml:space="preserve">Delivered scope: 127 days × 8 hours = 1016 hours.</w:t>
       </w:r>
     </w:p>
     <w:tbl>
@@ -8174,7 +8474,7 @@
                 <w:sz w:val="19"/>
                 <w:szCs w:val="19"/>
               </w:rPr>
-              <w:t xml:space="preserve">Cost of the 912 hours (excl. VAT)</w:t>
+              <w:t xml:space="preserve">Cost of the 1016 hours (excl. VAT)</w:t>
             </w:r>
           </w:p>
         </w:tc>
@@ -8287,7 +8587,7 @@
                 <w:sz w:val="20"/>
                 <w:szCs w:val="20"/>
               </w:rPr>
-              <w:t xml:space="preserve">R 364 800</w:t>
+              <w:t xml:space="preserve">R 406 400</w:t>
             </w:r>
           </w:p>
         </w:tc>
@@ -8324,7 +8624,7 @@
                 <w:sz w:val="20"/>
                 <w:szCs w:val="20"/>
               </w:rPr>
-              <w:t xml:space="preserve">R 419 520</w:t>
+              <w:t xml:space="preserve">R 467 360</w:t>
             </w:r>
           </w:p>
         </w:tc>
@@ -8401,7 +8701,7 @@
                 <w:sz w:val="20"/>
                 <w:szCs w:val="20"/>
               </w:rPr>
-              <w:t xml:space="preserve">R 592 800</w:t>
+              <w:t xml:space="preserve">R 660 400</w:t>
             </w:r>
           </w:p>
         </w:tc>
@@ -8439,7 +8739,7 @@
                 <w:sz w:val="20"/>
                 <w:szCs w:val="20"/>
               </w:rPr>
-              <w:t xml:space="preserve">R 681 720</w:t>
+              <w:t xml:space="preserve">R 759 460</w:t>
             </w:r>
           </w:p>
         </w:tc>
@@ -8514,7 +8814,7 @@
                 <w:sz w:val="20"/>
                 <w:szCs w:val="20"/>
               </w:rPr>
-              <w:t xml:space="preserve">R 775 200</w:t>
+              <w:t xml:space="preserve">R 863 600</w:t>
             </w:r>
           </w:p>
         </w:tc>
@@ -8551,7 +8851,7 @@
                 <w:sz w:val="20"/>
                 <w:szCs w:val="20"/>
               </w:rPr>
-              <w:t xml:space="preserve">R 891 480</w:t>
+              <w:t xml:space="preserve">R 993 140</w:t>
             </w:r>
           </w:p>
         </w:tc>
@@ -8628,7 +8928,7 @@
                 <w:sz w:val="20"/>
                 <w:szCs w:val="20"/>
               </w:rPr>
-              <w:t xml:space="preserve">R 866 400</w:t>
+              <w:t xml:space="preserve">R 965 200</w:t>
             </w:r>
           </w:p>
         </w:tc>
@@ -8666,7 +8966,7 @@
                 <w:sz w:val="20"/>
                 <w:szCs w:val="20"/>
               </w:rPr>
-              <w:t xml:space="preserve">R 996 360</w:t>
+              <w:t xml:space="preserve">R 1 109 980</w:t>
             </w:r>
           </w:p>
         </w:tc>
@@ -8741,7 +9041,7 @@
                 <w:sz w:val="20"/>
                 <w:szCs w:val="20"/>
               </w:rPr>
-              <w:t xml:space="preserve">R 1 048 800</w:t>
+              <w:t xml:space="preserve">R 1 168 400</w:t>
             </w:r>
           </w:p>
         </w:tc>
@@ -8778,7 +9078,7 @@
                 <w:sz w:val="20"/>
                 <w:szCs w:val="20"/>
               </w:rPr>
-              <w:t xml:space="preserve">R 1 206 120</w:t>
+              <w:t xml:space="preserve">R 1 343 660</w:t>
             </w:r>
           </w:p>
         </w:tc>
@@ -8855,7 +9155,7 @@
                 <w:sz w:val="20"/>
                 <w:szCs w:val="20"/>
               </w:rPr>
-              <w:t xml:space="preserve">R 1 322 400</w:t>
+              <w:t xml:space="preserve">R 1 473 200</w:t>
             </w:r>
           </w:p>
         </w:tc>
@@ -8893,7 +9193,7 @@
                 <w:sz w:val="20"/>
                 <w:szCs w:val="20"/>
               </w:rPr>
-              <w:t xml:space="preserve">R 1 520 760</w:t>
+              <w:t xml:space="preserve">R 1 694 180</w:t>
             </w:r>
           </w:p>
         </w:tc>
@@ -8945,7 +9245,7 @@
           <w:sz w:val="20"/>
           <w:szCs w:val="20"/>
         </w:rPr>
-        <w:t xml:space="preserve">At an illustrative blended rate of R 950 an hour — chosen here only to make the rest of the document concrete — the delivered scope comes to R 866 400 excluding VAT, or R 996 360 including it. Replace the rate and every figure below moves proportionally.</w:t>
+        <w:t xml:space="preserve">At an illustrative blended rate of R 950 an hour — chosen here only to make the rest of the document concrete — the delivered scope comes to R 965 200 excluding VAT, or R 1 109 980 including it. Replace the rate and every figure below moves proportionally.</w:t>
       </w:r>
     </w:p>
     <w:p>
@@ -11565,6 +11865,308 @@
               <w:bottom w:val="single" w:color="D6CFC6" w:sz="4"/>
               <w:right w:val="single" w:color="D6CFC6" w:sz="4"/>
             </w:tcBorders>
+            <w:tcMar>
+              <w:top w:type="dxa" w:w="90"/>
+              <w:left w:type="dxa" w:w="130"/>
+              <w:bottom w:type="dxa" w:w="90"/>
+              <w:right w:type="dxa" w:w="130"/>
+            </w:tcMar>
+            <w:vAlign w:val="center"/>
+          </w:tcPr>
+          <w:p>
+            <w:pPr>
+              <w:spacing w:after="0" w:line="240"/>
+            </w:pPr>
+            <w:r>
+              <w:rPr>
+                <w:rFonts w:ascii="Calibri" w:cs="Calibri" w:eastAsia="Calibri" w:hAnsi="Calibri"/>
+                <w:b w:val="false"/>
+                <w:bCs w:val="false"/>
+                <w:i w:val="false"/>
+                <w:iCs w:val="false"/>
+                <w:color w:val="221E1F"/>
+                <w:sz w:val="20"/>
+                <w:szCs w:val="20"/>
+              </w:rPr>
+              <w:t xml:space="preserve">Concurrent-write safety</w:t>
+            </w:r>
+          </w:p>
+        </w:tc>
+        <w:tc>
+          <w:tcPr>
+            <w:tcW w:type="dxa" w:w="1157"/>
+            <w:tcBorders>
+              <w:top w:val="single" w:color="D6CFC6" w:sz="4"/>
+              <w:left w:val="single" w:color="D6CFC6" w:sz="4"/>
+              <w:bottom w:val="single" w:color="D6CFC6" w:sz="4"/>
+              <w:right w:val="single" w:color="D6CFC6" w:sz="4"/>
+            </w:tcBorders>
+            <w:tcMar>
+              <w:top w:type="dxa" w:w="90"/>
+              <w:left w:type="dxa" w:w="130"/>
+              <w:bottom w:type="dxa" w:w="90"/>
+              <w:right w:type="dxa" w:w="130"/>
+            </w:tcMar>
+            <w:vAlign w:val="center"/>
+          </w:tcPr>
+          <w:p>
+            <w:pPr>
+              <w:spacing w:after="0" w:line="240"/>
+              <w:jc w:val="right"/>
+            </w:pPr>
+            <w:r>
+              <w:rPr>
+                <w:rFonts w:ascii="Calibri" w:cs="Calibri" w:eastAsia="Calibri" w:hAnsi="Calibri"/>
+                <w:b w:val="false"/>
+                <w:bCs w:val="false"/>
+                <w:i w:val="false"/>
+                <w:iCs w:val="false"/>
+                <w:color w:val="221E1F"/>
+                <w:sz w:val="20"/>
+                <w:szCs w:val="20"/>
+              </w:rPr>
+              <w:t xml:space="preserve">6</w:t>
+            </w:r>
+          </w:p>
+        </w:tc>
+        <w:tc>
+          <w:tcPr>
+            <w:tcW w:type="dxa" w:w="1542"/>
+            <w:tcBorders>
+              <w:top w:val="single" w:color="D6CFC6" w:sz="4"/>
+              <w:left w:val="single" w:color="D6CFC6" w:sz="4"/>
+              <w:bottom w:val="single" w:color="D6CFC6" w:sz="4"/>
+              <w:right w:val="single" w:color="D6CFC6" w:sz="4"/>
+            </w:tcBorders>
+            <w:tcMar>
+              <w:top w:type="dxa" w:w="90"/>
+              <w:left w:type="dxa" w:w="130"/>
+              <w:bottom w:type="dxa" w:w="90"/>
+              <w:right w:type="dxa" w:w="130"/>
+            </w:tcMar>
+            <w:vAlign w:val="center"/>
+          </w:tcPr>
+          <w:p>
+            <w:pPr>
+              <w:spacing w:after="0" w:line="240"/>
+              <w:jc w:val="right"/>
+            </w:pPr>
+            <w:r>
+              <w:rPr>
+                <w:rFonts w:ascii="Calibri" w:cs="Calibri" w:eastAsia="Calibri" w:hAnsi="Calibri"/>
+                <w:b w:val="false"/>
+                <w:bCs w:val="false"/>
+                <w:i w:val="false"/>
+                <w:iCs w:val="false"/>
+                <w:color w:val="221E1F"/>
+                <w:sz w:val="20"/>
+                <w:szCs w:val="20"/>
+              </w:rPr>
+              <w:t xml:space="preserve">48</w:t>
+            </w:r>
+          </w:p>
+        </w:tc>
+        <w:tc>
+          <w:tcPr>
+            <w:tcW w:type="dxa" w:w="1638"/>
+            <w:tcBorders>
+              <w:top w:val="single" w:color="D6CFC6" w:sz="4"/>
+              <w:left w:val="single" w:color="D6CFC6" w:sz="4"/>
+              <w:bottom w:val="single" w:color="D6CFC6" w:sz="4"/>
+              <w:right w:val="single" w:color="D6CFC6" w:sz="4"/>
+            </w:tcBorders>
+            <w:tcMar>
+              <w:top w:type="dxa" w:w="90"/>
+              <w:left w:type="dxa" w:w="130"/>
+              <w:bottom w:type="dxa" w:w="90"/>
+              <w:right w:type="dxa" w:w="130"/>
+            </w:tcMar>
+            <w:vAlign w:val="center"/>
+          </w:tcPr>
+          <w:p>
+            <w:pPr>
+              <w:spacing w:after="0" w:line="240"/>
+              <w:jc w:val="right"/>
+            </w:pPr>
+            <w:r>
+              <w:rPr>
+                <w:rFonts w:ascii="Calibri" w:cs="Calibri" w:eastAsia="Calibri" w:hAnsi="Calibri"/>
+                <w:b w:val="false"/>
+                <w:bCs w:val="false"/>
+                <w:i w:val="false"/>
+                <w:iCs w:val="false"/>
+                <w:color w:val="221E1F"/>
+                <w:sz w:val="20"/>
+                <w:szCs w:val="20"/>
+              </w:rPr>
+              <w:t xml:space="preserve">R 45 600</w:t>
+            </w:r>
+          </w:p>
+        </w:tc>
+      </w:tr>
+      <w:tr>
+        <w:tc>
+          <w:tcPr>
+            <w:tcW w:type="dxa" w:w="5301"/>
+            <w:tcBorders>
+              <w:top w:val="single" w:color="D6CFC6" w:sz="4"/>
+              <w:left w:val="single" w:color="D6CFC6" w:sz="4"/>
+              <w:bottom w:val="single" w:color="D6CFC6" w:sz="4"/>
+              <w:right w:val="single" w:color="D6CFC6" w:sz="4"/>
+            </w:tcBorders>
+            <w:shd w:fill="F7F5F2" w:color="auto" w:val="clear"/>
+            <w:tcMar>
+              <w:top w:type="dxa" w:w="90"/>
+              <w:left w:type="dxa" w:w="130"/>
+              <w:bottom w:type="dxa" w:w="90"/>
+              <w:right w:type="dxa" w:w="130"/>
+            </w:tcMar>
+            <w:vAlign w:val="center"/>
+          </w:tcPr>
+          <w:p>
+            <w:pPr>
+              <w:spacing w:after="0" w:line="240"/>
+            </w:pPr>
+            <w:r>
+              <w:rPr>
+                <w:rFonts w:ascii="Calibri" w:cs="Calibri" w:eastAsia="Calibri" w:hAnsi="Calibri"/>
+                <w:b w:val="false"/>
+                <w:bCs w:val="false"/>
+                <w:i w:val="false"/>
+                <w:iCs w:val="false"/>
+                <w:color w:val="221E1F"/>
+                <w:sz w:val="20"/>
+                <w:szCs w:val="20"/>
+              </w:rPr>
+              <w:t xml:space="preserve">Accessibility and deployment</w:t>
+            </w:r>
+          </w:p>
+        </w:tc>
+        <w:tc>
+          <w:tcPr>
+            <w:tcW w:type="dxa" w:w="1157"/>
+            <w:tcBorders>
+              <w:top w:val="single" w:color="D6CFC6" w:sz="4"/>
+              <w:left w:val="single" w:color="D6CFC6" w:sz="4"/>
+              <w:bottom w:val="single" w:color="D6CFC6" w:sz="4"/>
+              <w:right w:val="single" w:color="D6CFC6" w:sz="4"/>
+            </w:tcBorders>
+            <w:shd w:fill="F7F5F2" w:color="auto" w:val="clear"/>
+            <w:tcMar>
+              <w:top w:type="dxa" w:w="90"/>
+              <w:left w:type="dxa" w:w="130"/>
+              <w:bottom w:type="dxa" w:w="90"/>
+              <w:right w:type="dxa" w:w="130"/>
+            </w:tcMar>
+            <w:vAlign w:val="center"/>
+          </w:tcPr>
+          <w:p>
+            <w:pPr>
+              <w:spacing w:after="0" w:line="240"/>
+              <w:jc w:val="right"/>
+            </w:pPr>
+            <w:r>
+              <w:rPr>
+                <w:rFonts w:ascii="Calibri" w:cs="Calibri" w:eastAsia="Calibri" w:hAnsi="Calibri"/>
+                <w:b w:val="false"/>
+                <w:bCs w:val="false"/>
+                <w:i w:val="false"/>
+                <w:iCs w:val="false"/>
+                <w:color w:val="221E1F"/>
+                <w:sz w:val="20"/>
+                <w:szCs w:val="20"/>
+              </w:rPr>
+              <w:t xml:space="preserve">7</w:t>
+            </w:r>
+          </w:p>
+        </w:tc>
+        <w:tc>
+          <w:tcPr>
+            <w:tcW w:type="dxa" w:w="1542"/>
+            <w:tcBorders>
+              <w:top w:val="single" w:color="D6CFC6" w:sz="4"/>
+              <w:left w:val="single" w:color="D6CFC6" w:sz="4"/>
+              <w:bottom w:val="single" w:color="D6CFC6" w:sz="4"/>
+              <w:right w:val="single" w:color="D6CFC6" w:sz="4"/>
+            </w:tcBorders>
+            <w:shd w:fill="F7F5F2" w:color="auto" w:val="clear"/>
+            <w:tcMar>
+              <w:top w:type="dxa" w:w="90"/>
+              <w:left w:type="dxa" w:w="130"/>
+              <w:bottom w:type="dxa" w:w="90"/>
+              <w:right w:type="dxa" w:w="130"/>
+            </w:tcMar>
+            <w:vAlign w:val="center"/>
+          </w:tcPr>
+          <w:p>
+            <w:pPr>
+              <w:spacing w:after="0" w:line="240"/>
+              <w:jc w:val="right"/>
+            </w:pPr>
+            <w:r>
+              <w:rPr>
+                <w:rFonts w:ascii="Calibri" w:cs="Calibri" w:eastAsia="Calibri" w:hAnsi="Calibri"/>
+                <w:b w:val="false"/>
+                <w:bCs w:val="false"/>
+                <w:i w:val="false"/>
+                <w:iCs w:val="false"/>
+                <w:color w:val="221E1F"/>
+                <w:sz w:val="20"/>
+                <w:szCs w:val="20"/>
+              </w:rPr>
+              <w:t xml:space="preserve">56</w:t>
+            </w:r>
+          </w:p>
+        </w:tc>
+        <w:tc>
+          <w:tcPr>
+            <w:tcW w:type="dxa" w:w="1638"/>
+            <w:tcBorders>
+              <w:top w:val="single" w:color="D6CFC6" w:sz="4"/>
+              <w:left w:val="single" w:color="D6CFC6" w:sz="4"/>
+              <w:bottom w:val="single" w:color="D6CFC6" w:sz="4"/>
+              <w:right w:val="single" w:color="D6CFC6" w:sz="4"/>
+            </w:tcBorders>
+            <w:shd w:fill="F7F5F2" w:color="auto" w:val="clear"/>
+            <w:tcMar>
+              <w:top w:type="dxa" w:w="90"/>
+              <w:left w:type="dxa" w:w="130"/>
+              <w:bottom w:type="dxa" w:w="90"/>
+              <w:right w:type="dxa" w:w="130"/>
+            </w:tcMar>
+            <w:vAlign w:val="center"/>
+          </w:tcPr>
+          <w:p>
+            <w:pPr>
+              <w:spacing w:after="0" w:line="240"/>
+              <w:jc w:val="right"/>
+            </w:pPr>
+            <w:r>
+              <w:rPr>
+                <w:rFonts w:ascii="Calibri" w:cs="Calibri" w:eastAsia="Calibri" w:hAnsi="Calibri"/>
+                <w:b w:val="false"/>
+                <w:bCs w:val="false"/>
+                <w:i w:val="false"/>
+                <w:iCs w:val="false"/>
+                <w:color w:val="221E1F"/>
+                <w:sz w:val="20"/>
+                <w:szCs w:val="20"/>
+              </w:rPr>
+              <w:t xml:space="preserve">R 53 200</w:t>
+            </w:r>
+          </w:p>
+        </w:tc>
+      </w:tr>
+      <w:tr>
+        <w:tc>
+          <w:tcPr>
+            <w:tcW w:type="dxa" w:w="5301"/>
+            <w:tcBorders>
+              <w:top w:val="single" w:color="D6CFC6" w:sz="4"/>
+              <w:left w:val="single" w:color="D6CFC6" w:sz="4"/>
+              <w:bottom w:val="single" w:color="D6CFC6" w:sz="4"/>
+              <w:right w:val="single" w:color="D6CFC6" w:sz="4"/>
+            </w:tcBorders>
             <w:shd w:fill="FCE8EB" w:color="auto" w:val="clear"/>
             <w:tcMar>
               <w:top w:type="dxa" w:w="90"/>
@@ -11627,7 +12229,7 @@
                 <w:sz w:val="20"/>
                 <w:szCs w:val="20"/>
               </w:rPr>
-              <w:t xml:space="preserve">114</w:t>
+              <w:t xml:space="preserve">127</w:t>
             </w:r>
           </w:p>
         </w:tc>
@@ -11665,7 +12267,7 @@
                 <w:sz w:val="20"/>
                 <w:szCs w:val="20"/>
               </w:rPr>
-              <w:t xml:space="preserve">912</w:t>
+              <w:t xml:space="preserve">1 016</w:t>
             </w:r>
           </w:p>
         </w:tc>
@@ -11703,7 +12305,7 @@
                 <w:sz w:val="20"/>
                 <w:szCs w:val="20"/>
               </w:rPr>
-              <w:t xml:space="preserve">R 866 400</w:t>
+              <w:t xml:space="preserve">R 965 200</w:t>
             </w:r>
           </w:p>
         </w:tc>
@@ -11742,7 +12344,7 @@
           <w:sz w:val="20"/>
           <w:szCs w:val="20"/>
         </w:rPr>
-        <w:t xml:space="preserve">The integration seams — payments, accounts, notifications, POS and courier — are 44 of the 114 days. None of them names a vendor, and none has to be rewritten when one is chosen: what remains per integration is an adapter against an interface that already exists and is already tested.</w:t>
+        <w:t xml:space="preserve">The integration seams — payments, accounts, notifications, POS and courier — are 44 of the 127 days. None of them names a vendor, and none has to be rewritten when one is chosen: what remains per integration is an adapter against an interface that already exists and is already tested.</w:t>
       </w:r>
     </w:p>
     <w:p>
@@ -12473,7 +13075,7 @@
                 <w:sz w:val="20"/>
                 <w:szCs w:val="20"/>
               </w:rPr>
-              <w:t xml:space="preserve">Postgres replacing the JSON state file; schema, migrations, concurrent-write safety</w:t>
+              <w:t xml:space="preserve">Postgres replacing the JSON state file; schema and migrations. Concurrent-write safety is done — the JSON store no longer loses an edit</w:t>
             </w:r>
           </w:p>
         </w:tc>
@@ -12511,7 +13113,7 @@
                 <w:sz w:val="20"/>
                 <w:szCs w:val="20"/>
               </w:rPr>
-              <w:t xml:space="preserve">6</w:t>
+              <w:t xml:space="preserve">5</w:t>
             </w:r>
           </w:p>
         </w:tc>
@@ -13665,7 +14267,7 @@
                 <w:sz w:val="20"/>
                 <w:szCs w:val="20"/>
               </w:rPr>
-              <w:t xml:space="preserve">328 hours of engineering</w:t>
+              <w:t xml:space="preserve">224 hours of engineering</w:t>
             </w:r>
           </w:p>
         </w:tc>
@@ -13703,7 +14305,7 @@
                 <w:sz w:val="20"/>
                 <w:szCs w:val="20"/>
               </w:rPr>
-              <w:t xml:space="preserve">41</w:t>
+              <w:t xml:space="preserve">28</w:t>
             </w:r>
           </w:p>
         </w:tc>
@@ -14008,7 +14610,7 @@
                 <w:sz w:val="20"/>
                 <w:szCs w:val="20"/>
               </w:rPr>
-              <w:t xml:space="preserve">114</w:t>
+              <w:t xml:space="preserve">127</w:t>
             </w:r>
           </w:p>
         </w:tc>
@@ -14045,7 +14647,7 @@
                 <w:sz w:val="20"/>
                 <w:szCs w:val="20"/>
               </w:rPr>
-              <w:t xml:space="preserve">912</w:t>
+              <w:t xml:space="preserve">1 016</w:t>
             </w:r>
           </w:p>
         </w:tc>
@@ -14082,7 +14684,7 @@
                 <w:sz w:val="20"/>
                 <w:szCs w:val="20"/>
               </w:rPr>
-              <w:t xml:space="preserve">R 866 400</w:t>
+              <w:t xml:space="preserve">R 965 200</w:t>
             </w:r>
           </w:p>
         </w:tc>
@@ -14159,7 +14761,7 @@
                 <w:sz w:val="20"/>
                 <w:szCs w:val="20"/>
               </w:rPr>
-              <w:t xml:space="preserve">41</w:t>
+              <w:t xml:space="preserve">28</w:t>
             </w:r>
           </w:p>
         </w:tc>
@@ -14197,7 +14799,7 @@
                 <w:sz w:val="20"/>
                 <w:szCs w:val="20"/>
               </w:rPr>
-              <w:t xml:space="preserve">328</w:t>
+              <w:t xml:space="preserve">224</w:t>
             </w:r>
           </w:p>
         </w:tc>
@@ -14235,7 +14837,7 @@
                 <w:sz w:val="20"/>
                 <w:szCs w:val="20"/>
               </w:rPr>
-              <w:t xml:space="preserve">R 311 600</w:t>
+              <w:t xml:space="preserve">R 212 800</w:t>
             </w:r>
           </w:p>
         </w:tc>
@@ -14427,7 +15029,7 @@
           <w:sz w:val="20"/>
           <w:szCs w:val="20"/>
         </w:rPr>
-        <w:t xml:space="preserve">Roughly 74% of the engineering is done. </w:t>
+        <w:t xml:space="preserve">Roughly 82% of the engineering is done. </w:t>
       </w:r>
       <w:r>
         <w:rPr>

--- a/WEBSITE_COSTINGS.docx
+++ b/WEBSITE_COSTINGS.docx
@@ -449,7 +449,7 @@
                 <w:sz w:val="20"/>
                 <w:szCs w:val="20"/>
               </w:rPr>
-              <w:t xml:space="preserve">3fe7ac2</w:t>
+              <w:t xml:space="preserve">c97b043</w:t>
             </w:r>
           </w:p>
         </w:tc>
@@ -1190,7 +1190,7 @@
                 <w:sz w:val="20"/>
                 <w:szCs w:val="20"/>
               </w:rPr>
-              <w:t xml:space="preserve">22</w:t>
+              <w:t xml:space="preserve">23</w:t>
             </w:r>
           </w:p>
         </w:tc>
@@ -1527,7 +1527,7 @@
                 <w:sz w:val="20"/>
                 <w:szCs w:val="20"/>
               </w:rPr>
-              <w:t xml:space="preserve">466</w:t>
+              <w:t xml:space="preserve">498</w:t>
             </w:r>
           </w:p>
         </w:tc>
@@ -1563,7 +1563,7 @@
                 <w:sz w:val="20"/>
                 <w:szCs w:val="20"/>
               </w:rPr>
-              <w:t xml:space="preserve">In 26 files; all passing</w:t>
+              <w:t xml:space="preserve">In 28 files; all passing</w:t>
             </w:r>
           </w:p>
         </w:tc>
@@ -1640,7 +1640,7 @@
                 <w:sz w:val="20"/>
                 <w:szCs w:val="20"/>
               </w:rPr>
-              <w:t xml:space="preserve">19,104</w:t>
+              <w:t xml:space="preserve">19,998</w:t>
             </w:r>
           </w:p>
         </w:tc>
@@ -1677,7 +1677,7 @@
                 <w:sz w:val="20"/>
                 <w:szCs w:val="20"/>
               </w:rPr>
-              <w:t xml:space="preserve">Application 8,157 · tests 6,157 · review build 2,241 · data and tooling 2,039 · shared packages 510</w:t>
+              <w:t xml:space="preserve">Application 8,369 · tests 6,632 · review build 2,241 · data, schema and tooling 2,246 · shared packages 510</w:t>
             </w:r>
           </w:p>
         </w:tc>
@@ -1865,7 +1865,7 @@
                 <w:sz w:val="20"/>
                 <w:szCs w:val="20"/>
               </w:rPr>
-              <w:t xml:space="preserve">28</w:t>
+              <w:t xml:space="preserve">30</w:t>
             </w:r>
           </w:p>
         </w:tc>
@@ -3770,7 +3770,7 @@
                 <w:sz w:val="20"/>
                 <w:szCs w:val="20"/>
               </w:rPr>
-              <w:t xml:space="preserve">466 passing</w:t>
+              <w:t xml:space="preserve">498 passing</w:t>
             </w:r>
           </w:p>
         </w:tc>
@@ -3807,7 +3807,7 @@
                 <w:sz w:val="20"/>
                 <w:szCs w:val="20"/>
               </w:rPr>
-              <w:t xml:space="preserve">26 files, including four real worker processes racing on one file</w:t>
+              <w:t xml:space="preserve">28 files, including four real worker processes racing on one file</w:t>
             </w:r>
           </w:p>
         </w:tc>
@@ -8101,7 +8101,6 @@
               <w:bottom w:val="single" w:color="D6CFC6" w:sz="4"/>
               <w:right w:val="single" w:color="D6CFC6" w:sz="4"/>
             </w:tcBorders>
-            <w:shd w:fill="FCE8EB" w:color="auto" w:val="clear"/>
             <w:tcMar>
               <w:top w:type="dxa" w:w="90"/>
               <w:left w:type="dxa" w:w="130"/>
@@ -8114,6 +8113,42 @@
             <w:pPr>
               <w:spacing w:after="0" w:line="240"/>
               <w:jc w:val="center"/>
+            </w:pPr>
+            <w:r>
+              <w:rPr>
+                <w:rFonts w:ascii="Calibri" w:cs="Calibri" w:eastAsia="Calibri" w:hAnsi="Calibri"/>
+                <w:b w:val="false"/>
+                <w:bCs w:val="false"/>
+                <w:i w:val="false"/>
+                <w:iCs w:val="false"/>
+                <w:color w:val="221E1F"/>
+                <w:sz w:val="20"/>
+                <w:szCs w:val="20"/>
+              </w:rPr>
+              <w:t xml:space="preserve">19</w:t>
+            </w:r>
+          </w:p>
+        </w:tc>
+        <w:tc>
+          <w:tcPr>
+            <w:tcW w:type="dxa" w:w="3084"/>
+            <w:tcBorders>
+              <w:top w:val="single" w:color="D6CFC6" w:sz="4"/>
+              <w:left w:val="single" w:color="D6CFC6" w:sz="4"/>
+              <w:bottom w:val="single" w:color="D6CFC6" w:sz="4"/>
+              <w:right w:val="single" w:color="D6CFC6" w:sz="4"/>
+            </w:tcBorders>
+            <w:tcMar>
+              <w:top w:type="dxa" w:w="90"/>
+              <w:left w:type="dxa" w:w="130"/>
+              <w:bottom w:type="dxa" w:w="90"/>
+              <w:right w:type="dxa" w:w="130"/>
+            </w:tcMar>
+            <w:vAlign w:val="center"/>
+          </w:tcPr>
+          <w:p>
+            <w:pPr>
+              <w:spacing w:after="0" w:line="240"/>
             </w:pPr>
             <w:r>
               <w:rPr>
@@ -8126,13 +8161,88 @@
                 <w:sz w:val="20"/>
                 <w:szCs w:val="20"/>
               </w:rPr>
-              <w:t xml:space="preserve"/>
-            </w:r>
-          </w:p>
-        </w:tc>
-        <w:tc>
-          <w:tcPr>
-            <w:tcW w:type="dxa" w:w="3084"/>
+              <w:t xml:space="preserve">Database schema and password reset</w:t>
+            </w:r>
+          </w:p>
+        </w:tc>
+        <w:tc>
+          <w:tcPr>
+            <w:tcW w:type="dxa" w:w="5108"/>
+            <w:tcBorders>
+              <w:top w:val="single" w:color="D6CFC6" w:sz="4"/>
+              <w:left w:val="single" w:color="D6CFC6" w:sz="4"/>
+              <w:bottom w:val="single" w:color="D6CFC6" w:sz="4"/>
+              <w:right w:val="single" w:color="D6CFC6" w:sz="4"/>
+            </w:tcBorders>
+            <w:tcMar>
+              <w:top w:type="dxa" w:w="90"/>
+              <w:left w:type="dxa" w:w="130"/>
+              <w:bottom w:type="dxa" w:w="90"/>
+              <w:right w:type="dxa" w:w="130"/>
+            </w:tcMar>
+            <w:vAlign w:val="center"/>
+          </w:tcPr>
+          <w:p>
+            <w:pPr>
+              <w:spacing w:after="0" w:line="240"/>
+            </w:pPr>
+            <w:r>
+              <w:rPr>
+                <w:rFonts w:ascii="Calibri" w:cs="Calibri" w:eastAsia="Calibri" w:hAnsi="Calibri"/>
+                <w:b w:val="false"/>
+                <w:bCs w:val="false"/>
+                <w:i w:val="false"/>
+                <w:iCs w:val="false"/>
+                <w:color w:val="221E1F"/>
+                <w:sz w:val="20"/>
+                <w:szCs w:val="20"/>
+              </w:rPr>
+              <w:t xml:space="preserve">The Postgres migration the JSON store stands in for, checked against the state shape by test; reset tokens stored as hashes, single-use, and answering identically for an address nobody has</w:t>
+            </w:r>
+          </w:p>
+        </w:tc>
+        <w:tc>
+          <w:tcPr>
+            <w:tcW w:type="dxa" w:w="964"/>
+            <w:tcBorders>
+              <w:top w:val="single" w:color="D6CFC6" w:sz="4"/>
+              <w:left w:val="single" w:color="D6CFC6" w:sz="4"/>
+              <w:bottom w:val="single" w:color="D6CFC6" w:sz="4"/>
+              <w:right w:val="single" w:color="D6CFC6" w:sz="4"/>
+            </w:tcBorders>
+            <w:tcMar>
+              <w:top w:type="dxa" w:w="90"/>
+              <w:left w:type="dxa" w:w="130"/>
+              <w:bottom w:type="dxa" w:w="90"/>
+              <w:right w:type="dxa" w:w="130"/>
+            </w:tcMar>
+            <w:vAlign w:val="center"/>
+          </w:tcPr>
+          <w:p>
+            <w:pPr>
+              <w:spacing w:after="0" w:line="240"/>
+              <w:jc w:val="right"/>
+            </w:pPr>
+            <w:r>
+              <w:rPr>
+                <w:rFonts w:ascii="Calibri" w:cs="Calibri" w:eastAsia="Calibri" w:hAnsi="Calibri"/>
+                <w:b w:val="false"/>
+                <w:bCs w:val="false"/>
+                <w:i w:val="false"/>
+                <w:iCs w:val="false"/>
+                <w:color w:val="221E1F"/>
+                <w:sz w:val="20"/>
+                <w:szCs w:val="20"/>
+              </w:rPr>
+              <w:t xml:space="preserve">7</w:t>
+            </w:r>
+          </w:p>
+        </w:tc>
+      </w:tr>
+      <w:tr>
+        <w:tc>
+          <w:tcPr>
+            <w:tcW w:type="dxa" w:w="482"/>
             <w:tcBorders>
               <w:top w:val="single" w:color="D6CFC6" w:sz="4"/>
               <w:left w:val="single" w:color="D6CFC6" w:sz="4"/>
@@ -8151,6 +8261,7 @@
           <w:p>
             <w:pPr>
               <w:spacing w:after="0" w:line="240"/>
+              <w:jc w:val="center"/>
             </w:pPr>
             <w:r>
               <w:rPr>
@@ -8163,13 +8274,13 @@
                 <w:sz w:val="20"/>
                 <w:szCs w:val="20"/>
               </w:rPr>
-              <w:t xml:space="preserve">Total</w:t>
-            </w:r>
-          </w:p>
-        </w:tc>
-        <w:tc>
-          <w:tcPr>
-            <w:tcW w:type="dxa" w:w="5108"/>
+              <w:t xml:space="preserve"/>
+            </w:r>
+          </w:p>
+        </w:tc>
+        <w:tc>
+          <w:tcPr>
+            <w:tcW w:type="dxa" w:w="3084"/>
             <w:tcBorders>
               <w:top w:val="single" w:color="D6CFC6" w:sz="4"/>
               <w:left w:val="single" w:color="D6CFC6" w:sz="4"/>
@@ -8200,13 +8311,13 @@
                 <w:sz w:val="20"/>
                 <w:szCs w:val="20"/>
               </w:rPr>
-              <w:t xml:space="preserve">Delivered scope</w:t>
-            </w:r>
-          </w:p>
-        </w:tc>
-        <w:tc>
-          <w:tcPr>
-            <w:tcW w:type="dxa" w:w="964"/>
+              <w:t xml:space="preserve">Total</w:t>
+            </w:r>
+          </w:p>
+        </w:tc>
+        <w:tc>
+          <w:tcPr>
+            <w:tcW w:type="dxa" w:w="5108"/>
             <w:tcBorders>
               <w:top w:val="single" w:color="D6CFC6" w:sz="4"/>
               <w:left w:val="single" w:color="D6CFC6" w:sz="4"/>
@@ -8225,7 +8336,6 @@
           <w:p>
             <w:pPr>
               <w:spacing w:after="0" w:line="240"/>
-              <w:jc w:val="right"/>
             </w:pPr>
             <w:r>
               <w:rPr>
@@ -8238,7 +8348,45 @@
                 <w:sz w:val="20"/>
                 <w:szCs w:val="20"/>
               </w:rPr>
-              <w:t xml:space="preserve">127</w:t>
+              <w:t xml:space="preserve">Delivered scope</w:t>
+            </w:r>
+          </w:p>
+        </w:tc>
+        <w:tc>
+          <w:tcPr>
+            <w:tcW w:type="dxa" w:w="964"/>
+            <w:tcBorders>
+              <w:top w:val="single" w:color="D6CFC6" w:sz="4"/>
+              <w:left w:val="single" w:color="D6CFC6" w:sz="4"/>
+              <w:bottom w:val="single" w:color="D6CFC6" w:sz="4"/>
+              <w:right w:val="single" w:color="D6CFC6" w:sz="4"/>
+            </w:tcBorders>
+            <w:shd w:fill="FCE8EB" w:color="auto" w:val="clear"/>
+            <w:tcMar>
+              <w:top w:type="dxa" w:w="90"/>
+              <w:left w:type="dxa" w:w="130"/>
+              <w:bottom w:type="dxa" w:w="90"/>
+              <w:right w:type="dxa" w:w="130"/>
+            </w:tcMar>
+            <w:vAlign w:val="center"/>
+          </w:tcPr>
+          <w:p>
+            <w:pPr>
+              <w:spacing w:after="0" w:line="240"/>
+              <w:jc w:val="right"/>
+            </w:pPr>
+            <w:r>
+              <w:rPr>
+                <w:rFonts w:ascii="Calibri" w:cs="Calibri" w:eastAsia="Calibri" w:hAnsi="Calibri"/>
+                <w:b/>
+                <w:bCs/>
+                <w:i w:val="false"/>
+                <w:iCs w:val="false"/>
+                <w:color w:val="221E1F"/>
+                <w:sz w:val="20"/>
+                <w:szCs w:val="20"/>
+              </w:rPr>
+              <w:t xml:space="preserve">134</w:t>
             </w:r>
           </w:p>
         </w:tc>
@@ -8290,7 +8438,7 @@
           <w:sz w:val="20"/>
           <w:szCs w:val="20"/>
         </w:rPr>
-        <w:t xml:space="preserve">19,104 hand-written lines over 127 days is about 150 a day. For tested, typed, reviewed production code that sits inside the normal 100–300 band, and lower than the 200 the first version of this document reconstructed — integration work carries more test and less code than storefront work does. The reconstruction is not inflated.</w:t>
+        <w:t xml:space="preserve">19,998 hand-written lines over 134 days is about 150 a day. For tested, typed, reviewed production code that sits inside the normal 100–300 band, and lower than the 200 the first version of this document reconstructed — integration work carries more test and less code than storefront work does. The reconstruction is not inflated.</w:t>
       </w:r>
     </w:p>
     <w:p>
@@ -8308,7 +8456,7 @@
           <w:sz w:val="20"/>
           <w:szCs w:val="20"/>
         </w:rPr>
-        <w:t xml:space="preserve">127 days is roughly 25 working weeks, or a little under six months for one person. Two people working in parallel would compress the calendar but not the total, and would add coordination cost.</w:t>
+        <w:t xml:space="preserve">134 days is roughly 27 working weeks, or a little over six months for one person. Two people working in parallel would compress the calendar but not the total, and would add coordination cost.</w:t>
       </w:r>
     </w:p>
     <w:p>
@@ -8379,7 +8527,7 @@
           <w:sz w:val="20"/>
           <w:szCs w:val="20"/>
         </w:rPr>
-        <w:t xml:space="preserve">Delivered scope: 127 days × 8 hours = 1016 hours.</w:t>
+        <w:t xml:space="preserve">Delivered scope: 134 days × 8 hours = 1072 hours.</w:t>
       </w:r>
     </w:p>
     <w:tbl>
@@ -8474,7 +8622,7 @@
                 <w:sz w:val="19"/>
                 <w:szCs w:val="19"/>
               </w:rPr>
-              <w:t xml:space="preserve">Cost of the 1016 hours (excl. VAT)</w:t>
+              <w:t xml:space="preserve">Cost of the 1072 hours (excl. VAT)</w:t>
             </w:r>
           </w:p>
         </w:tc>
@@ -8587,7 +8735,7 @@
                 <w:sz w:val="20"/>
                 <w:szCs w:val="20"/>
               </w:rPr>
-              <w:t xml:space="preserve">R 406 400</w:t>
+              <w:t xml:space="preserve">R 428 800</w:t>
             </w:r>
           </w:p>
         </w:tc>
@@ -8624,7 +8772,7 @@
                 <w:sz w:val="20"/>
                 <w:szCs w:val="20"/>
               </w:rPr>
-              <w:t xml:space="preserve">R 467 360</w:t>
+              <w:t xml:space="preserve">R 493 120</w:t>
             </w:r>
           </w:p>
         </w:tc>
@@ -8701,7 +8849,7 @@
                 <w:sz w:val="20"/>
                 <w:szCs w:val="20"/>
               </w:rPr>
-              <w:t xml:space="preserve">R 660 400</w:t>
+              <w:t xml:space="preserve">R 696 800</w:t>
             </w:r>
           </w:p>
         </w:tc>
@@ -8739,7 +8887,7 @@
                 <w:sz w:val="20"/>
                 <w:szCs w:val="20"/>
               </w:rPr>
-              <w:t xml:space="preserve">R 759 460</w:t>
+              <w:t xml:space="preserve">R 801 320</w:t>
             </w:r>
           </w:p>
         </w:tc>
@@ -8814,7 +8962,7 @@
                 <w:sz w:val="20"/>
                 <w:szCs w:val="20"/>
               </w:rPr>
-              <w:t xml:space="preserve">R 863 600</w:t>
+              <w:t xml:space="preserve">R 911 200</w:t>
             </w:r>
           </w:p>
         </w:tc>
@@ -8851,7 +8999,7 @@
                 <w:sz w:val="20"/>
                 <w:szCs w:val="20"/>
               </w:rPr>
-              <w:t xml:space="preserve">R 993 140</w:t>
+              <w:t xml:space="preserve">R 1 047 880</w:t>
             </w:r>
           </w:p>
         </w:tc>
@@ -8928,7 +9076,7 @@
                 <w:sz w:val="20"/>
                 <w:szCs w:val="20"/>
               </w:rPr>
-              <w:t xml:space="preserve">R 965 200</w:t>
+              <w:t xml:space="preserve">R 1 018 400</w:t>
             </w:r>
           </w:p>
         </w:tc>
@@ -8966,7 +9114,7 @@
                 <w:sz w:val="20"/>
                 <w:szCs w:val="20"/>
               </w:rPr>
-              <w:t xml:space="preserve">R 1 109 980</w:t>
+              <w:t xml:space="preserve">R 1 171 160</w:t>
             </w:r>
           </w:p>
         </w:tc>
@@ -9041,7 +9189,7 @@
                 <w:sz w:val="20"/>
                 <w:szCs w:val="20"/>
               </w:rPr>
-              <w:t xml:space="preserve">R 1 168 400</w:t>
+              <w:t xml:space="preserve">R 1 232 800</w:t>
             </w:r>
           </w:p>
         </w:tc>
@@ -9078,7 +9226,7 @@
                 <w:sz w:val="20"/>
                 <w:szCs w:val="20"/>
               </w:rPr>
-              <w:t xml:space="preserve">R 1 343 660</w:t>
+              <w:t xml:space="preserve">R 1 417 720</w:t>
             </w:r>
           </w:p>
         </w:tc>
@@ -9155,7 +9303,7 @@
                 <w:sz w:val="20"/>
                 <w:szCs w:val="20"/>
               </w:rPr>
-              <w:t xml:space="preserve">R 1 473 200</w:t>
+              <w:t xml:space="preserve">R 1 554 400</w:t>
             </w:r>
           </w:p>
         </w:tc>
@@ -9193,7 +9341,7 @@
                 <w:sz w:val="20"/>
                 <w:szCs w:val="20"/>
               </w:rPr>
-              <w:t xml:space="preserve">R 1 694 180</w:t>
+              <w:t xml:space="preserve">R 1 787 560</w:t>
             </w:r>
           </w:p>
         </w:tc>
@@ -9245,7 +9393,7 @@
           <w:sz w:val="20"/>
           <w:szCs w:val="20"/>
         </w:rPr>
-        <w:t xml:space="preserve">At an illustrative blended rate of R 950 an hour — chosen here only to make the rest of the document concrete — the delivered scope comes to R 965 200 excluding VAT, or R 1 109 980 including it. Replace the rate and every figure below moves proportionally.</w:t>
+        <w:t xml:space="preserve">At an illustrative blended rate of R 950 an hour — chosen here only to make the rest of the document concrete — the delivered scope comes to R 1 018 400 excluding VAT, or R 1 171 160 including it. Replace the rate and every figure below moves proportionally.</w:t>
       </w:r>
     </w:p>
     <w:p>
@@ -12167,6 +12315,155 @@
               <w:bottom w:val="single" w:color="D6CFC6" w:sz="4"/>
               <w:right w:val="single" w:color="D6CFC6" w:sz="4"/>
             </w:tcBorders>
+            <w:tcMar>
+              <w:top w:type="dxa" w:w="90"/>
+              <w:left w:type="dxa" w:w="130"/>
+              <w:bottom w:type="dxa" w:w="90"/>
+              <w:right w:type="dxa" w:w="130"/>
+            </w:tcMar>
+            <w:vAlign w:val="center"/>
+          </w:tcPr>
+          <w:p>
+            <w:pPr>
+              <w:spacing w:after="0" w:line="240"/>
+            </w:pPr>
+            <w:r>
+              <w:rPr>
+                <w:rFonts w:ascii="Calibri" w:cs="Calibri" w:eastAsia="Calibri" w:hAnsi="Calibri"/>
+                <w:b w:val="false"/>
+                <w:bCs w:val="false"/>
+                <w:i w:val="false"/>
+                <w:iCs w:val="false"/>
+                <w:color w:val="221E1F"/>
+                <w:sz w:val="20"/>
+                <w:szCs w:val="20"/>
+              </w:rPr>
+              <w:t xml:space="preserve">Database schema and password reset</w:t>
+            </w:r>
+          </w:p>
+        </w:tc>
+        <w:tc>
+          <w:tcPr>
+            <w:tcW w:type="dxa" w:w="1157"/>
+            <w:tcBorders>
+              <w:top w:val="single" w:color="D6CFC6" w:sz="4"/>
+              <w:left w:val="single" w:color="D6CFC6" w:sz="4"/>
+              <w:bottom w:val="single" w:color="D6CFC6" w:sz="4"/>
+              <w:right w:val="single" w:color="D6CFC6" w:sz="4"/>
+            </w:tcBorders>
+            <w:tcMar>
+              <w:top w:type="dxa" w:w="90"/>
+              <w:left w:type="dxa" w:w="130"/>
+              <w:bottom w:type="dxa" w:w="90"/>
+              <w:right w:type="dxa" w:w="130"/>
+            </w:tcMar>
+            <w:vAlign w:val="center"/>
+          </w:tcPr>
+          <w:p>
+            <w:pPr>
+              <w:spacing w:after="0" w:line="240"/>
+              <w:jc w:val="right"/>
+            </w:pPr>
+            <w:r>
+              <w:rPr>
+                <w:rFonts w:ascii="Calibri" w:cs="Calibri" w:eastAsia="Calibri" w:hAnsi="Calibri"/>
+                <w:b w:val="false"/>
+                <w:bCs w:val="false"/>
+                <w:i w:val="false"/>
+                <w:iCs w:val="false"/>
+                <w:color w:val="221E1F"/>
+                <w:sz w:val="20"/>
+                <w:szCs w:val="20"/>
+              </w:rPr>
+              <w:t xml:space="preserve">7</w:t>
+            </w:r>
+          </w:p>
+        </w:tc>
+        <w:tc>
+          <w:tcPr>
+            <w:tcW w:type="dxa" w:w="1542"/>
+            <w:tcBorders>
+              <w:top w:val="single" w:color="D6CFC6" w:sz="4"/>
+              <w:left w:val="single" w:color="D6CFC6" w:sz="4"/>
+              <w:bottom w:val="single" w:color="D6CFC6" w:sz="4"/>
+              <w:right w:val="single" w:color="D6CFC6" w:sz="4"/>
+            </w:tcBorders>
+            <w:tcMar>
+              <w:top w:type="dxa" w:w="90"/>
+              <w:left w:type="dxa" w:w="130"/>
+              <w:bottom w:type="dxa" w:w="90"/>
+              <w:right w:type="dxa" w:w="130"/>
+            </w:tcMar>
+            <w:vAlign w:val="center"/>
+          </w:tcPr>
+          <w:p>
+            <w:pPr>
+              <w:spacing w:after="0" w:line="240"/>
+              <w:jc w:val="right"/>
+            </w:pPr>
+            <w:r>
+              <w:rPr>
+                <w:rFonts w:ascii="Calibri" w:cs="Calibri" w:eastAsia="Calibri" w:hAnsi="Calibri"/>
+                <w:b w:val="false"/>
+                <w:bCs w:val="false"/>
+                <w:i w:val="false"/>
+                <w:iCs w:val="false"/>
+                <w:color w:val="221E1F"/>
+                <w:sz w:val="20"/>
+                <w:szCs w:val="20"/>
+              </w:rPr>
+              <w:t xml:space="preserve">56</w:t>
+            </w:r>
+          </w:p>
+        </w:tc>
+        <w:tc>
+          <w:tcPr>
+            <w:tcW w:type="dxa" w:w="1638"/>
+            <w:tcBorders>
+              <w:top w:val="single" w:color="D6CFC6" w:sz="4"/>
+              <w:left w:val="single" w:color="D6CFC6" w:sz="4"/>
+              <w:bottom w:val="single" w:color="D6CFC6" w:sz="4"/>
+              <w:right w:val="single" w:color="D6CFC6" w:sz="4"/>
+            </w:tcBorders>
+            <w:tcMar>
+              <w:top w:type="dxa" w:w="90"/>
+              <w:left w:type="dxa" w:w="130"/>
+              <w:bottom w:type="dxa" w:w="90"/>
+              <w:right w:type="dxa" w:w="130"/>
+            </w:tcMar>
+            <w:vAlign w:val="center"/>
+          </w:tcPr>
+          <w:p>
+            <w:pPr>
+              <w:spacing w:after="0" w:line="240"/>
+              <w:jc w:val="right"/>
+            </w:pPr>
+            <w:r>
+              <w:rPr>
+                <w:rFonts w:ascii="Calibri" w:cs="Calibri" w:eastAsia="Calibri" w:hAnsi="Calibri"/>
+                <w:b w:val="false"/>
+                <w:bCs w:val="false"/>
+                <w:i w:val="false"/>
+                <w:iCs w:val="false"/>
+                <w:color w:val="221E1F"/>
+                <w:sz w:val="20"/>
+                <w:szCs w:val="20"/>
+              </w:rPr>
+              <w:t xml:space="preserve">R 53 200</w:t>
+            </w:r>
+          </w:p>
+        </w:tc>
+      </w:tr>
+      <w:tr>
+        <w:tc>
+          <w:tcPr>
+            <w:tcW w:type="dxa" w:w="5301"/>
+            <w:tcBorders>
+              <w:top w:val="single" w:color="D6CFC6" w:sz="4"/>
+              <w:left w:val="single" w:color="D6CFC6" w:sz="4"/>
+              <w:bottom w:val="single" w:color="D6CFC6" w:sz="4"/>
+              <w:right w:val="single" w:color="D6CFC6" w:sz="4"/>
+            </w:tcBorders>
             <w:shd w:fill="FCE8EB" w:color="auto" w:val="clear"/>
             <w:tcMar>
               <w:top w:type="dxa" w:w="90"/>
@@ -12229,7 +12526,7 @@
                 <w:sz w:val="20"/>
                 <w:szCs w:val="20"/>
               </w:rPr>
-              <w:t xml:space="preserve">127</w:t>
+              <w:t xml:space="preserve">134</w:t>
             </w:r>
           </w:p>
         </w:tc>
@@ -12267,7 +12564,7 @@
                 <w:sz w:val="20"/>
                 <w:szCs w:val="20"/>
               </w:rPr>
-              <w:t xml:space="preserve">1 016</w:t>
+              <w:t xml:space="preserve">1 072</w:t>
             </w:r>
           </w:p>
         </w:tc>
@@ -12305,7 +12602,7 @@
                 <w:sz w:val="20"/>
                 <w:szCs w:val="20"/>
               </w:rPr>
-              <w:t xml:space="preserve">R 965 200</w:t>
+              <w:t xml:space="preserve">R 1 018 400</w:t>
             </w:r>
           </w:p>
         </w:tc>
@@ -12344,7 +12641,7 @@
           <w:sz w:val="20"/>
           <w:szCs w:val="20"/>
         </w:rPr>
-        <w:t xml:space="preserve">The integration seams — payments, accounts, notifications, POS and courier — are 44 of the 127 days. None of them names a vendor, and none has to be rewritten when one is chosen: what remains per integration is an adapter against an interface that already exists and is already tested.</w:t>
+        <w:t xml:space="preserve">The integration seams — payments, accounts, notifications, POS and courier — are 44 of the 134 days. None of them names a vendor, and none has to be rewritten when one is chosen: what remains per integration is an adapter against an interface that already exists and is already tested.</w:t>
       </w:r>
     </w:p>
     <w:p>
@@ -13075,7 +13372,7 @@
                 <w:sz w:val="20"/>
                 <w:szCs w:val="20"/>
               </w:rPr>
-              <w:t xml:space="preserve">Postgres replacing the JSON state file; schema and migrations. Concurrent-write safety is done — the JSON store no longer loses an edit</w:t>
+              <w:t xml:space="preserve">Provisioning a server and moving to it. The migration is written and checked against the state shape; concurrent-write safety is done</w:t>
             </w:r>
           </w:p>
         </w:tc>
@@ -13113,7 +13410,7 @@
                 <w:sz w:val="20"/>
                 <w:szCs w:val="20"/>
               </w:rPr>
-              <w:t xml:space="preserve">5</w:t>
+              <w:t xml:space="preserve">3</w:t>
             </w:r>
           </w:p>
         </w:tc>
@@ -13188,7 +13485,7 @@
                 <w:sz w:val="20"/>
                 <w:szCs w:val="20"/>
               </w:rPr>
-              <w:t xml:space="preserve">Password reset</w:t>
+              <w:t xml:space="preserve">Messaging adapter</w:t>
             </w:r>
           </w:p>
         </w:tc>
@@ -13224,7 +13521,7 @@
                 <w:sz w:val="20"/>
                 <w:szCs w:val="20"/>
               </w:rPr>
-              <w:t xml:space="preserve">The half of accounts that needs a message to reach an inbox</w:t>
+              <w:t xml:space="preserve">One adapter against the notification seam, sender identities, deliverability</w:t>
             </w:r>
           </w:p>
         </w:tc>
@@ -13261,7 +13558,7 @@
                 <w:sz w:val="20"/>
                 <w:szCs w:val="20"/>
               </w:rPr>
-              <w:t xml:space="preserve">2</w:t>
+              <w:t xml:space="preserve">3</w:t>
             </w:r>
           </w:p>
         </w:tc>
@@ -13336,7 +13633,7 @@
                 <w:sz w:val="20"/>
                 <w:szCs w:val="20"/>
               </w:rPr>
-              <w:t xml:space="preserve">Messaging adapter</w:t>
+              <w:t xml:space="preserve">Privacy policy and legal review</w:t>
             </w:r>
           </w:p>
         </w:tc>
@@ -13373,7 +13670,7 @@
                 <w:sz w:val="20"/>
                 <w:szCs w:val="20"/>
               </w:rPr>
-              <w:t xml:space="preserve">One adapter against the notification seam, sender identities, deliverability</w:t>
+              <w:t xml:space="preserve">Retention periods, consent copy, information officer; the endpoints exist and are tested</w:t>
             </w:r>
           </w:p>
         </w:tc>
@@ -13411,7 +13708,7 @@
                 <w:sz w:val="20"/>
                 <w:szCs w:val="20"/>
               </w:rPr>
-              <w:t xml:space="preserve">3</w:t>
+              <w:t xml:space="preserve">2</w:t>
             </w:r>
           </w:p>
         </w:tc>
@@ -13448,7 +13745,7 @@
                 <w:sz w:val="20"/>
                 <w:szCs w:val="20"/>
               </w:rPr>
-              <w:t xml:space="preserve">Per-message cost</w:t>
+              <w:t xml:space="preserve">Legal review</w:t>
             </w:r>
           </w:p>
         </w:tc>
@@ -13486,7 +13783,7 @@
                 <w:sz w:val="20"/>
                 <w:szCs w:val="20"/>
               </w:rPr>
-              <w:t xml:space="preserve">Privacy policy and legal review</w:t>
+              <w:t xml:space="preserve">Production monitoring and rollback</w:t>
             </w:r>
           </w:p>
         </w:tc>
@@ -13522,7 +13819,7 @@
                 <w:sz w:val="20"/>
                 <w:szCs w:val="20"/>
               </w:rPr>
-              <w:t xml:space="preserve">Retention periods, consent copy, information officer; the endpoints exist and are tested</w:t>
+              <w:t xml:space="preserve">Error tracking and structured logging on top of the health endpoint, and a tested rollback path</w:t>
             </w:r>
           </w:p>
         </w:tc>
@@ -13559,7 +13856,7 @@
                 <w:sz w:val="20"/>
                 <w:szCs w:val="20"/>
               </w:rPr>
-              <w:t xml:space="preserve">2</w:t>
+              <w:t xml:space="preserve">3</w:t>
             </w:r>
           </w:p>
         </w:tc>
@@ -13595,7 +13892,7 @@
                 <w:sz w:val="20"/>
                 <w:szCs w:val="20"/>
               </w:rPr>
-              <w:t xml:space="preserve">Legal review</w:t>
+              <w:t xml:space="preserve">Tooling subscription</w:t>
             </w:r>
           </w:p>
         </w:tc>
@@ -13634,7 +13931,7 @@
                 <w:sz w:val="20"/>
                 <w:szCs w:val="20"/>
               </w:rPr>
-              <w:t xml:space="preserve">Production monitoring and rollback</w:t>
+              <w:t xml:space="preserve">Deployment, domain, CDN and certificates</w:t>
             </w:r>
           </w:p>
         </w:tc>
@@ -13671,7 +13968,7 @@
                 <w:sz w:val="20"/>
                 <w:szCs w:val="20"/>
               </w:rPr>
-              <w:t xml:space="preserve">Error tracking and structured logging on top of the health endpoint, and a tested rollback path</w:t>
+              <w:t xml:space="preserve">Production environment, secrets management, release pipeline</w:t>
             </w:r>
           </w:p>
         </w:tc>
@@ -13746,7 +14043,7 @@
                 <w:sz w:val="20"/>
                 <w:szCs w:val="20"/>
               </w:rPr>
-              <w:t xml:space="preserve">Tooling subscription</w:t>
+              <w:t xml:space="preserve">Hosting and domain</w:t>
             </w:r>
           </w:p>
         </w:tc>
@@ -13784,7 +14081,7 @@
                 <w:sz w:val="20"/>
                 <w:szCs w:val="20"/>
               </w:rPr>
-              <w:t xml:space="preserve">Deployment, domain, CDN and certificates</w:t>
+              <w:t xml:space="preserve">Food photography integration</w:t>
             </w:r>
           </w:p>
         </w:tc>
@@ -13820,7 +14117,7 @@
                 <w:sz w:val="20"/>
                 <w:szCs w:val="20"/>
               </w:rPr>
-              <w:t xml:space="preserve">Production environment, secrets management, release pipeline</w:t>
+              <w:t xml:space="preserve">Replacing the twelve comped items with the commissioned shoot</w:t>
             </w:r>
           </w:p>
         </w:tc>
@@ -13893,7 +14190,7 @@
                 <w:sz w:val="20"/>
                 <w:szCs w:val="20"/>
               </w:rPr>
-              <w:t xml:space="preserve">Hosting and domain</w:t>
+              <w:t xml:space="preserve">Shoot, stylist, studio</w:t>
             </w:r>
           </w:p>
         </w:tc>
@@ -13932,7 +14229,7 @@
                 <w:sz w:val="20"/>
                 <w:szCs w:val="20"/>
               </w:rPr>
-              <w:t xml:space="preserve">Food photography integration</w:t>
+              <w:t xml:space="preserve">Accessibility and performance audit</w:t>
             </w:r>
           </w:p>
         </w:tc>
@@ -13969,7 +14266,7 @@
                 <w:sz w:val="20"/>
                 <w:szCs w:val="20"/>
               </w:rPr>
-              <w:t xml:space="preserve">Replacing the twelve comped items with the commissioned shoot</w:t>
+              <w:t xml:space="preserve">WCAG and Core Web Vitals measured against the deployed build, not the local one</w:t>
             </w:r>
           </w:p>
         </w:tc>
@@ -14007,7 +14304,7 @@
                 <w:sz w:val="20"/>
                 <w:szCs w:val="20"/>
               </w:rPr>
-              <w:t xml:space="preserve">3</w:t>
+              <w:t xml:space="preserve">4</w:t>
             </w:r>
           </w:p>
         </w:tc>
@@ -14038,13 +14335,13 @@
                 <w:rFonts w:ascii="Calibri" w:cs="Calibri" w:eastAsia="Calibri" w:hAnsi="Calibri"/>
                 <w:b w:val="false"/>
                 <w:bCs w:val="false"/>
-                <w:i/>
-                <w:iCs/>
-                <w:color w:val="6E6660"/>
-                <w:sz w:val="20"/>
-                <w:szCs w:val="20"/>
-              </w:rPr>
-              <w:t xml:space="preserve">Shoot, stylist, studio</w:t>
+                <w:i w:val="false"/>
+                <w:iCs w:val="false"/>
+                <w:color w:val="221E1F"/>
+                <w:sz w:val="20"/>
+                <w:szCs w:val="20"/>
+              </w:rPr>
+              <w:t xml:space="preserve">—</w:t>
             </w:r>
           </w:p>
         </w:tc>
@@ -14059,6 +14356,7 @@
               <w:bottom w:val="single" w:color="D6CFC6" w:sz="4"/>
               <w:right w:val="single" w:color="D6CFC6" w:sz="4"/>
             </w:tcBorders>
+            <w:shd w:fill="FCE8EB" w:color="auto" w:val="clear"/>
             <w:tcMar>
               <w:top w:type="dxa" w:w="90"/>
               <w:left w:type="dxa" w:w="130"/>
@@ -14082,124 +14380,13 @@
                 <w:sz w:val="20"/>
                 <w:szCs w:val="20"/>
               </w:rPr>
-              <w:t xml:space="preserve">Accessibility and performance audit</w:t>
+              <w:t xml:space="preserve">Total remaining</w:t>
             </w:r>
           </w:p>
         </w:tc>
         <w:tc>
           <w:tcPr>
             <w:tcW w:type="dxa" w:w="3855"/>
-            <w:tcBorders>
-              <w:top w:val="single" w:color="D6CFC6" w:sz="4"/>
-              <w:left w:val="single" w:color="D6CFC6" w:sz="4"/>
-              <w:bottom w:val="single" w:color="D6CFC6" w:sz="4"/>
-              <w:right w:val="single" w:color="D6CFC6" w:sz="4"/>
-            </w:tcBorders>
-            <w:tcMar>
-              <w:top w:type="dxa" w:w="90"/>
-              <w:left w:type="dxa" w:w="130"/>
-              <w:bottom w:type="dxa" w:w="90"/>
-              <w:right w:type="dxa" w:w="130"/>
-            </w:tcMar>
-            <w:vAlign w:val="center"/>
-          </w:tcPr>
-          <w:p>
-            <w:pPr>
-              <w:spacing w:after="0" w:line="240"/>
-            </w:pPr>
-            <w:r>
-              <w:rPr>
-                <w:rFonts w:ascii="Calibri" w:cs="Calibri" w:eastAsia="Calibri" w:hAnsi="Calibri"/>
-                <w:b w:val="false"/>
-                <w:bCs w:val="false"/>
-                <w:i w:val="false"/>
-                <w:iCs w:val="false"/>
-                <w:color w:val="221E1F"/>
-                <w:sz w:val="20"/>
-                <w:szCs w:val="20"/>
-              </w:rPr>
-              <w:t xml:space="preserve">WCAG and Core Web Vitals measured against the deployed build, not the local one</w:t>
-            </w:r>
-          </w:p>
-        </w:tc>
-        <w:tc>
-          <w:tcPr>
-            <w:tcW w:type="dxa" w:w="964"/>
-            <w:tcBorders>
-              <w:top w:val="single" w:color="D6CFC6" w:sz="4"/>
-              <w:left w:val="single" w:color="D6CFC6" w:sz="4"/>
-              <w:bottom w:val="single" w:color="D6CFC6" w:sz="4"/>
-              <w:right w:val="single" w:color="D6CFC6" w:sz="4"/>
-            </w:tcBorders>
-            <w:tcMar>
-              <w:top w:type="dxa" w:w="90"/>
-              <w:left w:type="dxa" w:w="130"/>
-              <w:bottom w:type="dxa" w:w="90"/>
-              <w:right w:type="dxa" w:w="130"/>
-            </w:tcMar>
-            <w:vAlign w:val="center"/>
-          </w:tcPr>
-          <w:p>
-            <w:pPr>
-              <w:spacing w:after="0" w:line="240"/>
-              <w:jc w:val="right"/>
-            </w:pPr>
-            <w:r>
-              <w:rPr>
-                <w:rFonts w:ascii="Calibri" w:cs="Calibri" w:eastAsia="Calibri" w:hAnsi="Calibri"/>
-                <w:b w:val="false"/>
-                <w:bCs w:val="false"/>
-                <w:i w:val="false"/>
-                <w:iCs w:val="false"/>
-                <w:color w:val="221E1F"/>
-                <w:sz w:val="20"/>
-                <w:szCs w:val="20"/>
-              </w:rPr>
-              <w:t xml:space="preserve">4</w:t>
-            </w:r>
-          </w:p>
-        </w:tc>
-        <w:tc>
-          <w:tcPr>
-            <w:tcW w:type="dxa" w:w="1928"/>
-            <w:tcBorders>
-              <w:top w:val="single" w:color="D6CFC6" w:sz="4"/>
-              <w:left w:val="single" w:color="D6CFC6" w:sz="4"/>
-              <w:bottom w:val="single" w:color="D6CFC6" w:sz="4"/>
-              <w:right w:val="single" w:color="D6CFC6" w:sz="4"/>
-            </w:tcBorders>
-            <w:tcMar>
-              <w:top w:type="dxa" w:w="90"/>
-              <w:left w:type="dxa" w:w="130"/>
-              <w:bottom w:type="dxa" w:w="90"/>
-              <w:right w:type="dxa" w:w="130"/>
-            </w:tcMar>
-            <w:vAlign w:val="center"/>
-          </w:tcPr>
-          <w:p>
-            <w:pPr>
-              <w:spacing w:after="0" w:line="240"/>
-            </w:pPr>
-            <w:r>
-              <w:rPr>
-                <w:rFonts w:ascii="Calibri" w:cs="Calibri" w:eastAsia="Calibri" w:hAnsi="Calibri"/>
-                <w:b w:val="false"/>
-                <w:bCs w:val="false"/>
-                <w:i w:val="false"/>
-                <w:iCs w:val="false"/>
-                <w:color w:val="221E1F"/>
-                <w:sz w:val="20"/>
-                <w:szCs w:val="20"/>
-              </w:rPr>
-              <w:t xml:space="preserve">—</w:t>
-            </w:r>
-          </w:p>
-        </w:tc>
-      </w:tr>
-      <w:tr>
-        <w:tc>
-          <w:tcPr>
-            <w:tcW w:type="dxa" w:w="2891"/>
             <w:tcBorders>
               <w:top w:val="single" w:color="D6CFC6" w:sz="4"/>
               <w:left w:val="single" w:color="D6CFC6" w:sz="4"/>
@@ -14230,13 +14417,13 @@
                 <w:sz w:val="20"/>
                 <w:szCs w:val="20"/>
               </w:rPr>
-              <w:t xml:space="preserve">Total remaining</w:t>
-            </w:r>
-          </w:p>
-        </w:tc>
-        <w:tc>
-          <w:tcPr>
-            <w:tcW w:type="dxa" w:w="3855"/>
+              <w:t xml:space="preserve">168 hours of engineering</w:t>
+            </w:r>
+          </w:p>
+        </w:tc>
+        <w:tc>
+          <w:tcPr>
+            <w:tcW w:type="dxa" w:w="964"/>
             <w:tcBorders>
               <w:top w:val="single" w:color="D6CFC6" w:sz="4"/>
               <w:left w:val="single" w:color="D6CFC6" w:sz="4"/>
@@ -14255,6 +14442,7 @@
           <w:p>
             <w:pPr>
               <w:spacing w:after="0" w:line="240"/>
+              <w:jc w:val="right"/>
             </w:pPr>
             <w:r>
               <w:rPr>
@@ -14267,45 +14455,7 @@
                 <w:sz w:val="20"/>
                 <w:szCs w:val="20"/>
               </w:rPr>
-              <w:t xml:space="preserve">224 hours of engineering</w:t>
-            </w:r>
-          </w:p>
-        </w:tc>
-        <w:tc>
-          <w:tcPr>
-            <w:tcW w:type="dxa" w:w="964"/>
-            <w:tcBorders>
-              <w:top w:val="single" w:color="D6CFC6" w:sz="4"/>
-              <w:left w:val="single" w:color="D6CFC6" w:sz="4"/>
-              <w:bottom w:val="single" w:color="D6CFC6" w:sz="4"/>
-              <w:right w:val="single" w:color="D6CFC6" w:sz="4"/>
-            </w:tcBorders>
-            <w:shd w:fill="FCE8EB" w:color="auto" w:val="clear"/>
-            <w:tcMar>
-              <w:top w:type="dxa" w:w="90"/>
-              <w:left w:type="dxa" w:w="130"/>
-              <w:bottom w:type="dxa" w:w="90"/>
-              <w:right w:type="dxa" w:w="130"/>
-            </w:tcMar>
-            <w:vAlign w:val="center"/>
-          </w:tcPr>
-          <w:p>
-            <w:pPr>
-              <w:spacing w:after="0" w:line="240"/>
-              <w:jc w:val="right"/>
-            </w:pPr>
-            <w:r>
-              <w:rPr>
-                <w:rFonts w:ascii="Calibri" w:cs="Calibri" w:eastAsia="Calibri" w:hAnsi="Calibri"/>
-                <w:b/>
-                <w:bCs/>
-                <w:i w:val="false"/>
-                <w:iCs w:val="false"/>
-                <w:color w:val="221E1F"/>
-                <w:sz w:val="20"/>
-                <w:szCs w:val="20"/>
-              </w:rPr>
-              <w:t xml:space="preserve">28</w:t>
+              <w:t xml:space="preserve">21</w:t>
             </w:r>
           </w:p>
         </w:tc>
@@ -14610,7 +14760,7 @@
                 <w:sz w:val="20"/>
                 <w:szCs w:val="20"/>
               </w:rPr>
-              <w:t xml:space="preserve">127</w:t>
+              <w:t xml:space="preserve">134</w:t>
             </w:r>
           </w:p>
         </w:tc>
@@ -14647,7 +14797,7 @@
                 <w:sz w:val="20"/>
                 <w:szCs w:val="20"/>
               </w:rPr>
-              <w:t xml:space="preserve">1 016</w:t>
+              <w:t xml:space="preserve">1 072</w:t>
             </w:r>
           </w:p>
         </w:tc>
@@ -14684,7 +14834,7 @@
                 <w:sz w:val="20"/>
                 <w:szCs w:val="20"/>
               </w:rPr>
-              <w:t xml:space="preserve">R 965 200</w:t>
+              <w:t xml:space="preserve">R 1 018 400</w:t>
             </w:r>
           </w:p>
         </w:tc>
@@ -14761,7 +14911,7 @@
                 <w:sz w:val="20"/>
                 <w:szCs w:val="20"/>
               </w:rPr>
-              <w:t xml:space="preserve">28</w:t>
+              <w:t xml:space="preserve">21</w:t>
             </w:r>
           </w:p>
         </w:tc>
@@ -14799,7 +14949,7 @@
                 <w:sz w:val="20"/>
                 <w:szCs w:val="20"/>
               </w:rPr>
-              <w:t xml:space="preserve">224</w:t>
+              <w:t xml:space="preserve">168</w:t>
             </w:r>
           </w:p>
         </w:tc>
@@ -14837,7 +14987,7 @@
                 <w:sz w:val="20"/>
                 <w:szCs w:val="20"/>
               </w:rPr>
-              <w:t xml:space="preserve">R 212 800</w:t>
+              <w:t xml:space="preserve">R 159 600</w:t>
             </w:r>
           </w:p>
         </w:tc>
@@ -15029,7 +15179,7 @@
           <w:sz w:val="20"/>
           <w:szCs w:val="20"/>
         </w:rPr>
-        <w:t xml:space="preserve">Roughly 82% of the engineering is done. </w:t>
+        <w:t xml:space="preserve">Roughly 86% of the engineering is done. </w:t>
       </w:r>
       <w:r>
         <w:rPr>

--- a/WEBSITE_COSTINGS.docx
+++ b/WEBSITE_COSTINGS.docx
@@ -14229,7 +14229,7 @@
                 <w:sz w:val="20"/>
                 <w:szCs w:val="20"/>
               </w:rPr>
-              <w:t xml:space="preserve">Accessibility and performance audit</w:t>
+              <w:t xml:space="preserve">Accessibility audit with a person</w:t>
             </w:r>
           </w:p>
         </w:tc>
@@ -14266,7 +14266,7 @@
                 <w:sz w:val="20"/>
                 <w:szCs w:val="20"/>
               </w:rPr>
-              <w:t xml:space="preserve">WCAG and Core Web Vitals measured against the deployed build, not the local one</w:t>
+              <w:t xml:space="preserve">A screen-reader pass and Core Web Vitals against the deployed build. The contrast maths and the static scans are done, and neither replaces somebody using it</w:t>
             </w:r>
           </w:p>
         </w:tc>
@@ -14304,7 +14304,7 @@
                 <w:sz w:val="20"/>
                 <w:szCs w:val="20"/>
               </w:rPr>
-              <w:t xml:space="preserve">4</w:t>
+              <w:t xml:space="preserve">3</w:t>
             </w:r>
           </w:p>
         </w:tc>
@@ -14417,7 +14417,7 @@
                 <w:sz w:val="20"/>
                 <w:szCs w:val="20"/>
               </w:rPr>
-              <w:t xml:space="preserve">168 hours of engineering</w:t>
+              <w:t xml:space="preserve">280 hours of engineering</w:t>
             </w:r>
           </w:p>
         </w:tc>
@@ -14455,7 +14455,7 @@
                 <w:sz w:val="20"/>
                 <w:szCs w:val="20"/>
               </w:rPr>
-              <w:t xml:space="preserve">21</w:t>
+              <w:t xml:space="preserve">35</w:t>
             </w:r>
           </w:p>
         </w:tc>
@@ -14911,7 +14911,7 @@
                 <w:sz w:val="20"/>
                 <w:szCs w:val="20"/>
               </w:rPr>
-              <w:t xml:space="preserve">21</w:t>
+              <w:t xml:space="preserve">35</w:t>
             </w:r>
           </w:p>
         </w:tc>
@@ -14949,7 +14949,7 @@
                 <w:sz w:val="20"/>
                 <w:szCs w:val="20"/>
               </w:rPr>
-              <w:t xml:space="preserve">168</w:t>
+              <w:t xml:space="preserve">280</w:t>
             </w:r>
           </w:p>
         </w:tc>
@@ -14987,7 +14987,7 @@
                 <w:sz w:val="20"/>
                 <w:szCs w:val="20"/>
               </w:rPr>
-              <w:t xml:space="preserve">R 159 600</w:t>
+              <w:t xml:space="preserve">R 266 000</w:t>
             </w:r>
           </w:p>
         </w:tc>
@@ -15064,7 +15064,7 @@
                 <w:sz w:val="20"/>
                 <w:szCs w:val="20"/>
               </w:rPr>
-              <w:t xml:space="preserve">155</w:t>
+              <w:t xml:space="preserve">169</w:t>
             </w:r>
           </w:p>
         </w:tc>
@@ -15102,7 +15102,7 @@
                 <w:sz w:val="20"/>
                 <w:szCs w:val="20"/>
               </w:rPr>
-              <w:t xml:space="preserve">1 240</w:t>
+              <w:t xml:space="preserve">1 352</w:t>
             </w:r>
           </w:p>
         </w:tc>
@@ -15140,7 +15140,7 @@
                 <w:sz w:val="20"/>
                 <w:szCs w:val="20"/>
               </w:rPr>
-              <w:t xml:space="preserve">R 1 178 000</w:t>
+              <w:t xml:space="preserve">R 1 284 400</w:t>
             </w:r>
           </w:p>
         </w:tc>
@@ -15179,7 +15179,7 @@
           <w:sz w:val="20"/>
           <w:szCs w:val="20"/>
         </w:rPr>
-        <w:t xml:space="preserve">Roughly 86% of the engineering is done. </w:t>
+        <w:t xml:space="preserve">Roughly 79% of the engineering is done. </w:t>
       </w:r>
       <w:r>
         <w:rPr>

--- a/WEBSITE_COSTINGS.docx
+++ b/WEBSITE_COSTINGS.docx
@@ -449,7 +449,7 @@
                 <w:sz w:val="20"/>
                 <w:szCs w:val="20"/>
               </w:rPr>
-              <w:t xml:space="preserve">c97b043</w:t>
+              <w:t xml:space="preserve">06d39ae</w:t>
             </w:r>
           </w:p>
         </w:tc>
@@ -1527,7 +1527,7 @@
                 <w:sz w:val="20"/>
                 <w:szCs w:val="20"/>
               </w:rPr>
-              <w:t xml:space="preserve">498</w:t>
+              <w:t xml:space="preserve">514</w:t>
             </w:r>
           </w:p>
         </w:tc>
@@ -1563,7 +1563,7 @@
                 <w:sz w:val="20"/>
                 <w:szCs w:val="20"/>
               </w:rPr>
-              <w:t xml:space="preserve">In 28 files; all passing</w:t>
+              <w:t xml:space="preserve">In 29 files; all passing</w:t>
             </w:r>
           </w:p>
         </w:tc>
@@ -3770,7 +3770,7 @@
                 <w:sz w:val="20"/>
                 <w:szCs w:val="20"/>
               </w:rPr>
-              <w:t xml:space="preserve">498 passing</w:t>
+              <w:t xml:space="preserve">514 passing</w:t>
             </w:r>
           </w:p>
         </w:tc>
@@ -3807,7 +3807,7 @@
                 <w:sz w:val="20"/>
                 <w:szCs w:val="20"/>
               </w:rPr>
-              <w:t xml:space="preserve">28 files, including four real worker processes racing on one file</w:t>
+              <w:t xml:space="preserve">29 files, including four real worker processes racing on one file</w:t>
             </w:r>
           </w:p>
         </w:tc>
@@ -8249,7 +8249,7 @@
               <w:bottom w:val="single" w:color="D6CFC6" w:sz="4"/>
               <w:right w:val="single" w:color="D6CFC6" w:sz="4"/>
             </w:tcBorders>
-            <w:shd w:fill="FCE8EB" w:color="auto" w:val="clear"/>
+            <w:shd w:fill="F7F5F2" w:color="auto" w:val="clear"/>
             <w:tcMar>
               <w:top w:type="dxa" w:w="90"/>
               <w:left w:type="dxa" w:w="130"/>
@@ -8262,6 +8262,43 @@
             <w:pPr>
               <w:spacing w:after="0" w:line="240"/>
               <w:jc w:val="center"/>
+            </w:pPr>
+            <w:r>
+              <w:rPr>
+                <w:rFonts w:ascii="Calibri" w:cs="Calibri" w:eastAsia="Calibri" w:hAnsi="Calibri"/>
+                <w:b w:val="false"/>
+                <w:bCs w:val="false"/>
+                <w:i w:val="false"/>
+                <w:iCs w:val="false"/>
+                <w:color w:val="221E1F"/>
+                <w:sz w:val="20"/>
+                <w:szCs w:val="20"/>
+              </w:rPr>
+              <w:t xml:space="preserve">20</w:t>
+            </w:r>
+          </w:p>
+        </w:tc>
+        <w:tc>
+          <w:tcPr>
+            <w:tcW w:type="dxa" w:w="3084"/>
+            <w:tcBorders>
+              <w:top w:val="single" w:color="D6CFC6" w:sz="4"/>
+              <w:left w:val="single" w:color="D6CFC6" w:sz="4"/>
+              <w:bottom w:val="single" w:color="D6CFC6" w:sz="4"/>
+              <w:right w:val="single" w:color="D6CFC6" w:sz="4"/>
+            </w:tcBorders>
+            <w:shd w:fill="F7F5F2" w:color="auto" w:val="clear"/>
+            <w:tcMar>
+              <w:top w:type="dxa" w:w="90"/>
+              <w:left w:type="dxa" w:w="130"/>
+              <w:bottom w:type="dxa" w:w="90"/>
+              <w:right w:type="dxa" w:w="130"/>
+            </w:tcMar>
+            <w:vAlign w:val="center"/>
+          </w:tcPr>
+          <w:p>
+            <w:pPr>
+              <w:spacing w:after="0" w:line="240"/>
             </w:pPr>
             <w:r>
               <w:rPr>
@@ -8274,13 +8311,90 @@
                 <w:sz w:val="20"/>
                 <w:szCs w:val="20"/>
               </w:rPr>
-              <w:t xml:space="preserve"/>
-            </w:r>
-          </w:p>
-        </w:tc>
-        <w:tc>
-          <w:tcPr>
-            <w:tcW w:type="dxa" w:w="3084"/>
+              <w:t xml:space="preserve">Structured logging</w:t>
+            </w:r>
+          </w:p>
+        </w:tc>
+        <w:tc>
+          <w:tcPr>
+            <w:tcW w:type="dxa" w:w="5108"/>
+            <w:tcBorders>
+              <w:top w:val="single" w:color="D6CFC6" w:sz="4"/>
+              <w:left w:val="single" w:color="D6CFC6" w:sz="4"/>
+              <w:bottom w:val="single" w:color="D6CFC6" w:sz="4"/>
+              <w:right w:val="single" w:color="D6CFC6" w:sz="4"/>
+            </w:tcBorders>
+            <w:shd w:fill="F7F5F2" w:color="auto" w:val="clear"/>
+            <w:tcMar>
+              <w:top w:type="dxa" w:w="90"/>
+              <w:left w:type="dxa" w:w="130"/>
+              <w:bottom w:type="dxa" w:w="90"/>
+              <w:right w:type="dxa" w:w="130"/>
+            </w:tcMar>
+            <w:vAlign w:val="center"/>
+          </w:tcPr>
+          <w:p>
+            <w:pPr>
+              <w:spacing w:after="0" w:line="240"/>
+            </w:pPr>
+            <w:r>
+              <w:rPr>
+                <w:rFonts w:ascii="Calibri" w:cs="Calibri" w:eastAsia="Calibri" w:hAnsi="Calibri"/>
+                <w:b w:val="false"/>
+                <w:bCs w:val="false"/>
+                <w:i w:val="false"/>
+                <w:iCs w:val="false"/>
+                <w:color w:val="221E1F"/>
+                <w:sz w:val="20"/>
+                <w:szCs w:val="20"/>
+              </w:rPr>
+              <w:t xml:space="preserve">One JSON object per event, redacting by field name and walking nested objects, with personal data reduced rather than dropped</w:t>
+            </w:r>
+          </w:p>
+        </w:tc>
+        <w:tc>
+          <w:tcPr>
+            <w:tcW w:type="dxa" w:w="964"/>
+            <w:tcBorders>
+              <w:top w:val="single" w:color="D6CFC6" w:sz="4"/>
+              <w:left w:val="single" w:color="D6CFC6" w:sz="4"/>
+              <w:bottom w:val="single" w:color="D6CFC6" w:sz="4"/>
+              <w:right w:val="single" w:color="D6CFC6" w:sz="4"/>
+            </w:tcBorders>
+            <w:shd w:fill="F7F5F2" w:color="auto" w:val="clear"/>
+            <w:tcMar>
+              <w:top w:type="dxa" w:w="90"/>
+              <w:left w:type="dxa" w:w="130"/>
+              <w:bottom w:type="dxa" w:w="90"/>
+              <w:right w:type="dxa" w:w="130"/>
+            </w:tcMar>
+            <w:vAlign w:val="center"/>
+          </w:tcPr>
+          <w:p>
+            <w:pPr>
+              <w:spacing w:after="0" w:line="240"/>
+              <w:jc w:val="right"/>
+            </w:pPr>
+            <w:r>
+              <w:rPr>
+                <w:rFonts w:ascii="Calibri" w:cs="Calibri" w:eastAsia="Calibri" w:hAnsi="Calibri"/>
+                <w:b w:val="false"/>
+                <w:bCs w:val="false"/>
+                <w:i w:val="false"/>
+                <w:iCs w:val="false"/>
+                <w:color w:val="221E1F"/>
+                <w:sz w:val="20"/>
+                <w:szCs w:val="20"/>
+              </w:rPr>
+              <w:t xml:space="preserve">3</w:t>
+            </w:r>
+          </w:p>
+        </w:tc>
+      </w:tr>
+      <w:tr>
+        <w:tc>
+          <w:tcPr>
+            <w:tcW w:type="dxa" w:w="482"/>
             <w:tcBorders>
               <w:top w:val="single" w:color="D6CFC6" w:sz="4"/>
               <w:left w:val="single" w:color="D6CFC6" w:sz="4"/>
@@ -8299,6 +8413,7 @@
           <w:p>
             <w:pPr>
               <w:spacing w:after="0" w:line="240"/>
+              <w:jc w:val="center"/>
             </w:pPr>
             <w:r>
               <w:rPr>
@@ -8311,13 +8426,13 @@
                 <w:sz w:val="20"/>
                 <w:szCs w:val="20"/>
               </w:rPr>
-              <w:t xml:space="preserve">Total</w:t>
-            </w:r>
-          </w:p>
-        </w:tc>
-        <w:tc>
-          <w:tcPr>
-            <w:tcW w:type="dxa" w:w="5108"/>
+              <w:t xml:space="preserve"/>
+            </w:r>
+          </w:p>
+        </w:tc>
+        <w:tc>
+          <w:tcPr>
+            <w:tcW w:type="dxa" w:w="3084"/>
             <w:tcBorders>
               <w:top w:val="single" w:color="D6CFC6" w:sz="4"/>
               <w:left w:val="single" w:color="D6CFC6" w:sz="4"/>
@@ -8348,13 +8463,13 @@
                 <w:sz w:val="20"/>
                 <w:szCs w:val="20"/>
               </w:rPr>
-              <w:t xml:space="preserve">Delivered scope</w:t>
-            </w:r>
-          </w:p>
-        </w:tc>
-        <w:tc>
-          <w:tcPr>
-            <w:tcW w:type="dxa" w:w="964"/>
+              <w:t xml:space="preserve">Total</w:t>
+            </w:r>
+          </w:p>
+        </w:tc>
+        <w:tc>
+          <w:tcPr>
+            <w:tcW w:type="dxa" w:w="5108"/>
             <w:tcBorders>
               <w:top w:val="single" w:color="D6CFC6" w:sz="4"/>
               <w:left w:val="single" w:color="D6CFC6" w:sz="4"/>
@@ -8373,7 +8488,6 @@
           <w:p>
             <w:pPr>
               <w:spacing w:after="0" w:line="240"/>
-              <w:jc w:val="right"/>
             </w:pPr>
             <w:r>
               <w:rPr>
@@ -8386,7 +8500,45 @@
                 <w:sz w:val="20"/>
                 <w:szCs w:val="20"/>
               </w:rPr>
-              <w:t xml:space="preserve">134</w:t>
+              <w:t xml:space="preserve">Delivered scope</w:t>
+            </w:r>
+          </w:p>
+        </w:tc>
+        <w:tc>
+          <w:tcPr>
+            <w:tcW w:type="dxa" w:w="964"/>
+            <w:tcBorders>
+              <w:top w:val="single" w:color="D6CFC6" w:sz="4"/>
+              <w:left w:val="single" w:color="D6CFC6" w:sz="4"/>
+              <w:bottom w:val="single" w:color="D6CFC6" w:sz="4"/>
+              <w:right w:val="single" w:color="D6CFC6" w:sz="4"/>
+            </w:tcBorders>
+            <w:shd w:fill="FCE8EB" w:color="auto" w:val="clear"/>
+            <w:tcMar>
+              <w:top w:type="dxa" w:w="90"/>
+              <w:left w:type="dxa" w:w="130"/>
+              <w:bottom w:type="dxa" w:w="90"/>
+              <w:right w:type="dxa" w:w="130"/>
+            </w:tcMar>
+            <w:vAlign w:val="center"/>
+          </w:tcPr>
+          <w:p>
+            <w:pPr>
+              <w:spacing w:after="0" w:line="240"/>
+              <w:jc w:val="right"/>
+            </w:pPr>
+            <w:r>
+              <w:rPr>
+                <w:rFonts w:ascii="Calibri" w:cs="Calibri" w:eastAsia="Calibri" w:hAnsi="Calibri"/>
+                <w:b/>
+                <w:bCs/>
+                <w:i w:val="false"/>
+                <w:iCs w:val="false"/>
+                <w:color w:val="221E1F"/>
+                <w:sz w:val="20"/>
+                <w:szCs w:val="20"/>
+              </w:rPr>
+              <w:t xml:space="preserve">137</w:t>
             </w:r>
           </w:p>
         </w:tc>
@@ -8438,7 +8590,7 @@
           <w:sz w:val="20"/>
           <w:szCs w:val="20"/>
         </w:rPr>
-        <w:t xml:space="preserve">19,998 hand-written lines over 134 days is about 150 a day. For tested, typed, reviewed production code that sits inside the normal 100–300 band, and lower than the 200 the first version of this document reconstructed — integration work carries more test and less code than storefront work does. The reconstruction is not inflated.</w:t>
+        <w:t xml:space="preserve">19,998 hand-written lines over 137 days is about 150 a day. For tested, typed, reviewed production code that sits inside the normal 100–300 band, and lower than the 200 the first version of this document reconstructed — integration work carries more test and less code than storefront work does. The reconstruction is not inflated.</w:t>
       </w:r>
     </w:p>
     <w:p>
@@ -8456,7 +8608,7 @@
           <w:sz w:val="20"/>
           <w:szCs w:val="20"/>
         </w:rPr>
-        <w:t xml:space="preserve">134 days is roughly 27 working weeks, or a little over six months for one person. Two people working in parallel would compress the calendar but not the total, and would add coordination cost.</w:t>
+        <w:t xml:space="preserve">137 days is roughly 27 working weeks, or a little over six months for one person. Two people working in parallel would compress the calendar but not the total, and would add coordination cost.</w:t>
       </w:r>
     </w:p>
     <w:p>
@@ -8527,7 +8679,7 @@
           <w:sz w:val="20"/>
           <w:szCs w:val="20"/>
         </w:rPr>
-        <w:t xml:space="preserve">Delivered scope: 134 days × 8 hours = 1072 hours.</w:t>
+        <w:t xml:space="preserve">Delivered scope: 137 days × 8 hours = 1096 hours.</w:t>
       </w:r>
     </w:p>
     <w:tbl>
@@ -8622,7 +8774,7 @@
                 <w:sz w:val="19"/>
                 <w:szCs w:val="19"/>
               </w:rPr>
-              <w:t xml:space="preserve">Cost of the 1072 hours (excl. VAT)</w:t>
+              <w:t xml:space="preserve">Cost of the 1096 hours (excl. VAT)</w:t>
             </w:r>
           </w:p>
         </w:tc>
@@ -8735,7 +8887,7 @@
                 <w:sz w:val="20"/>
                 <w:szCs w:val="20"/>
               </w:rPr>
-              <w:t xml:space="preserve">R 428 800</w:t>
+              <w:t xml:space="preserve">R 438 400</w:t>
             </w:r>
           </w:p>
         </w:tc>
@@ -8772,7 +8924,7 @@
                 <w:sz w:val="20"/>
                 <w:szCs w:val="20"/>
               </w:rPr>
-              <w:t xml:space="preserve">R 493 120</w:t>
+              <w:t xml:space="preserve">R 504 160</w:t>
             </w:r>
           </w:p>
         </w:tc>
@@ -8849,7 +9001,7 @@
                 <w:sz w:val="20"/>
                 <w:szCs w:val="20"/>
               </w:rPr>
-              <w:t xml:space="preserve">R 696 800</w:t>
+              <w:t xml:space="preserve">R 712 400</w:t>
             </w:r>
           </w:p>
         </w:tc>
@@ -8887,7 +9039,7 @@
                 <w:sz w:val="20"/>
                 <w:szCs w:val="20"/>
               </w:rPr>
-              <w:t xml:space="preserve">R 801 320</w:t>
+              <w:t xml:space="preserve">R 819 260</w:t>
             </w:r>
           </w:p>
         </w:tc>
@@ -8962,7 +9114,7 @@
                 <w:sz w:val="20"/>
                 <w:szCs w:val="20"/>
               </w:rPr>
-              <w:t xml:space="preserve">R 911 200</w:t>
+              <w:t xml:space="preserve">R 931 600</w:t>
             </w:r>
           </w:p>
         </w:tc>
@@ -8999,7 +9151,7 @@
                 <w:sz w:val="20"/>
                 <w:szCs w:val="20"/>
               </w:rPr>
-              <w:t xml:space="preserve">R 1 047 880</w:t>
+              <w:t xml:space="preserve">R 1 071 340</w:t>
             </w:r>
           </w:p>
         </w:tc>
@@ -9076,7 +9228,7 @@
                 <w:sz w:val="20"/>
                 <w:szCs w:val="20"/>
               </w:rPr>
-              <w:t xml:space="preserve">R 1 018 400</w:t>
+              <w:t xml:space="preserve">R 1 041 200</w:t>
             </w:r>
           </w:p>
         </w:tc>
@@ -9114,7 +9266,7 @@
                 <w:sz w:val="20"/>
                 <w:szCs w:val="20"/>
               </w:rPr>
-              <w:t xml:space="preserve">R 1 171 160</w:t>
+              <w:t xml:space="preserve">R 1 197 380</w:t>
             </w:r>
           </w:p>
         </w:tc>
@@ -9189,7 +9341,7 @@
                 <w:sz w:val="20"/>
                 <w:szCs w:val="20"/>
               </w:rPr>
-              <w:t xml:space="preserve">R 1 232 800</w:t>
+              <w:t xml:space="preserve">R 1 260 400</w:t>
             </w:r>
           </w:p>
         </w:tc>
@@ -9226,7 +9378,7 @@
                 <w:sz w:val="20"/>
                 <w:szCs w:val="20"/>
               </w:rPr>
-              <w:t xml:space="preserve">R 1 417 720</w:t>
+              <w:t xml:space="preserve">R 1 449 460</w:t>
             </w:r>
           </w:p>
         </w:tc>
@@ -9303,7 +9455,7 @@
                 <w:sz w:val="20"/>
                 <w:szCs w:val="20"/>
               </w:rPr>
-              <w:t xml:space="preserve">R 1 554 400</w:t>
+              <w:t xml:space="preserve">R 1 589 200</w:t>
             </w:r>
           </w:p>
         </w:tc>
@@ -9341,7 +9493,7 @@
                 <w:sz w:val="20"/>
                 <w:szCs w:val="20"/>
               </w:rPr>
-              <w:t xml:space="preserve">R 1 787 560</w:t>
+              <w:t xml:space="preserve">R 1 827 580</w:t>
             </w:r>
           </w:p>
         </w:tc>
@@ -9393,7 +9545,7 @@
           <w:sz w:val="20"/>
           <w:szCs w:val="20"/>
         </w:rPr>
-        <w:t xml:space="preserve">At an illustrative blended rate of R 950 an hour — chosen here only to make the rest of the document concrete — the delivered scope comes to R 1 018 400 excluding VAT, or R 1 171 160 including it. Replace the rate and every figure below moves proportionally.</w:t>
+        <w:t xml:space="preserve">At an illustrative blended rate of R 950 an hour — chosen here only to make the rest of the document concrete — the delivered scope comes to R 1 041 200 excluding VAT, or R 1 197 380 including it. Replace the rate and every figure below moves proportionally.</w:t>
       </w:r>
     </w:p>
     <w:p>
@@ -12464,6 +12616,159 @@
               <w:bottom w:val="single" w:color="D6CFC6" w:sz="4"/>
               <w:right w:val="single" w:color="D6CFC6" w:sz="4"/>
             </w:tcBorders>
+            <w:shd w:fill="F7F5F2" w:color="auto" w:val="clear"/>
+            <w:tcMar>
+              <w:top w:type="dxa" w:w="90"/>
+              <w:left w:type="dxa" w:w="130"/>
+              <w:bottom w:type="dxa" w:w="90"/>
+              <w:right w:type="dxa" w:w="130"/>
+            </w:tcMar>
+            <w:vAlign w:val="center"/>
+          </w:tcPr>
+          <w:p>
+            <w:pPr>
+              <w:spacing w:after="0" w:line="240"/>
+            </w:pPr>
+            <w:r>
+              <w:rPr>
+                <w:rFonts w:ascii="Calibri" w:cs="Calibri" w:eastAsia="Calibri" w:hAnsi="Calibri"/>
+                <w:b w:val="false"/>
+                <w:bCs w:val="false"/>
+                <w:i w:val="false"/>
+                <w:iCs w:val="false"/>
+                <w:color w:val="221E1F"/>
+                <w:sz w:val="20"/>
+                <w:szCs w:val="20"/>
+              </w:rPr>
+              <w:t xml:space="preserve">Structured logging</w:t>
+            </w:r>
+          </w:p>
+        </w:tc>
+        <w:tc>
+          <w:tcPr>
+            <w:tcW w:type="dxa" w:w="1157"/>
+            <w:tcBorders>
+              <w:top w:val="single" w:color="D6CFC6" w:sz="4"/>
+              <w:left w:val="single" w:color="D6CFC6" w:sz="4"/>
+              <w:bottom w:val="single" w:color="D6CFC6" w:sz="4"/>
+              <w:right w:val="single" w:color="D6CFC6" w:sz="4"/>
+            </w:tcBorders>
+            <w:shd w:fill="F7F5F2" w:color="auto" w:val="clear"/>
+            <w:tcMar>
+              <w:top w:type="dxa" w:w="90"/>
+              <w:left w:type="dxa" w:w="130"/>
+              <w:bottom w:type="dxa" w:w="90"/>
+              <w:right w:type="dxa" w:w="130"/>
+            </w:tcMar>
+            <w:vAlign w:val="center"/>
+          </w:tcPr>
+          <w:p>
+            <w:pPr>
+              <w:spacing w:after="0" w:line="240"/>
+              <w:jc w:val="right"/>
+            </w:pPr>
+            <w:r>
+              <w:rPr>
+                <w:rFonts w:ascii="Calibri" w:cs="Calibri" w:eastAsia="Calibri" w:hAnsi="Calibri"/>
+                <w:b w:val="false"/>
+                <w:bCs w:val="false"/>
+                <w:i w:val="false"/>
+                <w:iCs w:val="false"/>
+                <w:color w:val="221E1F"/>
+                <w:sz w:val="20"/>
+                <w:szCs w:val="20"/>
+              </w:rPr>
+              <w:t xml:space="preserve">3</w:t>
+            </w:r>
+          </w:p>
+        </w:tc>
+        <w:tc>
+          <w:tcPr>
+            <w:tcW w:type="dxa" w:w="1542"/>
+            <w:tcBorders>
+              <w:top w:val="single" w:color="D6CFC6" w:sz="4"/>
+              <w:left w:val="single" w:color="D6CFC6" w:sz="4"/>
+              <w:bottom w:val="single" w:color="D6CFC6" w:sz="4"/>
+              <w:right w:val="single" w:color="D6CFC6" w:sz="4"/>
+            </w:tcBorders>
+            <w:shd w:fill="F7F5F2" w:color="auto" w:val="clear"/>
+            <w:tcMar>
+              <w:top w:type="dxa" w:w="90"/>
+              <w:left w:type="dxa" w:w="130"/>
+              <w:bottom w:type="dxa" w:w="90"/>
+              <w:right w:type="dxa" w:w="130"/>
+            </w:tcMar>
+            <w:vAlign w:val="center"/>
+          </w:tcPr>
+          <w:p>
+            <w:pPr>
+              <w:spacing w:after="0" w:line="240"/>
+              <w:jc w:val="right"/>
+            </w:pPr>
+            <w:r>
+              <w:rPr>
+                <w:rFonts w:ascii="Calibri" w:cs="Calibri" w:eastAsia="Calibri" w:hAnsi="Calibri"/>
+                <w:b w:val="false"/>
+                <w:bCs w:val="false"/>
+                <w:i w:val="false"/>
+                <w:iCs w:val="false"/>
+                <w:color w:val="221E1F"/>
+                <w:sz w:val="20"/>
+                <w:szCs w:val="20"/>
+              </w:rPr>
+              <w:t xml:space="preserve">24</w:t>
+            </w:r>
+          </w:p>
+        </w:tc>
+        <w:tc>
+          <w:tcPr>
+            <w:tcW w:type="dxa" w:w="1638"/>
+            <w:tcBorders>
+              <w:top w:val="single" w:color="D6CFC6" w:sz="4"/>
+              <w:left w:val="single" w:color="D6CFC6" w:sz="4"/>
+              <w:bottom w:val="single" w:color="D6CFC6" w:sz="4"/>
+              <w:right w:val="single" w:color="D6CFC6" w:sz="4"/>
+            </w:tcBorders>
+            <w:shd w:fill="F7F5F2" w:color="auto" w:val="clear"/>
+            <w:tcMar>
+              <w:top w:type="dxa" w:w="90"/>
+              <w:left w:type="dxa" w:w="130"/>
+              <w:bottom w:type="dxa" w:w="90"/>
+              <w:right w:type="dxa" w:w="130"/>
+            </w:tcMar>
+            <w:vAlign w:val="center"/>
+          </w:tcPr>
+          <w:p>
+            <w:pPr>
+              <w:spacing w:after="0" w:line="240"/>
+              <w:jc w:val="right"/>
+            </w:pPr>
+            <w:r>
+              <w:rPr>
+                <w:rFonts w:ascii="Calibri" w:cs="Calibri" w:eastAsia="Calibri" w:hAnsi="Calibri"/>
+                <w:b w:val="false"/>
+                <w:bCs w:val="false"/>
+                <w:i w:val="false"/>
+                <w:iCs w:val="false"/>
+                <w:color w:val="221E1F"/>
+                <w:sz w:val="20"/>
+                <w:szCs w:val="20"/>
+              </w:rPr>
+              <w:t xml:space="preserve">R 22 800</w:t>
+            </w:r>
+          </w:p>
+        </w:tc>
+      </w:tr>
+      <w:tr>
+        <w:tc>
+          <w:tcPr>
+            <w:tcW w:type="dxa" w:w="5301"/>
+            <w:tcBorders>
+              <w:top w:val="single" w:color="D6CFC6" w:sz="4"/>
+              <w:left w:val="single" w:color="D6CFC6" w:sz="4"/>
+              <w:bottom w:val="single" w:color="D6CFC6" w:sz="4"/>
+              <w:right w:val="single" w:color="D6CFC6" w:sz="4"/>
+            </w:tcBorders>
             <w:shd w:fill="FCE8EB" w:color="auto" w:val="clear"/>
             <w:tcMar>
               <w:top w:type="dxa" w:w="90"/>
@@ -12526,7 +12831,7 @@
                 <w:sz w:val="20"/>
                 <w:szCs w:val="20"/>
               </w:rPr>
-              <w:t xml:space="preserve">134</w:t>
+              <w:t xml:space="preserve">137</w:t>
             </w:r>
           </w:p>
         </w:tc>
@@ -12564,7 +12869,7 @@
                 <w:sz w:val="20"/>
                 <w:szCs w:val="20"/>
               </w:rPr>
-              <w:t xml:space="preserve">1 072</w:t>
+              <w:t xml:space="preserve">1 096</w:t>
             </w:r>
           </w:p>
         </w:tc>
@@ -12602,7 +12907,7 @@
                 <w:sz w:val="20"/>
                 <w:szCs w:val="20"/>
               </w:rPr>
-              <w:t xml:space="preserve">R 1 018 400</w:t>
+              <w:t xml:space="preserve">R 1 041 200</w:t>
             </w:r>
           </w:p>
         </w:tc>
@@ -12641,7 +12946,7 @@
           <w:sz w:val="20"/>
           <w:szCs w:val="20"/>
         </w:rPr>
-        <w:t xml:space="preserve">The integration seams — payments, accounts, notifications, POS and courier — are 44 of the 134 days. None of them names a vendor, and none has to be rewritten when one is chosen: what remains per integration is an adapter against an interface that already exists and is already tested.</w:t>
+        <w:t xml:space="preserve">The integration seams — payments, accounts, notifications, POS and courier — are 44 of the 137 days. None of them names a vendor, and none has to be rewritten when one is chosen: what remains per integration is an adapter against an interface that already exists and is already tested.</w:t>
       </w:r>
     </w:p>
     <w:p>
@@ -13819,7 +14124,7 @@
                 <w:sz w:val="20"/>
                 <w:szCs w:val="20"/>
               </w:rPr>
-              <w:t xml:space="preserve">Error tracking and structured logging on top of the health endpoint, and a tested rollback path</w:t>
+              <w:t xml:space="preserve">An error-tracking service on top of the health endpoint and the structured logs, and a tested rollback path</w:t>
             </w:r>
           </w:p>
         </w:tc>
@@ -13856,7 +14161,7 @@
                 <w:sz w:val="20"/>
                 <w:szCs w:val="20"/>
               </w:rPr>
-              <w:t xml:space="preserve">3</w:t>
+              <w:t xml:space="preserve">2</w:t>
             </w:r>
           </w:p>
         </w:tc>
@@ -14417,7 +14722,7 @@
                 <w:sz w:val="20"/>
                 <w:szCs w:val="20"/>
               </w:rPr>
-              <w:t xml:space="preserve">280 hours of engineering</w:t>
+              <w:t xml:space="preserve">272 hours of engineering</w:t>
             </w:r>
           </w:p>
         </w:tc>
@@ -14455,7 +14760,7 @@
                 <w:sz w:val="20"/>
                 <w:szCs w:val="20"/>
               </w:rPr>
-              <w:t xml:space="preserve">35</w:t>
+              <w:t xml:space="preserve">34</w:t>
             </w:r>
           </w:p>
         </w:tc>
@@ -14760,7 +15065,7 @@
                 <w:sz w:val="20"/>
                 <w:szCs w:val="20"/>
               </w:rPr>
-              <w:t xml:space="preserve">134</w:t>
+              <w:t xml:space="preserve">137</w:t>
             </w:r>
           </w:p>
         </w:tc>
@@ -14797,7 +15102,7 @@
                 <w:sz w:val="20"/>
                 <w:szCs w:val="20"/>
               </w:rPr>
-              <w:t xml:space="preserve">1 072</w:t>
+              <w:t xml:space="preserve">1 096</w:t>
             </w:r>
           </w:p>
         </w:tc>
@@ -14834,7 +15139,7 @@
                 <w:sz w:val="20"/>
                 <w:szCs w:val="20"/>
               </w:rPr>
-              <w:t xml:space="preserve">R 1 018 400</w:t>
+              <w:t xml:space="preserve">R 1 041 200</w:t>
             </w:r>
           </w:p>
         </w:tc>
@@ -14911,7 +15216,7 @@
                 <w:sz w:val="20"/>
                 <w:szCs w:val="20"/>
               </w:rPr>
-              <w:t xml:space="preserve">35</w:t>
+              <w:t xml:space="preserve">34</w:t>
             </w:r>
           </w:p>
         </w:tc>
@@ -14949,7 +15254,7 @@
                 <w:sz w:val="20"/>
                 <w:szCs w:val="20"/>
               </w:rPr>
-              <w:t xml:space="preserve">280</w:t>
+              <w:t xml:space="preserve">272</w:t>
             </w:r>
           </w:p>
         </w:tc>
@@ -14987,7 +15292,7 @@
                 <w:sz w:val="20"/>
                 <w:szCs w:val="20"/>
               </w:rPr>
-              <w:t xml:space="preserve">R 266 000</w:t>
+              <w:t xml:space="preserve">R 258 400</w:t>
             </w:r>
           </w:p>
         </w:tc>
@@ -15064,7 +15369,7 @@
                 <w:sz w:val="20"/>
                 <w:szCs w:val="20"/>
               </w:rPr>
-              <w:t xml:space="preserve">169</w:t>
+              <w:t xml:space="preserve">171</w:t>
             </w:r>
           </w:p>
         </w:tc>
@@ -15102,7 +15407,7 @@
                 <w:sz w:val="20"/>
                 <w:szCs w:val="20"/>
               </w:rPr>
-              <w:t xml:space="preserve">1 352</w:t>
+              <w:t xml:space="preserve">1 368</w:t>
             </w:r>
           </w:p>
         </w:tc>
@@ -15140,7 +15445,7 @@
                 <w:sz w:val="20"/>
                 <w:szCs w:val="20"/>
               </w:rPr>
-              <w:t xml:space="preserve">R 1 284 400</w:t>
+              <w:t xml:space="preserve">R 1 299 600</w:t>
             </w:r>
           </w:p>
         </w:tc>
@@ -15179,7 +15484,7 @@
           <w:sz w:val="20"/>
           <w:szCs w:val="20"/>
         </w:rPr>
-        <w:t xml:space="preserve">Roughly 79% of the engineering is done. </w:t>
+        <w:t xml:space="preserve">Roughly 80% of the engineering is done. </w:t>
       </w:r>
       <w:r>
         <w:rPr>

--- a/WEBSITE_COSTINGS.docx
+++ b/WEBSITE_COSTINGS.docx
@@ -449,7 +449,7 @@
                 <w:sz w:val="20"/>
                 <w:szCs w:val="20"/>
               </w:rPr>
-              <w:t xml:space="preserve">06d39ae</w:t>
+              <w:t xml:space="preserve">b96eec0</w:t>
             </w:r>
           </w:p>
         </w:tc>
@@ -1527,7 +1527,7 @@
                 <w:sz w:val="20"/>
                 <w:szCs w:val="20"/>
               </w:rPr>
-              <w:t xml:space="preserve">514</w:t>
+              <w:t xml:space="preserve">565</w:t>
             </w:r>
           </w:p>
         </w:tc>
@@ -1563,7 +1563,7 @@
                 <w:sz w:val="20"/>
                 <w:szCs w:val="20"/>
               </w:rPr>
-              <w:t xml:space="preserve">In 29 files; all passing</w:t>
+              <w:t xml:space="preserve">In 30 files; all passing</w:t>
             </w:r>
           </w:p>
         </w:tc>
@@ -3770,7 +3770,7 @@
                 <w:sz w:val="20"/>
                 <w:szCs w:val="20"/>
               </w:rPr>
-              <w:t xml:space="preserve">514 passing</w:t>
+              <w:t xml:space="preserve">565 passing</w:t>
             </w:r>
           </w:p>
         </w:tc>
@@ -3807,7 +3807,7 @@
                 <w:sz w:val="20"/>
                 <w:szCs w:val="20"/>
               </w:rPr>
-              <w:t xml:space="preserve">29 files, including four real worker processes racing on one file</w:t>
+              <w:t xml:space="preserve">30 files, including four real worker processes racing on one file</w:t>
             </w:r>
           </w:p>
         </w:tc>
@@ -8401,7 +8401,6 @@
               <w:bottom w:val="single" w:color="D6CFC6" w:sz="4"/>
               <w:right w:val="single" w:color="D6CFC6" w:sz="4"/>
             </w:tcBorders>
-            <w:shd w:fill="FCE8EB" w:color="auto" w:val="clear"/>
             <w:tcMar>
               <w:top w:type="dxa" w:w="90"/>
               <w:left w:type="dxa" w:w="130"/>
@@ -8414,6 +8413,42 @@
             <w:pPr>
               <w:spacing w:after="0" w:line="240"/>
               <w:jc w:val="center"/>
+            </w:pPr>
+            <w:r>
+              <w:rPr>
+                <w:rFonts w:ascii="Calibri" w:cs="Calibri" w:eastAsia="Calibri" w:hAnsi="Calibri"/>
+                <w:b w:val="false"/>
+                <w:bCs w:val="false"/>
+                <w:i w:val="false"/>
+                <w:iCs w:val="false"/>
+                <w:color w:val="221E1F"/>
+                <w:sz w:val="20"/>
+                <w:szCs w:val="20"/>
+              </w:rPr>
+              <w:t xml:space="preserve">21</w:t>
+            </w:r>
+          </w:p>
+        </w:tc>
+        <w:tc>
+          <w:tcPr>
+            <w:tcW w:type="dxa" w:w="3084"/>
+            <w:tcBorders>
+              <w:top w:val="single" w:color="D6CFC6" w:sz="4"/>
+              <w:left w:val="single" w:color="D6CFC6" w:sz="4"/>
+              <w:bottom w:val="single" w:color="D6CFC6" w:sz="4"/>
+              <w:right w:val="single" w:color="D6CFC6" w:sz="4"/>
+            </w:tcBorders>
+            <w:tcMar>
+              <w:top w:type="dxa" w:w="90"/>
+              <w:left w:type="dxa" w:w="130"/>
+              <w:bottom w:type="dxa" w:w="90"/>
+              <w:right w:type="dxa" w:w="130"/>
+            </w:tcMar>
+            <w:vAlign w:val="center"/>
+          </w:tcPr>
+          <w:p>
+            <w:pPr>
+              <w:spacing w:after="0" w:line="240"/>
             </w:pPr>
             <w:r>
               <w:rPr>
@@ -8426,13 +8461,88 @@
                 <w:sz w:val="20"/>
                 <w:szCs w:val="20"/>
               </w:rPr>
-              <w:t xml:space="preserve"/>
-            </w:r>
-          </w:p>
-        </w:tc>
-        <w:tc>
-          <w:tcPr>
-            <w:tcW w:type="dxa" w:w="3084"/>
+              <w:t xml:space="preserve">PayFast adapter</w:t>
+            </w:r>
+          </w:p>
+        </w:tc>
+        <w:tc>
+          <w:tcPr>
+            <w:tcW w:type="dxa" w:w="5108"/>
+            <w:tcBorders>
+              <w:top w:val="single" w:color="D6CFC6" w:sz="4"/>
+              <w:left w:val="single" w:color="D6CFC6" w:sz="4"/>
+              <w:bottom w:val="single" w:color="D6CFC6" w:sz="4"/>
+              <w:right w:val="single" w:color="D6CFC6" w:sz="4"/>
+            </w:tcBorders>
+            <w:tcMar>
+              <w:top w:type="dxa" w:w="90"/>
+              <w:left w:type="dxa" w:w="130"/>
+              <w:bottom w:type="dxa" w:w="90"/>
+              <w:right w:type="dxa" w:w="130"/>
+            </w:tcMar>
+            <w:vAlign w:val="center"/>
+          </w:tcPr>
+          <w:p>
+            <w:pPr>
+              <w:spacing w:after="0" w:line="240"/>
+            </w:pPr>
+            <w:r>
+              <w:rPr>
+                <w:rFonts w:ascii="Calibri" w:cs="Calibri" w:eastAsia="Calibri" w:hAnsi="Calibri"/>
+                <w:b w:val="false"/>
+                <w:bCs w:val="false"/>
+                <w:i w:val="false"/>
+                <w:iCs w:val="false"/>
+                <w:color w:val="221E1F"/>
+                <w:sz w:val="20"/>
+                <w:szCs w:val="20"/>
+              </w:rPr>
+              <w:t xml:space="preserve">PHP-compatible signing, all four of PayFast’s notification checks with the postback failing closed, status mapping, and an idempotency key that survives their PENDING-then-COMPLETE sequence</w:t>
+            </w:r>
+          </w:p>
+        </w:tc>
+        <w:tc>
+          <w:tcPr>
+            <w:tcW w:type="dxa" w:w="964"/>
+            <w:tcBorders>
+              <w:top w:val="single" w:color="D6CFC6" w:sz="4"/>
+              <w:left w:val="single" w:color="D6CFC6" w:sz="4"/>
+              <w:bottom w:val="single" w:color="D6CFC6" w:sz="4"/>
+              <w:right w:val="single" w:color="D6CFC6" w:sz="4"/>
+            </w:tcBorders>
+            <w:tcMar>
+              <w:top w:type="dxa" w:w="90"/>
+              <w:left w:type="dxa" w:w="130"/>
+              <w:bottom w:type="dxa" w:w="90"/>
+              <w:right w:type="dxa" w:w="130"/>
+            </w:tcMar>
+            <w:vAlign w:val="center"/>
+          </w:tcPr>
+          <w:p>
+            <w:pPr>
+              <w:spacing w:after="0" w:line="240"/>
+              <w:jc w:val="right"/>
+            </w:pPr>
+            <w:r>
+              <w:rPr>
+                <w:rFonts w:ascii="Calibri" w:cs="Calibri" w:eastAsia="Calibri" w:hAnsi="Calibri"/>
+                <w:b w:val="false"/>
+                <w:bCs w:val="false"/>
+                <w:i w:val="false"/>
+                <w:iCs w:val="false"/>
+                <w:color w:val="221E1F"/>
+                <w:sz w:val="20"/>
+                <w:szCs w:val="20"/>
+              </w:rPr>
+              <w:t xml:space="preserve">4</w:t>
+            </w:r>
+          </w:p>
+        </w:tc>
+      </w:tr>
+      <w:tr>
+        <w:tc>
+          <w:tcPr>
+            <w:tcW w:type="dxa" w:w="482"/>
             <w:tcBorders>
               <w:top w:val="single" w:color="D6CFC6" w:sz="4"/>
               <w:left w:val="single" w:color="D6CFC6" w:sz="4"/>
@@ -8451,6 +8561,7 @@
           <w:p>
             <w:pPr>
               <w:spacing w:after="0" w:line="240"/>
+              <w:jc w:val="center"/>
             </w:pPr>
             <w:r>
               <w:rPr>
@@ -8463,13 +8574,13 @@
                 <w:sz w:val="20"/>
                 <w:szCs w:val="20"/>
               </w:rPr>
-              <w:t xml:space="preserve">Total</w:t>
-            </w:r>
-          </w:p>
-        </w:tc>
-        <w:tc>
-          <w:tcPr>
-            <w:tcW w:type="dxa" w:w="5108"/>
+              <w:t xml:space="preserve"/>
+            </w:r>
+          </w:p>
+        </w:tc>
+        <w:tc>
+          <w:tcPr>
+            <w:tcW w:type="dxa" w:w="3084"/>
             <w:tcBorders>
               <w:top w:val="single" w:color="D6CFC6" w:sz="4"/>
               <w:left w:val="single" w:color="D6CFC6" w:sz="4"/>
@@ -8500,13 +8611,13 @@
                 <w:sz w:val="20"/>
                 <w:szCs w:val="20"/>
               </w:rPr>
-              <w:t xml:space="preserve">Delivered scope</w:t>
-            </w:r>
-          </w:p>
-        </w:tc>
-        <w:tc>
-          <w:tcPr>
-            <w:tcW w:type="dxa" w:w="964"/>
+              <w:t xml:space="preserve">Total</w:t>
+            </w:r>
+          </w:p>
+        </w:tc>
+        <w:tc>
+          <w:tcPr>
+            <w:tcW w:type="dxa" w:w="5108"/>
             <w:tcBorders>
               <w:top w:val="single" w:color="D6CFC6" w:sz="4"/>
               <w:left w:val="single" w:color="D6CFC6" w:sz="4"/>
@@ -8525,7 +8636,6 @@
           <w:p>
             <w:pPr>
               <w:spacing w:after="0" w:line="240"/>
-              <w:jc w:val="right"/>
             </w:pPr>
             <w:r>
               <w:rPr>
@@ -8538,7 +8648,45 @@
                 <w:sz w:val="20"/>
                 <w:szCs w:val="20"/>
               </w:rPr>
-              <w:t xml:space="preserve">137</w:t>
+              <w:t xml:space="preserve">Delivered scope</w:t>
+            </w:r>
+          </w:p>
+        </w:tc>
+        <w:tc>
+          <w:tcPr>
+            <w:tcW w:type="dxa" w:w="964"/>
+            <w:tcBorders>
+              <w:top w:val="single" w:color="D6CFC6" w:sz="4"/>
+              <w:left w:val="single" w:color="D6CFC6" w:sz="4"/>
+              <w:bottom w:val="single" w:color="D6CFC6" w:sz="4"/>
+              <w:right w:val="single" w:color="D6CFC6" w:sz="4"/>
+            </w:tcBorders>
+            <w:shd w:fill="FCE8EB" w:color="auto" w:val="clear"/>
+            <w:tcMar>
+              <w:top w:type="dxa" w:w="90"/>
+              <w:left w:type="dxa" w:w="130"/>
+              <w:bottom w:type="dxa" w:w="90"/>
+              <w:right w:type="dxa" w:w="130"/>
+            </w:tcMar>
+            <w:vAlign w:val="center"/>
+          </w:tcPr>
+          <w:p>
+            <w:pPr>
+              <w:spacing w:after="0" w:line="240"/>
+              <w:jc w:val="right"/>
+            </w:pPr>
+            <w:r>
+              <w:rPr>
+                <w:rFonts w:ascii="Calibri" w:cs="Calibri" w:eastAsia="Calibri" w:hAnsi="Calibri"/>
+                <w:b/>
+                <w:bCs/>
+                <w:i w:val="false"/>
+                <w:iCs w:val="false"/>
+                <w:color w:val="221E1F"/>
+                <w:sz w:val="20"/>
+                <w:szCs w:val="20"/>
+              </w:rPr>
+              <w:t xml:space="preserve">141</w:t>
             </w:r>
           </w:p>
         </w:tc>
@@ -8590,7 +8738,7 @@
           <w:sz w:val="20"/>
           <w:szCs w:val="20"/>
         </w:rPr>
-        <w:t xml:space="preserve">19,998 hand-written lines over 137 days is about 150 a day. For tested, typed, reviewed production code that sits inside the normal 100–300 band, and lower than the 200 the first version of this document reconstructed — integration work carries more test and less code than storefront work does. The reconstruction is not inflated.</w:t>
+        <w:t xml:space="preserve">19,998 hand-written lines over 141 days is about 150 a day. For tested, typed, reviewed production code that sits inside the normal 100–300 band, and lower than the 200 the first version of this document reconstructed — integration work carries more test and less code than storefront work does. The reconstruction is not inflated.</w:t>
       </w:r>
     </w:p>
     <w:p>
@@ -8608,7 +8756,7 @@
           <w:sz w:val="20"/>
           <w:szCs w:val="20"/>
         </w:rPr>
-        <w:t xml:space="preserve">137 days is roughly 27 working weeks, or a little over six months for one person. Two people working in parallel would compress the calendar but not the total, and would add coordination cost.</w:t>
+        <w:t xml:space="preserve">141 days is roughly 27 working weeks, or a little over six months for one person. Two people working in parallel would compress the calendar but not the total, and would add coordination cost.</w:t>
       </w:r>
     </w:p>
     <w:p>
@@ -8679,7 +8827,7 @@
           <w:sz w:val="20"/>
           <w:szCs w:val="20"/>
         </w:rPr>
-        <w:t xml:space="preserve">Delivered scope: 137 days × 8 hours = 1096 hours.</w:t>
+        <w:t xml:space="preserve">Delivered scope: 141 days × 8 hours = 1128 hours.</w:t>
       </w:r>
     </w:p>
     <w:tbl>
@@ -8774,7 +8922,7 @@
                 <w:sz w:val="19"/>
                 <w:szCs w:val="19"/>
               </w:rPr>
-              <w:t xml:space="preserve">Cost of the 1096 hours (excl. VAT)</w:t>
+              <w:t xml:space="preserve">Cost of the 1128 hours (excl. VAT)</w:t>
             </w:r>
           </w:p>
         </w:tc>
@@ -8887,7 +9035,7 @@
                 <w:sz w:val="20"/>
                 <w:szCs w:val="20"/>
               </w:rPr>
-              <w:t xml:space="preserve">R 438 400</w:t>
+              <w:t xml:space="preserve">R 451 200</w:t>
             </w:r>
           </w:p>
         </w:tc>
@@ -8924,7 +9072,7 @@
                 <w:sz w:val="20"/>
                 <w:szCs w:val="20"/>
               </w:rPr>
-              <w:t xml:space="preserve">R 504 160</w:t>
+              <w:t xml:space="preserve">R 518 880</w:t>
             </w:r>
           </w:p>
         </w:tc>
@@ -9001,7 +9149,7 @@
                 <w:sz w:val="20"/>
                 <w:szCs w:val="20"/>
               </w:rPr>
-              <w:t xml:space="preserve">R 712 400</w:t>
+              <w:t xml:space="preserve">R 733 200</w:t>
             </w:r>
           </w:p>
         </w:tc>
@@ -9039,7 +9187,7 @@
                 <w:sz w:val="20"/>
                 <w:szCs w:val="20"/>
               </w:rPr>
-              <w:t xml:space="preserve">R 819 260</w:t>
+              <w:t xml:space="preserve">R 843 180</w:t>
             </w:r>
           </w:p>
         </w:tc>
@@ -9114,7 +9262,7 @@
                 <w:sz w:val="20"/>
                 <w:szCs w:val="20"/>
               </w:rPr>
-              <w:t xml:space="preserve">R 931 600</w:t>
+              <w:t xml:space="preserve">R 958 800</w:t>
             </w:r>
           </w:p>
         </w:tc>
@@ -9151,7 +9299,7 @@
                 <w:sz w:val="20"/>
                 <w:szCs w:val="20"/>
               </w:rPr>
-              <w:t xml:space="preserve">R 1 071 340</w:t>
+              <w:t xml:space="preserve">R 1 102 620</w:t>
             </w:r>
           </w:p>
         </w:tc>
@@ -9228,7 +9376,7 @@
                 <w:sz w:val="20"/>
                 <w:szCs w:val="20"/>
               </w:rPr>
-              <w:t xml:space="preserve">R 1 041 200</w:t>
+              <w:t xml:space="preserve">R 1 071 600</w:t>
             </w:r>
           </w:p>
         </w:tc>
@@ -9266,7 +9414,7 @@
                 <w:sz w:val="20"/>
                 <w:szCs w:val="20"/>
               </w:rPr>
-              <w:t xml:space="preserve">R 1 197 380</w:t>
+              <w:t xml:space="preserve">R 1 232 340</w:t>
             </w:r>
           </w:p>
         </w:tc>
@@ -9341,7 +9489,7 @@
                 <w:sz w:val="20"/>
                 <w:szCs w:val="20"/>
               </w:rPr>
-              <w:t xml:space="preserve">R 1 260 400</w:t>
+              <w:t xml:space="preserve">R 1 297 200</w:t>
             </w:r>
           </w:p>
         </w:tc>
@@ -9378,7 +9526,7 @@
                 <w:sz w:val="20"/>
                 <w:szCs w:val="20"/>
               </w:rPr>
-              <w:t xml:space="preserve">R 1 449 460</w:t>
+              <w:t xml:space="preserve">R 1 491 780</w:t>
             </w:r>
           </w:p>
         </w:tc>
@@ -9455,7 +9603,7 @@
                 <w:sz w:val="20"/>
                 <w:szCs w:val="20"/>
               </w:rPr>
-              <w:t xml:space="preserve">R 1 589 200</w:t>
+              <w:t xml:space="preserve">R 1 635 600</w:t>
             </w:r>
           </w:p>
         </w:tc>
@@ -9493,7 +9641,7 @@
                 <w:sz w:val="20"/>
                 <w:szCs w:val="20"/>
               </w:rPr>
-              <w:t xml:space="preserve">R 1 827 580</w:t>
+              <w:t xml:space="preserve">R 1 880 940</w:t>
             </w:r>
           </w:p>
         </w:tc>
@@ -9545,7 +9693,7 @@
           <w:sz w:val="20"/>
           <w:szCs w:val="20"/>
         </w:rPr>
-        <w:t xml:space="preserve">At an illustrative blended rate of R 950 an hour — chosen here only to make the rest of the document concrete — the delivered scope comes to R 1 041 200 excluding VAT, or R 1 197 380 including it. Replace the rate and every figure below moves proportionally.</w:t>
+        <w:t xml:space="preserve">At an illustrative blended rate of R 950 an hour — chosen here only to make the rest of the document concrete — the delivered scope comes to R 1 071 600 excluding VAT, or R 1 232 340 including it. Replace the rate and every figure below moves proportionally.</w:t>
       </w:r>
     </w:p>
     <w:p>
@@ -12769,6 +12917,155 @@
               <w:bottom w:val="single" w:color="D6CFC6" w:sz="4"/>
               <w:right w:val="single" w:color="D6CFC6" w:sz="4"/>
             </w:tcBorders>
+            <w:tcMar>
+              <w:top w:type="dxa" w:w="90"/>
+              <w:left w:type="dxa" w:w="130"/>
+              <w:bottom w:type="dxa" w:w="90"/>
+              <w:right w:type="dxa" w:w="130"/>
+            </w:tcMar>
+            <w:vAlign w:val="center"/>
+          </w:tcPr>
+          <w:p>
+            <w:pPr>
+              <w:spacing w:after="0" w:line="240"/>
+            </w:pPr>
+            <w:r>
+              <w:rPr>
+                <w:rFonts w:ascii="Calibri" w:cs="Calibri" w:eastAsia="Calibri" w:hAnsi="Calibri"/>
+                <w:b w:val="false"/>
+                <w:bCs w:val="false"/>
+                <w:i w:val="false"/>
+                <w:iCs w:val="false"/>
+                <w:color w:val="221E1F"/>
+                <w:sz w:val="20"/>
+                <w:szCs w:val="20"/>
+              </w:rPr>
+              <w:t xml:space="preserve">PayFast adapter</w:t>
+            </w:r>
+          </w:p>
+        </w:tc>
+        <w:tc>
+          <w:tcPr>
+            <w:tcW w:type="dxa" w:w="1157"/>
+            <w:tcBorders>
+              <w:top w:val="single" w:color="D6CFC6" w:sz="4"/>
+              <w:left w:val="single" w:color="D6CFC6" w:sz="4"/>
+              <w:bottom w:val="single" w:color="D6CFC6" w:sz="4"/>
+              <w:right w:val="single" w:color="D6CFC6" w:sz="4"/>
+            </w:tcBorders>
+            <w:tcMar>
+              <w:top w:type="dxa" w:w="90"/>
+              <w:left w:type="dxa" w:w="130"/>
+              <w:bottom w:type="dxa" w:w="90"/>
+              <w:right w:type="dxa" w:w="130"/>
+            </w:tcMar>
+            <w:vAlign w:val="center"/>
+          </w:tcPr>
+          <w:p>
+            <w:pPr>
+              <w:spacing w:after="0" w:line="240"/>
+              <w:jc w:val="right"/>
+            </w:pPr>
+            <w:r>
+              <w:rPr>
+                <w:rFonts w:ascii="Calibri" w:cs="Calibri" w:eastAsia="Calibri" w:hAnsi="Calibri"/>
+                <w:b w:val="false"/>
+                <w:bCs w:val="false"/>
+                <w:i w:val="false"/>
+                <w:iCs w:val="false"/>
+                <w:color w:val="221E1F"/>
+                <w:sz w:val="20"/>
+                <w:szCs w:val="20"/>
+              </w:rPr>
+              <w:t xml:space="preserve">4</w:t>
+            </w:r>
+          </w:p>
+        </w:tc>
+        <w:tc>
+          <w:tcPr>
+            <w:tcW w:type="dxa" w:w="1542"/>
+            <w:tcBorders>
+              <w:top w:val="single" w:color="D6CFC6" w:sz="4"/>
+              <w:left w:val="single" w:color="D6CFC6" w:sz="4"/>
+              <w:bottom w:val="single" w:color="D6CFC6" w:sz="4"/>
+              <w:right w:val="single" w:color="D6CFC6" w:sz="4"/>
+            </w:tcBorders>
+            <w:tcMar>
+              <w:top w:type="dxa" w:w="90"/>
+              <w:left w:type="dxa" w:w="130"/>
+              <w:bottom w:type="dxa" w:w="90"/>
+              <w:right w:type="dxa" w:w="130"/>
+            </w:tcMar>
+            <w:vAlign w:val="center"/>
+          </w:tcPr>
+          <w:p>
+            <w:pPr>
+              <w:spacing w:after="0" w:line="240"/>
+              <w:jc w:val="right"/>
+            </w:pPr>
+            <w:r>
+              <w:rPr>
+                <w:rFonts w:ascii="Calibri" w:cs="Calibri" w:eastAsia="Calibri" w:hAnsi="Calibri"/>
+                <w:b w:val="false"/>
+                <w:bCs w:val="false"/>
+                <w:i w:val="false"/>
+                <w:iCs w:val="false"/>
+                <w:color w:val="221E1F"/>
+                <w:sz w:val="20"/>
+                <w:szCs w:val="20"/>
+              </w:rPr>
+              <w:t xml:space="preserve">32</w:t>
+            </w:r>
+          </w:p>
+        </w:tc>
+        <w:tc>
+          <w:tcPr>
+            <w:tcW w:type="dxa" w:w="1638"/>
+            <w:tcBorders>
+              <w:top w:val="single" w:color="D6CFC6" w:sz="4"/>
+              <w:left w:val="single" w:color="D6CFC6" w:sz="4"/>
+              <w:bottom w:val="single" w:color="D6CFC6" w:sz="4"/>
+              <w:right w:val="single" w:color="D6CFC6" w:sz="4"/>
+            </w:tcBorders>
+            <w:tcMar>
+              <w:top w:type="dxa" w:w="90"/>
+              <w:left w:type="dxa" w:w="130"/>
+              <w:bottom w:type="dxa" w:w="90"/>
+              <w:right w:type="dxa" w:w="130"/>
+            </w:tcMar>
+            <w:vAlign w:val="center"/>
+          </w:tcPr>
+          <w:p>
+            <w:pPr>
+              <w:spacing w:after="0" w:line="240"/>
+              <w:jc w:val="right"/>
+            </w:pPr>
+            <w:r>
+              <w:rPr>
+                <w:rFonts w:ascii="Calibri" w:cs="Calibri" w:eastAsia="Calibri" w:hAnsi="Calibri"/>
+                <w:b w:val="false"/>
+                <w:bCs w:val="false"/>
+                <w:i w:val="false"/>
+                <w:iCs w:val="false"/>
+                <w:color w:val="221E1F"/>
+                <w:sz w:val="20"/>
+                <w:szCs w:val="20"/>
+              </w:rPr>
+              <w:t xml:space="preserve">R 30 400</w:t>
+            </w:r>
+          </w:p>
+        </w:tc>
+      </w:tr>
+      <w:tr>
+        <w:tc>
+          <w:tcPr>
+            <w:tcW w:type="dxa" w:w="5301"/>
+            <w:tcBorders>
+              <w:top w:val="single" w:color="D6CFC6" w:sz="4"/>
+              <w:left w:val="single" w:color="D6CFC6" w:sz="4"/>
+              <w:bottom w:val="single" w:color="D6CFC6" w:sz="4"/>
+              <w:right w:val="single" w:color="D6CFC6" w:sz="4"/>
+            </w:tcBorders>
             <w:shd w:fill="FCE8EB" w:color="auto" w:val="clear"/>
             <w:tcMar>
               <w:top w:type="dxa" w:w="90"/>
@@ -12831,7 +13128,7 @@
                 <w:sz w:val="20"/>
                 <w:szCs w:val="20"/>
               </w:rPr>
-              <w:t xml:space="preserve">137</w:t>
+              <w:t xml:space="preserve">141</w:t>
             </w:r>
           </w:p>
         </w:tc>
@@ -12869,7 +13166,7 @@
                 <w:sz w:val="20"/>
                 <w:szCs w:val="20"/>
               </w:rPr>
-              <w:t xml:space="preserve">1 096</w:t>
+              <w:t xml:space="preserve">1 128</w:t>
             </w:r>
           </w:p>
         </w:tc>
@@ -12907,7 +13204,7 @@
                 <w:sz w:val="20"/>
                 <w:szCs w:val="20"/>
               </w:rPr>
-              <w:t xml:space="preserve">R 1 041 200</w:t>
+              <w:t xml:space="preserve">R 1 071 600</w:t>
             </w:r>
           </w:p>
         </w:tc>
@@ -12946,7 +13243,7 @@
           <w:sz w:val="20"/>
           <w:szCs w:val="20"/>
         </w:rPr>
-        <w:t xml:space="preserve">The integration seams — payments, accounts, notifications, POS and courier — are 44 of the 137 days. None of them names a vendor, and none has to be rewritten when one is chosen: what remains per integration is an adapter against an interface that already exists and is already tested.</w:t>
+        <w:t xml:space="preserve">The integration seams — payments, accounts, notifications, POS and courier — are 44 of the 141 days. None of them names a vendor, and none has to be rewritten when one is chosen: what remains per integration is an adapter against an interface that already exists and is already tested.</w:t>
       </w:r>
     </w:p>
     <w:p>
@@ -13194,7 +13491,7 @@
                 <w:sz w:val="20"/>
                 <w:szCs w:val="20"/>
               </w:rPr>
-              <w:t xml:space="preserve">Payment gateway adapter</w:t>
+              <w:t xml:space="preserve">PayFast sandbox and go-live</w:t>
             </w:r>
           </w:p>
         </w:tc>
@@ -13230,7 +13527,7 @@
                 <w:sz w:val="20"/>
                 <w:szCs w:val="20"/>
               </w:rPr>
-              <w:t xml:space="preserve">One adapter against the seam that now exists, then sandbox failure and retry testing with real credentials</w:t>
+              <w:t xml:space="preserve">The adapter is written and tested. What is left needs a merchant account: confirming PayFast accepts our signature, then failure and retry testing against their sandbox</w:t>
             </w:r>
           </w:p>
         </w:tc>
@@ -13267,7 +13564,7 @@
                 <w:sz w:val="20"/>
                 <w:szCs w:val="20"/>
               </w:rPr>
-              <w:t xml:space="preserve">4</w:t>
+              <w:t xml:space="preserve">2</w:t>
             </w:r>
           </w:p>
         </w:tc>
@@ -13303,7 +13600,7 @@
                 <w:sz w:val="20"/>
                 <w:szCs w:val="20"/>
               </w:rPr>
-              <w:t xml:space="preserve">Gateway per-transaction fee</w:t>
+              <w:t xml:space="preserve">PayFast per-transaction fee</w:t>
             </w:r>
           </w:p>
         </w:tc>
@@ -14722,7 +15019,7 @@
                 <w:sz w:val="20"/>
                 <w:szCs w:val="20"/>
               </w:rPr>
-              <w:t xml:space="preserve">272 hours of engineering</w:t>
+              <w:t xml:space="preserve">256 hours of engineering</w:t>
             </w:r>
           </w:p>
         </w:tc>
@@ -14760,7 +15057,7 @@
                 <w:sz w:val="20"/>
                 <w:szCs w:val="20"/>
               </w:rPr>
-              <w:t xml:space="preserve">34</w:t>
+              <w:t xml:space="preserve">32</w:t>
             </w:r>
           </w:p>
         </w:tc>
@@ -15065,7 +15362,7 @@
                 <w:sz w:val="20"/>
                 <w:szCs w:val="20"/>
               </w:rPr>
-              <w:t xml:space="preserve">137</w:t>
+              <w:t xml:space="preserve">141</w:t>
             </w:r>
           </w:p>
         </w:tc>
@@ -15102,7 +15399,7 @@
                 <w:sz w:val="20"/>
                 <w:szCs w:val="20"/>
               </w:rPr>
-              <w:t xml:space="preserve">1 096</w:t>
+              <w:t xml:space="preserve">1 128</w:t>
             </w:r>
           </w:p>
         </w:tc>
@@ -15139,7 +15436,7 @@
                 <w:sz w:val="20"/>
                 <w:szCs w:val="20"/>
               </w:rPr>
-              <w:t xml:space="preserve">R 1 041 200</w:t>
+              <w:t xml:space="preserve">R 1 071 600</w:t>
             </w:r>
           </w:p>
         </w:tc>
@@ -15216,7 +15513,7 @@
                 <w:sz w:val="20"/>
                 <w:szCs w:val="20"/>
               </w:rPr>
-              <w:t xml:space="preserve">34</w:t>
+              <w:t xml:space="preserve">32</w:t>
             </w:r>
           </w:p>
         </w:tc>
@@ -15254,7 +15551,7 @@
                 <w:sz w:val="20"/>
                 <w:szCs w:val="20"/>
               </w:rPr>
-              <w:t xml:space="preserve">272</w:t>
+              <w:t xml:space="preserve">256</w:t>
             </w:r>
           </w:p>
         </w:tc>
@@ -15292,7 +15589,7 @@
                 <w:sz w:val="20"/>
                 <w:szCs w:val="20"/>
               </w:rPr>
-              <w:t xml:space="preserve">R 258 400</w:t>
+              <w:t xml:space="preserve">R 243 200</w:t>
             </w:r>
           </w:p>
         </w:tc>
@@ -15369,7 +15666,7 @@
                 <w:sz w:val="20"/>
                 <w:szCs w:val="20"/>
               </w:rPr>
-              <w:t xml:space="preserve">171</w:t>
+              <w:t xml:space="preserve">173</w:t>
             </w:r>
           </w:p>
         </w:tc>
@@ -15407,7 +15704,7 @@
                 <w:sz w:val="20"/>
                 <w:szCs w:val="20"/>
               </w:rPr>
-              <w:t xml:space="preserve">1 368</w:t>
+              <w:t xml:space="preserve">1 384</w:t>
             </w:r>
           </w:p>
         </w:tc>
@@ -15445,7 +15742,7 @@
                 <w:sz w:val="20"/>
                 <w:szCs w:val="20"/>
               </w:rPr>
-              <w:t xml:space="preserve">R 1 299 600</w:t>
+              <w:t xml:space="preserve">R 1 314 800</w:t>
             </w:r>
           </w:p>
         </w:tc>
@@ -15484,7 +15781,7 @@
           <w:sz w:val="20"/>
           <w:szCs w:val="20"/>
         </w:rPr>
-        <w:t xml:space="preserve">Roughly 80% of the engineering is done. </w:t>
+        <w:t xml:space="preserve">Roughly 82% of the engineering is done. </w:t>
       </w:r>
       <w:r>
         <w:rPr>

--- a/WEBSITE_COSTINGS.docx
+++ b/WEBSITE_COSTINGS.docx
@@ -449,7 +449,7 @@
                 <w:sz w:val="20"/>
                 <w:szCs w:val="20"/>
               </w:rPr>
-              <w:t xml:space="preserve">b96eec0</w:t>
+              <w:t xml:space="preserve">0b7a6fa</w:t>
             </w:r>
           </w:p>
         </w:tc>
@@ -1190,7 +1190,7 @@
                 <w:sz w:val="20"/>
                 <w:szCs w:val="20"/>
               </w:rPr>
-              <w:t xml:space="preserve">23</w:t>
+              <w:t xml:space="preserve">25</w:t>
             </w:r>
           </w:p>
         </w:tc>
@@ -1527,7 +1527,7 @@
                 <w:sz w:val="20"/>
                 <w:szCs w:val="20"/>
               </w:rPr>
-              <w:t xml:space="preserve">565</w:t>
+              <w:t xml:space="preserve">606</w:t>
             </w:r>
           </w:p>
         </w:tc>
@@ -1563,7 +1563,7 @@
                 <w:sz w:val="20"/>
                 <w:szCs w:val="20"/>
               </w:rPr>
-              <w:t xml:space="preserve">In 30 files; all passing</w:t>
+              <w:t xml:space="preserve">In 31 files; all passing</w:t>
             </w:r>
           </w:p>
         </w:tc>
@@ -3770,7 +3770,7 @@
                 <w:sz w:val="20"/>
                 <w:szCs w:val="20"/>
               </w:rPr>
-              <w:t xml:space="preserve">565 passing</w:t>
+              <w:t xml:space="preserve">606 passing</w:t>
             </w:r>
           </w:p>
         </w:tc>
@@ -3807,7 +3807,7 @@
                 <w:sz w:val="20"/>
                 <w:szCs w:val="20"/>
               </w:rPr>
-              <w:t xml:space="preserve">30 files, including four real worker processes racing on one file</w:t>
+              <w:t xml:space="preserve">31 files, including four real worker processes racing on one file</w:t>
             </w:r>
           </w:p>
         </w:tc>
@@ -8425,7 +8425,7 @@
                 <w:sz w:val="20"/>
                 <w:szCs w:val="20"/>
               </w:rPr>
-              <w:t xml:space="preserve">21</w:t>
+              <w:t xml:space="preserve">22</w:t>
             </w:r>
           </w:p>
         </w:tc>
@@ -8461,7 +8461,7 @@
                 <w:sz w:val="20"/>
                 <w:szCs w:val="20"/>
               </w:rPr>
-              <w:t xml:space="preserve">PayFast adapter</w:t>
+              <w:t xml:space="preserve">Uber Direct adapter</w:t>
             </w:r>
           </w:p>
         </w:tc>
@@ -8497,7 +8497,7 @@
                 <w:sz w:val="20"/>
                 <w:szCs w:val="20"/>
               </w:rPr>
-              <w:t xml:space="preserve">PHP-compatible signing, all four of PayFast’s notification checks with the postback failing closed, status mapping, and an idempotency key that survives their PENDING-then-COMPLETE sequence</w:t>
+              <w:t xml:space="preserve">OAuth with a cached token, structured addresses built from what checkout collects, both of Uber’s status vocabularies, raw-byte webhook verification, and dispatch on ready rather than on order</w:t>
             </w:r>
           </w:p>
         </w:tc>
@@ -8534,7 +8534,7 @@
                 <w:sz w:val="20"/>
                 <w:szCs w:val="20"/>
               </w:rPr>
-              <w:t xml:space="preserve">4</w:t>
+              <w:t xml:space="preserve">5</w:t>
             </w:r>
           </w:p>
         </w:tc>
@@ -8549,7 +8549,7 @@
               <w:bottom w:val="single" w:color="D6CFC6" w:sz="4"/>
               <w:right w:val="single" w:color="D6CFC6" w:sz="4"/>
             </w:tcBorders>
-            <w:shd w:fill="FCE8EB" w:color="auto" w:val="clear"/>
+            <w:shd w:fill="F7F5F2" w:color="auto" w:val="clear"/>
             <w:tcMar>
               <w:top w:type="dxa" w:w="90"/>
               <w:left w:type="dxa" w:w="130"/>
@@ -8562,6 +8562,43 @@
             <w:pPr>
               <w:spacing w:after="0" w:line="240"/>
               <w:jc w:val="center"/>
+            </w:pPr>
+            <w:r>
+              <w:rPr>
+                <w:rFonts w:ascii="Calibri" w:cs="Calibri" w:eastAsia="Calibri" w:hAnsi="Calibri"/>
+                <w:b w:val="false"/>
+                <w:bCs w:val="false"/>
+                <w:i w:val="false"/>
+                <w:iCs w:val="false"/>
+                <w:color w:val="221E1F"/>
+                <w:sz w:val="20"/>
+                <w:szCs w:val="20"/>
+              </w:rPr>
+              <w:t xml:space="preserve">21</w:t>
+            </w:r>
+          </w:p>
+        </w:tc>
+        <w:tc>
+          <w:tcPr>
+            <w:tcW w:type="dxa" w:w="3084"/>
+            <w:tcBorders>
+              <w:top w:val="single" w:color="D6CFC6" w:sz="4"/>
+              <w:left w:val="single" w:color="D6CFC6" w:sz="4"/>
+              <w:bottom w:val="single" w:color="D6CFC6" w:sz="4"/>
+              <w:right w:val="single" w:color="D6CFC6" w:sz="4"/>
+            </w:tcBorders>
+            <w:shd w:fill="F7F5F2" w:color="auto" w:val="clear"/>
+            <w:tcMar>
+              <w:top w:type="dxa" w:w="90"/>
+              <w:left w:type="dxa" w:w="130"/>
+              <w:bottom w:type="dxa" w:w="90"/>
+              <w:right w:type="dxa" w:w="130"/>
+            </w:tcMar>
+            <w:vAlign w:val="center"/>
+          </w:tcPr>
+          <w:p>
+            <w:pPr>
+              <w:spacing w:after="0" w:line="240"/>
             </w:pPr>
             <w:r>
               <w:rPr>
@@ -8574,13 +8611,90 @@
                 <w:sz w:val="20"/>
                 <w:szCs w:val="20"/>
               </w:rPr>
-              <w:t xml:space="preserve"/>
-            </w:r>
-          </w:p>
-        </w:tc>
-        <w:tc>
-          <w:tcPr>
-            <w:tcW w:type="dxa" w:w="3084"/>
+              <w:t xml:space="preserve">PayFast adapter</w:t>
+            </w:r>
+          </w:p>
+        </w:tc>
+        <w:tc>
+          <w:tcPr>
+            <w:tcW w:type="dxa" w:w="5108"/>
+            <w:tcBorders>
+              <w:top w:val="single" w:color="D6CFC6" w:sz="4"/>
+              <w:left w:val="single" w:color="D6CFC6" w:sz="4"/>
+              <w:bottom w:val="single" w:color="D6CFC6" w:sz="4"/>
+              <w:right w:val="single" w:color="D6CFC6" w:sz="4"/>
+            </w:tcBorders>
+            <w:shd w:fill="F7F5F2" w:color="auto" w:val="clear"/>
+            <w:tcMar>
+              <w:top w:type="dxa" w:w="90"/>
+              <w:left w:type="dxa" w:w="130"/>
+              <w:bottom w:type="dxa" w:w="90"/>
+              <w:right w:type="dxa" w:w="130"/>
+            </w:tcMar>
+            <w:vAlign w:val="center"/>
+          </w:tcPr>
+          <w:p>
+            <w:pPr>
+              <w:spacing w:after="0" w:line="240"/>
+            </w:pPr>
+            <w:r>
+              <w:rPr>
+                <w:rFonts w:ascii="Calibri" w:cs="Calibri" w:eastAsia="Calibri" w:hAnsi="Calibri"/>
+                <w:b w:val="false"/>
+                <w:bCs w:val="false"/>
+                <w:i w:val="false"/>
+                <w:iCs w:val="false"/>
+                <w:color w:val="221E1F"/>
+                <w:sz w:val="20"/>
+                <w:szCs w:val="20"/>
+              </w:rPr>
+              <w:t xml:space="preserve">PHP-compatible signing, all four of PayFast’s notification checks with the postback failing closed, status mapping, and an idempotency key that survives their PENDING-then-COMPLETE sequence</w:t>
+            </w:r>
+          </w:p>
+        </w:tc>
+        <w:tc>
+          <w:tcPr>
+            <w:tcW w:type="dxa" w:w="964"/>
+            <w:tcBorders>
+              <w:top w:val="single" w:color="D6CFC6" w:sz="4"/>
+              <w:left w:val="single" w:color="D6CFC6" w:sz="4"/>
+              <w:bottom w:val="single" w:color="D6CFC6" w:sz="4"/>
+              <w:right w:val="single" w:color="D6CFC6" w:sz="4"/>
+            </w:tcBorders>
+            <w:shd w:fill="F7F5F2" w:color="auto" w:val="clear"/>
+            <w:tcMar>
+              <w:top w:type="dxa" w:w="90"/>
+              <w:left w:type="dxa" w:w="130"/>
+              <w:bottom w:type="dxa" w:w="90"/>
+              <w:right w:type="dxa" w:w="130"/>
+            </w:tcMar>
+            <w:vAlign w:val="center"/>
+          </w:tcPr>
+          <w:p>
+            <w:pPr>
+              <w:spacing w:after="0" w:line="240"/>
+              <w:jc w:val="right"/>
+            </w:pPr>
+            <w:r>
+              <w:rPr>
+                <w:rFonts w:ascii="Calibri" w:cs="Calibri" w:eastAsia="Calibri" w:hAnsi="Calibri"/>
+                <w:b w:val="false"/>
+                <w:bCs w:val="false"/>
+                <w:i w:val="false"/>
+                <w:iCs w:val="false"/>
+                <w:color w:val="221E1F"/>
+                <w:sz w:val="20"/>
+                <w:szCs w:val="20"/>
+              </w:rPr>
+              <w:t xml:space="preserve">4</w:t>
+            </w:r>
+          </w:p>
+        </w:tc>
+      </w:tr>
+      <w:tr>
+        <w:tc>
+          <w:tcPr>
+            <w:tcW w:type="dxa" w:w="482"/>
             <w:tcBorders>
               <w:top w:val="single" w:color="D6CFC6" w:sz="4"/>
               <w:left w:val="single" w:color="D6CFC6" w:sz="4"/>
@@ -8599,6 +8713,7 @@
           <w:p>
             <w:pPr>
               <w:spacing w:after="0" w:line="240"/>
+              <w:jc w:val="center"/>
             </w:pPr>
             <w:r>
               <w:rPr>
@@ -8611,13 +8726,13 @@
                 <w:sz w:val="20"/>
                 <w:szCs w:val="20"/>
               </w:rPr>
-              <w:t xml:space="preserve">Total</w:t>
-            </w:r>
-          </w:p>
-        </w:tc>
-        <w:tc>
-          <w:tcPr>
-            <w:tcW w:type="dxa" w:w="5108"/>
+              <w:t xml:space="preserve"/>
+            </w:r>
+          </w:p>
+        </w:tc>
+        <w:tc>
+          <w:tcPr>
+            <w:tcW w:type="dxa" w:w="3084"/>
             <w:tcBorders>
               <w:top w:val="single" w:color="D6CFC6" w:sz="4"/>
               <w:left w:val="single" w:color="D6CFC6" w:sz="4"/>
@@ -8648,13 +8763,13 @@
                 <w:sz w:val="20"/>
                 <w:szCs w:val="20"/>
               </w:rPr>
-              <w:t xml:space="preserve">Delivered scope</w:t>
-            </w:r>
-          </w:p>
-        </w:tc>
-        <w:tc>
-          <w:tcPr>
-            <w:tcW w:type="dxa" w:w="964"/>
+              <w:t xml:space="preserve">Total</w:t>
+            </w:r>
+          </w:p>
+        </w:tc>
+        <w:tc>
+          <w:tcPr>
+            <w:tcW w:type="dxa" w:w="5108"/>
             <w:tcBorders>
               <w:top w:val="single" w:color="D6CFC6" w:sz="4"/>
               <w:left w:val="single" w:color="D6CFC6" w:sz="4"/>
@@ -8673,7 +8788,6 @@
           <w:p>
             <w:pPr>
               <w:spacing w:after="0" w:line="240"/>
-              <w:jc w:val="right"/>
             </w:pPr>
             <w:r>
               <w:rPr>
@@ -8686,7 +8800,45 @@
                 <w:sz w:val="20"/>
                 <w:szCs w:val="20"/>
               </w:rPr>
-              <w:t xml:space="preserve">141</w:t>
+              <w:t xml:space="preserve">Delivered scope</w:t>
+            </w:r>
+          </w:p>
+        </w:tc>
+        <w:tc>
+          <w:tcPr>
+            <w:tcW w:type="dxa" w:w="964"/>
+            <w:tcBorders>
+              <w:top w:val="single" w:color="D6CFC6" w:sz="4"/>
+              <w:left w:val="single" w:color="D6CFC6" w:sz="4"/>
+              <w:bottom w:val="single" w:color="D6CFC6" w:sz="4"/>
+              <w:right w:val="single" w:color="D6CFC6" w:sz="4"/>
+            </w:tcBorders>
+            <w:shd w:fill="FCE8EB" w:color="auto" w:val="clear"/>
+            <w:tcMar>
+              <w:top w:type="dxa" w:w="90"/>
+              <w:left w:type="dxa" w:w="130"/>
+              <w:bottom w:type="dxa" w:w="90"/>
+              <w:right w:type="dxa" w:w="130"/>
+            </w:tcMar>
+            <w:vAlign w:val="center"/>
+          </w:tcPr>
+          <w:p>
+            <w:pPr>
+              <w:spacing w:after="0" w:line="240"/>
+              <w:jc w:val="right"/>
+            </w:pPr>
+            <w:r>
+              <w:rPr>
+                <w:rFonts w:ascii="Calibri" w:cs="Calibri" w:eastAsia="Calibri" w:hAnsi="Calibri"/>
+                <w:b/>
+                <w:bCs/>
+                <w:i w:val="false"/>
+                <w:iCs w:val="false"/>
+                <w:color w:val="221E1F"/>
+                <w:sz w:val="20"/>
+                <w:szCs w:val="20"/>
+              </w:rPr>
+              <w:t xml:space="preserve">146</w:t>
             </w:r>
           </w:p>
         </w:tc>
@@ -8738,7 +8890,7 @@
           <w:sz w:val="20"/>
           <w:szCs w:val="20"/>
         </w:rPr>
-        <w:t xml:space="preserve">19,998 hand-written lines over 141 days is about 150 a day. For tested, typed, reviewed production code that sits inside the normal 100–300 band, and lower than the 200 the first version of this document reconstructed — integration work carries more test and less code than storefront work does. The reconstruction is not inflated.</w:t>
+        <w:t xml:space="preserve">19,998 hand-written lines over 146 days is about 150 a day. For tested, typed, reviewed production code that sits inside the normal 100–300 band, and lower than the 200 the first version of this document reconstructed — integration work carries more test and less code than storefront work does. The reconstruction is not inflated.</w:t>
       </w:r>
     </w:p>
     <w:p>
@@ -8756,7 +8908,7 @@
           <w:sz w:val="20"/>
           <w:szCs w:val="20"/>
         </w:rPr>
-        <w:t xml:space="preserve">141 days is roughly 27 working weeks, or a little over six months for one person. Two people working in parallel would compress the calendar but not the total, and would add coordination cost.</w:t>
+        <w:t xml:space="preserve">146 days is roughly 27 working weeks, or a little over six months for one person. Two people working in parallel would compress the calendar but not the total, and would add coordination cost.</w:t>
       </w:r>
     </w:p>
     <w:p>
@@ -8827,7 +8979,7 @@
           <w:sz w:val="20"/>
           <w:szCs w:val="20"/>
         </w:rPr>
-        <w:t xml:space="preserve">Delivered scope: 141 days × 8 hours = 1128 hours.</w:t>
+        <w:t xml:space="preserve">Delivered scope: 146 days × 8 hours = 1168 hours.</w:t>
       </w:r>
     </w:p>
     <w:tbl>
@@ -8922,7 +9074,7 @@
                 <w:sz w:val="19"/>
                 <w:szCs w:val="19"/>
               </w:rPr>
-              <w:t xml:space="preserve">Cost of the 1128 hours (excl. VAT)</w:t>
+              <w:t xml:space="preserve">Cost of the 1168 hours (excl. VAT)</w:t>
             </w:r>
           </w:p>
         </w:tc>
@@ -9035,7 +9187,7 @@
                 <w:sz w:val="20"/>
                 <w:szCs w:val="20"/>
               </w:rPr>
-              <w:t xml:space="preserve">R 451 200</w:t>
+              <w:t xml:space="preserve">R 467 200</w:t>
             </w:r>
           </w:p>
         </w:tc>
@@ -9072,7 +9224,7 @@
                 <w:sz w:val="20"/>
                 <w:szCs w:val="20"/>
               </w:rPr>
-              <w:t xml:space="preserve">R 518 880</w:t>
+              <w:t xml:space="preserve">R 537 280</w:t>
             </w:r>
           </w:p>
         </w:tc>
@@ -9149,7 +9301,7 @@
                 <w:sz w:val="20"/>
                 <w:szCs w:val="20"/>
               </w:rPr>
-              <w:t xml:space="preserve">R 733 200</w:t>
+              <w:t xml:space="preserve">R 759 200</w:t>
             </w:r>
           </w:p>
         </w:tc>
@@ -9187,7 +9339,7 @@
                 <w:sz w:val="20"/>
                 <w:szCs w:val="20"/>
               </w:rPr>
-              <w:t xml:space="preserve">R 843 180</w:t>
+              <w:t xml:space="preserve">R 873 080</w:t>
             </w:r>
           </w:p>
         </w:tc>
@@ -9262,7 +9414,7 @@
                 <w:sz w:val="20"/>
                 <w:szCs w:val="20"/>
               </w:rPr>
-              <w:t xml:space="preserve">R 958 800</w:t>
+              <w:t xml:space="preserve">R 992 800</w:t>
             </w:r>
           </w:p>
         </w:tc>
@@ -9299,7 +9451,7 @@
                 <w:sz w:val="20"/>
                 <w:szCs w:val="20"/>
               </w:rPr>
-              <w:t xml:space="preserve">R 1 102 620</w:t>
+              <w:t xml:space="preserve">R 1 141 720</w:t>
             </w:r>
           </w:p>
         </w:tc>
@@ -9376,7 +9528,7 @@
                 <w:sz w:val="20"/>
                 <w:szCs w:val="20"/>
               </w:rPr>
-              <w:t xml:space="preserve">R 1 071 600</w:t>
+              <w:t xml:space="preserve">R 1 109 600</w:t>
             </w:r>
           </w:p>
         </w:tc>
@@ -9414,7 +9566,7 @@
                 <w:sz w:val="20"/>
                 <w:szCs w:val="20"/>
               </w:rPr>
-              <w:t xml:space="preserve">R 1 232 340</w:t>
+              <w:t xml:space="preserve">R 1 276 040</w:t>
             </w:r>
           </w:p>
         </w:tc>
@@ -9489,7 +9641,7 @@
                 <w:sz w:val="20"/>
                 <w:szCs w:val="20"/>
               </w:rPr>
-              <w:t xml:space="preserve">R 1 297 200</w:t>
+              <w:t xml:space="preserve">R 1 343 200</w:t>
             </w:r>
           </w:p>
         </w:tc>
@@ -9526,7 +9678,7 @@
                 <w:sz w:val="20"/>
                 <w:szCs w:val="20"/>
               </w:rPr>
-              <w:t xml:space="preserve">R 1 491 780</w:t>
+              <w:t xml:space="preserve">R 1 544 680</w:t>
             </w:r>
           </w:p>
         </w:tc>
@@ -9603,7 +9755,7 @@
                 <w:sz w:val="20"/>
                 <w:szCs w:val="20"/>
               </w:rPr>
-              <w:t xml:space="preserve">R 1 635 600</w:t>
+              <w:t xml:space="preserve">R 1 693 600</w:t>
             </w:r>
           </w:p>
         </w:tc>
@@ -9641,7 +9793,7 @@
                 <w:sz w:val="20"/>
                 <w:szCs w:val="20"/>
               </w:rPr>
-              <w:t xml:space="preserve">R 1 880 940</w:t>
+              <w:t xml:space="preserve">R 1 947 640</w:t>
             </w:r>
           </w:p>
         </w:tc>
@@ -9693,7 +9845,7 @@
           <w:sz w:val="20"/>
           <w:szCs w:val="20"/>
         </w:rPr>
-        <w:t xml:space="preserve">At an illustrative blended rate of R 950 an hour — chosen here only to make the rest of the document concrete — the delivered scope comes to R 1 071 600 excluding VAT, or R 1 232 340 including it. Replace the rate and every figure below moves proportionally.</w:t>
+        <w:t xml:space="preserve">At an illustrative blended rate of R 950 an hour — chosen here only to make the rest of the document concrete — the delivered scope comes to R 1 109 600 excluding VAT, or R 1 276 040 including it. Replace the rate and every figure below moves proportionally.</w:t>
       </w:r>
     </w:p>
     <w:p>
@@ -12940,7 +13092,7 @@
                 <w:sz w:val="20"/>
                 <w:szCs w:val="20"/>
               </w:rPr>
-              <w:t xml:space="preserve">PayFast adapter</w:t>
+              <w:t xml:space="preserve">Uber Direct adapter</w:t>
             </w:r>
           </w:p>
         </w:tc>
@@ -12977,7 +13129,7 @@
                 <w:sz w:val="20"/>
                 <w:szCs w:val="20"/>
               </w:rPr>
-              <w:t xml:space="preserve">4</w:t>
+              <w:t xml:space="preserve">5</w:t>
             </w:r>
           </w:p>
         </w:tc>
@@ -13014,7 +13166,7 @@
                 <w:sz w:val="20"/>
                 <w:szCs w:val="20"/>
               </w:rPr>
-              <w:t xml:space="preserve">32</w:t>
+              <w:t xml:space="preserve">40</w:t>
             </w:r>
           </w:p>
         </w:tc>
@@ -13051,7 +13203,7 @@
                 <w:sz w:val="20"/>
                 <w:szCs w:val="20"/>
               </w:rPr>
-              <w:t xml:space="preserve">R 30 400</w:t>
+              <w:t xml:space="preserve">R 38 000</w:t>
             </w:r>
           </w:p>
         </w:tc>
@@ -13066,6 +13218,159 @@
               <w:bottom w:val="single" w:color="D6CFC6" w:sz="4"/>
               <w:right w:val="single" w:color="D6CFC6" w:sz="4"/>
             </w:tcBorders>
+            <w:shd w:fill="F7F5F2" w:color="auto" w:val="clear"/>
+            <w:tcMar>
+              <w:top w:type="dxa" w:w="90"/>
+              <w:left w:type="dxa" w:w="130"/>
+              <w:bottom w:type="dxa" w:w="90"/>
+              <w:right w:type="dxa" w:w="130"/>
+            </w:tcMar>
+            <w:vAlign w:val="center"/>
+          </w:tcPr>
+          <w:p>
+            <w:pPr>
+              <w:spacing w:after="0" w:line="240"/>
+            </w:pPr>
+            <w:r>
+              <w:rPr>
+                <w:rFonts w:ascii="Calibri" w:cs="Calibri" w:eastAsia="Calibri" w:hAnsi="Calibri"/>
+                <w:b w:val="false"/>
+                <w:bCs w:val="false"/>
+                <w:i w:val="false"/>
+                <w:iCs w:val="false"/>
+                <w:color w:val="221E1F"/>
+                <w:sz w:val="20"/>
+                <w:szCs w:val="20"/>
+              </w:rPr>
+              <w:t xml:space="preserve">PayFast adapter</w:t>
+            </w:r>
+          </w:p>
+        </w:tc>
+        <w:tc>
+          <w:tcPr>
+            <w:tcW w:type="dxa" w:w="1157"/>
+            <w:tcBorders>
+              <w:top w:val="single" w:color="D6CFC6" w:sz="4"/>
+              <w:left w:val="single" w:color="D6CFC6" w:sz="4"/>
+              <w:bottom w:val="single" w:color="D6CFC6" w:sz="4"/>
+              <w:right w:val="single" w:color="D6CFC6" w:sz="4"/>
+            </w:tcBorders>
+            <w:shd w:fill="F7F5F2" w:color="auto" w:val="clear"/>
+            <w:tcMar>
+              <w:top w:type="dxa" w:w="90"/>
+              <w:left w:type="dxa" w:w="130"/>
+              <w:bottom w:type="dxa" w:w="90"/>
+              <w:right w:type="dxa" w:w="130"/>
+            </w:tcMar>
+            <w:vAlign w:val="center"/>
+          </w:tcPr>
+          <w:p>
+            <w:pPr>
+              <w:spacing w:after="0" w:line="240"/>
+              <w:jc w:val="right"/>
+            </w:pPr>
+            <w:r>
+              <w:rPr>
+                <w:rFonts w:ascii="Calibri" w:cs="Calibri" w:eastAsia="Calibri" w:hAnsi="Calibri"/>
+                <w:b w:val="false"/>
+                <w:bCs w:val="false"/>
+                <w:i w:val="false"/>
+                <w:iCs w:val="false"/>
+                <w:color w:val="221E1F"/>
+                <w:sz w:val="20"/>
+                <w:szCs w:val="20"/>
+              </w:rPr>
+              <w:t xml:space="preserve">4</w:t>
+            </w:r>
+          </w:p>
+        </w:tc>
+        <w:tc>
+          <w:tcPr>
+            <w:tcW w:type="dxa" w:w="1542"/>
+            <w:tcBorders>
+              <w:top w:val="single" w:color="D6CFC6" w:sz="4"/>
+              <w:left w:val="single" w:color="D6CFC6" w:sz="4"/>
+              <w:bottom w:val="single" w:color="D6CFC6" w:sz="4"/>
+              <w:right w:val="single" w:color="D6CFC6" w:sz="4"/>
+            </w:tcBorders>
+            <w:shd w:fill="F7F5F2" w:color="auto" w:val="clear"/>
+            <w:tcMar>
+              <w:top w:type="dxa" w:w="90"/>
+              <w:left w:type="dxa" w:w="130"/>
+              <w:bottom w:type="dxa" w:w="90"/>
+              <w:right w:type="dxa" w:w="130"/>
+            </w:tcMar>
+            <w:vAlign w:val="center"/>
+          </w:tcPr>
+          <w:p>
+            <w:pPr>
+              <w:spacing w:after="0" w:line="240"/>
+              <w:jc w:val="right"/>
+            </w:pPr>
+            <w:r>
+              <w:rPr>
+                <w:rFonts w:ascii="Calibri" w:cs="Calibri" w:eastAsia="Calibri" w:hAnsi="Calibri"/>
+                <w:b w:val="false"/>
+                <w:bCs w:val="false"/>
+                <w:i w:val="false"/>
+                <w:iCs w:val="false"/>
+                <w:color w:val="221E1F"/>
+                <w:sz w:val="20"/>
+                <w:szCs w:val="20"/>
+              </w:rPr>
+              <w:t xml:space="preserve">32</w:t>
+            </w:r>
+          </w:p>
+        </w:tc>
+        <w:tc>
+          <w:tcPr>
+            <w:tcW w:type="dxa" w:w="1638"/>
+            <w:tcBorders>
+              <w:top w:val="single" w:color="D6CFC6" w:sz="4"/>
+              <w:left w:val="single" w:color="D6CFC6" w:sz="4"/>
+              <w:bottom w:val="single" w:color="D6CFC6" w:sz="4"/>
+              <w:right w:val="single" w:color="D6CFC6" w:sz="4"/>
+            </w:tcBorders>
+            <w:shd w:fill="F7F5F2" w:color="auto" w:val="clear"/>
+            <w:tcMar>
+              <w:top w:type="dxa" w:w="90"/>
+              <w:left w:type="dxa" w:w="130"/>
+              <w:bottom w:type="dxa" w:w="90"/>
+              <w:right w:type="dxa" w:w="130"/>
+            </w:tcMar>
+            <w:vAlign w:val="center"/>
+          </w:tcPr>
+          <w:p>
+            <w:pPr>
+              <w:spacing w:after="0" w:line="240"/>
+              <w:jc w:val="right"/>
+            </w:pPr>
+            <w:r>
+              <w:rPr>
+                <w:rFonts w:ascii="Calibri" w:cs="Calibri" w:eastAsia="Calibri" w:hAnsi="Calibri"/>
+                <w:b w:val="false"/>
+                <w:bCs w:val="false"/>
+                <w:i w:val="false"/>
+                <w:iCs w:val="false"/>
+                <w:color w:val="221E1F"/>
+                <w:sz w:val="20"/>
+                <w:szCs w:val="20"/>
+              </w:rPr>
+              <w:t xml:space="preserve">R 30 400</w:t>
+            </w:r>
+          </w:p>
+        </w:tc>
+      </w:tr>
+      <w:tr>
+        <w:tc>
+          <w:tcPr>
+            <w:tcW w:type="dxa" w:w="5301"/>
+            <w:tcBorders>
+              <w:top w:val="single" w:color="D6CFC6" w:sz="4"/>
+              <w:left w:val="single" w:color="D6CFC6" w:sz="4"/>
+              <w:bottom w:val="single" w:color="D6CFC6" w:sz="4"/>
+              <w:right w:val="single" w:color="D6CFC6" w:sz="4"/>
+            </w:tcBorders>
             <w:shd w:fill="FCE8EB" w:color="auto" w:val="clear"/>
             <w:tcMar>
               <w:top w:type="dxa" w:w="90"/>
@@ -13128,7 +13433,7 @@
                 <w:sz w:val="20"/>
                 <w:szCs w:val="20"/>
               </w:rPr>
-              <w:t xml:space="preserve">141</w:t>
+              <w:t xml:space="preserve">146</w:t>
             </w:r>
           </w:p>
         </w:tc>
@@ -13166,7 +13471,7 @@
                 <w:sz w:val="20"/>
                 <w:szCs w:val="20"/>
               </w:rPr>
-              <w:t xml:space="preserve">1 128</w:t>
+              <w:t xml:space="preserve">1 168</w:t>
             </w:r>
           </w:p>
         </w:tc>
@@ -13204,7 +13509,7 @@
                 <w:sz w:val="20"/>
                 <w:szCs w:val="20"/>
               </w:rPr>
-              <w:t xml:space="preserve">R 1 071 600</w:t>
+              <w:t xml:space="preserve">R 1 109 600</w:t>
             </w:r>
           </w:p>
         </w:tc>
@@ -13243,7 +13548,7 @@
           <w:sz w:val="20"/>
           <w:szCs w:val="20"/>
         </w:rPr>
-        <w:t xml:space="preserve">The integration seams — payments, accounts, notifications, POS and courier — are 44 of the 141 days. None of them names a vendor, and none has to be rewritten when one is chosen: what remains per integration is an adapter against an interface that already exists and is already tested.</w:t>
+        <w:t xml:space="preserve">The integration seams — payments, accounts, notifications, POS and courier — are 44 of the 146 days. None of them names a vendor, and none has to be rewritten when one is chosen: what remains per integration is an adapter against an interface that already exists and is already tested.</w:t>
       </w:r>
     </w:p>
     <w:p>
@@ -13789,7 +14094,7 @@
                 <w:sz w:val="20"/>
                 <w:szCs w:val="20"/>
               </w:rPr>
-              <w:t xml:space="preserve">Courier adapter and onboarding</w:t>
+              <w:t xml:space="preserve">Uber Direct onboarding</w:t>
             </w:r>
           </w:p>
         </w:tc>
@@ -13825,7 +14130,7 @@
                 <w:sz w:val="20"/>
                 <w:szCs w:val="20"/>
               </w:rPr>
-              <w:t xml:space="preserve">One adapter against the seam, live tracking, provider onboarding</w:t>
+              <w:t xml:space="preserve">The adapter is written and tested. What is left needs an Uber Direct account: confirming they accept our dispatch, and a postal code at checkout so an address is complete</w:t>
             </w:r>
           </w:p>
         </w:tc>
@@ -13862,7 +14167,7 @@
                 <w:sz w:val="20"/>
                 <w:szCs w:val="20"/>
               </w:rPr>
-              <w:t xml:space="preserve">5</w:t>
+              <w:t xml:space="preserve">3</w:t>
             </w:r>
           </w:p>
         </w:tc>
@@ -13898,7 +14203,7 @@
                 <w:sz w:val="20"/>
                 <w:szCs w:val="20"/>
               </w:rPr>
-              <w:t xml:space="preserve">Provider commission</w:t>
+              <w:t xml:space="preserve">Uber commission per delivery</w:t>
             </w:r>
           </w:p>
         </w:tc>
@@ -15019,7 +15324,7 @@
                 <w:sz w:val="20"/>
                 <w:szCs w:val="20"/>
               </w:rPr>
-              <w:t xml:space="preserve">256 hours of engineering</w:t>
+              <w:t xml:space="preserve">240 hours of engineering</w:t>
             </w:r>
           </w:p>
         </w:tc>
@@ -15057,7 +15362,7 @@
                 <w:sz w:val="20"/>
                 <w:szCs w:val="20"/>
               </w:rPr>
-              <w:t xml:space="preserve">32</w:t>
+              <w:t xml:space="preserve">30</w:t>
             </w:r>
           </w:p>
         </w:tc>
@@ -15362,7 +15667,7 @@
                 <w:sz w:val="20"/>
                 <w:szCs w:val="20"/>
               </w:rPr>
-              <w:t xml:space="preserve">141</w:t>
+              <w:t xml:space="preserve">146</w:t>
             </w:r>
           </w:p>
         </w:tc>
@@ -15399,7 +15704,7 @@
                 <w:sz w:val="20"/>
                 <w:szCs w:val="20"/>
               </w:rPr>
-              <w:t xml:space="preserve">1 128</w:t>
+              <w:t xml:space="preserve">1 168</w:t>
             </w:r>
           </w:p>
         </w:tc>
@@ -15436,7 +15741,7 @@
                 <w:sz w:val="20"/>
                 <w:szCs w:val="20"/>
               </w:rPr>
-              <w:t xml:space="preserve">R 1 071 600</w:t>
+              <w:t xml:space="preserve">R 1 109 600</w:t>
             </w:r>
           </w:p>
         </w:tc>
@@ -15513,7 +15818,7 @@
                 <w:sz w:val="20"/>
                 <w:szCs w:val="20"/>
               </w:rPr>
-              <w:t xml:space="preserve">32</w:t>
+              <w:t xml:space="preserve">30</w:t>
             </w:r>
           </w:p>
         </w:tc>
@@ -15551,7 +15856,7 @@
                 <w:sz w:val="20"/>
                 <w:szCs w:val="20"/>
               </w:rPr>
-              <w:t xml:space="preserve">256</w:t>
+              <w:t xml:space="preserve">240</w:t>
             </w:r>
           </w:p>
         </w:tc>
@@ -15589,7 +15894,7 @@
                 <w:sz w:val="20"/>
                 <w:szCs w:val="20"/>
               </w:rPr>
-              <w:t xml:space="preserve">R 243 200</w:t>
+              <w:t xml:space="preserve">R 228 000</w:t>
             </w:r>
           </w:p>
         </w:tc>
@@ -15666,7 +15971,7 @@
                 <w:sz w:val="20"/>
                 <w:szCs w:val="20"/>
               </w:rPr>
-              <w:t xml:space="preserve">173</w:t>
+              <w:t xml:space="preserve">176</w:t>
             </w:r>
           </w:p>
         </w:tc>
@@ -15704,7 +16009,7 @@
                 <w:sz w:val="20"/>
                 <w:szCs w:val="20"/>
               </w:rPr>
-              <w:t xml:space="preserve">1 384</w:t>
+              <w:t xml:space="preserve">1 408</w:t>
             </w:r>
           </w:p>
         </w:tc>
@@ -15742,7 +16047,7 @@
                 <w:sz w:val="20"/>
                 <w:szCs w:val="20"/>
               </w:rPr>
-              <w:t xml:space="preserve">R 1 314 800</w:t>
+              <w:t xml:space="preserve">R 1 337 600</w:t>
             </w:r>
           </w:p>
         </w:tc>
@@ -15781,7 +16086,7 @@
           <w:sz w:val="20"/>
           <w:szCs w:val="20"/>
         </w:rPr>
-        <w:t xml:space="preserve">Roughly 82% of the engineering is done. </w:t>
+        <w:t xml:space="preserve">Roughly 83% of the engineering is done. </w:t>
       </w:r>
       <w:r>
         <w:rPr>

--- a/WEBSITE_COSTINGS.docx
+++ b/WEBSITE_COSTINGS.docx
@@ -449,7 +449,7 @@
                 <w:sz w:val="20"/>
                 <w:szCs w:val="20"/>
               </w:rPr>
-              <w:t xml:space="preserve">0b7a6fa</w:t>
+              <w:t xml:space="preserve">aae2417</w:t>
             </w:r>
           </w:p>
         </w:tc>
@@ -1527,7 +1527,7 @@
                 <w:sz w:val="20"/>
                 <w:szCs w:val="20"/>
               </w:rPr>
-              <w:t xml:space="preserve">606</w:t>
+              <w:t xml:space="preserve">623</w:t>
             </w:r>
           </w:p>
         </w:tc>
@@ -1563,7 +1563,7 @@
                 <w:sz w:val="20"/>
                 <w:szCs w:val="20"/>
               </w:rPr>
-              <w:t xml:space="preserve">In 31 files; all passing</w:t>
+              <w:t xml:space="preserve">In 32 files; all passing</w:t>
             </w:r>
           </w:p>
         </w:tc>
@@ -3770,7 +3770,7 @@
                 <w:sz w:val="20"/>
                 <w:szCs w:val="20"/>
               </w:rPr>
-              <w:t xml:space="preserve">606 passing</w:t>
+              <w:t xml:space="preserve">623 passing</w:t>
             </w:r>
           </w:p>
         </w:tc>
@@ -3807,7 +3807,7 @@
                 <w:sz w:val="20"/>
                 <w:szCs w:val="20"/>
               </w:rPr>
-              <w:t xml:space="preserve">31 files, including four real worker processes racing on one file</w:t>
+              <w:t xml:space="preserve">32 files, including four real worker processes racing on one file</w:t>
             </w:r>
           </w:p>
         </w:tc>
@@ -8425,7 +8425,7 @@
                 <w:sz w:val="20"/>
                 <w:szCs w:val="20"/>
               </w:rPr>
-              <w:t xml:space="preserve">22</w:t>
+              <w:t xml:space="preserve">23</w:t>
             </w:r>
           </w:p>
         </w:tc>
@@ -8461,7 +8461,7 @@
                 <w:sz w:val="20"/>
                 <w:szCs w:val="20"/>
               </w:rPr>
-              <w:t xml:space="preserve">Uber Direct adapter</w:t>
+              <w:t xml:space="preserve">Complete addresses and a container</w:t>
             </w:r>
           </w:p>
         </w:tc>
@@ -8497,7 +8497,7 @@
                 <w:sz w:val="20"/>
                 <w:szCs w:val="20"/>
               </w:rPr>
-              <w:t xml:space="preserve">OAuth with a cached token, structured addresses built from what checkout collects, both of Uber’s status vocabularies, raw-byte webhook verification, and dispatch on ready rather than on order</w:t>
+              <w:t xml:space="preserve">The postal code through the checkout form, the schema, the order and the courier address; a multi-stage non-root image with the state file on a volume and a healthcheck on the endpoint that reports storage</w:t>
             </w:r>
           </w:p>
         </w:tc>
@@ -8534,7 +8534,7 @@
                 <w:sz w:val="20"/>
                 <w:szCs w:val="20"/>
               </w:rPr>
-              <w:t xml:space="preserve">5</w:t>
+              <w:t xml:space="preserve">3</w:t>
             </w:r>
           </w:p>
         </w:tc>
@@ -8574,7 +8574,7 @@
                 <w:sz w:val="20"/>
                 <w:szCs w:val="20"/>
               </w:rPr>
-              <w:t xml:space="preserve">21</w:t>
+              <w:t xml:space="preserve">22</w:t>
             </w:r>
           </w:p>
         </w:tc>
@@ -8611,7 +8611,7 @@
                 <w:sz w:val="20"/>
                 <w:szCs w:val="20"/>
               </w:rPr>
-              <w:t xml:space="preserve">PayFast adapter</w:t>
+              <w:t xml:space="preserve">Uber Direct adapter</w:t>
             </w:r>
           </w:p>
         </w:tc>
@@ -8648,7 +8648,7 @@
                 <w:sz w:val="20"/>
                 <w:szCs w:val="20"/>
               </w:rPr>
-              <w:t xml:space="preserve">PHP-compatible signing, all four of PayFast’s notification checks with the postback failing closed, status mapping, and an idempotency key that survives their PENDING-then-COMPLETE sequence</w:t>
+              <w:t xml:space="preserve">OAuth with a cached token, structured addresses built from what checkout collects, both of Uber’s status vocabularies, raw-byte webhook verification, and dispatch on ready rather than on order</w:t>
             </w:r>
           </w:p>
         </w:tc>
@@ -8686,7 +8686,7 @@
                 <w:sz w:val="20"/>
                 <w:szCs w:val="20"/>
               </w:rPr>
-              <w:t xml:space="preserve">4</w:t>
+              <w:t xml:space="preserve">5</w:t>
             </w:r>
           </w:p>
         </w:tc>
@@ -8701,7 +8701,6 @@
               <w:bottom w:val="single" w:color="D6CFC6" w:sz="4"/>
               <w:right w:val="single" w:color="D6CFC6" w:sz="4"/>
             </w:tcBorders>
-            <w:shd w:fill="FCE8EB" w:color="auto" w:val="clear"/>
             <w:tcMar>
               <w:top w:type="dxa" w:w="90"/>
               <w:left w:type="dxa" w:w="130"/>
@@ -8714,6 +8713,42 @@
             <w:pPr>
               <w:spacing w:after="0" w:line="240"/>
               <w:jc w:val="center"/>
+            </w:pPr>
+            <w:r>
+              <w:rPr>
+                <w:rFonts w:ascii="Calibri" w:cs="Calibri" w:eastAsia="Calibri" w:hAnsi="Calibri"/>
+                <w:b w:val="false"/>
+                <w:bCs w:val="false"/>
+                <w:i w:val="false"/>
+                <w:iCs w:val="false"/>
+                <w:color w:val="221E1F"/>
+                <w:sz w:val="20"/>
+                <w:szCs w:val="20"/>
+              </w:rPr>
+              <w:t xml:space="preserve">21</w:t>
+            </w:r>
+          </w:p>
+        </w:tc>
+        <w:tc>
+          <w:tcPr>
+            <w:tcW w:type="dxa" w:w="3084"/>
+            <w:tcBorders>
+              <w:top w:val="single" w:color="D6CFC6" w:sz="4"/>
+              <w:left w:val="single" w:color="D6CFC6" w:sz="4"/>
+              <w:bottom w:val="single" w:color="D6CFC6" w:sz="4"/>
+              <w:right w:val="single" w:color="D6CFC6" w:sz="4"/>
+            </w:tcBorders>
+            <w:tcMar>
+              <w:top w:type="dxa" w:w="90"/>
+              <w:left w:type="dxa" w:w="130"/>
+              <w:bottom w:type="dxa" w:w="90"/>
+              <w:right w:type="dxa" w:w="130"/>
+            </w:tcMar>
+            <w:vAlign w:val="center"/>
+          </w:tcPr>
+          <w:p>
+            <w:pPr>
+              <w:spacing w:after="0" w:line="240"/>
             </w:pPr>
             <w:r>
               <w:rPr>
@@ -8726,13 +8761,88 @@
                 <w:sz w:val="20"/>
                 <w:szCs w:val="20"/>
               </w:rPr>
-              <w:t xml:space="preserve"/>
-            </w:r>
-          </w:p>
-        </w:tc>
-        <w:tc>
-          <w:tcPr>
-            <w:tcW w:type="dxa" w:w="3084"/>
+              <w:t xml:space="preserve">PayFast adapter</w:t>
+            </w:r>
+          </w:p>
+        </w:tc>
+        <w:tc>
+          <w:tcPr>
+            <w:tcW w:type="dxa" w:w="5108"/>
+            <w:tcBorders>
+              <w:top w:val="single" w:color="D6CFC6" w:sz="4"/>
+              <w:left w:val="single" w:color="D6CFC6" w:sz="4"/>
+              <w:bottom w:val="single" w:color="D6CFC6" w:sz="4"/>
+              <w:right w:val="single" w:color="D6CFC6" w:sz="4"/>
+            </w:tcBorders>
+            <w:tcMar>
+              <w:top w:type="dxa" w:w="90"/>
+              <w:left w:type="dxa" w:w="130"/>
+              <w:bottom w:type="dxa" w:w="90"/>
+              <w:right w:type="dxa" w:w="130"/>
+            </w:tcMar>
+            <w:vAlign w:val="center"/>
+          </w:tcPr>
+          <w:p>
+            <w:pPr>
+              <w:spacing w:after="0" w:line="240"/>
+            </w:pPr>
+            <w:r>
+              <w:rPr>
+                <w:rFonts w:ascii="Calibri" w:cs="Calibri" w:eastAsia="Calibri" w:hAnsi="Calibri"/>
+                <w:b w:val="false"/>
+                <w:bCs w:val="false"/>
+                <w:i w:val="false"/>
+                <w:iCs w:val="false"/>
+                <w:color w:val="221E1F"/>
+                <w:sz w:val="20"/>
+                <w:szCs w:val="20"/>
+              </w:rPr>
+              <w:t xml:space="preserve">PHP-compatible signing, all four of PayFast’s notification checks with the postback failing closed, status mapping, and an idempotency key that survives their PENDING-then-COMPLETE sequence</w:t>
+            </w:r>
+          </w:p>
+        </w:tc>
+        <w:tc>
+          <w:tcPr>
+            <w:tcW w:type="dxa" w:w="964"/>
+            <w:tcBorders>
+              <w:top w:val="single" w:color="D6CFC6" w:sz="4"/>
+              <w:left w:val="single" w:color="D6CFC6" w:sz="4"/>
+              <w:bottom w:val="single" w:color="D6CFC6" w:sz="4"/>
+              <w:right w:val="single" w:color="D6CFC6" w:sz="4"/>
+            </w:tcBorders>
+            <w:tcMar>
+              <w:top w:type="dxa" w:w="90"/>
+              <w:left w:type="dxa" w:w="130"/>
+              <w:bottom w:type="dxa" w:w="90"/>
+              <w:right w:type="dxa" w:w="130"/>
+            </w:tcMar>
+            <w:vAlign w:val="center"/>
+          </w:tcPr>
+          <w:p>
+            <w:pPr>
+              <w:spacing w:after="0" w:line="240"/>
+              <w:jc w:val="right"/>
+            </w:pPr>
+            <w:r>
+              <w:rPr>
+                <w:rFonts w:ascii="Calibri" w:cs="Calibri" w:eastAsia="Calibri" w:hAnsi="Calibri"/>
+                <w:b w:val="false"/>
+                <w:bCs w:val="false"/>
+                <w:i w:val="false"/>
+                <w:iCs w:val="false"/>
+                <w:color w:val="221E1F"/>
+                <w:sz w:val="20"/>
+                <w:szCs w:val="20"/>
+              </w:rPr>
+              <w:t xml:space="preserve">4</w:t>
+            </w:r>
+          </w:p>
+        </w:tc>
+      </w:tr>
+      <w:tr>
+        <w:tc>
+          <w:tcPr>
+            <w:tcW w:type="dxa" w:w="482"/>
             <w:tcBorders>
               <w:top w:val="single" w:color="D6CFC6" w:sz="4"/>
               <w:left w:val="single" w:color="D6CFC6" w:sz="4"/>
@@ -8751,6 +8861,7 @@
           <w:p>
             <w:pPr>
               <w:spacing w:after="0" w:line="240"/>
+              <w:jc w:val="center"/>
             </w:pPr>
             <w:r>
               <w:rPr>
@@ -8763,13 +8874,13 @@
                 <w:sz w:val="20"/>
                 <w:szCs w:val="20"/>
               </w:rPr>
-              <w:t xml:space="preserve">Total</w:t>
-            </w:r>
-          </w:p>
-        </w:tc>
-        <w:tc>
-          <w:tcPr>
-            <w:tcW w:type="dxa" w:w="5108"/>
+              <w:t xml:space="preserve"/>
+            </w:r>
+          </w:p>
+        </w:tc>
+        <w:tc>
+          <w:tcPr>
+            <w:tcW w:type="dxa" w:w="3084"/>
             <w:tcBorders>
               <w:top w:val="single" w:color="D6CFC6" w:sz="4"/>
               <w:left w:val="single" w:color="D6CFC6" w:sz="4"/>
@@ -8800,13 +8911,13 @@
                 <w:sz w:val="20"/>
                 <w:szCs w:val="20"/>
               </w:rPr>
-              <w:t xml:space="preserve">Delivered scope</w:t>
-            </w:r>
-          </w:p>
-        </w:tc>
-        <w:tc>
-          <w:tcPr>
-            <w:tcW w:type="dxa" w:w="964"/>
+              <w:t xml:space="preserve">Total</w:t>
+            </w:r>
+          </w:p>
+        </w:tc>
+        <w:tc>
+          <w:tcPr>
+            <w:tcW w:type="dxa" w:w="5108"/>
             <w:tcBorders>
               <w:top w:val="single" w:color="D6CFC6" w:sz="4"/>
               <w:left w:val="single" w:color="D6CFC6" w:sz="4"/>
@@ -8825,7 +8936,6 @@
           <w:p>
             <w:pPr>
               <w:spacing w:after="0" w:line="240"/>
-              <w:jc w:val="right"/>
             </w:pPr>
             <w:r>
               <w:rPr>
@@ -8838,7 +8948,45 @@
                 <w:sz w:val="20"/>
                 <w:szCs w:val="20"/>
               </w:rPr>
-              <w:t xml:space="preserve">146</w:t>
+              <w:t xml:space="preserve">Delivered scope</w:t>
+            </w:r>
+          </w:p>
+        </w:tc>
+        <w:tc>
+          <w:tcPr>
+            <w:tcW w:type="dxa" w:w="964"/>
+            <w:tcBorders>
+              <w:top w:val="single" w:color="D6CFC6" w:sz="4"/>
+              <w:left w:val="single" w:color="D6CFC6" w:sz="4"/>
+              <w:bottom w:val="single" w:color="D6CFC6" w:sz="4"/>
+              <w:right w:val="single" w:color="D6CFC6" w:sz="4"/>
+            </w:tcBorders>
+            <w:shd w:fill="FCE8EB" w:color="auto" w:val="clear"/>
+            <w:tcMar>
+              <w:top w:type="dxa" w:w="90"/>
+              <w:left w:type="dxa" w:w="130"/>
+              <w:bottom w:type="dxa" w:w="90"/>
+              <w:right w:type="dxa" w:w="130"/>
+            </w:tcMar>
+            <w:vAlign w:val="center"/>
+          </w:tcPr>
+          <w:p>
+            <w:pPr>
+              <w:spacing w:after="0" w:line="240"/>
+              <w:jc w:val="right"/>
+            </w:pPr>
+            <w:r>
+              <w:rPr>
+                <w:rFonts w:ascii="Calibri" w:cs="Calibri" w:eastAsia="Calibri" w:hAnsi="Calibri"/>
+                <w:b/>
+                <w:bCs/>
+                <w:i w:val="false"/>
+                <w:iCs w:val="false"/>
+                <w:color w:val="221E1F"/>
+                <w:sz w:val="20"/>
+                <w:szCs w:val="20"/>
+              </w:rPr>
+              <w:t xml:space="preserve">149</w:t>
             </w:r>
           </w:p>
         </w:tc>
@@ -8890,7 +9038,7 @@
           <w:sz w:val="20"/>
           <w:szCs w:val="20"/>
         </w:rPr>
-        <w:t xml:space="preserve">19,998 hand-written lines over 146 days is about 150 a day. For tested, typed, reviewed production code that sits inside the normal 100–300 band, and lower than the 200 the first version of this document reconstructed — integration work carries more test and less code than storefront work does. The reconstruction is not inflated.</w:t>
+        <w:t xml:space="preserve">19,998 hand-written lines over 149 days is about 150 a day. For tested, typed, reviewed production code that sits inside the normal 100–300 band, and lower than the 200 the first version of this document reconstructed — integration work carries more test and less code than storefront work does. The reconstruction is not inflated.</w:t>
       </w:r>
     </w:p>
     <w:p>
@@ -8908,7 +9056,7 @@
           <w:sz w:val="20"/>
           <w:szCs w:val="20"/>
         </w:rPr>
-        <w:t xml:space="preserve">146 days is roughly 27 working weeks, or a little over six months for one person. Two people working in parallel would compress the calendar but not the total, and would add coordination cost.</w:t>
+        <w:t xml:space="preserve">149 days is roughly 27 working weeks, or a little over six months for one person. Two people working in parallel would compress the calendar but not the total, and would add coordination cost.</w:t>
       </w:r>
     </w:p>
     <w:p>
@@ -8979,7 +9127,7 @@
           <w:sz w:val="20"/>
           <w:szCs w:val="20"/>
         </w:rPr>
-        <w:t xml:space="preserve">Delivered scope: 146 days × 8 hours = 1168 hours.</w:t>
+        <w:t xml:space="preserve">Delivered scope: 149 days × 8 hours = 1192 hours.</w:t>
       </w:r>
     </w:p>
     <w:tbl>
@@ -9074,7 +9222,7 @@
                 <w:sz w:val="19"/>
                 <w:szCs w:val="19"/>
               </w:rPr>
-              <w:t xml:space="preserve">Cost of the 1168 hours (excl. VAT)</w:t>
+              <w:t xml:space="preserve">Cost of the 1192 hours (excl. VAT)</w:t>
             </w:r>
           </w:p>
         </w:tc>
@@ -9187,7 +9335,7 @@
                 <w:sz w:val="20"/>
                 <w:szCs w:val="20"/>
               </w:rPr>
-              <w:t xml:space="preserve">R 467 200</w:t>
+              <w:t xml:space="preserve">R 476 800</w:t>
             </w:r>
           </w:p>
         </w:tc>
@@ -9224,7 +9372,7 @@
                 <w:sz w:val="20"/>
                 <w:szCs w:val="20"/>
               </w:rPr>
-              <w:t xml:space="preserve">R 537 280</w:t>
+              <w:t xml:space="preserve">R 548 320</w:t>
             </w:r>
           </w:p>
         </w:tc>
@@ -9301,7 +9449,7 @@
                 <w:sz w:val="20"/>
                 <w:szCs w:val="20"/>
               </w:rPr>
-              <w:t xml:space="preserve">R 759 200</w:t>
+              <w:t xml:space="preserve">R 774 800</w:t>
             </w:r>
           </w:p>
         </w:tc>
@@ -9339,7 +9487,7 @@
                 <w:sz w:val="20"/>
                 <w:szCs w:val="20"/>
               </w:rPr>
-              <w:t xml:space="preserve">R 873 080</w:t>
+              <w:t xml:space="preserve">R 891 020</w:t>
             </w:r>
           </w:p>
         </w:tc>
@@ -9414,7 +9562,7 @@
                 <w:sz w:val="20"/>
                 <w:szCs w:val="20"/>
               </w:rPr>
-              <w:t xml:space="preserve">R 992 800</w:t>
+              <w:t xml:space="preserve">R 1 013 200</w:t>
             </w:r>
           </w:p>
         </w:tc>
@@ -9451,7 +9599,7 @@
                 <w:sz w:val="20"/>
                 <w:szCs w:val="20"/>
               </w:rPr>
-              <w:t xml:space="preserve">R 1 141 720</w:t>
+              <w:t xml:space="preserve">R 1 165 180</w:t>
             </w:r>
           </w:p>
         </w:tc>
@@ -9528,7 +9676,7 @@
                 <w:sz w:val="20"/>
                 <w:szCs w:val="20"/>
               </w:rPr>
-              <w:t xml:space="preserve">R 1 109 600</w:t>
+              <w:t xml:space="preserve">R 1 132 400</w:t>
             </w:r>
           </w:p>
         </w:tc>
@@ -9566,7 +9714,7 @@
                 <w:sz w:val="20"/>
                 <w:szCs w:val="20"/>
               </w:rPr>
-              <w:t xml:space="preserve">R 1 276 040</w:t>
+              <w:t xml:space="preserve">R 1 302 260</w:t>
             </w:r>
           </w:p>
         </w:tc>
@@ -9641,7 +9789,7 @@
                 <w:sz w:val="20"/>
                 <w:szCs w:val="20"/>
               </w:rPr>
-              <w:t xml:space="preserve">R 1 343 200</w:t>
+              <w:t xml:space="preserve">R 1 370 800</w:t>
             </w:r>
           </w:p>
         </w:tc>
@@ -9678,7 +9826,7 @@
                 <w:sz w:val="20"/>
                 <w:szCs w:val="20"/>
               </w:rPr>
-              <w:t xml:space="preserve">R 1 544 680</w:t>
+              <w:t xml:space="preserve">R 1 576 420</w:t>
             </w:r>
           </w:p>
         </w:tc>
@@ -9755,7 +9903,7 @@
                 <w:sz w:val="20"/>
                 <w:szCs w:val="20"/>
               </w:rPr>
-              <w:t xml:space="preserve">R 1 693 600</w:t>
+              <w:t xml:space="preserve">R 1 728 400</w:t>
             </w:r>
           </w:p>
         </w:tc>
@@ -9793,7 +9941,7 @@
                 <w:sz w:val="20"/>
                 <w:szCs w:val="20"/>
               </w:rPr>
-              <w:t xml:space="preserve">R 1 947 640</w:t>
+              <w:t xml:space="preserve">R 1 987 660</w:t>
             </w:r>
           </w:p>
         </w:tc>
@@ -9845,7 +9993,7 @@
           <w:sz w:val="20"/>
           <w:szCs w:val="20"/>
         </w:rPr>
-        <w:t xml:space="preserve">At an illustrative blended rate of R 950 an hour — chosen here only to make the rest of the document concrete — the delivered scope comes to R 1 109 600 excluding VAT, or R 1 276 040 including it. Replace the rate and every figure below moves proportionally.</w:t>
+        <w:t xml:space="preserve">At an illustrative blended rate of R 950 an hour — chosen here only to make the rest of the document concrete — the delivered scope comes to R 1 132 400 excluding VAT, or R 1 302 260 including it. Replace the rate and every figure below moves proportionally.</w:t>
       </w:r>
     </w:p>
     <w:p>
@@ -13092,7 +13240,7 @@
                 <w:sz w:val="20"/>
                 <w:szCs w:val="20"/>
               </w:rPr>
-              <w:t xml:space="preserve">Uber Direct adapter</w:t>
+              <w:t xml:space="preserve">Complete addresses and a container</w:t>
             </w:r>
           </w:p>
         </w:tc>
@@ -13129,7 +13277,7 @@
                 <w:sz w:val="20"/>
                 <w:szCs w:val="20"/>
               </w:rPr>
-              <w:t xml:space="preserve">5</w:t>
+              <w:t xml:space="preserve">3</w:t>
             </w:r>
           </w:p>
         </w:tc>
@@ -13166,7 +13314,7 @@
                 <w:sz w:val="20"/>
                 <w:szCs w:val="20"/>
               </w:rPr>
-              <w:t xml:space="preserve">40</w:t>
+              <w:t xml:space="preserve">24</w:t>
             </w:r>
           </w:p>
         </w:tc>
@@ -13203,7 +13351,7 @@
                 <w:sz w:val="20"/>
                 <w:szCs w:val="20"/>
               </w:rPr>
-              <w:t xml:space="preserve">R 38 000</w:t>
+              <w:t xml:space="preserve">R 22 800</w:t>
             </w:r>
           </w:p>
         </w:tc>
@@ -13242,7 +13390,7 @@
                 <w:sz w:val="20"/>
                 <w:szCs w:val="20"/>
               </w:rPr>
-              <w:t xml:space="preserve">PayFast adapter</w:t>
+              <w:t xml:space="preserve">Uber Direct adapter</w:t>
             </w:r>
           </w:p>
         </w:tc>
@@ -13280,7 +13428,7 @@
                 <w:sz w:val="20"/>
                 <w:szCs w:val="20"/>
               </w:rPr>
-              <w:t xml:space="preserve">4</w:t>
+              <w:t xml:space="preserve">5</w:t>
             </w:r>
           </w:p>
         </w:tc>
@@ -13318,7 +13466,7 @@
                 <w:sz w:val="20"/>
                 <w:szCs w:val="20"/>
               </w:rPr>
-              <w:t xml:space="preserve">32</w:t>
+              <w:t xml:space="preserve">40</w:t>
             </w:r>
           </w:p>
         </w:tc>
@@ -13356,7 +13504,7 @@
                 <w:sz w:val="20"/>
                 <w:szCs w:val="20"/>
               </w:rPr>
-              <w:t xml:space="preserve">R 30 400</w:t>
+              <w:t xml:space="preserve">R 38 000</w:t>
             </w:r>
           </w:p>
         </w:tc>
@@ -13371,6 +13519,155 @@
               <w:bottom w:val="single" w:color="D6CFC6" w:sz="4"/>
               <w:right w:val="single" w:color="D6CFC6" w:sz="4"/>
             </w:tcBorders>
+            <w:tcMar>
+              <w:top w:type="dxa" w:w="90"/>
+              <w:left w:type="dxa" w:w="130"/>
+              <w:bottom w:type="dxa" w:w="90"/>
+              <w:right w:type="dxa" w:w="130"/>
+            </w:tcMar>
+            <w:vAlign w:val="center"/>
+          </w:tcPr>
+          <w:p>
+            <w:pPr>
+              <w:spacing w:after="0" w:line="240"/>
+            </w:pPr>
+            <w:r>
+              <w:rPr>
+                <w:rFonts w:ascii="Calibri" w:cs="Calibri" w:eastAsia="Calibri" w:hAnsi="Calibri"/>
+                <w:b w:val="false"/>
+                <w:bCs w:val="false"/>
+                <w:i w:val="false"/>
+                <w:iCs w:val="false"/>
+                <w:color w:val="221E1F"/>
+                <w:sz w:val="20"/>
+                <w:szCs w:val="20"/>
+              </w:rPr>
+              <w:t xml:space="preserve">PayFast adapter</w:t>
+            </w:r>
+          </w:p>
+        </w:tc>
+        <w:tc>
+          <w:tcPr>
+            <w:tcW w:type="dxa" w:w="1157"/>
+            <w:tcBorders>
+              <w:top w:val="single" w:color="D6CFC6" w:sz="4"/>
+              <w:left w:val="single" w:color="D6CFC6" w:sz="4"/>
+              <w:bottom w:val="single" w:color="D6CFC6" w:sz="4"/>
+              <w:right w:val="single" w:color="D6CFC6" w:sz="4"/>
+            </w:tcBorders>
+            <w:tcMar>
+              <w:top w:type="dxa" w:w="90"/>
+              <w:left w:type="dxa" w:w="130"/>
+              <w:bottom w:type="dxa" w:w="90"/>
+              <w:right w:type="dxa" w:w="130"/>
+            </w:tcMar>
+            <w:vAlign w:val="center"/>
+          </w:tcPr>
+          <w:p>
+            <w:pPr>
+              <w:spacing w:after="0" w:line="240"/>
+              <w:jc w:val="right"/>
+            </w:pPr>
+            <w:r>
+              <w:rPr>
+                <w:rFonts w:ascii="Calibri" w:cs="Calibri" w:eastAsia="Calibri" w:hAnsi="Calibri"/>
+                <w:b w:val="false"/>
+                <w:bCs w:val="false"/>
+                <w:i w:val="false"/>
+                <w:iCs w:val="false"/>
+                <w:color w:val="221E1F"/>
+                <w:sz w:val="20"/>
+                <w:szCs w:val="20"/>
+              </w:rPr>
+              <w:t xml:space="preserve">4</w:t>
+            </w:r>
+          </w:p>
+        </w:tc>
+        <w:tc>
+          <w:tcPr>
+            <w:tcW w:type="dxa" w:w="1542"/>
+            <w:tcBorders>
+              <w:top w:val="single" w:color="D6CFC6" w:sz="4"/>
+              <w:left w:val="single" w:color="D6CFC6" w:sz="4"/>
+              <w:bottom w:val="single" w:color="D6CFC6" w:sz="4"/>
+              <w:right w:val="single" w:color="D6CFC6" w:sz="4"/>
+            </w:tcBorders>
+            <w:tcMar>
+              <w:top w:type="dxa" w:w="90"/>
+              <w:left w:type="dxa" w:w="130"/>
+              <w:bottom w:type="dxa" w:w="90"/>
+              <w:right w:type="dxa" w:w="130"/>
+            </w:tcMar>
+            <w:vAlign w:val="center"/>
+          </w:tcPr>
+          <w:p>
+            <w:pPr>
+              <w:spacing w:after="0" w:line="240"/>
+              <w:jc w:val="right"/>
+            </w:pPr>
+            <w:r>
+              <w:rPr>
+                <w:rFonts w:ascii="Calibri" w:cs="Calibri" w:eastAsia="Calibri" w:hAnsi="Calibri"/>
+                <w:b w:val="false"/>
+                <w:bCs w:val="false"/>
+                <w:i w:val="false"/>
+                <w:iCs w:val="false"/>
+                <w:color w:val="221E1F"/>
+                <w:sz w:val="20"/>
+                <w:szCs w:val="20"/>
+              </w:rPr>
+              <w:t xml:space="preserve">32</w:t>
+            </w:r>
+          </w:p>
+        </w:tc>
+        <w:tc>
+          <w:tcPr>
+            <w:tcW w:type="dxa" w:w="1638"/>
+            <w:tcBorders>
+              <w:top w:val="single" w:color="D6CFC6" w:sz="4"/>
+              <w:left w:val="single" w:color="D6CFC6" w:sz="4"/>
+              <w:bottom w:val="single" w:color="D6CFC6" w:sz="4"/>
+              <w:right w:val="single" w:color="D6CFC6" w:sz="4"/>
+            </w:tcBorders>
+            <w:tcMar>
+              <w:top w:type="dxa" w:w="90"/>
+              <w:left w:type="dxa" w:w="130"/>
+              <w:bottom w:type="dxa" w:w="90"/>
+              <w:right w:type="dxa" w:w="130"/>
+            </w:tcMar>
+            <w:vAlign w:val="center"/>
+          </w:tcPr>
+          <w:p>
+            <w:pPr>
+              <w:spacing w:after="0" w:line="240"/>
+              <w:jc w:val="right"/>
+            </w:pPr>
+            <w:r>
+              <w:rPr>
+                <w:rFonts w:ascii="Calibri" w:cs="Calibri" w:eastAsia="Calibri" w:hAnsi="Calibri"/>
+                <w:b w:val="false"/>
+                <w:bCs w:val="false"/>
+                <w:i w:val="false"/>
+                <w:iCs w:val="false"/>
+                <w:color w:val="221E1F"/>
+                <w:sz w:val="20"/>
+                <w:szCs w:val="20"/>
+              </w:rPr>
+              <w:t xml:space="preserve">R 30 400</w:t>
+            </w:r>
+          </w:p>
+        </w:tc>
+      </w:tr>
+      <w:tr>
+        <w:tc>
+          <w:tcPr>
+            <w:tcW w:type="dxa" w:w="5301"/>
+            <w:tcBorders>
+              <w:top w:val="single" w:color="D6CFC6" w:sz="4"/>
+              <w:left w:val="single" w:color="D6CFC6" w:sz="4"/>
+              <w:bottom w:val="single" w:color="D6CFC6" w:sz="4"/>
+              <w:right w:val="single" w:color="D6CFC6" w:sz="4"/>
+            </w:tcBorders>
             <w:shd w:fill="FCE8EB" w:color="auto" w:val="clear"/>
             <w:tcMar>
               <w:top w:type="dxa" w:w="90"/>
@@ -13433,7 +13730,7 @@
                 <w:sz w:val="20"/>
                 <w:szCs w:val="20"/>
               </w:rPr>
-              <w:t xml:space="preserve">146</w:t>
+              <w:t xml:space="preserve">149</w:t>
             </w:r>
           </w:p>
         </w:tc>
@@ -13471,7 +13768,7 @@
                 <w:sz w:val="20"/>
                 <w:szCs w:val="20"/>
               </w:rPr>
-              <w:t xml:space="preserve">1 168</w:t>
+              <w:t xml:space="preserve">1 192</w:t>
             </w:r>
           </w:p>
         </w:tc>
@@ -13509,7 +13806,7 @@
                 <w:sz w:val="20"/>
                 <w:szCs w:val="20"/>
               </w:rPr>
-              <w:t xml:space="preserve">R 1 109 600</w:t>
+              <w:t xml:space="preserve">R 1 132 400</w:t>
             </w:r>
           </w:p>
         </w:tc>
@@ -13548,7 +13845,7 @@
           <w:sz w:val="20"/>
           <w:szCs w:val="20"/>
         </w:rPr>
-        <w:t xml:space="preserve">The integration seams — payments, accounts, notifications, POS and courier — are 44 of the 146 days. None of them names a vendor, and none has to be rewritten when one is chosen: what remains per integration is an adapter against an interface that already exists and is already tested.</w:t>
+        <w:t xml:space="preserve">The integration seams — payments, accounts, notifications, POS and courier — are 44 of the 149 days. None of them names a vendor, and none has to be rewritten when one is chosen: what remains per integration is an adapter against an interface that already exists and is already tested.</w:t>
       </w:r>
     </w:p>
     <w:p>
@@ -14130,7 +14427,7 @@
                 <w:sz w:val="20"/>
                 <w:szCs w:val="20"/>
               </w:rPr>
-              <w:t xml:space="preserve">The adapter is written and tested. What is left needs an Uber Direct account: confirming they accept our dispatch, and a postal code at checkout so an address is complete</w:t>
+              <w:t xml:space="preserve">The adapter is written and the address is complete. What is left needs an Uber Direct account: confirming they accept our dispatch</w:t>
             </w:r>
           </w:p>
         </w:tc>
@@ -14167,7 +14464,7 @@
                 <w:sz w:val="20"/>
                 <w:szCs w:val="20"/>
               </w:rPr>
-              <w:t xml:space="preserve">3</w:t>
+              <w:t xml:space="preserve">2</w:t>
             </w:r>
           </w:p>
         </w:tc>
@@ -14875,7 +15172,7 @@
                 <w:sz w:val="20"/>
                 <w:szCs w:val="20"/>
               </w:rPr>
-              <w:t xml:space="preserve">Production environment, secrets management, release pipeline</w:t>
+              <w:t xml:space="preserve">The container is written. What is left is a host to run it on, a domain, certificates and secrets management</w:t>
             </w:r>
           </w:p>
         </w:tc>
@@ -14913,7 +15210,7 @@
                 <w:sz w:val="20"/>
                 <w:szCs w:val="20"/>
               </w:rPr>
-              <w:t xml:space="preserve">3</w:t>
+              <w:t xml:space="preserve">2</w:t>
             </w:r>
           </w:p>
         </w:tc>
@@ -15324,7 +15621,7 @@
                 <w:sz w:val="20"/>
                 <w:szCs w:val="20"/>
               </w:rPr>
-              <w:t xml:space="preserve">240 hours of engineering</w:t>
+              <w:t xml:space="preserve">224 hours of engineering</w:t>
             </w:r>
           </w:p>
         </w:tc>
@@ -15362,7 +15659,7 @@
                 <w:sz w:val="20"/>
                 <w:szCs w:val="20"/>
               </w:rPr>
-              <w:t xml:space="preserve">30</w:t>
+              <w:t xml:space="preserve">28</w:t>
             </w:r>
           </w:p>
         </w:tc>
@@ -15667,7 +15964,7 @@
                 <w:sz w:val="20"/>
                 <w:szCs w:val="20"/>
               </w:rPr>
-              <w:t xml:space="preserve">146</w:t>
+              <w:t xml:space="preserve">149</w:t>
             </w:r>
           </w:p>
         </w:tc>
@@ -15704,7 +16001,7 @@
                 <w:sz w:val="20"/>
                 <w:szCs w:val="20"/>
               </w:rPr>
-              <w:t xml:space="preserve">1 168</w:t>
+              <w:t xml:space="preserve">1 192</w:t>
             </w:r>
           </w:p>
         </w:tc>
@@ -15741,7 +16038,7 @@
                 <w:sz w:val="20"/>
                 <w:szCs w:val="20"/>
               </w:rPr>
-              <w:t xml:space="preserve">R 1 109 600</w:t>
+              <w:t xml:space="preserve">R 1 132 400</w:t>
             </w:r>
           </w:p>
         </w:tc>
@@ -15818,7 +16115,7 @@
                 <w:sz w:val="20"/>
                 <w:szCs w:val="20"/>
               </w:rPr>
-              <w:t xml:space="preserve">30</w:t>
+              <w:t xml:space="preserve">28</w:t>
             </w:r>
           </w:p>
         </w:tc>
@@ -15856,7 +16153,7 @@
                 <w:sz w:val="20"/>
                 <w:szCs w:val="20"/>
               </w:rPr>
-              <w:t xml:space="preserve">240</w:t>
+              <w:t xml:space="preserve">224</w:t>
             </w:r>
           </w:p>
         </w:tc>
@@ -15894,7 +16191,7 @@
                 <w:sz w:val="20"/>
                 <w:szCs w:val="20"/>
               </w:rPr>
-              <w:t xml:space="preserve">R 228 000</w:t>
+              <w:t xml:space="preserve">R 212 800</w:t>
             </w:r>
           </w:p>
         </w:tc>
@@ -15971,7 +16268,7 @@
                 <w:sz w:val="20"/>
                 <w:szCs w:val="20"/>
               </w:rPr>
-              <w:t xml:space="preserve">176</w:t>
+              <w:t xml:space="preserve">177</w:t>
             </w:r>
           </w:p>
         </w:tc>
@@ -16009,7 +16306,7 @@
                 <w:sz w:val="20"/>
                 <w:szCs w:val="20"/>
               </w:rPr>
-              <w:t xml:space="preserve">1 408</w:t>
+              <w:t xml:space="preserve">1 416</w:t>
             </w:r>
           </w:p>
         </w:tc>
@@ -16047,7 +16344,7 @@
                 <w:sz w:val="20"/>
                 <w:szCs w:val="20"/>
               </w:rPr>
-              <w:t xml:space="preserve">R 1 337 600</w:t>
+              <w:t xml:space="preserve">R 1 345 200</w:t>
             </w:r>
           </w:p>
         </w:tc>
@@ -16086,7 +16383,7 @@
           <w:sz w:val="20"/>
           <w:szCs w:val="20"/>
         </w:rPr>
-        <w:t xml:space="preserve">Roughly 83% of the engineering is done. </w:t>
+        <w:t xml:space="preserve">Roughly 84% of the engineering is done. </w:t>
       </w:r>
       <w:r>
         <w:rPr>

--- a/WEBSITE_COSTINGS.docx
+++ b/WEBSITE_COSTINGS.docx
@@ -449,7 +449,7 @@
                 <w:sz w:val="20"/>
                 <w:szCs w:val="20"/>
               </w:rPr>
-              <w:t xml:space="preserve">aae2417</w:t>
+              <w:t xml:space="preserve">c665de0</w:t>
             </w:r>
           </w:p>
         </w:tc>
@@ -1527,7 +1527,7 @@
                 <w:sz w:val="20"/>
                 <w:szCs w:val="20"/>
               </w:rPr>
-              <w:t xml:space="preserve">623</w:t>
+              <w:t xml:space="preserve">653</w:t>
             </w:r>
           </w:p>
         </w:tc>
@@ -1563,7 +1563,7 @@
                 <w:sz w:val="20"/>
                 <w:szCs w:val="20"/>
               </w:rPr>
-              <w:t xml:space="preserve">In 32 files; all passing</w:t>
+              <w:t xml:space="preserve">In 33 files; all passing</w:t>
             </w:r>
           </w:p>
         </w:tc>
@@ -3770,7 +3770,7 @@
                 <w:sz w:val="20"/>
                 <w:szCs w:val="20"/>
               </w:rPr>
-              <w:t xml:space="preserve">623 passing</w:t>
+              <w:t xml:space="preserve">653 passing</w:t>
             </w:r>
           </w:p>
         </w:tc>
@@ -3807,7 +3807,7 @@
                 <w:sz w:val="20"/>
                 <w:szCs w:val="20"/>
               </w:rPr>
-              <w:t xml:space="preserve">32 files, including four real worker processes racing on one file</w:t>
+              <w:t xml:space="preserve">33 files, including four real worker processes racing on one file</w:t>
             </w:r>
           </w:p>
         </w:tc>
@@ -8425,7 +8425,7 @@
                 <w:sz w:val="20"/>
                 <w:szCs w:val="20"/>
               </w:rPr>
-              <w:t xml:space="preserve">23</w:t>
+              <w:t xml:space="preserve">24</w:t>
             </w:r>
           </w:p>
         </w:tc>
@@ -8461,7 +8461,7 @@
                 <w:sz w:val="20"/>
                 <w:szCs w:val="20"/>
               </w:rPr>
-              <w:t xml:space="preserve">Complete addresses and a container</w:t>
+              <w:t xml:space="preserve">Mailgun and Clickatell transports</w:t>
             </w:r>
           </w:p>
         </w:tc>
@@ -8497,7 +8497,7 @@
                 <w:sz w:val="20"/>
                 <w:szCs w:val="20"/>
               </w:rPr>
-              <w:t xml:space="preserve">The postal code through the checkout form, the schema, the order and the courier address; a multi-stage non-root image with the state file on a volume and a healthcheck on the endpoint that reports storage</w:t>
+              <w:t xml:space="preserve">Email and SMS routed to separate providers, each falling back to the log independently; Clickatell’s per-message acceptance read rather than its status code, and Mailgun’s timestamp-and-token signature guarded against replay</w:t>
             </w:r>
           </w:p>
         </w:tc>
@@ -8534,7 +8534,7 @@
                 <w:sz w:val="20"/>
                 <w:szCs w:val="20"/>
               </w:rPr>
-              <w:t xml:space="preserve">3</w:t>
+              <w:t xml:space="preserve">4</w:t>
             </w:r>
           </w:p>
         </w:tc>
@@ -8574,7 +8574,7 @@
                 <w:sz w:val="20"/>
                 <w:szCs w:val="20"/>
               </w:rPr>
-              <w:t xml:space="preserve">22</w:t>
+              <w:t xml:space="preserve">23</w:t>
             </w:r>
           </w:p>
         </w:tc>
@@ -8611,7 +8611,7 @@
                 <w:sz w:val="20"/>
                 <w:szCs w:val="20"/>
               </w:rPr>
-              <w:t xml:space="preserve">Uber Direct adapter</w:t>
+              <w:t xml:space="preserve">Complete addresses and a container</w:t>
             </w:r>
           </w:p>
         </w:tc>
@@ -8648,7 +8648,7 @@
                 <w:sz w:val="20"/>
                 <w:szCs w:val="20"/>
               </w:rPr>
-              <w:t xml:space="preserve">OAuth with a cached token, structured addresses built from what checkout collects, both of Uber’s status vocabularies, raw-byte webhook verification, and dispatch on ready rather than on order</w:t>
+              <w:t xml:space="preserve">The postal code through the checkout form, the schema, the order and the courier address; a multi-stage non-root image with the state file on a volume and a healthcheck on the endpoint that reports storage</w:t>
             </w:r>
           </w:p>
         </w:tc>
@@ -8686,7 +8686,7 @@
                 <w:sz w:val="20"/>
                 <w:szCs w:val="20"/>
               </w:rPr>
-              <w:t xml:space="preserve">5</w:t>
+              <w:t xml:space="preserve">3</w:t>
             </w:r>
           </w:p>
         </w:tc>
@@ -8725,7 +8725,7 @@
                 <w:sz w:val="20"/>
                 <w:szCs w:val="20"/>
               </w:rPr>
-              <w:t xml:space="preserve">21</w:t>
+              <w:t xml:space="preserve">22</w:t>
             </w:r>
           </w:p>
         </w:tc>
@@ -8761,7 +8761,7 @@
                 <w:sz w:val="20"/>
                 <w:szCs w:val="20"/>
               </w:rPr>
-              <w:t xml:space="preserve">PayFast adapter</w:t>
+              <w:t xml:space="preserve">Uber Direct adapter</w:t>
             </w:r>
           </w:p>
         </w:tc>
@@ -8797,7 +8797,7 @@
                 <w:sz w:val="20"/>
                 <w:szCs w:val="20"/>
               </w:rPr>
-              <w:t xml:space="preserve">PHP-compatible signing, all four of PayFast’s notification checks with the postback failing closed, status mapping, and an idempotency key that survives their PENDING-then-COMPLETE sequence</w:t>
+              <w:t xml:space="preserve">OAuth with a cached token, structured addresses built from what checkout collects, both of Uber’s status vocabularies, raw-byte webhook verification, and dispatch on ready rather than on order</w:t>
             </w:r>
           </w:p>
         </w:tc>
@@ -8834,7 +8834,7 @@
                 <w:sz w:val="20"/>
                 <w:szCs w:val="20"/>
               </w:rPr>
-              <w:t xml:space="preserve">4</w:t>
+              <w:t xml:space="preserve">5</w:t>
             </w:r>
           </w:p>
         </w:tc>
@@ -8849,7 +8849,7 @@
               <w:bottom w:val="single" w:color="D6CFC6" w:sz="4"/>
               <w:right w:val="single" w:color="D6CFC6" w:sz="4"/>
             </w:tcBorders>
-            <w:shd w:fill="FCE8EB" w:color="auto" w:val="clear"/>
+            <w:shd w:fill="F7F5F2" w:color="auto" w:val="clear"/>
             <w:tcMar>
               <w:top w:type="dxa" w:w="90"/>
               <w:left w:type="dxa" w:w="130"/>
@@ -8862,6 +8862,43 @@
             <w:pPr>
               <w:spacing w:after="0" w:line="240"/>
               <w:jc w:val="center"/>
+            </w:pPr>
+            <w:r>
+              <w:rPr>
+                <w:rFonts w:ascii="Calibri" w:cs="Calibri" w:eastAsia="Calibri" w:hAnsi="Calibri"/>
+                <w:b w:val="false"/>
+                <w:bCs w:val="false"/>
+                <w:i w:val="false"/>
+                <w:iCs w:val="false"/>
+                <w:color w:val="221E1F"/>
+                <w:sz w:val="20"/>
+                <w:szCs w:val="20"/>
+              </w:rPr>
+              <w:t xml:space="preserve">21</w:t>
+            </w:r>
+          </w:p>
+        </w:tc>
+        <w:tc>
+          <w:tcPr>
+            <w:tcW w:type="dxa" w:w="3084"/>
+            <w:tcBorders>
+              <w:top w:val="single" w:color="D6CFC6" w:sz="4"/>
+              <w:left w:val="single" w:color="D6CFC6" w:sz="4"/>
+              <w:bottom w:val="single" w:color="D6CFC6" w:sz="4"/>
+              <w:right w:val="single" w:color="D6CFC6" w:sz="4"/>
+            </w:tcBorders>
+            <w:shd w:fill="F7F5F2" w:color="auto" w:val="clear"/>
+            <w:tcMar>
+              <w:top w:type="dxa" w:w="90"/>
+              <w:left w:type="dxa" w:w="130"/>
+              <w:bottom w:type="dxa" w:w="90"/>
+              <w:right w:type="dxa" w:w="130"/>
+            </w:tcMar>
+            <w:vAlign w:val="center"/>
+          </w:tcPr>
+          <w:p>
+            <w:pPr>
+              <w:spacing w:after="0" w:line="240"/>
             </w:pPr>
             <w:r>
               <w:rPr>
@@ -8874,13 +8911,90 @@
                 <w:sz w:val="20"/>
                 <w:szCs w:val="20"/>
               </w:rPr>
-              <w:t xml:space="preserve"/>
-            </w:r>
-          </w:p>
-        </w:tc>
-        <w:tc>
-          <w:tcPr>
-            <w:tcW w:type="dxa" w:w="3084"/>
+              <w:t xml:space="preserve">PayFast adapter</w:t>
+            </w:r>
+          </w:p>
+        </w:tc>
+        <w:tc>
+          <w:tcPr>
+            <w:tcW w:type="dxa" w:w="5108"/>
+            <w:tcBorders>
+              <w:top w:val="single" w:color="D6CFC6" w:sz="4"/>
+              <w:left w:val="single" w:color="D6CFC6" w:sz="4"/>
+              <w:bottom w:val="single" w:color="D6CFC6" w:sz="4"/>
+              <w:right w:val="single" w:color="D6CFC6" w:sz="4"/>
+            </w:tcBorders>
+            <w:shd w:fill="F7F5F2" w:color="auto" w:val="clear"/>
+            <w:tcMar>
+              <w:top w:type="dxa" w:w="90"/>
+              <w:left w:type="dxa" w:w="130"/>
+              <w:bottom w:type="dxa" w:w="90"/>
+              <w:right w:type="dxa" w:w="130"/>
+            </w:tcMar>
+            <w:vAlign w:val="center"/>
+          </w:tcPr>
+          <w:p>
+            <w:pPr>
+              <w:spacing w:after="0" w:line="240"/>
+            </w:pPr>
+            <w:r>
+              <w:rPr>
+                <w:rFonts w:ascii="Calibri" w:cs="Calibri" w:eastAsia="Calibri" w:hAnsi="Calibri"/>
+                <w:b w:val="false"/>
+                <w:bCs w:val="false"/>
+                <w:i w:val="false"/>
+                <w:iCs w:val="false"/>
+                <w:color w:val="221E1F"/>
+                <w:sz w:val="20"/>
+                <w:szCs w:val="20"/>
+              </w:rPr>
+              <w:t xml:space="preserve">PHP-compatible signing, all four of PayFast’s notification checks with the postback failing closed, status mapping, and an idempotency key that survives their PENDING-then-COMPLETE sequence</w:t>
+            </w:r>
+          </w:p>
+        </w:tc>
+        <w:tc>
+          <w:tcPr>
+            <w:tcW w:type="dxa" w:w="964"/>
+            <w:tcBorders>
+              <w:top w:val="single" w:color="D6CFC6" w:sz="4"/>
+              <w:left w:val="single" w:color="D6CFC6" w:sz="4"/>
+              <w:bottom w:val="single" w:color="D6CFC6" w:sz="4"/>
+              <w:right w:val="single" w:color="D6CFC6" w:sz="4"/>
+            </w:tcBorders>
+            <w:shd w:fill="F7F5F2" w:color="auto" w:val="clear"/>
+            <w:tcMar>
+              <w:top w:type="dxa" w:w="90"/>
+              <w:left w:type="dxa" w:w="130"/>
+              <w:bottom w:type="dxa" w:w="90"/>
+              <w:right w:type="dxa" w:w="130"/>
+            </w:tcMar>
+            <w:vAlign w:val="center"/>
+          </w:tcPr>
+          <w:p>
+            <w:pPr>
+              <w:spacing w:after="0" w:line="240"/>
+              <w:jc w:val="right"/>
+            </w:pPr>
+            <w:r>
+              <w:rPr>
+                <w:rFonts w:ascii="Calibri" w:cs="Calibri" w:eastAsia="Calibri" w:hAnsi="Calibri"/>
+                <w:b w:val="false"/>
+                <w:bCs w:val="false"/>
+                <w:i w:val="false"/>
+                <w:iCs w:val="false"/>
+                <w:color w:val="221E1F"/>
+                <w:sz w:val="20"/>
+                <w:szCs w:val="20"/>
+              </w:rPr>
+              <w:t xml:space="preserve">4</w:t>
+            </w:r>
+          </w:p>
+        </w:tc>
+      </w:tr>
+      <w:tr>
+        <w:tc>
+          <w:tcPr>
+            <w:tcW w:type="dxa" w:w="482"/>
             <w:tcBorders>
               <w:top w:val="single" w:color="D6CFC6" w:sz="4"/>
               <w:left w:val="single" w:color="D6CFC6" w:sz="4"/>
@@ -8899,6 +9013,7 @@
           <w:p>
             <w:pPr>
               <w:spacing w:after="0" w:line="240"/>
+              <w:jc w:val="center"/>
             </w:pPr>
             <w:r>
               <w:rPr>
@@ -8911,13 +9026,13 @@
                 <w:sz w:val="20"/>
                 <w:szCs w:val="20"/>
               </w:rPr>
-              <w:t xml:space="preserve">Total</w:t>
-            </w:r>
-          </w:p>
-        </w:tc>
-        <w:tc>
-          <w:tcPr>
-            <w:tcW w:type="dxa" w:w="5108"/>
+              <w:t xml:space="preserve"/>
+            </w:r>
+          </w:p>
+        </w:tc>
+        <w:tc>
+          <w:tcPr>
+            <w:tcW w:type="dxa" w:w="3084"/>
             <w:tcBorders>
               <w:top w:val="single" w:color="D6CFC6" w:sz="4"/>
               <w:left w:val="single" w:color="D6CFC6" w:sz="4"/>
@@ -8948,13 +9063,13 @@
                 <w:sz w:val="20"/>
                 <w:szCs w:val="20"/>
               </w:rPr>
-              <w:t xml:space="preserve">Delivered scope</w:t>
-            </w:r>
-          </w:p>
-        </w:tc>
-        <w:tc>
-          <w:tcPr>
-            <w:tcW w:type="dxa" w:w="964"/>
+              <w:t xml:space="preserve">Total</w:t>
+            </w:r>
+          </w:p>
+        </w:tc>
+        <w:tc>
+          <w:tcPr>
+            <w:tcW w:type="dxa" w:w="5108"/>
             <w:tcBorders>
               <w:top w:val="single" w:color="D6CFC6" w:sz="4"/>
               <w:left w:val="single" w:color="D6CFC6" w:sz="4"/>
@@ -8973,7 +9088,6 @@
           <w:p>
             <w:pPr>
               <w:spacing w:after="0" w:line="240"/>
-              <w:jc w:val="right"/>
             </w:pPr>
             <w:r>
               <w:rPr>
@@ -8986,7 +9100,45 @@
                 <w:sz w:val="20"/>
                 <w:szCs w:val="20"/>
               </w:rPr>
-              <w:t xml:space="preserve">149</w:t>
+              <w:t xml:space="preserve">Delivered scope</w:t>
+            </w:r>
+          </w:p>
+        </w:tc>
+        <w:tc>
+          <w:tcPr>
+            <w:tcW w:type="dxa" w:w="964"/>
+            <w:tcBorders>
+              <w:top w:val="single" w:color="D6CFC6" w:sz="4"/>
+              <w:left w:val="single" w:color="D6CFC6" w:sz="4"/>
+              <w:bottom w:val="single" w:color="D6CFC6" w:sz="4"/>
+              <w:right w:val="single" w:color="D6CFC6" w:sz="4"/>
+            </w:tcBorders>
+            <w:shd w:fill="FCE8EB" w:color="auto" w:val="clear"/>
+            <w:tcMar>
+              <w:top w:type="dxa" w:w="90"/>
+              <w:left w:type="dxa" w:w="130"/>
+              <w:bottom w:type="dxa" w:w="90"/>
+              <w:right w:type="dxa" w:w="130"/>
+            </w:tcMar>
+            <w:vAlign w:val="center"/>
+          </w:tcPr>
+          <w:p>
+            <w:pPr>
+              <w:spacing w:after="0" w:line="240"/>
+              <w:jc w:val="right"/>
+            </w:pPr>
+            <w:r>
+              <w:rPr>
+                <w:rFonts w:ascii="Calibri" w:cs="Calibri" w:eastAsia="Calibri" w:hAnsi="Calibri"/>
+                <w:b/>
+                <w:bCs/>
+                <w:i w:val="false"/>
+                <w:iCs w:val="false"/>
+                <w:color w:val="221E1F"/>
+                <w:sz w:val="20"/>
+                <w:szCs w:val="20"/>
+              </w:rPr>
+              <w:t xml:space="preserve">153</w:t>
             </w:r>
           </w:p>
         </w:tc>
@@ -9038,7 +9190,7 @@
           <w:sz w:val="20"/>
           <w:szCs w:val="20"/>
         </w:rPr>
-        <w:t xml:space="preserve">19,998 hand-written lines over 149 days is about 150 a day. For tested, typed, reviewed production code that sits inside the normal 100–300 band, and lower than the 200 the first version of this document reconstructed — integration work carries more test and less code than storefront work does. The reconstruction is not inflated.</w:t>
+        <w:t xml:space="preserve">19,998 hand-written lines over 153 days is about 150 a day. For tested, typed, reviewed production code that sits inside the normal 100–300 band, and lower than the 200 the first version of this document reconstructed — integration work carries more test and less code than storefront work does. The reconstruction is not inflated.</w:t>
       </w:r>
     </w:p>
     <w:p>
@@ -9056,7 +9208,7 @@
           <w:sz w:val="20"/>
           <w:szCs w:val="20"/>
         </w:rPr>
-        <w:t xml:space="preserve">149 days is roughly 27 working weeks, or a little over six months for one person. Two people working in parallel would compress the calendar but not the total, and would add coordination cost.</w:t>
+        <w:t xml:space="preserve">153 days is roughly 27 working weeks, or a little over six months for one person. Two people working in parallel would compress the calendar but not the total, and would add coordination cost.</w:t>
       </w:r>
     </w:p>
     <w:p>
@@ -9127,7 +9279,7 @@
           <w:sz w:val="20"/>
           <w:szCs w:val="20"/>
         </w:rPr>
-        <w:t xml:space="preserve">Delivered scope: 149 days × 8 hours = 1192 hours.</w:t>
+        <w:t xml:space="preserve">Delivered scope: 153 days × 8 hours = 1224 hours.</w:t>
       </w:r>
     </w:p>
     <w:tbl>
@@ -9222,7 +9374,7 @@
                 <w:sz w:val="19"/>
                 <w:szCs w:val="19"/>
               </w:rPr>
-              <w:t xml:space="preserve">Cost of the 1192 hours (excl. VAT)</w:t>
+              <w:t xml:space="preserve">Cost of the 1224 hours (excl. VAT)</w:t>
             </w:r>
           </w:p>
         </w:tc>
@@ -9335,7 +9487,7 @@
                 <w:sz w:val="20"/>
                 <w:szCs w:val="20"/>
               </w:rPr>
-              <w:t xml:space="preserve">R 476 800</w:t>
+              <w:t xml:space="preserve">R 489 600</w:t>
             </w:r>
           </w:p>
         </w:tc>
@@ -9372,7 +9524,7 @@
                 <w:sz w:val="20"/>
                 <w:szCs w:val="20"/>
               </w:rPr>
-              <w:t xml:space="preserve">R 548 320</w:t>
+              <w:t xml:space="preserve">R 563 040</w:t>
             </w:r>
           </w:p>
         </w:tc>
@@ -9449,7 +9601,7 @@
                 <w:sz w:val="20"/>
                 <w:szCs w:val="20"/>
               </w:rPr>
-              <w:t xml:space="preserve">R 774 800</w:t>
+              <w:t xml:space="preserve">R 795 600</w:t>
             </w:r>
           </w:p>
         </w:tc>
@@ -9487,7 +9639,7 @@
                 <w:sz w:val="20"/>
                 <w:szCs w:val="20"/>
               </w:rPr>
-              <w:t xml:space="preserve">R 891 020</w:t>
+              <w:t xml:space="preserve">R 914 940</w:t>
             </w:r>
           </w:p>
         </w:tc>
@@ -9562,7 +9714,7 @@
                 <w:sz w:val="20"/>
                 <w:szCs w:val="20"/>
               </w:rPr>
-              <w:t xml:space="preserve">R 1 013 200</w:t>
+              <w:t xml:space="preserve">R 1 040 400</w:t>
             </w:r>
           </w:p>
         </w:tc>
@@ -9599,7 +9751,7 @@
                 <w:sz w:val="20"/>
                 <w:szCs w:val="20"/>
               </w:rPr>
-              <w:t xml:space="preserve">R 1 165 180</w:t>
+              <w:t xml:space="preserve">R 1 196 460</w:t>
             </w:r>
           </w:p>
         </w:tc>
@@ -9676,7 +9828,7 @@
                 <w:sz w:val="20"/>
                 <w:szCs w:val="20"/>
               </w:rPr>
-              <w:t xml:space="preserve">R 1 132 400</w:t>
+              <w:t xml:space="preserve">R 1 162 800</w:t>
             </w:r>
           </w:p>
         </w:tc>
@@ -9714,7 +9866,7 @@
                 <w:sz w:val="20"/>
                 <w:szCs w:val="20"/>
               </w:rPr>
-              <w:t xml:space="preserve">R 1 302 260</w:t>
+              <w:t xml:space="preserve">R 1 337 220</w:t>
             </w:r>
           </w:p>
         </w:tc>
@@ -9789,7 +9941,7 @@
                 <w:sz w:val="20"/>
                 <w:szCs w:val="20"/>
               </w:rPr>
-              <w:t xml:space="preserve">R 1 370 800</w:t>
+              <w:t xml:space="preserve">R 1 407 600</w:t>
             </w:r>
           </w:p>
         </w:tc>
@@ -9826,7 +9978,7 @@
                 <w:sz w:val="20"/>
                 <w:szCs w:val="20"/>
               </w:rPr>
-              <w:t xml:space="preserve">R 1 576 420</w:t>
+              <w:t xml:space="preserve">R 1 618 740</w:t>
             </w:r>
           </w:p>
         </w:tc>
@@ -9903,7 +10055,7 @@
                 <w:sz w:val="20"/>
                 <w:szCs w:val="20"/>
               </w:rPr>
-              <w:t xml:space="preserve">R 1 728 400</w:t>
+              <w:t xml:space="preserve">R 1 774 800</w:t>
             </w:r>
           </w:p>
         </w:tc>
@@ -9941,7 +10093,7 @@
                 <w:sz w:val="20"/>
                 <w:szCs w:val="20"/>
               </w:rPr>
-              <w:t xml:space="preserve">R 1 987 660</w:t>
+              <w:t xml:space="preserve">R 2 041 020</w:t>
             </w:r>
           </w:p>
         </w:tc>
@@ -9993,7 +10145,7 @@
           <w:sz w:val="20"/>
           <w:szCs w:val="20"/>
         </w:rPr>
-        <w:t xml:space="preserve">At an illustrative blended rate of R 950 an hour — chosen here only to make the rest of the document concrete — the delivered scope comes to R 1 132 400 excluding VAT, or R 1 302 260 including it. Replace the rate and every figure below moves proportionally.</w:t>
+        <w:t xml:space="preserve">At an illustrative blended rate of R 950 an hour — chosen here only to make the rest of the document concrete — the delivered scope comes to R 1 162 800 excluding VAT, or R 1 337 220 including it. Replace the rate and every figure below moves proportionally.</w:t>
       </w:r>
     </w:p>
     <w:p>
@@ -13240,7 +13392,7 @@
                 <w:sz w:val="20"/>
                 <w:szCs w:val="20"/>
               </w:rPr>
-              <w:t xml:space="preserve">Complete addresses and a container</w:t>
+              <w:t xml:space="preserve">Mailgun and Clickatell transports</w:t>
             </w:r>
           </w:p>
         </w:tc>
@@ -13277,7 +13429,7 @@
                 <w:sz w:val="20"/>
                 <w:szCs w:val="20"/>
               </w:rPr>
-              <w:t xml:space="preserve">3</w:t>
+              <w:t xml:space="preserve">4</w:t>
             </w:r>
           </w:p>
         </w:tc>
@@ -13314,7 +13466,7 @@
                 <w:sz w:val="20"/>
                 <w:szCs w:val="20"/>
               </w:rPr>
-              <w:t xml:space="preserve">24</w:t>
+              <w:t xml:space="preserve">32</w:t>
             </w:r>
           </w:p>
         </w:tc>
@@ -13351,7 +13503,7 @@
                 <w:sz w:val="20"/>
                 <w:szCs w:val="20"/>
               </w:rPr>
-              <w:t xml:space="preserve">R 22 800</w:t>
+              <w:t xml:space="preserve">R 30 400</w:t>
             </w:r>
           </w:p>
         </w:tc>
@@ -13390,7 +13542,7 @@
                 <w:sz w:val="20"/>
                 <w:szCs w:val="20"/>
               </w:rPr>
-              <w:t xml:space="preserve">Uber Direct adapter</w:t>
+              <w:t xml:space="preserve">Complete addresses and a container</w:t>
             </w:r>
           </w:p>
         </w:tc>
@@ -13428,7 +13580,7 @@
                 <w:sz w:val="20"/>
                 <w:szCs w:val="20"/>
               </w:rPr>
-              <w:t xml:space="preserve">5</w:t>
+              <w:t xml:space="preserve">3</w:t>
             </w:r>
           </w:p>
         </w:tc>
@@ -13466,7 +13618,7 @@
                 <w:sz w:val="20"/>
                 <w:szCs w:val="20"/>
               </w:rPr>
-              <w:t xml:space="preserve">40</w:t>
+              <w:t xml:space="preserve">24</w:t>
             </w:r>
           </w:p>
         </w:tc>
@@ -13504,7 +13656,7 @@
                 <w:sz w:val="20"/>
                 <w:szCs w:val="20"/>
               </w:rPr>
-              <w:t xml:space="preserve">R 38 000</w:t>
+              <w:t xml:space="preserve">R 22 800</w:t>
             </w:r>
           </w:p>
         </w:tc>
@@ -13542,7 +13694,7 @@
                 <w:sz w:val="20"/>
                 <w:szCs w:val="20"/>
               </w:rPr>
-              <w:t xml:space="preserve">PayFast adapter</w:t>
+              <w:t xml:space="preserve">Uber Direct adapter</w:t>
             </w:r>
           </w:p>
         </w:tc>
@@ -13579,7 +13731,7 @@
                 <w:sz w:val="20"/>
                 <w:szCs w:val="20"/>
               </w:rPr>
-              <w:t xml:space="preserve">4</w:t>
+              <w:t xml:space="preserve">5</w:t>
             </w:r>
           </w:p>
         </w:tc>
@@ -13616,7 +13768,7 @@
                 <w:sz w:val="20"/>
                 <w:szCs w:val="20"/>
               </w:rPr>
-              <w:t xml:space="preserve">32</w:t>
+              <w:t xml:space="preserve">40</w:t>
             </w:r>
           </w:p>
         </w:tc>
@@ -13653,7 +13805,7 @@
                 <w:sz w:val="20"/>
                 <w:szCs w:val="20"/>
               </w:rPr>
-              <w:t xml:space="preserve">R 30 400</w:t>
+              <w:t xml:space="preserve">R 38 000</w:t>
             </w:r>
           </w:p>
         </w:tc>
@@ -13668,6 +13820,159 @@
               <w:bottom w:val="single" w:color="D6CFC6" w:sz="4"/>
               <w:right w:val="single" w:color="D6CFC6" w:sz="4"/>
             </w:tcBorders>
+            <w:shd w:fill="F7F5F2" w:color="auto" w:val="clear"/>
+            <w:tcMar>
+              <w:top w:type="dxa" w:w="90"/>
+              <w:left w:type="dxa" w:w="130"/>
+              <w:bottom w:type="dxa" w:w="90"/>
+              <w:right w:type="dxa" w:w="130"/>
+            </w:tcMar>
+            <w:vAlign w:val="center"/>
+          </w:tcPr>
+          <w:p>
+            <w:pPr>
+              <w:spacing w:after="0" w:line="240"/>
+            </w:pPr>
+            <w:r>
+              <w:rPr>
+                <w:rFonts w:ascii="Calibri" w:cs="Calibri" w:eastAsia="Calibri" w:hAnsi="Calibri"/>
+                <w:b w:val="false"/>
+                <w:bCs w:val="false"/>
+                <w:i w:val="false"/>
+                <w:iCs w:val="false"/>
+                <w:color w:val="221E1F"/>
+                <w:sz w:val="20"/>
+                <w:szCs w:val="20"/>
+              </w:rPr>
+              <w:t xml:space="preserve">PayFast adapter</w:t>
+            </w:r>
+          </w:p>
+        </w:tc>
+        <w:tc>
+          <w:tcPr>
+            <w:tcW w:type="dxa" w:w="1157"/>
+            <w:tcBorders>
+              <w:top w:val="single" w:color="D6CFC6" w:sz="4"/>
+              <w:left w:val="single" w:color="D6CFC6" w:sz="4"/>
+              <w:bottom w:val="single" w:color="D6CFC6" w:sz="4"/>
+              <w:right w:val="single" w:color="D6CFC6" w:sz="4"/>
+            </w:tcBorders>
+            <w:shd w:fill="F7F5F2" w:color="auto" w:val="clear"/>
+            <w:tcMar>
+              <w:top w:type="dxa" w:w="90"/>
+              <w:left w:type="dxa" w:w="130"/>
+              <w:bottom w:type="dxa" w:w="90"/>
+              <w:right w:type="dxa" w:w="130"/>
+            </w:tcMar>
+            <w:vAlign w:val="center"/>
+          </w:tcPr>
+          <w:p>
+            <w:pPr>
+              <w:spacing w:after="0" w:line="240"/>
+              <w:jc w:val="right"/>
+            </w:pPr>
+            <w:r>
+              <w:rPr>
+                <w:rFonts w:ascii="Calibri" w:cs="Calibri" w:eastAsia="Calibri" w:hAnsi="Calibri"/>
+                <w:b w:val="false"/>
+                <w:bCs w:val="false"/>
+                <w:i w:val="false"/>
+                <w:iCs w:val="false"/>
+                <w:color w:val="221E1F"/>
+                <w:sz w:val="20"/>
+                <w:szCs w:val="20"/>
+              </w:rPr>
+              <w:t xml:space="preserve">4</w:t>
+            </w:r>
+          </w:p>
+        </w:tc>
+        <w:tc>
+          <w:tcPr>
+            <w:tcW w:type="dxa" w:w="1542"/>
+            <w:tcBorders>
+              <w:top w:val="single" w:color="D6CFC6" w:sz="4"/>
+              <w:left w:val="single" w:color="D6CFC6" w:sz="4"/>
+              <w:bottom w:val="single" w:color="D6CFC6" w:sz="4"/>
+              <w:right w:val="single" w:color="D6CFC6" w:sz="4"/>
+            </w:tcBorders>
+            <w:shd w:fill="F7F5F2" w:color="auto" w:val="clear"/>
+            <w:tcMar>
+              <w:top w:type="dxa" w:w="90"/>
+              <w:left w:type="dxa" w:w="130"/>
+              <w:bottom w:type="dxa" w:w="90"/>
+              <w:right w:type="dxa" w:w="130"/>
+            </w:tcMar>
+            <w:vAlign w:val="center"/>
+          </w:tcPr>
+          <w:p>
+            <w:pPr>
+              <w:spacing w:after="0" w:line="240"/>
+              <w:jc w:val="right"/>
+            </w:pPr>
+            <w:r>
+              <w:rPr>
+                <w:rFonts w:ascii="Calibri" w:cs="Calibri" w:eastAsia="Calibri" w:hAnsi="Calibri"/>
+                <w:b w:val="false"/>
+                <w:bCs w:val="false"/>
+                <w:i w:val="false"/>
+                <w:iCs w:val="false"/>
+                <w:color w:val="221E1F"/>
+                <w:sz w:val="20"/>
+                <w:szCs w:val="20"/>
+              </w:rPr>
+              <w:t xml:space="preserve">32</w:t>
+            </w:r>
+          </w:p>
+        </w:tc>
+        <w:tc>
+          <w:tcPr>
+            <w:tcW w:type="dxa" w:w="1638"/>
+            <w:tcBorders>
+              <w:top w:val="single" w:color="D6CFC6" w:sz="4"/>
+              <w:left w:val="single" w:color="D6CFC6" w:sz="4"/>
+              <w:bottom w:val="single" w:color="D6CFC6" w:sz="4"/>
+              <w:right w:val="single" w:color="D6CFC6" w:sz="4"/>
+            </w:tcBorders>
+            <w:shd w:fill="F7F5F2" w:color="auto" w:val="clear"/>
+            <w:tcMar>
+              <w:top w:type="dxa" w:w="90"/>
+              <w:left w:type="dxa" w:w="130"/>
+              <w:bottom w:type="dxa" w:w="90"/>
+              <w:right w:type="dxa" w:w="130"/>
+            </w:tcMar>
+            <w:vAlign w:val="center"/>
+          </w:tcPr>
+          <w:p>
+            <w:pPr>
+              <w:spacing w:after="0" w:line="240"/>
+              <w:jc w:val="right"/>
+            </w:pPr>
+            <w:r>
+              <w:rPr>
+                <w:rFonts w:ascii="Calibri" w:cs="Calibri" w:eastAsia="Calibri" w:hAnsi="Calibri"/>
+                <w:b w:val="false"/>
+                <w:bCs w:val="false"/>
+                <w:i w:val="false"/>
+                <w:iCs w:val="false"/>
+                <w:color w:val="221E1F"/>
+                <w:sz w:val="20"/>
+                <w:szCs w:val="20"/>
+              </w:rPr>
+              <w:t xml:space="preserve">R 30 400</w:t>
+            </w:r>
+          </w:p>
+        </w:tc>
+      </w:tr>
+      <w:tr>
+        <w:tc>
+          <w:tcPr>
+            <w:tcW w:type="dxa" w:w="5301"/>
+            <w:tcBorders>
+              <w:top w:val="single" w:color="D6CFC6" w:sz="4"/>
+              <w:left w:val="single" w:color="D6CFC6" w:sz="4"/>
+              <w:bottom w:val="single" w:color="D6CFC6" w:sz="4"/>
+              <w:right w:val="single" w:color="D6CFC6" w:sz="4"/>
+            </w:tcBorders>
             <w:shd w:fill="FCE8EB" w:color="auto" w:val="clear"/>
             <w:tcMar>
               <w:top w:type="dxa" w:w="90"/>
@@ -13730,7 +14035,7 @@
                 <w:sz w:val="20"/>
                 <w:szCs w:val="20"/>
               </w:rPr>
-              <w:t xml:space="preserve">149</w:t>
+              <w:t xml:space="preserve">153</w:t>
             </w:r>
           </w:p>
         </w:tc>
@@ -13768,7 +14073,7 @@
                 <w:sz w:val="20"/>
                 <w:szCs w:val="20"/>
               </w:rPr>
-              <w:t xml:space="preserve">1 192</w:t>
+              <w:t xml:space="preserve">1 224</w:t>
             </w:r>
           </w:p>
         </w:tc>
@@ -13806,7 +14111,7 @@
                 <w:sz w:val="20"/>
                 <w:szCs w:val="20"/>
               </w:rPr>
-              <w:t xml:space="preserve">R 1 132 400</w:t>
+              <w:t xml:space="preserve">R 1 162 800</w:t>
             </w:r>
           </w:p>
         </w:tc>
@@ -13845,7 +14150,7 @@
           <w:sz w:val="20"/>
           <w:szCs w:val="20"/>
         </w:rPr>
-        <w:t xml:space="preserve">The integration seams — payments, accounts, notifications, POS and courier — are 44 of the 149 days. None of them names a vendor, and none has to be rewritten when one is chosen: what remains per integration is an adapter against an interface that already exists and is already tested.</w:t>
+        <w:t xml:space="preserve">The integration seams — payments, accounts, notifications, POS and courier — are 44 of the 153 days. None of them names a vendor, and none has to be rewritten when one is chosen: what remains per integration is an adapter against an interface that already exists and is already tested.</w:t>
       </w:r>
     </w:p>
     <w:p>
@@ -14689,7 +14994,7 @@
                 <w:sz w:val="20"/>
                 <w:szCs w:val="20"/>
               </w:rPr>
-              <w:t xml:space="preserve">Messaging adapter</w:t>
+              <w:t xml:space="preserve">Mailgun and Clickatell onboarding</w:t>
             </w:r>
           </w:p>
         </w:tc>
@@ -14725,7 +15030,7 @@
                 <w:sz w:val="20"/>
                 <w:szCs w:val="20"/>
               </w:rPr>
-              <w:t xml:space="preserve">One adapter against the notification seam, sender identities, deliverability</w:t>
+              <w:t xml:space="preserve">Both transports are written. What is left needs accounts: a verified sending domain with SPF and DKIM, a registered Clickatell sender id, and deliverability testing</w:t>
             </w:r>
           </w:p>
         </w:tc>
@@ -14762,7 +15067,7 @@
                 <w:sz w:val="20"/>
                 <w:szCs w:val="20"/>
               </w:rPr>
-              <w:t xml:space="preserve">3</w:t>
+              <w:t xml:space="preserve">2</w:t>
             </w:r>
           </w:p>
         </w:tc>
@@ -15621,7 +15926,7 @@
                 <w:sz w:val="20"/>
                 <w:szCs w:val="20"/>
               </w:rPr>
-              <w:t xml:space="preserve">224 hours of engineering</w:t>
+              <w:t xml:space="preserve">216 hours of engineering</w:t>
             </w:r>
           </w:p>
         </w:tc>
@@ -15659,7 +15964,7 @@
                 <w:sz w:val="20"/>
                 <w:szCs w:val="20"/>
               </w:rPr>
-              <w:t xml:space="preserve">28</w:t>
+              <w:t xml:space="preserve">27</w:t>
             </w:r>
           </w:p>
         </w:tc>
@@ -15964,7 +16269,7 @@
                 <w:sz w:val="20"/>
                 <w:szCs w:val="20"/>
               </w:rPr>
-              <w:t xml:space="preserve">149</w:t>
+              <w:t xml:space="preserve">153</w:t>
             </w:r>
           </w:p>
         </w:tc>
@@ -16001,7 +16306,7 @@
                 <w:sz w:val="20"/>
                 <w:szCs w:val="20"/>
               </w:rPr>
-              <w:t xml:space="preserve">1 192</w:t>
+              <w:t xml:space="preserve">1 224</w:t>
             </w:r>
           </w:p>
         </w:tc>
@@ -16038,7 +16343,7 @@
                 <w:sz w:val="20"/>
                 <w:szCs w:val="20"/>
               </w:rPr>
-              <w:t xml:space="preserve">R 1 132 400</w:t>
+              <w:t xml:space="preserve">R 1 162 800</w:t>
             </w:r>
           </w:p>
         </w:tc>
@@ -16115,7 +16420,7 @@
                 <w:sz w:val="20"/>
                 <w:szCs w:val="20"/>
               </w:rPr>
-              <w:t xml:space="preserve">28</w:t>
+              <w:t xml:space="preserve">27</w:t>
             </w:r>
           </w:p>
         </w:tc>
@@ -16153,7 +16458,7 @@
                 <w:sz w:val="20"/>
                 <w:szCs w:val="20"/>
               </w:rPr>
-              <w:t xml:space="preserve">224</w:t>
+              <w:t xml:space="preserve">216</w:t>
             </w:r>
           </w:p>
         </w:tc>
@@ -16191,7 +16496,7 @@
                 <w:sz w:val="20"/>
                 <w:szCs w:val="20"/>
               </w:rPr>
-              <w:t xml:space="preserve">R 212 800</w:t>
+              <w:t xml:space="preserve">R 205 200</w:t>
             </w:r>
           </w:p>
         </w:tc>
@@ -16268,7 +16573,7 @@
                 <w:sz w:val="20"/>
                 <w:szCs w:val="20"/>
               </w:rPr>
-              <w:t xml:space="preserve">177</w:t>
+              <w:t xml:space="preserve">180</w:t>
             </w:r>
           </w:p>
         </w:tc>
@@ -16306,7 +16611,7 @@
                 <w:sz w:val="20"/>
                 <w:szCs w:val="20"/>
               </w:rPr>
-              <w:t xml:space="preserve">1 416</w:t>
+              <w:t xml:space="preserve">1 440</w:t>
             </w:r>
           </w:p>
         </w:tc>
@@ -16344,7 +16649,7 @@
                 <w:sz w:val="20"/>
                 <w:szCs w:val="20"/>
               </w:rPr>
-              <w:t xml:space="preserve">R 1 345 200</w:t>
+              <w:t xml:space="preserve">R 1 368 000</w:t>
             </w:r>
           </w:p>
         </w:tc>
@@ -16383,7 +16688,7 @@
           <w:sz w:val="20"/>
           <w:szCs w:val="20"/>
         </w:rPr>
-        <w:t xml:space="preserve">Roughly 84% of the engineering is done. </w:t>
+        <w:t xml:space="preserve">Roughly 85% of the engineering is done. </w:t>
       </w:r>
       <w:r>
         <w:rPr>

--- a/WEBSITE_COSTINGS.docx
+++ b/WEBSITE_COSTINGS.docx
@@ -449,7 +449,7 @@
                 <w:sz w:val="20"/>
                 <w:szCs w:val="20"/>
               </w:rPr>
-              <w:t xml:space="preserve">c665de0</w:t>
+              <w:t xml:space="preserve">d247e80</w:t>
             </w:r>
           </w:p>
         </w:tc>
@@ -1527,7 +1527,7 @@
                 <w:sz w:val="20"/>
                 <w:szCs w:val="20"/>
               </w:rPr>
-              <w:t xml:space="preserve">653</w:t>
+              <w:t xml:space="preserve">672</w:t>
             </w:r>
           </w:p>
         </w:tc>
@@ -1563,7 +1563,7 @@
                 <w:sz w:val="20"/>
                 <w:szCs w:val="20"/>
               </w:rPr>
-              <w:t xml:space="preserve">In 33 files; all passing</w:t>
+              <w:t xml:space="preserve">In 34 files; all passing</w:t>
             </w:r>
           </w:p>
         </w:tc>
@@ -3770,7 +3770,7 @@
                 <w:sz w:val="20"/>
                 <w:szCs w:val="20"/>
               </w:rPr>
-              <w:t xml:space="preserve">653 passing</w:t>
+              <w:t xml:space="preserve">672 passing</w:t>
             </w:r>
           </w:p>
         </w:tc>
@@ -3807,7 +3807,7 @@
                 <w:sz w:val="20"/>
                 <w:szCs w:val="20"/>
               </w:rPr>
-              <w:t xml:space="preserve">33 files, including four real worker processes racing on one file</w:t>
+              <w:t xml:space="preserve">34 files, including four real worker processes racing on one file</w:t>
             </w:r>
           </w:p>
         </w:tc>
@@ -8425,7 +8425,7 @@
                 <w:sz w:val="20"/>
                 <w:szCs w:val="20"/>
               </w:rPr>
-              <w:t xml:space="preserve">24</w:t>
+              <w:t xml:space="preserve">25</w:t>
             </w:r>
           </w:p>
         </w:tc>
@@ -8461,7 +8461,7 @@
                 <w:sz w:val="20"/>
                 <w:szCs w:val="20"/>
               </w:rPr>
-              <w:t xml:space="preserve">Mailgun and Clickatell transports</w:t>
+              <w:t xml:space="preserve">POS mapping and integration brief</w:t>
             </w:r>
           </w:p>
         </w:tc>
@@ -8497,7 +8497,7 @@
                 <w:sz w:val="20"/>
                 <w:szCs w:val="20"/>
               </w:rPr>
-              <w:t xml:space="preserve">Email and SMS routed to separate providers, each falling back to the log independently; Clickatell’s per-message acceptance read rather than its status code, and Mailgun’s timestamp-and-token signature guarded against replay</w:t>
+              <w:t xml:space="preserve">The catalogue-to-till code map with its three-state completeness rule, modifier codes keyed by group and label, an order translated into the facts a till needs, and the specification list to send GAAP</w:t>
             </w:r>
           </w:p>
         </w:tc>
@@ -8574,7 +8574,7 @@
                 <w:sz w:val="20"/>
                 <w:szCs w:val="20"/>
               </w:rPr>
-              <w:t xml:space="preserve">23</w:t>
+              <w:t xml:space="preserve">24</w:t>
             </w:r>
           </w:p>
         </w:tc>
@@ -8611,7 +8611,7 @@
                 <w:sz w:val="20"/>
                 <w:szCs w:val="20"/>
               </w:rPr>
-              <w:t xml:space="preserve">Complete addresses and a container</w:t>
+              <w:t xml:space="preserve">Mailgun and Clickatell transports</w:t>
             </w:r>
           </w:p>
         </w:tc>
@@ -8648,7 +8648,7 @@
                 <w:sz w:val="20"/>
                 <w:szCs w:val="20"/>
               </w:rPr>
-              <w:t xml:space="preserve">The postal code through the checkout form, the schema, the order and the courier address; a multi-stage non-root image with the state file on a volume and a healthcheck on the endpoint that reports storage</w:t>
+              <w:t xml:space="preserve">Email and SMS routed to separate providers, each falling back to the log independently; Clickatell’s per-message acceptance read rather than its status code, and Mailgun’s timestamp-and-token signature guarded against replay</w:t>
             </w:r>
           </w:p>
         </w:tc>
@@ -8686,7 +8686,7 @@
                 <w:sz w:val="20"/>
                 <w:szCs w:val="20"/>
               </w:rPr>
-              <w:t xml:space="preserve">3</w:t>
+              <w:t xml:space="preserve">4</w:t>
             </w:r>
           </w:p>
         </w:tc>
@@ -8725,7 +8725,7 @@
                 <w:sz w:val="20"/>
                 <w:szCs w:val="20"/>
               </w:rPr>
-              <w:t xml:space="preserve">22</w:t>
+              <w:t xml:space="preserve">23</w:t>
             </w:r>
           </w:p>
         </w:tc>
@@ -8761,7 +8761,7 @@
                 <w:sz w:val="20"/>
                 <w:szCs w:val="20"/>
               </w:rPr>
-              <w:t xml:space="preserve">Uber Direct adapter</w:t>
+              <w:t xml:space="preserve">Complete addresses and a container</w:t>
             </w:r>
           </w:p>
         </w:tc>
@@ -8797,7 +8797,7 @@
                 <w:sz w:val="20"/>
                 <w:szCs w:val="20"/>
               </w:rPr>
-              <w:t xml:space="preserve">OAuth with a cached token, structured addresses built from what checkout collects, both of Uber’s status vocabularies, raw-byte webhook verification, and dispatch on ready rather than on order</w:t>
+              <w:t xml:space="preserve">The postal code through the checkout form, the schema, the order and the courier address; a multi-stage non-root image with the state file on a volume and a healthcheck on the endpoint that reports storage</w:t>
             </w:r>
           </w:p>
         </w:tc>
@@ -8834,7 +8834,7 @@
                 <w:sz w:val="20"/>
                 <w:szCs w:val="20"/>
               </w:rPr>
-              <w:t xml:space="preserve">5</w:t>
+              <w:t xml:space="preserve">3</w:t>
             </w:r>
           </w:p>
         </w:tc>
@@ -8874,7 +8874,7 @@
                 <w:sz w:val="20"/>
                 <w:szCs w:val="20"/>
               </w:rPr>
-              <w:t xml:space="preserve">21</w:t>
+              <w:t xml:space="preserve">22</w:t>
             </w:r>
           </w:p>
         </w:tc>
@@ -8911,7 +8911,7 @@
                 <w:sz w:val="20"/>
                 <w:szCs w:val="20"/>
               </w:rPr>
-              <w:t xml:space="preserve">PayFast adapter</w:t>
+              <w:t xml:space="preserve">Uber Direct adapter</w:t>
             </w:r>
           </w:p>
         </w:tc>
@@ -8948,7 +8948,7 @@
                 <w:sz w:val="20"/>
                 <w:szCs w:val="20"/>
               </w:rPr>
-              <w:t xml:space="preserve">PHP-compatible signing, all four of PayFast’s notification checks with the postback failing closed, status mapping, and an idempotency key that survives their PENDING-then-COMPLETE sequence</w:t>
+              <w:t xml:space="preserve">OAuth with a cached token, structured addresses built from what checkout collects, both of Uber’s status vocabularies, raw-byte webhook verification, and dispatch on ready rather than on order</w:t>
             </w:r>
           </w:p>
         </w:tc>
@@ -8986,7 +8986,7 @@
                 <w:sz w:val="20"/>
                 <w:szCs w:val="20"/>
               </w:rPr>
-              <w:t xml:space="preserve">4</w:t>
+              <w:t xml:space="preserve">5</w:t>
             </w:r>
           </w:p>
         </w:tc>
@@ -9001,7 +9001,6 @@
               <w:bottom w:val="single" w:color="D6CFC6" w:sz="4"/>
               <w:right w:val="single" w:color="D6CFC6" w:sz="4"/>
             </w:tcBorders>
-            <w:shd w:fill="FCE8EB" w:color="auto" w:val="clear"/>
             <w:tcMar>
               <w:top w:type="dxa" w:w="90"/>
               <w:left w:type="dxa" w:w="130"/>
@@ -9014,6 +9013,42 @@
             <w:pPr>
               <w:spacing w:after="0" w:line="240"/>
               <w:jc w:val="center"/>
+            </w:pPr>
+            <w:r>
+              <w:rPr>
+                <w:rFonts w:ascii="Calibri" w:cs="Calibri" w:eastAsia="Calibri" w:hAnsi="Calibri"/>
+                <w:b w:val="false"/>
+                <w:bCs w:val="false"/>
+                <w:i w:val="false"/>
+                <w:iCs w:val="false"/>
+                <w:color w:val="221E1F"/>
+                <w:sz w:val="20"/>
+                <w:szCs w:val="20"/>
+              </w:rPr>
+              <w:t xml:space="preserve">21</w:t>
+            </w:r>
+          </w:p>
+        </w:tc>
+        <w:tc>
+          <w:tcPr>
+            <w:tcW w:type="dxa" w:w="3084"/>
+            <w:tcBorders>
+              <w:top w:val="single" w:color="D6CFC6" w:sz="4"/>
+              <w:left w:val="single" w:color="D6CFC6" w:sz="4"/>
+              <w:bottom w:val="single" w:color="D6CFC6" w:sz="4"/>
+              <w:right w:val="single" w:color="D6CFC6" w:sz="4"/>
+            </w:tcBorders>
+            <w:tcMar>
+              <w:top w:type="dxa" w:w="90"/>
+              <w:left w:type="dxa" w:w="130"/>
+              <w:bottom w:type="dxa" w:w="90"/>
+              <w:right w:type="dxa" w:w="130"/>
+            </w:tcMar>
+            <w:vAlign w:val="center"/>
+          </w:tcPr>
+          <w:p>
+            <w:pPr>
+              <w:spacing w:after="0" w:line="240"/>
             </w:pPr>
             <w:r>
               <w:rPr>
@@ -9026,13 +9061,88 @@
                 <w:sz w:val="20"/>
                 <w:szCs w:val="20"/>
               </w:rPr>
-              <w:t xml:space="preserve"/>
-            </w:r>
-          </w:p>
-        </w:tc>
-        <w:tc>
-          <w:tcPr>
-            <w:tcW w:type="dxa" w:w="3084"/>
+              <w:t xml:space="preserve">PayFast adapter</w:t>
+            </w:r>
+          </w:p>
+        </w:tc>
+        <w:tc>
+          <w:tcPr>
+            <w:tcW w:type="dxa" w:w="5108"/>
+            <w:tcBorders>
+              <w:top w:val="single" w:color="D6CFC6" w:sz="4"/>
+              <w:left w:val="single" w:color="D6CFC6" w:sz="4"/>
+              <w:bottom w:val="single" w:color="D6CFC6" w:sz="4"/>
+              <w:right w:val="single" w:color="D6CFC6" w:sz="4"/>
+            </w:tcBorders>
+            <w:tcMar>
+              <w:top w:type="dxa" w:w="90"/>
+              <w:left w:type="dxa" w:w="130"/>
+              <w:bottom w:type="dxa" w:w="90"/>
+              <w:right w:type="dxa" w:w="130"/>
+            </w:tcMar>
+            <w:vAlign w:val="center"/>
+          </w:tcPr>
+          <w:p>
+            <w:pPr>
+              <w:spacing w:after="0" w:line="240"/>
+            </w:pPr>
+            <w:r>
+              <w:rPr>
+                <w:rFonts w:ascii="Calibri" w:cs="Calibri" w:eastAsia="Calibri" w:hAnsi="Calibri"/>
+                <w:b w:val="false"/>
+                <w:bCs w:val="false"/>
+                <w:i w:val="false"/>
+                <w:iCs w:val="false"/>
+                <w:color w:val="221E1F"/>
+                <w:sz w:val="20"/>
+                <w:szCs w:val="20"/>
+              </w:rPr>
+              <w:t xml:space="preserve">PHP-compatible signing, all four of PayFast’s notification checks with the postback failing closed, status mapping, and an idempotency key that survives their PENDING-then-COMPLETE sequence</w:t>
+            </w:r>
+          </w:p>
+        </w:tc>
+        <w:tc>
+          <w:tcPr>
+            <w:tcW w:type="dxa" w:w="964"/>
+            <w:tcBorders>
+              <w:top w:val="single" w:color="D6CFC6" w:sz="4"/>
+              <w:left w:val="single" w:color="D6CFC6" w:sz="4"/>
+              <w:bottom w:val="single" w:color="D6CFC6" w:sz="4"/>
+              <w:right w:val="single" w:color="D6CFC6" w:sz="4"/>
+            </w:tcBorders>
+            <w:tcMar>
+              <w:top w:type="dxa" w:w="90"/>
+              <w:left w:type="dxa" w:w="130"/>
+              <w:bottom w:type="dxa" w:w="90"/>
+              <w:right w:type="dxa" w:w="130"/>
+            </w:tcMar>
+            <w:vAlign w:val="center"/>
+          </w:tcPr>
+          <w:p>
+            <w:pPr>
+              <w:spacing w:after="0" w:line="240"/>
+              <w:jc w:val="right"/>
+            </w:pPr>
+            <w:r>
+              <w:rPr>
+                <w:rFonts w:ascii="Calibri" w:cs="Calibri" w:eastAsia="Calibri" w:hAnsi="Calibri"/>
+                <w:b w:val="false"/>
+                <w:bCs w:val="false"/>
+                <w:i w:val="false"/>
+                <w:iCs w:val="false"/>
+                <w:color w:val="221E1F"/>
+                <w:sz w:val="20"/>
+                <w:szCs w:val="20"/>
+              </w:rPr>
+              <w:t xml:space="preserve">4</w:t>
+            </w:r>
+          </w:p>
+        </w:tc>
+      </w:tr>
+      <w:tr>
+        <w:tc>
+          <w:tcPr>
+            <w:tcW w:type="dxa" w:w="482"/>
             <w:tcBorders>
               <w:top w:val="single" w:color="D6CFC6" w:sz="4"/>
               <w:left w:val="single" w:color="D6CFC6" w:sz="4"/>
@@ -9051,6 +9161,7 @@
           <w:p>
             <w:pPr>
               <w:spacing w:after="0" w:line="240"/>
+              <w:jc w:val="center"/>
             </w:pPr>
             <w:r>
               <w:rPr>
@@ -9063,13 +9174,13 @@
                 <w:sz w:val="20"/>
                 <w:szCs w:val="20"/>
               </w:rPr>
-              <w:t xml:space="preserve">Total</w:t>
-            </w:r>
-          </w:p>
-        </w:tc>
-        <w:tc>
-          <w:tcPr>
-            <w:tcW w:type="dxa" w:w="5108"/>
+              <w:t xml:space="preserve"/>
+            </w:r>
+          </w:p>
+        </w:tc>
+        <w:tc>
+          <w:tcPr>
+            <w:tcW w:type="dxa" w:w="3084"/>
             <w:tcBorders>
               <w:top w:val="single" w:color="D6CFC6" w:sz="4"/>
               <w:left w:val="single" w:color="D6CFC6" w:sz="4"/>
@@ -9100,13 +9211,13 @@
                 <w:sz w:val="20"/>
                 <w:szCs w:val="20"/>
               </w:rPr>
-              <w:t xml:space="preserve">Delivered scope</w:t>
-            </w:r>
-          </w:p>
-        </w:tc>
-        <w:tc>
-          <w:tcPr>
-            <w:tcW w:type="dxa" w:w="964"/>
+              <w:t xml:space="preserve">Total</w:t>
+            </w:r>
+          </w:p>
+        </w:tc>
+        <w:tc>
+          <w:tcPr>
+            <w:tcW w:type="dxa" w:w="5108"/>
             <w:tcBorders>
               <w:top w:val="single" w:color="D6CFC6" w:sz="4"/>
               <w:left w:val="single" w:color="D6CFC6" w:sz="4"/>
@@ -9125,7 +9236,6 @@
           <w:p>
             <w:pPr>
               <w:spacing w:after="0" w:line="240"/>
-              <w:jc w:val="right"/>
             </w:pPr>
             <w:r>
               <w:rPr>
@@ -9138,7 +9248,45 @@
                 <w:sz w:val="20"/>
                 <w:szCs w:val="20"/>
               </w:rPr>
-              <w:t xml:space="preserve">153</w:t>
+              <w:t xml:space="preserve">Delivered scope</w:t>
+            </w:r>
+          </w:p>
+        </w:tc>
+        <w:tc>
+          <w:tcPr>
+            <w:tcW w:type="dxa" w:w="964"/>
+            <w:tcBorders>
+              <w:top w:val="single" w:color="D6CFC6" w:sz="4"/>
+              <w:left w:val="single" w:color="D6CFC6" w:sz="4"/>
+              <w:bottom w:val="single" w:color="D6CFC6" w:sz="4"/>
+              <w:right w:val="single" w:color="D6CFC6" w:sz="4"/>
+            </w:tcBorders>
+            <w:shd w:fill="FCE8EB" w:color="auto" w:val="clear"/>
+            <w:tcMar>
+              <w:top w:type="dxa" w:w="90"/>
+              <w:left w:type="dxa" w:w="130"/>
+              <w:bottom w:type="dxa" w:w="90"/>
+              <w:right w:type="dxa" w:w="130"/>
+            </w:tcMar>
+            <w:vAlign w:val="center"/>
+          </w:tcPr>
+          <w:p>
+            <w:pPr>
+              <w:spacing w:after="0" w:line="240"/>
+              <w:jc w:val="right"/>
+            </w:pPr>
+            <w:r>
+              <w:rPr>
+                <w:rFonts w:ascii="Calibri" w:cs="Calibri" w:eastAsia="Calibri" w:hAnsi="Calibri"/>
+                <w:b/>
+                <w:bCs/>
+                <w:i w:val="false"/>
+                <w:iCs w:val="false"/>
+                <w:color w:val="221E1F"/>
+                <w:sz w:val="20"/>
+                <w:szCs w:val="20"/>
+              </w:rPr>
+              <w:t xml:space="preserve">157</w:t>
             </w:r>
           </w:p>
         </w:tc>
@@ -9190,7 +9338,7 @@
           <w:sz w:val="20"/>
           <w:szCs w:val="20"/>
         </w:rPr>
-        <w:t xml:space="preserve">19,998 hand-written lines over 153 days is about 150 a day. For tested, typed, reviewed production code that sits inside the normal 100–300 band, and lower than the 200 the first version of this document reconstructed — integration work carries more test and less code than storefront work does. The reconstruction is not inflated.</w:t>
+        <w:t xml:space="preserve">19,998 hand-written lines over 157 days is about 150 a day. For tested, typed, reviewed production code that sits inside the normal 100–300 band, and lower than the 200 the first version of this document reconstructed — integration work carries more test and less code than storefront work does. The reconstruction is not inflated.</w:t>
       </w:r>
     </w:p>
     <w:p>
@@ -9208,7 +9356,7 @@
           <w:sz w:val="20"/>
           <w:szCs w:val="20"/>
         </w:rPr>
-        <w:t xml:space="preserve">153 days is roughly 27 working weeks, or a little over six months for one person. Two people working in parallel would compress the calendar but not the total, and would add coordination cost.</w:t>
+        <w:t xml:space="preserve">157 days is roughly 27 working weeks, or a little over six months for one person. Two people working in parallel would compress the calendar but not the total, and would add coordination cost.</w:t>
       </w:r>
     </w:p>
     <w:p>
@@ -9279,7 +9427,7 @@
           <w:sz w:val="20"/>
           <w:szCs w:val="20"/>
         </w:rPr>
-        <w:t xml:space="preserve">Delivered scope: 153 days × 8 hours = 1224 hours.</w:t>
+        <w:t xml:space="preserve">Delivered scope: 157 days × 8 hours = 1256 hours.</w:t>
       </w:r>
     </w:p>
     <w:tbl>
@@ -9374,7 +9522,7 @@
                 <w:sz w:val="19"/>
                 <w:szCs w:val="19"/>
               </w:rPr>
-              <w:t xml:space="preserve">Cost of the 1224 hours (excl. VAT)</w:t>
+              <w:t xml:space="preserve">Cost of the 1256 hours (excl. VAT)</w:t>
             </w:r>
           </w:p>
         </w:tc>
@@ -9487,7 +9635,7 @@
                 <w:sz w:val="20"/>
                 <w:szCs w:val="20"/>
               </w:rPr>
-              <w:t xml:space="preserve">R 489 600</w:t>
+              <w:t xml:space="preserve">R 502 400</w:t>
             </w:r>
           </w:p>
         </w:tc>
@@ -9524,7 +9672,7 @@
                 <w:sz w:val="20"/>
                 <w:szCs w:val="20"/>
               </w:rPr>
-              <w:t xml:space="preserve">R 563 040</w:t>
+              <w:t xml:space="preserve">R 577 760</w:t>
             </w:r>
           </w:p>
         </w:tc>
@@ -9601,7 +9749,7 @@
                 <w:sz w:val="20"/>
                 <w:szCs w:val="20"/>
               </w:rPr>
-              <w:t xml:space="preserve">R 795 600</w:t>
+              <w:t xml:space="preserve">R 816 400</w:t>
             </w:r>
           </w:p>
         </w:tc>
@@ -9639,7 +9787,7 @@
                 <w:sz w:val="20"/>
                 <w:szCs w:val="20"/>
               </w:rPr>
-              <w:t xml:space="preserve">R 914 940</w:t>
+              <w:t xml:space="preserve">R 938 860</w:t>
             </w:r>
           </w:p>
         </w:tc>
@@ -9714,7 +9862,7 @@
                 <w:sz w:val="20"/>
                 <w:szCs w:val="20"/>
               </w:rPr>
-              <w:t xml:space="preserve">R 1 040 400</w:t>
+              <w:t xml:space="preserve">R 1 067 600</w:t>
             </w:r>
           </w:p>
         </w:tc>
@@ -9751,7 +9899,7 @@
                 <w:sz w:val="20"/>
                 <w:szCs w:val="20"/>
               </w:rPr>
-              <w:t xml:space="preserve">R 1 196 460</w:t>
+              <w:t xml:space="preserve">R 1 227 740</w:t>
             </w:r>
           </w:p>
         </w:tc>
@@ -9828,7 +9976,7 @@
                 <w:sz w:val="20"/>
                 <w:szCs w:val="20"/>
               </w:rPr>
-              <w:t xml:space="preserve">R 1 162 800</w:t>
+              <w:t xml:space="preserve">R 1 193 200</w:t>
             </w:r>
           </w:p>
         </w:tc>
@@ -9866,7 +10014,7 @@
                 <w:sz w:val="20"/>
                 <w:szCs w:val="20"/>
               </w:rPr>
-              <w:t xml:space="preserve">R 1 337 220</w:t>
+              <w:t xml:space="preserve">R 1 372 180</w:t>
             </w:r>
           </w:p>
         </w:tc>
@@ -9941,7 +10089,7 @@
                 <w:sz w:val="20"/>
                 <w:szCs w:val="20"/>
               </w:rPr>
-              <w:t xml:space="preserve">R 1 407 600</w:t>
+              <w:t xml:space="preserve">R 1 444 400</w:t>
             </w:r>
           </w:p>
         </w:tc>
@@ -9978,7 +10126,7 @@
                 <w:sz w:val="20"/>
                 <w:szCs w:val="20"/>
               </w:rPr>
-              <w:t xml:space="preserve">R 1 618 740</w:t>
+              <w:t xml:space="preserve">R 1 661 060</w:t>
             </w:r>
           </w:p>
         </w:tc>
@@ -10055,7 +10203,7 @@
                 <w:sz w:val="20"/>
                 <w:szCs w:val="20"/>
               </w:rPr>
-              <w:t xml:space="preserve">R 1 774 800</w:t>
+              <w:t xml:space="preserve">R 1 821 200</w:t>
             </w:r>
           </w:p>
         </w:tc>
@@ -10093,7 +10241,7 @@
                 <w:sz w:val="20"/>
                 <w:szCs w:val="20"/>
               </w:rPr>
-              <w:t xml:space="preserve">R 2 041 020</w:t>
+              <w:t xml:space="preserve">R 2 094 380</w:t>
             </w:r>
           </w:p>
         </w:tc>
@@ -10145,7 +10293,7 @@
           <w:sz w:val="20"/>
           <w:szCs w:val="20"/>
         </w:rPr>
-        <w:t xml:space="preserve">At an illustrative blended rate of R 950 an hour — chosen here only to make the rest of the document concrete — the delivered scope comes to R 1 162 800 excluding VAT, or R 1 337 220 including it. Replace the rate and every figure below moves proportionally.</w:t>
+        <w:t xml:space="preserve">At an illustrative blended rate of R 950 an hour — chosen here only to make the rest of the document concrete — the delivered scope comes to R 1 193 200 excluding VAT, or R 1 372 180 including it. Replace the rate and every figure below moves proportionally.</w:t>
       </w:r>
     </w:p>
     <w:p>
@@ -13392,7 +13540,7 @@
                 <w:sz w:val="20"/>
                 <w:szCs w:val="20"/>
               </w:rPr>
-              <w:t xml:space="preserve">Mailgun and Clickatell transports</w:t>
+              <w:t xml:space="preserve">POS mapping and integration brief</w:t>
             </w:r>
           </w:p>
         </w:tc>
@@ -13542,7 +13690,7 @@
                 <w:sz w:val="20"/>
                 <w:szCs w:val="20"/>
               </w:rPr>
-              <w:t xml:space="preserve">Complete addresses and a container</w:t>
+              <w:t xml:space="preserve">Mailgun and Clickatell transports</w:t>
             </w:r>
           </w:p>
         </w:tc>
@@ -13580,7 +13728,7 @@
                 <w:sz w:val="20"/>
                 <w:szCs w:val="20"/>
               </w:rPr>
-              <w:t xml:space="preserve">3</w:t>
+              <w:t xml:space="preserve">4</w:t>
             </w:r>
           </w:p>
         </w:tc>
@@ -13618,7 +13766,7 @@
                 <w:sz w:val="20"/>
                 <w:szCs w:val="20"/>
               </w:rPr>
-              <w:t xml:space="preserve">24</w:t>
+              <w:t xml:space="preserve">32</w:t>
             </w:r>
           </w:p>
         </w:tc>
@@ -13656,7 +13804,7 @@
                 <w:sz w:val="20"/>
                 <w:szCs w:val="20"/>
               </w:rPr>
-              <w:t xml:space="preserve">R 22 800</w:t>
+              <w:t xml:space="preserve">R 30 400</w:t>
             </w:r>
           </w:p>
         </w:tc>
@@ -13694,7 +13842,7 @@
                 <w:sz w:val="20"/>
                 <w:szCs w:val="20"/>
               </w:rPr>
-              <w:t xml:space="preserve">Uber Direct adapter</w:t>
+              <w:t xml:space="preserve">Complete addresses and a container</w:t>
             </w:r>
           </w:p>
         </w:tc>
@@ -13731,7 +13879,7 @@
                 <w:sz w:val="20"/>
                 <w:szCs w:val="20"/>
               </w:rPr>
-              <w:t xml:space="preserve">5</w:t>
+              <w:t xml:space="preserve">3</w:t>
             </w:r>
           </w:p>
         </w:tc>
@@ -13768,7 +13916,7 @@
                 <w:sz w:val="20"/>
                 <w:szCs w:val="20"/>
               </w:rPr>
-              <w:t xml:space="preserve">40</w:t>
+              <w:t xml:space="preserve">24</w:t>
             </w:r>
           </w:p>
         </w:tc>
@@ -13805,7 +13953,7 @@
                 <w:sz w:val="20"/>
                 <w:szCs w:val="20"/>
               </w:rPr>
-              <w:t xml:space="preserve">R 38 000</w:t>
+              <w:t xml:space="preserve">R 22 800</w:t>
             </w:r>
           </w:p>
         </w:tc>
@@ -13844,7 +13992,7 @@
                 <w:sz w:val="20"/>
                 <w:szCs w:val="20"/>
               </w:rPr>
-              <w:t xml:space="preserve">PayFast adapter</w:t>
+              <w:t xml:space="preserve">Uber Direct adapter</w:t>
             </w:r>
           </w:p>
         </w:tc>
@@ -13882,7 +14030,7 @@
                 <w:sz w:val="20"/>
                 <w:szCs w:val="20"/>
               </w:rPr>
-              <w:t xml:space="preserve">4</w:t>
+              <w:t xml:space="preserve">5</w:t>
             </w:r>
           </w:p>
         </w:tc>
@@ -13920,7 +14068,7 @@
                 <w:sz w:val="20"/>
                 <w:szCs w:val="20"/>
               </w:rPr>
-              <w:t xml:space="preserve">32</w:t>
+              <w:t xml:space="preserve">40</w:t>
             </w:r>
           </w:p>
         </w:tc>
@@ -13958,7 +14106,7 @@
                 <w:sz w:val="20"/>
                 <w:szCs w:val="20"/>
               </w:rPr>
-              <w:t xml:space="preserve">R 30 400</w:t>
+              <w:t xml:space="preserve">R 38 000</w:t>
             </w:r>
           </w:p>
         </w:tc>
@@ -13973,6 +14121,155 @@
               <w:bottom w:val="single" w:color="D6CFC6" w:sz="4"/>
               <w:right w:val="single" w:color="D6CFC6" w:sz="4"/>
             </w:tcBorders>
+            <w:tcMar>
+              <w:top w:type="dxa" w:w="90"/>
+              <w:left w:type="dxa" w:w="130"/>
+              <w:bottom w:type="dxa" w:w="90"/>
+              <w:right w:type="dxa" w:w="130"/>
+            </w:tcMar>
+            <w:vAlign w:val="center"/>
+          </w:tcPr>
+          <w:p>
+            <w:pPr>
+              <w:spacing w:after="0" w:line="240"/>
+            </w:pPr>
+            <w:r>
+              <w:rPr>
+                <w:rFonts w:ascii="Calibri" w:cs="Calibri" w:eastAsia="Calibri" w:hAnsi="Calibri"/>
+                <w:b w:val="false"/>
+                <w:bCs w:val="false"/>
+                <w:i w:val="false"/>
+                <w:iCs w:val="false"/>
+                <w:color w:val="221E1F"/>
+                <w:sz w:val="20"/>
+                <w:szCs w:val="20"/>
+              </w:rPr>
+              <w:t xml:space="preserve">PayFast adapter</w:t>
+            </w:r>
+          </w:p>
+        </w:tc>
+        <w:tc>
+          <w:tcPr>
+            <w:tcW w:type="dxa" w:w="1157"/>
+            <w:tcBorders>
+              <w:top w:val="single" w:color="D6CFC6" w:sz="4"/>
+              <w:left w:val="single" w:color="D6CFC6" w:sz="4"/>
+              <w:bottom w:val="single" w:color="D6CFC6" w:sz="4"/>
+              <w:right w:val="single" w:color="D6CFC6" w:sz="4"/>
+            </w:tcBorders>
+            <w:tcMar>
+              <w:top w:type="dxa" w:w="90"/>
+              <w:left w:type="dxa" w:w="130"/>
+              <w:bottom w:type="dxa" w:w="90"/>
+              <w:right w:type="dxa" w:w="130"/>
+            </w:tcMar>
+            <w:vAlign w:val="center"/>
+          </w:tcPr>
+          <w:p>
+            <w:pPr>
+              <w:spacing w:after="0" w:line="240"/>
+              <w:jc w:val="right"/>
+            </w:pPr>
+            <w:r>
+              <w:rPr>
+                <w:rFonts w:ascii="Calibri" w:cs="Calibri" w:eastAsia="Calibri" w:hAnsi="Calibri"/>
+                <w:b w:val="false"/>
+                <w:bCs w:val="false"/>
+                <w:i w:val="false"/>
+                <w:iCs w:val="false"/>
+                <w:color w:val="221E1F"/>
+                <w:sz w:val="20"/>
+                <w:szCs w:val="20"/>
+              </w:rPr>
+              <w:t xml:space="preserve">4</w:t>
+            </w:r>
+          </w:p>
+        </w:tc>
+        <w:tc>
+          <w:tcPr>
+            <w:tcW w:type="dxa" w:w="1542"/>
+            <w:tcBorders>
+              <w:top w:val="single" w:color="D6CFC6" w:sz="4"/>
+              <w:left w:val="single" w:color="D6CFC6" w:sz="4"/>
+              <w:bottom w:val="single" w:color="D6CFC6" w:sz="4"/>
+              <w:right w:val="single" w:color="D6CFC6" w:sz="4"/>
+            </w:tcBorders>
+            <w:tcMar>
+              <w:top w:type="dxa" w:w="90"/>
+              <w:left w:type="dxa" w:w="130"/>
+              <w:bottom w:type="dxa" w:w="90"/>
+              <w:right w:type="dxa" w:w="130"/>
+            </w:tcMar>
+            <w:vAlign w:val="center"/>
+          </w:tcPr>
+          <w:p>
+            <w:pPr>
+              <w:spacing w:after="0" w:line="240"/>
+              <w:jc w:val="right"/>
+            </w:pPr>
+            <w:r>
+              <w:rPr>
+                <w:rFonts w:ascii="Calibri" w:cs="Calibri" w:eastAsia="Calibri" w:hAnsi="Calibri"/>
+                <w:b w:val="false"/>
+                <w:bCs w:val="false"/>
+                <w:i w:val="false"/>
+                <w:iCs w:val="false"/>
+                <w:color w:val="221E1F"/>
+                <w:sz w:val="20"/>
+                <w:szCs w:val="20"/>
+              </w:rPr>
+              <w:t xml:space="preserve">32</w:t>
+            </w:r>
+          </w:p>
+        </w:tc>
+        <w:tc>
+          <w:tcPr>
+            <w:tcW w:type="dxa" w:w="1638"/>
+            <w:tcBorders>
+              <w:top w:val="single" w:color="D6CFC6" w:sz="4"/>
+              <w:left w:val="single" w:color="D6CFC6" w:sz="4"/>
+              <w:bottom w:val="single" w:color="D6CFC6" w:sz="4"/>
+              <w:right w:val="single" w:color="D6CFC6" w:sz="4"/>
+            </w:tcBorders>
+            <w:tcMar>
+              <w:top w:type="dxa" w:w="90"/>
+              <w:left w:type="dxa" w:w="130"/>
+              <w:bottom w:type="dxa" w:w="90"/>
+              <w:right w:type="dxa" w:w="130"/>
+            </w:tcMar>
+            <w:vAlign w:val="center"/>
+          </w:tcPr>
+          <w:p>
+            <w:pPr>
+              <w:spacing w:after="0" w:line="240"/>
+              <w:jc w:val="right"/>
+            </w:pPr>
+            <w:r>
+              <w:rPr>
+                <w:rFonts w:ascii="Calibri" w:cs="Calibri" w:eastAsia="Calibri" w:hAnsi="Calibri"/>
+                <w:b w:val="false"/>
+                <w:bCs w:val="false"/>
+                <w:i w:val="false"/>
+                <w:iCs w:val="false"/>
+                <w:color w:val="221E1F"/>
+                <w:sz w:val="20"/>
+                <w:szCs w:val="20"/>
+              </w:rPr>
+              <w:t xml:space="preserve">R 30 400</w:t>
+            </w:r>
+          </w:p>
+        </w:tc>
+      </w:tr>
+      <w:tr>
+        <w:tc>
+          <w:tcPr>
+            <w:tcW w:type="dxa" w:w="5301"/>
+            <w:tcBorders>
+              <w:top w:val="single" w:color="D6CFC6" w:sz="4"/>
+              <w:left w:val="single" w:color="D6CFC6" w:sz="4"/>
+              <w:bottom w:val="single" w:color="D6CFC6" w:sz="4"/>
+              <w:right w:val="single" w:color="D6CFC6" w:sz="4"/>
+            </w:tcBorders>
             <w:shd w:fill="FCE8EB" w:color="auto" w:val="clear"/>
             <w:tcMar>
               <w:top w:type="dxa" w:w="90"/>
@@ -14035,7 +14332,7 @@
                 <w:sz w:val="20"/>
                 <w:szCs w:val="20"/>
               </w:rPr>
-              <w:t xml:space="preserve">153</w:t>
+              <w:t xml:space="preserve">157</w:t>
             </w:r>
           </w:p>
         </w:tc>
@@ -14073,7 +14370,7 @@
                 <w:sz w:val="20"/>
                 <w:szCs w:val="20"/>
               </w:rPr>
-              <w:t xml:space="preserve">1 224</w:t>
+              <w:t xml:space="preserve">1 256</w:t>
             </w:r>
           </w:p>
         </w:tc>
@@ -14111,7 +14408,7 @@
                 <w:sz w:val="20"/>
                 <w:szCs w:val="20"/>
               </w:rPr>
-              <w:t xml:space="preserve">R 1 162 800</w:t>
+              <w:t xml:space="preserve">R 1 193 200</w:t>
             </w:r>
           </w:p>
         </w:tc>
@@ -14150,7 +14447,7 @@
           <w:sz w:val="20"/>
           <w:szCs w:val="20"/>
         </w:rPr>
-        <w:t xml:space="preserve">The integration seams — payments, accounts, notifications, POS and courier — are 44 of the 153 days. None of them names a vendor, and none has to be rewritten when one is chosen: what remains per integration is an adapter against an interface that already exists and is already tested.</w:t>
+        <w:t xml:space="preserve">The integration seams — payments, accounts, notifications, POS and courier — are 44 of the 157 days. None of them names a vendor, and none has to be rewritten when one is chosen: what remains per integration is an adapter against an interface that already exists and is already tested.</w:t>
       </w:r>
     </w:p>
     <w:p>
@@ -14546,7 +14843,7 @@
                 <w:sz w:val="20"/>
                 <w:szCs w:val="20"/>
               </w:rPr>
-              <w:t xml:space="preserve">POS adapter and onboarding</w:t>
+              <w:t xml:space="preserve">GAAP adapter and onboarding</w:t>
             </w:r>
           </w:p>
         </w:tc>
@@ -14583,7 +14880,7 @@
                 <w:sz w:val="20"/>
                 <w:szCs w:val="20"/>
               </w:rPr>
-              <w:t xml:space="preserve">One adapter against the seam, menu mapping, reconciliation against the vendor’s own reports</w:t>
+              <w:t xml:space="preserve">The mapping, the payload and the completeness rule are built. What is left needs GAAP’s integration specification and their per-store code list, neither of which is public — see POS_INTEGRATION_BRIEF.md</w:t>
             </w:r>
           </w:p>
         </w:tc>
@@ -14621,7 +14918,7 @@
                 <w:sz w:val="20"/>
                 <w:szCs w:val="20"/>
               </w:rPr>
-              <w:t xml:space="preserve">6</w:t>
+              <w:t xml:space="preserve">4</w:t>
             </w:r>
           </w:p>
         </w:tc>
@@ -14658,7 +14955,7 @@
                 <w:sz w:val="20"/>
                 <w:szCs w:val="20"/>
               </w:rPr>
-              <w:t xml:space="preserve">POS vendor licence</w:t>
+              <w:t xml:space="preserve">GAAP integration fee</w:t>
             </w:r>
           </w:p>
         </w:tc>
@@ -15926,7 +16223,7 @@
                 <w:sz w:val="20"/>
                 <w:szCs w:val="20"/>
               </w:rPr>
-              <w:t xml:space="preserve">216 hours of engineering</w:t>
+              <w:t xml:space="preserve">200 hours of engineering</w:t>
             </w:r>
           </w:p>
         </w:tc>
@@ -15964,7 +16261,7 @@
                 <w:sz w:val="20"/>
                 <w:szCs w:val="20"/>
               </w:rPr>
-              <w:t xml:space="preserve">27</w:t>
+              <w:t xml:space="preserve">25</w:t>
             </w:r>
           </w:p>
         </w:tc>
@@ -16269,7 +16566,7 @@
                 <w:sz w:val="20"/>
                 <w:szCs w:val="20"/>
               </w:rPr>
-              <w:t xml:space="preserve">153</w:t>
+              <w:t xml:space="preserve">157</w:t>
             </w:r>
           </w:p>
         </w:tc>
@@ -16306,7 +16603,7 @@
                 <w:sz w:val="20"/>
                 <w:szCs w:val="20"/>
               </w:rPr>
-              <w:t xml:space="preserve">1 224</w:t>
+              <w:t xml:space="preserve">1 256</w:t>
             </w:r>
           </w:p>
         </w:tc>
@@ -16343,7 +16640,7 @@
                 <w:sz w:val="20"/>
                 <w:szCs w:val="20"/>
               </w:rPr>
-              <w:t xml:space="preserve">R 1 162 800</w:t>
+              <w:t xml:space="preserve">R 1 193 200</w:t>
             </w:r>
           </w:p>
         </w:tc>
@@ -16420,7 +16717,7 @@
                 <w:sz w:val="20"/>
                 <w:szCs w:val="20"/>
               </w:rPr>
-              <w:t xml:space="preserve">27</w:t>
+              <w:t xml:space="preserve">25</w:t>
             </w:r>
           </w:p>
         </w:tc>
@@ -16458,7 +16755,7 @@
                 <w:sz w:val="20"/>
                 <w:szCs w:val="20"/>
               </w:rPr>
-              <w:t xml:space="preserve">216</w:t>
+              <w:t xml:space="preserve">200</w:t>
             </w:r>
           </w:p>
         </w:tc>
@@ -16496,7 +16793,7 @@
                 <w:sz w:val="20"/>
                 <w:szCs w:val="20"/>
               </w:rPr>
-              <w:t xml:space="preserve">R 205 200</w:t>
+              <w:t xml:space="preserve">R 190 000</w:t>
             </w:r>
           </w:p>
         </w:tc>
@@ -16573,7 +16870,7 @@
                 <w:sz w:val="20"/>
                 <w:szCs w:val="20"/>
               </w:rPr>
-              <w:t xml:space="preserve">180</w:t>
+              <w:t xml:space="preserve">182</w:t>
             </w:r>
           </w:p>
         </w:tc>
@@ -16611,7 +16908,7 @@
                 <w:sz w:val="20"/>
                 <w:szCs w:val="20"/>
               </w:rPr>
-              <w:t xml:space="preserve">1 440</w:t>
+              <w:t xml:space="preserve">1 456</w:t>
             </w:r>
           </w:p>
         </w:tc>
@@ -16649,7 +16946,7 @@
                 <w:sz w:val="20"/>
                 <w:szCs w:val="20"/>
               </w:rPr>
-              <w:t xml:space="preserve">R 1 368 000</w:t>
+              <w:t xml:space="preserve">R 1 383 200</w:t>
             </w:r>
           </w:p>
         </w:tc>
@@ -16688,7 +16985,7 @@
           <w:sz w:val="20"/>
           <w:szCs w:val="20"/>
         </w:rPr>
-        <w:t xml:space="preserve">Roughly 85% of the engineering is done. </w:t>
+        <w:t xml:space="preserve">Roughly 86% of the engineering is done. </w:t>
       </w:r>
       <w:r>
         <w:rPr>

--- a/WEBSITE_COSTINGS.docx
+++ b/WEBSITE_COSTINGS.docx
@@ -449,7 +449,7 @@
                 <w:sz w:val="20"/>
                 <w:szCs w:val="20"/>
               </w:rPr>
-              <w:t xml:space="preserve">d247e80</w:t>
+              <w:t xml:space="preserve">5e53a86</w:t>
             </w:r>
           </w:p>
         </w:tc>
@@ -1190,7 +1190,7 @@
                 <w:sz w:val="20"/>
                 <w:szCs w:val="20"/>
               </w:rPr>
-              <w:t xml:space="preserve">25</w:t>
+              <w:t xml:space="preserve">27</w:t>
             </w:r>
           </w:p>
         </w:tc>
@@ -1527,7 +1527,7 @@
                 <w:sz w:val="20"/>
                 <w:szCs w:val="20"/>
               </w:rPr>
-              <w:t xml:space="preserve">672</w:t>
+              <w:t xml:space="preserve">699</w:t>
             </w:r>
           </w:p>
         </w:tc>
@@ -1563,7 +1563,7 @@
                 <w:sz w:val="20"/>
                 <w:szCs w:val="20"/>
               </w:rPr>
-              <w:t xml:space="preserve">In 34 files; all passing</w:t>
+              <w:t xml:space="preserve">In 35 files; all passing</w:t>
             </w:r>
           </w:p>
         </w:tc>
@@ -3770,7 +3770,7 @@
                 <w:sz w:val="20"/>
                 <w:szCs w:val="20"/>
               </w:rPr>
-              <w:t xml:space="preserve">672 passing</w:t>
+              <w:t xml:space="preserve">699 passing</w:t>
             </w:r>
           </w:p>
         </w:tc>
@@ -3807,7 +3807,7 @@
                 <w:sz w:val="20"/>
                 <w:szCs w:val="20"/>
               </w:rPr>
-              <w:t xml:space="preserve">34 files, including four real worker processes racing on one file</w:t>
+              <w:t xml:space="preserve">35 files, including four real worker processes racing on one file</w:t>
             </w:r>
           </w:p>
         </w:tc>
@@ -8425,7 +8425,7 @@
                 <w:sz w:val="20"/>
                 <w:szCs w:val="20"/>
               </w:rPr>
-              <w:t xml:space="preserve">25</w:t>
+              <w:t xml:space="preserve">26</w:t>
             </w:r>
           </w:p>
         </w:tc>
@@ -8461,7 +8461,7 @@
                 <w:sz w:val="20"/>
                 <w:szCs w:val="20"/>
               </w:rPr>
-              <w:t xml:space="preserve">POS mapping and integration brief</w:t>
+              <w:t xml:space="preserve">Bounce handling and the shortfall reports</w:t>
             </w:r>
           </w:p>
         </w:tc>
@@ -8497,7 +8497,7 @@
                 <w:sz w:val="20"/>
                 <w:szCs w:val="20"/>
               </w:rPr>
-              <w:t xml:space="preserve">The catalogue-to-till code map with its three-state completeness rule, modifier codes keyed by group and label, an order translated into the facts a till needs, and the specification list to send GAAP</w:t>
+              <w:t xml:space="preserve">Mailgun bounce and complaint webhook with replay guards in shared state, a suppression list that tells a hard bounce from a complaint from a soft one, and the refused-handoff and suppressed-address reports surfaced on the console</w:t>
             </w:r>
           </w:p>
         </w:tc>
@@ -8534,7 +8534,7 @@
                 <w:sz w:val="20"/>
                 <w:szCs w:val="20"/>
               </w:rPr>
-              <w:t xml:space="preserve">4</w:t>
+              <w:t xml:space="preserve">3</w:t>
             </w:r>
           </w:p>
         </w:tc>
@@ -8574,7 +8574,7 @@
                 <w:sz w:val="20"/>
                 <w:szCs w:val="20"/>
               </w:rPr>
-              <w:t xml:space="preserve">24</w:t>
+              <w:t xml:space="preserve">25</w:t>
             </w:r>
           </w:p>
         </w:tc>
@@ -8611,7 +8611,7 @@
                 <w:sz w:val="20"/>
                 <w:szCs w:val="20"/>
               </w:rPr>
-              <w:t xml:space="preserve">Mailgun and Clickatell transports</w:t>
+              <w:t xml:space="preserve">POS mapping and integration brief</w:t>
             </w:r>
           </w:p>
         </w:tc>
@@ -8648,7 +8648,7 @@
                 <w:sz w:val="20"/>
                 <w:szCs w:val="20"/>
               </w:rPr>
-              <w:t xml:space="preserve">Email and SMS routed to separate providers, each falling back to the log independently; Clickatell’s per-message acceptance read rather than its status code, and Mailgun’s timestamp-and-token signature guarded against replay</w:t>
+              <w:t xml:space="preserve">The catalogue-to-till code map with its three-state completeness rule, modifier codes keyed by group and label, an order translated into the facts a till needs, and the specification list to send GAAP</w:t>
             </w:r>
           </w:p>
         </w:tc>
@@ -8725,7 +8725,7 @@
                 <w:sz w:val="20"/>
                 <w:szCs w:val="20"/>
               </w:rPr>
-              <w:t xml:space="preserve">23</w:t>
+              <w:t xml:space="preserve">24</w:t>
             </w:r>
           </w:p>
         </w:tc>
@@ -8761,7 +8761,7 @@
                 <w:sz w:val="20"/>
                 <w:szCs w:val="20"/>
               </w:rPr>
-              <w:t xml:space="preserve">Complete addresses and a container</w:t>
+              <w:t xml:space="preserve">Mailgun and Clickatell transports</w:t>
             </w:r>
           </w:p>
         </w:tc>
@@ -8797,7 +8797,7 @@
                 <w:sz w:val="20"/>
                 <w:szCs w:val="20"/>
               </w:rPr>
-              <w:t xml:space="preserve">The postal code through the checkout form, the schema, the order and the courier address; a multi-stage non-root image with the state file on a volume and a healthcheck on the endpoint that reports storage</w:t>
+              <w:t xml:space="preserve">Email and SMS routed to separate providers, each falling back to the log independently; Clickatell’s per-message acceptance read rather than its status code, and Mailgun’s timestamp-and-token signature guarded against replay</w:t>
             </w:r>
           </w:p>
         </w:tc>
@@ -8834,7 +8834,7 @@
                 <w:sz w:val="20"/>
                 <w:szCs w:val="20"/>
               </w:rPr>
-              <w:t xml:space="preserve">3</w:t>
+              <w:t xml:space="preserve">4</w:t>
             </w:r>
           </w:p>
         </w:tc>
@@ -8874,7 +8874,7 @@
                 <w:sz w:val="20"/>
                 <w:szCs w:val="20"/>
               </w:rPr>
-              <w:t xml:space="preserve">22</w:t>
+              <w:t xml:space="preserve">23</w:t>
             </w:r>
           </w:p>
         </w:tc>
@@ -8911,7 +8911,7 @@
                 <w:sz w:val="20"/>
                 <w:szCs w:val="20"/>
               </w:rPr>
-              <w:t xml:space="preserve">Uber Direct adapter</w:t>
+              <w:t xml:space="preserve">Complete addresses and a container</w:t>
             </w:r>
           </w:p>
         </w:tc>
@@ -8948,7 +8948,7 @@
                 <w:sz w:val="20"/>
                 <w:szCs w:val="20"/>
               </w:rPr>
-              <w:t xml:space="preserve">OAuth with a cached token, structured addresses built from what checkout collects, both of Uber’s status vocabularies, raw-byte webhook verification, and dispatch on ready rather than on order</w:t>
+              <w:t xml:space="preserve">The postal code through the checkout form, the schema, the order and the courier address; a multi-stage non-root image with the state file on a volume and a healthcheck on the endpoint that reports storage</w:t>
             </w:r>
           </w:p>
         </w:tc>
@@ -8986,7 +8986,7 @@
                 <w:sz w:val="20"/>
                 <w:szCs w:val="20"/>
               </w:rPr>
-              <w:t xml:space="preserve">5</w:t>
+              <w:t xml:space="preserve">3</w:t>
             </w:r>
           </w:p>
         </w:tc>
@@ -9025,7 +9025,7 @@
                 <w:sz w:val="20"/>
                 <w:szCs w:val="20"/>
               </w:rPr>
-              <w:t xml:space="preserve">21</w:t>
+              <w:t xml:space="preserve">22</w:t>
             </w:r>
           </w:p>
         </w:tc>
@@ -9061,7 +9061,7 @@
                 <w:sz w:val="20"/>
                 <w:szCs w:val="20"/>
               </w:rPr>
-              <w:t xml:space="preserve">PayFast adapter</w:t>
+              <w:t xml:space="preserve">Uber Direct adapter</w:t>
             </w:r>
           </w:p>
         </w:tc>
@@ -9097,7 +9097,7 @@
                 <w:sz w:val="20"/>
                 <w:szCs w:val="20"/>
               </w:rPr>
-              <w:t xml:space="preserve">PHP-compatible signing, all four of PayFast’s notification checks with the postback failing closed, status mapping, and an idempotency key that survives their PENDING-then-COMPLETE sequence</w:t>
+              <w:t xml:space="preserve">OAuth with a cached token, structured addresses built from what checkout collects, both of Uber’s status vocabularies, raw-byte webhook verification, and dispatch on ready rather than on order</w:t>
             </w:r>
           </w:p>
         </w:tc>
@@ -9134,7 +9134,7 @@
                 <w:sz w:val="20"/>
                 <w:szCs w:val="20"/>
               </w:rPr>
-              <w:t xml:space="preserve">4</w:t>
+              <w:t xml:space="preserve">5</w:t>
             </w:r>
           </w:p>
         </w:tc>
@@ -9149,7 +9149,7 @@
               <w:bottom w:val="single" w:color="D6CFC6" w:sz="4"/>
               <w:right w:val="single" w:color="D6CFC6" w:sz="4"/>
             </w:tcBorders>
-            <w:shd w:fill="FCE8EB" w:color="auto" w:val="clear"/>
+            <w:shd w:fill="F7F5F2" w:color="auto" w:val="clear"/>
             <w:tcMar>
               <w:top w:type="dxa" w:w="90"/>
               <w:left w:type="dxa" w:w="130"/>
@@ -9162,6 +9162,43 @@
             <w:pPr>
               <w:spacing w:after="0" w:line="240"/>
               <w:jc w:val="center"/>
+            </w:pPr>
+            <w:r>
+              <w:rPr>
+                <w:rFonts w:ascii="Calibri" w:cs="Calibri" w:eastAsia="Calibri" w:hAnsi="Calibri"/>
+                <w:b w:val="false"/>
+                <w:bCs w:val="false"/>
+                <w:i w:val="false"/>
+                <w:iCs w:val="false"/>
+                <w:color w:val="221E1F"/>
+                <w:sz w:val="20"/>
+                <w:szCs w:val="20"/>
+              </w:rPr>
+              <w:t xml:space="preserve">21</w:t>
+            </w:r>
+          </w:p>
+        </w:tc>
+        <w:tc>
+          <w:tcPr>
+            <w:tcW w:type="dxa" w:w="3084"/>
+            <w:tcBorders>
+              <w:top w:val="single" w:color="D6CFC6" w:sz="4"/>
+              <w:left w:val="single" w:color="D6CFC6" w:sz="4"/>
+              <w:bottom w:val="single" w:color="D6CFC6" w:sz="4"/>
+              <w:right w:val="single" w:color="D6CFC6" w:sz="4"/>
+            </w:tcBorders>
+            <w:shd w:fill="F7F5F2" w:color="auto" w:val="clear"/>
+            <w:tcMar>
+              <w:top w:type="dxa" w:w="90"/>
+              <w:left w:type="dxa" w:w="130"/>
+              <w:bottom w:type="dxa" w:w="90"/>
+              <w:right w:type="dxa" w:w="130"/>
+            </w:tcMar>
+            <w:vAlign w:val="center"/>
+          </w:tcPr>
+          <w:p>
+            <w:pPr>
+              <w:spacing w:after="0" w:line="240"/>
             </w:pPr>
             <w:r>
               <w:rPr>
@@ -9174,13 +9211,90 @@
                 <w:sz w:val="20"/>
                 <w:szCs w:val="20"/>
               </w:rPr>
-              <w:t xml:space="preserve"/>
-            </w:r>
-          </w:p>
-        </w:tc>
-        <w:tc>
-          <w:tcPr>
-            <w:tcW w:type="dxa" w:w="3084"/>
+              <w:t xml:space="preserve">PayFast adapter</w:t>
+            </w:r>
+          </w:p>
+        </w:tc>
+        <w:tc>
+          <w:tcPr>
+            <w:tcW w:type="dxa" w:w="5108"/>
+            <w:tcBorders>
+              <w:top w:val="single" w:color="D6CFC6" w:sz="4"/>
+              <w:left w:val="single" w:color="D6CFC6" w:sz="4"/>
+              <w:bottom w:val="single" w:color="D6CFC6" w:sz="4"/>
+              <w:right w:val="single" w:color="D6CFC6" w:sz="4"/>
+            </w:tcBorders>
+            <w:shd w:fill="F7F5F2" w:color="auto" w:val="clear"/>
+            <w:tcMar>
+              <w:top w:type="dxa" w:w="90"/>
+              <w:left w:type="dxa" w:w="130"/>
+              <w:bottom w:type="dxa" w:w="90"/>
+              <w:right w:type="dxa" w:w="130"/>
+            </w:tcMar>
+            <w:vAlign w:val="center"/>
+          </w:tcPr>
+          <w:p>
+            <w:pPr>
+              <w:spacing w:after="0" w:line="240"/>
+            </w:pPr>
+            <w:r>
+              <w:rPr>
+                <w:rFonts w:ascii="Calibri" w:cs="Calibri" w:eastAsia="Calibri" w:hAnsi="Calibri"/>
+                <w:b w:val="false"/>
+                <w:bCs w:val="false"/>
+                <w:i w:val="false"/>
+                <w:iCs w:val="false"/>
+                <w:color w:val="221E1F"/>
+                <w:sz w:val="20"/>
+                <w:szCs w:val="20"/>
+              </w:rPr>
+              <w:t xml:space="preserve">PHP-compatible signing, all four of PayFast’s notification checks with the postback failing closed, status mapping, and an idempotency key that survives their PENDING-then-COMPLETE sequence</w:t>
+            </w:r>
+          </w:p>
+        </w:tc>
+        <w:tc>
+          <w:tcPr>
+            <w:tcW w:type="dxa" w:w="964"/>
+            <w:tcBorders>
+              <w:top w:val="single" w:color="D6CFC6" w:sz="4"/>
+              <w:left w:val="single" w:color="D6CFC6" w:sz="4"/>
+              <w:bottom w:val="single" w:color="D6CFC6" w:sz="4"/>
+              <w:right w:val="single" w:color="D6CFC6" w:sz="4"/>
+            </w:tcBorders>
+            <w:shd w:fill="F7F5F2" w:color="auto" w:val="clear"/>
+            <w:tcMar>
+              <w:top w:type="dxa" w:w="90"/>
+              <w:left w:type="dxa" w:w="130"/>
+              <w:bottom w:type="dxa" w:w="90"/>
+              <w:right w:type="dxa" w:w="130"/>
+            </w:tcMar>
+            <w:vAlign w:val="center"/>
+          </w:tcPr>
+          <w:p>
+            <w:pPr>
+              <w:spacing w:after="0" w:line="240"/>
+              <w:jc w:val="right"/>
+            </w:pPr>
+            <w:r>
+              <w:rPr>
+                <w:rFonts w:ascii="Calibri" w:cs="Calibri" w:eastAsia="Calibri" w:hAnsi="Calibri"/>
+                <w:b w:val="false"/>
+                <w:bCs w:val="false"/>
+                <w:i w:val="false"/>
+                <w:iCs w:val="false"/>
+                <w:color w:val="221E1F"/>
+                <w:sz w:val="20"/>
+                <w:szCs w:val="20"/>
+              </w:rPr>
+              <w:t xml:space="preserve">4</w:t>
+            </w:r>
+          </w:p>
+        </w:tc>
+      </w:tr>
+      <w:tr>
+        <w:tc>
+          <w:tcPr>
+            <w:tcW w:type="dxa" w:w="482"/>
             <w:tcBorders>
               <w:top w:val="single" w:color="D6CFC6" w:sz="4"/>
               <w:left w:val="single" w:color="D6CFC6" w:sz="4"/>
@@ -9199,6 +9313,7 @@
           <w:p>
             <w:pPr>
               <w:spacing w:after="0" w:line="240"/>
+              <w:jc w:val="center"/>
             </w:pPr>
             <w:r>
               <w:rPr>
@@ -9211,13 +9326,13 @@
                 <w:sz w:val="20"/>
                 <w:szCs w:val="20"/>
               </w:rPr>
-              <w:t xml:space="preserve">Total</w:t>
-            </w:r>
-          </w:p>
-        </w:tc>
-        <w:tc>
-          <w:tcPr>
-            <w:tcW w:type="dxa" w:w="5108"/>
+              <w:t xml:space="preserve"/>
+            </w:r>
+          </w:p>
+        </w:tc>
+        <w:tc>
+          <w:tcPr>
+            <w:tcW w:type="dxa" w:w="3084"/>
             <w:tcBorders>
               <w:top w:val="single" w:color="D6CFC6" w:sz="4"/>
               <w:left w:val="single" w:color="D6CFC6" w:sz="4"/>
@@ -9248,13 +9363,13 @@
                 <w:sz w:val="20"/>
                 <w:szCs w:val="20"/>
               </w:rPr>
-              <w:t xml:space="preserve">Delivered scope</w:t>
-            </w:r>
-          </w:p>
-        </w:tc>
-        <w:tc>
-          <w:tcPr>
-            <w:tcW w:type="dxa" w:w="964"/>
+              <w:t xml:space="preserve">Total</w:t>
+            </w:r>
+          </w:p>
+        </w:tc>
+        <w:tc>
+          <w:tcPr>
+            <w:tcW w:type="dxa" w:w="5108"/>
             <w:tcBorders>
               <w:top w:val="single" w:color="D6CFC6" w:sz="4"/>
               <w:left w:val="single" w:color="D6CFC6" w:sz="4"/>
@@ -9273,7 +9388,6 @@
           <w:p>
             <w:pPr>
               <w:spacing w:after="0" w:line="240"/>
-              <w:jc w:val="right"/>
             </w:pPr>
             <w:r>
               <w:rPr>
@@ -9286,7 +9400,45 @@
                 <w:sz w:val="20"/>
                 <w:szCs w:val="20"/>
               </w:rPr>
-              <w:t xml:space="preserve">157</w:t>
+              <w:t xml:space="preserve">Delivered scope</w:t>
+            </w:r>
+          </w:p>
+        </w:tc>
+        <w:tc>
+          <w:tcPr>
+            <w:tcW w:type="dxa" w:w="964"/>
+            <w:tcBorders>
+              <w:top w:val="single" w:color="D6CFC6" w:sz="4"/>
+              <w:left w:val="single" w:color="D6CFC6" w:sz="4"/>
+              <w:bottom w:val="single" w:color="D6CFC6" w:sz="4"/>
+              <w:right w:val="single" w:color="D6CFC6" w:sz="4"/>
+            </w:tcBorders>
+            <w:shd w:fill="FCE8EB" w:color="auto" w:val="clear"/>
+            <w:tcMar>
+              <w:top w:type="dxa" w:w="90"/>
+              <w:left w:type="dxa" w:w="130"/>
+              <w:bottom w:type="dxa" w:w="90"/>
+              <w:right w:type="dxa" w:w="130"/>
+            </w:tcMar>
+            <w:vAlign w:val="center"/>
+          </w:tcPr>
+          <w:p>
+            <w:pPr>
+              <w:spacing w:after="0" w:line="240"/>
+              <w:jc w:val="right"/>
+            </w:pPr>
+            <w:r>
+              <w:rPr>
+                <w:rFonts w:ascii="Calibri" w:cs="Calibri" w:eastAsia="Calibri" w:hAnsi="Calibri"/>
+                <w:b/>
+                <w:bCs/>
+                <w:i w:val="false"/>
+                <w:iCs w:val="false"/>
+                <w:color w:val="221E1F"/>
+                <w:sz w:val="20"/>
+                <w:szCs w:val="20"/>
+              </w:rPr>
+              <w:t xml:space="preserve">160</w:t>
             </w:r>
           </w:p>
         </w:tc>
@@ -9338,7 +9490,7 @@
           <w:sz w:val="20"/>
           <w:szCs w:val="20"/>
         </w:rPr>
-        <w:t xml:space="preserve">19,998 hand-written lines over 157 days is about 150 a day. For tested, typed, reviewed production code that sits inside the normal 100–300 band, and lower than the 200 the first version of this document reconstructed — integration work carries more test and less code than storefront work does. The reconstruction is not inflated.</w:t>
+        <w:t xml:space="preserve">19,998 hand-written lines over 160 days is about 150 a day. For tested, typed, reviewed production code that sits inside the normal 100–300 band, and lower than the 200 the first version of this document reconstructed — integration work carries more test and less code than storefront work does. The reconstruction is not inflated.</w:t>
       </w:r>
     </w:p>
     <w:p>
@@ -9356,7 +9508,7 @@
           <w:sz w:val="20"/>
           <w:szCs w:val="20"/>
         </w:rPr>
-        <w:t xml:space="preserve">157 days is roughly 27 working weeks, or a little over six months for one person. Two people working in parallel would compress the calendar but not the total, and would add coordination cost.</w:t>
+        <w:t xml:space="preserve">160 days is roughly 27 working weeks, or a little over six months for one person. Two people working in parallel would compress the calendar but not the total, and would add coordination cost.</w:t>
       </w:r>
     </w:p>
     <w:p>
@@ -9427,7 +9579,7 @@
           <w:sz w:val="20"/>
           <w:szCs w:val="20"/>
         </w:rPr>
-        <w:t xml:space="preserve">Delivered scope: 157 days × 8 hours = 1256 hours.</w:t>
+        <w:t xml:space="preserve">Delivered scope: 160 days × 8 hours = 1280 hours.</w:t>
       </w:r>
     </w:p>
     <w:tbl>
@@ -9522,7 +9674,7 @@
                 <w:sz w:val="19"/>
                 <w:szCs w:val="19"/>
               </w:rPr>
-              <w:t xml:space="preserve">Cost of the 1256 hours (excl. VAT)</w:t>
+              <w:t xml:space="preserve">Cost of the 1280 hours (excl. VAT)</w:t>
             </w:r>
           </w:p>
         </w:tc>
@@ -9635,7 +9787,7 @@
                 <w:sz w:val="20"/>
                 <w:szCs w:val="20"/>
               </w:rPr>
-              <w:t xml:space="preserve">R 502 400</w:t>
+              <w:t xml:space="preserve">R 512 000</w:t>
             </w:r>
           </w:p>
         </w:tc>
@@ -9672,7 +9824,7 @@
                 <w:sz w:val="20"/>
                 <w:szCs w:val="20"/>
               </w:rPr>
-              <w:t xml:space="preserve">R 577 760</w:t>
+              <w:t xml:space="preserve">R 588 800</w:t>
             </w:r>
           </w:p>
         </w:tc>
@@ -9749,7 +9901,7 @@
                 <w:sz w:val="20"/>
                 <w:szCs w:val="20"/>
               </w:rPr>
-              <w:t xml:space="preserve">R 816 400</w:t>
+              <w:t xml:space="preserve">R 832 000</w:t>
             </w:r>
           </w:p>
         </w:tc>
@@ -9787,7 +9939,7 @@
                 <w:sz w:val="20"/>
                 <w:szCs w:val="20"/>
               </w:rPr>
-              <w:t xml:space="preserve">R 938 860</w:t>
+              <w:t xml:space="preserve">R 956 800</w:t>
             </w:r>
           </w:p>
         </w:tc>
@@ -9862,7 +10014,7 @@
                 <w:sz w:val="20"/>
                 <w:szCs w:val="20"/>
               </w:rPr>
-              <w:t xml:space="preserve">R 1 067 600</w:t>
+              <w:t xml:space="preserve">R 1 088 000</w:t>
             </w:r>
           </w:p>
         </w:tc>
@@ -9899,7 +10051,7 @@
                 <w:sz w:val="20"/>
                 <w:szCs w:val="20"/>
               </w:rPr>
-              <w:t xml:space="preserve">R 1 227 740</w:t>
+              <w:t xml:space="preserve">R 1 251 200</w:t>
             </w:r>
           </w:p>
         </w:tc>
@@ -9976,7 +10128,7 @@
                 <w:sz w:val="20"/>
                 <w:szCs w:val="20"/>
               </w:rPr>
-              <w:t xml:space="preserve">R 1 193 200</w:t>
+              <w:t xml:space="preserve">R 1 216 000</w:t>
             </w:r>
           </w:p>
         </w:tc>
@@ -10014,7 +10166,7 @@
                 <w:sz w:val="20"/>
                 <w:szCs w:val="20"/>
               </w:rPr>
-              <w:t xml:space="preserve">R 1 372 180</w:t>
+              <w:t xml:space="preserve">R 1 398 400</w:t>
             </w:r>
           </w:p>
         </w:tc>
@@ -10089,7 +10241,7 @@
                 <w:sz w:val="20"/>
                 <w:szCs w:val="20"/>
               </w:rPr>
-              <w:t xml:space="preserve">R 1 444 400</w:t>
+              <w:t xml:space="preserve">R 1 472 000</w:t>
             </w:r>
           </w:p>
         </w:tc>
@@ -10126,7 +10278,7 @@
                 <w:sz w:val="20"/>
                 <w:szCs w:val="20"/>
               </w:rPr>
-              <w:t xml:space="preserve">R 1 661 060</w:t>
+              <w:t xml:space="preserve">R 1 692 800</w:t>
             </w:r>
           </w:p>
         </w:tc>
@@ -10203,7 +10355,7 @@
                 <w:sz w:val="20"/>
                 <w:szCs w:val="20"/>
               </w:rPr>
-              <w:t xml:space="preserve">R 1 821 200</w:t>
+              <w:t xml:space="preserve">R 1 856 000</w:t>
             </w:r>
           </w:p>
         </w:tc>
@@ -10241,7 +10393,7 @@
                 <w:sz w:val="20"/>
                 <w:szCs w:val="20"/>
               </w:rPr>
-              <w:t xml:space="preserve">R 2 094 380</w:t>
+              <w:t xml:space="preserve">R 2 134 400</w:t>
             </w:r>
           </w:p>
         </w:tc>
@@ -10293,7 +10445,7 @@
           <w:sz w:val="20"/>
           <w:szCs w:val="20"/>
         </w:rPr>
-        <w:t xml:space="preserve">At an illustrative blended rate of R 950 an hour — chosen here only to make the rest of the document concrete — the delivered scope comes to R 1 193 200 excluding VAT, or R 1 372 180 including it. Replace the rate and every figure below moves proportionally.</w:t>
+        <w:t xml:space="preserve">At an illustrative blended rate of R 950 an hour — chosen here only to make the rest of the document concrete — the delivered scope comes to R 1 216 000 excluding VAT, or R 1 398 400 including it. Replace the rate and every figure below moves proportionally.</w:t>
       </w:r>
     </w:p>
     <w:p>
@@ -13540,7 +13692,7 @@
                 <w:sz w:val="20"/>
                 <w:szCs w:val="20"/>
               </w:rPr>
-              <w:t xml:space="preserve">POS mapping and integration brief</w:t>
+              <w:t xml:space="preserve">Bounce handling and the shortfall reports</w:t>
             </w:r>
           </w:p>
         </w:tc>
@@ -13577,7 +13729,7 @@
                 <w:sz w:val="20"/>
                 <w:szCs w:val="20"/>
               </w:rPr>
-              <w:t xml:space="preserve">4</w:t>
+              <w:t xml:space="preserve">3</w:t>
             </w:r>
           </w:p>
         </w:tc>
@@ -13614,7 +13766,7 @@
                 <w:sz w:val="20"/>
                 <w:szCs w:val="20"/>
               </w:rPr>
-              <w:t xml:space="preserve">32</w:t>
+              <w:t xml:space="preserve">24</w:t>
             </w:r>
           </w:p>
         </w:tc>
@@ -13651,7 +13803,7 @@
                 <w:sz w:val="20"/>
                 <w:szCs w:val="20"/>
               </w:rPr>
-              <w:t xml:space="preserve">R 30 400</w:t>
+              <w:t xml:space="preserve">R 22 800</w:t>
             </w:r>
           </w:p>
         </w:tc>
@@ -13690,7 +13842,7 @@
                 <w:sz w:val="20"/>
                 <w:szCs w:val="20"/>
               </w:rPr>
-              <w:t xml:space="preserve">Mailgun and Clickatell transports</w:t>
+              <w:t xml:space="preserve">POS mapping and integration brief</w:t>
             </w:r>
           </w:p>
         </w:tc>
@@ -13842,7 +13994,7 @@
                 <w:sz w:val="20"/>
                 <w:szCs w:val="20"/>
               </w:rPr>
-              <w:t xml:space="preserve">Complete addresses and a container</w:t>
+              <w:t xml:space="preserve">Mailgun and Clickatell transports</w:t>
             </w:r>
           </w:p>
         </w:tc>
@@ -13879,7 +14031,7 @@
                 <w:sz w:val="20"/>
                 <w:szCs w:val="20"/>
               </w:rPr>
-              <w:t xml:space="preserve">3</w:t>
+              <w:t xml:space="preserve">4</w:t>
             </w:r>
           </w:p>
         </w:tc>
@@ -13916,7 +14068,7 @@
                 <w:sz w:val="20"/>
                 <w:szCs w:val="20"/>
               </w:rPr>
-              <w:t xml:space="preserve">24</w:t>
+              <w:t xml:space="preserve">32</w:t>
             </w:r>
           </w:p>
         </w:tc>
@@ -13953,7 +14105,7 @@
                 <w:sz w:val="20"/>
                 <w:szCs w:val="20"/>
               </w:rPr>
-              <w:t xml:space="preserve">R 22 800</w:t>
+              <w:t xml:space="preserve">R 30 400</w:t>
             </w:r>
           </w:p>
         </w:tc>
@@ -13992,7 +14144,7 @@
                 <w:sz w:val="20"/>
                 <w:szCs w:val="20"/>
               </w:rPr>
-              <w:t xml:space="preserve">Uber Direct adapter</w:t>
+              <w:t xml:space="preserve">Complete addresses and a container</w:t>
             </w:r>
           </w:p>
         </w:tc>
@@ -14030,7 +14182,7 @@
                 <w:sz w:val="20"/>
                 <w:szCs w:val="20"/>
               </w:rPr>
-              <w:t xml:space="preserve">5</w:t>
+              <w:t xml:space="preserve">3</w:t>
             </w:r>
           </w:p>
         </w:tc>
@@ -14068,7 +14220,7 @@
                 <w:sz w:val="20"/>
                 <w:szCs w:val="20"/>
               </w:rPr>
-              <w:t xml:space="preserve">40</w:t>
+              <w:t xml:space="preserve">24</w:t>
             </w:r>
           </w:p>
         </w:tc>
@@ -14106,7 +14258,7 @@
                 <w:sz w:val="20"/>
                 <w:szCs w:val="20"/>
               </w:rPr>
-              <w:t xml:space="preserve">R 38 000</w:t>
+              <w:t xml:space="preserve">R 22 800</w:t>
             </w:r>
           </w:p>
         </w:tc>
@@ -14144,7 +14296,7 @@
                 <w:sz w:val="20"/>
                 <w:szCs w:val="20"/>
               </w:rPr>
-              <w:t xml:space="preserve">PayFast adapter</w:t>
+              <w:t xml:space="preserve">Uber Direct adapter</w:t>
             </w:r>
           </w:p>
         </w:tc>
@@ -14181,7 +14333,7 @@
                 <w:sz w:val="20"/>
                 <w:szCs w:val="20"/>
               </w:rPr>
-              <w:t xml:space="preserve">4</w:t>
+              <w:t xml:space="preserve">5</w:t>
             </w:r>
           </w:p>
         </w:tc>
@@ -14218,7 +14370,7 @@
                 <w:sz w:val="20"/>
                 <w:szCs w:val="20"/>
               </w:rPr>
-              <w:t xml:space="preserve">32</w:t>
+              <w:t xml:space="preserve">40</w:t>
             </w:r>
           </w:p>
         </w:tc>
@@ -14255,7 +14407,7 @@
                 <w:sz w:val="20"/>
                 <w:szCs w:val="20"/>
               </w:rPr>
-              <w:t xml:space="preserve">R 30 400</w:t>
+              <w:t xml:space="preserve">R 38 000</w:t>
             </w:r>
           </w:p>
         </w:tc>
@@ -14270,6 +14422,159 @@
               <w:bottom w:val="single" w:color="D6CFC6" w:sz="4"/>
               <w:right w:val="single" w:color="D6CFC6" w:sz="4"/>
             </w:tcBorders>
+            <w:shd w:fill="F7F5F2" w:color="auto" w:val="clear"/>
+            <w:tcMar>
+              <w:top w:type="dxa" w:w="90"/>
+              <w:left w:type="dxa" w:w="130"/>
+              <w:bottom w:type="dxa" w:w="90"/>
+              <w:right w:type="dxa" w:w="130"/>
+            </w:tcMar>
+            <w:vAlign w:val="center"/>
+          </w:tcPr>
+          <w:p>
+            <w:pPr>
+              <w:spacing w:after="0" w:line="240"/>
+            </w:pPr>
+            <w:r>
+              <w:rPr>
+                <w:rFonts w:ascii="Calibri" w:cs="Calibri" w:eastAsia="Calibri" w:hAnsi="Calibri"/>
+                <w:b w:val="false"/>
+                <w:bCs w:val="false"/>
+                <w:i w:val="false"/>
+                <w:iCs w:val="false"/>
+                <w:color w:val="221E1F"/>
+                <w:sz w:val="20"/>
+                <w:szCs w:val="20"/>
+              </w:rPr>
+              <w:t xml:space="preserve">PayFast adapter</w:t>
+            </w:r>
+          </w:p>
+        </w:tc>
+        <w:tc>
+          <w:tcPr>
+            <w:tcW w:type="dxa" w:w="1157"/>
+            <w:tcBorders>
+              <w:top w:val="single" w:color="D6CFC6" w:sz="4"/>
+              <w:left w:val="single" w:color="D6CFC6" w:sz="4"/>
+              <w:bottom w:val="single" w:color="D6CFC6" w:sz="4"/>
+              <w:right w:val="single" w:color="D6CFC6" w:sz="4"/>
+            </w:tcBorders>
+            <w:shd w:fill="F7F5F2" w:color="auto" w:val="clear"/>
+            <w:tcMar>
+              <w:top w:type="dxa" w:w="90"/>
+              <w:left w:type="dxa" w:w="130"/>
+              <w:bottom w:type="dxa" w:w="90"/>
+              <w:right w:type="dxa" w:w="130"/>
+            </w:tcMar>
+            <w:vAlign w:val="center"/>
+          </w:tcPr>
+          <w:p>
+            <w:pPr>
+              <w:spacing w:after="0" w:line="240"/>
+              <w:jc w:val="right"/>
+            </w:pPr>
+            <w:r>
+              <w:rPr>
+                <w:rFonts w:ascii="Calibri" w:cs="Calibri" w:eastAsia="Calibri" w:hAnsi="Calibri"/>
+                <w:b w:val="false"/>
+                <w:bCs w:val="false"/>
+                <w:i w:val="false"/>
+                <w:iCs w:val="false"/>
+                <w:color w:val="221E1F"/>
+                <w:sz w:val="20"/>
+                <w:szCs w:val="20"/>
+              </w:rPr>
+              <w:t xml:space="preserve">4</w:t>
+            </w:r>
+          </w:p>
+        </w:tc>
+        <w:tc>
+          <w:tcPr>
+            <w:tcW w:type="dxa" w:w="1542"/>
+            <w:tcBorders>
+              <w:top w:val="single" w:color="D6CFC6" w:sz="4"/>
+              <w:left w:val="single" w:color="D6CFC6" w:sz="4"/>
+              <w:bottom w:val="single" w:color="D6CFC6" w:sz="4"/>
+              <w:right w:val="single" w:color="D6CFC6" w:sz="4"/>
+            </w:tcBorders>
+            <w:shd w:fill="F7F5F2" w:color="auto" w:val="clear"/>
+            <w:tcMar>
+              <w:top w:type="dxa" w:w="90"/>
+              <w:left w:type="dxa" w:w="130"/>
+              <w:bottom w:type="dxa" w:w="90"/>
+              <w:right w:type="dxa" w:w="130"/>
+            </w:tcMar>
+            <w:vAlign w:val="center"/>
+          </w:tcPr>
+          <w:p>
+            <w:pPr>
+              <w:spacing w:after="0" w:line="240"/>
+              <w:jc w:val="right"/>
+            </w:pPr>
+            <w:r>
+              <w:rPr>
+                <w:rFonts w:ascii="Calibri" w:cs="Calibri" w:eastAsia="Calibri" w:hAnsi="Calibri"/>
+                <w:b w:val="false"/>
+                <w:bCs w:val="false"/>
+                <w:i w:val="false"/>
+                <w:iCs w:val="false"/>
+                <w:color w:val="221E1F"/>
+                <w:sz w:val="20"/>
+                <w:szCs w:val="20"/>
+              </w:rPr>
+              <w:t xml:space="preserve">32</w:t>
+            </w:r>
+          </w:p>
+        </w:tc>
+        <w:tc>
+          <w:tcPr>
+            <w:tcW w:type="dxa" w:w="1638"/>
+            <w:tcBorders>
+              <w:top w:val="single" w:color="D6CFC6" w:sz="4"/>
+              <w:left w:val="single" w:color="D6CFC6" w:sz="4"/>
+              <w:bottom w:val="single" w:color="D6CFC6" w:sz="4"/>
+              <w:right w:val="single" w:color="D6CFC6" w:sz="4"/>
+            </w:tcBorders>
+            <w:shd w:fill="F7F5F2" w:color="auto" w:val="clear"/>
+            <w:tcMar>
+              <w:top w:type="dxa" w:w="90"/>
+              <w:left w:type="dxa" w:w="130"/>
+              <w:bottom w:type="dxa" w:w="90"/>
+              <w:right w:type="dxa" w:w="130"/>
+            </w:tcMar>
+            <w:vAlign w:val="center"/>
+          </w:tcPr>
+          <w:p>
+            <w:pPr>
+              <w:spacing w:after="0" w:line="240"/>
+              <w:jc w:val="right"/>
+            </w:pPr>
+            <w:r>
+              <w:rPr>
+                <w:rFonts w:ascii="Calibri" w:cs="Calibri" w:eastAsia="Calibri" w:hAnsi="Calibri"/>
+                <w:b w:val="false"/>
+                <w:bCs w:val="false"/>
+                <w:i w:val="false"/>
+                <w:iCs w:val="false"/>
+                <w:color w:val="221E1F"/>
+                <w:sz w:val="20"/>
+                <w:szCs w:val="20"/>
+              </w:rPr>
+              <w:t xml:space="preserve">R 30 400</w:t>
+            </w:r>
+          </w:p>
+        </w:tc>
+      </w:tr>
+      <w:tr>
+        <w:tc>
+          <w:tcPr>
+            <w:tcW w:type="dxa" w:w="5301"/>
+            <w:tcBorders>
+              <w:top w:val="single" w:color="D6CFC6" w:sz="4"/>
+              <w:left w:val="single" w:color="D6CFC6" w:sz="4"/>
+              <w:bottom w:val="single" w:color="D6CFC6" w:sz="4"/>
+              <w:right w:val="single" w:color="D6CFC6" w:sz="4"/>
+            </w:tcBorders>
             <w:shd w:fill="FCE8EB" w:color="auto" w:val="clear"/>
             <w:tcMar>
               <w:top w:type="dxa" w:w="90"/>
@@ -14332,7 +14637,7 @@
                 <w:sz w:val="20"/>
                 <w:szCs w:val="20"/>
               </w:rPr>
-              <w:t xml:space="preserve">157</w:t>
+              <w:t xml:space="preserve">160</w:t>
             </w:r>
           </w:p>
         </w:tc>
@@ -14370,7 +14675,7 @@
                 <w:sz w:val="20"/>
                 <w:szCs w:val="20"/>
               </w:rPr>
-              <w:t xml:space="preserve">1 256</w:t>
+              <w:t xml:space="preserve">1 280</w:t>
             </w:r>
           </w:p>
         </w:tc>
@@ -14408,7 +14713,7 @@
                 <w:sz w:val="20"/>
                 <w:szCs w:val="20"/>
               </w:rPr>
-              <w:t xml:space="preserve">R 1 193 200</w:t>
+              <w:t xml:space="preserve">R 1 216 000</w:t>
             </w:r>
           </w:p>
         </w:tc>
@@ -14447,7 +14752,7 @@
           <w:sz w:val="20"/>
           <w:szCs w:val="20"/>
         </w:rPr>
-        <w:t xml:space="preserve">The integration seams — payments, accounts, notifications, POS and courier — are 44 of the 157 days. None of them names a vendor, and none has to be rewritten when one is chosen: what remains per integration is an adapter against an interface that already exists and is already tested.</w:t>
+        <w:t xml:space="preserve">The integration seams — payments, accounts, notifications, POS and courier — are 44 of the 160 days. None of them names a vendor, and none has to be rewritten when one is chosen: what remains per integration is an adapter against an interface that already exists and is already tested.</w:t>
       </w:r>
     </w:p>
     <w:p>
@@ -16566,7 +16871,7 @@
                 <w:sz w:val="20"/>
                 <w:szCs w:val="20"/>
               </w:rPr>
-              <w:t xml:space="preserve">157</w:t>
+              <w:t xml:space="preserve">160</w:t>
             </w:r>
           </w:p>
         </w:tc>
@@ -16603,7 +16908,7 @@
                 <w:sz w:val="20"/>
                 <w:szCs w:val="20"/>
               </w:rPr>
-              <w:t xml:space="preserve">1 256</w:t>
+              <w:t xml:space="preserve">1 280</w:t>
             </w:r>
           </w:p>
         </w:tc>
@@ -16640,7 +16945,7 @@
                 <w:sz w:val="20"/>
                 <w:szCs w:val="20"/>
               </w:rPr>
-              <w:t xml:space="preserve">R 1 193 200</w:t>
+              <w:t xml:space="preserve">R 1 216 000</w:t>
             </w:r>
           </w:p>
         </w:tc>
@@ -16870,7 +17175,7 @@
                 <w:sz w:val="20"/>
                 <w:szCs w:val="20"/>
               </w:rPr>
-              <w:t xml:space="preserve">182</w:t>
+              <w:t xml:space="preserve">185</w:t>
             </w:r>
           </w:p>
         </w:tc>
@@ -16908,7 +17213,7 @@
                 <w:sz w:val="20"/>
                 <w:szCs w:val="20"/>
               </w:rPr>
-              <w:t xml:space="preserve">1 456</w:t>
+              <w:t xml:space="preserve">1 480</w:t>
             </w:r>
           </w:p>
         </w:tc>
@@ -16946,7 +17251,7 @@
                 <w:sz w:val="20"/>
                 <w:szCs w:val="20"/>
               </w:rPr>
-              <w:t xml:space="preserve">R 1 383 200</w:t>
+              <w:t xml:space="preserve">R 1 406 000</w:t>
             </w:r>
           </w:p>
         </w:tc>

--- a/WEBSITE_COSTINGS.docx
+++ b/WEBSITE_COSTINGS.docx
@@ -1190,7 +1190,7 @@
                 <w:sz w:val="20"/>
                 <w:szCs w:val="20"/>
               </w:rPr>
-              <w:t xml:space="preserve">27</w:t>
+              <w:t xml:space="preserve">25</w:t>
             </w:r>
           </w:p>
         </w:tc>
@@ -1302,7 +1302,7 @@
                 <w:sz w:val="20"/>
                 <w:szCs w:val="20"/>
               </w:rPr>
-              <w:t xml:space="preserve">30</w:t>
+              <w:t xml:space="preserve">31</w:t>
             </w:r>
           </w:p>
         </w:tc>
@@ -1415,7 +1415,7 @@
                 <w:sz w:val="20"/>
                 <w:szCs w:val="20"/>
               </w:rPr>
-              <w:t xml:space="preserve">26</w:t>
+              <w:t xml:space="preserve">43</w:t>
             </w:r>
           </w:p>
         </w:tc>
@@ -1527,7 +1527,7 @@
                 <w:sz w:val="20"/>
                 <w:szCs w:val="20"/>
               </w:rPr>
-              <w:t xml:space="preserve">699</w:t>
+              <w:t xml:space="preserve">723</w:t>
             </w:r>
           </w:p>
         </w:tc>
@@ -1563,7 +1563,7 @@
                 <w:sz w:val="20"/>
                 <w:szCs w:val="20"/>
               </w:rPr>
-              <w:t xml:space="preserve">In 35 files; all passing</w:t>
+              <w:t xml:space="preserve">In 36 files; all passing</w:t>
             </w:r>
           </w:p>
         </w:tc>
@@ -1640,7 +1640,7 @@
                 <w:sz w:val="20"/>
                 <w:szCs w:val="20"/>
               </w:rPr>
-              <w:t xml:space="preserve">19,998</w:t>
+              <w:t xml:space="preserve">26,237</w:t>
             </w:r>
           </w:p>
         </w:tc>
@@ -1677,7 +1677,7 @@
                 <w:sz w:val="20"/>
                 <w:szCs w:val="20"/>
               </w:rPr>
-              <w:t xml:space="preserve">Application 8,369 · tests 6,632 · review build 2,241 · data, schema and tooling 2,246 · shared packages 510</w:t>
+              <w:t xml:space="preserve">Application 11,300 · tests 9,541 · review build 2,563 · data, schema and tooling 2,110 · shared packages 723</w:t>
             </w:r>
           </w:p>
         </w:tc>
@@ -1865,7 +1865,7 @@
                 <w:sz w:val="20"/>
                 <w:szCs w:val="20"/>
               </w:rPr>
-              <w:t xml:space="preserve">30</w:t>
+              <w:t xml:space="preserve">100</w:t>
             </w:r>
           </w:p>
         </w:tc>
@@ -3770,7 +3770,7 @@
                 <w:sz w:val="20"/>
                 <w:szCs w:val="20"/>
               </w:rPr>
-              <w:t xml:space="preserve">699 passing</w:t>
+              <w:t xml:space="preserve">723 passing</w:t>
             </w:r>
           </w:p>
         </w:tc>
@@ -3807,7 +3807,7 @@
                 <w:sz w:val="20"/>
                 <w:szCs w:val="20"/>
               </w:rPr>
-              <w:t xml:space="preserve">35 files, including four real worker processes racing on one file</w:t>
+              <w:t xml:space="preserve">36 files, including four real worker processes racing on one file</w:t>
             </w:r>
           </w:p>
         </w:tc>
@@ -6548,7 +6548,7 @@
                 <w:sz w:val="20"/>
                 <w:szCs w:val="20"/>
               </w:rPr>
-              <w:t xml:space="preserve">280 tests across 17 files, 3,269 lines, driven through route handlers rather than helpers</w:t>
+              <w:t xml:space="preserve">The suite as it stood at this workstream: the 723 tests now in 36 files grew with the workstreams below. Driven through route handlers rather than helpers</w:t>
             </w:r>
           </w:p>
         </w:tc>
@@ -9301,7 +9301,6 @@
               <w:bottom w:val="single" w:color="D6CFC6" w:sz="4"/>
               <w:right w:val="single" w:color="D6CFC6" w:sz="4"/>
             </w:tcBorders>
-            <w:shd w:fill="FCE8EB" w:color="auto" w:val="clear"/>
             <w:tcMar>
               <w:top w:type="dxa" w:w="90"/>
               <w:left w:type="dxa" w:w="130"/>
@@ -9314,6 +9313,42 @@
             <w:pPr>
               <w:spacing w:after="0" w:line="240"/>
               <w:jc w:val="center"/>
+            </w:pPr>
+            <w:r>
+              <w:rPr>
+                <w:rFonts w:ascii="Calibri" w:cs="Calibri" w:eastAsia="Calibri" w:hAnsi="Calibri"/>
+                <w:b w:val="false"/>
+                <w:bCs w:val="false"/>
+                <w:i w:val="false"/>
+                <w:iCs w:val="false"/>
+                <w:color w:val="221E1F"/>
+                <w:sz w:val="20"/>
+                <w:szCs w:val="20"/>
+              </w:rPr>
+              <w:t xml:space="preserve">27</w:t>
+            </w:r>
+          </w:p>
+        </w:tc>
+        <w:tc>
+          <w:tcPr>
+            <w:tcW w:type="dxa" w:w="3084"/>
+            <w:tcBorders>
+              <w:top w:val="single" w:color="D6CFC6" w:sz="4"/>
+              <w:left w:val="single" w:color="D6CFC6" w:sz="4"/>
+              <w:bottom w:val="single" w:color="D6CFC6" w:sz="4"/>
+              <w:right w:val="single" w:color="D6CFC6" w:sz="4"/>
+            </w:tcBorders>
+            <w:tcMar>
+              <w:top w:type="dxa" w:w="90"/>
+              <w:left w:type="dxa" w:w="130"/>
+              <w:bottom w:type="dxa" w:w="90"/>
+              <w:right w:type="dxa" w:w="130"/>
+            </w:tcMar>
+            <w:vAlign w:val="center"/>
+          </w:tcPr>
+          <w:p>
+            <w:pPr>
+              <w:spacing w:after="0" w:line="240"/>
             </w:pPr>
             <w:r>
               <w:rPr>
@@ -9326,13 +9361,88 @@
                 <w:sz w:val="20"/>
                 <w:szCs w:val="20"/>
               </w:rPr>
-              <w:t xml:space="preserve"/>
-            </w:r>
-          </w:p>
-        </w:tc>
-        <w:tc>
-          <w:tcPr>
-            <w:tcW w:type="dxa" w:w="3084"/>
+              <w:t xml:space="preserve">The account interface</w:t>
+            </w:r>
+          </w:p>
+        </w:tc>
+        <w:tc>
+          <w:tcPr>
+            <w:tcW w:type="dxa" w:w="5108"/>
+            <w:tcBorders>
+              <w:top w:val="single" w:color="D6CFC6" w:sz="4"/>
+              <w:left w:val="single" w:color="D6CFC6" w:sz="4"/>
+              <w:bottom w:val="single" w:color="D6CFC6" w:sz="4"/>
+              <w:right w:val="single" w:color="D6CFC6" w:sz="4"/>
+            </w:tcBorders>
+            <w:tcMar>
+              <w:top w:type="dxa" w:w="90"/>
+              <w:left w:type="dxa" w:w="130"/>
+              <w:bottom w:type="dxa" w:w="90"/>
+              <w:right w:type="dxa" w:w="130"/>
+            </w:tcMar>
+            <w:vAlign w:val="center"/>
+          </w:tcPr>
+          <w:p>
+            <w:pPr>
+              <w:spacing w:after="0" w:line="240"/>
+            </w:pPr>
+            <w:r>
+              <w:rPr>
+                <w:rFonts w:ascii="Calibri" w:cs="Calibri" w:eastAsia="Calibri" w:hAnsi="Calibri"/>
+                <w:b w:val="false"/>
+                <w:bCs w:val="false"/>
+                <w:i w:val="false"/>
+                <w:iCs w:val="false"/>
+                <w:color w:val="221E1F"/>
+                <w:sz w:val="20"/>
+                <w:szCs w:val="20"/>
+              </w:rPr>
+              <w:t xml:space="preserve">The screen for the account system, which had been built and tested as endpoints nothing called: a typed browser client that parses every response rather than casting it, sign-in and registration with the error beside the field that caused it, order history, the address book, and the two POPIA requests as buttons rather than as an email to support. The session is read on the server so the page arrives in its final state</w:t>
+            </w:r>
+          </w:p>
+        </w:tc>
+        <w:tc>
+          <w:tcPr>
+            <w:tcW w:type="dxa" w:w="964"/>
+            <w:tcBorders>
+              <w:top w:val="single" w:color="D6CFC6" w:sz="4"/>
+              <w:left w:val="single" w:color="D6CFC6" w:sz="4"/>
+              <w:bottom w:val="single" w:color="D6CFC6" w:sz="4"/>
+              <w:right w:val="single" w:color="D6CFC6" w:sz="4"/>
+            </w:tcBorders>
+            <w:tcMar>
+              <w:top w:type="dxa" w:w="90"/>
+              <w:left w:type="dxa" w:w="130"/>
+              <w:bottom w:type="dxa" w:w="90"/>
+              <w:right w:type="dxa" w:w="130"/>
+            </w:tcMar>
+            <w:vAlign w:val="center"/>
+          </w:tcPr>
+          <w:p>
+            <w:pPr>
+              <w:spacing w:after="0" w:line="240"/>
+              <w:jc w:val="right"/>
+            </w:pPr>
+            <w:r>
+              <w:rPr>
+                <w:rFonts w:ascii="Calibri" w:cs="Calibri" w:eastAsia="Calibri" w:hAnsi="Calibri"/>
+                <w:b w:val="false"/>
+                <w:bCs w:val="false"/>
+                <w:i w:val="false"/>
+                <w:iCs w:val="false"/>
+                <w:color w:val="221E1F"/>
+                <w:sz w:val="20"/>
+                <w:szCs w:val="20"/>
+              </w:rPr>
+              <w:t xml:space="preserve">3</w:t>
+            </w:r>
+          </w:p>
+        </w:tc>
+      </w:tr>
+      <w:tr>
+        <w:tc>
+          <w:tcPr>
+            <w:tcW w:type="dxa" w:w="482"/>
             <w:tcBorders>
               <w:top w:val="single" w:color="D6CFC6" w:sz="4"/>
               <w:left w:val="single" w:color="D6CFC6" w:sz="4"/>
@@ -9351,6 +9461,7 @@
           <w:p>
             <w:pPr>
               <w:spacing w:after="0" w:line="240"/>
+              <w:jc w:val="center"/>
             </w:pPr>
             <w:r>
               <w:rPr>
@@ -9363,13 +9474,13 @@
                 <w:sz w:val="20"/>
                 <w:szCs w:val="20"/>
               </w:rPr>
-              <w:t xml:space="preserve">Total</w:t>
-            </w:r>
-          </w:p>
-        </w:tc>
-        <w:tc>
-          <w:tcPr>
-            <w:tcW w:type="dxa" w:w="5108"/>
+              <w:t xml:space="preserve"/>
+            </w:r>
+          </w:p>
+        </w:tc>
+        <w:tc>
+          <w:tcPr>
+            <w:tcW w:type="dxa" w:w="3084"/>
             <w:tcBorders>
               <w:top w:val="single" w:color="D6CFC6" w:sz="4"/>
               <w:left w:val="single" w:color="D6CFC6" w:sz="4"/>
@@ -9400,13 +9511,13 @@
                 <w:sz w:val="20"/>
                 <w:szCs w:val="20"/>
               </w:rPr>
-              <w:t xml:space="preserve">Delivered scope</w:t>
-            </w:r>
-          </w:p>
-        </w:tc>
-        <w:tc>
-          <w:tcPr>
-            <w:tcW w:type="dxa" w:w="964"/>
+              <w:t xml:space="preserve">Total</w:t>
+            </w:r>
+          </w:p>
+        </w:tc>
+        <w:tc>
+          <w:tcPr>
+            <w:tcW w:type="dxa" w:w="5108"/>
             <w:tcBorders>
               <w:top w:val="single" w:color="D6CFC6" w:sz="4"/>
               <w:left w:val="single" w:color="D6CFC6" w:sz="4"/>
@@ -9425,7 +9536,6 @@
           <w:p>
             <w:pPr>
               <w:spacing w:after="0" w:line="240"/>
-              <w:jc w:val="right"/>
             </w:pPr>
             <w:r>
               <w:rPr>
@@ -9438,7 +9548,45 @@
                 <w:sz w:val="20"/>
                 <w:szCs w:val="20"/>
               </w:rPr>
-              <w:t xml:space="preserve">160</w:t>
+              <w:t xml:space="preserve">Delivered scope</w:t>
+            </w:r>
+          </w:p>
+        </w:tc>
+        <w:tc>
+          <w:tcPr>
+            <w:tcW w:type="dxa" w:w="964"/>
+            <w:tcBorders>
+              <w:top w:val="single" w:color="D6CFC6" w:sz="4"/>
+              <w:left w:val="single" w:color="D6CFC6" w:sz="4"/>
+              <w:bottom w:val="single" w:color="D6CFC6" w:sz="4"/>
+              <w:right w:val="single" w:color="D6CFC6" w:sz="4"/>
+            </w:tcBorders>
+            <w:shd w:fill="FCE8EB" w:color="auto" w:val="clear"/>
+            <w:tcMar>
+              <w:top w:type="dxa" w:w="90"/>
+              <w:left w:type="dxa" w:w="130"/>
+              <w:bottom w:type="dxa" w:w="90"/>
+              <w:right w:type="dxa" w:w="130"/>
+            </w:tcMar>
+            <w:vAlign w:val="center"/>
+          </w:tcPr>
+          <w:p>
+            <w:pPr>
+              <w:spacing w:after="0" w:line="240"/>
+              <w:jc w:val="right"/>
+            </w:pPr>
+            <w:r>
+              <w:rPr>
+                <w:rFonts w:ascii="Calibri" w:cs="Calibri" w:eastAsia="Calibri" w:hAnsi="Calibri"/>
+                <w:b/>
+                <w:bCs/>
+                <w:i w:val="false"/>
+                <w:iCs w:val="false"/>
+                <w:color w:val="221E1F"/>
+                <w:sz w:val="20"/>
+                <w:szCs w:val="20"/>
+              </w:rPr>
+              <w:t xml:space="preserve">163</w:t>
             </w:r>
           </w:p>
         </w:tc>
@@ -9490,7 +9638,7 @@
           <w:sz w:val="20"/>
           <w:szCs w:val="20"/>
         </w:rPr>
-        <w:t xml:space="preserve">19,998 hand-written lines over 160 days is about 150 a day. For tested, typed, reviewed production code that sits inside the normal 100–300 band, and lower than the 200 the first version of this document reconstructed — integration work carries more test and less code than storefront work does. The reconstruction is not inflated.</w:t>
+        <w:t xml:space="preserve">26,237 hand-written lines over 163 days is about 161 a day. For tested, typed, reviewed production code that sits inside the normal 100–300 band, and lower than the 200 the first version of this document reconstructed — integration work carries more test and less code than storefront work does. The reconstruction is not inflated.</w:t>
       </w:r>
     </w:p>
     <w:p>
@@ -9508,7 +9656,7 @@
           <w:sz w:val="20"/>
           <w:szCs w:val="20"/>
         </w:rPr>
-        <w:t xml:space="preserve">160 days is roughly 27 working weeks, or a little over six months for one person. Two people working in parallel would compress the calendar but not the total, and would add coordination cost.</w:t>
+        <w:t xml:space="preserve">163 days is roughly 27 working weeks, or a little over six months for one person. Two people working in parallel would compress the calendar but not the total, and would add coordination cost.</w:t>
       </w:r>
     </w:p>
     <w:p>
@@ -9579,7 +9727,7 @@
           <w:sz w:val="20"/>
           <w:szCs w:val="20"/>
         </w:rPr>
-        <w:t xml:space="preserve">Delivered scope: 160 days × 8 hours = 1280 hours.</w:t>
+        <w:t xml:space="preserve">Delivered scope: 163 days × 8 hours = 1304 hours.</w:t>
       </w:r>
     </w:p>
     <w:tbl>
@@ -9674,7 +9822,7 @@
                 <w:sz w:val="19"/>
                 <w:szCs w:val="19"/>
               </w:rPr>
-              <w:t xml:space="preserve">Cost of the 1280 hours (excl. VAT)</w:t>
+              <w:t xml:space="preserve">Cost of the 1304 hours (excl. VAT)</w:t>
             </w:r>
           </w:p>
         </w:tc>
@@ -9787,7 +9935,7 @@
                 <w:sz w:val="20"/>
                 <w:szCs w:val="20"/>
               </w:rPr>
-              <w:t xml:space="preserve">R 512 000</w:t>
+              <w:t xml:space="preserve">R 521,600</w:t>
             </w:r>
           </w:p>
         </w:tc>
@@ -9824,7 +9972,7 @@
                 <w:sz w:val="20"/>
                 <w:szCs w:val="20"/>
               </w:rPr>
-              <w:t xml:space="preserve">R 588 800</w:t>
+              <w:t xml:space="preserve">R 599,840</w:t>
             </w:r>
           </w:p>
         </w:tc>
@@ -9901,7 +10049,7 @@
                 <w:sz w:val="20"/>
                 <w:szCs w:val="20"/>
               </w:rPr>
-              <w:t xml:space="preserve">R 832 000</w:t>
+              <w:t xml:space="preserve">R 847,600</w:t>
             </w:r>
           </w:p>
         </w:tc>
@@ -9939,7 +10087,7 @@
                 <w:sz w:val="20"/>
                 <w:szCs w:val="20"/>
               </w:rPr>
-              <w:t xml:space="preserve">R 956 800</w:t>
+              <w:t xml:space="preserve">R 974,740</w:t>
             </w:r>
           </w:p>
         </w:tc>
@@ -10014,7 +10162,7 @@
                 <w:sz w:val="20"/>
                 <w:szCs w:val="20"/>
               </w:rPr>
-              <w:t xml:space="preserve">R 1 088 000</w:t>
+              <w:t xml:space="preserve">R 1,108,400</w:t>
             </w:r>
           </w:p>
         </w:tc>
@@ -10051,7 +10199,7 @@
                 <w:sz w:val="20"/>
                 <w:szCs w:val="20"/>
               </w:rPr>
-              <w:t xml:space="preserve">R 1 251 200</w:t>
+              <w:t xml:space="preserve">R 1,274,660</w:t>
             </w:r>
           </w:p>
         </w:tc>
@@ -10128,7 +10276,7 @@
                 <w:sz w:val="20"/>
                 <w:szCs w:val="20"/>
               </w:rPr>
-              <w:t xml:space="preserve">R 1 216 000</w:t>
+              <w:t xml:space="preserve">R 1,238,800</w:t>
             </w:r>
           </w:p>
         </w:tc>
@@ -10166,7 +10314,7 @@
                 <w:sz w:val="20"/>
                 <w:szCs w:val="20"/>
               </w:rPr>
-              <w:t xml:space="preserve">R 1 398 400</w:t>
+              <w:t xml:space="preserve">R 1,424,620</w:t>
             </w:r>
           </w:p>
         </w:tc>
@@ -10204,7 +10352,7 @@
                 <w:sz w:val="20"/>
                 <w:szCs w:val="20"/>
               </w:rPr>
-              <w:t xml:space="preserve">R 1 150 / hour</w:t>
+              <w:t xml:space="preserve">R 1,150 / hour</w:t>
             </w:r>
           </w:p>
         </w:tc>
@@ -10241,7 +10389,7 @@
                 <w:sz w:val="20"/>
                 <w:szCs w:val="20"/>
               </w:rPr>
-              <w:t xml:space="preserve">R 1 472 000</w:t>
+              <w:t xml:space="preserve">R 1,499,600</w:t>
             </w:r>
           </w:p>
         </w:tc>
@@ -10278,7 +10426,7 @@
                 <w:sz w:val="20"/>
                 <w:szCs w:val="20"/>
               </w:rPr>
-              <w:t xml:space="preserve">R 1 692 800</w:t>
+              <w:t xml:space="preserve">R 1,724,540</w:t>
             </w:r>
           </w:p>
         </w:tc>
@@ -10317,7 +10465,7 @@
                 <w:sz w:val="20"/>
                 <w:szCs w:val="20"/>
               </w:rPr>
-              <w:t xml:space="preserve">R 1 450 / hour</w:t>
+              <w:t xml:space="preserve">R 1,450 / hour</w:t>
             </w:r>
           </w:p>
         </w:tc>
@@ -10355,7 +10503,7 @@
                 <w:sz w:val="20"/>
                 <w:szCs w:val="20"/>
               </w:rPr>
-              <w:t xml:space="preserve">R 1 856 000</w:t>
+              <w:t xml:space="preserve">R 1,890,800</w:t>
             </w:r>
           </w:p>
         </w:tc>
@@ -10393,7 +10541,7 @@
                 <w:sz w:val="20"/>
                 <w:szCs w:val="20"/>
               </w:rPr>
-              <w:t xml:space="preserve">R 2 134 400</w:t>
+              <w:t xml:space="preserve">R 2,174,420</w:t>
             </w:r>
           </w:p>
         </w:tc>
@@ -10445,7 +10593,7 @@
           <w:sz w:val="20"/>
           <w:szCs w:val="20"/>
         </w:rPr>
-        <w:t xml:space="preserve">At an illustrative blended rate of R 950 an hour — chosen here only to make the rest of the document concrete — the delivered scope comes to R 1 216 000 excluding VAT, or R 1 398 400 including it. Replace the rate and every figure below moves proportionally.</w:t>
+        <w:t xml:space="preserve">At an illustrative blended rate of R 950 an hour — chosen here only to make the rest of the document concrete — the delivered scope comes to R 1,238,800 excluding VAT, or R 1,424,620 including it. Replace the rate and every figure below moves proportionally.</w:t>
       </w:r>
     </w:p>
     <w:p>
@@ -10783,7 +10931,7 @@
                 <w:sz w:val="20"/>
                 <w:szCs w:val="20"/>
               </w:rPr>
-              <w:t xml:space="preserve">R 30 400</w:t>
+              <w:t xml:space="preserve">R 30,400</w:t>
             </w:r>
           </w:p>
         </w:tc>
@@ -10936,7 +11084,7 @@
                 <w:sz w:val="20"/>
                 <w:szCs w:val="20"/>
               </w:rPr>
-              <w:t xml:space="preserve">R 38 000</w:t>
+              <w:t xml:space="preserve">R 38,000</w:t>
             </w:r>
           </w:p>
         </w:tc>
@@ -11085,7 +11233,7 @@
                 <w:sz w:val="20"/>
                 <w:szCs w:val="20"/>
               </w:rPr>
-              <w:t xml:space="preserve">R 45 600</w:t>
+              <w:t xml:space="preserve">R 45,600</w:t>
             </w:r>
           </w:p>
         </w:tc>
@@ -11238,7 +11386,7 @@
                 <w:sz w:val="20"/>
                 <w:szCs w:val="20"/>
               </w:rPr>
-              <w:t xml:space="preserve">R 76 000</w:t>
+              <w:t xml:space="preserve">R 76,000</w:t>
             </w:r>
           </w:p>
         </w:tc>
@@ -11387,7 +11535,7 @@
                 <w:sz w:val="20"/>
                 <w:szCs w:val="20"/>
               </w:rPr>
-              <w:t xml:space="preserve">R 60 800</w:t>
+              <w:t xml:space="preserve">R 60,800</w:t>
             </w:r>
           </w:p>
         </w:tc>
@@ -11540,7 +11688,7 @@
                 <w:sz w:val="20"/>
                 <w:szCs w:val="20"/>
               </w:rPr>
-              <w:t xml:space="preserve">R 60 800</w:t>
+              <w:t xml:space="preserve">R 60,800</w:t>
             </w:r>
           </w:p>
         </w:tc>
@@ -11689,7 +11837,7 @@
                 <w:sz w:val="20"/>
                 <w:szCs w:val="20"/>
               </w:rPr>
-              <w:t xml:space="preserve">R 38 000</w:t>
+              <w:t xml:space="preserve">R 38,000</w:t>
             </w:r>
           </w:p>
         </w:tc>
@@ -11842,7 +11990,7 @@
                 <w:sz w:val="20"/>
                 <w:szCs w:val="20"/>
               </w:rPr>
-              <w:t xml:space="preserve">R 53 200</w:t>
+              <w:t xml:space="preserve">R 53,200</w:t>
             </w:r>
           </w:p>
         </w:tc>
@@ -11991,7 +12139,7 @@
                 <w:sz w:val="20"/>
                 <w:szCs w:val="20"/>
               </w:rPr>
-              <w:t xml:space="preserve">R 45 600</w:t>
+              <w:t xml:space="preserve">R 45,600</w:t>
             </w:r>
           </w:p>
         </w:tc>
@@ -12144,7 +12292,7 @@
                 <w:sz w:val="20"/>
                 <w:szCs w:val="20"/>
               </w:rPr>
-              <w:t xml:space="preserve">R 22 800</w:t>
+              <w:t xml:space="preserve">R 22,800</w:t>
             </w:r>
           </w:p>
         </w:tc>
@@ -12293,7 +12441,7 @@
                 <w:sz w:val="20"/>
                 <w:szCs w:val="20"/>
               </w:rPr>
-              <w:t xml:space="preserve">R 22 800</w:t>
+              <w:t xml:space="preserve">R 22,800</w:t>
             </w:r>
           </w:p>
         </w:tc>
@@ -12446,7 +12594,7 @@
                 <w:sz w:val="20"/>
                 <w:szCs w:val="20"/>
               </w:rPr>
-              <w:t xml:space="preserve">R 38 000</w:t>
+              <w:t xml:space="preserve">R 38,000</w:t>
             </w:r>
           </w:p>
         </w:tc>
@@ -12595,7 +12743,7 @@
                 <w:sz w:val="20"/>
                 <w:szCs w:val="20"/>
               </w:rPr>
-              <w:t xml:space="preserve">R 60 800</w:t>
+              <w:t xml:space="preserve">R 60,800</w:t>
             </w:r>
           </w:p>
         </w:tc>
@@ -12748,7 +12896,7 @@
                 <w:sz w:val="20"/>
                 <w:szCs w:val="20"/>
               </w:rPr>
-              <w:t xml:space="preserve">R 76 000</w:t>
+              <w:t xml:space="preserve">R 76,000</w:t>
             </w:r>
           </w:p>
         </w:tc>
@@ -12897,7 +13045,7 @@
                 <w:sz w:val="20"/>
                 <w:szCs w:val="20"/>
               </w:rPr>
-              <w:t xml:space="preserve">R 60 800</w:t>
+              <w:t xml:space="preserve">R 60,800</w:t>
             </w:r>
           </w:p>
         </w:tc>
@@ -13050,7 +13198,7 @@
                 <w:sz w:val="20"/>
                 <w:szCs w:val="20"/>
               </w:rPr>
-              <w:t xml:space="preserve">R 136 800</w:t>
+              <w:t xml:space="preserve">R 136,800</w:t>
             </w:r>
           </w:p>
         </w:tc>
@@ -13199,7 +13347,7 @@
                 <w:sz w:val="20"/>
                 <w:szCs w:val="20"/>
               </w:rPr>
-              <w:t xml:space="preserve">R 45 600</w:t>
+              <w:t xml:space="preserve">R 45,600</w:t>
             </w:r>
           </w:p>
         </w:tc>
@@ -13352,7 +13500,7 @@
                 <w:sz w:val="20"/>
                 <w:szCs w:val="20"/>
               </w:rPr>
-              <w:t xml:space="preserve">R 53 200</w:t>
+              <w:t xml:space="preserve">R 53,200</w:t>
             </w:r>
           </w:p>
         </w:tc>
@@ -13501,7 +13649,7 @@
                 <w:sz w:val="20"/>
                 <w:szCs w:val="20"/>
               </w:rPr>
-              <w:t xml:space="preserve">R 53 200</w:t>
+              <w:t xml:space="preserve">R 53,200</w:t>
             </w:r>
           </w:p>
         </w:tc>
@@ -13654,7 +13802,7 @@
                 <w:sz w:val="20"/>
                 <w:szCs w:val="20"/>
               </w:rPr>
-              <w:t xml:space="preserve">R 22 800</w:t>
+              <w:t xml:space="preserve">R 22,800</w:t>
             </w:r>
           </w:p>
         </w:tc>
@@ -13803,7 +13951,7 @@
                 <w:sz w:val="20"/>
                 <w:szCs w:val="20"/>
               </w:rPr>
-              <w:t xml:space="preserve">R 22 800</w:t>
+              <w:t xml:space="preserve">R 22,800</w:t>
             </w:r>
           </w:p>
         </w:tc>
@@ -13956,7 +14104,7 @@
                 <w:sz w:val="20"/>
                 <w:szCs w:val="20"/>
               </w:rPr>
-              <w:t xml:space="preserve">R 30 400</w:t>
+              <w:t xml:space="preserve">R 30,400</w:t>
             </w:r>
           </w:p>
         </w:tc>
@@ -14105,7 +14253,7 @@
                 <w:sz w:val="20"/>
                 <w:szCs w:val="20"/>
               </w:rPr>
-              <w:t xml:space="preserve">R 30 400</w:t>
+              <w:t xml:space="preserve">R 30,400</w:t>
             </w:r>
           </w:p>
         </w:tc>
@@ -14258,7 +14406,7 @@
                 <w:sz w:val="20"/>
                 <w:szCs w:val="20"/>
               </w:rPr>
-              <w:t xml:space="preserve">R 22 800</w:t>
+              <w:t xml:space="preserve">R 22,800</w:t>
             </w:r>
           </w:p>
         </w:tc>
@@ -14407,7 +14555,7 @@
                 <w:sz w:val="20"/>
                 <w:szCs w:val="20"/>
               </w:rPr>
-              <w:t xml:space="preserve">R 38 000</w:t>
+              <w:t xml:space="preserve">R 38,000</w:t>
             </w:r>
           </w:p>
         </w:tc>
@@ -14560,7 +14708,7 @@
                 <w:sz w:val="20"/>
                 <w:szCs w:val="20"/>
               </w:rPr>
-              <w:t xml:space="preserve">R 30 400</w:t>
+              <w:t xml:space="preserve">R 30,400</w:t>
             </w:r>
           </w:p>
         </w:tc>
@@ -14575,6 +14723,155 @@
               <w:bottom w:val="single" w:color="D6CFC6" w:sz="4"/>
               <w:right w:val="single" w:color="D6CFC6" w:sz="4"/>
             </w:tcBorders>
+            <w:tcMar>
+              <w:top w:type="dxa" w:w="90"/>
+              <w:left w:type="dxa" w:w="130"/>
+              <w:bottom w:type="dxa" w:w="90"/>
+              <w:right w:type="dxa" w:w="130"/>
+            </w:tcMar>
+            <w:vAlign w:val="center"/>
+          </w:tcPr>
+          <w:p>
+            <w:pPr>
+              <w:spacing w:after="0" w:line="240"/>
+            </w:pPr>
+            <w:r>
+              <w:rPr>
+                <w:rFonts w:ascii="Calibri" w:cs="Calibri" w:eastAsia="Calibri" w:hAnsi="Calibri"/>
+                <w:b w:val="false"/>
+                <w:bCs w:val="false"/>
+                <w:i w:val="false"/>
+                <w:iCs w:val="false"/>
+                <w:color w:val="221E1F"/>
+                <w:sz w:val="20"/>
+                <w:szCs w:val="20"/>
+              </w:rPr>
+              <w:t xml:space="preserve">The account interface</w:t>
+            </w:r>
+          </w:p>
+        </w:tc>
+        <w:tc>
+          <w:tcPr>
+            <w:tcW w:type="dxa" w:w="1157"/>
+            <w:tcBorders>
+              <w:top w:val="single" w:color="D6CFC6" w:sz="4"/>
+              <w:left w:val="single" w:color="D6CFC6" w:sz="4"/>
+              <w:bottom w:val="single" w:color="D6CFC6" w:sz="4"/>
+              <w:right w:val="single" w:color="D6CFC6" w:sz="4"/>
+            </w:tcBorders>
+            <w:tcMar>
+              <w:top w:type="dxa" w:w="90"/>
+              <w:left w:type="dxa" w:w="130"/>
+              <w:bottom w:type="dxa" w:w="90"/>
+              <w:right w:type="dxa" w:w="130"/>
+            </w:tcMar>
+            <w:vAlign w:val="center"/>
+          </w:tcPr>
+          <w:p>
+            <w:pPr>
+              <w:spacing w:after="0" w:line="240"/>
+              <w:jc w:val="right"/>
+            </w:pPr>
+            <w:r>
+              <w:rPr>
+                <w:rFonts w:ascii="Calibri" w:cs="Calibri" w:eastAsia="Calibri" w:hAnsi="Calibri"/>
+                <w:b w:val="false"/>
+                <w:bCs w:val="false"/>
+                <w:i w:val="false"/>
+                <w:iCs w:val="false"/>
+                <w:color w:val="221E1F"/>
+                <w:sz w:val="20"/>
+                <w:szCs w:val="20"/>
+              </w:rPr>
+              <w:t xml:space="preserve">3</w:t>
+            </w:r>
+          </w:p>
+        </w:tc>
+        <w:tc>
+          <w:tcPr>
+            <w:tcW w:type="dxa" w:w="1542"/>
+            <w:tcBorders>
+              <w:top w:val="single" w:color="D6CFC6" w:sz="4"/>
+              <w:left w:val="single" w:color="D6CFC6" w:sz="4"/>
+              <w:bottom w:val="single" w:color="D6CFC6" w:sz="4"/>
+              <w:right w:val="single" w:color="D6CFC6" w:sz="4"/>
+            </w:tcBorders>
+            <w:tcMar>
+              <w:top w:type="dxa" w:w="90"/>
+              <w:left w:type="dxa" w:w="130"/>
+              <w:bottom w:type="dxa" w:w="90"/>
+              <w:right w:type="dxa" w:w="130"/>
+            </w:tcMar>
+            <w:vAlign w:val="center"/>
+          </w:tcPr>
+          <w:p>
+            <w:pPr>
+              <w:spacing w:after="0" w:line="240"/>
+              <w:jc w:val="right"/>
+            </w:pPr>
+            <w:r>
+              <w:rPr>
+                <w:rFonts w:ascii="Calibri" w:cs="Calibri" w:eastAsia="Calibri" w:hAnsi="Calibri"/>
+                <w:b w:val="false"/>
+                <w:bCs w:val="false"/>
+                <w:i w:val="false"/>
+                <w:iCs w:val="false"/>
+                <w:color w:val="221E1F"/>
+                <w:sz w:val="20"/>
+                <w:szCs w:val="20"/>
+              </w:rPr>
+              <w:t xml:space="preserve">24</w:t>
+            </w:r>
+          </w:p>
+        </w:tc>
+        <w:tc>
+          <w:tcPr>
+            <w:tcW w:type="dxa" w:w="1638"/>
+            <w:tcBorders>
+              <w:top w:val="single" w:color="D6CFC6" w:sz="4"/>
+              <w:left w:val="single" w:color="D6CFC6" w:sz="4"/>
+              <w:bottom w:val="single" w:color="D6CFC6" w:sz="4"/>
+              <w:right w:val="single" w:color="D6CFC6" w:sz="4"/>
+            </w:tcBorders>
+            <w:tcMar>
+              <w:top w:type="dxa" w:w="90"/>
+              <w:left w:type="dxa" w:w="130"/>
+              <w:bottom w:type="dxa" w:w="90"/>
+              <w:right w:type="dxa" w:w="130"/>
+            </w:tcMar>
+            <w:vAlign w:val="center"/>
+          </w:tcPr>
+          <w:p>
+            <w:pPr>
+              <w:spacing w:after="0" w:line="240"/>
+              <w:jc w:val="right"/>
+            </w:pPr>
+            <w:r>
+              <w:rPr>
+                <w:rFonts w:ascii="Calibri" w:cs="Calibri" w:eastAsia="Calibri" w:hAnsi="Calibri"/>
+                <w:b w:val="false"/>
+                <w:bCs w:val="false"/>
+                <w:i w:val="false"/>
+                <w:iCs w:val="false"/>
+                <w:color w:val="221E1F"/>
+                <w:sz w:val="20"/>
+                <w:szCs w:val="20"/>
+              </w:rPr>
+              <w:t xml:space="preserve">R 22,800</w:t>
+            </w:r>
+          </w:p>
+        </w:tc>
+      </w:tr>
+      <w:tr>
+        <w:tc>
+          <w:tcPr>
+            <w:tcW w:type="dxa" w:w="5301"/>
+            <w:tcBorders>
+              <w:top w:val="single" w:color="D6CFC6" w:sz="4"/>
+              <w:left w:val="single" w:color="D6CFC6" w:sz="4"/>
+              <w:bottom w:val="single" w:color="D6CFC6" w:sz="4"/>
+              <w:right w:val="single" w:color="D6CFC6" w:sz="4"/>
+            </w:tcBorders>
             <w:shd w:fill="FCE8EB" w:color="auto" w:val="clear"/>
             <w:tcMar>
               <w:top w:type="dxa" w:w="90"/>
@@ -14637,7 +14934,7 @@
                 <w:sz w:val="20"/>
                 <w:szCs w:val="20"/>
               </w:rPr>
-              <w:t xml:space="preserve">160</w:t>
+              <w:t xml:space="preserve">163</w:t>
             </w:r>
           </w:p>
         </w:tc>
@@ -14675,7 +14972,7 @@
                 <w:sz w:val="20"/>
                 <w:szCs w:val="20"/>
               </w:rPr>
-              <w:t xml:space="preserve">1 280</w:t>
+              <w:t xml:space="preserve">1,304</w:t>
             </w:r>
           </w:p>
         </w:tc>
@@ -14713,7 +15010,7 @@
                 <w:sz w:val="20"/>
                 <w:szCs w:val="20"/>
               </w:rPr>
-              <w:t xml:space="preserve">R 1 216 000</w:t>
+              <w:t xml:space="preserve">R 1,238,800</w:t>
             </w:r>
           </w:p>
         </w:tc>
@@ -14752,7 +15049,7 @@
           <w:sz w:val="20"/>
           <w:szCs w:val="20"/>
         </w:rPr>
-        <w:t xml:space="preserve">The integration seams — payments, accounts, notifications, POS and courier — are 44 of the 160 days. None of them names a vendor, and none has to be rewritten when one is chosen: what remains per integration is an adapter against an interface that already exists and is already tested.</w:t>
+        <w:t xml:space="preserve">The integration seams — payments, accounts, notifications, POS and courier — are 44 of the 163 days. None of them names a vendor, and none has to be rewritten when one is chosen: what remains per integration is an adapter against an interface that already exists and is already tested.</w:t>
       </w:r>
     </w:p>
     <w:p>
@@ -16871,7 +17168,7 @@
                 <w:sz w:val="20"/>
                 <w:szCs w:val="20"/>
               </w:rPr>
-              <w:t xml:space="preserve">160</w:t>
+              <w:t xml:space="preserve">163</w:t>
             </w:r>
           </w:p>
         </w:tc>
@@ -16908,7 +17205,7 @@
                 <w:sz w:val="20"/>
                 <w:szCs w:val="20"/>
               </w:rPr>
-              <w:t xml:space="preserve">1 280</w:t>
+              <w:t xml:space="preserve">1,304</w:t>
             </w:r>
           </w:p>
         </w:tc>
@@ -16945,7 +17242,7 @@
                 <w:sz w:val="20"/>
                 <w:szCs w:val="20"/>
               </w:rPr>
-              <w:t xml:space="preserve">R 1 216 000</w:t>
+              <w:t xml:space="preserve">R 1,238,800</w:t>
             </w:r>
           </w:p>
         </w:tc>
@@ -17098,7 +17395,7 @@
                 <w:sz w:val="20"/>
                 <w:szCs w:val="20"/>
               </w:rPr>
-              <w:t xml:space="preserve">R 190 000</w:t>
+              <w:t xml:space="preserve">R 190,000</w:t>
             </w:r>
           </w:p>
         </w:tc>
@@ -17175,7 +17472,7 @@
                 <w:sz w:val="20"/>
                 <w:szCs w:val="20"/>
               </w:rPr>
-              <w:t xml:space="preserve">185</w:t>
+              <w:t xml:space="preserve">188</w:t>
             </w:r>
           </w:p>
         </w:tc>
@@ -17213,7 +17510,7 @@
                 <w:sz w:val="20"/>
                 <w:szCs w:val="20"/>
               </w:rPr>
-              <w:t xml:space="preserve">1 480</w:t>
+              <w:t xml:space="preserve">1,504</w:t>
             </w:r>
           </w:p>
         </w:tc>
@@ -17251,7 +17548,7 @@
                 <w:sz w:val="20"/>
                 <w:szCs w:val="20"/>
               </w:rPr>
-              <w:t xml:space="preserve">R 1 406 000</w:t>
+              <w:t xml:space="preserve">R 1,428,800</w:t>
             </w:r>
           </w:p>
         </w:tc>
@@ -17290,7 +17587,7 @@
           <w:sz w:val="20"/>
           <w:szCs w:val="20"/>
         </w:rPr>
-        <w:t xml:space="preserve">Roughly 86% of the engineering is done. </w:t>
+        <w:t xml:space="preserve">Roughly 87% of the engineering is done. </w:t>
       </w:r>
       <w:r>
         <w:rPr>

--- a/WEBSITE_COSTINGS.docx
+++ b/WEBSITE_COSTINGS.docx
@@ -1415,7 +1415,7 @@
                 <w:sz w:val="20"/>
                 <w:szCs w:val="20"/>
               </w:rPr>
-              <w:t xml:space="preserve">43</w:t>
+              <w:t xml:space="preserve">44</w:t>
             </w:r>
           </w:p>
         </w:tc>
@@ -1527,7 +1527,7 @@
                 <w:sz w:val="20"/>
                 <w:szCs w:val="20"/>
               </w:rPr>
-              <w:t xml:space="preserve">723</w:t>
+              <w:t xml:space="preserve">753</w:t>
             </w:r>
           </w:p>
         </w:tc>
@@ -1563,7 +1563,7 @@
                 <w:sz w:val="20"/>
                 <w:szCs w:val="20"/>
               </w:rPr>
-              <w:t xml:space="preserve">In 36 files; all passing</w:t>
+              <w:t xml:space="preserve">In 37 files; all passing</w:t>
             </w:r>
           </w:p>
         </w:tc>
@@ -1640,7 +1640,7 @@
                 <w:sz w:val="20"/>
                 <w:szCs w:val="20"/>
               </w:rPr>
-              <w:t xml:space="preserve">26,237</w:t>
+              <w:t xml:space="preserve">27,291</w:t>
             </w:r>
           </w:p>
         </w:tc>
@@ -1677,7 +1677,7 @@
                 <w:sz w:val="20"/>
                 <w:szCs w:val="20"/>
               </w:rPr>
-              <w:t xml:space="preserve">Application 11,300 · tests 9,541 · review build 2,563 · data, schema and tooling 2,110 · shared packages 723</w:t>
+              <w:t xml:space="preserve">Application 11,866 · tests 9,998 · review build 2,563 · data, schema and tooling 2,112 · shared packages 752</w:t>
             </w:r>
           </w:p>
         </w:tc>
@@ -1865,7 +1865,7 @@
                 <w:sz w:val="20"/>
                 <w:szCs w:val="20"/>
               </w:rPr>
-              <w:t xml:space="preserve">100</w:t>
+              <w:t xml:space="preserve">103</w:t>
             </w:r>
           </w:p>
         </w:tc>
@@ -3770,7 +3770,7 @@
                 <w:sz w:val="20"/>
                 <w:szCs w:val="20"/>
               </w:rPr>
-              <w:t xml:space="preserve">723 passing</w:t>
+              <w:t xml:space="preserve">753 passing</w:t>
             </w:r>
           </w:p>
         </w:tc>
@@ -3807,7 +3807,7 @@
                 <w:sz w:val="20"/>
                 <w:szCs w:val="20"/>
               </w:rPr>
-              <w:t xml:space="preserve">36 files, including four real worker processes racing on one file</w:t>
+              <w:t xml:space="preserve">37 files, including four real worker processes racing on one file</w:t>
             </w:r>
           </w:p>
         </w:tc>
@@ -4280,7 +4280,7 @@
                 <w:sz w:val="20"/>
                 <w:szCs w:val="20"/>
               </w:rPr>
-              <w:t xml:space="preserve">Seam built, refuses</w:t>
+              <w:t xml:space="preserve">Wired, refuses without credentials</w:t>
             </w:r>
           </w:p>
         </w:tc>
@@ -4316,7 +4316,7 @@
                 <w:sz w:val="20"/>
                 <w:szCs w:val="20"/>
               </w:rPr>
-              <w:t xml:space="preserve">Adapter interface, signature verification before parsing, settlement idempotent on the provider event id, sandbox provider. Endpoints answer 501 until a provider and merchant credentials exist.</w:t>
+              <w:t xml:space="preserve">PayFast adapter, signature verification before parsing, settlement idempotent on the provider event id. Checkout opens a payment and hands the customer to the gateway, the order screen shows what the payment is doing, and the kitchen does not cook unpaid food. Answers 501 until merchant credentials exist, which is what keeps this build refusing payment visibly.</w:t>
             </w:r>
           </w:p>
         </w:tc>
@@ -4615,7 +4615,7 @@
                 <w:sz w:val="20"/>
                 <w:szCs w:val="20"/>
               </w:rPr>
-              <w:t xml:space="preserve">Seam built, logs</w:t>
+              <w:t xml:space="preserve">Transports built, falls back to the log</w:t>
             </w:r>
           </w:p>
         </w:tc>
@@ -4652,7 +4652,7 @@
                 <w:sz w:val="20"/>
                 <w:szCs w:val="20"/>
               </w:rPr>
-              <w:t xml:space="preserve">Templates, a deliver-once ledger, a transport that records rather than sends. Waiting on a provider and sender identities.</w:t>
+              <w:t xml:space="preserve">Templates, a deliver-once ledger, Mailgun for email and Clickatell for SMS routed independently, bounce and complaint handling with a suppression list. Each falls back to writing to the audit log until its account exists. Waiting on a verified sending domain and a registered sender id.</w:t>
             </w:r>
           </w:p>
         </w:tc>
@@ -4762,7 +4762,7 @@
                 <w:sz w:val="20"/>
                 <w:szCs w:val="20"/>
               </w:rPr>
-              <w:t xml:space="preserve">scrypt passwords, signed sessions, saved addresses, order history scoped to the session. Password reset waits on the messaging provider.</w:t>
+              <w:t xml:space="preserve">scrypt passwords, signed sessions, saved addresses, order history scoped to the session, and password reset — hashed single-use tokens, reachable from the sign-in screen and from the emailed link. All of it has a screen.</w:t>
             </w:r>
           </w:p>
         </w:tc>
@@ -6548,7 +6548,7 @@
                 <w:sz w:val="20"/>
                 <w:szCs w:val="20"/>
               </w:rPr>
-              <w:t xml:space="preserve">The suite as it stood at this workstream: the 723 tests now in 36 files grew with the workstreams below. Driven through route handlers rather than helpers</w:t>
+              <w:t xml:space="preserve">The suite as it stood at this workstream: the 753 tests now in 37 files grew with the workstreams below. Driven through route handlers rather than helpers</w:t>
             </w:r>
           </w:p>
         </w:tc>
@@ -9449,7 +9449,7 @@
               <w:bottom w:val="single" w:color="D6CFC6" w:sz="4"/>
               <w:right w:val="single" w:color="D6CFC6" w:sz="4"/>
             </w:tcBorders>
-            <w:shd w:fill="FCE8EB" w:color="auto" w:val="clear"/>
+            <w:shd w:fill="F7F5F2" w:color="auto" w:val="clear"/>
             <w:tcMar>
               <w:top w:type="dxa" w:w="90"/>
               <w:left w:type="dxa" w:w="130"/>
@@ -9462,6 +9462,43 @@
             <w:pPr>
               <w:spacing w:after="0" w:line="240"/>
               <w:jc w:val="center"/>
+            </w:pPr>
+            <w:r>
+              <w:rPr>
+                <w:rFonts w:ascii="Calibri" w:cs="Calibri" w:eastAsia="Calibri" w:hAnsi="Calibri"/>
+                <w:b w:val="false"/>
+                <w:bCs w:val="false"/>
+                <w:i w:val="false"/>
+                <w:iCs w:val="false"/>
+                <w:color w:val="221E1F"/>
+                <w:sz w:val="20"/>
+                <w:szCs w:val="20"/>
+              </w:rPr>
+              <w:t xml:space="preserve">28</w:t>
+            </w:r>
+          </w:p>
+        </w:tc>
+        <w:tc>
+          <w:tcPr>
+            <w:tcW w:type="dxa" w:w="3084"/>
+            <w:tcBorders>
+              <w:top w:val="single" w:color="D6CFC6" w:sz="4"/>
+              <w:left w:val="single" w:color="D6CFC6" w:sz="4"/>
+              <w:bottom w:val="single" w:color="D6CFC6" w:sz="4"/>
+              <w:right w:val="single" w:color="D6CFC6" w:sz="4"/>
+            </w:tcBorders>
+            <w:shd w:fill="F7F5F2" w:color="auto" w:val="clear"/>
+            <w:tcMar>
+              <w:top w:type="dxa" w:w="90"/>
+              <w:left w:type="dxa" w:w="130"/>
+              <w:bottom w:type="dxa" w:w="90"/>
+              <w:right w:type="dxa" w:w="130"/>
+            </w:tcMar>
+            <w:vAlign w:val="center"/>
+          </w:tcPr>
+          <w:p>
+            <w:pPr>
+              <w:spacing w:after="0" w:line="240"/>
             </w:pPr>
             <w:r>
               <w:rPr>
@@ -9474,7 +9511,121 @@
                 <w:sz w:val="20"/>
                 <w:szCs w:val="20"/>
               </w:rPr>
-              <w:t xml:space="preserve"/>
+              <w:t xml:space="preserve">The payment journey</w:t>
+            </w:r>
+          </w:p>
+        </w:tc>
+        <w:tc>
+          <w:tcPr>
+            <w:tcW w:type="dxa" w:w="5108"/>
+            <w:tcBorders>
+              <w:top w:val="single" w:color="D6CFC6" w:sz="4"/>
+              <w:left w:val="single" w:color="D6CFC6" w:sz="4"/>
+              <w:bottom w:val="single" w:color="D6CFC6" w:sz="4"/>
+              <w:right w:val="single" w:color="D6CFC6" w:sz="4"/>
+            </w:tcBorders>
+            <w:shd w:fill="F7F5F2" w:color="auto" w:val="clear"/>
+            <w:tcMar>
+              <w:top w:type="dxa" w:w="90"/>
+              <w:left w:type="dxa" w:w="130"/>
+              <w:bottom w:type="dxa" w:w="90"/>
+              <w:right w:type="dxa" w:w="130"/>
+            </w:tcMar>
+            <w:vAlign w:val="center"/>
+          </w:tcPr>
+          <w:p>
+            <w:pPr>
+              <w:spacing w:after="0" w:line="240"/>
+            </w:pPr>
+            <w:r>
+              <w:rPr>
+                <w:rFonts w:ascii="Calibri" w:cs="Calibri" w:eastAsia="Calibri" w:hAnsi="Calibri"/>
+                <w:b w:val="false"/>
+                <w:bCs w:val="false"/>
+                <w:i w:val="false"/>
+                <w:iCs w:val="false"/>
+                <w:color w:val="221E1F"/>
+                <w:sz w:val="20"/>
+                <w:szCs w:val="20"/>
+              </w:rPr>
+              <w:t xml:space="preserve">The join between the payment stack and the customer, which did not exist: checkout had “no provider is configured” written into its markup whatever the deployment had, and nothing anywhere called the intent endpoint. Checkout now reads the real configuration on the server, opens a payment and hands the customer to the gateway; the order endpoint reports what the payment is doing; the journey shows it and offers a way to pay; and the kitchen no longer cooks food nobody has paid for. Includes the two redirect URLs that were per-deployment when the page to return to is per-order</w:t>
+            </w:r>
+          </w:p>
+        </w:tc>
+        <w:tc>
+          <w:tcPr>
+            <w:tcW w:type="dxa" w:w="964"/>
+            <w:tcBorders>
+              <w:top w:val="single" w:color="D6CFC6" w:sz="4"/>
+              <w:left w:val="single" w:color="D6CFC6" w:sz="4"/>
+              <w:bottom w:val="single" w:color="D6CFC6" w:sz="4"/>
+              <w:right w:val="single" w:color="D6CFC6" w:sz="4"/>
+            </w:tcBorders>
+            <w:shd w:fill="F7F5F2" w:color="auto" w:val="clear"/>
+            <w:tcMar>
+              <w:top w:type="dxa" w:w="90"/>
+              <w:left w:type="dxa" w:w="130"/>
+              <w:bottom w:type="dxa" w:w="90"/>
+              <w:right w:type="dxa" w:w="130"/>
+            </w:tcMar>
+            <w:vAlign w:val="center"/>
+          </w:tcPr>
+          <w:p>
+            <w:pPr>
+              <w:spacing w:after="0" w:line="240"/>
+              <w:jc w:val="right"/>
+            </w:pPr>
+            <w:r>
+              <w:rPr>
+                <w:rFonts w:ascii="Calibri" w:cs="Calibri" w:eastAsia="Calibri" w:hAnsi="Calibri"/>
+                <w:b w:val="false"/>
+                <w:bCs w:val="false"/>
+                <w:i w:val="false"/>
+                <w:iCs w:val="false"/>
+                <w:color w:val="221E1F"/>
+                <w:sz w:val="20"/>
+                <w:szCs w:val="20"/>
+              </w:rPr>
+              <w:t xml:space="preserve">4</w:t>
+            </w:r>
+          </w:p>
+        </w:tc>
+      </w:tr>
+      <w:tr>
+        <w:tc>
+          <w:tcPr>
+            <w:tcW w:type="dxa" w:w="482"/>
+            <w:tcBorders>
+              <w:top w:val="single" w:color="D6CFC6" w:sz="4"/>
+              <w:left w:val="single" w:color="D6CFC6" w:sz="4"/>
+              <w:bottom w:val="single" w:color="D6CFC6" w:sz="4"/>
+              <w:right w:val="single" w:color="D6CFC6" w:sz="4"/>
+            </w:tcBorders>
+            <w:tcMar>
+              <w:top w:type="dxa" w:w="90"/>
+              <w:left w:type="dxa" w:w="130"/>
+              <w:bottom w:type="dxa" w:w="90"/>
+              <w:right w:type="dxa" w:w="130"/>
+            </w:tcMar>
+            <w:vAlign w:val="center"/>
+          </w:tcPr>
+          <w:p>
+            <w:pPr>
+              <w:spacing w:after="0" w:line="240"/>
+              <w:jc w:val="center"/>
+            </w:pPr>
+            <w:r>
+              <w:rPr>
+                <w:rFonts w:ascii="Calibri" w:cs="Calibri" w:eastAsia="Calibri" w:hAnsi="Calibri"/>
+                <w:b w:val="false"/>
+                <w:bCs w:val="false"/>
+                <w:i w:val="false"/>
+                <w:iCs w:val="false"/>
+                <w:color w:val="221E1F"/>
+                <w:sz w:val="20"/>
+                <w:szCs w:val="20"/>
+              </w:rPr>
+              <w:t xml:space="preserve">29</w:t>
             </w:r>
           </w:p>
         </w:tc>
@@ -9487,7 +9638,6 @@
               <w:bottom w:val="single" w:color="D6CFC6" w:sz="4"/>
               <w:right w:val="single" w:color="D6CFC6" w:sz="4"/>
             </w:tcBorders>
-            <w:shd w:fill="FCE8EB" w:color="auto" w:val="clear"/>
             <w:tcMar>
               <w:top w:type="dxa" w:w="90"/>
               <w:left w:type="dxa" w:w="130"/>
@@ -9511,7 +9661,7 @@
                 <w:sz w:val="20"/>
                 <w:szCs w:val="20"/>
               </w:rPr>
-              <w:t xml:space="preserve">Total</w:t>
+              <w:t xml:space="preserve">Password reset, reachable</w:t>
             </w:r>
           </w:p>
         </w:tc>
@@ -9524,6 +9674,81 @@
               <w:bottom w:val="single" w:color="D6CFC6" w:sz="4"/>
               <w:right w:val="single" w:color="D6CFC6" w:sz="4"/>
             </w:tcBorders>
+            <w:tcMar>
+              <w:top w:type="dxa" w:w="90"/>
+              <w:left w:type="dxa" w:w="130"/>
+              <w:bottom w:type="dxa" w:w="90"/>
+              <w:right w:type="dxa" w:w="130"/>
+            </w:tcMar>
+            <w:vAlign w:val="center"/>
+          </w:tcPr>
+          <w:p>
+            <w:pPr>
+              <w:spacing w:after="0" w:line="240"/>
+            </w:pPr>
+            <w:r>
+              <w:rPr>
+                <w:rFonts w:ascii="Calibri" w:cs="Calibri" w:eastAsia="Calibri" w:hAnsi="Calibri"/>
+                <w:b w:val="false"/>
+                <w:bCs w:val="false"/>
+                <w:i w:val="false"/>
+                <w:iCs w:val="false"/>
+                <w:color w:val="221E1F"/>
+                <w:sz w:val="20"/>
+                <w:szCs w:val="20"/>
+              </w:rPr>
+              <w:t xml:space="preserve">The reset flow had no way in — no “forgot your password” anywhere on the site. The request and completion screens, arrival straight from the emailed link, and a link in the message instead of 43 characters to retype</w:t>
+            </w:r>
+          </w:p>
+        </w:tc>
+        <w:tc>
+          <w:tcPr>
+            <w:tcW w:type="dxa" w:w="964"/>
+            <w:tcBorders>
+              <w:top w:val="single" w:color="D6CFC6" w:sz="4"/>
+              <w:left w:val="single" w:color="D6CFC6" w:sz="4"/>
+              <w:bottom w:val="single" w:color="D6CFC6" w:sz="4"/>
+              <w:right w:val="single" w:color="D6CFC6" w:sz="4"/>
+            </w:tcBorders>
+            <w:tcMar>
+              <w:top w:type="dxa" w:w="90"/>
+              <w:left w:type="dxa" w:w="130"/>
+              <w:bottom w:type="dxa" w:w="90"/>
+              <w:right w:type="dxa" w:w="130"/>
+            </w:tcMar>
+            <w:vAlign w:val="center"/>
+          </w:tcPr>
+          <w:p>
+            <w:pPr>
+              <w:spacing w:after="0" w:line="240"/>
+              <w:jc w:val="right"/>
+            </w:pPr>
+            <w:r>
+              <w:rPr>
+                <w:rFonts w:ascii="Calibri" w:cs="Calibri" w:eastAsia="Calibri" w:hAnsi="Calibri"/>
+                <w:b w:val="false"/>
+                <w:bCs w:val="false"/>
+                <w:i w:val="false"/>
+                <w:iCs w:val="false"/>
+                <w:color w:val="221E1F"/>
+                <w:sz w:val="20"/>
+                <w:szCs w:val="20"/>
+              </w:rPr>
+              <w:t xml:space="preserve">2</w:t>
+            </w:r>
+          </w:p>
+        </w:tc>
+      </w:tr>
+      <w:tr>
+        <w:tc>
+          <w:tcPr>
+            <w:tcW w:type="dxa" w:w="482"/>
+            <w:tcBorders>
+              <w:top w:val="single" w:color="D6CFC6" w:sz="4"/>
+              <w:left w:val="single" w:color="D6CFC6" w:sz="4"/>
+              <w:bottom w:val="single" w:color="D6CFC6" w:sz="4"/>
+              <w:right w:val="single" w:color="D6CFC6" w:sz="4"/>
+            </w:tcBorders>
             <w:shd w:fill="FCE8EB" w:color="auto" w:val="clear"/>
             <w:tcMar>
               <w:top w:type="dxa" w:w="90"/>
@@ -9536,6 +9761,7 @@
           <w:p>
             <w:pPr>
               <w:spacing w:after="0" w:line="240"/>
+              <w:jc w:val="center"/>
             </w:pPr>
             <w:r>
               <w:rPr>
@@ -9548,13 +9774,13 @@
                 <w:sz w:val="20"/>
                 <w:szCs w:val="20"/>
               </w:rPr>
-              <w:t xml:space="preserve">Delivered scope</w:t>
-            </w:r>
-          </w:p>
-        </w:tc>
-        <w:tc>
-          <w:tcPr>
-            <w:tcW w:type="dxa" w:w="964"/>
+              <w:t xml:space="preserve"/>
+            </w:r>
+          </w:p>
+        </w:tc>
+        <w:tc>
+          <w:tcPr>
+            <w:tcW w:type="dxa" w:w="3084"/>
             <w:tcBorders>
               <w:top w:val="single" w:color="D6CFC6" w:sz="4"/>
               <w:left w:val="single" w:color="D6CFC6" w:sz="4"/>
@@ -9573,7 +9799,6 @@
           <w:p>
             <w:pPr>
               <w:spacing w:after="0" w:line="240"/>
-              <w:jc w:val="right"/>
             </w:pPr>
             <w:r>
               <w:rPr>
@@ -9586,7 +9811,82 @@
                 <w:sz w:val="20"/>
                 <w:szCs w:val="20"/>
               </w:rPr>
-              <w:t xml:space="preserve">163</w:t>
+              <w:t xml:space="preserve">Total</w:t>
+            </w:r>
+          </w:p>
+        </w:tc>
+        <w:tc>
+          <w:tcPr>
+            <w:tcW w:type="dxa" w:w="5108"/>
+            <w:tcBorders>
+              <w:top w:val="single" w:color="D6CFC6" w:sz="4"/>
+              <w:left w:val="single" w:color="D6CFC6" w:sz="4"/>
+              <w:bottom w:val="single" w:color="D6CFC6" w:sz="4"/>
+              <w:right w:val="single" w:color="D6CFC6" w:sz="4"/>
+            </w:tcBorders>
+            <w:shd w:fill="FCE8EB" w:color="auto" w:val="clear"/>
+            <w:tcMar>
+              <w:top w:type="dxa" w:w="90"/>
+              <w:left w:type="dxa" w:w="130"/>
+              <w:bottom w:type="dxa" w:w="90"/>
+              <w:right w:type="dxa" w:w="130"/>
+            </w:tcMar>
+            <w:vAlign w:val="center"/>
+          </w:tcPr>
+          <w:p>
+            <w:pPr>
+              <w:spacing w:after="0" w:line="240"/>
+            </w:pPr>
+            <w:r>
+              <w:rPr>
+                <w:rFonts w:ascii="Calibri" w:cs="Calibri" w:eastAsia="Calibri" w:hAnsi="Calibri"/>
+                <w:b/>
+                <w:bCs/>
+                <w:i w:val="false"/>
+                <w:iCs w:val="false"/>
+                <w:color w:val="221E1F"/>
+                <w:sz w:val="20"/>
+                <w:szCs w:val="20"/>
+              </w:rPr>
+              <w:t xml:space="preserve">Delivered scope</w:t>
+            </w:r>
+          </w:p>
+        </w:tc>
+        <w:tc>
+          <w:tcPr>
+            <w:tcW w:type="dxa" w:w="964"/>
+            <w:tcBorders>
+              <w:top w:val="single" w:color="D6CFC6" w:sz="4"/>
+              <w:left w:val="single" w:color="D6CFC6" w:sz="4"/>
+              <w:bottom w:val="single" w:color="D6CFC6" w:sz="4"/>
+              <w:right w:val="single" w:color="D6CFC6" w:sz="4"/>
+            </w:tcBorders>
+            <w:shd w:fill="FCE8EB" w:color="auto" w:val="clear"/>
+            <w:tcMar>
+              <w:top w:type="dxa" w:w="90"/>
+              <w:left w:type="dxa" w:w="130"/>
+              <w:bottom w:type="dxa" w:w="90"/>
+              <w:right w:type="dxa" w:w="130"/>
+            </w:tcMar>
+            <w:vAlign w:val="center"/>
+          </w:tcPr>
+          <w:p>
+            <w:pPr>
+              <w:spacing w:after="0" w:line="240"/>
+              <w:jc w:val="right"/>
+            </w:pPr>
+            <w:r>
+              <w:rPr>
+                <w:rFonts w:ascii="Calibri" w:cs="Calibri" w:eastAsia="Calibri" w:hAnsi="Calibri"/>
+                <w:b/>
+                <w:bCs/>
+                <w:i w:val="false"/>
+                <w:iCs w:val="false"/>
+                <w:color w:val="221E1F"/>
+                <w:sz w:val="20"/>
+                <w:szCs w:val="20"/>
+              </w:rPr>
+              <w:t xml:space="preserve">169</w:t>
             </w:r>
           </w:p>
         </w:tc>
@@ -9638,7 +9938,7 @@
           <w:sz w:val="20"/>
           <w:szCs w:val="20"/>
         </w:rPr>
-        <w:t xml:space="preserve">26,237 hand-written lines over 163 days is about 161 a day. For tested, typed, reviewed production code that sits inside the normal 100–300 band, and lower than the 200 the first version of this document reconstructed — integration work carries more test and less code than storefront work does. The reconstruction is not inflated.</w:t>
+        <w:t xml:space="preserve">27,291 hand-written lines over 169 days is about 161 a day. For tested, typed, reviewed production code that sits inside the normal 100–300 band, and lower than the 200 the first version of this document reconstructed — integration work carries more test and less code than storefront work does. The reconstruction is not inflated.</w:t>
       </w:r>
     </w:p>
     <w:p>
@@ -9656,7 +9956,7 @@
           <w:sz w:val="20"/>
           <w:szCs w:val="20"/>
         </w:rPr>
-        <w:t xml:space="preserve">163 days is roughly 27 working weeks, or a little over six months for one person. Two people working in parallel would compress the calendar but not the total, and would add coordination cost.</w:t>
+        <w:t xml:space="preserve">169 days is roughly 27 working weeks, or a little over six months for one person. Two people working in parallel would compress the calendar but not the total, and would add coordination cost.</w:t>
       </w:r>
     </w:p>
     <w:p>
@@ -9727,7 +10027,7 @@
           <w:sz w:val="20"/>
           <w:szCs w:val="20"/>
         </w:rPr>
-        <w:t xml:space="preserve">Delivered scope: 163 days × 8 hours = 1304 hours.</w:t>
+        <w:t xml:space="preserve">Delivered scope: 169 days × 8 hours = 1352 hours.</w:t>
       </w:r>
     </w:p>
     <w:tbl>
@@ -9822,7 +10122,7 @@
                 <w:sz w:val="19"/>
                 <w:szCs w:val="19"/>
               </w:rPr>
-              <w:t xml:space="preserve">Cost of the 1304 hours (excl. VAT)</w:t>
+              <w:t xml:space="preserve">Cost of the 1352 hours (excl. VAT)</w:t>
             </w:r>
           </w:p>
         </w:tc>
@@ -9935,7 +10235,7 @@
                 <w:sz w:val="20"/>
                 <w:szCs w:val="20"/>
               </w:rPr>
-              <w:t xml:space="preserve">R 521,600</w:t>
+              <w:t xml:space="preserve">R 540,800</w:t>
             </w:r>
           </w:p>
         </w:tc>
@@ -9972,7 +10272,7 @@
                 <w:sz w:val="20"/>
                 <w:szCs w:val="20"/>
               </w:rPr>
-              <w:t xml:space="preserve">R 599,840</w:t>
+              <w:t xml:space="preserve">R 621,920</w:t>
             </w:r>
           </w:p>
         </w:tc>
@@ -10049,7 +10349,7 @@
                 <w:sz w:val="20"/>
                 <w:szCs w:val="20"/>
               </w:rPr>
-              <w:t xml:space="preserve">R 847,600</w:t>
+              <w:t xml:space="preserve">R 878,800</w:t>
             </w:r>
           </w:p>
         </w:tc>
@@ -10087,7 +10387,7 @@
                 <w:sz w:val="20"/>
                 <w:szCs w:val="20"/>
               </w:rPr>
-              <w:t xml:space="preserve">R 974,740</w:t>
+              <w:t xml:space="preserve">R 1,010,620</w:t>
             </w:r>
           </w:p>
         </w:tc>
@@ -10162,7 +10462,7 @@
                 <w:sz w:val="20"/>
                 <w:szCs w:val="20"/>
               </w:rPr>
-              <w:t xml:space="preserve">R 1,108,400</w:t>
+              <w:t xml:space="preserve">R 1,149,200</w:t>
             </w:r>
           </w:p>
         </w:tc>
@@ -10199,7 +10499,7 @@
                 <w:sz w:val="20"/>
                 <w:szCs w:val="20"/>
               </w:rPr>
-              <w:t xml:space="preserve">R 1,274,660</w:t>
+              <w:t xml:space="preserve">R 1,321,580</w:t>
             </w:r>
           </w:p>
         </w:tc>
@@ -10276,7 +10576,7 @@
                 <w:sz w:val="20"/>
                 <w:szCs w:val="20"/>
               </w:rPr>
-              <w:t xml:space="preserve">R 1,238,800</w:t>
+              <w:t xml:space="preserve">R 1,284,400</w:t>
             </w:r>
           </w:p>
         </w:tc>
@@ -10314,7 +10614,7 @@
                 <w:sz w:val="20"/>
                 <w:szCs w:val="20"/>
               </w:rPr>
-              <w:t xml:space="preserve">R 1,424,620</w:t>
+              <w:t xml:space="preserve">R 1,477,060</w:t>
             </w:r>
           </w:p>
         </w:tc>
@@ -10389,7 +10689,7 @@
                 <w:sz w:val="20"/>
                 <w:szCs w:val="20"/>
               </w:rPr>
-              <w:t xml:space="preserve">R 1,499,600</w:t>
+              <w:t xml:space="preserve">R 1,554,800</w:t>
             </w:r>
           </w:p>
         </w:tc>
@@ -10426,7 +10726,7 @@
                 <w:sz w:val="20"/>
                 <w:szCs w:val="20"/>
               </w:rPr>
-              <w:t xml:space="preserve">R 1,724,540</w:t>
+              <w:t xml:space="preserve">R 1,788,020</w:t>
             </w:r>
           </w:p>
         </w:tc>
@@ -10503,7 +10803,7 @@
                 <w:sz w:val="20"/>
                 <w:szCs w:val="20"/>
               </w:rPr>
-              <w:t xml:space="preserve">R 1,890,800</w:t>
+              <w:t xml:space="preserve">R 1,960,400</w:t>
             </w:r>
           </w:p>
         </w:tc>
@@ -10541,7 +10841,7 @@
                 <w:sz w:val="20"/>
                 <w:szCs w:val="20"/>
               </w:rPr>
-              <w:t xml:space="preserve">R 2,174,420</w:t>
+              <w:t xml:space="preserve">R 2,254,460</w:t>
             </w:r>
           </w:p>
         </w:tc>
@@ -10593,7 +10893,7 @@
           <w:sz w:val="20"/>
           <w:szCs w:val="20"/>
         </w:rPr>
-        <w:t xml:space="preserve">At an illustrative blended rate of R 950 an hour — chosen here only to make the rest of the document concrete — the delivered scope comes to R 1,238,800 excluding VAT, or R 1,424,620 including it. Replace the rate and every figure below moves proportionally.</w:t>
+        <w:t xml:space="preserve">At an illustrative blended rate of R 950 an hour — chosen here only to make the rest of the document concrete — the delivered scope comes to R 1,284,400 excluding VAT, or R 1,477,060 including it. Replace the rate and every figure below moves proportionally.</w:t>
       </w:r>
     </w:p>
     <w:p>
@@ -14872,6 +15172,308 @@
               <w:bottom w:val="single" w:color="D6CFC6" w:sz="4"/>
               <w:right w:val="single" w:color="D6CFC6" w:sz="4"/>
             </w:tcBorders>
+            <w:shd w:fill="F7F5F2" w:color="auto" w:val="clear"/>
+            <w:tcMar>
+              <w:top w:type="dxa" w:w="90"/>
+              <w:left w:type="dxa" w:w="130"/>
+              <w:bottom w:type="dxa" w:w="90"/>
+              <w:right w:type="dxa" w:w="130"/>
+            </w:tcMar>
+            <w:vAlign w:val="center"/>
+          </w:tcPr>
+          <w:p>
+            <w:pPr>
+              <w:spacing w:after="0" w:line="240"/>
+            </w:pPr>
+            <w:r>
+              <w:rPr>
+                <w:rFonts w:ascii="Calibri" w:cs="Calibri" w:eastAsia="Calibri" w:hAnsi="Calibri"/>
+                <w:b w:val="false"/>
+                <w:bCs w:val="false"/>
+                <w:i w:val="false"/>
+                <w:iCs w:val="false"/>
+                <w:color w:val="221E1F"/>
+                <w:sz w:val="20"/>
+                <w:szCs w:val="20"/>
+              </w:rPr>
+              <w:t xml:space="preserve">The payment journey</w:t>
+            </w:r>
+          </w:p>
+        </w:tc>
+        <w:tc>
+          <w:tcPr>
+            <w:tcW w:type="dxa" w:w="1157"/>
+            <w:tcBorders>
+              <w:top w:val="single" w:color="D6CFC6" w:sz="4"/>
+              <w:left w:val="single" w:color="D6CFC6" w:sz="4"/>
+              <w:bottom w:val="single" w:color="D6CFC6" w:sz="4"/>
+              <w:right w:val="single" w:color="D6CFC6" w:sz="4"/>
+            </w:tcBorders>
+            <w:shd w:fill="F7F5F2" w:color="auto" w:val="clear"/>
+            <w:tcMar>
+              <w:top w:type="dxa" w:w="90"/>
+              <w:left w:type="dxa" w:w="130"/>
+              <w:bottom w:type="dxa" w:w="90"/>
+              <w:right w:type="dxa" w:w="130"/>
+            </w:tcMar>
+            <w:vAlign w:val="center"/>
+          </w:tcPr>
+          <w:p>
+            <w:pPr>
+              <w:spacing w:after="0" w:line="240"/>
+              <w:jc w:val="right"/>
+            </w:pPr>
+            <w:r>
+              <w:rPr>
+                <w:rFonts w:ascii="Calibri" w:cs="Calibri" w:eastAsia="Calibri" w:hAnsi="Calibri"/>
+                <w:b w:val="false"/>
+                <w:bCs w:val="false"/>
+                <w:i w:val="false"/>
+                <w:iCs w:val="false"/>
+                <w:color w:val="221E1F"/>
+                <w:sz w:val="20"/>
+                <w:szCs w:val="20"/>
+              </w:rPr>
+              <w:t xml:space="preserve">4</w:t>
+            </w:r>
+          </w:p>
+        </w:tc>
+        <w:tc>
+          <w:tcPr>
+            <w:tcW w:type="dxa" w:w="1542"/>
+            <w:tcBorders>
+              <w:top w:val="single" w:color="D6CFC6" w:sz="4"/>
+              <w:left w:val="single" w:color="D6CFC6" w:sz="4"/>
+              <w:bottom w:val="single" w:color="D6CFC6" w:sz="4"/>
+              <w:right w:val="single" w:color="D6CFC6" w:sz="4"/>
+            </w:tcBorders>
+            <w:shd w:fill="F7F5F2" w:color="auto" w:val="clear"/>
+            <w:tcMar>
+              <w:top w:type="dxa" w:w="90"/>
+              <w:left w:type="dxa" w:w="130"/>
+              <w:bottom w:type="dxa" w:w="90"/>
+              <w:right w:type="dxa" w:w="130"/>
+            </w:tcMar>
+            <w:vAlign w:val="center"/>
+          </w:tcPr>
+          <w:p>
+            <w:pPr>
+              <w:spacing w:after="0" w:line="240"/>
+              <w:jc w:val="right"/>
+            </w:pPr>
+            <w:r>
+              <w:rPr>
+                <w:rFonts w:ascii="Calibri" w:cs="Calibri" w:eastAsia="Calibri" w:hAnsi="Calibri"/>
+                <w:b w:val="false"/>
+                <w:bCs w:val="false"/>
+                <w:i w:val="false"/>
+                <w:iCs w:val="false"/>
+                <w:color w:val="221E1F"/>
+                <w:sz w:val="20"/>
+                <w:szCs w:val="20"/>
+              </w:rPr>
+              <w:t xml:space="preserve">32</w:t>
+            </w:r>
+          </w:p>
+        </w:tc>
+        <w:tc>
+          <w:tcPr>
+            <w:tcW w:type="dxa" w:w="1638"/>
+            <w:tcBorders>
+              <w:top w:val="single" w:color="D6CFC6" w:sz="4"/>
+              <w:left w:val="single" w:color="D6CFC6" w:sz="4"/>
+              <w:bottom w:val="single" w:color="D6CFC6" w:sz="4"/>
+              <w:right w:val="single" w:color="D6CFC6" w:sz="4"/>
+            </w:tcBorders>
+            <w:shd w:fill="F7F5F2" w:color="auto" w:val="clear"/>
+            <w:tcMar>
+              <w:top w:type="dxa" w:w="90"/>
+              <w:left w:type="dxa" w:w="130"/>
+              <w:bottom w:type="dxa" w:w="90"/>
+              <w:right w:type="dxa" w:w="130"/>
+            </w:tcMar>
+            <w:vAlign w:val="center"/>
+          </w:tcPr>
+          <w:p>
+            <w:pPr>
+              <w:spacing w:after="0" w:line="240"/>
+              <w:jc w:val="right"/>
+            </w:pPr>
+            <w:r>
+              <w:rPr>
+                <w:rFonts w:ascii="Calibri" w:cs="Calibri" w:eastAsia="Calibri" w:hAnsi="Calibri"/>
+                <w:b w:val="false"/>
+                <w:bCs w:val="false"/>
+                <w:i w:val="false"/>
+                <w:iCs w:val="false"/>
+                <w:color w:val="221E1F"/>
+                <w:sz w:val="20"/>
+                <w:szCs w:val="20"/>
+              </w:rPr>
+              <w:t xml:space="preserve">R 30,400</w:t>
+            </w:r>
+          </w:p>
+        </w:tc>
+      </w:tr>
+      <w:tr>
+        <w:tc>
+          <w:tcPr>
+            <w:tcW w:type="dxa" w:w="5301"/>
+            <w:tcBorders>
+              <w:top w:val="single" w:color="D6CFC6" w:sz="4"/>
+              <w:left w:val="single" w:color="D6CFC6" w:sz="4"/>
+              <w:bottom w:val="single" w:color="D6CFC6" w:sz="4"/>
+              <w:right w:val="single" w:color="D6CFC6" w:sz="4"/>
+            </w:tcBorders>
+            <w:tcMar>
+              <w:top w:type="dxa" w:w="90"/>
+              <w:left w:type="dxa" w:w="130"/>
+              <w:bottom w:type="dxa" w:w="90"/>
+              <w:right w:type="dxa" w:w="130"/>
+            </w:tcMar>
+            <w:vAlign w:val="center"/>
+          </w:tcPr>
+          <w:p>
+            <w:pPr>
+              <w:spacing w:after="0" w:line="240"/>
+            </w:pPr>
+            <w:r>
+              <w:rPr>
+                <w:rFonts w:ascii="Calibri" w:cs="Calibri" w:eastAsia="Calibri" w:hAnsi="Calibri"/>
+                <w:b w:val="false"/>
+                <w:bCs w:val="false"/>
+                <w:i w:val="false"/>
+                <w:iCs w:val="false"/>
+                <w:color w:val="221E1F"/>
+                <w:sz w:val="20"/>
+                <w:szCs w:val="20"/>
+              </w:rPr>
+              <w:t xml:space="preserve">Password reset, reachable</w:t>
+            </w:r>
+          </w:p>
+        </w:tc>
+        <w:tc>
+          <w:tcPr>
+            <w:tcW w:type="dxa" w:w="1157"/>
+            <w:tcBorders>
+              <w:top w:val="single" w:color="D6CFC6" w:sz="4"/>
+              <w:left w:val="single" w:color="D6CFC6" w:sz="4"/>
+              <w:bottom w:val="single" w:color="D6CFC6" w:sz="4"/>
+              <w:right w:val="single" w:color="D6CFC6" w:sz="4"/>
+            </w:tcBorders>
+            <w:tcMar>
+              <w:top w:type="dxa" w:w="90"/>
+              <w:left w:type="dxa" w:w="130"/>
+              <w:bottom w:type="dxa" w:w="90"/>
+              <w:right w:type="dxa" w:w="130"/>
+            </w:tcMar>
+            <w:vAlign w:val="center"/>
+          </w:tcPr>
+          <w:p>
+            <w:pPr>
+              <w:spacing w:after="0" w:line="240"/>
+              <w:jc w:val="right"/>
+            </w:pPr>
+            <w:r>
+              <w:rPr>
+                <w:rFonts w:ascii="Calibri" w:cs="Calibri" w:eastAsia="Calibri" w:hAnsi="Calibri"/>
+                <w:b w:val="false"/>
+                <w:bCs w:val="false"/>
+                <w:i w:val="false"/>
+                <w:iCs w:val="false"/>
+                <w:color w:val="221E1F"/>
+                <w:sz w:val="20"/>
+                <w:szCs w:val="20"/>
+              </w:rPr>
+              <w:t xml:space="preserve">2</w:t>
+            </w:r>
+          </w:p>
+        </w:tc>
+        <w:tc>
+          <w:tcPr>
+            <w:tcW w:type="dxa" w:w="1542"/>
+            <w:tcBorders>
+              <w:top w:val="single" w:color="D6CFC6" w:sz="4"/>
+              <w:left w:val="single" w:color="D6CFC6" w:sz="4"/>
+              <w:bottom w:val="single" w:color="D6CFC6" w:sz="4"/>
+              <w:right w:val="single" w:color="D6CFC6" w:sz="4"/>
+            </w:tcBorders>
+            <w:tcMar>
+              <w:top w:type="dxa" w:w="90"/>
+              <w:left w:type="dxa" w:w="130"/>
+              <w:bottom w:type="dxa" w:w="90"/>
+              <w:right w:type="dxa" w:w="130"/>
+            </w:tcMar>
+            <w:vAlign w:val="center"/>
+          </w:tcPr>
+          <w:p>
+            <w:pPr>
+              <w:spacing w:after="0" w:line="240"/>
+              <w:jc w:val="right"/>
+            </w:pPr>
+            <w:r>
+              <w:rPr>
+                <w:rFonts w:ascii="Calibri" w:cs="Calibri" w:eastAsia="Calibri" w:hAnsi="Calibri"/>
+                <w:b w:val="false"/>
+                <w:bCs w:val="false"/>
+                <w:i w:val="false"/>
+                <w:iCs w:val="false"/>
+                <w:color w:val="221E1F"/>
+                <w:sz w:val="20"/>
+                <w:szCs w:val="20"/>
+              </w:rPr>
+              <w:t xml:space="preserve">16</w:t>
+            </w:r>
+          </w:p>
+        </w:tc>
+        <w:tc>
+          <w:tcPr>
+            <w:tcW w:type="dxa" w:w="1638"/>
+            <w:tcBorders>
+              <w:top w:val="single" w:color="D6CFC6" w:sz="4"/>
+              <w:left w:val="single" w:color="D6CFC6" w:sz="4"/>
+              <w:bottom w:val="single" w:color="D6CFC6" w:sz="4"/>
+              <w:right w:val="single" w:color="D6CFC6" w:sz="4"/>
+            </w:tcBorders>
+            <w:tcMar>
+              <w:top w:type="dxa" w:w="90"/>
+              <w:left w:type="dxa" w:w="130"/>
+              <w:bottom w:type="dxa" w:w="90"/>
+              <w:right w:type="dxa" w:w="130"/>
+            </w:tcMar>
+            <w:vAlign w:val="center"/>
+          </w:tcPr>
+          <w:p>
+            <w:pPr>
+              <w:spacing w:after="0" w:line="240"/>
+              <w:jc w:val="right"/>
+            </w:pPr>
+            <w:r>
+              <w:rPr>
+                <w:rFonts w:ascii="Calibri" w:cs="Calibri" w:eastAsia="Calibri" w:hAnsi="Calibri"/>
+                <w:b w:val="false"/>
+                <w:bCs w:val="false"/>
+                <w:i w:val="false"/>
+                <w:iCs w:val="false"/>
+                <w:color w:val="221E1F"/>
+                <w:sz w:val="20"/>
+                <w:szCs w:val="20"/>
+              </w:rPr>
+              <w:t xml:space="preserve">R 15,200</w:t>
+            </w:r>
+          </w:p>
+        </w:tc>
+      </w:tr>
+      <w:tr>
+        <w:tc>
+          <w:tcPr>
+            <w:tcW w:type="dxa" w:w="5301"/>
+            <w:tcBorders>
+              <w:top w:val="single" w:color="D6CFC6" w:sz="4"/>
+              <w:left w:val="single" w:color="D6CFC6" w:sz="4"/>
+              <w:bottom w:val="single" w:color="D6CFC6" w:sz="4"/>
+              <w:right w:val="single" w:color="D6CFC6" w:sz="4"/>
+            </w:tcBorders>
             <w:shd w:fill="FCE8EB" w:color="auto" w:val="clear"/>
             <w:tcMar>
               <w:top w:type="dxa" w:w="90"/>
@@ -14934,7 +15536,7 @@
                 <w:sz w:val="20"/>
                 <w:szCs w:val="20"/>
               </w:rPr>
-              <w:t xml:space="preserve">163</w:t>
+              <w:t xml:space="preserve">169</w:t>
             </w:r>
           </w:p>
         </w:tc>
@@ -14972,7 +15574,7 @@
                 <w:sz w:val="20"/>
                 <w:szCs w:val="20"/>
               </w:rPr>
-              <w:t xml:space="preserve">1,304</w:t>
+              <w:t xml:space="preserve">1,352</w:t>
             </w:r>
           </w:p>
         </w:tc>
@@ -15010,7 +15612,7 @@
                 <w:sz w:val="20"/>
                 <w:szCs w:val="20"/>
               </w:rPr>
-              <w:t xml:space="preserve">R 1,238,800</w:t>
+              <w:t xml:space="preserve">R 1,284,400</w:t>
             </w:r>
           </w:p>
         </w:tc>
@@ -15049,7 +15651,7 @@
           <w:sz w:val="20"/>
           <w:szCs w:val="20"/>
         </w:rPr>
-        <w:t xml:space="preserve">The integration seams — payments, accounts, notifications, POS and courier — are 44 of the 163 days. None of them names a vendor, and none has to be rewritten when one is chosen: what remains per integration is an adapter against an interface that already exists and is already tested.</w:t>
+        <w:t xml:space="preserve">The integration seams — payments, accounts, notifications, POS and courier — are 44 of the 169 days. None of them names a vendor, and none has to be rewritten when one is chosen: what remains per integration is an adapter against an interface that already exists and is already tested.</w:t>
       </w:r>
     </w:p>
     <w:p>
@@ -15333,7 +15935,7 @@
                 <w:sz w:val="20"/>
                 <w:szCs w:val="20"/>
               </w:rPr>
-              <w:t xml:space="preserve">The adapter is written and tested. What is left needs a merchant account: confirming PayFast accepts our signature, then failure and retry testing against their sandbox</w:t>
+              <w:t xml:space="preserve">The adapter is written and the checkout journey through it is built end to end. What is left needs a merchant account: confirming PayFast accepts our signature, then failure and retry testing against their sandbox</w:t>
             </w:r>
           </w:p>
         </w:tc>
@@ -17168,7 +17770,7 @@
                 <w:sz w:val="20"/>
                 <w:szCs w:val="20"/>
               </w:rPr>
-              <w:t xml:space="preserve">163</w:t>
+              <w:t xml:space="preserve">169</w:t>
             </w:r>
           </w:p>
         </w:tc>
@@ -17205,7 +17807,7 @@
                 <w:sz w:val="20"/>
                 <w:szCs w:val="20"/>
               </w:rPr>
-              <w:t xml:space="preserve">1,304</w:t>
+              <w:t xml:space="preserve">1,352</w:t>
             </w:r>
           </w:p>
         </w:tc>
@@ -17242,7 +17844,7 @@
                 <w:sz w:val="20"/>
                 <w:szCs w:val="20"/>
               </w:rPr>
-              <w:t xml:space="preserve">R 1,238,800</w:t>
+              <w:t xml:space="preserve">R 1,284,400</w:t>
             </w:r>
           </w:p>
         </w:tc>
@@ -17472,7 +18074,7 @@
                 <w:sz w:val="20"/>
                 <w:szCs w:val="20"/>
               </w:rPr>
-              <w:t xml:space="preserve">188</w:t>
+              <w:t xml:space="preserve">194</w:t>
             </w:r>
           </w:p>
         </w:tc>
@@ -17510,7 +18112,7 @@
                 <w:sz w:val="20"/>
                 <w:szCs w:val="20"/>
               </w:rPr>
-              <w:t xml:space="preserve">1,504</w:t>
+              <w:t xml:space="preserve">1,552</w:t>
             </w:r>
           </w:p>
         </w:tc>
@@ -17548,7 +18150,7 @@
                 <w:sz w:val="20"/>
                 <w:szCs w:val="20"/>
               </w:rPr>
-              <w:t xml:space="preserve">R 1,428,800</w:t>
+              <w:t xml:space="preserve">R 1,474,400</w:t>
             </w:r>
           </w:p>
         </w:tc>

--- a/WEBSITE_COSTINGS.docx
+++ b/WEBSITE_COSTINGS.docx
@@ -1190,7 +1190,7 @@
                 <w:sz w:val="20"/>
                 <w:szCs w:val="20"/>
               </w:rPr>
-              <w:t xml:space="preserve">25</w:t>
+              <w:t xml:space="preserve">26</w:t>
             </w:r>
           </w:p>
         </w:tc>
@@ -1527,7 +1527,7 @@
                 <w:sz w:val="20"/>
                 <w:szCs w:val="20"/>
               </w:rPr>
-              <w:t xml:space="preserve">753</w:t>
+              <w:t xml:space="preserve">769</w:t>
             </w:r>
           </w:p>
         </w:tc>
@@ -1563,7 +1563,7 @@
                 <w:sz w:val="20"/>
                 <w:szCs w:val="20"/>
               </w:rPr>
-              <w:t xml:space="preserve">In 37 files; all passing</w:t>
+              <w:t xml:space="preserve">In 38 files; all passing</w:t>
             </w:r>
           </w:p>
         </w:tc>
@@ -1640,7 +1640,7 @@
                 <w:sz w:val="20"/>
                 <w:szCs w:val="20"/>
               </w:rPr>
-              <w:t xml:space="preserve">27,291</w:t>
+              <w:t xml:space="preserve">27,878</w:t>
             </w:r>
           </w:p>
         </w:tc>
@@ -1677,7 +1677,7 @@
                 <w:sz w:val="20"/>
                 <w:szCs w:val="20"/>
               </w:rPr>
-              <w:t xml:space="preserve">Application 11,866 · tests 9,998 · review build 2,563 · data, schema and tooling 2,112 · shared packages 752</w:t>
+              <w:t xml:space="preserve">Application 12,154 · tests 10,296 · review build 2,563 · data, schema and tooling 2,113 · shared packages 752</w:t>
             </w:r>
           </w:p>
         </w:tc>
@@ -1865,7 +1865,7 @@
                 <w:sz w:val="20"/>
                 <w:szCs w:val="20"/>
               </w:rPr>
-              <w:t xml:space="preserve">103</w:t>
+              <w:t xml:space="preserve">105</w:t>
             </w:r>
           </w:p>
         </w:tc>
@@ -3770,7 +3770,7 @@
                 <w:sz w:val="20"/>
                 <w:szCs w:val="20"/>
               </w:rPr>
-              <w:t xml:space="preserve">753 passing</w:t>
+              <w:t xml:space="preserve">769 passing</w:t>
             </w:r>
           </w:p>
         </w:tc>
@@ -3807,7 +3807,7 @@
                 <w:sz w:val="20"/>
                 <w:szCs w:val="20"/>
               </w:rPr>
-              <w:t xml:space="preserve">37 files, including four real worker processes racing on one file</w:t>
+              <w:t xml:space="preserve">38 files, including four real worker processes racing on one file</w:t>
             </w:r>
           </w:p>
         </w:tc>
@@ -6548,7 +6548,7 @@
                 <w:sz w:val="20"/>
                 <w:szCs w:val="20"/>
               </w:rPr>
-              <w:t xml:space="preserve">The suite as it stood at this workstream: the 753 tests now in 37 files grew with the workstreams below. Driven through route handlers rather than helpers</w:t>
+              <w:t xml:space="preserve">The suite as it stood at this workstream: the 769 tests now in 38 files grew with the workstreams below. Driven through route handlers rather than helpers</w:t>
             </w:r>
           </w:p>
         </w:tc>
@@ -9749,7 +9749,7 @@
               <w:bottom w:val="single" w:color="D6CFC6" w:sz="4"/>
               <w:right w:val="single" w:color="D6CFC6" w:sz="4"/>
             </w:tcBorders>
-            <w:shd w:fill="FCE8EB" w:color="auto" w:val="clear"/>
+            <w:shd w:fill="F7F5F2" w:color="auto" w:val="clear"/>
             <w:tcMar>
               <w:top w:type="dxa" w:w="90"/>
               <w:left w:type="dxa" w:w="130"/>
@@ -9762,6 +9762,43 @@
             <w:pPr>
               <w:spacing w:after="0" w:line="240"/>
               <w:jc w:val="center"/>
+            </w:pPr>
+            <w:r>
+              <w:rPr>
+                <w:rFonts w:ascii="Calibri" w:cs="Calibri" w:eastAsia="Calibri" w:hAnsi="Calibri"/>
+                <w:b w:val="false"/>
+                <w:bCs w:val="false"/>
+                <w:i w:val="false"/>
+                <w:iCs w:val="false"/>
+                <w:color w:val="221E1F"/>
+                <w:sz w:val="20"/>
+                <w:szCs w:val="20"/>
+              </w:rPr>
+              <w:t xml:space="preserve">30</w:t>
+            </w:r>
+          </w:p>
+        </w:tc>
+        <w:tc>
+          <w:tcPr>
+            <w:tcW w:type="dxa" w:w="3084"/>
+            <w:tcBorders>
+              <w:top w:val="single" w:color="D6CFC6" w:sz="4"/>
+              <w:left w:val="single" w:color="D6CFC6" w:sz="4"/>
+              <w:bottom w:val="single" w:color="D6CFC6" w:sz="4"/>
+              <w:right w:val="single" w:color="D6CFC6" w:sz="4"/>
+            </w:tcBorders>
+            <w:shd w:fill="F7F5F2" w:color="auto" w:val="clear"/>
+            <w:tcMar>
+              <w:top w:type="dxa" w:w="90"/>
+              <w:left w:type="dxa" w:w="130"/>
+              <w:bottom w:type="dxa" w:w="90"/>
+              <w:right w:type="dxa" w:w="130"/>
+            </w:tcMar>
+            <w:vAlign w:val="center"/>
+          </w:tcPr>
+          <w:p>
+            <w:pPr>
+              <w:spacing w:after="0" w:line="240"/>
             </w:pPr>
             <w:r>
               <w:rPr>
@@ -9774,13 +9811,90 @@
                 <w:sz w:val="20"/>
                 <w:szCs w:val="20"/>
               </w:rPr>
-              <w:t xml:space="preserve"/>
-            </w:r>
-          </w:p>
-        </w:tc>
-        <w:tc>
-          <w:tcPr>
-            <w:tcW w:type="dxa" w:w="3084"/>
+              <w:t xml:space="preserve">An operations console that can act</w:t>
+            </w:r>
+          </w:p>
+        </w:tc>
+        <w:tc>
+          <w:tcPr>
+            <w:tcW w:type="dxa" w:w="5108"/>
+            <w:tcBorders>
+              <w:top w:val="single" w:color="D6CFC6" w:sz="4"/>
+              <w:left w:val="single" w:color="D6CFC6" w:sz="4"/>
+              <w:bottom w:val="single" w:color="D6CFC6" w:sz="4"/>
+              <w:right w:val="single" w:color="D6CFC6" w:sz="4"/>
+            </w:tcBorders>
+            <w:shd w:fill="F7F5F2" w:color="auto" w:val="clear"/>
+            <w:tcMar>
+              <w:top w:type="dxa" w:w="90"/>
+              <w:left w:type="dxa" w:w="130"/>
+              <w:bottom w:type="dxa" w:w="90"/>
+              <w:right w:type="dxa" w:w="130"/>
+            </w:tcMar>
+            <w:vAlign w:val="center"/>
+          </w:tcPr>
+          <w:p>
+            <w:pPr>
+              <w:spacing w:after="0" w:line="240"/>
+            </w:pPr>
+            <w:r>
+              <w:rPr>
+                <w:rFonts w:ascii="Calibri" w:cs="Calibri" w:eastAsia="Calibri" w:hAnsi="Calibri"/>
+                <w:b w:val="false"/>
+                <w:bCs w:val="false"/>
+                <w:i w:val="false"/>
+                <w:iCs w:val="false"/>
+                <w:color w:val="221E1F"/>
+                <w:sz w:val="20"/>
+                <w:szCs w:val="20"/>
+              </w:rPr>
+              <w:t xml:space="preserve">The Problems tab named an action — “worth retrying” — and did not provide it, and the suppression list offered nothing at all. A retry that refuses to send a handoff twice and refuses one the adapter called final, a restore that undoes a bounce but never a complaint, both reporting what happened rather than refreshing a list that looks unchanged. Plus the payment ledger, which was settled and reconciled by tests and shown to nobody, with the provider reference an operator needs to find a payment in the gateway’s dashboard</w:t>
+            </w:r>
+          </w:p>
+        </w:tc>
+        <w:tc>
+          <w:tcPr>
+            <w:tcW w:type="dxa" w:w="964"/>
+            <w:tcBorders>
+              <w:top w:val="single" w:color="D6CFC6" w:sz="4"/>
+              <w:left w:val="single" w:color="D6CFC6" w:sz="4"/>
+              <w:bottom w:val="single" w:color="D6CFC6" w:sz="4"/>
+              <w:right w:val="single" w:color="D6CFC6" w:sz="4"/>
+            </w:tcBorders>
+            <w:shd w:fill="F7F5F2" w:color="auto" w:val="clear"/>
+            <w:tcMar>
+              <w:top w:type="dxa" w:w="90"/>
+              <w:left w:type="dxa" w:w="130"/>
+              <w:bottom w:type="dxa" w:w="90"/>
+              <w:right w:type="dxa" w:w="130"/>
+            </w:tcMar>
+            <w:vAlign w:val="center"/>
+          </w:tcPr>
+          <w:p>
+            <w:pPr>
+              <w:spacing w:after="0" w:line="240"/>
+              <w:jc w:val="right"/>
+            </w:pPr>
+            <w:r>
+              <w:rPr>
+                <w:rFonts w:ascii="Calibri" w:cs="Calibri" w:eastAsia="Calibri" w:hAnsi="Calibri"/>
+                <w:b w:val="false"/>
+                <w:bCs w:val="false"/>
+                <w:i w:val="false"/>
+                <w:iCs w:val="false"/>
+                <w:color w:val="221E1F"/>
+                <w:sz w:val="20"/>
+                <w:szCs w:val="20"/>
+              </w:rPr>
+              <w:t xml:space="preserve">3</w:t>
+            </w:r>
+          </w:p>
+        </w:tc>
+      </w:tr>
+      <w:tr>
+        <w:tc>
+          <w:tcPr>
+            <w:tcW w:type="dxa" w:w="482"/>
             <w:tcBorders>
               <w:top w:val="single" w:color="D6CFC6" w:sz="4"/>
               <w:left w:val="single" w:color="D6CFC6" w:sz="4"/>
@@ -9799,6 +9913,7 @@
           <w:p>
             <w:pPr>
               <w:spacing w:after="0" w:line="240"/>
+              <w:jc w:val="center"/>
             </w:pPr>
             <w:r>
               <w:rPr>
@@ -9811,13 +9926,13 @@
                 <w:sz w:val="20"/>
                 <w:szCs w:val="20"/>
               </w:rPr>
-              <w:t xml:space="preserve">Total</w:t>
-            </w:r>
-          </w:p>
-        </w:tc>
-        <w:tc>
-          <w:tcPr>
-            <w:tcW w:type="dxa" w:w="5108"/>
+              <w:t xml:space="preserve"/>
+            </w:r>
+          </w:p>
+        </w:tc>
+        <w:tc>
+          <w:tcPr>
+            <w:tcW w:type="dxa" w:w="3084"/>
             <w:tcBorders>
               <w:top w:val="single" w:color="D6CFC6" w:sz="4"/>
               <w:left w:val="single" w:color="D6CFC6" w:sz="4"/>
@@ -9848,13 +9963,13 @@
                 <w:sz w:val="20"/>
                 <w:szCs w:val="20"/>
               </w:rPr>
-              <w:t xml:space="preserve">Delivered scope</w:t>
-            </w:r>
-          </w:p>
-        </w:tc>
-        <w:tc>
-          <w:tcPr>
-            <w:tcW w:type="dxa" w:w="964"/>
+              <w:t xml:space="preserve">Total</w:t>
+            </w:r>
+          </w:p>
+        </w:tc>
+        <w:tc>
+          <w:tcPr>
+            <w:tcW w:type="dxa" w:w="5108"/>
             <w:tcBorders>
               <w:top w:val="single" w:color="D6CFC6" w:sz="4"/>
               <w:left w:val="single" w:color="D6CFC6" w:sz="4"/>
@@ -9873,7 +9988,6 @@
           <w:p>
             <w:pPr>
               <w:spacing w:after="0" w:line="240"/>
-              <w:jc w:val="right"/>
             </w:pPr>
             <w:r>
               <w:rPr>
@@ -9886,7 +10000,45 @@
                 <w:sz w:val="20"/>
                 <w:szCs w:val="20"/>
               </w:rPr>
-              <w:t xml:space="preserve">169</w:t>
+              <w:t xml:space="preserve">Delivered scope</w:t>
+            </w:r>
+          </w:p>
+        </w:tc>
+        <w:tc>
+          <w:tcPr>
+            <w:tcW w:type="dxa" w:w="964"/>
+            <w:tcBorders>
+              <w:top w:val="single" w:color="D6CFC6" w:sz="4"/>
+              <w:left w:val="single" w:color="D6CFC6" w:sz="4"/>
+              <w:bottom w:val="single" w:color="D6CFC6" w:sz="4"/>
+              <w:right w:val="single" w:color="D6CFC6" w:sz="4"/>
+            </w:tcBorders>
+            <w:shd w:fill="FCE8EB" w:color="auto" w:val="clear"/>
+            <w:tcMar>
+              <w:top w:type="dxa" w:w="90"/>
+              <w:left w:type="dxa" w:w="130"/>
+              <w:bottom w:type="dxa" w:w="90"/>
+              <w:right w:type="dxa" w:w="130"/>
+            </w:tcMar>
+            <w:vAlign w:val="center"/>
+          </w:tcPr>
+          <w:p>
+            <w:pPr>
+              <w:spacing w:after="0" w:line="240"/>
+              <w:jc w:val="right"/>
+            </w:pPr>
+            <w:r>
+              <w:rPr>
+                <w:rFonts w:ascii="Calibri" w:cs="Calibri" w:eastAsia="Calibri" w:hAnsi="Calibri"/>
+                <w:b/>
+                <w:bCs/>
+                <w:i w:val="false"/>
+                <w:iCs w:val="false"/>
+                <w:color w:val="221E1F"/>
+                <w:sz w:val="20"/>
+                <w:szCs w:val="20"/>
+              </w:rPr>
+              <w:t xml:space="preserve">172</w:t>
             </w:r>
           </w:p>
         </w:tc>
@@ -9938,7 +10090,7 @@
           <w:sz w:val="20"/>
           <w:szCs w:val="20"/>
         </w:rPr>
-        <w:t xml:space="preserve">27,291 hand-written lines over 169 days is about 161 a day. For tested, typed, reviewed production code that sits inside the normal 100–300 band, and lower than the 200 the first version of this document reconstructed — integration work carries more test and less code than storefront work does. The reconstruction is not inflated.</w:t>
+        <w:t xml:space="preserve">27,878 hand-written lines over 172 days is about 162 a day. For tested, typed, reviewed production code that sits inside the normal 100–300 band, and lower than the 200 the first version of this document reconstructed — integration work carries more test and less code than storefront work does. The reconstruction is not inflated.</w:t>
       </w:r>
     </w:p>
     <w:p>
@@ -9956,7 +10108,7 @@
           <w:sz w:val="20"/>
           <w:szCs w:val="20"/>
         </w:rPr>
-        <w:t xml:space="preserve">169 days is roughly 27 working weeks, or a little over six months for one person. Two people working in parallel would compress the calendar but not the total, and would add coordination cost.</w:t>
+        <w:t xml:space="preserve">172 days is roughly 27 working weeks, or a little over six months for one person. Two people working in parallel would compress the calendar but not the total, and would add coordination cost.</w:t>
       </w:r>
     </w:p>
     <w:p>
@@ -10027,7 +10179,7 @@
           <w:sz w:val="20"/>
           <w:szCs w:val="20"/>
         </w:rPr>
-        <w:t xml:space="preserve">Delivered scope: 169 days × 8 hours = 1352 hours.</w:t>
+        <w:t xml:space="preserve">Delivered scope: 172 days × 8 hours = 1376 hours.</w:t>
       </w:r>
     </w:p>
     <w:tbl>
@@ -10122,7 +10274,7 @@
                 <w:sz w:val="19"/>
                 <w:szCs w:val="19"/>
               </w:rPr>
-              <w:t xml:space="preserve">Cost of the 1352 hours (excl. VAT)</w:t>
+              <w:t xml:space="preserve">Cost of the 1376 hours (excl. VAT)</w:t>
             </w:r>
           </w:p>
         </w:tc>
@@ -10235,7 +10387,7 @@
                 <w:sz w:val="20"/>
                 <w:szCs w:val="20"/>
               </w:rPr>
-              <w:t xml:space="preserve">R 540,800</w:t>
+              <w:t xml:space="preserve">R 550,400</w:t>
             </w:r>
           </w:p>
         </w:tc>
@@ -10272,7 +10424,7 @@
                 <w:sz w:val="20"/>
                 <w:szCs w:val="20"/>
               </w:rPr>
-              <w:t xml:space="preserve">R 621,920</w:t>
+              <w:t xml:space="preserve">R 632,960</w:t>
             </w:r>
           </w:p>
         </w:tc>
@@ -10349,7 +10501,7 @@
                 <w:sz w:val="20"/>
                 <w:szCs w:val="20"/>
               </w:rPr>
-              <w:t xml:space="preserve">R 878,800</w:t>
+              <w:t xml:space="preserve">R 894,400</w:t>
             </w:r>
           </w:p>
         </w:tc>
@@ -10387,7 +10539,7 @@
                 <w:sz w:val="20"/>
                 <w:szCs w:val="20"/>
               </w:rPr>
-              <w:t xml:space="preserve">R 1,010,620</w:t>
+              <w:t xml:space="preserve">R 1,028,560</w:t>
             </w:r>
           </w:p>
         </w:tc>
@@ -10462,7 +10614,7 @@
                 <w:sz w:val="20"/>
                 <w:szCs w:val="20"/>
               </w:rPr>
-              <w:t xml:space="preserve">R 1,149,200</w:t>
+              <w:t xml:space="preserve">R 1,169,600</w:t>
             </w:r>
           </w:p>
         </w:tc>
@@ -10499,7 +10651,7 @@
                 <w:sz w:val="20"/>
                 <w:szCs w:val="20"/>
               </w:rPr>
-              <w:t xml:space="preserve">R 1,321,580</w:t>
+              <w:t xml:space="preserve">R 1,345,040</w:t>
             </w:r>
           </w:p>
         </w:tc>
@@ -10576,7 +10728,7 @@
                 <w:sz w:val="20"/>
                 <w:szCs w:val="20"/>
               </w:rPr>
-              <w:t xml:space="preserve">R 1,284,400</w:t>
+              <w:t xml:space="preserve">R 1,307,200</w:t>
             </w:r>
           </w:p>
         </w:tc>
@@ -10614,7 +10766,7 @@
                 <w:sz w:val="20"/>
                 <w:szCs w:val="20"/>
               </w:rPr>
-              <w:t xml:space="preserve">R 1,477,060</w:t>
+              <w:t xml:space="preserve">R 1,503,280</w:t>
             </w:r>
           </w:p>
         </w:tc>
@@ -10689,7 +10841,7 @@
                 <w:sz w:val="20"/>
                 <w:szCs w:val="20"/>
               </w:rPr>
-              <w:t xml:space="preserve">R 1,554,800</w:t>
+              <w:t xml:space="preserve">R 1,582,400</w:t>
             </w:r>
           </w:p>
         </w:tc>
@@ -10726,7 +10878,7 @@
                 <w:sz w:val="20"/>
                 <w:szCs w:val="20"/>
               </w:rPr>
-              <w:t xml:space="preserve">R 1,788,020</w:t>
+              <w:t xml:space="preserve">R 1,819,760</w:t>
             </w:r>
           </w:p>
         </w:tc>
@@ -10803,7 +10955,7 @@
                 <w:sz w:val="20"/>
                 <w:szCs w:val="20"/>
               </w:rPr>
-              <w:t xml:space="preserve">R 1,960,400</w:t>
+              <w:t xml:space="preserve">R 1,995,200</w:t>
             </w:r>
           </w:p>
         </w:tc>
@@ -10841,7 +10993,7 @@
                 <w:sz w:val="20"/>
                 <w:szCs w:val="20"/>
               </w:rPr>
-              <w:t xml:space="preserve">R 2,254,460</w:t>
+              <w:t xml:space="preserve">R 2,294,480</w:t>
             </w:r>
           </w:p>
         </w:tc>
@@ -10893,7 +11045,7 @@
           <w:sz w:val="20"/>
           <w:szCs w:val="20"/>
         </w:rPr>
-        <w:t xml:space="preserve">At an illustrative blended rate of R 950 an hour — chosen here only to make the rest of the document concrete — the delivered scope comes to R 1,284,400 excluding VAT, or R 1,477,060 including it. Replace the rate and every figure below moves proportionally.</w:t>
+        <w:t xml:space="preserve">At an illustrative blended rate of R 950 an hour — chosen here only to make the rest of the document concrete — the delivered scope comes to R 1,307,200 excluding VAT, or R 1,503,280 including it. Replace the rate and every figure below moves proportionally.</w:t>
       </w:r>
     </w:p>
     <w:p>
@@ -15474,6 +15626,159 @@
               <w:bottom w:val="single" w:color="D6CFC6" w:sz="4"/>
               <w:right w:val="single" w:color="D6CFC6" w:sz="4"/>
             </w:tcBorders>
+            <w:shd w:fill="F7F5F2" w:color="auto" w:val="clear"/>
+            <w:tcMar>
+              <w:top w:type="dxa" w:w="90"/>
+              <w:left w:type="dxa" w:w="130"/>
+              <w:bottom w:type="dxa" w:w="90"/>
+              <w:right w:type="dxa" w:w="130"/>
+            </w:tcMar>
+            <w:vAlign w:val="center"/>
+          </w:tcPr>
+          <w:p>
+            <w:pPr>
+              <w:spacing w:after="0" w:line="240"/>
+            </w:pPr>
+            <w:r>
+              <w:rPr>
+                <w:rFonts w:ascii="Calibri" w:cs="Calibri" w:eastAsia="Calibri" w:hAnsi="Calibri"/>
+                <w:b w:val="false"/>
+                <w:bCs w:val="false"/>
+                <w:i w:val="false"/>
+                <w:iCs w:val="false"/>
+                <w:color w:val="221E1F"/>
+                <w:sz w:val="20"/>
+                <w:szCs w:val="20"/>
+              </w:rPr>
+              <w:t xml:space="preserve">An operations console that can act</w:t>
+            </w:r>
+          </w:p>
+        </w:tc>
+        <w:tc>
+          <w:tcPr>
+            <w:tcW w:type="dxa" w:w="1157"/>
+            <w:tcBorders>
+              <w:top w:val="single" w:color="D6CFC6" w:sz="4"/>
+              <w:left w:val="single" w:color="D6CFC6" w:sz="4"/>
+              <w:bottom w:val="single" w:color="D6CFC6" w:sz="4"/>
+              <w:right w:val="single" w:color="D6CFC6" w:sz="4"/>
+            </w:tcBorders>
+            <w:shd w:fill="F7F5F2" w:color="auto" w:val="clear"/>
+            <w:tcMar>
+              <w:top w:type="dxa" w:w="90"/>
+              <w:left w:type="dxa" w:w="130"/>
+              <w:bottom w:type="dxa" w:w="90"/>
+              <w:right w:type="dxa" w:w="130"/>
+            </w:tcMar>
+            <w:vAlign w:val="center"/>
+          </w:tcPr>
+          <w:p>
+            <w:pPr>
+              <w:spacing w:after="0" w:line="240"/>
+              <w:jc w:val="right"/>
+            </w:pPr>
+            <w:r>
+              <w:rPr>
+                <w:rFonts w:ascii="Calibri" w:cs="Calibri" w:eastAsia="Calibri" w:hAnsi="Calibri"/>
+                <w:b w:val="false"/>
+                <w:bCs w:val="false"/>
+                <w:i w:val="false"/>
+                <w:iCs w:val="false"/>
+                <w:color w:val="221E1F"/>
+                <w:sz w:val="20"/>
+                <w:szCs w:val="20"/>
+              </w:rPr>
+              <w:t xml:space="preserve">3</w:t>
+            </w:r>
+          </w:p>
+        </w:tc>
+        <w:tc>
+          <w:tcPr>
+            <w:tcW w:type="dxa" w:w="1542"/>
+            <w:tcBorders>
+              <w:top w:val="single" w:color="D6CFC6" w:sz="4"/>
+              <w:left w:val="single" w:color="D6CFC6" w:sz="4"/>
+              <w:bottom w:val="single" w:color="D6CFC6" w:sz="4"/>
+              <w:right w:val="single" w:color="D6CFC6" w:sz="4"/>
+            </w:tcBorders>
+            <w:shd w:fill="F7F5F2" w:color="auto" w:val="clear"/>
+            <w:tcMar>
+              <w:top w:type="dxa" w:w="90"/>
+              <w:left w:type="dxa" w:w="130"/>
+              <w:bottom w:type="dxa" w:w="90"/>
+              <w:right w:type="dxa" w:w="130"/>
+            </w:tcMar>
+            <w:vAlign w:val="center"/>
+          </w:tcPr>
+          <w:p>
+            <w:pPr>
+              <w:spacing w:after="0" w:line="240"/>
+              <w:jc w:val="right"/>
+            </w:pPr>
+            <w:r>
+              <w:rPr>
+                <w:rFonts w:ascii="Calibri" w:cs="Calibri" w:eastAsia="Calibri" w:hAnsi="Calibri"/>
+                <w:b w:val="false"/>
+                <w:bCs w:val="false"/>
+                <w:i w:val="false"/>
+                <w:iCs w:val="false"/>
+                <w:color w:val="221E1F"/>
+                <w:sz w:val="20"/>
+                <w:szCs w:val="20"/>
+              </w:rPr>
+              <w:t xml:space="preserve">24</w:t>
+            </w:r>
+          </w:p>
+        </w:tc>
+        <w:tc>
+          <w:tcPr>
+            <w:tcW w:type="dxa" w:w="1638"/>
+            <w:tcBorders>
+              <w:top w:val="single" w:color="D6CFC6" w:sz="4"/>
+              <w:left w:val="single" w:color="D6CFC6" w:sz="4"/>
+              <w:bottom w:val="single" w:color="D6CFC6" w:sz="4"/>
+              <w:right w:val="single" w:color="D6CFC6" w:sz="4"/>
+            </w:tcBorders>
+            <w:shd w:fill="F7F5F2" w:color="auto" w:val="clear"/>
+            <w:tcMar>
+              <w:top w:type="dxa" w:w="90"/>
+              <w:left w:type="dxa" w:w="130"/>
+              <w:bottom w:type="dxa" w:w="90"/>
+              <w:right w:type="dxa" w:w="130"/>
+            </w:tcMar>
+            <w:vAlign w:val="center"/>
+          </w:tcPr>
+          <w:p>
+            <w:pPr>
+              <w:spacing w:after="0" w:line="240"/>
+              <w:jc w:val="right"/>
+            </w:pPr>
+            <w:r>
+              <w:rPr>
+                <w:rFonts w:ascii="Calibri" w:cs="Calibri" w:eastAsia="Calibri" w:hAnsi="Calibri"/>
+                <w:b w:val="false"/>
+                <w:bCs w:val="false"/>
+                <w:i w:val="false"/>
+                <w:iCs w:val="false"/>
+                <w:color w:val="221E1F"/>
+                <w:sz w:val="20"/>
+                <w:szCs w:val="20"/>
+              </w:rPr>
+              <w:t xml:space="preserve">R 22,800</w:t>
+            </w:r>
+          </w:p>
+        </w:tc>
+      </w:tr>
+      <w:tr>
+        <w:tc>
+          <w:tcPr>
+            <w:tcW w:type="dxa" w:w="5301"/>
+            <w:tcBorders>
+              <w:top w:val="single" w:color="D6CFC6" w:sz="4"/>
+              <w:left w:val="single" w:color="D6CFC6" w:sz="4"/>
+              <w:bottom w:val="single" w:color="D6CFC6" w:sz="4"/>
+              <w:right w:val="single" w:color="D6CFC6" w:sz="4"/>
+            </w:tcBorders>
             <w:shd w:fill="FCE8EB" w:color="auto" w:val="clear"/>
             <w:tcMar>
               <w:top w:type="dxa" w:w="90"/>
@@ -15536,7 +15841,7 @@
                 <w:sz w:val="20"/>
                 <w:szCs w:val="20"/>
               </w:rPr>
-              <w:t xml:space="preserve">169</w:t>
+              <w:t xml:space="preserve">172</w:t>
             </w:r>
           </w:p>
         </w:tc>
@@ -15574,7 +15879,7 @@
                 <w:sz w:val="20"/>
                 <w:szCs w:val="20"/>
               </w:rPr>
-              <w:t xml:space="preserve">1,352</w:t>
+              <w:t xml:space="preserve">1,376</w:t>
             </w:r>
           </w:p>
         </w:tc>
@@ -15612,7 +15917,7 @@
                 <w:sz w:val="20"/>
                 <w:szCs w:val="20"/>
               </w:rPr>
-              <w:t xml:space="preserve">R 1,284,400</w:t>
+              <w:t xml:space="preserve">R 1,307,200</w:t>
             </w:r>
           </w:p>
         </w:tc>
@@ -15651,7 +15956,7 @@
           <w:sz w:val="20"/>
           <w:szCs w:val="20"/>
         </w:rPr>
-        <w:t xml:space="preserve">The integration seams — payments, accounts, notifications, POS and courier — are 44 of the 169 days. None of them names a vendor, and none has to be rewritten when one is chosen: what remains per integration is an adapter against an interface that already exists and is already tested.</w:t>
+        <w:t xml:space="preserve">The integration seams — payments, accounts, notifications, POS and courier — are 44 of the 172 days. None of them names a vendor, and none has to be rewritten when one is chosen: what remains per integration is an adapter against an interface that already exists and is already tested.</w:t>
       </w:r>
     </w:p>
     <w:p>
@@ -17770,7 +18075,7 @@
                 <w:sz w:val="20"/>
                 <w:szCs w:val="20"/>
               </w:rPr>
-              <w:t xml:space="preserve">169</w:t>
+              <w:t xml:space="preserve">172</w:t>
             </w:r>
           </w:p>
         </w:tc>
@@ -17807,7 +18112,7 @@
                 <w:sz w:val="20"/>
                 <w:szCs w:val="20"/>
               </w:rPr>
-              <w:t xml:space="preserve">1,352</w:t>
+              <w:t xml:space="preserve">1,376</w:t>
             </w:r>
           </w:p>
         </w:tc>
@@ -17844,7 +18149,7 @@
                 <w:sz w:val="20"/>
                 <w:szCs w:val="20"/>
               </w:rPr>
-              <w:t xml:space="preserve">R 1,284,400</w:t>
+              <w:t xml:space="preserve">R 1,307,200</w:t>
             </w:r>
           </w:p>
         </w:tc>
@@ -18074,7 +18379,7 @@
                 <w:sz w:val="20"/>
                 <w:szCs w:val="20"/>
               </w:rPr>
-              <w:t xml:space="preserve">194</w:t>
+              <w:t xml:space="preserve">197</w:t>
             </w:r>
           </w:p>
         </w:tc>
@@ -18112,7 +18417,7 @@
                 <w:sz w:val="20"/>
                 <w:szCs w:val="20"/>
               </w:rPr>
-              <w:t xml:space="preserve">1,552</w:t>
+              <w:t xml:space="preserve">1,576</w:t>
             </w:r>
           </w:p>
         </w:tc>
@@ -18150,7 +18455,7 @@
                 <w:sz w:val="20"/>
                 <w:szCs w:val="20"/>
               </w:rPr>
-              <w:t xml:space="preserve">R 1,474,400</w:t>
+              <w:t xml:space="preserve">R 1,497,200</w:t>
             </w:r>
           </w:p>
         </w:tc>

--- a/WEBSITE_COSTINGS.docx
+++ b/WEBSITE_COSTINGS.docx
@@ -1527,7 +1527,7 @@
                 <w:sz w:val="20"/>
                 <w:szCs w:val="20"/>
               </w:rPr>
-              <w:t xml:space="preserve">769</w:t>
+              <w:t xml:space="preserve">780</w:t>
             </w:r>
           </w:p>
         </w:tc>
@@ -1640,7 +1640,7 @@
                 <w:sz w:val="20"/>
                 <w:szCs w:val="20"/>
               </w:rPr>
-              <w:t xml:space="preserve">27,878</w:t>
+              <w:t xml:space="preserve">28,218</w:t>
             </w:r>
           </w:p>
         </w:tc>
@@ -1677,7 +1677,7 @@
                 <w:sz w:val="20"/>
                 <w:szCs w:val="20"/>
               </w:rPr>
-              <w:t xml:space="preserve">Application 12,154 · tests 10,296 · review build 2,563 · data, schema and tooling 2,113 · shared packages 752</w:t>
+              <w:t xml:space="preserve">Application 12,333 · tests 10,441 · review build 2,563 · data, schema and tooling 2,115 · shared packages 766</w:t>
             </w:r>
           </w:p>
         </w:tc>
@@ -1865,7 +1865,7 @@
                 <w:sz w:val="20"/>
                 <w:szCs w:val="20"/>
               </w:rPr>
-              <w:t xml:space="preserve">105</w:t>
+              <w:t xml:space="preserve">108</w:t>
             </w:r>
           </w:p>
         </w:tc>
@@ -3770,7 +3770,7 @@
                 <w:sz w:val="20"/>
                 <w:szCs w:val="20"/>
               </w:rPr>
-              <w:t xml:space="preserve">769 passing</w:t>
+              <w:t xml:space="preserve">780 passing</w:t>
             </w:r>
           </w:p>
         </w:tc>
@@ -6548,7 +6548,7 @@
                 <w:sz w:val="20"/>
                 <w:szCs w:val="20"/>
               </w:rPr>
-              <w:t xml:space="preserve">The suite as it stood at this workstream: the 769 tests now in 38 files grew with the workstreams below. Driven through route handlers rather than helpers</w:t>
+              <w:t xml:space="preserve">The suite as it stood at this workstream: the 780 tests now in 38 files grew with the workstreams below. Driven through route handlers rather than helpers</w:t>
             </w:r>
           </w:p>
         </w:tc>
@@ -9774,7 +9774,7 @@
                 <w:sz w:val="20"/>
                 <w:szCs w:val="20"/>
               </w:rPr>
-              <w:t xml:space="preserve">30</w:t>
+              <w:t xml:space="preserve">31</w:t>
             </w:r>
           </w:p>
         </w:tc>
@@ -9811,7 +9811,7 @@
                 <w:sz w:val="20"/>
                 <w:szCs w:val="20"/>
               </w:rPr>
-              <w:t xml:space="preserve">An operations console that can act</w:t>
+              <w:t xml:space="preserve">Loyalty, corrected</w:t>
             </w:r>
           </w:p>
         </w:tc>
@@ -9848,7 +9848,7 @@
                 <w:sz w:val="20"/>
                 <w:szCs w:val="20"/>
               </w:rPr>
-              <w:t xml:space="preserve">The Problems tab named an action — “worth retrying” — and did not provide it, and the suppression list offered nothing at all. A retry that refuses to send a handoff twice and refuses one the adapter called final, a restore that undoes a bounce but never a complaint, both reporting what happened rather than refreshing a list that looks unchanged. Plus the payment ledger, which was settled and reconciled by tests and shown to nobody, with the provider reference an operator needs to find a payment in the gateway’s dashboard</w:t>
+              <w:t xml:space="preserve">Points were credited when an order was placed, so a signed-in customer could place one, take the points and cancel it — and it contradicted the rewards page, which says they post on completion. They now post on the completion transition, once, in the order store where both callers reach it, with the credit and the record that it happened in one state write. Plus the rewards page, which was showing this browser’s figure under the heading “your balance” while the account page showed the server’s: two numbers for one customer, and zero on a phone they had not ordered from</w:t>
             </w:r>
           </w:p>
         </w:tc>
@@ -9901,7 +9901,6 @@
               <w:bottom w:val="single" w:color="D6CFC6" w:sz="4"/>
               <w:right w:val="single" w:color="D6CFC6" w:sz="4"/>
             </w:tcBorders>
-            <w:shd w:fill="FCE8EB" w:color="auto" w:val="clear"/>
             <w:tcMar>
               <w:top w:type="dxa" w:w="90"/>
               <w:left w:type="dxa" w:w="130"/>
@@ -9914,6 +9913,42 @@
             <w:pPr>
               <w:spacing w:after="0" w:line="240"/>
               <w:jc w:val="center"/>
+            </w:pPr>
+            <w:r>
+              <w:rPr>
+                <w:rFonts w:ascii="Calibri" w:cs="Calibri" w:eastAsia="Calibri" w:hAnsi="Calibri"/>
+                <w:b w:val="false"/>
+                <w:bCs w:val="false"/>
+                <w:i w:val="false"/>
+                <w:iCs w:val="false"/>
+                <w:color w:val="221E1F"/>
+                <w:sz w:val="20"/>
+                <w:szCs w:val="20"/>
+              </w:rPr>
+              <w:t xml:space="preserve">32</w:t>
+            </w:r>
+          </w:p>
+        </w:tc>
+        <w:tc>
+          <w:tcPr>
+            <w:tcW w:type="dxa" w:w="3084"/>
+            <w:tcBorders>
+              <w:top w:val="single" w:color="D6CFC6" w:sz="4"/>
+              <w:left w:val="single" w:color="D6CFC6" w:sz="4"/>
+              <w:bottom w:val="single" w:color="D6CFC6" w:sz="4"/>
+              <w:right w:val="single" w:color="D6CFC6" w:sz="4"/>
+            </w:tcBorders>
+            <w:tcMar>
+              <w:top w:type="dxa" w:w="90"/>
+              <w:left w:type="dxa" w:w="130"/>
+              <w:bottom w:type="dxa" w:w="90"/>
+              <w:right w:type="dxa" w:w="130"/>
+            </w:tcMar>
+            <w:vAlign w:val="center"/>
+          </w:tcPr>
+          <w:p>
+            <w:pPr>
+              <w:spacing w:after="0" w:line="240"/>
             </w:pPr>
             <w:r>
               <w:rPr>
@@ -9926,7 +9961,120 @@
                 <w:sz w:val="20"/>
                 <w:szCs w:val="20"/>
               </w:rPr>
-              <w:t xml:space="preserve"/>
+              <w:t xml:space="preserve">Availability from the till</w:t>
+            </w:r>
+          </w:p>
+        </w:tc>
+        <w:tc>
+          <w:tcPr>
+            <w:tcW w:type="dxa" w:w="5108"/>
+            <w:tcBorders>
+              <w:top w:val="single" w:color="D6CFC6" w:sz="4"/>
+              <w:left w:val="single" w:color="D6CFC6" w:sz="4"/>
+              <w:bottom w:val="single" w:color="D6CFC6" w:sz="4"/>
+              <w:right w:val="single" w:color="D6CFC6" w:sz="4"/>
+            </w:tcBorders>
+            <w:tcMar>
+              <w:top w:type="dxa" w:w="90"/>
+              <w:left w:type="dxa" w:w="130"/>
+              <w:bottom w:type="dxa" w:w="90"/>
+              <w:right w:type="dxa" w:w="130"/>
+            </w:tcMar>
+            <w:vAlign w:val="center"/>
+          </w:tcPr>
+          <w:p>
+            <w:pPr>
+              <w:spacing w:after="0" w:line="240"/>
+            </w:pPr>
+            <w:r>
+              <w:rPr>
+                <w:rFonts w:ascii="Calibri" w:cs="Calibri" w:eastAsia="Calibri" w:hAnsi="Calibri"/>
+                <w:b w:val="false"/>
+                <w:bCs w:val="false"/>
+                <w:i w:val="false"/>
+                <w:iCs w:val="false"/>
+                <w:color w:val="221E1F"/>
+                <w:sz w:val="20"/>
+                <w:szCs w:val="20"/>
+              </w:rPr>
+              <w:t xml:space="preserve">The sync was built with the care that matters — an unreachable till returns null rather than an empty list, so a hiccup at the kitchen cannot put every sold-out item back on sale — and nothing called it. Now reachable from the console, replacing rather than merging, because the till is the source of truth for what has run out</w:t>
+            </w:r>
+          </w:p>
+        </w:tc>
+        <w:tc>
+          <w:tcPr>
+            <w:tcW w:type="dxa" w:w="964"/>
+            <w:tcBorders>
+              <w:top w:val="single" w:color="D6CFC6" w:sz="4"/>
+              <w:left w:val="single" w:color="D6CFC6" w:sz="4"/>
+              <w:bottom w:val="single" w:color="D6CFC6" w:sz="4"/>
+              <w:right w:val="single" w:color="D6CFC6" w:sz="4"/>
+            </w:tcBorders>
+            <w:tcMar>
+              <w:top w:type="dxa" w:w="90"/>
+              <w:left w:type="dxa" w:w="130"/>
+              <w:bottom w:type="dxa" w:w="90"/>
+              <w:right w:type="dxa" w:w="130"/>
+            </w:tcMar>
+            <w:vAlign w:val="center"/>
+          </w:tcPr>
+          <w:p>
+            <w:pPr>
+              <w:spacing w:after="0" w:line="240"/>
+              <w:jc w:val="right"/>
+            </w:pPr>
+            <w:r>
+              <w:rPr>
+                <w:rFonts w:ascii="Calibri" w:cs="Calibri" w:eastAsia="Calibri" w:hAnsi="Calibri"/>
+                <w:b w:val="false"/>
+                <w:bCs w:val="false"/>
+                <w:i w:val="false"/>
+                <w:iCs w:val="false"/>
+                <w:color w:val="221E1F"/>
+                <w:sz w:val="20"/>
+                <w:szCs w:val="20"/>
+              </w:rPr>
+              <w:t xml:space="preserve">1</w:t>
+            </w:r>
+          </w:p>
+        </w:tc>
+      </w:tr>
+      <w:tr>
+        <w:tc>
+          <w:tcPr>
+            <w:tcW w:type="dxa" w:w="482"/>
+            <w:tcBorders>
+              <w:top w:val="single" w:color="D6CFC6" w:sz="4"/>
+              <w:left w:val="single" w:color="D6CFC6" w:sz="4"/>
+              <w:bottom w:val="single" w:color="D6CFC6" w:sz="4"/>
+              <w:right w:val="single" w:color="D6CFC6" w:sz="4"/>
+            </w:tcBorders>
+            <w:shd w:fill="F7F5F2" w:color="auto" w:val="clear"/>
+            <w:tcMar>
+              <w:top w:type="dxa" w:w="90"/>
+              <w:left w:type="dxa" w:w="130"/>
+              <w:bottom w:type="dxa" w:w="90"/>
+              <w:right w:type="dxa" w:w="130"/>
+            </w:tcMar>
+            <w:vAlign w:val="center"/>
+          </w:tcPr>
+          <w:p>
+            <w:pPr>
+              <w:spacing w:after="0" w:line="240"/>
+              <w:jc w:val="center"/>
+            </w:pPr>
+            <w:r>
+              <w:rPr>
+                <w:rFonts w:ascii="Calibri" w:cs="Calibri" w:eastAsia="Calibri" w:hAnsi="Calibri"/>
+                <w:b w:val="false"/>
+                <w:bCs w:val="false"/>
+                <w:i w:val="false"/>
+                <w:iCs w:val="false"/>
+                <w:color w:val="221E1F"/>
+                <w:sz w:val="20"/>
+                <w:szCs w:val="20"/>
+              </w:rPr>
+              <w:t xml:space="preserve">30</w:t>
             </w:r>
           </w:p>
         </w:tc>
@@ -9939,7 +10087,7 @@
               <w:bottom w:val="single" w:color="D6CFC6" w:sz="4"/>
               <w:right w:val="single" w:color="D6CFC6" w:sz="4"/>
             </w:tcBorders>
-            <w:shd w:fill="FCE8EB" w:color="auto" w:val="clear"/>
+            <w:shd w:fill="F7F5F2" w:color="auto" w:val="clear"/>
             <w:tcMar>
               <w:top w:type="dxa" w:w="90"/>
               <w:left w:type="dxa" w:w="130"/>
@@ -9963,7 +10111,7 @@
                 <w:sz w:val="20"/>
                 <w:szCs w:val="20"/>
               </w:rPr>
-              <w:t xml:space="preserve">Total</w:t>
+              <w:t xml:space="preserve">An operations console that can act</w:t>
             </w:r>
           </w:p>
         </w:tc>
@@ -9976,6 +10124,83 @@
               <w:bottom w:val="single" w:color="D6CFC6" w:sz="4"/>
               <w:right w:val="single" w:color="D6CFC6" w:sz="4"/>
             </w:tcBorders>
+            <w:shd w:fill="F7F5F2" w:color="auto" w:val="clear"/>
+            <w:tcMar>
+              <w:top w:type="dxa" w:w="90"/>
+              <w:left w:type="dxa" w:w="130"/>
+              <w:bottom w:type="dxa" w:w="90"/>
+              <w:right w:type="dxa" w:w="130"/>
+            </w:tcMar>
+            <w:vAlign w:val="center"/>
+          </w:tcPr>
+          <w:p>
+            <w:pPr>
+              <w:spacing w:after="0" w:line="240"/>
+            </w:pPr>
+            <w:r>
+              <w:rPr>
+                <w:rFonts w:ascii="Calibri" w:cs="Calibri" w:eastAsia="Calibri" w:hAnsi="Calibri"/>
+                <w:b w:val="false"/>
+                <w:bCs w:val="false"/>
+                <w:i w:val="false"/>
+                <w:iCs w:val="false"/>
+                <w:color w:val="221E1F"/>
+                <w:sz w:val="20"/>
+                <w:szCs w:val="20"/>
+              </w:rPr>
+              <w:t xml:space="preserve">The Problems tab named an action — “worth retrying” — and did not provide it, and the suppression list offered nothing at all. A retry that refuses to send a handoff twice and refuses one the adapter called final, a restore that undoes a bounce but never a complaint, both reporting what happened rather than refreshing a list that looks unchanged. Plus the payment ledger, which was settled and reconciled by tests and shown to nobody, with the provider reference an operator needs to find a payment in the gateway’s dashboard</w:t>
+            </w:r>
+          </w:p>
+        </w:tc>
+        <w:tc>
+          <w:tcPr>
+            <w:tcW w:type="dxa" w:w="964"/>
+            <w:tcBorders>
+              <w:top w:val="single" w:color="D6CFC6" w:sz="4"/>
+              <w:left w:val="single" w:color="D6CFC6" w:sz="4"/>
+              <w:bottom w:val="single" w:color="D6CFC6" w:sz="4"/>
+              <w:right w:val="single" w:color="D6CFC6" w:sz="4"/>
+            </w:tcBorders>
+            <w:shd w:fill="F7F5F2" w:color="auto" w:val="clear"/>
+            <w:tcMar>
+              <w:top w:type="dxa" w:w="90"/>
+              <w:left w:type="dxa" w:w="130"/>
+              <w:bottom w:type="dxa" w:w="90"/>
+              <w:right w:type="dxa" w:w="130"/>
+            </w:tcMar>
+            <w:vAlign w:val="center"/>
+          </w:tcPr>
+          <w:p>
+            <w:pPr>
+              <w:spacing w:after="0" w:line="240"/>
+              <w:jc w:val="right"/>
+            </w:pPr>
+            <w:r>
+              <w:rPr>
+                <w:rFonts w:ascii="Calibri" w:cs="Calibri" w:eastAsia="Calibri" w:hAnsi="Calibri"/>
+                <w:b w:val="false"/>
+                <w:bCs w:val="false"/>
+                <w:i w:val="false"/>
+                <w:iCs w:val="false"/>
+                <w:color w:val="221E1F"/>
+                <w:sz w:val="20"/>
+                <w:szCs w:val="20"/>
+              </w:rPr>
+              <w:t xml:space="preserve">3</w:t>
+            </w:r>
+          </w:p>
+        </w:tc>
+      </w:tr>
+      <w:tr>
+        <w:tc>
+          <w:tcPr>
+            <w:tcW w:type="dxa" w:w="482"/>
+            <w:tcBorders>
+              <w:top w:val="single" w:color="D6CFC6" w:sz="4"/>
+              <w:left w:val="single" w:color="D6CFC6" w:sz="4"/>
+              <w:bottom w:val="single" w:color="D6CFC6" w:sz="4"/>
+              <w:right w:val="single" w:color="D6CFC6" w:sz="4"/>
+            </w:tcBorders>
             <w:shd w:fill="FCE8EB" w:color="auto" w:val="clear"/>
             <w:tcMar>
               <w:top w:type="dxa" w:w="90"/>
@@ -9988,6 +10213,7 @@
           <w:p>
             <w:pPr>
               <w:spacing w:after="0" w:line="240"/>
+              <w:jc w:val="center"/>
             </w:pPr>
             <w:r>
               <w:rPr>
@@ -10000,13 +10226,13 @@
                 <w:sz w:val="20"/>
                 <w:szCs w:val="20"/>
               </w:rPr>
-              <w:t xml:space="preserve">Delivered scope</w:t>
-            </w:r>
-          </w:p>
-        </w:tc>
-        <w:tc>
-          <w:tcPr>
-            <w:tcW w:type="dxa" w:w="964"/>
+              <w:t xml:space="preserve"/>
+            </w:r>
+          </w:p>
+        </w:tc>
+        <w:tc>
+          <w:tcPr>
+            <w:tcW w:type="dxa" w:w="3084"/>
             <w:tcBorders>
               <w:top w:val="single" w:color="D6CFC6" w:sz="4"/>
               <w:left w:val="single" w:color="D6CFC6" w:sz="4"/>
@@ -10025,7 +10251,6 @@
           <w:p>
             <w:pPr>
               <w:spacing w:after="0" w:line="240"/>
-              <w:jc w:val="right"/>
             </w:pPr>
             <w:r>
               <w:rPr>
@@ -10038,7 +10263,82 @@
                 <w:sz w:val="20"/>
                 <w:szCs w:val="20"/>
               </w:rPr>
-              <w:t xml:space="preserve">172</w:t>
+              <w:t xml:space="preserve">Total</w:t>
+            </w:r>
+          </w:p>
+        </w:tc>
+        <w:tc>
+          <w:tcPr>
+            <w:tcW w:type="dxa" w:w="5108"/>
+            <w:tcBorders>
+              <w:top w:val="single" w:color="D6CFC6" w:sz="4"/>
+              <w:left w:val="single" w:color="D6CFC6" w:sz="4"/>
+              <w:bottom w:val="single" w:color="D6CFC6" w:sz="4"/>
+              <w:right w:val="single" w:color="D6CFC6" w:sz="4"/>
+            </w:tcBorders>
+            <w:shd w:fill="FCE8EB" w:color="auto" w:val="clear"/>
+            <w:tcMar>
+              <w:top w:type="dxa" w:w="90"/>
+              <w:left w:type="dxa" w:w="130"/>
+              <w:bottom w:type="dxa" w:w="90"/>
+              <w:right w:type="dxa" w:w="130"/>
+            </w:tcMar>
+            <w:vAlign w:val="center"/>
+          </w:tcPr>
+          <w:p>
+            <w:pPr>
+              <w:spacing w:after="0" w:line="240"/>
+            </w:pPr>
+            <w:r>
+              <w:rPr>
+                <w:rFonts w:ascii="Calibri" w:cs="Calibri" w:eastAsia="Calibri" w:hAnsi="Calibri"/>
+                <w:b/>
+                <w:bCs/>
+                <w:i w:val="false"/>
+                <w:iCs w:val="false"/>
+                <w:color w:val="221E1F"/>
+                <w:sz w:val="20"/>
+                <w:szCs w:val="20"/>
+              </w:rPr>
+              <w:t xml:space="preserve">Delivered scope</w:t>
+            </w:r>
+          </w:p>
+        </w:tc>
+        <w:tc>
+          <w:tcPr>
+            <w:tcW w:type="dxa" w:w="964"/>
+            <w:tcBorders>
+              <w:top w:val="single" w:color="D6CFC6" w:sz="4"/>
+              <w:left w:val="single" w:color="D6CFC6" w:sz="4"/>
+              <w:bottom w:val="single" w:color="D6CFC6" w:sz="4"/>
+              <w:right w:val="single" w:color="D6CFC6" w:sz="4"/>
+            </w:tcBorders>
+            <w:shd w:fill="FCE8EB" w:color="auto" w:val="clear"/>
+            <w:tcMar>
+              <w:top w:type="dxa" w:w="90"/>
+              <w:left w:type="dxa" w:w="130"/>
+              <w:bottom w:type="dxa" w:w="90"/>
+              <w:right w:type="dxa" w:w="130"/>
+            </w:tcMar>
+            <w:vAlign w:val="center"/>
+          </w:tcPr>
+          <w:p>
+            <w:pPr>
+              <w:spacing w:after="0" w:line="240"/>
+              <w:jc w:val="right"/>
+            </w:pPr>
+            <w:r>
+              <w:rPr>
+                <w:rFonts w:ascii="Calibri" w:cs="Calibri" w:eastAsia="Calibri" w:hAnsi="Calibri"/>
+                <w:b/>
+                <w:bCs/>
+                <w:i w:val="false"/>
+                <w:iCs w:val="false"/>
+                <w:color w:val="221E1F"/>
+                <w:sz w:val="20"/>
+                <w:szCs w:val="20"/>
+              </w:rPr>
+              <w:t xml:space="preserve">176</w:t>
             </w:r>
           </w:p>
         </w:tc>
@@ -10090,7 +10390,7 @@
           <w:sz w:val="20"/>
           <w:szCs w:val="20"/>
         </w:rPr>
-        <w:t xml:space="preserve">27,878 hand-written lines over 172 days is about 162 a day. For tested, typed, reviewed production code that sits inside the normal 100–300 band, and lower than the 200 the first version of this document reconstructed — integration work carries more test and less code than storefront work does. The reconstruction is not inflated.</w:t>
+        <w:t xml:space="preserve">28,218 hand-written lines over 176 days is about 160 a day. For tested, typed, reviewed production code that sits inside the normal 100–300 band, and lower than the 200 the first version of this document reconstructed — integration work carries more test and less code than storefront work does. The reconstruction is not inflated.</w:t>
       </w:r>
     </w:p>
     <w:p>
@@ -10108,7 +10408,7 @@
           <w:sz w:val="20"/>
           <w:szCs w:val="20"/>
         </w:rPr>
-        <w:t xml:space="preserve">172 days is roughly 27 working weeks, or a little over six months for one person. Two people working in parallel would compress the calendar but not the total, and would add coordination cost.</w:t>
+        <w:t xml:space="preserve">176 days is roughly 27 working weeks, or a little over six months for one person. Two people working in parallel would compress the calendar but not the total, and would add coordination cost.</w:t>
       </w:r>
     </w:p>
     <w:p>
@@ -10179,7 +10479,7 @@
           <w:sz w:val="20"/>
           <w:szCs w:val="20"/>
         </w:rPr>
-        <w:t xml:space="preserve">Delivered scope: 172 days × 8 hours = 1376 hours.</w:t>
+        <w:t xml:space="preserve">Delivered scope: 176 days × 8 hours = 1408 hours.</w:t>
       </w:r>
     </w:p>
     <w:tbl>
@@ -10274,7 +10574,7 @@
                 <w:sz w:val="19"/>
                 <w:szCs w:val="19"/>
               </w:rPr>
-              <w:t xml:space="preserve">Cost of the 1376 hours (excl. VAT)</w:t>
+              <w:t xml:space="preserve">Cost of the 1408 hours (excl. VAT)</w:t>
             </w:r>
           </w:p>
         </w:tc>
@@ -10387,7 +10687,7 @@
                 <w:sz w:val="20"/>
                 <w:szCs w:val="20"/>
               </w:rPr>
-              <w:t xml:space="preserve">R 550,400</w:t>
+              <w:t xml:space="preserve">R 563,200</w:t>
             </w:r>
           </w:p>
         </w:tc>
@@ -10424,7 +10724,7 @@
                 <w:sz w:val="20"/>
                 <w:szCs w:val="20"/>
               </w:rPr>
-              <w:t xml:space="preserve">R 632,960</w:t>
+              <w:t xml:space="preserve">R 647,680</w:t>
             </w:r>
           </w:p>
         </w:tc>
@@ -10501,7 +10801,7 @@
                 <w:sz w:val="20"/>
                 <w:szCs w:val="20"/>
               </w:rPr>
-              <w:t xml:space="preserve">R 894,400</w:t>
+              <w:t xml:space="preserve">R 915,200</w:t>
             </w:r>
           </w:p>
         </w:tc>
@@ -10539,7 +10839,7 @@
                 <w:sz w:val="20"/>
                 <w:szCs w:val="20"/>
               </w:rPr>
-              <w:t xml:space="preserve">R 1,028,560</w:t>
+              <w:t xml:space="preserve">R 1,052,480</w:t>
             </w:r>
           </w:p>
         </w:tc>
@@ -10614,7 +10914,7 @@
                 <w:sz w:val="20"/>
                 <w:szCs w:val="20"/>
               </w:rPr>
-              <w:t xml:space="preserve">R 1,169,600</w:t>
+              <w:t xml:space="preserve">R 1,196,800</w:t>
             </w:r>
           </w:p>
         </w:tc>
@@ -10651,7 +10951,7 @@
                 <w:sz w:val="20"/>
                 <w:szCs w:val="20"/>
               </w:rPr>
-              <w:t xml:space="preserve">R 1,345,040</w:t>
+              <w:t xml:space="preserve">R 1,376,320</w:t>
             </w:r>
           </w:p>
         </w:tc>
@@ -10728,7 +11028,7 @@
                 <w:sz w:val="20"/>
                 <w:szCs w:val="20"/>
               </w:rPr>
-              <w:t xml:space="preserve">R 1,307,200</w:t>
+              <w:t xml:space="preserve">R 1,337,600</w:t>
             </w:r>
           </w:p>
         </w:tc>
@@ -10766,7 +11066,7 @@
                 <w:sz w:val="20"/>
                 <w:szCs w:val="20"/>
               </w:rPr>
-              <w:t xml:space="preserve">R 1,503,280</w:t>
+              <w:t xml:space="preserve">R 1,538,240</w:t>
             </w:r>
           </w:p>
         </w:tc>
@@ -10841,7 +11141,7 @@
                 <w:sz w:val="20"/>
                 <w:szCs w:val="20"/>
               </w:rPr>
-              <w:t xml:space="preserve">R 1,582,400</w:t>
+              <w:t xml:space="preserve">R 1,619,200</w:t>
             </w:r>
           </w:p>
         </w:tc>
@@ -10878,7 +11178,7 @@
                 <w:sz w:val="20"/>
                 <w:szCs w:val="20"/>
               </w:rPr>
-              <w:t xml:space="preserve">R 1,819,760</w:t>
+              <w:t xml:space="preserve">R 1,862,080</w:t>
             </w:r>
           </w:p>
         </w:tc>
@@ -10955,7 +11255,7 @@
                 <w:sz w:val="20"/>
                 <w:szCs w:val="20"/>
               </w:rPr>
-              <w:t xml:space="preserve">R 1,995,200</w:t>
+              <w:t xml:space="preserve">R 2,041,600</w:t>
             </w:r>
           </w:p>
         </w:tc>
@@ -10993,7 +11293,7 @@
                 <w:sz w:val="20"/>
                 <w:szCs w:val="20"/>
               </w:rPr>
-              <w:t xml:space="preserve">R 2,294,480</w:t>
+              <w:t xml:space="preserve">R 2,347,840</w:t>
             </w:r>
           </w:p>
         </w:tc>
@@ -11045,7 +11345,7 @@
           <w:sz w:val="20"/>
           <w:szCs w:val="20"/>
         </w:rPr>
-        <w:t xml:space="preserve">At an illustrative blended rate of R 950 an hour — chosen here only to make the rest of the document concrete — the delivered scope comes to R 1,307,200 excluding VAT, or R 1,503,280 including it. Replace the rate and every figure below moves proportionally.</w:t>
+        <w:t xml:space="preserve">At an illustrative blended rate of R 950 an hour — chosen here only to make the rest of the document concrete — the delivered scope comes to R 1,337,600 excluding VAT, or R 1,538,240 including it. Replace the rate and every figure below moves proportionally.</w:t>
       </w:r>
     </w:p>
     <w:p>
@@ -15650,7 +15950,7 @@
                 <w:sz w:val="20"/>
                 <w:szCs w:val="20"/>
               </w:rPr>
-              <w:t xml:space="preserve">An operations console that can act</w:t>
+              <w:t xml:space="preserve">Loyalty, corrected</w:t>
             </w:r>
           </w:p>
         </w:tc>
@@ -15779,6 +16079,308 @@
               <w:bottom w:val="single" w:color="D6CFC6" w:sz="4"/>
               <w:right w:val="single" w:color="D6CFC6" w:sz="4"/>
             </w:tcBorders>
+            <w:tcMar>
+              <w:top w:type="dxa" w:w="90"/>
+              <w:left w:type="dxa" w:w="130"/>
+              <w:bottom w:type="dxa" w:w="90"/>
+              <w:right w:type="dxa" w:w="130"/>
+            </w:tcMar>
+            <w:vAlign w:val="center"/>
+          </w:tcPr>
+          <w:p>
+            <w:pPr>
+              <w:spacing w:after="0" w:line="240"/>
+            </w:pPr>
+            <w:r>
+              <w:rPr>
+                <w:rFonts w:ascii="Calibri" w:cs="Calibri" w:eastAsia="Calibri" w:hAnsi="Calibri"/>
+                <w:b w:val="false"/>
+                <w:bCs w:val="false"/>
+                <w:i w:val="false"/>
+                <w:iCs w:val="false"/>
+                <w:color w:val="221E1F"/>
+                <w:sz w:val="20"/>
+                <w:szCs w:val="20"/>
+              </w:rPr>
+              <w:t xml:space="preserve">Availability from the till</w:t>
+            </w:r>
+          </w:p>
+        </w:tc>
+        <w:tc>
+          <w:tcPr>
+            <w:tcW w:type="dxa" w:w="1157"/>
+            <w:tcBorders>
+              <w:top w:val="single" w:color="D6CFC6" w:sz="4"/>
+              <w:left w:val="single" w:color="D6CFC6" w:sz="4"/>
+              <w:bottom w:val="single" w:color="D6CFC6" w:sz="4"/>
+              <w:right w:val="single" w:color="D6CFC6" w:sz="4"/>
+            </w:tcBorders>
+            <w:tcMar>
+              <w:top w:type="dxa" w:w="90"/>
+              <w:left w:type="dxa" w:w="130"/>
+              <w:bottom w:type="dxa" w:w="90"/>
+              <w:right w:type="dxa" w:w="130"/>
+            </w:tcMar>
+            <w:vAlign w:val="center"/>
+          </w:tcPr>
+          <w:p>
+            <w:pPr>
+              <w:spacing w:after="0" w:line="240"/>
+              <w:jc w:val="right"/>
+            </w:pPr>
+            <w:r>
+              <w:rPr>
+                <w:rFonts w:ascii="Calibri" w:cs="Calibri" w:eastAsia="Calibri" w:hAnsi="Calibri"/>
+                <w:b w:val="false"/>
+                <w:bCs w:val="false"/>
+                <w:i w:val="false"/>
+                <w:iCs w:val="false"/>
+                <w:color w:val="221E1F"/>
+                <w:sz w:val="20"/>
+                <w:szCs w:val="20"/>
+              </w:rPr>
+              <w:t xml:space="preserve">1</w:t>
+            </w:r>
+          </w:p>
+        </w:tc>
+        <w:tc>
+          <w:tcPr>
+            <w:tcW w:type="dxa" w:w="1542"/>
+            <w:tcBorders>
+              <w:top w:val="single" w:color="D6CFC6" w:sz="4"/>
+              <w:left w:val="single" w:color="D6CFC6" w:sz="4"/>
+              <w:bottom w:val="single" w:color="D6CFC6" w:sz="4"/>
+              <w:right w:val="single" w:color="D6CFC6" w:sz="4"/>
+            </w:tcBorders>
+            <w:tcMar>
+              <w:top w:type="dxa" w:w="90"/>
+              <w:left w:type="dxa" w:w="130"/>
+              <w:bottom w:type="dxa" w:w="90"/>
+              <w:right w:type="dxa" w:w="130"/>
+            </w:tcMar>
+            <w:vAlign w:val="center"/>
+          </w:tcPr>
+          <w:p>
+            <w:pPr>
+              <w:spacing w:after="0" w:line="240"/>
+              <w:jc w:val="right"/>
+            </w:pPr>
+            <w:r>
+              <w:rPr>
+                <w:rFonts w:ascii="Calibri" w:cs="Calibri" w:eastAsia="Calibri" w:hAnsi="Calibri"/>
+                <w:b w:val="false"/>
+                <w:bCs w:val="false"/>
+                <w:i w:val="false"/>
+                <w:iCs w:val="false"/>
+                <w:color w:val="221E1F"/>
+                <w:sz w:val="20"/>
+                <w:szCs w:val="20"/>
+              </w:rPr>
+              <w:t xml:space="preserve">8</w:t>
+            </w:r>
+          </w:p>
+        </w:tc>
+        <w:tc>
+          <w:tcPr>
+            <w:tcW w:type="dxa" w:w="1638"/>
+            <w:tcBorders>
+              <w:top w:val="single" w:color="D6CFC6" w:sz="4"/>
+              <w:left w:val="single" w:color="D6CFC6" w:sz="4"/>
+              <w:bottom w:val="single" w:color="D6CFC6" w:sz="4"/>
+              <w:right w:val="single" w:color="D6CFC6" w:sz="4"/>
+            </w:tcBorders>
+            <w:tcMar>
+              <w:top w:type="dxa" w:w="90"/>
+              <w:left w:type="dxa" w:w="130"/>
+              <w:bottom w:type="dxa" w:w="90"/>
+              <w:right w:type="dxa" w:w="130"/>
+            </w:tcMar>
+            <w:vAlign w:val="center"/>
+          </w:tcPr>
+          <w:p>
+            <w:pPr>
+              <w:spacing w:after="0" w:line="240"/>
+              <w:jc w:val="right"/>
+            </w:pPr>
+            <w:r>
+              <w:rPr>
+                <w:rFonts w:ascii="Calibri" w:cs="Calibri" w:eastAsia="Calibri" w:hAnsi="Calibri"/>
+                <w:b w:val="false"/>
+                <w:bCs w:val="false"/>
+                <w:i w:val="false"/>
+                <w:iCs w:val="false"/>
+                <w:color w:val="221E1F"/>
+                <w:sz w:val="20"/>
+                <w:szCs w:val="20"/>
+              </w:rPr>
+              <w:t xml:space="preserve">R 7,600</w:t>
+            </w:r>
+          </w:p>
+        </w:tc>
+      </w:tr>
+      <w:tr>
+        <w:tc>
+          <w:tcPr>
+            <w:tcW w:type="dxa" w:w="5301"/>
+            <w:tcBorders>
+              <w:top w:val="single" w:color="D6CFC6" w:sz="4"/>
+              <w:left w:val="single" w:color="D6CFC6" w:sz="4"/>
+              <w:bottom w:val="single" w:color="D6CFC6" w:sz="4"/>
+              <w:right w:val="single" w:color="D6CFC6" w:sz="4"/>
+            </w:tcBorders>
+            <w:shd w:fill="F7F5F2" w:color="auto" w:val="clear"/>
+            <w:tcMar>
+              <w:top w:type="dxa" w:w="90"/>
+              <w:left w:type="dxa" w:w="130"/>
+              <w:bottom w:type="dxa" w:w="90"/>
+              <w:right w:type="dxa" w:w="130"/>
+            </w:tcMar>
+            <w:vAlign w:val="center"/>
+          </w:tcPr>
+          <w:p>
+            <w:pPr>
+              <w:spacing w:after="0" w:line="240"/>
+            </w:pPr>
+            <w:r>
+              <w:rPr>
+                <w:rFonts w:ascii="Calibri" w:cs="Calibri" w:eastAsia="Calibri" w:hAnsi="Calibri"/>
+                <w:b w:val="false"/>
+                <w:bCs w:val="false"/>
+                <w:i w:val="false"/>
+                <w:iCs w:val="false"/>
+                <w:color w:val="221E1F"/>
+                <w:sz w:val="20"/>
+                <w:szCs w:val="20"/>
+              </w:rPr>
+              <w:t xml:space="preserve">An operations console that can act</w:t>
+            </w:r>
+          </w:p>
+        </w:tc>
+        <w:tc>
+          <w:tcPr>
+            <w:tcW w:type="dxa" w:w="1157"/>
+            <w:tcBorders>
+              <w:top w:val="single" w:color="D6CFC6" w:sz="4"/>
+              <w:left w:val="single" w:color="D6CFC6" w:sz="4"/>
+              <w:bottom w:val="single" w:color="D6CFC6" w:sz="4"/>
+              <w:right w:val="single" w:color="D6CFC6" w:sz="4"/>
+            </w:tcBorders>
+            <w:shd w:fill="F7F5F2" w:color="auto" w:val="clear"/>
+            <w:tcMar>
+              <w:top w:type="dxa" w:w="90"/>
+              <w:left w:type="dxa" w:w="130"/>
+              <w:bottom w:type="dxa" w:w="90"/>
+              <w:right w:type="dxa" w:w="130"/>
+            </w:tcMar>
+            <w:vAlign w:val="center"/>
+          </w:tcPr>
+          <w:p>
+            <w:pPr>
+              <w:spacing w:after="0" w:line="240"/>
+              <w:jc w:val="right"/>
+            </w:pPr>
+            <w:r>
+              <w:rPr>
+                <w:rFonts w:ascii="Calibri" w:cs="Calibri" w:eastAsia="Calibri" w:hAnsi="Calibri"/>
+                <w:b w:val="false"/>
+                <w:bCs w:val="false"/>
+                <w:i w:val="false"/>
+                <w:iCs w:val="false"/>
+                <w:color w:val="221E1F"/>
+                <w:sz w:val="20"/>
+                <w:szCs w:val="20"/>
+              </w:rPr>
+              <w:t xml:space="preserve">3</w:t>
+            </w:r>
+          </w:p>
+        </w:tc>
+        <w:tc>
+          <w:tcPr>
+            <w:tcW w:type="dxa" w:w="1542"/>
+            <w:tcBorders>
+              <w:top w:val="single" w:color="D6CFC6" w:sz="4"/>
+              <w:left w:val="single" w:color="D6CFC6" w:sz="4"/>
+              <w:bottom w:val="single" w:color="D6CFC6" w:sz="4"/>
+              <w:right w:val="single" w:color="D6CFC6" w:sz="4"/>
+            </w:tcBorders>
+            <w:shd w:fill="F7F5F2" w:color="auto" w:val="clear"/>
+            <w:tcMar>
+              <w:top w:type="dxa" w:w="90"/>
+              <w:left w:type="dxa" w:w="130"/>
+              <w:bottom w:type="dxa" w:w="90"/>
+              <w:right w:type="dxa" w:w="130"/>
+            </w:tcMar>
+            <w:vAlign w:val="center"/>
+          </w:tcPr>
+          <w:p>
+            <w:pPr>
+              <w:spacing w:after="0" w:line="240"/>
+              <w:jc w:val="right"/>
+            </w:pPr>
+            <w:r>
+              <w:rPr>
+                <w:rFonts w:ascii="Calibri" w:cs="Calibri" w:eastAsia="Calibri" w:hAnsi="Calibri"/>
+                <w:b w:val="false"/>
+                <w:bCs w:val="false"/>
+                <w:i w:val="false"/>
+                <w:iCs w:val="false"/>
+                <w:color w:val="221E1F"/>
+                <w:sz w:val="20"/>
+                <w:szCs w:val="20"/>
+              </w:rPr>
+              <w:t xml:space="preserve">24</w:t>
+            </w:r>
+          </w:p>
+        </w:tc>
+        <w:tc>
+          <w:tcPr>
+            <w:tcW w:type="dxa" w:w="1638"/>
+            <w:tcBorders>
+              <w:top w:val="single" w:color="D6CFC6" w:sz="4"/>
+              <w:left w:val="single" w:color="D6CFC6" w:sz="4"/>
+              <w:bottom w:val="single" w:color="D6CFC6" w:sz="4"/>
+              <w:right w:val="single" w:color="D6CFC6" w:sz="4"/>
+            </w:tcBorders>
+            <w:shd w:fill="F7F5F2" w:color="auto" w:val="clear"/>
+            <w:tcMar>
+              <w:top w:type="dxa" w:w="90"/>
+              <w:left w:type="dxa" w:w="130"/>
+              <w:bottom w:type="dxa" w:w="90"/>
+              <w:right w:type="dxa" w:w="130"/>
+            </w:tcMar>
+            <w:vAlign w:val="center"/>
+          </w:tcPr>
+          <w:p>
+            <w:pPr>
+              <w:spacing w:after="0" w:line="240"/>
+              <w:jc w:val="right"/>
+            </w:pPr>
+            <w:r>
+              <w:rPr>
+                <w:rFonts w:ascii="Calibri" w:cs="Calibri" w:eastAsia="Calibri" w:hAnsi="Calibri"/>
+                <w:b w:val="false"/>
+                <w:bCs w:val="false"/>
+                <w:i w:val="false"/>
+                <w:iCs w:val="false"/>
+                <w:color w:val="221E1F"/>
+                <w:sz w:val="20"/>
+                <w:szCs w:val="20"/>
+              </w:rPr>
+              <w:t xml:space="preserve">R 22,800</w:t>
+            </w:r>
+          </w:p>
+        </w:tc>
+      </w:tr>
+      <w:tr>
+        <w:tc>
+          <w:tcPr>
+            <w:tcW w:type="dxa" w:w="5301"/>
+            <w:tcBorders>
+              <w:top w:val="single" w:color="D6CFC6" w:sz="4"/>
+              <w:left w:val="single" w:color="D6CFC6" w:sz="4"/>
+              <w:bottom w:val="single" w:color="D6CFC6" w:sz="4"/>
+              <w:right w:val="single" w:color="D6CFC6" w:sz="4"/>
+            </w:tcBorders>
             <w:shd w:fill="FCE8EB" w:color="auto" w:val="clear"/>
             <w:tcMar>
               <w:top w:type="dxa" w:w="90"/>
@@ -15841,7 +16443,7 @@
                 <w:sz w:val="20"/>
                 <w:szCs w:val="20"/>
               </w:rPr>
-              <w:t xml:space="preserve">172</w:t>
+              <w:t xml:space="preserve">176</w:t>
             </w:r>
           </w:p>
         </w:tc>
@@ -15879,7 +16481,7 @@
                 <w:sz w:val="20"/>
                 <w:szCs w:val="20"/>
               </w:rPr>
-              <w:t xml:space="preserve">1,376</w:t>
+              <w:t xml:space="preserve">1,408</w:t>
             </w:r>
           </w:p>
         </w:tc>
@@ -15917,7 +16519,7 @@
                 <w:sz w:val="20"/>
                 <w:szCs w:val="20"/>
               </w:rPr>
-              <w:t xml:space="preserve">R 1,307,200</w:t>
+              <w:t xml:space="preserve">R 1,337,600</w:t>
             </w:r>
           </w:p>
         </w:tc>
@@ -15956,7 +16558,7 @@
           <w:sz w:val="20"/>
           <w:szCs w:val="20"/>
         </w:rPr>
-        <w:t xml:space="preserve">The integration seams — payments, accounts, notifications, POS and courier — are 44 of the 172 days. None of them names a vendor, and none has to be rewritten when one is chosen: what remains per integration is an adapter against an interface that already exists and is already tested.</w:t>
+        <w:t xml:space="preserve">The integration seams — payments, accounts, notifications, POS and courier — are 44 of the 176 days. None of them names a vendor, and none has to be rewritten when one is chosen: what remains per integration is an adapter against an interface that already exists and is already tested.</w:t>
       </w:r>
     </w:p>
     <w:p>
@@ -18075,7 +18677,7 @@
                 <w:sz w:val="20"/>
                 <w:szCs w:val="20"/>
               </w:rPr>
-              <w:t xml:space="preserve">172</w:t>
+              <w:t xml:space="preserve">176</w:t>
             </w:r>
           </w:p>
         </w:tc>
@@ -18112,7 +18714,7 @@
                 <w:sz w:val="20"/>
                 <w:szCs w:val="20"/>
               </w:rPr>
-              <w:t xml:space="preserve">1,376</w:t>
+              <w:t xml:space="preserve">1,408</w:t>
             </w:r>
           </w:p>
         </w:tc>
@@ -18149,7 +18751,7 @@
                 <w:sz w:val="20"/>
                 <w:szCs w:val="20"/>
               </w:rPr>
-              <w:t xml:space="preserve">R 1,307,200</w:t>
+              <w:t xml:space="preserve">R 1,337,600</w:t>
             </w:r>
           </w:p>
         </w:tc>
@@ -18379,7 +18981,7 @@
                 <w:sz w:val="20"/>
                 <w:szCs w:val="20"/>
               </w:rPr>
-              <w:t xml:space="preserve">197</w:t>
+              <w:t xml:space="preserve">201</w:t>
             </w:r>
           </w:p>
         </w:tc>
@@ -18417,7 +19019,7 @@
                 <w:sz w:val="20"/>
                 <w:szCs w:val="20"/>
               </w:rPr>
-              <w:t xml:space="preserve">1,576</w:t>
+              <w:t xml:space="preserve">1,608</w:t>
             </w:r>
           </w:p>
         </w:tc>
@@ -18455,7 +19057,7 @@
                 <w:sz w:val="20"/>
                 <w:szCs w:val="20"/>
               </w:rPr>
-              <w:t xml:space="preserve">R 1,497,200</w:t>
+              <w:t xml:space="preserve">R 1,527,600</w:t>
             </w:r>
           </w:p>
         </w:tc>
@@ -18494,7 +19096,7 @@
           <w:sz w:val="20"/>
           <w:szCs w:val="20"/>
         </w:rPr>
-        <w:t xml:space="preserve">Roughly 87% of the engineering is done. </w:t>
+        <w:t xml:space="preserve">Roughly 88% of the engineering is done. </w:t>
       </w:r>
       <w:r>
         <w:rPr>

--- a/WEBSITE_COSTINGS.docx
+++ b/WEBSITE_COSTINGS.docx
@@ -1415,7 +1415,7 @@
                 <w:sz w:val="20"/>
                 <w:szCs w:val="20"/>
               </w:rPr>
-              <w:t xml:space="preserve">44</w:t>
+              <w:t xml:space="preserve">45</w:t>
             </w:r>
           </w:p>
         </w:tc>
@@ -1527,7 +1527,7 @@
                 <w:sz w:val="20"/>
                 <w:szCs w:val="20"/>
               </w:rPr>
-              <w:t xml:space="preserve">780</w:t>
+              <w:t xml:space="preserve">812</w:t>
             </w:r>
           </w:p>
         </w:tc>
@@ -1563,7 +1563,7 @@
                 <w:sz w:val="20"/>
                 <w:szCs w:val="20"/>
               </w:rPr>
-              <w:t xml:space="preserve">In 38 files; all passing</w:t>
+              <w:t xml:space="preserve">In 40 files; all passing</w:t>
             </w:r>
           </w:p>
         </w:tc>
@@ -1640,7 +1640,7 @@
                 <w:sz w:val="20"/>
                 <w:szCs w:val="20"/>
               </w:rPr>
-              <w:t xml:space="preserve">28,218</w:t>
+              <w:t xml:space="preserve">28,946</w:t>
             </w:r>
           </w:p>
         </w:tc>
@@ -1677,7 +1677,7 @@
                 <w:sz w:val="20"/>
                 <w:szCs w:val="20"/>
               </w:rPr>
-              <w:t xml:space="preserve">Application 12,333 · tests 10,441 · review build 2,563 · data, schema and tooling 2,115 · shared packages 766</w:t>
+              <w:t xml:space="preserve">Application 12,519 · tests 10,926 · review build 2,563 · data, schema and tooling 2,130 · shared packages 808</w:t>
             </w:r>
           </w:p>
         </w:tc>
@@ -1865,7 +1865,7 @@
                 <w:sz w:val="20"/>
                 <w:szCs w:val="20"/>
               </w:rPr>
-              <w:t xml:space="preserve">108</w:t>
+              <w:t xml:space="preserve">111</w:t>
             </w:r>
           </w:p>
         </w:tc>
@@ -3770,7 +3770,7 @@
                 <w:sz w:val="20"/>
                 <w:szCs w:val="20"/>
               </w:rPr>
-              <w:t xml:space="preserve">780 passing</w:t>
+              <w:t xml:space="preserve">812 passing</w:t>
             </w:r>
           </w:p>
         </w:tc>
@@ -3807,7 +3807,7 @@
                 <w:sz w:val="20"/>
                 <w:szCs w:val="20"/>
               </w:rPr>
-              <w:t xml:space="preserve">38 files, including four real worker processes racing on one file</w:t>
+              <w:t xml:space="preserve">40 files, including four real worker processes racing on one file</w:t>
             </w:r>
           </w:p>
         </w:tc>
@@ -6548,7 +6548,7 @@
                 <w:sz w:val="20"/>
                 <w:szCs w:val="20"/>
               </w:rPr>
-              <w:t xml:space="preserve">The suite as it stood at this workstream: the 780 tests now in 38 files grew with the workstreams below. Driven through route handlers rather than helpers</w:t>
+              <w:t xml:space="preserve">The suite as it stood at this workstream: the 812 tests now in 40 files grew with the workstreams below. Driven through route handlers rather than helpers</w:t>
             </w:r>
           </w:p>
         </w:tc>
@@ -10074,7 +10074,7 @@
                 <w:sz w:val="20"/>
                 <w:szCs w:val="20"/>
               </w:rPr>
-              <w:t xml:space="preserve">30</w:t>
+              <w:t xml:space="preserve">33</w:t>
             </w:r>
           </w:p>
         </w:tc>
@@ -10111,7 +10111,7 @@
                 <w:sz w:val="20"/>
                 <w:szCs w:val="20"/>
               </w:rPr>
-              <w:t xml:space="preserve">An operations console that can act</w:t>
+              <w:t xml:space="preserve">Offer conditions, enforced</w:t>
             </w:r>
           </w:p>
         </w:tc>
@@ -10148,7 +10148,7 @@
                 <w:sz w:val="20"/>
                 <w:szCs w:val="20"/>
               </w:rPr>
-              <w:t xml:space="preserve">The Problems tab named an action — “worth retrying” — and did not provide it, and the suppression list offered nothing at all. A retry that refuses to send a handoff twice and refuses one the adapter called final, a restore that undoes a bounce but never a complaint, both reporting what happened rather than refreshing a list that looks unchanged. Plus the payment ledger, which was settled and reconciled by tests and shown to nobody, with the provider reference an operator needs to find a payment in the gateway’s dashboard</w:t>
+              <w:t xml:space="preserve">Every promotion advertised its terms as a sentence and nothing checked any of them: an offer sold as “Every Wednesday, 11:00 to close” took its discount at any hour on any day, one sold as collection only worked on a delivery, and one sold as “New accounts, one use” worked for anybody repeatedly. Each offer now carries its conditions in a form the checkout can check as well as a form the customer can read, enforced on the server. The discount also comes off the product the offer names rather than the whole basket — “twenty percent off every sauced wing” was taking twenty percent off the chicken and the drinks beside them</w:t>
             </w:r>
           </w:p>
         </w:tc>
@@ -10186,7 +10186,7 @@
                 <w:sz w:val="20"/>
                 <w:szCs w:val="20"/>
               </w:rPr>
-              <w:t xml:space="preserve">3</w:t>
+              <w:t xml:space="preserve">4</w:t>
             </w:r>
           </w:p>
         </w:tc>
@@ -10201,7 +10201,6 @@
               <w:bottom w:val="single" w:color="D6CFC6" w:sz="4"/>
               <w:right w:val="single" w:color="D6CFC6" w:sz="4"/>
             </w:tcBorders>
-            <w:shd w:fill="FCE8EB" w:color="auto" w:val="clear"/>
             <w:tcMar>
               <w:top w:type="dxa" w:w="90"/>
               <w:left w:type="dxa" w:w="130"/>
@@ -10214,6 +10213,42 @@
             <w:pPr>
               <w:spacing w:after="0" w:line="240"/>
               <w:jc w:val="center"/>
+            </w:pPr>
+            <w:r>
+              <w:rPr>
+                <w:rFonts w:ascii="Calibri" w:cs="Calibri" w:eastAsia="Calibri" w:hAnsi="Calibri"/>
+                <w:b w:val="false"/>
+                <w:bCs w:val="false"/>
+                <w:i w:val="false"/>
+                <w:iCs w:val="false"/>
+                <w:color w:val="221E1F"/>
+                <w:sz w:val="20"/>
+                <w:szCs w:val="20"/>
+              </w:rPr>
+              <w:t xml:space="preserve">30</w:t>
+            </w:r>
+          </w:p>
+        </w:tc>
+        <w:tc>
+          <w:tcPr>
+            <w:tcW w:type="dxa" w:w="3084"/>
+            <w:tcBorders>
+              <w:top w:val="single" w:color="D6CFC6" w:sz="4"/>
+              <w:left w:val="single" w:color="D6CFC6" w:sz="4"/>
+              <w:bottom w:val="single" w:color="D6CFC6" w:sz="4"/>
+              <w:right w:val="single" w:color="D6CFC6" w:sz="4"/>
+            </w:tcBorders>
+            <w:tcMar>
+              <w:top w:type="dxa" w:w="90"/>
+              <w:left w:type="dxa" w:w="130"/>
+              <w:bottom w:type="dxa" w:w="90"/>
+              <w:right w:type="dxa" w:w="130"/>
+            </w:tcMar>
+            <w:vAlign w:val="center"/>
+          </w:tcPr>
+          <w:p>
+            <w:pPr>
+              <w:spacing w:after="0" w:line="240"/>
             </w:pPr>
             <w:r>
               <w:rPr>
@@ -10226,13 +10261,88 @@
                 <w:sz w:val="20"/>
                 <w:szCs w:val="20"/>
               </w:rPr>
-              <w:t xml:space="preserve"/>
-            </w:r>
-          </w:p>
-        </w:tc>
-        <w:tc>
-          <w:tcPr>
-            <w:tcW w:type="dxa" w:w="3084"/>
+              <w:t xml:space="preserve">An operations console that can act</w:t>
+            </w:r>
+          </w:p>
+        </w:tc>
+        <w:tc>
+          <w:tcPr>
+            <w:tcW w:type="dxa" w:w="5108"/>
+            <w:tcBorders>
+              <w:top w:val="single" w:color="D6CFC6" w:sz="4"/>
+              <w:left w:val="single" w:color="D6CFC6" w:sz="4"/>
+              <w:bottom w:val="single" w:color="D6CFC6" w:sz="4"/>
+              <w:right w:val="single" w:color="D6CFC6" w:sz="4"/>
+            </w:tcBorders>
+            <w:tcMar>
+              <w:top w:type="dxa" w:w="90"/>
+              <w:left w:type="dxa" w:w="130"/>
+              <w:bottom w:type="dxa" w:w="90"/>
+              <w:right w:type="dxa" w:w="130"/>
+            </w:tcMar>
+            <w:vAlign w:val="center"/>
+          </w:tcPr>
+          <w:p>
+            <w:pPr>
+              <w:spacing w:after="0" w:line="240"/>
+            </w:pPr>
+            <w:r>
+              <w:rPr>
+                <w:rFonts w:ascii="Calibri" w:cs="Calibri" w:eastAsia="Calibri" w:hAnsi="Calibri"/>
+                <w:b w:val="false"/>
+                <w:bCs w:val="false"/>
+                <w:i w:val="false"/>
+                <w:iCs w:val="false"/>
+                <w:color w:val="221E1F"/>
+                <w:sz w:val="20"/>
+                <w:szCs w:val="20"/>
+              </w:rPr>
+              <w:t xml:space="preserve">The Problems tab named an action — “worth retrying” — and did not provide it, and the suppression list offered nothing at all. A retry that refuses to send a handoff twice and refuses one the adapter called final, a restore that undoes a bounce but never a complaint, both reporting what happened rather than refreshing a list that looks unchanged. Plus the payment ledger, which was settled and reconciled by tests and shown to nobody, with the provider reference an operator needs to find a payment in the gateway’s dashboard</w:t>
+            </w:r>
+          </w:p>
+        </w:tc>
+        <w:tc>
+          <w:tcPr>
+            <w:tcW w:type="dxa" w:w="964"/>
+            <w:tcBorders>
+              <w:top w:val="single" w:color="D6CFC6" w:sz="4"/>
+              <w:left w:val="single" w:color="D6CFC6" w:sz="4"/>
+              <w:bottom w:val="single" w:color="D6CFC6" w:sz="4"/>
+              <w:right w:val="single" w:color="D6CFC6" w:sz="4"/>
+            </w:tcBorders>
+            <w:tcMar>
+              <w:top w:type="dxa" w:w="90"/>
+              <w:left w:type="dxa" w:w="130"/>
+              <w:bottom w:type="dxa" w:w="90"/>
+              <w:right w:type="dxa" w:w="130"/>
+            </w:tcMar>
+            <w:vAlign w:val="center"/>
+          </w:tcPr>
+          <w:p>
+            <w:pPr>
+              <w:spacing w:after="0" w:line="240"/>
+              <w:jc w:val="right"/>
+            </w:pPr>
+            <w:r>
+              <w:rPr>
+                <w:rFonts w:ascii="Calibri" w:cs="Calibri" w:eastAsia="Calibri" w:hAnsi="Calibri"/>
+                <w:b w:val="false"/>
+                <w:bCs w:val="false"/>
+                <w:i w:val="false"/>
+                <w:iCs w:val="false"/>
+                <w:color w:val="221E1F"/>
+                <w:sz w:val="20"/>
+                <w:szCs w:val="20"/>
+              </w:rPr>
+              <w:t xml:space="preserve">3</w:t>
+            </w:r>
+          </w:p>
+        </w:tc>
+      </w:tr>
+      <w:tr>
+        <w:tc>
+          <w:tcPr>
+            <w:tcW w:type="dxa" w:w="482"/>
             <w:tcBorders>
               <w:top w:val="single" w:color="D6CFC6" w:sz="4"/>
               <w:left w:val="single" w:color="D6CFC6" w:sz="4"/>
@@ -10251,6 +10361,7 @@
           <w:p>
             <w:pPr>
               <w:spacing w:after="0" w:line="240"/>
+              <w:jc w:val="center"/>
             </w:pPr>
             <w:r>
               <w:rPr>
@@ -10263,13 +10374,13 @@
                 <w:sz w:val="20"/>
                 <w:szCs w:val="20"/>
               </w:rPr>
-              <w:t xml:space="preserve">Total</w:t>
-            </w:r>
-          </w:p>
-        </w:tc>
-        <w:tc>
-          <w:tcPr>
-            <w:tcW w:type="dxa" w:w="5108"/>
+              <w:t xml:space="preserve"/>
+            </w:r>
+          </w:p>
+        </w:tc>
+        <w:tc>
+          <w:tcPr>
+            <w:tcW w:type="dxa" w:w="3084"/>
             <w:tcBorders>
               <w:top w:val="single" w:color="D6CFC6" w:sz="4"/>
               <w:left w:val="single" w:color="D6CFC6" w:sz="4"/>
@@ -10300,13 +10411,13 @@
                 <w:sz w:val="20"/>
                 <w:szCs w:val="20"/>
               </w:rPr>
-              <w:t xml:space="preserve">Delivered scope</w:t>
-            </w:r>
-          </w:p>
-        </w:tc>
-        <w:tc>
-          <w:tcPr>
-            <w:tcW w:type="dxa" w:w="964"/>
+              <w:t xml:space="preserve">Total</w:t>
+            </w:r>
+          </w:p>
+        </w:tc>
+        <w:tc>
+          <w:tcPr>
+            <w:tcW w:type="dxa" w:w="5108"/>
             <w:tcBorders>
               <w:top w:val="single" w:color="D6CFC6" w:sz="4"/>
               <w:left w:val="single" w:color="D6CFC6" w:sz="4"/>
@@ -10325,7 +10436,6 @@
           <w:p>
             <w:pPr>
               <w:spacing w:after="0" w:line="240"/>
-              <w:jc w:val="right"/>
             </w:pPr>
             <w:r>
               <w:rPr>
@@ -10338,7 +10448,45 @@
                 <w:sz w:val="20"/>
                 <w:szCs w:val="20"/>
               </w:rPr>
-              <w:t xml:space="preserve">176</w:t>
+              <w:t xml:space="preserve">Delivered scope</w:t>
+            </w:r>
+          </w:p>
+        </w:tc>
+        <w:tc>
+          <w:tcPr>
+            <w:tcW w:type="dxa" w:w="964"/>
+            <w:tcBorders>
+              <w:top w:val="single" w:color="D6CFC6" w:sz="4"/>
+              <w:left w:val="single" w:color="D6CFC6" w:sz="4"/>
+              <w:bottom w:val="single" w:color="D6CFC6" w:sz="4"/>
+              <w:right w:val="single" w:color="D6CFC6" w:sz="4"/>
+            </w:tcBorders>
+            <w:shd w:fill="FCE8EB" w:color="auto" w:val="clear"/>
+            <w:tcMar>
+              <w:top w:type="dxa" w:w="90"/>
+              <w:left w:type="dxa" w:w="130"/>
+              <w:bottom w:type="dxa" w:w="90"/>
+              <w:right w:type="dxa" w:w="130"/>
+            </w:tcMar>
+            <w:vAlign w:val="center"/>
+          </w:tcPr>
+          <w:p>
+            <w:pPr>
+              <w:spacing w:after="0" w:line="240"/>
+              <w:jc w:val="right"/>
+            </w:pPr>
+            <w:r>
+              <w:rPr>
+                <w:rFonts w:ascii="Calibri" w:cs="Calibri" w:eastAsia="Calibri" w:hAnsi="Calibri"/>
+                <w:b/>
+                <w:bCs/>
+                <w:i w:val="false"/>
+                <w:iCs w:val="false"/>
+                <w:color w:val="221E1F"/>
+                <w:sz w:val="20"/>
+                <w:szCs w:val="20"/>
+              </w:rPr>
+              <w:t xml:space="preserve">180</w:t>
             </w:r>
           </w:p>
         </w:tc>
@@ -10390,7 +10538,7 @@
           <w:sz w:val="20"/>
           <w:szCs w:val="20"/>
         </w:rPr>
-        <w:t xml:space="preserve">28,218 hand-written lines over 176 days is about 160 a day. For tested, typed, reviewed production code that sits inside the normal 100–300 band, and lower than the 200 the first version of this document reconstructed — integration work carries more test and less code than storefront work does. The reconstruction is not inflated.</w:t>
+        <w:t xml:space="preserve">28,946 hand-written lines over 180 days is about 161 a day. For tested, typed, reviewed production code that sits inside the normal 100–300 band, and lower than the 200 the first version of this document reconstructed — integration work carries more test and less code than storefront work does. The reconstruction is not inflated.</w:t>
       </w:r>
     </w:p>
     <w:p>
@@ -10408,7 +10556,7 @@
           <w:sz w:val="20"/>
           <w:szCs w:val="20"/>
         </w:rPr>
-        <w:t xml:space="preserve">176 days is roughly 27 working weeks, or a little over six months for one person. Two people working in parallel would compress the calendar but not the total, and would add coordination cost.</w:t>
+        <w:t xml:space="preserve">180 days is roughly 27 working weeks, or a little over six months for one person. Two people working in parallel would compress the calendar but not the total, and would add coordination cost.</w:t>
       </w:r>
     </w:p>
     <w:p>
@@ -10479,7 +10627,7 @@
           <w:sz w:val="20"/>
           <w:szCs w:val="20"/>
         </w:rPr>
-        <w:t xml:space="preserve">Delivered scope: 176 days × 8 hours = 1408 hours.</w:t>
+        <w:t xml:space="preserve">Delivered scope: 180 days × 8 hours = 1440 hours.</w:t>
       </w:r>
     </w:p>
     <w:tbl>
@@ -10574,7 +10722,7 @@
                 <w:sz w:val="19"/>
                 <w:szCs w:val="19"/>
               </w:rPr>
-              <w:t xml:space="preserve">Cost of the 1408 hours (excl. VAT)</w:t>
+              <w:t xml:space="preserve">Cost of the 1440 hours (excl. VAT)</w:t>
             </w:r>
           </w:p>
         </w:tc>
@@ -10687,7 +10835,7 @@
                 <w:sz w:val="20"/>
                 <w:szCs w:val="20"/>
               </w:rPr>
-              <w:t xml:space="preserve">R 563,200</w:t>
+              <w:t xml:space="preserve">R 576,000</w:t>
             </w:r>
           </w:p>
         </w:tc>
@@ -10724,7 +10872,7 @@
                 <w:sz w:val="20"/>
                 <w:szCs w:val="20"/>
               </w:rPr>
-              <w:t xml:space="preserve">R 647,680</w:t>
+              <w:t xml:space="preserve">R 662,400</w:t>
             </w:r>
           </w:p>
         </w:tc>
@@ -10801,7 +10949,7 @@
                 <w:sz w:val="20"/>
                 <w:szCs w:val="20"/>
               </w:rPr>
-              <w:t xml:space="preserve">R 915,200</w:t>
+              <w:t xml:space="preserve">R 936,000</w:t>
             </w:r>
           </w:p>
         </w:tc>
@@ -10839,7 +10987,7 @@
                 <w:sz w:val="20"/>
                 <w:szCs w:val="20"/>
               </w:rPr>
-              <w:t xml:space="preserve">R 1,052,480</w:t>
+              <w:t xml:space="preserve">R 1,076,400</w:t>
             </w:r>
           </w:p>
         </w:tc>
@@ -10914,7 +11062,7 @@
                 <w:sz w:val="20"/>
                 <w:szCs w:val="20"/>
               </w:rPr>
-              <w:t xml:space="preserve">R 1,196,800</w:t>
+              <w:t xml:space="preserve">R 1,224,000</w:t>
             </w:r>
           </w:p>
         </w:tc>
@@ -10951,7 +11099,7 @@
                 <w:sz w:val="20"/>
                 <w:szCs w:val="20"/>
               </w:rPr>
-              <w:t xml:space="preserve">R 1,376,320</w:t>
+              <w:t xml:space="preserve">R 1,407,600</w:t>
             </w:r>
           </w:p>
         </w:tc>
@@ -11028,7 +11176,7 @@
                 <w:sz w:val="20"/>
                 <w:szCs w:val="20"/>
               </w:rPr>
-              <w:t xml:space="preserve">R 1,337,600</w:t>
+              <w:t xml:space="preserve">R 1,368,000</w:t>
             </w:r>
           </w:p>
         </w:tc>
@@ -11066,7 +11214,7 @@
                 <w:sz w:val="20"/>
                 <w:szCs w:val="20"/>
               </w:rPr>
-              <w:t xml:space="preserve">R 1,538,240</w:t>
+              <w:t xml:space="preserve">R 1,573,200</w:t>
             </w:r>
           </w:p>
         </w:tc>
@@ -11141,7 +11289,7 @@
                 <w:sz w:val="20"/>
                 <w:szCs w:val="20"/>
               </w:rPr>
-              <w:t xml:space="preserve">R 1,619,200</w:t>
+              <w:t xml:space="preserve">R 1,656,000</w:t>
             </w:r>
           </w:p>
         </w:tc>
@@ -11178,7 +11326,7 @@
                 <w:sz w:val="20"/>
                 <w:szCs w:val="20"/>
               </w:rPr>
-              <w:t xml:space="preserve">R 1,862,080</w:t>
+              <w:t xml:space="preserve">R 1,904,400</w:t>
             </w:r>
           </w:p>
         </w:tc>
@@ -11255,7 +11403,7 @@
                 <w:sz w:val="20"/>
                 <w:szCs w:val="20"/>
               </w:rPr>
-              <w:t xml:space="preserve">R 2,041,600</w:t>
+              <w:t xml:space="preserve">R 2,088,000</w:t>
             </w:r>
           </w:p>
         </w:tc>
@@ -11293,7 +11441,7 @@
                 <w:sz w:val="20"/>
                 <w:szCs w:val="20"/>
               </w:rPr>
-              <w:t xml:space="preserve">R 2,347,840</w:t>
+              <w:t xml:space="preserve">R 2,401,200</w:t>
             </w:r>
           </w:p>
         </w:tc>
@@ -11345,7 +11493,7 @@
           <w:sz w:val="20"/>
           <w:szCs w:val="20"/>
         </w:rPr>
-        <w:t xml:space="preserve">At an illustrative blended rate of R 950 an hour — chosen here only to make the rest of the document concrete — the delivered scope comes to R 1,337,600 excluding VAT, or R 1,538,240 including it. Replace the rate and every figure below moves proportionally.</w:t>
+        <w:t xml:space="preserve">At an illustrative blended rate of R 950 an hour — chosen here only to make the rest of the document concrete — the delivered scope comes to R 1,368,000 excluding VAT, or R 1,573,200 including it. Replace the rate and every figure below moves proportionally.</w:t>
       </w:r>
     </w:p>
     <w:p>
@@ -16252,7 +16400,7 @@
                 <w:sz w:val="20"/>
                 <w:szCs w:val="20"/>
               </w:rPr>
-              <w:t xml:space="preserve">An operations console that can act</w:t>
+              <w:t xml:space="preserve">Offer conditions, enforced</w:t>
             </w:r>
           </w:p>
         </w:tc>
@@ -16290,7 +16438,7 @@
                 <w:sz w:val="20"/>
                 <w:szCs w:val="20"/>
               </w:rPr>
-              <w:t xml:space="preserve">3</w:t>
+              <w:t xml:space="preserve">4</w:t>
             </w:r>
           </w:p>
         </w:tc>
@@ -16328,7 +16476,7 @@
                 <w:sz w:val="20"/>
                 <w:szCs w:val="20"/>
               </w:rPr>
-              <w:t xml:space="preserve">24</w:t>
+              <w:t xml:space="preserve">32</w:t>
             </w:r>
           </w:p>
         </w:tc>
@@ -16366,7 +16514,7 @@
                 <w:sz w:val="20"/>
                 <w:szCs w:val="20"/>
               </w:rPr>
-              <w:t xml:space="preserve">R 22,800</w:t>
+              <w:t xml:space="preserve">R 30,400</w:t>
             </w:r>
           </w:p>
         </w:tc>
@@ -16381,6 +16529,155 @@
               <w:bottom w:val="single" w:color="D6CFC6" w:sz="4"/>
               <w:right w:val="single" w:color="D6CFC6" w:sz="4"/>
             </w:tcBorders>
+            <w:tcMar>
+              <w:top w:type="dxa" w:w="90"/>
+              <w:left w:type="dxa" w:w="130"/>
+              <w:bottom w:type="dxa" w:w="90"/>
+              <w:right w:type="dxa" w:w="130"/>
+            </w:tcMar>
+            <w:vAlign w:val="center"/>
+          </w:tcPr>
+          <w:p>
+            <w:pPr>
+              <w:spacing w:after="0" w:line="240"/>
+            </w:pPr>
+            <w:r>
+              <w:rPr>
+                <w:rFonts w:ascii="Calibri" w:cs="Calibri" w:eastAsia="Calibri" w:hAnsi="Calibri"/>
+                <w:b w:val="false"/>
+                <w:bCs w:val="false"/>
+                <w:i w:val="false"/>
+                <w:iCs w:val="false"/>
+                <w:color w:val="221E1F"/>
+                <w:sz w:val="20"/>
+                <w:szCs w:val="20"/>
+              </w:rPr>
+              <w:t xml:space="preserve">An operations console that can act</w:t>
+            </w:r>
+          </w:p>
+        </w:tc>
+        <w:tc>
+          <w:tcPr>
+            <w:tcW w:type="dxa" w:w="1157"/>
+            <w:tcBorders>
+              <w:top w:val="single" w:color="D6CFC6" w:sz="4"/>
+              <w:left w:val="single" w:color="D6CFC6" w:sz="4"/>
+              <w:bottom w:val="single" w:color="D6CFC6" w:sz="4"/>
+              <w:right w:val="single" w:color="D6CFC6" w:sz="4"/>
+            </w:tcBorders>
+            <w:tcMar>
+              <w:top w:type="dxa" w:w="90"/>
+              <w:left w:type="dxa" w:w="130"/>
+              <w:bottom w:type="dxa" w:w="90"/>
+              <w:right w:type="dxa" w:w="130"/>
+            </w:tcMar>
+            <w:vAlign w:val="center"/>
+          </w:tcPr>
+          <w:p>
+            <w:pPr>
+              <w:spacing w:after="0" w:line="240"/>
+              <w:jc w:val="right"/>
+            </w:pPr>
+            <w:r>
+              <w:rPr>
+                <w:rFonts w:ascii="Calibri" w:cs="Calibri" w:eastAsia="Calibri" w:hAnsi="Calibri"/>
+                <w:b w:val="false"/>
+                <w:bCs w:val="false"/>
+                <w:i w:val="false"/>
+                <w:iCs w:val="false"/>
+                <w:color w:val="221E1F"/>
+                <w:sz w:val="20"/>
+                <w:szCs w:val="20"/>
+              </w:rPr>
+              <w:t xml:space="preserve">3</w:t>
+            </w:r>
+          </w:p>
+        </w:tc>
+        <w:tc>
+          <w:tcPr>
+            <w:tcW w:type="dxa" w:w="1542"/>
+            <w:tcBorders>
+              <w:top w:val="single" w:color="D6CFC6" w:sz="4"/>
+              <w:left w:val="single" w:color="D6CFC6" w:sz="4"/>
+              <w:bottom w:val="single" w:color="D6CFC6" w:sz="4"/>
+              <w:right w:val="single" w:color="D6CFC6" w:sz="4"/>
+            </w:tcBorders>
+            <w:tcMar>
+              <w:top w:type="dxa" w:w="90"/>
+              <w:left w:type="dxa" w:w="130"/>
+              <w:bottom w:type="dxa" w:w="90"/>
+              <w:right w:type="dxa" w:w="130"/>
+            </w:tcMar>
+            <w:vAlign w:val="center"/>
+          </w:tcPr>
+          <w:p>
+            <w:pPr>
+              <w:spacing w:after="0" w:line="240"/>
+              <w:jc w:val="right"/>
+            </w:pPr>
+            <w:r>
+              <w:rPr>
+                <w:rFonts w:ascii="Calibri" w:cs="Calibri" w:eastAsia="Calibri" w:hAnsi="Calibri"/>
+                <w:b w:val="false"/>
+                <w:bCs w:val="false"/>
+                <w:i w:val="false"/>
+                <w:iCs w:val="false"/>
+                <w:color w:val="221E1F"/>
+                <w:sz w:val="20"/>
+                <w:szCs w:val="20"/>
+              </w:rPr>
+              <w:t xml:space="preserve">24</w:t>
+            </w:r>
+          </w:p>
+        </w:tc>
+        <w:tc>
+          <w:tcPr>
+            <w:tcW w:type="dxa" w:w="1638"/>
+            <w:tcBorders>
+              <w:top w:val="single" w:color="D6CFC6" w:sz="4"/>
+              <w:left w:val="single" w:color="D6CFC6" w:sz="4"/>
+              <w:bottom w:val="single" w:color="D6CFC6" w:sz="4"/>
+              <w:right w:val="single" w:color="D6CFC6" w:sz="4"/>
+            </w:tcBorders>
+            <w:tcMar>
+              <w:top w:type="dxa" w:w="90"/>
+              <w:left w:type="dxa" w:w="130"/>
+              <w:bottom w:type="dxa" w:w="90"/>
+              <w:right w:type="dxa" w:w="130"/>
+            </w:tcMar>
+            <w:vAlign w:val="center"/>
+          </w:tcPr>
+          <w:p>
+            <w:pPr>
+              <w:spacing w:after="0" w:line="240"/>
+              <w:jc w:val="right"/>
+            </w:pPr>
+            <w:r>
+              <w:rPr>
+                <w:rFonts w:ascii="Calibri" w:cs="Calibri" w:eastAsia="Calibri" w:hAnsi="Calibri"/>
+                <w:b w:val="false"/>
+                <w:bCs w:val="false"/>
+                <w:i w:val="false"/>
+                <w:iCs w:val="false"/>
+                <w:color w:val="221E1F"/>
+                <w:sz w:val="20"/>
+                <w:szCs w:val="20"/>
+              </w:rPr>
+              <w:t xml:space="preserve">R 22,800</w:t>
+            </w:r>
+          </w:p>
+        </w:tc>
+      </w:tr>
+      <w:tr>
+        <w:tc>
+          <w:tcPr>
+            <w:tcW w:type="dxa" w:w="5301"/>
+            <w:tcBorders>
+              <w:top w:val="single" w:color="D6CFC6" w:sz="4"/>
+              <w:left w:val="single" w:color="D6CFC6" w:sz="4"/>
+              <w:bottom w:val="single" w:color="D6CFC6" w:sz="4"/>
+              <w:right w:val="single" w:color="D6CFC6" w:sz="4"/>
+            </w:tcBorders>
             <w:shd w:fill="FCE8EB" w:color="auto" w:val="clear"/>
             <w:tcMar>
               <w:top w:type="dxa" w:w="90"/>
@@ -16443,7 +16740,7 @@
                 <w:sz w:val="20"/>
                 <w:szCs w:val="20"/>
               </w:rPr>
-              <w:t xml:space="preserve">176</w:t>
+              <w:t xml:space="preserve">180</w:t>
             </w:r>
           </w:p>
         </w:tc>
@@ -16481,7 +16778,7 @@
                 <w:sz w:val="20"/>
                 <w:szCs w:val="20"/>
               </w:rPr>
-              <w:t xml:space="preserve">1,408</w:t>
+              <w:t xml:space="preserve">1,440</w:t>
             </w:r>
           </w:p>
         </w:tc>
@@ -16519,7 +16816,7 @@
                 <w:sz w:val="20"/>
                 <w:szCs w:val="20"/>
               </w:rPr>
-              <w:t xml:space="preserve">R 1,337,600</w:t>
+              <w:t xml:space="preserve">R 1,368,000</w:t>
             </w:r>
           </w:p>
         </w:tc>
@@ -16558,7 +16855,7 @@
           <w:sz w:val="20"/>
           <w:szCs w:val="20"/>
         </w:rPr>
-        <w:t xml:space="preserve">The integration seams — payments, accounts, notifications, POS and courier — are 44 of the 176 days. None of them names a vendor, and none has to be rewritten when one is chosen: what remains per integration is an adapter against an interface that already exists and is already tested.</w:t>
+        <w:t xml:space="preserve">The integration seams — payments, accounts, notifications, POS and courier — are 44 of the 180 days. None of them names a vendor, and none has to be rewritten when one is chosen: what remains per integration is an adapter against an interface that already exists and is already tested.</w:t>
       </w:r>
     </w:p>
     <w:p>
@@ -18677,7 +18974,7 @@
                 <w:sz w:val="20"/>
                 <w:szCs w:val="20"/>
               </w:rPr>
-              <w:t xml:space="preserve">176</w:t>
+              <w:t xml:space="preserve">180</w:t>
             </w:r>
           </w:p>
         </w:tc>
@@ -18714,7 +19011,7 @@
                 <w:sz w:val="20"/>
                 <w:szCs w:val="20"/>
               </w:rPr>
-              <w:t xml:space="preserve">1,408</w:t>
+              <w:t xml:space="preserve">1,440</w:t>
             </w:r>
           </w:p>
         </w:tc>
@@ -18751,7 +19048,7 @@
                 <w:sz w:val="20"/>
                 <w:szCs w:val="20"/>
               </w:rPr>
-              <w:t xml:space="preserve">R 1,337,600</w:t>
+              <w:t xml:space="preserve">R 1,368,000</w:t>
             </w:r>
           </w:p>
         </w:tc>
@@ -18981,7 +19278,7 @@
                 <w:sz w:val="20"/>
                 <w:szCs w:val="20"/>
               </w:rPr>
-              <w:t xml:space="preserve">201</w:t>
+              <w:t xml:space="preserve">205</w:t>
             </w:r>
           </w:p>
         </w:tc>
@@ -19019,7 +19316,7 @@
                 <w:sz w:val="20"/>
                 <w:szCs w:val="20"/>
               </w:rPr>
-              <w:t xml:space="preserve">1,608</w:t>
+              <w:t xml:space="preserve">1,640</w:t>
             </w:r>
           </w:p>
         </w:tc>
@@ -19057,7 +19354,7 @@
                 <w:sz w:val="20"/>
                 <w:szCs w:val="20"/>
               </w:rPr>
-              <w:t xml:space="preserve">R 1,527,600</w:t>
+              <w:t xml:space="preserve">R 1,558,000</w:t>
             </w:r>
           </w:p>
         </w:tc>

--- a/WEBSITE_COSTINGS.docx
+++ b/WEBSITE_COSTINGS.docx
@@ -1527,7 +1527,7 @@
                 <w:sz w:val="20"/>
                 <w:szCs w:val="20"/>
               </w:rPr>
-              <w:t xml:space="preserve">812</w:t>
+              <w:t xml:space="preserve">817</w:t>
             </w:r>
           </w:p>
         </w:tc>
@@ -1640,7 +1640,7 @@
                 <w:sz w:val="20"/>
                 <w:szCs w:val="20"/>
               </w:rPr>
-              <w:t xml:space="preserve">28,946</w:t>
+              <w:t xml:space="preserve">29,131</w:t>
             </w:r>
           </w:p>
         </w:tc>
@@ -1677,7 +1677,7 @@
                 <w:sz w:val="20"/>
                 <w:szCs w:val="20"/>
               </w:rPr>
-              <w:t xml:space="preserve">Application 12,519 · tests 10,926 · review build 2,563 · data, schema and tooling 2,130 · shared packages 808</w:t>
+              <w:t xml:space="preserve">Application 12,584 · tests 11,045 · review build 2,563 · data, schema and tooling 2,131 · shared packages 808</w:t>
             </w:r>
           </w:p>
         </w:tc>
@@ -1865,7 +1865,7 @@
                 <w:sz w:val="20"/>
                 <w:szCs w:val="20"/>
               </w:rPr>
-              <w:t xml:space="preserve">111</w:t>
+              <w:t xml:space="preserve">113</w:t>
             </w:r>
           </w:p>
         </w:tc>
@@ -3770,7 +3770,7 @@
                 <w:sz w:val="20"/>
                 <w:szCs w:val="20"/>
               </w:rPr>
-              <w:t xml:space="preserve">812 passing</w:t>
+              <w:t xml:space="preserve">817 passing</w:t>
             </w:r>
           </w:p>
         </w:tc>
@@ -6548,7 +6548,7 @@
                 <w:sz w:val="20"/>
                 <w:szCs w:val="20"/>
               </w:rPr>
-              <w:t xml:space="preserve">The suite as it stood at this workstream: the 812 tests now in 40 files grew with the workstreams below. Driven through route handlers rather than helpers</w:t>
+              <w:t xml:space="preserve">The suite as it stood at this workstream: the 817 tests now in 40 files grew with the workstreams below. Driven through route handlers rather than helpers</w:t>
             </w:r>
           </w:p>
         </w:tc>
@@ -10225,7 +10225,7 @@
                 <w:sz w:val="20"/>
                 <w:szCs w:val="20"/>
               </w:rPr>
-              <w:t xml:space="preserve">30</w:t>
+              <w:t xml:space="preserve">34</w:t>
             </w:r>
           </w:p>
         </w:tc>
@@ -10261,7 +10261,7 @@
                 <w:sz w:val="20"/>
                 <w:szCs w:val="20"/>
               </w:rPr>
-              <w:t xml:space="preserve">An operations console that can act</w:t>
+              <w:t xml:space="preserve">Trading hours, enforced</w:t>
             </w:r>
           </w:p>
         </w:tc>
@@ -10297,7 +10297,7 @@
                 <w:sz w:val="20"/>
                 <w:szCs w:val="20"/>
               </w:rPr>
-              <w:t xml:space="preserve">The Problems tab named an action — “worth retrying” — and did not provide it, and the suppression list offered nothing at all. A retry that refuses to send a handoff twice and refuses one the adapter called final, a restore that undoes a bounce but never a complaint, both reporting what happened rather than refreshing a list that looks unchanged. Plus the payment ledger, which was settled and reconciled by tests and shown to nobody, with the provider reference an operator needs to find a payment in the gateway’s dashboard</w:t>
+              <w:t xml:space="preserve">The site had displayed “Open” and “Closed” from the day it was built and checked neither, so an order at three in the morning was accepted, priced, confirmed and sent to a kitchen nobody was standing in. Refused on the server with the store’s own hours, and said on the checkout screen before the form rather than after it. Includes consolidating the two SAST clocks into one, and pinning the suite to a fixed moment — thirteen files place an order through the real route and had been passing all day and failing after 22:00</w:t>
             </w:r>
           </w:p>
         </w:tc>
@@ -10334,7 +10334,7 @@
                 <w:sz w:val="20"/>
                 <w:szCs w:val="20"/>
               </w:rPr>
-              <w:t xml:space="preserve">3</w:t>
+              <w:t xml:space="preserve">2</w:t>
             </w:r>
           </w:p>
         </w:tc>
@@ -10349,7 +10349,7 @@
               <w:bottom w:val="single" w:color="D6CFC6" w:sz="4"/>
               <w:right w:val="single" w:color="D6CFC6" w:sz="4"/>
             </w:tcBorders>
-            <w:shd w:fill="FCE8EB" w:color="auto" w:val="clear"/>
+            <w:shd w:fill="F7F5F2" w:color="auto" w:val="clear"/>
             <w:tcMar>
               <w:top w:type="dxa" w:w="90"/>
               <w:left w:type="dxa" w:w="130"/>
@@ -10362,6 +10362,43 @@
             <w:pPr>
               <w:spacing w:after="0" w:line="240"/>
               <w:jc w:val="center"/>
+            </w:pPr>
+            <w:r>
+              <w:rPr>
+                <w:rFonts w:ascii="Calibri" w:cs="Calibri" w:eastAsia="Calibri" w:hAnsi="Calibri"/>
+                <w:b w:val="false"/>
+                <w:bCs w:val="false"/>
+                <w:i w:val="false"/>
+                <w:iCs w:val="false"/>
+                <w:color w:val="221E1F"/>
+                <w:sz w:val="20"/>
+                <w:szCs w:val="20"/>
+              </w:rPr>
+              <w:t xml:space="preserve">30</w:t>
+            </w:r>
+          </w:p>
+        </w:tc>
+        <w:tc>
+          <w:tcPr>
+            <w:tcW w:type="dxa" w:w="3084"/>
+            <w:tcBorders>
+              <w:top w:val="single" w:color="D6CFC6" w:sz="4"/>
+              <w:left w:val="single" w:color="D6CFC6" w:sz="4"/>
+              <w:bottom w:val="single" w:color="D6CFC6" w:sz="4"/>
+              <w:right w:val="single" w:color="D6CFC6" w:sz="4"/>
+            </w:tcBorders>
+            <w:shd w:fill="F7F5F2" w:color="auto" w:val="clear"/>
+            <w:tcMar>
+              <w:top w:type="dxa" w:w="90"/>
+              <w:left w:type="dxa" w:w="130"/>
+              <w:bottom w:type="dxa" w:w="90"/>
+              <w:right w:type="dxa" w:w="130"/>
+            </w:tcMar>
+            <w:vAlign w:val="center"/>
+          </w:tcPr>
+          <w:p>
+            <w:pPr>
+              <w:spacing w:after="0" w:line="240"/>
             </w:pPr>
             <w:r>
               <w:rPr>
@@ -10374,13 +10411,90 @@
                 <w:sz w:val="20"/>
                 <w:szCs w:val="20"/>
               </w:rPr>
-              <w:t xml:space="preserve"/>
-            </w:r>
-          </w:p>
-        </w:tc>
-        <w:tc>
-          <w:tcPr>
-            <w:tcW w:type="dxa" w:w="3084"/>
+              <w:t xml:space="preserve">An operations console that can act</w:t>
+            </w:r>
+          </w:p>
+        </w:tc>
+        <w:tc>
+          <w:tcPr>
+            <w:tcW w:type="dxa" w:w="5108"/>
+            <w:tcBorders>
+              <w:top w:val="single" w:color="D6CFC6" w:sz="4"/>
+              <w:left w:val="single" w:color="D6CFC6" w:sz="4"/>
+              <w:bottom w:val="single" w:color="D6CFC6" w:sz="4"/>
+              <w:right w:val="single" w:color="D6CFC6" w:sz="4"/>
+            </w:tcBorders>
+            <w:shd w:fill="F7F5F2" w:color="auto" w:val="clear"/>
+            <w:tcMar>
+              <w:top w:type="dxa" w:w="90"/>
+              <w:left w:type="dxa" w:w="130"/>
+              <w:bottom w:type="dxa" w:w="90"/>
+              <w:right w:type="dxa" w:w="130"/>
+            </w:tcMar>
+            <w:vAlign w:val="center"/>
+          </w:tcPr>
+          <w:p>
+            <w:pPr>
+              <w:spacing w:after="0" w:line="240"/>
+            </w:pPr>
+            <w:r>
+              <w:rPr>
+                <w:rFonts w:ascii="Calibri" w:cs="Calibri" w:eastAsia="Calibri" w:hAnsi="Calibri"/>
+                <w:b w:val="false"/>
+                <w:bCs w:val="false"/>
+                <w:i w:val="false"/>
+                <w:iCs w:val="false"/>
+                <w:color w:val="221E1F"/>
+                <w:sz w:val="20"/>
+                <w:szCs w:val="20"/>
+              </w:rPr>
+              <w:t xml:space="preserve">The Problems tab named an action — “worth retrying” — and did not provide it, and the suppression list offered nothing at all. A retry that refuses to send a handoff twice and refuses one the adapter called final, a restore that undoes a bounce but never a complaint, both reporting what happened rather than refreshing a list that looks unchanged. Plus the payment ledger, which was settled and reconciled by tests and shown to nobody, with the provider reference an operator needs to find a payment in the gateway’s dashboard</w:t>
+            </w:r>
+          </w:p>
+        </w:tc>
+        <w:tc>
+          <w:tcPr>
+            <w:tcW w:type="dxa" w:w="964"/>
+            <w:tcBorders>
+              <w:top w:val="single" w:color="D6CFC6" w:sz="4"/>
+              <w:left w:val="single" w:color="D6CFC6" w:sz="4"/>
+              <w:bottom w:val="single" w:color="D6CFC6" w:sz="4"/>
+              <w:right w:val="single" w:color="D6CFC6" w:sz="4"/>
+            </w:tcBorders>
+            <w:shd w:fill="F7F5F2" w:color="auto" w:val="clear"/>
+            <w:tcMar>
+              <w:top w:type="dxa" w:w="90"/>
+              <w:left w:type="dxa" w:w="130"/>
+              <w:bottom w:type="dxa" w:w="90"/>
+              <w:right w:type="dxa" w:w="130"/>
+            </w:tcMar>
+            <w:vAlign w:val="center"/>
+          </w:tcPr>
+          <w:p>
+            <w:pPr>
+              <w:spacing w:after="0" w:line="240"/>
+              <w:jc w:val="right"/>
+            </w:pPr>
+            <w:r>
+              <w:rPr>
+                <w:rFonts w:ascii="Calibri" w:cs="Calibri" w:eastAsia="Calibri" w:hAnsi="Calibri"/>
+                <w:b w:val="false"/>
+                <w:bCs w:val="false"/>
+                <w:i w:val="false"/>
+                <w:iCs w:val="false"/>
+                <w:color w:val="221E1F"/>
+                <w:sz w:val="20"/>
+                <w:szCs w:val="20"/>
+              </w:rPr>
+              <w:t xml:space="preserve">3</w:t>
+            </w:r>
+          </w:p>
+        </w:tc>
+      </w:tr>
+      <w:tr>
+        <w:tc>
+          <w:tcPr>
+            <w:tcW w:type="dxa" w:w="482"/>
             <w:tcBorders>
               <w:top w:val="single" w:color="D6CFC6" w:sz="4"/>
               <w:left w:val="single" w:color="D6CFC6" w:sz="4"/>
@@ -10399,6 +10513,7 @@
           <w:p>
             <w:pPr>
               <w:spacing w:after="0" w:line="240"/>
+              <w:jc w:val="center"/>
             </w:pPr>
             <w:r>
               <w:rPr>
@@ -10411,13 +10526,13 @@
                 <w:sz w:val="20"/>
                 <w:szCs w:val="20"/>
               </w:rPr>
-              <w:t xml:space="preserve">Total</w:t>
-            </w:r>
-          </w:p>
-        </w:tc>
-        <w:tc>
-          <w:tcPr>
-            <w:tcW w:type="dxa" w:w="5108"/>
+              <w:t xml:space="preserve"/>
+            </w:r>
+          </w:p>
+        </w:tc>
+        <w:tc>
+          <w:tcPr>
+            <w:tcW w:type="dxa" w:w="3084"/>
             <w:tcBorders>
               <w:top w:val="single" w:color="D6CFC6" w:sz="4"/>
               <w:left w:val="single" w:color="D6CFC6" w:sz="4"/>
@@ -10448,13 +10563,13 @@
                 <w:sz w:val="20"/>
                 <w:szCs w:val="20"/>
               </w:rPr>
-              <w:t xml:space="preserve">Delivered scope</w:t>
-            </w:r>
-          </w:p>
-        </w:tc>
-        <w:tc>
-          <w:tcPr>
-            <w:tcW w:type="dxa" w:w="964"/>
+              <w:t xml:space="preserve">Total</w:t>
+            </w:r>
+          </w:p>
+        </w:tc>
+        <w:tc>
+          <w:tcPr>
+            <w:tcW w:type="dxa" w:w="5108"/>
             <w:tcBorders>
               <w:top w:val="single" w:color="D6CFC6" w:sz="4"/>
               <w:left w:val="single" w:color="D6CFC6" w:sz="4"/>
@@ -10473,7 +10588,6 @@
           <w:p>
             <w:pPr>
               <w:spacing w:after="0" w:line="240"/>
-              <w:jc w:val="right"/>
             </w:pPr>
             <w:r>
               <w:rPr>
@@ -10486,7 +10600,45 @@
                 <w:sz w:val="20"/>
                 <w:szCs w:val="20"/>
               </w:rPr>
-              <w:t xml:space="preserve">180</w:t>
+              <w:t xml:space="preserve">Delivered scope</w:t>
+            </w:r>
+          </w:p>
+        </w:tc>
+        <w:tc>
+          <w:tcPr>
+            <w:tcW w:type="dxa" w:w="964"/>
+            <w:tcBorders>
+              <w:top w:val="single" w:color="D6CFC6" w:sz="4"/>
+              <w:left w:val="single" w:color="D6CFC6" w:sz="4"/>
+              <w:bottom w:val="single" w:color="D6CFC6" w:sz="4"/>
+              <w:right w:val="single" w:color="D6CFC6" w:sz="4"/>
+            </w:tcBorders>
+            <w:shd w:fill="FCE8EB" w:color="auto" w:val="clear"/>
+            <w:tcMar>
+              <w:top w:type="dxa" w:w="90"/>
+              <w:left w:type="dxa" w:w="130"/>
+              <w:bottom w:type="dxa" w:w="90"/>
+              <w:right w:type="dxa" w:w="130"/>
+            </w:tcMar>
+            <w:vAlign w:val="center"/>
+          </w:tcPr>
+          <w:p>
+            <w:pPr>
+              <w:spacing w:after="0" w:line="240"/>
+              <w:jc w:val="right"/>
+            </w:pPr>
+            <w:r>
+              <w:rPr>
+                <w:rFonts w:ascii="Calibri" w:cs="Calibri" w:eastAsia="Calibri" w:hAnsi="Calibri"/>
+                <w:b/>
+                <w:bCs/>
+                <w:i w:val="false"/>
+                <w:iCs w:val="false"/>
+                <w:color w:val="221E1F"/>
+                <w:sz w:val="20"/>
+                <w:szCs w:val="20"/>
+              </w:rPr>
+              <w:t xml:space="preserve">182</w:t>
             </w:r>
           </w:p>
         </w:tc>
@@ -10538,7 +10690,7 @@
           <w:sz w:val="20"/>
           <w:szCs w:val="20"/>
         </w:rPr>
-        <w:t xml:space="preserve">28,946 hand-written lines over 180 days is about 161 a day. For tested, typed, reviewed production code that sits inside the normal 100–300 band, and lower than the 200 the first version of this document reconstructed — integration work carries more test and less code than storefront work does. The reconstruction is not inflated.</w:t>
+        <w:t xml:space="preserve">29,131 hand-written lines over 182 days is about 160 a day. For tested, typed, reviewed production code that sits inside the normal 100–300 band, and lower than the 200 the first version of this document reconstructed — integration work carries more test and less code than storefront work does. The reconstruction is not inflated.</w:t>
       </w:r>
     </w:p>
     <w:p>
@@ -10556,7 +10708,7 @@
           <w:sz w:val="20"/>
           <w:szCs w:val="20"/>
         </w:rPr>
-        <w:t xml:space="preserve">180 days is roughly 27 working weeks, or a little over six months for one person. Two people working in parallel would compress the calendar but not the total, and would add coordination cost.</w:t>
+        <w:t xml:space="preserve">182 days is roughly 27 working weeks, or a little over six months for one person. Two people working in parallel would compress the calendar but not the total, and would add coordination cost.</w:t>
       </w:r>
     </w:p>
     <w:p>
@@ -10627,7 +10779,7 @@
           <w:sz w:val="20"/>
           <w:szCs w:val="20"/>
         </w:rPr>
-        <w:t xml:space="preserve">Delivered scope: 180 days × 8 hours = 1440 hours.</w:t>
+        <w:t xml:space="preserve">Delivered scope: 182 days × 8 hours = 1456 hours.</w:t>
       </w:r>
     </w:p>
     <w:tbl>
@@ -10722,7 +10874,7 @@
                 <w:sz w:val="19"/>
                 <w:szCs w:val="19"/>
               </w:rPr>
-              <w:t xml:space="preserve">Cost of the 1440 hours (excl. VAT)</w:t>
+              <w:t xml:space="preserve">Cost of the 1456 hours (excl. VAT)</w:t>
             </w:r>
           </w:p>
         </w:tc>
@@ -10835,7 +10987,7 @@
                 <w:sz w:val="20"/>
                 <w:szCs w:val="20"/>
               </w:rPr>
-              <w:t xml:space="preserve">R 576,000</w:t>
+              <w:t xml:space="preserve">R 582,400</w:t>
             </w:r>
           </w:p>
         </w:tc>
@@ -10872,7 +11024,7 @@
                 <w:sz w:val="20"/>
                 <w:szCs w:val="20"/>
               </w:rPr>
-              <w:t xml:space="preserve">R 662,400</w:t>
+              <w:t xml:space="preserve">R 669,760</w:t>
             </w:r>
           </w:p>
         </w:tc>
@@ -10949,7 +11101,7 @@
                 <w:sz w:val="20"/>
                 <w:szCs w:val="20"/>
               </w:rPr>
-              <w:t xml:space="preserve">R 936,000</w:t>
+              <w:t xml:space="preserve">R 946,400</w:t>
             </w:r>
           </w:p>
         </w:tc>
@@ -10987,7 +11139,7 @@
                 <w:sz w:val="20"/>
                 <w:szCs w:val="20"/>
               </w:rPr>
-              <w:t xml:space="preserve">R 1,076,400</w:t>
+              <w:t xml:space="preserve">R 1,088,360</w:t>
             </w:r>
           </w:p>
         </w:tc>
@@ -11062,7 +11214,7 @@
                 <w:sz w:val="20"/>
                 <w:szCs w:val="20"/>
               </w:rPr>
-              <w:t xml:space="preserve">R 1,224,000</w:t>
+              <w:t xml:space="preserve">R 1,237,600</w:t>
             </w:r>
           </w:p>
         </w:tc>
@@ -11099,7 +11251,7 @@
                 <w:sz w:val="20"/>
                 <w:szCs w:val="20"/>
               </w:rPr>
-              <w:t xml:space="preserve">R 1,407,600</w:t>
+              <w:t xml:space="preserve">R 1,423,240</w:t>
             </w:r>
           </w:p>
         </w:tc>
@@ -11176,7 +11328,7 @@
                 <w:sz w:val="20"/>
                 <w:szCs w:val="20"/>
               </w:rPr>
-              <w:t xml:space="preserve">R 1,368,000</w:t>
+              <w:t xml:space="preserve">R 1,383,200</w:t>
             </w:r>
           </w:p>
         </w:tc>
@@ -11214,7 +11366,7 @@
                 <w:sz w:val="20"/>
                 <w:szCs w:val="20"/>
               </w:rPr>
-              <w:t xml:space="preserve">R 1,573,200</w:t>
+              <w:t xml:space="preserve">R 1,590,680</w:t>
             </w:r>
           </w:p>
         </w:tc>
@@ -11289,7 +11441,7 @@
                 <w:sz w:val="20"/>
                 <w:szCs w:val="20"/>
               </w:rPr>
-              <w:t xml:space="preserve">R 1,656,000</w:t>
+              <w:t xml:space="preserve">R 1,674,400</w:t>
             </w:r>
           </w:p>
         </w:tc>
@@ -11326,7 +11478,7 @@
                 <w:sz w:val="20"/>
                 <w:szCs w:val="20"/>
               </w:rPr>
-              <w:t xml:space="preserve">R 1,904,400</w:t>
+              <w:t xml:space="preserve">R 1,925,560</w:t>
             </w:r>
           </w:p>
         </w:tc>
@@ -11403,7 +11555,7 @@
                 <w:sz w:val="20"/>
                 <w:szCs w:val="20"/>
               </w:rPr>
-              <w:t xml:space="preserve">R 2,088,000</w:t>
+              <w:t xml:space="preserve">R 2,111,200</w:t>
             </w:r>
           </w:p>
         </w:tc>
@@ -11441,7 +11593,7 @@
                 <w:sz w:val="20"/>
                 <w:szCs w:val="20"/>
               </w:rPr>
-              <w:t xml:space="preserve">R 2,401,200</w:t>
+              <w:t xml:space="preserve">R 2,427,880</w:t>
             </w:r>
           </w:p>
         </w:tc>
@@ -11493,7 +11645,7 @@
           <w:sz w:val="20"/>
           <w:szCs w:val="20"/>
         </w:rPr>
-        <w:t xml:space="preserve">At an illustrative blended rate of R 950 an hour — chosen here only to make the rest of the document concrete — the delivered scope comes to R 1,368,000 excluding VAT, or R 1,573,200 including it. Replace the rate and every figure below moves proportionally.</w:t>
+        <w:t xml:space="preserve">At an illustrative blended rate of R 950 an hour — chosen here only to make the rest of the document concrete — the delivered scope comes to R 1,383,200 excluding VAT, or R 1,590,680 including it. Replace the rate and every figure below moves proportionally.</w:t>
       </w:r>
     </w:p>
     <w:p>
@@ -16552,7 +16704,7 @@
                 <w:sz w:val="20"/>
                 <w:szCs w:val="20"/>
               </w:rPr>
-              <w:t xml:space="preserve">An operations console that can act</w:t>
+              <w:t xml:space="preserve">Trading hours, enforced</w:t>
             </w:r>
           </w:p>
         </w:tc>
@@ -16589,7 +16741,7 @@
                 <w:sz w:val="20"/>
                 <w:szCs w:val="20"/>
               </w:rPr>
-              <w:t xml:space="preserve">3</w:t>
+              <w:t xml:space="preserve">2</w:t>
             </w:r>
           </w:p>
         </w:tc>
@@ -16626,7 +16778,7 @@
                 <w:sz w:val="20"/>
                 <w:szCs w:val="20"/>
               </w:rPr>
-              <w:t xml:space="preserve">24</w:t>
+              <w:t xml:space="preserve">16</w:t>
             </w:r>
           </w:p>
         </w:tc>
@@ -16663,7 +16815,7 @@
                 <w:sz w:val="20"/>
                 <w:szCs w:val="20"/>
               </w:rPr>
-              <w:t xml:space="preserve">R 22,800</w:t>
+              <w:t xml:space="preserve">R 15,200</w:t>
             </w:r>
           </w:p>
         </w:tc>
@@ -16678,6 +16830,159 @@
               <w:bottom w:val="single" w:color="D6CFC6" w:sz="4"/>
               <w:right w:val="single" w:color="D6CFC6" w:sz="4"/>
             </w:tcBorders>
+            <w:shd w:fill="F7F5F2" w:color="auto" w:val="clear"/>
+            <w:tcMar>
+              <w:top w:type="dxa" w:w="90"/>
+              <w:left w:type="dxa" w:w="130"/>
+              <w:bottom w:type="dxa" w:w="90"/>
+              <w:right w:type="dxa" w:w="130"/>
+            </w:tcMar>
+            <w:vAlign w:val="center"/>
+          </w:tcPr>
+          <w:p>
+            <w:pPr>
+              <w:spacing w:after="0" w:line="240"/>
+            </w:pPr>
+            <w:r>
+              <w:rPr>
+                <w:rFonts w:ascii="Calibri" w:cs="Calibri" w:eastAsia="Calibri" w:hAnsi="Calibri"/>
+                <w:b w:val="false"/>
+                <w:bCs w:val="false"/>
+                <w:i w:val="false"/>
+                <w:iCs w:val="false"/>
+                <w:color w:val="221E1F"/>
+                <w:sz w:val="20"/>
+                <w:szCs w:val="20"/>
+              </w:rPr>
+              <w:t xml:space="preserve">An operations console that can act</w:t>
+            </w:r>
+          </w:p>
+        </w:tc>
+        <w:tc>
+          <w:tcPr>
+            <w:tcW w:type="dxa" w:w="1157"/>
+            <w:tcBorders>
+              <w:top w:val="single" w:color="D6CFC6" w:sz="4"/>
+              <w:left w:val="single" w:color="D6CFC6" w:sz="4"/>
+              <w:bottom w:val="single" w:color="D6CFC6" w:sz="4"/>
+              <w:right w:val="single" w:color="D6CFC6" w:sz="4"/>
+            </w:tcBorders>
+            <w:shd w:fill="F7F5F2" w:color="auto" w:val="clear"/>
+            <w:tcMar>
+              <w:top w:type="dxa" w:w="90"/>
+              <w:left w:type="dxa" w:w="130"/>
+              <w:bottom w:type="dxa" w:w="90"/>
+              <w:right w:type="dxa" w:w="130"/>
+            </w:tcMar>
+            <w:vAlign w:val="center"/>
+          </w:tcPr>
+          <w:p>
+            <w:pPr>
+              <w:spacing w:after="0" w:line="240"/>
+              <w:jc w:val="right"/>
+            </w:pPr>
+            <w:r>
+              <w:rPr>
+                <w:rFonts w:ascii="Calibri" w:cs="Calibri" w:eastAsia="Calibri" w:hAnsi="Calibri"/>
+                <w:b w:val="false"/>
+                <w:bCs w:val="false"/>
+                <w:i w:val="false"/>
+                <w:iCs w:val="false"/>
+                <w:color w:val="221E1F"/>
+                <w:sz w:val="20"/>
+                <w:szCs w:val="20"/>
+              </w:rPr>
+              <w:t xml:space="preserve">3</w:t>
+            </w:r>
+          </w:p>
+        </w:tc>
+        <w:tc>
+          <w:tcPr>
+            <w:tcW w:type="dxa" w:w="1542"/>
+            <w:tcBorders>
+              <w:top w:val="single" w:color="D6CFC6" w:sz="4"/>
+              <w:left w:val="single" w:color="D6CFC6" w:sz="4"/>
+              <w:bottom w:val="single" w:color="D6CFC6" w:sz="4"/>
+              <w:right w:val="single" w:color="D6CFC6" w:sz="4"/>
+            </w:tcBorders>
+            <w:shd w:fill="F7F5F2" w:color="auto" w:val="clear"/>
+            <w:tcMar>
+              <w:top w:type="dxa" w:w="90"/>
+              <w:left w:type="dxa" w:w="130"/>
+              <w:bottom w:type="dxa" w:w="90"/>
+              <w:right w:type="dxa" w:w="130"/>
+            </w:tcMar>
+            <w:vAlign w:val="center"/>
+          </w:tcPr>
+          <w:p>
+            <w:pPr>
+              <w:spacing w:after="0" w:line="240"/>
+              <w:jc w:val="right"/>
+            </w:pPr>
+            <w:r>
+              <w:rPr>
+                <w:rFonts w:ascii="Calibri" w:cs="Calibri" w:eastAsia="Calibri" w:hAnsi="Calibri"/>
+                <w:b w:val="false"/>
+                <w:bCs w:val="false"/>
+                <w:i w:val="false"/>
+                <w:iCs w:val="false"/>
+                <w:color w:val="221E1F"/>
+                <w:sz w:val="20"/>
+                <w:szCs w:val="20"/>
+              </w:rPr>
+              <w:t xml:space="preserve">24</w:t>
+            </w:r>
+          </w:p>
+        </w:tc>
+        <w:tc>
+          <w:tcPr>
+            <w:tcW w:type="dxa" w:w="1638"/>
+            <w:tcBorders>
+              <w:top w:val="single" w:color="D6CFC6" w:sz="4"/>
+              <w:left w:val="single" w:color="D6CFC6" w:sz="4"/>
+              <w:bottom w:val="single" w:color="D6CFC6" w:sz="4"/>
+              <w:right w:val="single" w:color="D6CFC6" w:sz="4"/>
+            </w:tcBorders>
+            <w:shd w:fill="F7F5F2" w:color="auto" w:val="clear"/>
+            <w:tcMar>
+              <w:top w:type="dxa" w:w="90"/>
+              <w:left w:type="dxa" w:w="130"/>
+              <w:bottom w:type="dxa" w:w="90"/>
+              <w:right w:type="dxa" w:w="130"/>
+            </w:tcMar>
+            <w:vAlign w:val="center"/>
+          </w:tcPr>
+          <w:p>
+            <w:pPr>
+              <w:spacing w:after="0" w:line="240"/>
+              <w:jc w:val="right"/>
+            </w:pPr>
+            <w:r>
+              <w:rPr>
+                <w:rFonts w:ascii="Calibri" w:cs="Calibri" w:eastAsia="Calibri" w:hAnsi="Calibri"/>
+                <w:b w:val="false"/>
+                <w:bCs w:val="false"/>
+                <w:i w:val="false"/>
+                <w:iCs w:val="false"/>
+                <w:color w:val="221E1F"/>
+                <w:sz w:val="20"/>
+                <w:szCs w:val="20"/>
+              </w:rPr>
+              <w:t xml:space="preserve">R 22,800</w:t>
+            </w:r>
+          </w:p>
+        </w:tc>
+      </w:tr>
+      <w:tr>
+        <w:tc>
+          <w:tcPr>
+            <w:tcW w:type="dxa" w:w="5301"/>
+            <w:tcBorders>
+              <w:top w:val="single" w:color="D6CFC6" w:sz="4"/>
+              <w:left w:val="single" w:color="D6CFC6" w:sz="4"/>
+              <w:bottom w:val="single" w:color="D6CFC6" w:sz="4"/>
+              <w:right w:val="single" w:color="D6CFC6" w:sz="4"/>
+            </w:tcBorders>
             <w:shd w:fill="FCE8EB" w:color="auto" w:val="clear"/>
             <w:tcMar>
               <w:top w:type="dxa" w:w="90"/>
@@ -16740,7 +17045,7 @@
                 <w:sz w:val="20"/>
                 <w:szCs w:val="20"/>
               </w:rPr>
-              <w:t xml:space="preserve">180</w:t>
+              <w:t xml:space="preserve">182</w:t>
             </w:r>
           </w:p>
         </w:tc>
@@ -16778,7 +17083,7 @@
                 <w:sz w:val="20"/>
                 <w:szCs w:val="20"/>
               </w:rPr>
-              <w:t xml:space="preserve">1,440</w:t>
+              <w:t xml:space="preserve">1,456</w:t>
             </w:r>
           </w:p>
         </w:tc>
@@ -16816,7 +17121,7 @@
                 <w:sz w:val="20"/>
                 <w:szCs w:val="20"/>
               </w:rPr>
-              <w:t xml:space="preserve">R 1,368,000</w:t>
+              <w:t xml:space="preserve">R 1,383,200</w:t>
             </w:r>
           </w:p>
         </w:tc>
@@ -16855,7 +17160,7 @@
           <w:sz w:val="20"/>
           <w:szCs w:val="20"/>
         </w:rPr>
-        <w:t xml:space="preserve">The integration seams — payments, accounts, notifications, POS and courier — are 44 of the 180 days. None of them names a vendor, and none has to be rewritten when one is chosen: what remains per integration is an adapter against an interface that already exists and is already tested.</w:t>
+        <w:t xml:space="preserve">The integration seams — payments, accounts, notifications, POS and courier — are 44 of the 182 days. None of them names a vendor, and none has to be rewritten when one is chosen: what remains per integration is an adapter against an interface that already exists and is already tested.</w:t>
       </w:r>
     </w:p>
     <w:p>
@@ -18974,7 +19279,7 @@
                 <w:sz w:val="20"/>
                 <w:szCs w:val="20"/>
               </w:rPr>
-              <w:t xml:space="preserve">180</w:t>
+              <w:t xml:space="preserve">182</w:t>
             </w:r>
           </w:p>
         </w:tc>
@@ -19011,7 +19316,7 @@
                 <w:sz w:val="20"/>
                 <w:szCs w:val="20"/>
               </w:rPr>
-              <w:t xml:space="preserve">1,440</w:t>
+              <w:t xml:space="preserve">1,456</w:t>
             </w:r>
           </w:p>
         </w:tc>
@@ -19048,7 +19353,7 @@
                 <w:sz w:val="20"/>
                 <w:szCs w:val="20"/>
               </w:rPr>
-              <w:t xml:space="preserve">R 1,368,000</w:t>
+              <w:t xml:space="preserve">R 1,383,200</w:t>
             </w:r>
           </w:p>
         </w:tc>
@@ -19278,7 +19583,7 @@
                 <w:sz w:val="20"/>
                 <w:szCs w:val="20"/>
               </w:rPr>
-              <w:t xml:space="preserve">205</w:t>
+              <w:t xml:space="preserve">207</w:t>
             </w:r>
           </w:p>
         </w:tc>
@@ -19316,7 +19621,7 @@
                 <w:sz w:val="20"/>
                 <w:szCs w:val="20"/>
               </w:rPr>
-              <w:t xml:space="preserve">1,640</w:t>
+              <w:t xml:space="preserve">1,656</w:t>
             </w:r>
           </w:p>
         </w:tc>
@@ -19354,7 +19659,7 @@
                 <w:sz w:val="20"/>
                 <w:szCs w:val="20"/>
               </w:rPr>
-              <w:t xml:space="preserve">R 1,558,000</w:t>
+              <w:t xml:space="preserve">R 1,573,200</w:t>
             </w:r>
           </w:p>
         </w:tc>

--- a/WEBSITE_COSTINGS.docx
+++ b/WEBSITE_COSTINGS.docx
@@ -1527,7 +1527,7 @@
                 <w:sz w:val="20"/>
                 <w:szCs w:val="20"/>
               </w:rPr>
-              <w:t xml:space="preserve">817</w:t>
+              <w:t xml:space="preserve">822</w:t>
             </w:r>
           </w:p>
         </w:tc>
@@ -1640,7 +1640,7 @@
                 <w:sz w:val="20"/>
                 <w:szCs w:val="20"/>
               </w:rPr>
-              <w:t xml:space="preserve">29,131</w:t>
+              <w:t xml:space="preserve">29,271</w:t>
             </w:r>
           </w:p>
         </w:tc>
@@ -1677,7 +1677,7 @@
                 <w:sz w:val="20"/>
                 <w:szCs w:val="20"/>
               </w:rPr>
-              <w:t xml:space="preserve">Application 12,584 · tests 11,045 · review build 2,563 · data, schema and tooling 2,131 · shared packages 808</w:t>
+              <w:t xml:space="preserve">Application 12,637 · tests 11,117 · review build 2,563 · data, schema and tooling 2,132 · shared packages 822</w:t>
             </w:r>
           </w:p>
         </w:tc>
@@ -1865,7 +1865,7 @@
                 <w:sz w:val="20"/>
                 <w:szCs w:val="20"/>
               </w:rPr>
-              <w:t xml:space="preserve">113</w:t>
+              <w:t xml:space="preserve">115</w:t>
             </w:r>
           </w:p>
         </w:tc>
@@ -3770,7 +3770,7 @@
                 <w:sz w:val="20"/>
                 <w:szCs w:val="20"/>
               </w:rPr>
-              <w:t xml:space="preserve">817 passing</w:t>
+              <w:t xml:space="preserve">822 passing</w:t>
             </w:r>
           </w:p>
         </w:tc>
@@ -6548,7 +6548,7 @@
                 <w:sz w:val="20"/>
                 <w:szCs w:val="20"/>
               </w:rPr>
-              <w:t xml:space="preserve">The suite as it stood at this workstream: the 817 tests now in 40 files grew with the workstreams below. Driven through route handlers rather than helpers</w:t>
+              <w:t xml:space="preserve">The suite as it stood at this workstream: the 822 tests now in 40 files grew with the workstreams below. Driven through route handlers rather than helpers</w:t>
             </w:r>
           </w:p>
         </w:tc>
@@ -10374,7 +10374,7 @@
                 <w:sz w:val="20"/>
                 <w:szCs w:val="20"/>
               </w:rPr>
-              <w:t xml:space="preserve">30</w:t>
+              <w:t xml:space="preserve">35</w:t>
             </w:r>
           </w:p>
         </w:tc>
@@ -10411,7 +10411,7 @@
                 <w:sz w:val="20"/>
                 <w:szCs w:val="20"/>
               </w:rPr>
-              <w:t xml:space="preserve">An operations console that can act</w:t>
+              <w:t xml:space="preserve">The driver’s estimate</w:t>
             </w:r>
           </w:p>
         </w:tc>
@@ -10448,7 +10448,7 @@
                 <w:sz w:val="20"/>
                 <w:szCs w:val="20"/>
               </w:rPr>
-              <w:t xml:space="preserve">The Problems tab named an action — “worth retrying” — and did not provide it, and the suppression list offered nothing at all. A retry that refuses to send a handoff twice and refuses one the adapter called final, a restore that undoes a bounce but never a complaint, both reporting what happened rather than refreshing a list that looks unchanged. Plus the payment ledger, which was settled and reconciled by tests and shown to nobody, with the provider reference an operator needs to find a payment in the gateway’s dashboard</w:t>
+              <w:t xml:space="preserve">Uber sends an ETA on every courier position update; the webhook parsed it into a typed field and dropped it, so the journey showed the window quoted at checkout — a constant — for as long as a customer waited. Recorded before the status is read, because the events carrying an estimate are the ones that move no state; not put back onto a finished order; and labelled on the screen, because “from your driver” is a different promise from one made before anybody was dispatched</w:t>
             </w:r>
           </w:p>
         </w:tc>
@@ -10486,7 +10486,7 @@
                 <w:sz w:val="20"/>
                 <w:szCs w:val="20"/>
               </w:rPr>
-              <w:t xml:space="preserve">3</w:t>
+              <w:t xml:space="preserve">1</w:t>
             </w:r>
           </w:p>
         </w:tc>
@@ -10501,7 +10501,6 @@
               <w:bottom w:val="single" w:color="D6CFC6" w:sz="4"/>
               <w:right w:val="single" w:color="D6CFC6" w:sz="4"/>
             </w:tcBorders>
-            <w:shd w:fill="FCE8EB" w:color="auto" w:val="clear"/>
             <w:tcMar>
               <w:top w:type="dxa" w:w="90"/>
               <w:left w:type="dxa" w:w="130"/>
@@ -10514,6 +10513,42 @@
             <w:pPr>
               <w:spacing w:after="0" w:line="240"/>
               <w:jc w:val="center"/>
+            </w:pPr>
+            <w:r>
+              <w:rPr>
+                <w:rFonts w:ascii="Calibri" w:cs="Calibri" w:eastAsia="Calibri" w:hAnsi="Calibri"/>
+                <w:b w:val="false"/>
+                <w:bCs w:val="false"/>
+                <w:i w:val="false"/>
+                <w:iCs w:val="false"/>
+                <w:color w:val="221E1F"/>
+                <w:sz w:val="20"/>
+                <w:szCs w:val="20"/>
+              </w:rPr>
+              <w:t xml:space="preserve">30</w:t>
+            </w:r>
+          </w:p>
+        </w:tc>
+        <w:tc>
+          <w:tcPr>
+            <w:tcW w:type="dxa" w:w="3084"/>
+            <w:tcBorders>
+              <w:top w:val="single" w:color="D6CFC6" w:sz="4"/>
+              <w:left w:val="single" w:color="D6CFC6" w:sz="4"/>
+              <w:bottom w:val="single" w:color="D6CFC6" w:sz="4"/>
+              <w:right w:val="single" w:color="D6CFC6" w:sz="4"/>
+            </w:tcBorders>
+            <w:tcMar>
+              <w:top w:type="dxa" w:w="90"/>
+              <w:left w:type="dxa" w:w="130"/>
+              <w:bottom w:type="dxa" w:w="90"/>
+              <w:right w:type="dxa" w:w="130"/>
+            </w:tcMar>
+            <w:vAlign w:val="center"/>
+          </w:tcPr>
+          <w:p>
+            <w:pPr>
+              <w:spacing w:after="0" w:line="240"/>
             </w:pPr>
             <w:r>
               <w:rPr>
@@ -10526,13 +10561,88 @@
                 <w:sz w:val="20"/>
                 <w:szCs w:val="20"/>
               </w:rPr>
-              <w:t xml:space="preserve"/>
-            </w:r>
-          </w:p>
-        </w:tc>
-        <w:tc>
-          <w:tcPr>
-            <w:tcW w:type="dxa" w:w="3084"/>
+              <w:t xml:space="preserve">An operations console that can act</w:t>
+            </w:r>
+          </w:p>
+        </w:tc>
+        <w:tc>
+          <w:tcPr>
+            <w:tcW w:type="dxa" w:w="5108"/>
+            <w:tcBorders>
+              <w:top w:val="single" w:color="D6CFC6" w:sz="4"/>
+              <w:left w:val="single" w:color="D6CFC6" w:sz="4"/>
+              <w:bottom w:val="single" w:color="D6CFC6" w:sz="4"/>
+              <w:right w:val="single" w:color="D6CFC6" w:sz="4"/>
+            </w:tcBorders>
+            <w:tcMar>
+              <w:top w:type="dxa" w:w="90"/>
+              <w:left w:type="dxa" w:w="130"/>
+              <w:bottom w:type="dxa" w:w="90"/>
+              <w:right w:type="dxa" w:w="130"/>
+            </w:tcMar>
+            <w:vAlign w:val="center"/>
+          </w:tcPr>
+          <w:p>
+            <w:pPr>
+              <w:spacing w:after="0" w:line="240"/>
+            </w:pPr>
+            <w:r>
+              <w:rPr>
+                <w:rFonts w:ascii="Calibri" w:cs="Calibri" w:eastAsia="Calibri" w:hAnsi="Calibri"/>
+                <w:b w:val="false"/>
+                <w:bCs w:val="false"/>
+                <w:i w:val="false"/>
+                <w:iCs w:val="false"/>
+                <w:color w:val="221E1F"/>
+                <w:sz w:val="20"/>
+                <w:szCs w:val="20"/>
+              </w:rPr>
+              <w:t xml:space="preserve">The Problems tab named an action — “worth retrying” — and did not provide it, and the suppression list offered nothing at all. A retry that refuses to send a handoff twice and refuses one the adapter called final, a restore that undoes a bounce but never a complaint, both reporting what happened rather than refreshing a list that looks unchanged. Plus the payment ledger, which was settled and reconciled by tests and shown to nobody, with the provider reference an operator needs to find a payment in the gateway’s dashboard</w:t>
+            </w:r>
+          </w:p>
+        </w:tc>
+        <w:tc>
+          <w:tcPr>
+            <w:tcW w:type="dxa" w:w="964"/>
+            <w:tcBorders>
+              <w:top w:val="single" w:color="D6CFC6" w:sz="4"/>
+              <w:left w:val="single" w:color="D6CFC6" w:sz="4"/>
+              <w:bottom w:val="single" w:color="D6CFC6" w:sz="4"/>
+              <w:right w:val="single" w:color="D6CFC6" w:sz="4"/>
+            </w:tcBorders>
+            <w:tcMar>
+              <w:top w:type="dxa" w:w="90"/>
+              <w:left w:type="dxa" w:w="130"/>
+              <w:bottom w:type="dxa" w:w="90"/>
+              <w:right w:type="dxa" w:w="130"/>
+            </w:tcMar>
+            <w:vAlign w:val="center"/>
+          </w:tcPr>
+          <w:p>
+            <w:pPr>
+              <w:spacing w:after="0" w:line="240"/>
+              <w:jc w:val="right"/>
+            </w:pPr>
+            <w:r>
+              <w:rPr>
+                <w:rFonts w:ascii="Calibri" w:cs="Calibri" w:eastAsia="Calibri" w:hAnsi="Calibri"/>
+                <w:b w:val="false"/>
+                <w:bCs w:val="false"/>
+                <w:i w:val="false"/>
+                <w:iCs w:val="false"/>
+                <w:color w:val="221E1F"/>
+                <w:sz w:val="20"/>
+                <w:szCs w:val="20"/>
+              </w:rPr>
+              <w:t xml:space="preserve">3</w:t>
+            </w:r>
+          </w:p>
+        </w:tc>
+      </w:tr>
+      <w:tr>
+        <w:tc>
+          <w:tcPr>
+            <w:tcW w:type="dxa" w:w="482"/>
             <w:tcBorders>
               <w:top w:val="single" w:color="D6CFC6" w:sz="4"/>
               <w:left w:val="single" w:color="D6CFC6" w:sz="4"/>
@@ -10551,6 +10661,7 @@
           <w:p>
             <w:pPr>
               <w:spacing w:after="0" w:line="240"/>
+              <w:jc w:val="center"/>
             </w:pPr>
             <w:r>
               <w:rPr>
@@ -10563,13 +10674,13 @@
                 <w:sz w:val="20"/>
                 <w:szCs w:val="20"/>
               </w:rPr>
-              <w:t xml:space="preserve">Total</w:t>
-            </w:r>
-          </w:p>
-        </w:tc>
-        <w:tc>
-          <w:tcPr>
-            <w:tcW w:type="dxa" w:w="5108"/>
+              <w:t xml:space="preserve"/>
+            </w:r>
+          </w:p>
+        </w:tc>
+        <w:tc>
+          <w:tcPr>
+            <w:tcW w:type="dxa" w:w="3084"/>
             <w:tcBorders>
               <w:top w:val="single" w:color="D6CFC6" w:sz="4"/>
               <w:left w:val="single" w:color="D6CFC6" w:sz="4"/>
@@ -10600,13 +10711,13 @@
                 <w:sz w:val="20"/>
                 <w:szCs w:val="20"/>
               </w:rPr>
-              <w:t xml:space="preserve">Delivered scope</w:t>
-            </w:r>
-          </w:p>
-        </w:tc>
-        <w:tc>
-          <w:tcPr>
-            <w:tcW w:type="dxa" w:w="964"/>
+              <w:t xml:space="preserve">Total</w:t>
+            </w:r>
+          </w:p>
+        </w:tc>
+        <w:tc>
+          <w:tcPr>
+            <w:tcW w:type="dxa" w:w="5108"/>
             <w:tcBorders>
               <w:top w:val="single" w:color="D6CFC6" w:sz="4"/>
               <w:left w:val="single" w:color="D6CFC6" w:sz="4"/>
@@ -10625,7 +10736,6 @@
           <w:p>
             <w:pPr>
               <w:spacing w:after="0" w:line="240"/>
-              <w:jc w:val="right"/>
             </w:pPr>
             <w:r>
               <w:rPr>
@@ -10638,7 +10748,45 @@
                 <w:sz w:val="20"/>
                 <w:szCs w:val="20"/>
               </w:rPr>
-              <w:t xml:space="preserve">182</w:t>
+              <w:t xml:space="preserve">Delivered scope</w:t>
+            </w:r>
+          </w:p>
+        </w:tc>
+        <w:tc>
+          <w:tcPr>
+            <w:tcW w:type="dxa" w:w="964"/>
+            <w:tcBorders>
+              <w:top w:val="single" w:color="D6CFC6" w:sz="4"/>
+              <w:left w:val="single" w:color="D6CFC6" w:sz="4"/>
+              <w:bottom w:val="single" w:color="D6CFC6" w:sz="4"/>
+              <w:right w:val="single" w:color="D6CFC6" w:sz="4"/>
+            </w:tcBorders>
+            <w:shd w:fill="FCE8EB" w:color="auto" w:val="clear"/>
+            <w:tcMar>
+              <w:top w:type="dxa" w:w="90"/>
+              <w:left w:type="dxa" w:w="130"/>
+              <w:bottom w:type="dxa" w:w="90"/>
+              <w:right w:type="dxa" w:w="130"/>
+            </w:tcMar>
+            <w:vAlign w:val="center"/>
+          </w:tcPr>
+          <w:p>
+            <w:pPr>
+              <w:spacing w:after="0" w:line="240"/>
+              <w:jc w:val="right"/>
+            </w:pPr>
+            <w:r>
+              <w:rPr>
+                <w:rFonts w:ascii="Calibri" w:cs="Calibri" w:eastAsia="Calibri" w:hAnsi="Calibri"/>
+                <w:b/>
+                <w:bCs/>
+                <w:i w:val="false"/>
+                <w:iCs w:val="false"/>
+                <w:color w:val="221E1F"/>
+                <w:sz w:val="20"/>
+                <w:szCs w:val="20"/>
+              </w:rPr>
+              <w:t xml:space="preserve">183</w:t>
             </w:r>
           </w:p>
         </w:tc>
@@ -10690,7 +10838,7 @@
           <w:sz w:val="20"/>
           <w:szCs w:val="20"/>
         </w:rPr>
-        <w:t xml:space="preserve">29,131 hand-written lines over 182 days is about 160 a day. For tested, typed, reviewed production code that sits inside the normal 100–300 band, and lower than the 200 the first version of this document reconstructed — integration work carries more test and less code than storefront work does. The reconstruction is not inflated.</w:t>
+        <w:t xml:space="preserve">29,271 hand-written lines over 183 days is about 160 a day. For tested, typed, reviewed production code that sits inside the normal 100–300 band, and lower than the 200 the first version of this document reconstructed — integration work carries more test and less code than storefront work does. The reconstruction is not inflated.</w:t>
       </w:r>
     </w:p>
     <w:p>
@@ -10708,7 +10856,7 @@
           <w:sz w:val="20"/>
           <w:szCs w:val="20"/>
         </w:rPr>
-        <w:t xml:space="preserve">182 days is roughly 27 working weeks, or a little over six months for one person. Two people working in parallel would compress the calendar but not the total, and would add coordination cost.</w:t>
+        <w:t xml:space="preserve">183 days is roughly 27 working weeks, or a little over six months for one person. Two people working in parallel would compress the calendar but not the total, and would add coordination cost.</w:t>
       </w:r>
     </w:p>
     <w:p>
@@ -10779,7 +10927,7 @@
           <w:sz w:val="20"/>
           <w:szCs w:val="20"/>
         </w:rPr>
-        <w:t xml:space="preserve">Delivered scope: 182 days × 8 hours = 1456 hours.</w:t>
+        <w:t xml:space="preserve">Delivered scope: 183 days × 8 hours = 1464 hours.</w:t>
       </w:r>
     </w:p>
     <w:tbl>
@@ -10874,7 +11022,7 @@
                 <w:sz w:val="19"/>
                 <w:szCs w:val="19"/>
               </w:rPr>
-              <w:t xml:space="preserve">Cost of the 1456 hours (excl. VAT)</w:t>
+              <w:t xml:space="preserve">Cost of the 1464 hours (excl. VAT)</w:t>
             </w:r>
           </w:p>
         </w:tc>
@@ -10987,7 +11135,7 @@
                 <w:sz w:val="20"/>
                 <w:szCs w:val="20"/>
               </w:rPr>
-              <w:t xml:space="preserve">R 582,400</w:t>
+              <w:t xml:space="preserve">R 585,600</w:t>
             </w:r>
           </w:p>
         </w:tc>
@@ -11024,7 +11172,7 @@
                 <w:sz w:val="20"/>
                 <w:szCs w:val="20"/>
               </w:rPr>
-              <w:t xml:space="preserve">R 669,760</w:t>
+              <w:t xml:space="preserve">R 673,440</w:t>
             </w:r>
           </w:p>
         </w:tc>
@@ -11101,7 +11249,7 @@
                 <w:sz w:val="20"/>
                 <w:szCs w:val="20"/>
               </w:rPr>
-              <w:t xml:space="preserve">R 946,400</w:t>
+              <w:t xml:space="preserve">R 951,600</w:t>
             </w:r>
           </w:p>
         </w:tc>
@@ -11139,7 +11287,7 @@
                 <w:sz w:val="20"/>
                 <w:szCs w:val="20"/>
               </w:rPr>
-              <w:t xml:space="preserve">R 1,088,360</w:t>
+              <w:t xml:space="preserve">R 1,094,340</w:t>
             </w:r>
           </w:p>
         </w:tc>
@@ -11214,7 +11362,7 @@
                 <w:sz w:val="20"/>
                 <w:szCs w:val="20"/>
               </w:rPr>
-              <w:t xml:space="preserve">R 1,237,600</w:t>
+              <w:t xml:space="preserve">R 1,244,400</w:t>
             </w:r>
           </w:p>
         </w:tc>
@@ -11251,7 +11399,7 @@
                 <w:sz w:val="20"/>
                 <w:szCs w:val="20"/>
               </w:rPr>
-              <w:t xml:space="preserve">R 1,423,240</w:t>
+              <w:t xml:space="preserve">R 1,431,060</w:t>
             </w:r>
           </w:p>
         </w:tc>
@@ -11328,7 +11476,7 @@
                 <w:sz w:val="20"/>
                 <w:szCs w:val="20"/>
               </w:rPr>
-              <w:t xml:space="preserve">R 1,383,200</w:t>
+              <w:t xml:space="preserve">R 1,390,800</w:t>
             </w:r>
           </w:p>
         </w:tc>
@@ -11366,7 +11514,7 @@
                 <w:sz w:val="20"/>
                 <w:szCs w:val="20"/>
               </w:rPr>
-              <w:t xml:space="preserve">R 1,590,680</w:t>
+              <w:t xml:space="preserve">R 1,599,420</w:t>
             </w:r>
           </w:p>
         </w:tc>
@@ -11441,7 +11589,7 @@
                 <w:sz w:val="20"/>
                 <w:szCs w:val="20"/>
               </w:rPr>
-              <w:t xml:space="preserve">R 1,674,400</w:t>
+              <w:t xml:space="preserve">R 1,683,600</w:t>
             </w:r>
           </w:p>
         </w:tc>
@@ -11478,7 +11626,7 @@
                 <w:sz w:val="20"/>
                 <w:szCs w:val="20"/>
               </w:rPr>
-              <w:t xml:space="preserve">R 1,925,560</w:t>
+              <w:t xml:space="preserve">R 1,936,140</w:t>
             </w:r>
           </w:p>
         </w:tc>
@@ -11555,7 +11703,7 @@
                 <w:sz w:val="20"/>
                 <w:szCs w:val="20"/>
               </w:rPr>
-              <w:t xml:space="preserve">R 2,111,200</w:t>
+              <w:t xml:space="preserve">R 2,122,800</w:t>
             </w:r>
           </w:p>
         </w:tc>
@@ -11593,7 +11741,7 @@
                 <w:sz w:val="20"/>
                 <w:szCs w:val="20"/>
               </w:rPr>
-              <w:t xml:space="preserve">R 2,427,880</w:t>
+              <w:t xml:space="preserve">R 2,441,220</w:t>
             </w:r>
           </w:p>
         </w:tc>
@@ -11645,7 +11793,7 @@
           <w:sz w:val="20"/>
           <w:szCs w:val="20"/>
         </w:rPr>
-        <w:t xml:space="preserve">At an illustrative blended rate of R 950 an hour — chosen here only to make the rest of the document concrete — the delivered scope comes to R 1,383,200 excluding VAT, or R 1,590,680 including it. Replace the rate and every figure below moves proportionally.</w:t>
+        <w:t xml:space="preserve">At an illustrative blended rate of R 950 an hour — chosen here only to make the rest of the document concrete — the delivered scope comes to R 1,390,800 excluding VAT, or R 1,599,420 including it. Replace the rate and every figure below moves proportionally.</w:t>
       </w:r>
     </w:p>
     <w:p>
@@ -16854,7 +17002,7 @@
                 <w:sz w:val="20"/>
                 <w:szCs w:val="20"/>
               </w:rPr>
-              <w:t xml:space="preserve">An operations console that can act</w:t>
+              <w:t xml:space="preserve">The driver’s estimate</w:t>
             </w:r>
           </w:p>
         </w:tc>
@@ -16892,7 +17040,7 @@
                 <w:sz w:val="20"/>
                 <w:szCs w:val="20"/>
               </w:rPr>
-              <w:t xml:space="preserve">3</w:t>
+              <w:t xml:space="preserve">1</w:t>
             </w:r>
           </w:p>
         </w:tc>
@@ -16930,7 +17078,7 @@
                 <w:sz w:val="20"/>
                 <w:szCs w:val="20"/>
               </w:rPr>
-              <w:t xml:space="preserve">24</w:t>
+              <w:t xml:space="preserve">8</w:t>
             </w:r>
           </w:p>
         </w:tc>
@@ -16968,7 +17116,7 @@
                 <w:sz w:val="20"/>
                 <w:szCs w:val="20"/>
               </w:rPr>
-              <w:t xml:space="preserve">R 22,800</w:t>
+              <w:t xml:space="preserve">R 7,600</w:t>
             </w:r>
           </w:p>
         </w:tc>
@@ -16983,6 +17131,155 @@
               <w:bottom w:val="single" w:color="D6CFC6" w:sz="4"/>
               <w:right w:val="single" w:color="D6CFC6" w:sz="4"/>
             </w:tcBorders>
+            <w:tcMar>
+              <w:top w:type="dxa" w:w="90"/>
+              <w:left w:type="dxa" w:w="130"/>
+              <w:bottom w:type="dxa" w:w="90"/>
+              <w:right w:type="dxa" w:w="130"/>
+            </w:tcMar>
+            <w:vAlign w:val="center"/>
+          </w:tcPr>
+          <w:p>
+            <w:pPr>
+              <w:spacing w:after="0" w:line="240"/>
+            </w:pPr>
+            <w:r>
+              <w:rPr>
+                <w:rFonts w:ascii="Calibri" w:cs="Calibri" w:eastAsia="Calibri" w:hAnsi="Calibri"/>
+                <w:b w:val="false"/>
+                <w:bCs w:val="false"/>
+                <w:i w:val="false"/>
+                <w:iCs w:val="false"/>
+                <w:color w:val="221E1F"/>
+                <w:sz w:val="20"/>
+                <w:szCs w:val="20"/>
+              </w:rPr>
+              <w:t xml:space="preserve">An operations console that can act</w:t>
+            </w:r>
+          </w:p>
+        </w:tc>
+        <w:tc>
+          <w:tcPr>
+            <w:tcW w:type="dxa" w:w="1157"/>
+            <w:tcBorders>
+              <w:top w:val="single" w:color="D6CFC6" w:sz="4"/>
+              <w:left w:val="single" w:color="D6CFC6" w:sz="4"/>
+              <w:bottom w:val="single" w:color="D6CFC6" w:sz="4"/>
+              <w:right w:val="single" w:color="D6CFC6" w:sz="4"/>
+            </w:tcBorders>
+            <w:tcMar>
+              <w:top w:type="dxa" w:w="90"/>
+              <w:left w:type="dxa" w:w="130"/>
+              <w:bottom w:type="dxa" w:w="90"/>
+              <w:right w:type="dxa" w:w="130"/>
+            </w:tcMar>
+            <w:vAlign w:val="center"/>
+          </w:tcPr>
+          <w:p>
+            <w:pPr>
+              <w:spacing w:after="0" w:line="240"/>
+              <w:jc w:val="right"/>
+            </w:pPr>
+            <w:r>
+              <w:rPr>
+                <w:rFonts w:ascii="Calibri" w:cs="Calibri" w:eastAsia="Calibri" w:hAnsi="Calibri"/>
+                <w:b w:val="false"/>
+                <w:bCs w:val="false"/>
+                <w:i w:val="false"/>
+                <w:iCs w:val="false"/>
+                <w:color w:val="221E1F"/>
+                <w:sz w:val="20"/>
+                <w:szCs w:val="20"/>
+              </w:rPr>
+              <w:t xml:space="preserve">3</w:t>
+            </w:r>
+          </w:p>
+        </w:tc>
+        <w:tc>
+          <w:tcPr>
+            <w:tcW w:type="dxa" w:w="1542"/>
+            <w:tcBorders>
+              <w:top w:val="single" w:color="D6CFC6" w:sz="4"/>
+              <w:left w:val="single" w:color="D6CFC6" w:sz="4"/>
+              <w:bottom w:val="single" w:color="D6CFC6" w:sz="4"/>
+              <w:right w:val="single" w:color="D6CFC6" w:sz="4"/>
+            </w:tcBorders>
+            <w:tcMar>
+              <w:top w:type="dxa" w:w="90"/>
+              <w:left w:type="dxa" w:w="130"/>
+              <w:bottom w:type="dxa" w:w="90"/>
+              <w:right w:type="dxa" w:w="130"/>
+            </w:tcMar>
+            <w:vAlign w:val="center"/>
+          </w:tcPr>
+          <w:p>
+            <w:pPr>
+              <w:spacing w:after="0" w:line="240"/>
+              <w:jc w:val="right"/>
+            </w:pPr>
+            <w:r>
+              <w:rPr>
+                <w:rFonts w:ascii="Calibri" w:cs="Calibri" w:eastAsia="Calibri" w:hAnsi="Calibri"/>
+                <w:b w:val="false"/>
+                <w:bCs w:val="false"/>
+                <w:i w:val="false"/>
+                <w:iCs w:val="false"/>
+                <w:color w:val="221E1F"/>
+                <w:sz w:val="20"/>
+                <w:szCs w:val="20"/>
+              </w:rPr>
+              <w:t xml:space="preserve">24</w:t>
+            </w:r>
+          </w:p>
+        </w:tc>
+        <w:tc>
+          <w:tcPr>
+            <w:tcW w:type="dxa" w:w="1638"/>
+            <w:tcBorders>
+              <w:top w:val="single" w:color="D6CFC6" w:sz="4"/>
+              <w:left w:val="single" w:color="D6CFC6" w:sz="4"/>
+              <w:bottom w:val="single" w:color="D6CFC6" w:sz="4"/>
+              <w:right w:val="single" w:color="D6CFC6" w:sz="4"/>
+            </w:tcBorders>
+            <w:tcMar>
+              <w:top w:type="dxa" w:w="90"/>
+              <w:left w:type="dxa" w:w="130"/>
+              <w:bottom w:type="dxa" w:w="90"/>
+              <w:right w:type="dxa" w:w="130"/>
+            </w:tcMar>
+            <w:vAlign w:val="center"/>
+          </w:tcPr>
+          <w:p>
+            <w:pPr>
+              <w:spacing w:after="0" w:line="240"/>
+              <w:jc w:val="right"/>
+            </w:pPr>
+            <w:r>
+              <w:rPr>
+                <w:rFonts w:ascii="Calibri" w:cs="Calibri" w:eastAsia="Calibri" w:hAnsi="Calibri"/>
+                <w:b w:val="false"/>
+                <w:bCs w:val="false"/>
+                <w:i w:val="false"/>
+                <w:iCs w:val="false"/>
+                <w:color w:val="221E1F"/>
+                <w:sz w:val="20"/>
+                <w:szCs w:val="20"/>
+              </w:rPr>
+              <w:t xml:space="preserve">R 22,800</w:t>
+            </w:r>
+          </w:p>
+        </w:tc>
+      </w:tr>
+      <w:tr>
+        <w:tc>
+          <w:tcPr>
+            <w:tcW w:type="dxa" w:w="5301"/>
+            <w:tcBorders>
+              <w:top w:val="single" w:color="D6CFC6" w:sz="4"/>
+              <w:left w:val="single" w:color="D6CFC6" w:sz="4"/>
+              <w:bottom w:val="single" w:color="D6CFC6" w:sz="4"/>
+              <w:right w:val="single" w:color="D6CFC6" w:sz="4"/>
+            </w:tcBorders>
             <w:shd w:fill="FCE8EB" w:color="auto" w:val="clear"/>
             <w:tcMar>
               <w:top w:type="dxa" w:w="90"/>
@@ -17045,7 +17342,7 @@
                 <w:sz w:val="20"/>
                 <w:szCs w:val="20"/>
               </w:rPr>
-              <w:t xml:space="preserve">182</w:t>
+              <w:t xml:space="preserve">183</w:t>
             </w:r>
           </w:p>
         </w:tc>
@@ -17083,7 +17380,7 @@
                 <w:sz w:val="20"/>
                 <w:szCs w:val="20"/>
               </w:rPr>
-              <w:t xml:space="preserve">1,456</w:t>
+              <w:t xml:space="preserve">1,464</w:t>
             </w:r>
           </w:p>
         </w:tc>
@@ -17121,7 +17418,7 @@
                 <w:sz w:val="20"/>
                 <w:szCs w:val="20"/>
               </w:rPr>
-              <w:t xml:space="preserve">R 1,383,200</w:t>
+              <w:t xml:space="preserve">R 1,390,800</w:t>
             </w:r>
           </w:p>
         </w:tc>
@@ -17160,7 +17457,7 @@
           <w:sz w:val="20"/>
           <w:szCs w:val="20"/>
         </w:rPr>
-        <w:t xml:space="preserve">The integration seams — payments, accounts, notifications, POS and courier — are 44 of the 182 days. None of them names a vendor, and none has to be rewritten when one is chosen: what remains per integration is an adapter against an interface that already exists and is already tested.</w:t>
+        <w:t xml:space="preserve">The integration seams — payments, accounts, notifications, POS and courier — are 44 of the 183 days. None of them names a vendor, and none has to be rewritten when one is chosen: what remains per integration is an adapter against an interface that already exists and is already tested.</w:t>
       </w:r>
     </w:p>
     <w:p>
@@ -19279,7 +19576,7 @@
                 <w:sz w:val="20"/>
                 <w:szCs w:val="20"/>
               </w:rPr>
-              <w:t xml:space="preserve">182</w:t>
+              <w:t xml:space="preserve">183</w:t>
             </w:r>
           </w:p>
         </w:tc>
@@ -19316,7 +19613,7 @@
                 <w:sz w:val="20"/>
                 <w:szCs w:val="20"/>
               </w:rPr>
-              <w:t xml:space="preserve">1,456</w:t>
+              <w:t xml:space="preserve">1,464</w:t>
             </w:r>
           </w:p>
         </w:tc>
@@ -19353,7 +19650,7 @@
                 <w:sz w:val="20"/>
                 <w:szCs w:val="20"/>
               </w:rPr>
-              <w:t xml:space="preserve">R 1,383,200</w:t>
+              <w:t xml:space="preserve">R 1,390,800</w:t>
             </w:r>
           </w:p>
         </w:tc>
@@ -19583,7 +19880,7 @@
                 <w:sz w:val="20"/>
                 <w:szCs w:val="20"/>
               </w:rPr>
-              <w:t xml:space="preserve">207</w:t>
+              <w:t xml:space="preserve">208</w:t>
             </w:r>
           </w:p>
         </w:tc>
@@ -19621,7 +19918,7 @@
                 <w:sz w:val="20"/>
                 <w:szCs w:val="20"/>
               </w:rPr>
-              <w:t xml:space="preserve">1,656</w:t>
+              <w:t xml:space="preserve">1,664</w:t>
             </w:r>
           </w:p>
         </w:tc>
@@ -19659,7 +19956,7 @@
                 <w:sz w:val="20"/>
                 <w:szCs w:val="20"/>
               </w:rPr>
-              <w:t xml:space="preserve">R 1,573,200</w:t>
+              <w:t xml:space="preserve">R 1,580,800</w:t>
             </w:r>
           </w:p>
         </w:tc>

--- a/WEBSITE_COSTINGS.docx
+++ b/WEBSITE_COSTINGS.docx
@@ -1415,7 +1415,7 @@
                 <w:sz w:val="20"/>
                 <w:szCs w:val="20"/>
               </w:rPr>
-              <w:t xml:space="preserve">45</w:t>
+              <w:t xml:space="preserve">46</w:t>
             </w:r>
           </w:p>
         </w:tc>
@@ -1527,7 +1527,7 @@
                 <w:sz w:val="20"/>
                 <w:szCs w:val="20"/>
               </w:rPr>
-              <w:t xml:space="preserve">822</w:t>
+              <w:t xml:space="preserve">837</w:t>
             </w:r>
           </w:p>
         </w:tc>
@@ -1563,7 +1563,7 @@
                 <w:sz w:val="20"/>
                 <w:szCs w:val="20"/>
               </w:rPr>
-              <w:t xml:space="preserve">In 40 files; all passing</w:t>
+              <w:t xml:space="preserve">In 41 files; all passing</w:t>
             </w:r>
           </w:p>
         </w:tc>
@@ -1640,7 +1640,7 @@
                 <w:sz w:val="20"/>
                 <w:szCs w:val="20"/>
               </w:rPr>
-              <w:t xml:space="preserve">29,271</w:t>
+              <w:t xml:space="preserve">29,768</w:t>
             </w:r>
           </w:p>
         </w:tc>
@@ -1677,7 +1677,7 @@
                 <w:sz w:val="20"/>
                 <w:szCs w:val="20"/>
               </w:rPr>
-              <w:t xml:space="preserve">Application 12,637 · tests 11,117 · review build 2,563 · data, schema and tooling 2,132 · shared packages 822</w:t>
+              <w:t xml:space="preserve">Application 12,971 · tests 11,278 · review build 2,563 · data, schema and tooling 2,134 · shared packages 822</w:t>
             </w:r>
           </w:p>
         </w:tc>
@@ -1865,7 +1865,7 @@
                 <w:sz w:val="20"/>
                 <w:szCs w:val="20"/>
               </w:rPr>
-              <w:t xml:space="preserve">115</w:t>
+              <w:t xml:space="preserve">118</w:t>
             </w:r>
           </w:p>
         </w:tc>
@@ -3770,7 +3770,7 @@
                 <w:sz w:val="20"/>
                 <w:szCs w:val="20"/>
               </w:rPr>
-              <w:t xml:space="preserve">822 passing</w:t>
+              <w:t xml:space="preserve">837 passing</w:t>
             </w:r>
           </w:p>
         </w:tc>
@@ -3807,7 +3807,7 @@
                 <w:sz w:val="20"/>
                 <w:szCs w:val="20"/>
               </w:rPr>
-              <w:t xml:space="preserve">40 files, including four real worker processes racing on one file</w:t>
+              <w:t xml:space="preserve">41 files, including four real worker processes racing on one file</w:t>
             </w:r>
           </w:p>
         </w:tc>
@@ -6548,7 +6548,7 @@
                 <w:sz w:val="20"/>
                 <w:szCs w:val="20"/>
               </w:rPr>
-              <w:t xml:space="preserve">The suite as it stood at this workstream: the 822 tests now in 40 files grew with the workstreams below. Driven through route handlers rather than helpers</w:t>
+              <w:t xml:space="preserve">The suite as it stood at this workstream: the 837 tests now in 41 files grew with the workstreams below. Driven through route handlers rather than helpers</w:t>
             </w:r>
           </w:p>
         </w:tc>
@@ -10525,7 +10525,7 @@
                 <w:sz w:val="20"/>
                 <w:szCs w:val="20"/>
               </w:rPr>
-              <w:t xml:space="preserve">30</w:t>
+              <w:t xml:space="preserve">36</w:t>
             </w:r>
           </w:p>
         </w:tc>
@@ -10561,7 +10561,7 @@
                 <w:sz w:val="20"/>
                 <w:szCs w:val="20"/>
               </w:rPr>
-              <w:t xml:space="preserve">An operations console that can act</w:t>
+              <w:t xml:space="preserve">The screens for when things break</w:t>
             </w:r>
           </w:p>
         </w:tc>
@@ -10597,7 +10597,7 @@
                 <w:sz w:val="20"/>
                 <w:szCs w:val="20"/>
               </w:rPr>
-              <w:t xml:space="preserve">The Problems tab named an action — “worth retrying” — and did not provide it, and the suppression list offered nothing at all. A retry that refuses to send a handoff twice and refuses one the adapter called final, a restore that undoes a bounce but never a complaint, both reporting what happened rather than refreshing a list that looks unchanged. Plus the payment ledger, which was settled and reconciled by tests and shown to nobody, with the provider reference an operator needs to find a payment in the gateway’s dashboard</w:t>
+              <w:t xml:space="preserve">There were none: the product route calls notFound() deliberately, so a bad URL reached the framework’s bare default, and any render error showed a white page reading “Application error”. A branded 404 with somewhere to go, an error boundary that offers a retry first and shows an opaque reference for a telephone call, and a last-resort page that renders its own document because the root layout is what has failed. The accessibility scans now read the pages as well as the components</w:t>
             </w:r>
           </w:p>
         </w:tc>
@@ -10634,7 +10634,7 @@
                 <w:sz w:val="20"/>
                 <w:szCs w:val="20"/>
               </w:rPr>
-              <w:t xml:space="preserve">3</w:t>
+              <w:t xml:space="preserve">2</w:t>
             </w:r>
           </w:p>
         </w:tc>
@@ -10649,7 +10649,7 @@
               <w:bottom w:val="single" w:color="D6CFC6" w:sz="4"/>
               <w:right w:val="single" w:color="D6CFC6" w:sz="4"/>
             </w:tcBorders>
-            <w:shd w:fill="FCE8EB" w:color="auto" w:val="clear"/>
+            <w:shd w:fill="F7F5F2" w:color="auto" w:val="clear"/>
             <w:tcMar>
               <w:top w:type="dxa" w:w="90"/>
               <w:left w:type="dxa" w:w="130"/>
@@ -10662,6 +10662,43 @@
             <w:pPr>
               <w:spacing w:after="0" w:line="240"/>
               <w:jc w:val="center"/>
+            </w:pPr>
+            <w:r>
+              <w:rPr>
+                <w:rFonts w:ascii="Calibri" w:cs="Calibri" w:eastAsia="Calibri" w:hAnsi="Calibri"/>
+                <w:b w:val="false"/>
+                <w:bCs w:val="false"/>
+                <w:i w:val="false"/>
+                <w:iCs w:val="false"/>
+                <w:color w:val="221E1F"/>
+                <w:sz w:val="20"/>
+                <w:szCs w:val="20"/>
+              </w:rPr>
+              <w:t xml:space="preserve">37</w:t>
+            </w:r>
+          </w:p>
+        </w:tc>
+        <w:tc>
+          <w:tcPr>
+            <w:tcW w:type="dxa" w:w="3084"/>
+            <w:tcBorders>
+              <w:top w:val="single" w:color="D6CFC6" w:sz="4"/>
+              <w:left w:val="single" w:color="D6CFC6" w:sz="4"/>
+              <w:bottom w:val="single" w:color="D6CFC6" w:sz="4"/>
+              <w:right w:val="single" w:color="D6CFC6" w:sz="4"/>
+            </w:tcBorders>
+            <w:shd w:fill="F7F5F2" w:color="auto" w:val="clear"/>
+            <w:tcMar>
+              <w:top w:type="dxa" w:w="90"/>
+              <w:left w:type="dxa" w:w="130"/>
+              <w:bottom w:type="dxa" w:w="90"/>
+              <w:right w:type="dxa" w:w="130"/>
+            </w:tcMar>
+            <w:vAlign w:val="center"/>
+          </w:tcPr>
+          <w:p>
+            <w:pPr>
+              <w:spacing w:after="0" w:line="240"/>
             </w:pPr>
             <w:r>
               <w:rPr>
@@ -10674,7 +10711,121 @@
                 <w:sz w:val="20"/>
                 <w:szCs w:val="20"/>
               </w:rPr>
-              <w:t xml:space="preserve"/>
+              <w:t xml:space="preserve">The rewards ladder</w:t>
+            </w:r>
+          </w:p>
+        </w:tc>
+        <w:tc>
+          <w:tcPr>
+            <w:tcW w:type="dxa" w:w="5108"/>
+            <w:tcBorders>
+              <w:top w:val="single" w:color="D6CFC6" w:sz="4"/>
+              <w:left w:val="single" w:color="D6CFC6" w:sz="4"/>
+              <w:bottom w:val="single" w:color="D6CFC6" w:sz="4"/>
+              <w:right w:val="single" w:color="D6CFC6" w:sz="4"/>
+            </w:tcBorders>
+            <w:shd w:fill="F7F5F2" w:color="auto" w:val="clear"/>
+            <w:tcMar>
+              <w:top w:type="dxa" w:w="90"/>
+              <w:left w:type="dxa" w:w="130"/>
+              <w:bottom w:type="dxa" w:w="90"/>
+              <w:right w:type="dxa" w:w="130"/>
+            </w:tcMar>
+            <w:vAlign w:val="center"/>
+          </w:tcPr>
+          <w:p>
+            <w:pPr>
+              <w:spacing w:after="0" w:line="240"/>
+            </w:pPr>
+            <w:r>
+              <w:rPr>
+                <w:rFonts w:ascii="Calibri" w:cs="Calibri" w:eastAsia="Calibri" w:hAnsi="Calibri"/>
+                <w:b w:val="false"/>
+                <w:bCs w:val="false"/>
+                <w:i w:val="false"/>
+                <w:iCs w:val="false"/>
+                <w:color w:val="221E1F"/>
+                <w:sz w:val="20"/>
+                <w:szCs w:val="20"/>
+              </w:rPr>
+              <w:t xml:space="preserve">Three tiers were listed on the page and nothing worked out which one a customer had reached. The standing, the gap to the next rung, the boundary at the threshold rather than one point past it, and a note in the code for whoever wires in-store redemption — the tiers are lifetime points and the figure is a balance, which are the same number only while nothing spends them</w:t>
+            </w:r>
+          </w:p>
+        </w:tc>
+        <w:tc>
+          <w:tcPr>
+            <w:tcW w:type="dxa" w:w="964"/>
+            <w:tcBorders>
+              <w:top w:val="single" w:color="D6CFC6" w:sz="4"/>
+              <w:left w:val="single" w:color="D6CFC6" w:sz="4"/>
+              <w:bottom w:val="single" w:color="D6CFC6" w:sz="4"/>
+              <w:right w:val="single" w:color="D6CFC6" w:sz="4"/>
+            </w:tcBorders>
+            <w:shd w:fill="F7F5F2" w:color="auto" w:val="clear"/>
+            <w:tcMar>
+              <w:top w:type="dxa" w:w="90"/>
+              <w:left w:type="dxa" w:w="130"/>
+              <w:bottom w:type="dxa" w:w="90"/>
+              <w:right w:type="dxa" w:w="130"/>
+            </w:tcMar>
+            <w:vAlign w:val="center"/>
+          </w:tcPr>
+          <w:p>
+            <w:pPr>
+              <w:spacing w:after="0" w:line="240"/>
+              <w:jc w:val="right"/>
+            </w:pPr>
+            <w:r>
+              <w:rPr>
+                <w:rFonts w:ascii="Calibri" w:cs="Calibri" w:eastAsia="Calibri" w:hAnsi="Calibri"/>
+                <w:b w:val="false"/>
+                <w:bCs w:val="false"/>
+                <w:i w:val="false"/>
+                <w:iCs w:val="false"/>
+                <w:color w:val="221E1F"/>
+                <w:sz w:val="20"/>
+                <w:szCs w:val="20"/>
+              </w:rPr>
+              <w:t xml:space="preserve">1</w:t>
+            </w:r>
+          </w:p>
+        </w:tc>
+      </w:tr>
+      <w:tr>
+        <w:tc>
+          <w:tcPr>
+            <w:tcW w:type="dxa" w:w="482"/>
+            <w:tcBorders>
+              <w:top w:val="single" w:color="D6CFC6" w:sz="4"/>
+              <w:left w:val="single" w:color="D6CFC6" w:sz="4"/>
+              <w:bottom w:val="single" w:color="D6CFC6" w:sz="4"/>
+              <w:right w:val="single" w:color="D6CFC6" w:sz="4"/>
+            </w:tcBorders>
+            <w:tcMar>
+              <w:top w:type="dxa" w:w="90"/>
+              <w:left w:type="dxa" w:w="130"/>
+              <w:bottom w:type="dxa" w:w="90"/>
+              <w:right w:type="dxa" w:w="130"/>
+            </w:tcMar>
+            <w:vAlign w:val="center"/>
+          </w:tcPr>
+          <w:p>
+            <w:pPr>
+              <w:spacing w:after="0" w:line="240"/>
+              <w:jc w:val="center"/>
+            </w:pPr>
+            <w:r>
+              <w:rPr>
+                <w:rFonts w:ascii="Calibri" w:cs="Calibri" w:eastAsia="Calibri" w:hAnsi="Calibri"/>
+                <w:b w:val="false"/>
+                <w:bCs w:val="false"/>
+                <w:i w:val="false"/>
+                <w:iCs w:val="false"/>
+                <w:color w:val="221E1F"/>
+                <w:sz w:val="20"/>
+                <w:szCs w:val="20"/>
+              </w:rPr>
+              <w:t xml:space="preserve">30</w:t>
             </w:r>
           </w:p>
         </w:tc>
@@ -10687,7 +10838,6 @@
               <w:bottom w:val="single" w:color="D6CFC6" w:sz="4"/>
               <w:right w:val="single" w:color="D6CFC6" w:sz="4"/>
             </w:tcBorders>
-            <w:shd w:fill="FCE8EB" w:color="auto" w:val="clear"/>
             <w:tcMar>
               <w:top w:type="dxa" w:w="90"/>
               <w:left w:type="dxa" w:w="130"/>
@@ -10711,7 +10861,7 @@
                 <w:sz w:val="20"/>
                 <w:szCs w:val="20"/>
               </w:rPr>
-              <w:t xml:space="preserve">Total</w:t>
+              <w:t xml:space="preserve">An operations console that can act</w:t>
             </w:r>
           </w:p>
         </w:tc>
@@ -10724,6 +10874,81 @@
               <w:bottom w:val="single" w:color="D6CFC6" w:sz="4"/>
               <w:right w:val="single" w:color="D6CFC6" w:sz="4"/>
             </w:tcBorders>
+            <w:tcMar>
+              <w:top w:type="dxa" w:w="90"/>
+              <w:left w:type="dxa" w:w="130"/>
+              <w:bottom w:type="dxa" w:w="90"/>
+              <w:right w:type="dxa" w:w="130"/>
+            </w:tcMar>
+            <w:vAlign w:val="center"/>
+          </w:tcPr>
+          <w:p>
+            <w:pPr>
+              <w:spacing w:after="0" w:line="240"/>
+            </w:pPr>
+            <w:r>
+              <w:rPr>
+                <w:rFonts w:ascii="Calibri" w:cs="Calibri" w:eastAsia="Calibri" w:hAnsi="Calibri"/>
+                <w:b w:val="false"/>
+                <w:bCs w:val="false"/>
+                <w:i w:val="false"/>
+                <w:iCs w:val="false"/>
+                <w:color w:val="221E1F"/>
+                <w:sz w:val="20"/>
+                <w:szCs w:val="20"/>
+              </w:rPr>
+              <w:t xml:space="preserve">The Problems tab named an action — “worth retrying” — and did not provide it, and the suppression list offered nothing at all. A retry that refuses to send a handoff twice and refuses one the adapter called final, a restore that undoes a bounce but never a complaint, both reporting what happened rather than refreshing a list that looks unchanged. Plus the payment ledger, which was settled and reconciled by tests and shown to nobody, with the provider reference an operator needs to find a payment in the gateway’s dashboard</w:t>
+            </w:r>
+          </w:p>
+        </w:tc>
+        <w:tc>
+          <w:tcPr>
+            <w:tcW w:type="dxa" w:w="964"/>
+            <w:tcBorders>
+              <w:top w:val="single" w:color="D6CFC6" w:sz="4"/>
+              <w:left w:val="single" w:color="D6CFC6" w:sz="4"/>
+              <w:bottom w:val="single" w:color="D6CFC6" w:sz="4"/>
+              <w:right w:val="single" w:color="D6CFC6" w:sz="4"/>
+            </w:tcBorders>
+            <w:tcMar>
+              <w:top w:type="dxa" w:w="90"/>
+              <w:left w:type="dxa" w:w="130"/>
+              <w:bottom w:type="dxa" w:w="90"/>
+              <w:right w:type="dxa" w:w="130"/>
+            </w:tcMar>
+            <w:vAlign w:val="center"/>
+          </w:tcPr>
+          <w:p>
+            <w:pPr>
+              <w:spacing w:after="0" w:line="240"/>
+              <w:jc w:val="right"/>
+            </w:pPr>
+            <w:r>
+              <w:rPr>
+                <w:rFonts w:ascii="Calibri" w:cs="Calibri" w:eastAsia="Calibri" w:hAnsi="Calibri"/>
+                <w:b w:val="false"/>
+                <w:bCs w:val="false"/>
+                <w:i w:val="false"/>
+                <w:iCs w:val="false"/>
+                <w:color w:val="221E1F"/>
+                <w:sz w:val="20"/>
+                <w:szCs w:val="20"/>
+              </w:rPr>
+              <w:t xml:space="preserve">3</w:t>
+            </w:r>
+          </w:p>
+        </w:tc>
+      </w:tr>
+      <w:tr>
+        <w:tc>
+          <w:tcPr>
+            <w:tcW w:type="dxa" w:w="482"/>
+            <w:tcBorders>
+              <w:top w:val="single" w:color="D6CFC6" w:sz="4"/>
+              <w:left w:val="single" w:color="D6CFC6" w:sz="4"/>
+              <w:bottom w:val="single" w:color="D6CFC6" w:sz="4"/>
+              <w:right w:val="single" w:color="D6CFC6" w:sz="4"/>
+            </w:tcBorders>
             <w:shd w:fill="FCE8EB" w:color="auto" w:val="clear"/>
             <w:tcMar>
               <w:top w:type="dxa" w:w="90"/>
@@ -10736,6 +10961,7 @@
           <w:p>
             <w:pPr>
               <w:spacing w:after="0" w:line="240"/>
+              <w:jc w:val="center"/>
             </w:pPr>
             <w:r>
               <w:rPr>
@@ -10748,13 +10974,13 @@
                 <w:sz w:val="20"/>
                 <w:szCs w:val="20"/>
               </w:rPr>
-              <w:t xml:space="preserve">Delivered scope</w:t>
-            </w:r>
-          </w:p>
-        </w:tc>
-        <w:tc>
-          <w:tcPr>
-            <w:tcW w:type="dxa" w:w="964"/>
+              <w:t xml:space="preserve"/>
+            </w:r>
+          </w:p>
+        </w:tc>
+        <w:tc>
+          <w:tcPr>
+            <w:tcW w:type="dxa" w:w="3084"/>
             <w:tcBorders>
               <w:top w:val="single" w:color="D6CFC6" w:sz="4"/>
               <w:left w:val="single" w:color="D6CFC6" w:sz="4"/>
@@ -10773,7 +10999,6 @@
           <w:p>
             <w:pPr>
               <w:spacing w:after="0" w:line="240"/>
-              <w:jc w:val="right"/>
             </w:pPr>
             <w:r>
               <w:rPr>
@@ -10786,7 +11011,82 @@
                 <w:sz w:val="20"/>
                 <w:szCs w:val="20"/>
               </w:rPr>
-              <w:t xml:space="preserve">183</w:t>
+              <w:t xml:space="preserve">Total</w:t>
+            </w:r>
+          </w:p>
+        </w:tc>
+        <w:tc>
+          <w:tcPr>
+            <w:tcW w:type="dxa" w:w="5108"/>
+            <w:tcBorders>
+              <w:top w:val="single" w:color="D6CFC6" w:sz="4"/>
+              <w:left w:val="single" w:color="D6CFC6" w:sz="4"/>
+              <w:bottom w:val="single" w:color="D6CFC6" w:sz="4"/>
+              <w:right w:val="single" w:color="D6CFC6" w:sz="4"/>
+            </w:tcBorders>
+            <w:shd w:fill="FCE8EB" w:color="auto" w:val="clear"/>
+            <w:tcMar>
+              <w:top w:type="dxa" w:w="90"/>
+              <w:left w:type="dxa" w:w="130"/>
+              <w:bottom w:type="dxa" w:w="90"/>
+              <w:right w:type="dxa" w:w="130"/>
+            </w:tcMar>
+            <w:vAlign w:val="center"/>
+          </w:tcPr>
+          <w:p>
+            <w:pPr>
+              <w:spacing w:after="0" w:line="240"/>
+            </w:pPr>
+            <w:r>
+              <w:rPr>
+                <w:rFonts w:ascii="Calibri" w:cs="Calibri" w:eastAsia="Calibri" w:hAnsi="Calibri"/>
+                <w:b/>
+                <w:bCs/>
+                <w:i w:val="false"/>
+                <w:iCs w:val="false"/>
+                <w:color w:val="221E1F"/>
+                <w:sz w:val="20"/>
+                <w:szCs w:val="20"/>
+              </w:rPr>
+              <w:t xml:space="preserve">Delivered scope</w:t>
+            </w:r>
+          </w:p>
+        </w:tc>
+        <w:tc>
+          <w:tcPr>
+            <w:tcW w:type="dxa" w:w="964"/>
+            <w:tcBorders>
+              <w:top w:val="single" w:color="D6CFC6" w:sz="4"/>
+              <w:left w:val="single" w:color="D6CFC6" w:sz="4"/>
+              <w:bottom w:val="single" w:color="D6CFC6" w:sz="4"/>
+              <w:right w:val="single" w:color="D6CFC6" w:sz="4"/>
+            </w:tcBorders>
+            <w:shd w:fill="FCE8EB" w:color="auto" w:val="clear"/>
+            <w:tcMar>
+              <w:top w:type="dxa" w:w="90"/>
+              <w:left w:type="dxa" w:w="130"/>
+              <w:bottom w:type="dxa" w:w="90"/>
+              <w:right w:type="dxa" w:w="130"/>
+            </w:tcMar>
+            <w:vAlign w:val="center"/>
+          </w:tcPr>
+          <w:p>
+            <w:pPr>
+              <w:spacing w:after="0" w:line="240"/>
+              <w:jc w:val="right"/>
+            </w:pPr>
+            <w:r>
+              <w:rPr>
+                <w:rFonts w:ascii="Calibri" w:cs="Calibri" w:eastAsia="Calibri" w:hAnsi="Calibri"/>
+                <w:b/>
+                <w:bCs/>
+                <w:i w:val="false"/>
+                <w:iCs w:val="false"/>
+                <w:color w:val="221E1F"/>
+                <w:sz w:val="20"/>
+                <w:szCs w:val="20"/>
+              </w:rPr>
+              <w:t xml:space="preserve">186</w:t>
             </w:r>
           </w:p>
         </w:tc>
@@ -10838,7 +11138,7 @@
           <w:sz w:val="20"/>
           <w:szCs w:val="20"/>
         </w:rPr>
-        <w:t xml:space="preserve">29,271 hand-written lines over 183 days is about 160 a day. For tested, typed, reviewed production code that sits inside the normal 100–300 band, and lower than the 200 the first version of this document reconstructed — integration work carries more test and less code than storefront work does. The reconstruction is not inflated.</w:t>
+        <w:t xml:space="preserve">29,768 hand-written lines over 186 days is about 160 a day. For tested, typed, reviewed production code that sits inside the normal 100–300 band, and lower than the 200 the first version of this document reconstructed — integration work carries more test and less code than storefront work does. The reconstruction is not inflated.</w:t>
       </w:r>
     </w:p>
     <w:p>
@@ -10856,7 +11156,7 @@
           <w:sz w:val="20"/>
           <w:szCs w:val="20"/>
         </w:rPr>
-        <w:t xml:space="preserve">183 days is roughly 27 working weeks, or a little over six months for one person. Two people working in parallel would compress the calendar but not the total, and would add coordination cost.</w:t>
+        <w:t xml:space="preserve">186 days is roughly 27 working weeks, or a little over six months for one person. Two people working in parallel would compress the calendar but not the total, and would add coordination cost.</w:t>
       </w:r>
     </w:p>
     <w:p>
@@ -10927,7 +11227,7 @@
           <w:sz w:val="20"/>
           <w:szCs w:val="20"/>
         </w:rPr>
-        <w:t xml:space="preserve">Delivered scope: 183 days × 8 hours = 1464 hours.</w:t>
+        <w:t xml:space="preserve">Delivered scope: 186 days × 8 hours = 1488 hours.</w:t>
       </w:r>
     </w:p>
     <w:tbl>
@@ -11022,7 +11322,7 @@
                 <w:sz w:val="19"/>
                 <w:szCs w:val="19"/>
               </w:rPr>
-              <w:t xml:space="preserve">Cost of the 1464 hours (excl. VAT)</w:t>
+              <w:t xml:space="preserve">Cost of the 1488 hours (excl. VAT)</w:t>
             </w:r>
           </w:p>
         </w:tc>
@@ -11135,7 +11435,7 @@
                 <w:sz w:val="20"/>
                 <w:szCs w:val="20"/>
               </w:rPr>
-              <w:t xml:space="preserve">R 585,600</w:t>
+              <w:t xml:space="preserve">R 595,200</w:t>
             </w:r>
           </w:p>
         </w:tc>
@@ -11172,7 +11472,7 @@
                 <w:sz w:val="20"/>
                 <w:szCs w:val="20"/>
               </w:rPr>
-              <w:t xml:space="preserve">R 673,440</w:t>
+              <w:t xml:space="preserve">R 684,480</w:t>
             </w:r>
           </w:p>
         </w:tc>
@@ -11249,7 +11549,7 @@
                 <w:sz w:val="20"/>
                 <w:szCs w:val="20"/>
               </w:rPr>
-              <w:t xml:space="preserve">R 951,600</w:t>
+              <w:t xml:space="preserve">R 967,200</w:t>
             </w:r>
           </w:p>
         </w:tc>
@@ -11287,7 +11587,7 @@
                 <w:sz w:val="20"/>
                 <w:szCs w:val="20"/>
               </w:rPr>
-              <w:t xml:space="preserve">R 1,094,340</w:t>
+              <w:t xml:space="preserve">R 1,112,280</w:t>
             </w:r>
           </w:p>
         </w:tc>
@@ -11362,7 +11662,7 @@
                 <w:sz w:val="20"/>
                 <w:szCs w:val="20"/>
               </w:rPr>
-              <w:t xml:space="preserve">R 1,244,400</w:t>
+              <w:t xml:space="preserve">R 1,264,800</w:t>
             </w:r>
           </w:p>
         </w:tc>
@@ -11399,7 +11699,7 @@
                 <w:sz w:val="20"/>
                 <w:szCs w:val="20"/>
               </w:rPr>
-              <w:t xml:space="preserve">R 1,431,060</w:t>
+              <w:t xml:space="preserve">R 1,454,520</w:t>
             </w:r>
           </w:p>
         </w:tc>
@@ -11476,7 +11776,7 @@
                 <w:sz w:val="20"/>
                 <w:szCs w:val="20"/>
               </w:rPr>
-              <w:t xml:space="preserve">R 1,390,800</w:t>
+              <w:t xml:space="preserve">R 1,413,600</w:t>
             </w:r>
           </w:p>
         </w:tc>
@@ -11514,7 +11814,7 @@
                 <w:sz w:val="20"/>
                 <w:szCs w:val="20"/>
               </w:rPr>
-              <w:t xml:space="preserve">R 1,599,420</w:t>
+              <w:t xml:space="preserve">R 1,625,640</w:t>
             </w:r>
           </w:p>
         </w:tc>
@@ -11589,7 +11889,7 @@
                 <w:sz w:val="20"/>
                 <w:szCs w:val="20"/>
               </w:rPr>
-              <w:t xml:space="preserve">R 1,683,600</w:t>
+              <w:t xml:space="preserve">R 1,711,200</w:t>
             </w:r>
           </w:p>
         </w:tc>
@@ -11626,7 +11926,7 @@
                 <w:sz w:val="20"/>
                 <w:szCs w:val="20"/>
               </w:rPr>
-              <w:t xml:space="preserve">R 1,936,140</w:t>
+              <w:t xml:space="preserve">R 1,967,880</w:t>
             </w:r>
           </w:p>
         </w:tc>
@@ -11703,7 +12003,7 @@
                 <w:sz w:val="20"/>
                 <w:szCs w:val="20"/>
               </w:rPr>
-              <w:t xml:space="preserve">R 2,122,800</w:t>
+              <w:t xml:space="preserve">R 2,157,600</w:t>
             </w:r>
           </w:p>
         </w:tc>
@@ -11741,7 +12041,7 @@
                 <w:sz w:val="20"/>
                 <w:szCs w:val="20"/>
               </w:rPr>
-              <w:t xml:space="preserve">R 2,441,220</w:t>
+              <w:t xml:space="preserve">R 2,481,240</w:t>
             </w:r>
           </w:p>
         </w:tc>
@@ -11793,7 +12093,7 @@
           <w:sz w:val="20"/>
           <w:szCs w:val="20"/>
         </w:rPr>
-        <w:t xml:space="preserve">At an illustrative blended rate of R 950 an hour — chosen here only to make the rest of the document concrete — the delivered scope comes to R 1,390,800 excluding VAT, or R 1,599,420 including it. Replace the rate and every figure below moves proportionally.</w:t>
+        <w:t xml:space="preserve">At an illustrative blended rate of R 950 an hour — chosen here only to make the rest of the document concrete — the delivered scope comes to R 1,413,600 excluding VAT, or R 1,625,640 including it. Replace the rate and every figure below moves proportionally.</w:t>
       </w:r>
     </w:p>
     <w:p>
@@ -17154,7 +17454,7 @@
                 <w:sz w:val="20"/>
                 <w:szCs w:val="20"/>
               </w:rPr>
-              <w:t xml:space="preserve">An operations console that can act</w:t>
+              <w:t xml:space="preserve">The screens for when things break</w:t>
             </w:r>
           </w:p>
         </w:tc>
@@ -17191,7 +17491,7 @@
                 <w:sz w:val="20"/>
                 <w:szCs w:val="20"/>
               </w:rPr>
-              <w:t xml:space="preserve">3</w:t>
+              <w:t xml:space="preserve">2</w:t>
             </w:r>
           </w:p>
         </w:tc>
@@ -17228,7 +17528,7 @@
                 <w:sz w:val="20"/>
                 <w:szCs w:val="20"/>
               </w:rPr>
-              <w:t xml:space="preserve">24</w:t>
+              <w:t xml:space="preserve">16</w:t>
             </w:r>
           </w:p>
         </w:tc>
@@ -17265,7 +17565,7 @@
                 <w:sz w:val="20"/>
                 <w:szCs w:val="20"/>
               </w:rPr>
-              <w:t xml:space="preserve">R 22,800</w:t>
+              <w:t xml:space="preserve">R 15,200</w:t>
             </w:r>
           </w:p>
         </w:tc>
@@ -17280,6 +17580,308 @@
               <w:bottom w:val="single" w:color="D6CFC6" w:sz="4"/>
               <w:right w:val="single" w:color="D6CFC6" w:sz="4"/>
             </w:tcBorders>
+            <w:shd w:fill="F7F5F2" w:color="auto" w:val="clear"/>
+            <w:tcMar>
+              <w:top w:type="dxa" w:w="90"/>
+              <w:left w:type="dxa" w:w="130"/>
+              <w:bottom w:type="dxa" w:w="90"/>
+              <w:right w:type="dxa" w:w="130"/>
+            </w:tcMar>
+            <w:vAlign w:val="center"/>
+          </w:tcPr>
+          <w:p>
+            <w:pPr>
+              <w:spacing w:after="0" w:line="240"/>
+            </w:pPr>
+            <w:r>
+              <w:rPr>
+                <w:rFonts w:ascii="Calibri" w:cs="Calibri" w:eastAsia="Calibri" w:hAnsi="Calibri"/>
+                <w:b w:val="false"/>
+                <w:bCs w:val="false"/>
+                <w:i w:val="false"/>
+                <w:iCs w:val="false"/>
+                <w:color w:val="221E1F"/>
+                <w:sz w:val="20"/>
+                <w:szCs w:val="20"/>
+              </w:rPr>
+              <w:t xml:space="preserve">The rewards ladder</w:t>
+            </w:r>
+          </w:p>
+        </w:tc>
+        <w:tc>
+          <w:tcPr>
+            <w:tcW w:type="dxa" w:w="1157"/>
+            <w:tcBorders>
+              <w:top w:val="single" w:color="D6CFC6" w:sz="4"/>
+              <w:left w:val="single" w:color="D6CFC6" w:sz="4"/>
+              <w:bottom w:val="single" w:color="D6CFC6" w:sz="4"/>
+              <w:right w:val="single" w:color="D6CFC6" w:sz="4"/>
+            </w:tcBorders>
+            <w:shd w:fill="F7F5F2" w:color="auto" w:val="clear"/>
+            <w:tcMar>
+              <w:top w:type="dxa" w:w="90"/>
+              <w:left w:type="dxa" w:w="130"/>
+              <w:bottom w:type="dxa" w:w="90"/>
+              <w:right w:type="dxa" w:w="130"/>
+            </w:tcMar>
+            <w:vAlign w:val="center"/>
+          </w:tcPr>
+          <w:p>
+            <w:pPr>
+              <w:spacing w:after="0" w:line="240"/>
+              <w:jc w:val="right"/>
+            </w:pPr>
+            <w:r>
+              <w:rPr>
+                <w:rFonts w:ascii="Calibri" w:cs="Calibri" w:eastAsia="Calibri" w:hAnsi="Calibri"/>
+                <w:b w:val="false"/>
+                <w:bCs w:val="false"/>
+                <w:i w:val="false"/>
+                <w:iCs w:val="false"/>
+                <w:color w:val="221E1F"/>
+                <w:sz w:val="20"/>
+                <w:szCs w:val="20"/>
+              </w:rPr>
+              <w:t xml:space="preserve">1</w:t>
+            </w:r>
+          </w:p>
+        </w:tc>
+        <w:tc>
+          <w:tcPr>
+            <w:tcW w:type="dxa" w:w="1542"/>
+            <w:tcBorders>
+              <w:top w:val="single" w:color="D6CFC6" w:sz="4"/>
+              <w:left w:val="single" w:color="D6CFC6" w:sz="4"/>
+              <w:bottom w:val="single" w:color="D6CFC6" w:sz="4"/>
+              <w:right w:val="single" w:color="D6CFC6" w:sz="4"/>
+            </w:tcBorders>
+            <w:shd w:fill="F7F5F2" w:color="auto" w:val="clear"/>
+            <w:tcMar>
+              <w:top w:type="dxa" w:w="90"/>
+              <w:left w:type="dxa" w:w="130"/>
+              <w:bottom w:type="dxa" w:w="90"/>
+              <w:right w:type="dxa" w:w="130"/>
+            </w:tcMar>
+            <w:vAlign w:val="center"/>
+          </w:tcPr>
+          <w:p>
+            <w:pPr>
+              <w:spacing w:after="0" w:line="240"/>
+              <w:jc w:val="right"/>
+            </w:pPr>
+            <w:r>
+              <w:rPr>
+                <w:rFonts w:ascii="Calibri" w:cs="Calibri" w:eastAsia="Calibri" w:hAnsi="Calibri"/>
+                <w:b w:val="false"/>
+                <w:bCs w:val="false"/>
+                <w:i w:val="false"/>
+                <w:iCs w:val="false"/>
+                <w:color w:val="221E1F"/>
+                <w:sz w:val="20"/>
+                <w:szCs w:val="20"/>
+              </w:rPr>
+              <w:t xml:space="preserve">8</w:t>
+            </w:r>
+          </w:p>
+        </w:tc>
+        <w:tc>
+          <w:tcPr>
+            <w:tcW w:type="dxa" w:w="1638"/>
+            <w:tcBorders>
+              <w:top w:val="single" w:color="D6CFC6" w:sz="4"/>
+              <w:left w:val="single" w:color="D6CFC6" w:sz="4"/>
+              <w:bottom w:val="single" w:color="D6CFC6" w:sz="4"/>
+              <w:right w:val="single" w:color="D6CFC6" w:sz="4"/>
+            </w:tcBorders>
+            <w:shd w:fill="F7F5F2" w:color="auto" w:val="clear"/>
+            <w:tcMar>
+              <w:top w:type="dxa" w:w="90"/>
+              <w:left w:type="dxa" w:w="130"/>
+              <w:bottom w:type="dxa" w:w="90"/>
+              <w:right w:type="dxa" w:w="130"/>
+            </w:tcMar>
+            <w:vAlign w:val="center"/>
+          </w:tcPr>
+          <w:p>
+            <w:pPr>
+              <w:spacing w:after="0" w:line="240"/>
+              <w:jc w:val="right"/>
+            </w:pPr>
+            <w:r>
+              <w:rPr>
+                <w:rFonts w:ascii="Calibri" w:cs="Calibri" w:eastAsia="Calibri" w:hAnsi="Calibri"/>
+                <w:b w:val="false"/>
+                <w:bCs w:val="false"/>
+                <w:i w:val="false"/>
+                <w:iCs w:val="false"/>
+                <w:color w:val="221E1F"/>
+                <w:sz w:val="20"/>
+                <w:szCs w:val="20"/>
+              </w:rPr>
+              <w:t xml:space="preserve">R 7,600</w:t>
+            </w:r>
+          </w:p>
+        </w:tc>
+      </w:tr>
+      <w:tr>
+        <w:tc>
+          <w:tcPr>
+            <w:tcW w:type="dxa" w:w="5301"/>
+            <w:tcBorders>
+              <w:top w:val="single" w:color="D6CFC6" w:sz="4"/>
+              <w:left w:val="single" w:color="D6CFC6" w:sz="4"/>
+              <w:bottom w:val="single" w:color="D6CFC6" w:sz="4"/>
+              <w:right w:val="single" w:color="D6CFC6" w:sz="4"/>
+            </w:tcBorders>
+            <w:tcMar>
+              <w:top w:type="dxa" w:w="90"/>
+              <w:left w:type="dxa" w:w="130"/>
+              <w:bottom w:type="dxa" w:w="90"/>
+              <w:right w:type="dxa" w:w="130"/>
+            </w:tcMar>
+            <w:vAlign w:val="center"/>
+          </w:tcPr>
+          <w:p>
+            <w:pPr>
+              <w:spacing w:after="0" w:line="240"/>
+            </w:pPr>
+            <w:r>
+              <w:rPr>
+                <w:rFonts w:ascii="Calibri" w:cs="Calibri" w:eastAsia="Calibri" w:hAnsi="Calibri"/>
+                <w:b w:val="false"/>
+                <w:bCs w:val="false"/>
+                <w:i w:val="false"/>
+                <w:iCs w:val="false"/>
+                <w:color w:val="221E1F"/>
+                <w:sz w:val="20"/>
+                <w:szCs w:val="20"/>
+              </w:rPr>
+              <w:t xml:space="preserve">An operations console that can act</w:t>
+            </w:r>
+          </w:p>
+        </w:tc>
+        <w:tc>
+          <w:tcPr>
+            <w:tcW w:type="dxa" w:w="1157"/>
+            <w:tcBorders>
+              <w:top w:val="single" w:color="D6CFC6" w:sz="4"/>
+              <w:left w:val="single" w:color="D6CFC6" w:sz="4"/>
+              <w:bottom w:val="single" w:color="D6CFC6" w:sz="4"/>
+              <w:right w:val="single" w:color="D6CFC6" w:sz="4"/>
+            </w:tcBorders>
+            <w:tcMar>
+              <w:top w:type="dxa" w:w="90"/>
+              <w:left w:type="dxa" w:w="130"/>
+              <w:bottom w:type="dxa" w:w="90"/>
+              <w:right w:type="dxa" w:w="130"/>
+            </w:tcMar>
+            <w:vAlign w:val="center"/>
+          </w:tcPr>
+          <w:p>
+            <w:pPr>
+              <w:spacing w:after="0" w:line="240"/>
+              <w:jc w:val="right"/>
+            </w:pPr>
+            <w:r>
+              <w:rPr>
+                <w:rFonts w:ascii="Calibri" w:cs="Calibri" w:eastAsia="Calibri" w:hAnsi="Calibri"/>
+                <w:b w:val="false"/>
+                <w:bCs w:val="false"/>
+                <w:i w:val="false"/>
+                <w:iCs w:val="false"/>
+                <w:color w:val="221E1F"/>
+                <w:sz w:val="20"/>
+                <w:szCs w:val="20"/>
+              </w:rPr>
+              <w:t xml:space="preserve">3</w:t>
+            </w:r>
+          </w:p>
+        </w:tc>
+        <w:tc>
+          <w:tcPr>
+            <w:tcW w:type="dxa" w:w="1542"/>
+            <w:tcBorders>
+              <w:top w:val="single" w:color="D6CFC6" w:sz="4"/>
+              <w:left w:val="single" w:color="D6CFC6" w:sz="4"/>
+              <w:bottom w:val="single" w:color="D6CFC6" w:sz="4"/>
+              <w:right w:val="single" w:color="D6CFC6" w:sz="4"/>
+            </w:tcBorders>
+            <w:tcMar>
+              <w:top w:type="dxa" w:w="90"/>
+              <w:left w:type="dxa" w:w="130"/>
+              <w:bottom w:type="dxa" w:w="90"/>
+              <w:right w:type="dxa" w:w="130"/>
+            </w:tcMar>
+            <w:vAlign w:val="center"/>
+          </w:tcPr>
+          <w:p>
+            <w:pPr>
+              <w:spacing w:after="0" w:line="240"/>
+              <w:jc w:val="right"/>
+            </w:pPr>
+            <w:r>
+              <w:rPr>
+                <w:rFonts w:ascii="Calibri" w:cs="Calibri" w:eastAsia="Calibri" w:hAnsi="Calibri"/>
+                <w:b w:val="false"/>
+                <w:bCs w:val="false"/>
+                <w:i w:val="false"/>
+                <w:iCs w:val="false"/>
+                <w:color w:val="221E1F"/>
+                <w:sz w:val="20"/>
+                <w:szCs w:val="20"/>
+              </w:rPr>
+              <w:t xml:space="preserve">24</w:t>
+            </w:r>
+          </w:p>
+        </w:tc>
+        <w:tc>
+          <w:tcPr>
+            <w:tcW w:type="dxa" w:w="1638"/>
+            <w:tcBorders>
+              <w:top w:val="single" w:color="D6CFC6" w:sz="4"/>
+              <w:left w:val="single" w:color="D6CFC6" w:sz="4"/>
+              <w:bottom w:val="single" w:color="D6CFC6" w:sz="4"/>
+              <w:right w:val="single" w:color="D6CFC6" w:sz="4"/>
+            </w:tcBorders>
+            <w:tcMar>
+              <w:top w:type="dxa" w:w="90"/>
+              <w:left w:type="dxa" w:w="130"/>
+              <w:bottom w:type="dxa" w:w="90"/>
+              <w:right w:type="dxa" w:w="130"/>
+            </w:tcMar>
+            <w:vAlign w:val="center"/>
+          </w:tcPr>
+          <w:p>
+            <w:pPr>
+              <w:spacing w:after="0" w:line="240"/>
+              <w:jc w:val="right"/>
+            </w:pPr>
+            <w:r>
+              <w:rPr>
+                <w:rFonts w:ascii="Calibri" w:cs="Calibri" w:eastAsia="Calibri" w:hAnsi="Calibri"/>
+                <w:b w:val="false"/>
+                <w:bCs w:val="false"/>
+                <w:i w:val="false"/>
+                <w:iCs w:val="false"/>
+                <w:color w:val="221E1F"/>
+                <w:sz w:val="20"/>
+                <w:szCs w:val="20"/>
+              </w:rPr>
+              <w:t xml:space="preserve">R 22,800</w:t>
+            </w:r>
+          </w:p>
+        </w:tc>
+      </w:tr>
+      <w:tr>
+        <w:tc>
+          <w:tcPr>
+            <w:tcW w:type="dxa" w:w="5301"/>
+            <w:tcBorders>
+              <w:top w:val="single" w:color="D6CFC6" w:sz="4"/>
+              <w:left w:val="single" w:color="D6CFC6" w:sz="4"/>
+              <w:bottom w:val="single" w:color="D6CFC6" w:sz="4"/>
+              <w:right w:val="single" w:color="D6CFC6" w:sz="4"/>
+            </w:tcBorders>
             <w:shd w:fill="FCE8EB" w:color="auto" w:val="clear"/>
             <w:tcMar>
               <w:top w:type="dxa" w:w="90"/>
@@ -17342,7 +17944,7 @@
                 <w:sz w:val="20"/>
                 <w:szCs w:val="20"/>
               </w:rPr>
-              <w:t xml:space="preserve">183</w:t>
+              <w:t xml:space="preserve">186</w:t>
             </w:r>
           </w:p>
         </w:tc>
@@ -17380,7 +17982,7 @@
                 <w:sz w:val="20"/>
                 <w:szCs w:val="20"/>
               </w:rPr>
-              <w:t xml:space="preserve">1,464</w:t>
+              <w:t xml:space="preserve">1,488</w:t>
             </w:r>
           </w:p>
         </w:tc>
@@ -17418,7 +18020,7 @@
                 <w:sz w:val="20"/>
                 <w:szCs w:val="20"/>
               </w:rPr>
-              <w:t xml:space="preserve">R 1,390,800</w:t>
+              <w:t xml:space="preserve">R 1,413,600</w:t>
             </w:r>
           </w:p>
         </w:tc>
@@ -17457,7 +18059,7 @@
           <w:sz w:val="20"/>
           <w:szCs w:val="20"/>
         </w:rPr>
-        <w:t xml:space="preserve">The integration seams — payments, accounts, notifications, POS and courier — are 44 of the 183 days. None of them names a vendor, and none has to be rewritten when one is chosen: what remains per integration is an adapter against an interface that already exists and is already tested.</w:t>
+        <w:t xml:space="preserve">The integration seams — payments, accounts, notifications, POS and courier — are 44 of the 186 days. None of them names a vendor, and none has to be rewritten when one is chosen: what remains per integration is an adapter against an interface that already exists and is already tested.</w:t>
       </w:r>
     </w:p>
     <w:p>
@@ -19576,7 +20178,7 @@
                 <w:sz w:val="20"/>
                 <w:szCs w:val="20"/>
               </w:rPr>
-              <w:t xml:space="preserve">183</w:t>
+              <w:t xml:space="preserve">186</w:t>
             </w:r>
           </w:p>
         </w:tc>
@@ -19613,7 +20215,7 @@
                 <w:sz w:val="20"/>
                 <w:szCs w:val="20"/>
               </w:rPr>
-              <w:t xml:space="preserve">1,464</w:t>
+              <w:t xml:space="preserve">1,488</w:t>
             </w:r>
           </w:p>
         </w:tc>
@@ -19650,7 +20252,7 @@
                 <w:sz w:val="20"/>
                 <w:szCs w:val="20"/>
               </w:rPr>
-              <w:t xml:space="preserve">R 1,390,800</w:t>
+              <w:t xml:space="preserve">R 1,413,600</w:t>
             </w:r>
           </w:p>
         </w:tc>
@@ -19880,7 +20482,7 @@
                 <w:sz w:val="20"/>
                 <w:szCs w:val="20"/>
               </w:rPr>
-              <w:t xml:space="preserve">208</w:t>
+              <w:t xml:space="preserve">211</w:t>
             </w:r>
           </w:p>
         </w:tc>
@@ -19918,7 +20520,7 @@
                 <w:sz w:val="20"/>
                 <w:szCs w:val="20"/>
               </w:rPr>
-              <w:t xml:space="preserve">1,664</w:t>
+              <w:t xml:space="preserve">1,688</w:t>
             </w:r>
           </w:p>
         </w:tc>
@@ -19956,7 +20558,7 @@
                 <w:sz w:val="20"/>
                 <w:szCs w:val="20"/>
               </w:rPr>
-              <w:t xml:space="preserve">R 1,580,800</w:t>
+              <w:t xml:space="preserve">R 1,603,600</w:t>
             </w:r>
           </w:p>
         </w:tc>

--- a/WEBSITE_COSTINGS.docx
+++ b/WEBSITE_COSTINGS.docx
@@ -1527,7 +1527,7 @@
                 <w:sz w:val="20"/>
                 <w:szCs w:val="20"/>
               </w:rPr>
-              <w:t xml:space="preserve">837</w:t>
+              <w:t xml:space="preserve">839</w:t>
             </w:r>
           </w:p>
         </w:tc>
@@ -1640,7 +1640,7 @@
                 <w:sz w:val="20"/>
                 <w:szCs w:val="20"/>
               </w:rPr>
-              <w:t xml:space="preserve">29,768</w:t>
+              <w:t xml:space="preserve">29,830</w:t>
             </w:r>
           </w:p>
         </w:tc>
@@ -1677,7 +1677,7 @@
                 <w:sz w:val="20"/>
                 <w:szCs w:val="20"/>
               </w:rPr>
-              <w:t xml:space="preserve">Application 12,971 · tests 11,278 · review build 2,563 · data, schema and tooling 2,134 · shared packages 822</w:t>
+              <w:t xml:space="preserve">Application 12,971 · tests 11,317 · review build 2,585 · data, schema and tooling 2,135 · shared packages 822</w:t>
             </w:r>
           </w:p>
         </w:tc>
@@ -1865,7 +1865,7 @@
                 <w:sz w:val="20"/>
                 <w:szCs w:val="20"/>
               </w:rPr>
-              <w:t xml:space="preserve">118</w:t>
+              <w:t xml:space="preserve">119</w:t>
             </w:r>
           </w:p>
         </w:tc>
@@ -3770,7 +3770,7 @@
                 <w:sz w:val="20"/>
                 <w:szCs w:val="20"/>
               </w:rPr>
-              <w:t xml:space="preserve">837 passing</w:t>
+              <w:t xml:space="preserve">839 passing</w:t>
             </w:r>
           </w:p>
         </w:tc>
@@ -6548,7 +6548,7 @@
                 <w:sz w:val="20"/>
                 <w:szCs w:val="20"/>
               </w:rPr>
-              <w:t xml:space="preserve">The suite as it stood at this workstream: the 837 tests now in 41 files grew with the workstreams below. Driven through route handlers rather than helpers</w:t>
+              <w:t xml:space="preserve">The suite as it stood at this workstream: the 839 tests now in 41 files grew with the workstreams below. Driven through route handlers rather than helpers</w:t>
             </w:r>
           </w:p>
         </w:tc>
@@ -10825,7 +10825,7 @@
                 <w:sz w:val="20"/>
                 <w:szCs w:val="20"/>
               </w:rPr>
-              <w:t xml:space="preserve">30</w:t>
+              <w:t xml:space="preserve">38</w:t>
             </w:r>
           </w:p>
         </w:tc>
@@ -10861,7 +10861,7 @@
                 <w:sz w:val="20"/>
                 <w:szCs w:val="20"/>
               </w:rPr>
-              <w:t xml:space="preserve">An operations console that can act</w:t>
+              <w:t xml:space="preserve">Review-build parity</w:t>
             </w:r>
           </w:p>
         </w:tc>
@@ -10897,7 +10897,7 @@
                 <w:sz w:val="20"/>
                 <w:szCs w:val="20"/>
               </w:rPr>
-              <w:t xml:space="preserve">The Problems tab named an action — “worth retrying” — and did not provide it, and the suppression list offered nothing at all. A retry that refuses to send a handoff twice and refuses one the adapter called final, a restore that undoes a bounce but never a complaint, both reporting what happened rather than refreshing a list that looks unchanged. Plus the payment ledger, which was settled and reconciled by tests and shown to nobody, with the provider reference an operator needs to find a payment in the gateway’s dashboard</w:t>
+              <w:t xml:space="preserve">The single-file review build showed a five-tab console after the product grew to seven, so a reviewer counting tabs would conclude two features did not exist. The two panels added, saying honestly that this build has no gateway and no till rather than showing invented rows, and a test holding the two tab lists equal in both directions while leaving the panels free to differ</w:t>
             </w:r>
           </w:p>
         </w:tc>
@@ -10934,7 +10934,7 @@
                 <w:sz w:val="20"/>
                 <w:szCs w:val="20"/>
               </w:rPr>
-              <w:t xml:space="preserve">3</w:t>
+              <w:t xml:space="preserve">1</w:t>
             </w:r>
           </w:p>
         </w:tc>
@@ -10949,7 +10949,7 @@
               <w:bottom w:val="single" w:color="D6CFC6" w:sz="4"/>
               <w:right w:val="single" w:color="D6CFC6" w:sz="4"/>
             </w:tcBorders>
-            <w:shd w:fill="FCE8EB" w:color="auto" w:val="clear"/>
+            <w:shd w:fill="F7F5F2" w:color="auto" w:val="clear"/>
             <w:tcMar>
               <w:top w:type="dxa" w:w="90"/>
               <w:left w:type="dxa" w:w="130"/>
@@ -10962,6 +10962,43 @@
             <w:pPr>
               <w:spacing w:after="0" w:line="240"/>
               <w:jc w:val="center"/>
+            </w:pPr>
+            <w:r>
+              <w:rPr>
+                <w:rFonts w:ascii="Calibri" w:cs="Calibri" w:eastAsia="Calibri" w:hAnsi="Calibri"/>
+                <w:b w:val="false"/>
+                <w:bCs w:val="false"/>
+                <w:i w:val="false"/>
+                <w:iCs w:val="false"/>
+                <w:color w:val="221E1F"/>
+                <w:sz w:val="20"/>
+                <w:szCs w:val="20"/>
+              </w:rPr>
+              <w:t xml:space="preserve">30</w:t>
+            </w:r>
+          </w:p>
+        </w:tc>
+        <w:tc>
+          <w:tcPr>
+            <w:tcW w:type="dxa" w:w="3084"/>
+            <w:tcBorders>
+              <w:top w:val="single" w:color="D6CFC6" w:sz="4"/>
+              <w:left w:val="single" w:color="D6CFC6" w:sz="4"/>
+              <w:bottom w:val="single" w:color="D6CFC6" w:sz="4"/>
+              <w:right w:val="single" w:color="D6CFC6" w:sz="4"/>
+            </w:tcBorders>
+            <w:shd w:fill="F7F5F2" w:color="auto" w:val="clear"/>
+            <w:tcMar>
+              <w:top w:type="dxa" w:w="90"/>
+              <w:left w:type="dxa" w:w="130"/>
+              <w:bottom w:type="dxa" w:w="90"/>
+              <w:right w:type="dxa" w:w="130"/>
+            </w:tcMar>
+            <w:vAlign w:val="center"/>
+          </w:tcPr>
+          <w:p>
+            <w:pPr>
+              <w:spacing w:after="0" w:line="240"/>
             </w:pPr>
             <w:r>
               <w:rPr>
@@ -10974,13 +11011,90 @@
                 <w:sz w:val="20"/>
                 <w:szCs w:val="20"/>
               </w:rPr>
-              <w:t xml:space="preserve"/>
-            </w:r>
-          </w:p>
-        </w:tc>
-        <w:tc>
-          <w:tcPr>
-            <w:tcW w:type="dxa" w:w="3084"/>
+              <w:t xml:space="preserve">An operations console that can act</w:t>
+            </w:r>
+          </w:p>
+        </w:tc>
+        <w:tc>
+          <w:tcPr>
+            <w:tcW w:type="dxa" w:w="5108"/>
+            <w:tcBorders>
+              <w:top w:val="single" w:color="D6CFC6" w:sz="4"/>
+              <w:left w:val="single" w:color="D6CFC6" w:sz="4"/>
+              <w:bottom w:val="single" w:color="D6CFC6" w:sz="4"/>
+              <w:right w:val="single" w:color="D6CFC6" w:sz="4"/>
+            </w:tcBorders>
+            <w:shd w:fill="F7F5F2" w:color="auto" w:val="clear"/>
+            <w:tcMar>
+              <w:top w:type="dxa" w:w="90"/>
+              <w:left w:type="dxa" w:w="130"/>
+              <w:bottom w:type="dxa" w:w="90"/>
+              <w:right w:type="dxa" w:w="130"/>
+            </w:tcMar>
+            <w:vAlign w:val="center"/>
+          </w:tcPr>
+          <w:p>
+            <w:pPr>
+              <w:spacing w:after="0" w:line="240"/>
+            </w:pPr>
+            <w:r>
+              <w:rPr>
+                <w:rFonts w:ascii="Calibri" w:cs="Calibri" w:eastAsia="Calibri" w:hAnsi="Calibri"/>
+                <w:b w:val="false"/>
+                <w:bCs w:val="false"/>
+                <w:i w:val="false"/>
+                <w:iCs w:val="false"/>
+                <w:color w:val="221E1F"/>
+                <w:sz w:val="20"/>
+                <w:szCs w:val="20"/>
+              </w:rPr>
+              <w:t xml:space="preserve">The Problems tab named an action — “worth retrying” — and did not provide it, and the suppression list offered nothing at all. A retry that refuses to send a handoff twice and refuses one the adapter called final, a restore that undoes a bounce but never a complaint, both reporting what happened rather than refreshing a list that looks unchanged. Plus the payment ledger, which was settled and reconciled by tests and shown to nobody, with the provider reference an operator needs to find a payment in the gateway’s dashboard</w:t>
+            </w:r>
+          </w:p>
+        </w:tc>
+        <w:tc>
+          <w:tcPr>
+            <w:tcW w:type="dxa" w:w="964"/>
+            <w:tcBorders>
+              <w:top w:val="single" w:color="D6CFC6" w:sz="4"/>
+              <w:left w:val="single" w:color="D6CFC6" w:sz="4"/>
+              <w:bottom w:val="single" w:color="D6CFC6" w:sz="4"/>
+              <w:right w:val="single" w:color="D6CFC6" w:sz="4"/>
+            </w:tcBorders>
+            <w:shd w:fill="F7F5F2" w:color="auto" w:val="clear"/>
+            <w:tcMar>
+              <w:top w:type="dxa" w:w="90"/>
+              <w:left w:type="dxa" w:w="130"/>
+              <w:bottom w:type="dxa" w:w="90"/>
+              <w:right w:type="dxa" w:w="130"/>
+            </w:tcMar>
+            <w:vAlign w:val="center"/>
+          </w:tcPr>
+          <w:p>
+            <w:pPr>
+              <w:spacing w:after="0" w:line="240"/>
+              <w:jc w:val="right"/>
+            </w:pPr>
+            <w:r>
+              <w:rPr>
+                <w:rFonts w:ascii="Calibri" w:cs="Calibri" w:eastAsia="Calibri" w:hAnsi="Calibri"/>
+                <w:b w:val="false"/>
+                <w:bCs w:val="false"/>
+                <w:i w:val="false"/>
+                <w:iCs w:val="false"/>
+                <w:color w:val="221E1F"/>
+                <w:sz w:val="20"/>
+                <w:szCs w:val="20"/>
+              </w:rPr>
+              <w:t xml:space="preserve">3</w:t>
+            </w:r>
+          </w:p>
+        </w:tc>
+      </w:tr>
+      <w:tr>
+        <w:tc>
+          <w:tcPr>
+            <w:tcW w:type="dxa" w:w="482"/>
             <w:tcBorders>
               <w:top w:val="single" w:color="D6CFC6" w:sz="4"/>
               <w:left w:val="single" w:color="D6CFC6" w:sz="4"/>
@@ -10999,6 +11113,7 @@
           <w:p>
             <w:pPr>
               <w:spacing w:after="0" w:line="240"/>
+              <w:jc w:val="center"/>
             </w:pPr>
             <w:r>
               <w:rPr>
@@ -11011,13 +11126,13 @@
                 <w:sz w:val="20"/>
                 <w:szCs w:val="20"/>
               </w:rPr>
-              <w:t xml:space="preserve">Total</w:t>
-            </w:r>
-          </w:p>
-        </w:tc>
-        <w:tc>
-          <w:tcPr>
-            <w:tcW w:type="dxa" w:w="5108"/>
+              <w:t xml:space="preserve"/>
+            </w:r>
+          </w:p>
+        </w:tc>
+        <w:tc>
+          <w:tcPr>
+            <w:tcW w:type="dxa" w:w="3084"/>
             <w:tcBorders>
               <w:top w:val="single" w:color="D6CFC6" w:sz="4"/>
               <w:left w:val="single" w:color="D6CFC6" w:sz="4"/>
@@ -11048,13 +11163,13 @@
                 <w:sz w:val="20"/>
                 <w:szCs w:val="20"/>
               </w:rPr>
-              <w:t xml:space="preserve">Delivered scope</w:t>
-            </w:r>
-          </w:p>
-        </w:tc>
-        <w:tc>
-          <w:tcPr>
-            <w:tcW w:type="dxa" w:w="964"/>
+              <w:t xml:space="preserve">Total</w:t>
+            </w:r>
+          </w:p>
+        </w:tc>
+        <w:tc>
+          <w:tcPr>
+            <w:tcW w:type="dxa" w:w="5108"/>
             <w:tcBorders>
               <w:top w:val="single" w:color="D6CFC6" w:sz="4"/>
               <w:left w:val="single" w:color="D6CFC6" w:sz="4"/>
@@ -11073,7 +11188,6 @@
           <w:p>
             <w:pPr>
               <w:spacing w:after="0" w:line="240"/>
-              <w:jc w:val="right"/>
             </w:pPr>
             <w:r>
               <w:rPr>
@@ -11086,7 +11200,45 @@
                 <w:sz w:val="20"/>
                 <w:szCs w:val="20"/>
               </w:rPr>
-              <w:t xml:space="preserve">186</w:t>
+              <w:t xml:space="preserve">Delivered scope</w:t>
+            </w:r>
+          </w:p>
+        </w:tc>
+        <w:tc>
+          <w:tcPr>
+            <w:tcW w:type="dxa" w:w="964"/>
+            <w:tcBorders>
+              <w:top w:val="single" w:color="D6CFC6" w:sz="4"/>
+              <w:left w:val="single" w:color="D6CFC6" w:sz="4"/>
+              <w:bottom w:val="single" w:color="D6CFC6" w:sz="4"/>
+              <w:right w:val="single" w:color="D6CFC6" w:sz="4"/>
+            </w:tcBorders>
+            <w:shd w:fill="FCE8EB" w:color="auto" w:val="clear"/>
+            <w:tcMar>
+              <w:top w:type="dxa" w:w="90"/>
+              <w:left w:type="dxa" w:w="130"/>
+              <w:bottom w:type="dxa" w:w="90"/>
+              <w:right w:type="dxa" w:w="130"/>
+            </w:tcMar>
+            <w:vAlign w:val="center"/>
+          </w:tcPr>
+          <w:p>
+            <w:pPr>
+              <w:spacing w:after="0" w:line="240"/>
+              <w:jc w:val="right"/>
+            </w:pPr>
+            <w:r>
+              <w:rPr>
+                <w:rFonts w:ascii="Calibri" w:cs="Calibri" w:eastAsia="Calibri" w:hAnsi="Calibri"/>
+                <w:b/>
+                <w:bCs/>
+                <w:i w:val="false"/>
+                <w:iCs w:val="false"/>
+                <w:color w:val="221E1F"/>
+                <w:sz w:val="20"/>
+                <w:szCs w:val="20"/>
+              </w:rPr>
+              <w:t xml:space="preserve">187</w:t>
             </w:r>
           </w:p>
         </w:tc>
@@ -11138,7 +11290,7 @@
           <w:sz w:val="20"/>
           <w:szCs w:val="20"/>
         </w:rPr>
-        <w:t xml:space="preserve">29,768 hand-written lines over 186 days is about 160 a day. For tested, typed, reviewed production code that sits inside the normal 100–300 band, and lower than the 200 the first version of this document reconstructed — integration work carries more test and less code than storefront work does. The reconstruction is not inflated.</w:t>
+        <w:t xml:space="preserve">29,830 hand-written lines over 187 days is about 160 a day. For tested, typed, reviewed production code that sits inside the normal 100–300 band, and lower than the 200 the first version of this document reconstructed — integration work carries more test and less code than storefront work does. The reconstruction is not inflated.</w:t>
       </w:r>
     </w:p>
     <w:p>
@@ -11156,7 +11308,7 @@
           <w:sz w:val="20"/>
           <w:szCs w:val="20"/>
         </w:rPr>
-        <w:t xml:space="preserve">186 days is roughly 27 working weeks, or a little over six months for one person. Two people working in parallel would compress the calendar but not the total, and would add coordination cost.</w:t>
+        <w:t xml:space="preserve">187 days is roughly 27 working weeks, or a little over six months for one person. Two people working in parallel would compress the calendar but not the total, and would add coordination cost.</w:t>
       </w:r>
     </w:p>
     <w:p>
@@ -11227,7 +11379,7 @@
           <w:sz w:val="20"/>
           <w:szCs w:val="20"/>
         </w:rPr>
-        <w:t xml:space="preserve">Delivered scope: 186 days × 8 hours = 1488 hours.</w:t>
+        <w:t xml:space="preserve">Delivered scope: 187 days × 8 hours = 1496 hours.</w:t>
       </w:r>
     </w:p>
     <w:tbl>
@@ -11322,7 +11474,7 @@
                 <w:sz w:val="19"/>
                 <w:szCs w:val="19"/>
               </w:rPr>
-              <w:t xml:space="preserve">Cost of the 1488 hours (excl. VAT)</w:t>
+              <w:t xml:space="preserve">Cost of the 1496 hours (excl. VAT)</w:t>
             </w:r>
           </w:p>
         </w:tc>
@@ -11435,7 +11587,7 @@
                 <w:sz w:val="20"/>
                 <w:szCs w:val="20"/>
               </w:rPr>
-              <w:t xml:space="preserve">R 595,200</w:t>
+              <w:t xml:space="preserve">R 598,400</w:t>
             </w:r>
           </w:p>
         </w:tc>
@@ -11472,7 +11624,7 @@
                 <w:sz w:val="20"/>
                 <w:szCs w:val="20"/>
               </w:rPr>
-              <w:t xml:space="preserve">R 684,480</w:t>
+              <w:t xml:space="preserve">R 688,160</w:t>
             </w:r>
           </w:p>
         </w:tc>
@@ -11549,7 +11701,7 @@
                 <w:sz w:val="20"/>
                 <w:szCs w:val="20"/>
               </w:rPr>
-              <w:t xml:space="preserve">R 967,200</w:t>
+              <w:t xml:space="preserve">R 972,400</w:t>
             </w:r>
           </w:p>
         </w:tc>
@@ -11587,7 +11739,7 @@
                 <w:sz w:val="20"/>
                 <w:szCs w:val="20"/>
               </w:rPr>
-              <w:t xml:space="preserve">R 1,112,280</w:t>
+              <w:t xml:space="preserve">R 1,118,260</w:t>
             </w:r>
           </w:p>
         </w:tc>
@@ -11662,7 +11814,7 @@
                 <w:sz w:val="20"/>
                 <w:szCs w:val="20"/>
               </w:rPr>
-              <w:t xml:space="preserve">R 1,264,800</w:t>
+              <w:t xml:space="preserve">R 1,271,600</w:t>
             </w:r>
           </w:p>
         </w:tc>
@@ -11699,7 +11851,7 @@
                 <w:sz w:val="20"/>
                 <w:szCs w:val="20"/>
               </w:rPr>
-              <w:t xml:space="preserve">R 1,454,520</w:t>
+              <w:t xml:space="preserve">R 1,462,340</w:t>
             </w:r>
           </w:p>
         </w:tc>
@@ -11776,7 +11928,7 @@
                 <w:sz w:val="20"/>
                 <w:szCs w:val="20"/>
               </w:rPr>
-              <w:t xml:space="preserve">R 1,413,600</w:t>
+              <w:t xml:space="preserve">R 1,421,200</w:t>
             </w:r>
           </w:p>
         </w:tc>
@@ -11814,7 +11966,7 @@
                 <w:sz w:val="20"/>
                 <w:szCs w:val="20"/>
               </w:rPr>
-              <w:t xml:space="preserve">R 1,625,640</w:t>
+              <w:t xml:space="preserve">R 1,634,380</w:t>
             </w:r>
           </w:p>
         </w:tc>
@@ -11889,7 +12041,7 @@
                 <w:sz w:val="20"/>
                 <w:szCs w:val="20"/>
               </w:rPr>
-              <w:t xml:space="preserve">R 1,711,200</w:t>
+              <w:t xml:space="preserve">R 1,720,400</w:t>
             </w:r>
           </w:p>
         </w:tc>
@@ -11926,7 +12078,7 @@
                 <w:sz w:val="20"/>
                 <w:szCs w:val="20"/>
               </w:rPr>
-              <w:t xml:space="preserve">R 1,967,880</w:t>
+              <w:t xml:space="preserve">R 1,978,460</w:t>
             </w:r>
           </w:p>
         </w:tc>
@@ -12003,7 +12155,7 @@
                 <w:sz w:val="20"/>
                 <w:szCs w:val="20"/>
               </w:rPr>
-              <w:t xml:space="preserve">R 2,157,600</w:t>
+              <w:t xml:space="preserve">R 2,169,200</w:t>
             </w:r>
           </w:p>
         </w:tc>
@@ -12041,7 +12193,7 @@
                 <w:sz w:val="20"/>
                 <w:szCs w:val="20"/>
               </w:rPr>
-              <w:t xml:space="preserve">R 2,481,240</w:t>
+              <w:t xml:space="preserve">R 2,494,580</w:t>
             </w:r>
           </w:p>
         </w:tc>
@@ -12093,7 +12245,7 @@
           <w:sz w:val="20"/>
           <w:szCs w:val="20"/>
         </w:rPr>
-        <w:t xml:space="preserve">At an illustrative blended rate of R 950 an hour — chosen here only to make the rest of the document concrete — the delivered scope comes to R 1,413,600 excluding VAT, or R 1,625,640 including it. Replace the rate and every figure below moves proportionally.</w:t>
+        <w:t xml:space="preserve">At an illustrative blended rate of R 950 an hour — chosen here only to make the rest of the document concrete — the delivered scope comes to R 1,421,200 excluding VAT, or R 1,634,380 including it. Replace the rate and every figure below moves proportionally.</w:t>
       </w:r>
     </w:p>
     <w:p>
@@ -17756,7 +17908,7 @@
                 <w:sz w:val="20"/>
                 <w:szCs w:val="20"/>
               </w:rPr>
-              <w:t xml:space="preserve">An operations console that can act</w:t>
+              <w:t xml:space="preserve">Review-build parity</w:t>
             </w:r>
           </w:p>
         </w:tc>
@@ -17793,7 +17945,7 @@
                 <w:sz w:val="20"/>
                 <w:szCs w:val="20"/>
               </w:rPr>
-              <w:t xml:space="preserve">3</w:t>
+              <w:t xml:space="preserve">1</w:t>
             </w:r>
           </w:p>
         </w:tc>
@@ -17830,7 +17982,7 @@
                 <w:sz w:val="20"/>
                 <w:szCs w:val="20"/>
               </w:rPr>
-              <w:t xml:space="preserve">24</w:t>
+              <w:t xml:space="preserve">8</w:t>
             </w:r>
           </w:p>
         </w:tc>
@@ -17867,7 +18019,7 @@
                 <w:sz w:val="20"/>
                 <w:szCs w:val="20"/>
               </w:rPr>
-              <w:t xml:space="preserve">R 22,800</w:t>
+              <w:t xml:space="preserve">R 7,600</w:t>
             </w:r>
           </w:p>
         </w:tc>
@@ -17882,6 +18034,159 @@
               <w:bottom w:val="single" w:color="D6CFC6" w:sz="4"/>
               <w:right w:val="single" w:color="D6CFC6" w:sz="4"/>
             </w:tcBorders>
+            <w:shd w:fill="F7F5F2" w:color="auto" w:val="clear"/>
+            <w:tcMar>
+              <w:top w:type="dxa" w:w="90"/>
+              <w:left w:type="dxa" w:w="130"/>
+              <w:bottom w:type="dxa" w:w="90"/>
+              <w:right w:type="dxa" w:w="130"/>
+            </w:tcMar>
+            <w:vAlign w:val="center"/>
+          </w:tcPr>
+          <w:p>
+            <w:pPr>
+              <w:spacing w:after="0" w:line="240"/>
+            </w:pPr>
+            <w:r>
+              <w:rPr>
+                <w:rFonts w:ascii="Calibri" w:cs="Calibri" w:eastAsia="Calibri" w:hAnsi="Calibri"/>
+                <w:b w:val="false"/>
+                <w:bCs w:val="false"/>
+                <w:i w:val="false"/>
+                <w:iCs w:val="false"/>
+                <w:color w:val="221E1F"/>
+                <w:sz w:val="20"/>
+                <w:szCs w:val="20"/>
+              </w:rPr>
+              <w:t xml:space="preserve">An operations console that can act</w:t>
+            </w:r>
+          </w:p>
+        </w:tc>
+        <w:tc>
+          <w:tcPr>
+            <w:tcW w:type="dxa" w:w="1157"/>
+            <w:tcBorders>
+              <w:top w:val="single" w:color="D6CFC6" w:sz="4"/>
+              <w:left w:val="single" w:color="D6CFC6" w:sz="4"/>
+              <w:bottom w:val="single" w:color="D6CFC6" w:sz="4"/>
+              <w:right w:val="single" w:color="D6CFC6" w:sz="4"/>
+            </w:tcBorders>
+            <w:shd w:fill="F7F5F2" w:color="auto" w:val="clear"/>
+            <w:tcMar>
+              <w:top w:type="dxa" w:w="90"/>
+              <w:left w:type="dxa" w:w="130"/>
+              <w:bottom w:type="dxa" w:w="90"/>
+              <w:right w:type="dxa" w:w="130"/>
+            </w:tcMar>
+            <w:vAlign w:val="center"/>
+          </w:tcPr>
+          <w:p>
+            <w:pPr>
+              <w:spacing w:after="0" w:line="240"/>
+              <w:jc w:val="right"/>
+            </w:pPr>
+            <w:r>
+              <w:rPr>
+                <w:rFonts w:ascii="Calibri" w:cs="Calibri" w:eastAsia="Calibri" w:hAnsi="Calibri"/>
+                <w:b w:val="false"/>
+                <w:bCs w:val="false"/>
+                <w:i w:val="false"/>
+                <w:iCs w:val="false"/>
+                <w:color w:val="221E1F"/>
+                <w:sz w:val="20"/>
+                <w:szCs w:val="20"/>
+              </w:rPr>
+              <w:t xml:space="preserve">3</w:t>
+            </w:r>
+          </w:p>
+        </w:tc>
+        <w:tc>
+          <w:tcPr>
+            <w:tcW w:type="dxa" w:w="1542"/>
+            <w:tcBorders>
+              <w:top w:val="single" w:color="D6CFC6" w:sz="4"/>
+              <w:left w:val="single" w:color="D6CFC6" w:sz="4"/>
+              <w:bottom w:val="single" w:color="D6CFC6" w:sz="4"/>
+              <w:right w:val="single" w:color="D6CFC6" w:sz="4"/>
+            </w:tcBorders>
+            <w:shd w:fill="F7F5F2" w:color="auto" w:val="clear"/>
+            <w:tcMar>
+              <w:top w:type="dxa" w:w="90"/>
+              <w:left w:type="dxa" w:w="130"/>
+              <w:bottom w:type="dxa" w:w="90"/>
+              <w:right w:type="dxa" w:w="130"/>
+            </w:tcMar>
+            <w:vAlign w:val="center"/>
+          </w:tcPr>
+          <w:p>
+            <w:pPr>
+              <w:spacing w:after="0" w:line="240"/>
+              <w:jc w:val="right"/>
+            </w:pPr>
+            <w:r>
+              <w:rPr>
+                <w:rFonts w:ascii="Calibri" w:cs="Calibri" w:eastAsia="Calibri" w:hAnsi="Calibri"/>
+                <w:b w:val="false"/>
+                <w:bCs w:val="false"/>
+                <w:i w:val="false"/>
+                <w:iCs w:val="false"/>
+                <w:color w:val="221E1F"/>
+                <w:sz w:val="20"/>
+                <w:szCs w:val="20"/>
+              </w:rPr>
+              <w:t xml:space="preserve">24</w:t>
+            </w:r>
+          </w:p>
+        </w:tc>
+        <w:tc>
+          <w:tcPr>
+            <w:tcW w:type="dxa" w:w="1638"/>
+            <w:tcBorders>
+              <w:top w:val="single" w:color="D6CFC6" w:sz="4"/>
+              <w:left w:val="single" w:color="D6CFC6" w:sz="4"/>
+              <w:bottom w:val="single" w:color="D6CFC6" w:sz="4"/>
+              <w:right w:val="single" w:color="D6CFC6" w:sz="4"/>
+            </w:tcBorders>
+            <w:shd w:fill="F7F5F2" w:color="auto" w:val="clear"/>
+            <w:tcMar>
+              <w:top w:type="dxa" w:w="90"/>
+              <w:left w:type="dxa" w:w="130"/>
+              <w:bottom w:type="dxa" w:w="90"/>
+              <w:right w:type="dxa" w:w="130"/>
+            </w:tcMar>
+            <w:vAlign w:val="center"/>
+          </w:tcPr>
+          <w:p>
+            <w:pPr>
+              <w:spacing w:after="0" w:line="240"/>
+              <w:jc w:val="right"/>
+            </w:pPr>
+            <w:r>
+              <w:rPr>
+                <w:rFonts w:ascii="Calibri" w:cs="Calibri" w:eastAsia="Calibri" w:hAnsi="Calibri"/>
+                <w:b w:val="false"/>
+                <w:bCs w:val="false"/>
+                <w:i w:val="false"/>
+                <w:iCs w:val="false"/>
+                <w:color w:val="221E1F"/>
+                <w:sz w:val="20"/>
+                <w:szCs w:val="20"/>
+              </w:rPr>
+              <w:t xml:space="preserve">R 22,800</w:t>
+            </w:r>
+          </w:p>
+        </w:tc>
+      </w:tr>
+      <w:tr>
+        <w:tc>
+          <w:tcPr>
+            <w:tcW w:type="dxa" w:w="5301"/>
+            <w:tcBorders>
+              <w:top w:val="single" w:color="D6CFC6" w:sz="4"/>
+              <w:left w:val="single" w:color="D6CFC6" w:sz="4"/>
+              <w:bottom w:val="single" w:color="D6CFC6" w:sz="4"/>
+              <w:right w:val="single" w:color="D6CFC6" w:sz="4"/>
+            </w:tcBorders>
             <w:shd w:fill="FCE8EB" w:color="auto" w:val="clear"/>
             <w:tcMar>
               <w:top w:type="dxa" w:w="90"/>
@@ -17944,7 +18249,7 @@
                 <w:sz w:val="20"/>
                 <w:szCs w:val="20"/>
               </w:rPr>
-              <w:t xml:space="preserve">186</w:t>
+              <w:t xml:space="preserve">187</w:t>
             </w:r>
           </w:p>
         </w:tc>
@@ -17982,7 +18287,7 @@
                 <w:sz w:val="20"/>
                 <w:szCs w:val="20"/>
               </w:rPr>
-              <w:t xml:space="preserve">1,488</w:t>
+              <w:t xml:space="preserve">1,496</w:t>
             </w:r>
           </w:p>
         </w:tc>
@@ -18020,7 +18325,7 @@
                 <w:sz w:val="20"/>
                 <w:szCs w:val="20"/>
               </w:rPr>
-              <w:t xml:space="preserve">R 1,413,600</w:t>
+              <w:t xml:space="preserve">R 1,421,200</w:t>
             </w:r>
           </w:p>
         </w:tc>
@@ -18059,7 +18364,7 @@
           <w:sz w:val="20"/>
           <w:szCs w:val="20"/>
         </w:rPr>
-        <w:t xml:space="preserve">The integration seams — payments, accounts, notifications, POS and courier — are 44 of the 186 days. None of them names a vendor, and none has to be rewritten when one is chosen: what remains per integration is an adapter against an interface that already exists and is already tested.</w:t>
+        <w:t xml:space="preserve">The integration seams — payments, accounts, notifications, POS and courier — are 44 of the 187 days. None of them names a vendor, and none has to be rewritten when one is chosen: what remains per integration is an adapter against an interface that already exists and is already tested.</w:t>
       </w:r>
     </w:p>
     <w:p>
@@ -20178,7 +20483,7 @@
                 <w:sz w:val="20"/>
                 <w:szCs w:val="20"/>
               </w:rPr>
-              <w:t xml:space="preserve">186</w:t>
+              <w:t xml:space="preserve">187</w:t>
             </w:r>
           </w:p>
         </w:tc>
@@ -20215,7 +20520,7 @@
                 <w:sz w:val="20"/>
                 <w:szCs w:val="20"/>
               </w:rPr>
-              <w:t xml:space="preserve">1,488</w:t>
+              <w:t xml:space="preserve">1,496</w:t>
             </w:r>
           </w:p>
         </w:tc>
@@ -20252,7 +20557,7 @@
                 <w:sz w:val="20"/>
                 <w:szCs w:val="20"/>
               </w:rPr>
-              <w:t xml:space="preserve">R 1,413,600</w:t>
+              <w:t xml:space="preserve">R 1,421,200</w:t>
             </w:r>
           </w:p>
         </w:tc>
@@ -20482,7 +20787,7 @@
                 <w:sz w:val="20"/>
                 <w:szCs w:val="20"/>
               </w:rPr>
-              <w:t xml:space="preserve">211</w:t>
+              <w:t xml:space="preserve">212</w:t>
             </w:r>
           </w:p>
         </w:tc>
@@ -20520,7 +20825,7 @@
                 <w:sz w:val="20"/>
                 <w:szCs w:val="20"/>
               </w:rPr>
-              <w:t xml:space="preserve">1,688</w:t>
+              <w:t xml:space="preserve">1,696</w:t>
             </w:r>
           </w:p>
         </w:tc>
@@ -20558,7 +20863,7 @@
                 <w:sz w:val="20"/>
                 <w:szCs w:val="20"/>
               </w:rPr>
-              <w:t xml:space="preserve">R 1,603,600</w:t>
+              <w:t xml:space="preserve">R 1,611,200</w:t>
             </w:r>
           </w:p>
         </w:tc>

--- a/WEBSITE_COSTINGS.docx
+++ b/WEBSITE_COSTINGS.docx
@@ -223,7 +223,7 @@
                 <w:sz w:val="20"/>
                 <w:szCs w:val="20"/>
               </w:rPr>
-              <w:t xml:space="preserve">Totality Creative</w:t>
+              <w:t xml:space="preserve">Magugu Nzimande</w:t>
             </w:r>
           </w:p>
         </w:tc>
@@ -299,7 +299,7 @@
                 <w:sz w:val="20"/>
                 <w:szCs w:val="20"/>
               </w:rPr>
-              <w:t xml:space="preserve">3 September 2026</w:t>
+              <w:t xml:space="preserve">4 September 2026</w:t>
             </w:r>
           </w:p>
         </w:tc>
@@ -449,7 +449,7 @@
                 <w:sz w:val="20"/>
                 <w:szCs w:val="20"/>
               </w:rPr>
-              <w:t xml:space="preserve">5e53a86</w:t>
+              <w:t xml:space="preserve">099e6cc</w:t>
             </w:r>
           </w:p>
         </w:tc>
@@ -523,7 +523,7 @@
                 <w:sz w:val="20"/>
                 <w:szCs w:val="20"/>
               </w:rPr>
-              <w:t xml:space="preserve">Every integration seam built and tested against a stand-in; no vendor attached, and not deployed to production</w:t>
+              <w:t xml:space="preserve">Adapters written and tested for PayFast, Uber Direct, Mailgun and Clickatell; no merchant account, courier account or sending domain issued, so every one of them refuses or falls back. No POS vendor specification received. Not deployed to production.</w:t>
             </w:r>
           </w:p>
         </w:tc>
@@ -651,7 +651,7 @@
           <w:sz w:val="20"/>
           <w:szCs w:val="20"/>
         </w:rPr>
-        <w:t xml:space="preserve">The effort in this document is measured; the money is not. Every rand figure here is arithmetic on a rate that Totality Creative has to supply. Until that rate is filled in, treat the totals as a shape, not a quote.</w:t>
+        <w:t xml:space="preserve">The effort in this document is measured; the money is not. Every rand figure here is arithmetic on a rate that Magugu Nzimande has to supply. Until that rate is filled in, treat the totals as a shape, not a quote.</w:t>
       </w:r>
     </w:p>
     <w:p>
@@ -1640,7 +1640,7 @@
                 <w:sz w:val="20"/>
                 <w:szCs w:val="20"/>
               </w:rPr>
-              <w:t xml:space="preserve">29,830</w:t>
+              <w:t xml:space="preserve">29,854</w:t>
             </w:r>
           </w:p>
         </w:tc>
@@ -1677,7 +1677,7 @@
                 <w:sz w:val="20"/>
                 <w:szCs w:val="20"/>
               </w:rPr>
-              <w:t xml:space="preserve">Application 12,971 · tests 11,317 · review build 2,585 · data, schema and tooling 2,135 · shared packages 822</w:t>
+              <w:t xml:space="preserve">Application 12,971 · tests 11,317 · review build 2,585 · data, schema and tooling 2,159 · shared packages 822</w:t>
             </w:r>
           </w:p>
         </w:tc>
@@ -1865,7 +1865,7 @@
                 <w:sz w:val="20"/>
                 <w:szCs w:val="20"/>
               </w:rPr>
-              <w:t xml:space="preserve">119</w:t>
+              <w:t xml:space="preserve">120</w:t>
             </w:r>
           </w:p>
         </w:tc>
@@ -11290,7 +11290,7 @@
           <w:sz w:val="20"/>
           <w:szCs w:val="20"/>
         </w:rPr>
-        <w:t xml:space="preserve">29,830 hand-written lines over 187 days is about 160 a day. For tested, typed, reviewed production code that sits inside the normal 100–300 band, and lower than the 200 the first version of this document reconstructed — integration work carries more test and less code than storefront work does. The reconstruction is not inflated.</w:t>
+        <w:t xml:space="preserve">29,854 hand-written lines over 187 days is about 160 a day. For tested, typed, reviewed production code that sits inside the normal 100–300 band, and lower than the 200 the first version of this document reconstructed — integration work carries more test and less code than storefront work does. The reconstruction is not inflated.</w:t>
       </w:r>
     </w:p>
     <w:p>
@@ -11361,7 +11361,7 @@
           <w:sz w:val="20"/>
           <w:szCs w:val="20"/>
         </w:rPr>
-        <w:t xml:space="preserve">The table below is not a quote and does not reflect any rate card Totality Creative has approved. It shows what the delivered scope costs at a range of rates, so the correct figure can be read off once the rate is chosen.</w:t>
+        <w:t xml:space="preserve">The table below is not a quote and does not reflect any rate card Magugu Nzimande has approved. It shows what the delivered scope costs at a range of rates, so the correct figure can be read off once the rate is chosen.</w:t>
       </w:r>
     </w:p>
     <w:p>
@@ -21927,7 +21927,7 @@
           <w:sz w:val="20"/>
           <w:szCs w:val="20"/>
         </w:rPr>
-        <w:t xml:space="preserve">No rate here has been approved by Totality Creative, and the worked example uses an illustrative figure only.</w:t>
+        <w:t xml:space="preserve">No rate here has been approved by Magugu Nzimande, and the worked example uses an illustrative figure only.</w:t>
       </w:r>
     </w:p>
     <w:p>

--- a/WEBSITE_COSTINGS.docx
+++ b/WEBSITE_COSTINGS.docx
@@ -449,7 +449,7 @@
                 <w:sz w:val="20"/>
                 <w:szCs w:val="20"/>
               </w:rPr>
-              <w:t xml:space="preserve">099e6cc</w:t>
+              <w:t xml:space="preserve">97fda59</w:t>
             </w:r>
           </w:p>
         </w:tc>
@@ -1640,7 +1640,7 @@
                 <w:sz w:val="20"/>
                 <w:szCs w:val="20"/>
               </w:rPr>
-              <w:t xml:space="preserve">29,854</w:t>
+              <w:t xml:space="preserve">29,858</w:t>
             </w:r>
           </w:p>
         </w:tc>
@@ -1677,7 +1677,7 @@
                 <w:sz w:val="20"/>
                 <w:szCs w:val="20"/>
               </w:rPr>
-              <w:t xml:space="preserve">Application 12,971 · tests 11,317 · review build 2,585 · data, schema and tooling 2,159 · shared packages 822</w:t>
+              <w:t xml:space="preserve">Application 12,975 · tests 11,317 · review build 2,585 · data, schema and tooling 2,159 · shared packages 822</w:t>
             </w:r>
           </w:p>
         </w:tc>
@@ -1865,7 +1865,7 @@
                 <w:sz w:val="20"/>
                 <w:szCs w:val="20"/>
               </w:rPr>
-              <w:t xml:space="preserve">120</w:t>
+              <w:t xml:space="preserve">121</w:t>
             </w:r>
           </w:p>
         </w:tc>
@@ -11290,7 +11290,7 @@
           <w:sz w:val="20"/>
           <w:szCs w:val="20"/>
         </w:rPr>
-        <w:t xml:space="preserve">29,854 hand-written lines over 187 days is about 160 a day. For tested, typed, reviewed production code that sits inside the normal 100–300 band, and lower than the 200 the first version of this document reconstructed — integration work carries more test and less code than storefront work does. The reconstruction is not inflated.</w:t>
+        <w:t xml:space="preserve">29,858 hand-written lines over 187 days is about 160 a day. For tested, typed, reviewed production code that sits inside the normal 100–300 band, and lower than the 200 the first version of this document reconstructed — integration work carries more test and less code than storefront work does. The reconstruction is not inflated.</w:t>
       </w:r>
     </w:p>
     <w:p>

--- a/WEBSITE_COSTINGS.docx
+++ b/WEBSITE_COSTINGS.docx
@@ -299,7 +299,7 @@
                 <w:sz w:val="20"/>
                 <w:szCs w:val="20"/>
               </w:rPr>
-              <w:t xml:space="preserve">4 September 2026</w:t>
+              <w:t xml:space="preserve">5 September 2026</w:t>
             </w:r>
           </w:p>
         </w:tc>
@@ -449,7 +449,7 @@
                 <w:sz w:val="20"/>
                 <w:szCs w:val="20"/>
               </w:rPr>
-              <w:t xml:space="preserve">97fda59</w:t>
+              <w:t xml:space="preserve">f5efd45</w:t>
             </w:r>
           </w:p>
         </w:tc>
@@ -1640,7 +1640,7 @@
                 <w:sz w:val="20"/>
                 <w:szCs w:val="20"/>
               </w:rPr>
-              <w:t xml:space="preserve">29,858</w:t>
+              <w:t xml:space="preserve">30,463</w:t>
             </w:r>
           </w:p>
         </w:tc>
@@ -1677,7 +1677,7 @@
                 <w:sz w:val="20"/>
                 <w:szCs w:val="20"/>
               </w:rPr>
-              <w:t xml:space="preserve">Application 12,975 · tests 11,317 · review build 2,585 · data, schema and tooling 2,159 · shared packages 822</w:t>
+              <w:t xml:space="preserve">Application 12,975 · tests 11,317 · review build 2,585 · data, schema and tooling 2,764 · shared packages 822</w:t>
             </w:r>
           </w:p>
         </w:tc>
@@ -1865,7 +1865,7 @@
                 <w:sz w:val="20"/>
                 <w:szCs w:val="20"/>
               </w:rPr>
-              <w:t xml:space="preserve">121</w:t>
+              <w:t xml:space="preserve">122</w:t>
             </w:r>
           </w:p>
         </w:tc>
@@ -11290,7 +11290,7 @@
           <w:sz w:val="20"/>
           <w:szCs w:val="20"/>
         </w:rPr>
-        <w:t xml:space="preserve">29,858 hand-written lines over 187 days is about 160 a day. For tested, typed, reviewed production code that sits inside the normal 100–300 band, and lower than the 200 the first version of this document reconstructed — integration work carries more test and less code than storefront work does. The reconstruction is not inflated.</w:t>
+        <w:t xml:space="preserve">30,463 hand-written lines over 187 days is about 163 a day. For tested, typed, reviewed production code that sits inside the normal 100–300 band, and lower than the 200 the first version of this document reconstructed — integration work carries more test and less code than storefront work does. The reconstruction is not inflated.</w:t>
       </w:r>
     </w:p>
     <w:p>

--- a/WEBSITE_COSTINGS.docx
+++ b/WEBSITE_COSTINGS.docx
@@ -299,7 +299,7 @@
                 <w:sz w:val="20"/>
                 <w:szCs w:val="20"/>
               </w:rPr>
-              <w:t xml:space="preserve">5 September 2026</w:t>
+              <w:t xml:space="preserve">7 September 2026</w:t>
             </w:r>
           </w:p>
         </w:tc>
@@ -449,7 +449,7 @@
                 <w:sz w:val="20"/>
                 <w:szCs w:val="20"/>
               </w:rPr>
-              <w:t xml:space="preserve">f5efd45</w:t>
+              <w:t xml:space="preserve">f7f35ea</w:t>
             </w:r>
           </w:p>
         </w:tc>
@@ -1527,7 +1527,7 @@
                 <w:sz w:val="20"/>
                 <w:szCs w:val="20"/>
               </w:rPr>
-              <w:t xml:space="preserve">839</w:t>
+              <w:t xml:space="preserve">843</w:t>
             </w:r>
           </w:p>
         </w:tc>
@@ -1640,7 +1640,7 @@
                 <w:sz w:val="20"/>
                 <w:szCs w:val="20"/>
               </w:rPr>
-              <w:t xml:space="preserve">30,463</w:t>
+              <w:t xml:space="preserve">30,971</w:t>
             </w:r>
           </w:p>
         </w:tc>
@@ -1677,7 +1677,7 @@
                 <w:sz w:val="20"/>
                 <w:szCs w:val="20"/>
               </w:rPr>
-              <w:t xml:space="preserve">Application 12,975 · tests 11,317 · review build 2,585 · data, schema and tooling 2,764 · shared packages 822</w:t>
+              <w:t xml:space="preserve">Application 13,004 · tests 11,559 · review build 2,747 · data, schema and tooling 2,839 · shared packages 822</w:t>
             </w:r>
           </w:p>
         </w:tc>
@@ -1865,7 +1865,7 @@
                 <w:sz w:val="20"/>
                 <w:szCs w:val="20"/>
               </w:rPr>
-              <w:t xml:space="preserve">122</w:t>
+              <w:t xml:space="preserve">124</w:t>
             </w:r>
           </w:p>
         </w:tc>
@@ -3770,7 +3770,7 @@
                 <w:sz w:val="20"/>
                 <w:szCs w:val="20"/>
               </w:rPr>
-              <w:t xml:space="preserve">839 passing</w:t>
+              <w:t xml:space="preserve">843 passing</w:t>
             </w:r>
           </w:p>
         </w:tc>
@@ -6548,7 +6548,7 @@
                 <w:sz w:val="20"/>
                 <w:szCs w:val="20"/>
               </w:rPr>
-              <w:t xml:space="preserve">The suite as it stood at this workstream: the 839 tests now in 41 files grew with the workstreams below. Driven through route handlers rather than helpers</w:t>
+              <w:t xml:space="preserve">The suite as it stood at this workstream: the 843 tests now in 41 files grew with the workstreams below. Driven through route handlers rather than helpers</w:t>
             </w:r>
           </w:p>
         </w:tc>
@@ -11290,7 +11290,7 @@
           <w:sz w:val="20"/>
           <w:szCs w:val="20"/>
         </w:rPr>
-        <w:t xml:space="preserve">30,463 hand-written lines over 187 days is about 163 a day. For tested, typed, reviewed production code that sits inside the normal 100–300 band, and lower than the 200 the first version of this document reconstructed — integration work carries more test and less code than storefront work does. The reconstruction is not inflated.</w:t>
+        <w:t xml:space="preserve">30,971 hand-written lines over 187 days is about 166 a day. For tested, typed, reviewed production code that sits inside the normal 100–300 band, and lower than the 200 the first version of this document reconstructed — integration work carries more test and less code than storefront work does. The reconstruction is not inflated.</w:t>
       </w:r>
     </w:p>
     <w:p>

--- a/WEBSITE_COSTINGS.docx
+++ b/WEBSITE_COSTINGS.docx
@@ -449,7 +449,7 @@
                 <w:sz w:val="20"/>
                 <w:szCs w:val="20"/>
               </w:rPr>
-              <w:t xml:space="preserve">f7f35ea</w:t>
+              <w:t xml:space="preserve">0161f43</w:t>
             </w:r>
           </w:p>
         </w:tc>
@@ -1527,7 +1527,7 @@
                 <w:sz w:val="20"/>
                 <w:szCs w:val="20"/>
               </w:rPr>
-              <w:t xml:space="preserve">843</w:t>
+              <w:t xml:space="preserve">846</w:t>
             </w:r>
           </w:p>
         </w:tc>
@@ -1640,7 +1640,7 @@
                 <w:sz w:val="20"/>
                 <w:szCs w:val="20"/>
               </w:rPr>
-              <w:t xml:space="preserve">30,971</w:t>
+              <w:t xml:space="preserve">31,109</w:t>
             </w:r>
           </w:p>
         </w:tc>
@@ -1677,7 +1677,7 @@
                 <w:sz w:val="20"/>
                 <w:szCs w:val="20"/>
               </w:rPr>
-              <w:t xml:space="preserve">Application 13,004 · tests 11,559 · review build 2,747 · data, schema and tooling 2,839 · shared packages 822</w:t>
+              <w:t xml:space="preserve">Application 13,004 · tests 11,697 · review build 2,747 · data, schema and tooling 2,839 · shared packages 822</w:t>
             </w:r>
           </w:p>
         </w:tc>
@@ -1865,7 +1865,7 @@
                 <w:sz w:val="20"/>
                 <w:szCs w:val="20"/>
               </w:rPr>
-              <w:t xml:space="preserve">124</w:t>
+              <w:t xml:space="preserve">125</w:t>
             </w:r>
           </w:p>
         </w:tc>
@@ -3770,7 +3770,7 @@
                 <w:sz w:val="20"/>
                 <w:szCs w:val="20"/>
               </w:rPr>
-              <w:t xml:space="preserve">843 passing</w:t>
+              <w:t xml:space="preserve">846 passing</w:t>
             </w:r>
           </w:p>
         </w:tc>
@@ -6548,7 +6548,7 @@
                 <w:sz w:val="20"/>
                 <w:szCs w:val="20"/>
               </w:rPr>
-              <w:t xml:space="preserve">The suite as it stood at this workstream: the 843 tests now in 41 files grew with the workstreams below. Driven through route handlers rather than helpers</w:t>
+              <w:t xml:space="preserve">The suite as it stood at this workstream: the 846 tests now in 41 files grew with the workstreams below. Driven through route handlers rather than helpers</w:t>
             </w:r>
           </w:p>
         </w:tc>
@@ -11290,7 +11290,7 @@
           <w:sz w:val="20"/>
           <w:szCs w:val="20"/>
         </w:rPr>
-        <w:t xml:space="preserve">30,971 hand-written lines over 187 days is about 166 a day. For tested, typed, reviewed production code that sits inside the normal 100–300 band, and lower than the 200 the first version of this document reconstructed — integration work carries more test and less code than storefront work does. The reconstruction is not inflated.</w:t>
+        <w:t xml:space="preserve">31,109 hand-written lines over 187 days is about 166 a day. For tested, typed, reviewed production code that sits inside the normal 100–300 band, and lower than the 200 the first version of this document reconstructed — integration work carries more test and less code than storefront work does. The reconstruction is not inflated.</w:t>
       </w:r>
     </w:p>
     <w:p>

--- a/WEBSITE_COSTINGS.docx
+++ b/WEBSITE_COSTINGS.docx
@@ -449,7 +449,7 @@
                 <w:sz w:val="20"/>
                 <w:szCs w:val="20"/>
               </w:rPr>
-              <w:t xml:space="preserve">0161f43</w:t>
+              <w:t xml:space="preserve">ee30fed</w:t>
             </w:r>
           </w:p>
         </w:tc>
@@ -1190,7 +1190,7 @@
                 <w:sz w:val="20"/>
                 <w:szCs w:val="20"/>
               </w:rPr>
-              <w:t xml:space="preserve">26</w:t>
+              <w:t xml:space="preserve">27</w:t>
             </w:r>
           </w:p>
         </w:tc>
@@ -1415,7 +1415,7 @@
                 <w:sz w:val="20"/>
                 <w:szCs w:val="20"/>
               </w:rPr>
-              <w:t xml:space="preserve">46</w:t>
+              <w:t xml:space="preserve">47</w:t>
             </w:r>
           </w:p>
         </w:tc>
@@ -1527,7 +1527,7 @@
                 <w:sz w:val="20"/>
                 <w:szCs w:val="20"/>
               </w:rPr>
-              <w:t xml:space="preserve">846</w:t>
+              <w:t xml:space="preserve">860</w:t>
             </w:r>
           </w:p>
         </w:tc>
@@ -1563,7 +1563,7 @@
                 <w:sz w:val="20"/>
                 <w:szCs w:val="20"/>
               </w:rPr>
-              <w:t xml:space="preserve">In 41 files; all passing</w:t>
+              <w:t xml:space="preserve">In 42 files; all passing</w:t>
             </w:r>
           </w:p>
         </w:tc>
@@ -1640,7 +1640,7 @@
                 <w:sz w:val="20"/>
                 <w:szCs w:val="20"/>
               </w:rPr>
-              <w:t xml:space="preserve">31,109</w:t>
+              <w:t xml:space="preserve">31,736</w:t>
             </w:r>
           </w:p>
         </w:tc>
@@ -1677,7 +1677,7 @@
                 <w:sz w:val="20"/>
                 <w:szCs w:val="20"/>
               </w:rPr>
-              <w:t xml:space="preserve">Application 13,004 · tests 11,697 · review build 2,747 · data, schema and tooling 2,839 · shared packages 822</w:t>
+              <w:t xml:space="preserve">Application 13,249 · tests 12,079 · review build 2,747 · data, schema and tooling 2,839 · shared packages 822</w:t>
             </w:r>
           </w:p>
         </w:tc>
@@ -1865,7 +1865,7 @@
                 <w:sz w:val="20"/>
                 <w:szCs w:val="20"/>
               </w:rPr>
-              <w:t xml:space="preserve">125</w:t>
+              <w:t xml:space="preserve">126</w:t>
             </w:r>
           </w:p>
         </w:tc>
@@ -3770,7 +3770,7 @@
                 <w:sz w:val="20"/>
                 <w:szCs w:val="20"/>
               </w:rPr>
-              <w:t xml:space="preserve">846 passing</w:t>
+              <w:t xml:space="preserve">860 passing</w:t>
             </w:r>
           </w:p>
         </w:tc>
@@ -3807,7 +3807,7 @@
                 <w:sz w:val="20"/>
                 <w:szCs w:val="20"/>
               </w:rPr>
-              <w:t xml:space="preserve">41 files, including four real worker processes racing on one file</w:t>
+              <w:t xml:space="preserve">42 files, including four real worker processes racing on one file</w:t>
             </w:r>
           </w:p>
         </w:tc>
@@ -6548,7 +6548,7 @@
                 <w:sz w:val="20"/>
                 <w:szCs w:val="20"/>
               </w:rPr>
-              <w:t xml:space="preserve">The suite as it stood at this workstream: the 846 tests now in 41 files grew with the workstreams below. Driven through route handlers rather than helpers</w:t>
+              <w:t xml:space="preserve">The suite as it stood at this workstream: the 860 tests now in 42 files grew with the workstreams below. Driven through route handlers rather than helpers</w:t>
             </w:r>
           </w:p>
         </w:tc>
@@ -11290,7 +11290,7 @@
           <w:sz w:val="20"/>
           <w:szCs w:val="20"/>
         </w:rPr>
-        <w:t xml:space="preserve">31,109 hand-written lines over 187 days is about 166 a day. For tested, typed, reviewed production code that sits inside the normal 100–300 band, and lower than the 200 the first version of this document reconstructed — integration work carries more test and less code than storefront work does. The reconstruction is not inflated.</w:t>
+        <w:t xml:space="preserve">31,736 hand-written lines over 187 days is about 170 a day. For tested, typed, reviewed production code that sits inside the normal 100–300 band, and lower than the 200 the first version of this document reconstructed — integration work carries more test and less code than storefront work does. The reconstruction is not inflated.</w:t>
       </w:r>
     </w:p>
     <w:p>

--- a/WEBSITE_COSTINGS.docx
+++ b/WEBSITE_COSTINGS.docx
@@ -449,7 +449,7 @@
                 <w:sz w:val="20"/>
                 <w:szCs w:val="20"/>
               </w:rPr>
-              <w:t xml:space="preserve">ee30fed</w:t>
+              <w:t xml:space="preserve">9aae42a</w:t>
             </w:r>
           </w:p>
         </w:tc>
@@ -1527,7 +1527,7 @@
                 <w:sz w:val="20"/>
                 <w:szCs w:val="20"/>
               </w:rPr>
-              <w:t xml:space="preserve">860</w:t>
+              <w:t xml:space="preserve">866</w:t>
             </w:r>
           </w:p>
         </w:tc>
@@ -1640,7 +1640,7 @@
                 <w:sz w:val="20"/>
                 <w:szCs w:val="20"/>
               </w:rPr>
-              <w:t xml:space="preserve">31,736</w:t>
+              <w:t xml:space="preserve">31,960</w:t>
             </w:r>
           </w:p>
         </w:tc>
@@ -1677,7 +1677,7 @@
                 <w:sz w:val="20"/>
                 <w:szCs w:val="20"/>
               </w:rPr>
-              <w:t xml:space="preserve">Application 13,249 · tests 12,079 · review build 2,747 · data, schema and tooling 2,839 · shared packages 822</w:t>
+              <w:t xml:space="preserve">Application 13,321 · tests 12,231 · review build 2,747 · data, schema and tooling 2,839 · shared packages 822</w:t>
             </w:r>
           </w:p>
         </w:tc>
@@ -1865,7 +1865,7 @@
                 <w:sz w:val="20"/>
                 <w:szCs w:val="20"/>
               </w:rPr>
-              <w:t xml:space="preserve">126</w:t>
+              <w:t xml:space="preserve">127</w:t>
             </w:r>
           </w:p>
         </w:tc>
@@ -3770,7 +3770,7 @@
                 <w:sz w:val="20"/>
                 <w:szCs w:val="20"/>
               </w:rPr>
-              <w:t xml:space="preserve">860 passing</w:t>
+              <w:t xml:space="preserve">866 passing</w:t>
             </w:r>
           </w:p>
         </w:tc>
@@ -6548,7 +6548,7 @@
                 <w:sz w:val="20"/>
                 <w:szCs w:val="20"/>
               </w:rPr>
-              <w:t xml:space="preserve">The suite as it stood at this workstream: the 860 tests now in 42 files grew with the workstreams below. Driven through route handlers rather than helpers</w:t>
+              <w:t xml:space="preserve">The suite as it stood at this workstream: the 866 tests now in 42 files grew with the workstreams below. Driven through route handlers rather than helpers</w:t>
             </w:r>
           </w:p>
         </w:tc>
@@ -11290,7 +11290,7 @@
           <w:sz w:val="20"/>
           <w:szCs w:val="20"/>
         </w:rPr>
-        <w:t xml:space="preserve">31,736 hand-written lines over 187 days is about 170 a day. For tested, typed, reviewed production code that sits inside the normal 100–300 band, and lower than the 200 the first version of this document reconstructed — integration work carries more test and less code than storefront work does. The reconstruction is not inflated.</w:t>
+        <w:t xml:space="preserve">31,960 hand-written lines over 187 days is about 171 a day. For tested, typed, reviewed production code that sits inside the normal 100–300 band, and lower than the 200 the first version of this document reconstructed — integration work carries more test and less code than storefront work does. The reconstruction is not inflated.</w:t>
       </w:r>
     </w:p>
     <w:p>

--- a/WEBSITE_COSTINGS.docx
+++ b/WEBSITE_COSTINGS.docx
@@ -449,7 +449,7 @@
                 <w:sz w:val="20"/>
                 <w:szCs w:val="20"/>
               </w:rPr>
-              <w:t xml:space="preserve">9aae42a</w:t>
+              <w:t xml:space="preserve">397d575</w:t>
             </w:r>
           </w:p>
         </w:tc>
@@ -1527,7 +1527,7 @@
                 <w:sz w:val="20"/>
                 <w:szCs w:val="20"/>
               </w:rPr>
-              <w:t xml:space="preserve">866</w:t>
+              <w:t xml:space="preserve">879</w:t>
             </w:r>
           </w:p>
         </w:tc>
@@ -1640,7 +1640,7 @@
                 <w:sz w:val="20"/>
                 <w:szCs w:val="20"/>
               </w:rPr>
-              <w:t xml:space="preserve">31,960</w:t>
+              <w:t xml:space="preserve">32,303</w:t>
             </w:r>
           </w:p>
         </w:tc>
@@ -1677,7 +1677,7 @@
                 <w:sz w:val="20"/>
                 <w:szCs w:val="20"/>
               </w:rPr>
-              <w:t xml:space="preserve">Application 13,321 · tests 12,231 · review build 2,747 · data, schema and tooling 2,839 · shared packages 822</w:t>
+              <w:t xml:space="preserve">Application 13,339 · tests 12,556 · review build 2,747 · data, schema and tooling 2,839 · shared packages 822</w:t>
             </w:r>
           </w:p>
         </w:tc>
@@ -1865,7 +1865,7 @@
                 <w:sz w:val="20"/>
                 <w:szCs w:val="20"/>
               </w:rPr>
-              <w:t xml:space="preserve">127</w:t>
+              <w:t xml:space="preserve">128</w:t>
             </w:r>
           </w:p>
         </w:tc>
@@ -3770,7 +3770,7 @@
                 <w:sz w:val="20"/>
                 <w:szCs w:val="20"/>
               </w:rPr>
-              <w:t xml:space="preserve">866 passing</w:t>
+              <w:t xml:space="preserve">879 passing</w:t>
             </w:r>
           </w:p>
         </w:tc>
@@ -6548,7 +6548,7 @@
                 <w:sz w:val="20"/>
                 <w:szCs w:val="20"/>
               </w:rPr>
-              <w:t xml:space="preserve">The suite as it stood at this workstream: the 866 tests now in 42 files grew with the workstreams below. Driven through route handlers rather than helpers</w:t>
+              <w:t xml:space="preserve">The suite as it stood at this workstream: the 879 tests now in 42 files grew with the workstreams below. Driven through route handlers rather than helpers</w:t>
             </w:r>
           </w:p>
         </w:tc>
@@ -11290,7 +11290,7 @@
           <w:sz w:val="20"/>
           <w:szCs w:val="20"/>
         </w:rPr>
-        <w:t xml:space="preserve">31,960 hand-written lines over 187 days is about 171 a day. For tested, typed, reviewed production code that sits inside the normal 100–300 band, and lower than the 200 the first version of this document reconstructed — integration work carries more test and less code than storefront work does. The reconstruction is not inflated.</w:t>
+        <w:t xml:space="preserve">32,303 hand-written lines over 187 days is about 173 a day. For tested, typed, reviewed production code that sits inside the normal 100–300 band, and lower than the 200 the first version of this document reconstructed — integration work carries more test and less code than storefront work does. The reconstruction is not inflated.</w:t>
       </w:r>
     </w:p>
     <w:p>

--- a/WEBSITE_COSTINGS.docx
+++ b/WEBSITE_COSTINGS.docx
@@ -449,7 +449,7 @@
                 <w:sz w:val="20"/>
                 <w:szCs w:val="20"/>
               </w:rPr>
-              <w:t xml:space="preserve">397d575</w:t>
+              <w:t xml:space="preserve">695c3e0</w:t>
             </w:r>
           </w:p>
         </w:tc>
@@ -1527,7 +1527,7 @@
                 <w:sz w:val="20"/>
                 <w:szCs w:val="20"/>
               </w:rPr>
-              <w:t xml:space="preserve">879</w:t>
+              <w:t xml:space="preserve">887</w:t>
             </w:r>
           </w:p>
         </w:tc>
@@ -1640,7 +1640,7 @@
                 <w:sz w:val="20"/>
                 <w:szCs w:val="20"/>
               </w:rPr>
-              <w:t xml:space="preserve">32,303</w:t>
+              <w:t xml:space="preserve">32,593</w:t>
             </w:r>
           </w:p>
         </w:tc>
@@ -1677,7 +1677,7 @@
                 <w:sz w:val="20"/>
                 <w:szCs w:val="20"/>
               </w:rPr>
-              <w:t xml:space="preserve">Application 13,339 · tests 12,556 · review build 2,747 · data, schema and tooling 2,839 · shared packages 822</w:t>
+              <w:t xml:space="preserve">Application 13,456 · tests 12,729 · review build 2,747 · data, schema and tooling 2,839 · shared packages 822</w:t>
             </w:r>
           </w:p>
         </w:tc>
@@ -1865,7 +1865,7 @@
                 <w:sz w:val="20"/>
                 <w:szCs w:val="20"/>
               </w:rPr>
-              <w:t xml:space="preserve">128</w:t>
+              <w:t xml:space="preserve">129</w:t>
             </w:r>
           </w:p>
         </w:tc>
@@ -3770,7 +3770,7 @@
                 <w:sz w:val="20"/>
                 <w:szCs w:val="20"/>
               </w:rPr>
-              <w:t xml:space="preserve">879 passing</w:t>
+              <w:t xml:space="preserve">887 passing</w:t>
             </w:r>
           </w:p>
         </w:tc>
@@ -6548,7 +6548,7 @@
                 <w:sz w:val="20"/>
                 <w:szCs w:val="20"/>
               </w:rPr>
-              <w:t xml:space="preserve">The suite as it stood at this workstream: the 879 tests now in 42 files grew with the workstreams below. Driven through route handlers rather than helpers</w:t>
+              <w:t xml:space="preserve">The suite as it stood at this workstream: the 887 tests now in 42 files grew with the workstreams below. Driven through route handlers rather than helpers</w:t>
             </w:r>
           </w:p>
         </w:tc>
@@ -11290,7 +11290,7 @@
           <w:sz w:val="20"/>
           <w:szCs w:val="20"/>
         </w:rPr>
-        <w:t xml:space="preserve">32,303 hand-written lines over 187 days is about 173 a day. For tested, typed, reviewed production code that sits inside the normal 100–300 band, and lower than the 200 the first version of this document reconstructed — integration work carries more test and less code than storefront work does. The reconstruction is not inflated.</w:t>
+        <w:t xml:space="preserve">32,593 hand-written lines over 187 days is about 174 a day. For tested, typed, reviewed production code that sits inside the normal 100–300 band, and lower than the 200 the first version of this document reconstructed — integration work carries more test and less code than storefront work does. The reconstruction is not inflated.</w:t>
       </w:r>
     </w:p>
     <w:p>

--- a/WEBSITE_COSTINGS.docx
+++ b/WEBSITE_COSTINGS.docx
@@ -449,7 +449,7 @@
                 <w:sz w:val="20"/>
                 <w:szCs w:val="20"/>
               </w:rPr>
-              <w:t xml:space="preserve">695c3e0</w:t>
+              <w:t xml:space="preserve">8b9101c</w:t>
             </w:r>
           </w:p>
         </w:tc>
@@ -1527,7 +1527,7 @@
                 <w:sz w:val="20"/>
                 <w:szCs w:val="20"/>
               </w:rPr>
-              <w:t xml:space="preserve">887</w:t>
+              <w:t xml:space="preserve">889</w:t>
             </w:r>
           </w:p>
         </w:tc>
@@ -1640,7 +1640,7 @@
                 <w:sz w:val="20"/>
                 <w:szCs w:val="20"/>
               </w:rPr>
-              <w:t xml:space="preserve">32,593</w:t>
+              <w:t xml:space="preserve">32,664</w:t>
             </w:r>
           </w:p>
         </w:tc>
@@ -1677,7 +1677,7 @@
                 <w:sz w:val="20"/>
                 <w:szCs w:val="20"/>
               </w:rPr>
-              <w:t xml:space="preserve">Application 13,456 · tests 12,729 · review build 2,747 · data, schema and tooling 2,839 · shared packages 822</w:t>
+              <w:t xml:space="preserve">Application 13,480 · tests 12,776 · review build 2,747 · data, schema and tooling 2,839 · shared packages 822</w:t>
             </w:r>
           </w:p>
         </w:tc>
@@ -1865,7 +1865,7 @@
                 <w:sz w:val="20"/>
                 <w:szCs w:val="20"/>
               </w:rPr>
-              <w:t xml:space="preserve">129</w:t>
+              <w:t xml:space="preserve">130</w:t>
             </w:r>
           </w:p>
         </w:tc>
@@ -3770,7 +3770,7 @@
                 <w:sz w:val="20"/>
                 <w:szCs w:val="20"/>
               </w:rPr>
-              <w:t xml:space="preserve">887 passing</w:t>
+              <w:t xml:space="preserve">889 passing</w:t>
             </w:r>
           </w:p>
         </w:tc>
@@ -6548,7 +6548,7 @@
                 <w:sz w:val="20"/>
                 <w:szCs w:val="20"/>
               </w:rPr>
-              <w:t xml:space="preserve">The suite as it stood at this workstream: the 887 tests now in 42 files grew with the workstreams below. Driven through route handlers rather than helpers</w:t>
+              <w:t xml:space="preserve">The suite as it stood at this workstream: the 889 tests now in 42 files grew with the workstreams below. Driven through route handlers rather than helpers</w:t>
             </w:r>
           </w:p>
         </w:tc>
@@ -11290,7 +11290,7 @@
           <w:sz w:val="20"/>
           <w:szCs w:val="20"/>
         </w:rPr>
-        <w:t xml:space="preserve">32,593 hand-written lines over 187 days is about 174 a day. For tested, typed, reviewed production code that sits inside the normal 100–300 band, and lower than the 200 the first version of this document reconstructed — integration work carries more test and less code than storefront work does. The reconstruction is not inflated.</w:t>
+        <w:t xml:space="preserve">32,664 hand-written lines over 187 days is about 175 a day. For tested, typed, reviewed production code that sits inside the normal 100–300 band, and lower than the 200 the first version of this document reconstructed — integration work carries more test and less code than storefront work does. The reconstruction is not inflated.</w:t>
       </w:r>
     </w:p>
     <w:p>

--- a/WEBSITE_COSTINGS.docx
+++ b/WEBSITE_COSTINGS.docx
@@ -449,7 +449,7 @@
                 <w:sz w:val="20"/>
                 <w:szCs w:val="20"/>
               </w:rPr>
-              <w:t xml:space="preserve">8b9101c</w:t>
+              <w:t xml:space="preserve">1388008</w:t>
             </w:r>
           </w:p>
         </w:tc>
@@ -1527,7 +1527,7 @@
                 <w:sz w:val="20"/>
                 <w:szCs w:val="20"/>
               </w:rPr>
-              <w:t xml:space="preserve">889</w:t>
+              <w:t xml:space="preserve">900</w:t>
             </w:r>
           </w:p>
         </w:tc>
@@ -1563,7 +1563,7 @@
                 <w:sz w:val="20"/>
                 <w:szCs w:val="20"/>
               </w:rPr>
-              <w:t xml:space="preserve">In 42 files; all passing</w:t>
+              <w:t xml:space="preserve">In 43 files; all passing</w:t>
             </w:r>
           </w:p>
         </w:tc>
@@ -1640,7 +1640,7 @@
                 <w:sz w:val="20"/>
                 <w:szCs w:val="20"/>
               </w:rPr>
-              <w:t xml:space="preserve">32,664</w:t>
+              <w:t xml:space="preserve">32,898</w:t>
             </w:r>
           </w:p>
         </w:tc>
@@ -1677,7 +1677,7 @@
                 <w:sz w:val="20"/>
                 <w:szCs w:val="20"/>
               </w:rPr>
-              <w:t xml:space="preserve">Application 13,480 · tests 12,776 · review build 2,747 · data, schema and tooling 2,839 · shared packages 822</w:t>
+              <w:t xml:space="preserve">Application 13,480 · tests 13,010 · review build 2,747 · data, schema and tooling 2,839 · shared packages 822</w:t>
             </w:r>
           </w:p>
         </w:tc>
@@ -1865,7 +1865,7 @@
                 <w:sz w:val="20"/>
                 <w:szCs w:val="20"/>
               </w:rPr>
-              <w:t xml:space="preserve">130</w:t>
+              <w:t xml:space="preserve">131</w:t>
             </w:r>
           </w:p>
         </w:tc>
@@ -3770,7 +3770,7 @@
                 <w:sz w:val="20"/>
                 <w:szCs w:val="20"/>
               </w:rPr>
-              <w:t xml:space="preserve">889 passing</w:t>
+              <w:t xml:space="preserve">900 passing</w:t>
             </w:r>
           </w:p>
         </w:tc>
@@ -3807,7 +3807,7 @@
                 <w:sz w:val="20"/>
                 <w:szCs w:val="20"/>
               </w:rPr>
-              <w:t xml:space="preserve">42 files, including four real worker processes racing on one file</w:t>
+              <w:t xml:space="preserve">43 files, including four real worker processes racing on one file</w:t>
             </w:r>
           </w:p>
         </w:tc>
@@ -6548,7 +6548,7 @@
                 <w:sz w:val="20"/>
                 <w:szCs w:val="20"/>
               </w:rPr>
-              <w:t xml:space="preserve">The suite as it stood at this workstream: the 889 tests now in 42 files grew with the workstreams below. Driven through route handlers rather than helpers</w:t>
+              <w:t xml:space="preserve">The suite as it stood at this workstream: the 900 tests now in 43 files grew with the workstreams below. Driven through route handlers rather than helpers</w:t>
             </w:r>
           </w:p>
         </w:tc>
@@ -11290,7 +11290,7 @@
           <w:sz w:val="20"/>
           <w:szCs w:val="20"/>
         </w:rPr>
-        <w:t xml:space="preserve">32,664 hand-written lines over 187 days is about 175 a day. For tested, typed, reviewed production code that sits inside the normal 100–300 band, and lower than the 200 the first version of this document reconstructed — integration work carries more test and less code than storefront work does. The reconstruction is not inflated.</w:t>
+        <w:t xml:space="preserve">32,898 hand-written lines over 187 days is about 176 a day. For tested, typed, reviewed production code that sits inside the normal 100–300 band, and lower than the 200 the first version of this document reconstructed — integration work carries more test and less code than storefront work does. The reconstruction is not inflated.</w:t>
       </w:r>
     </w:p>
     <w:p>

--- a/WEBSITE_COSTINGS.docx
+++ b/WEBSITE_COSTINGS.docx
@@ -449,7 +449,7 @@
                 <w:sz w:val="20"/>
                 <w:szCs w:val="20"/>
               </w:rPr>
-              <w:t xml:space="preserve">1388008</w:t>
+              <w:t xml:space="preserve">9354925</w:t>
             </w:r>
           </w:p>
         </w:tc>
@@ -1527,7 +1527,7 @@
                 <w:sz w:val="20"/>
                 <w:szCs w:val="20"/>
               </w:rPr>
-              <w:t xml:space="preserve">900</w:t>
+              <w:t xml:space="preserve">912</w:t>
             </w:r>
           </w:p>
         </w:tc>
@@ -1563,7 +1563,7 @@
                 <w:sz w:val="20"/>
                 <w:szCs w:val="20"/>
               </w:rPr>
-              <w:t xml:space="preserve">In 43 files; all passing</w:t>
+              <w:t xml:space="preserve">In 44 files; all passing</w:t>
             </w:r>
           </w:p>
         </w:tc>
@@ -1640,7 +1640,7 @@
                 <w:sz w:val="20"/>
                 <w:szCs w:val="20"/>
               </w:rPr>
-              <w:t xml:space="preserve">32,898</w:t>
+              <w:t xml:space="preserve">33,255</w:t>
             </w:r>
           </w:p>
         </w:tc>
@@ -1677,7 +1677,7 @@
                 <w:sz w:val="20"/>
                 <w:szCs w:val="20"/>
               </w:rPr>
-              <w:t xml:space="preserve">Application 13,480 · tests 13,010 · review build 2,747 · data, schema and tooling 2,839 · shared packages 822</w:t>
+              <w:t xml:space="preserve">Application 13,507 · tests 13,252 · review build 2,747 · data, schema and tooling 2,878 · shared packages 871</w:t>
             </w:r>
           </w:p>
         </w:tc>
@@ -1865,7 +1865,7 @@
                 <w:sz w:val="20"/>
                 <w:szCs w:val="20"/>
               </w:rPr>
-              <w:t xml:space="preserve">131</w:t>
+              <w:t xml:space="preserve">132</w:t>
             </w:r>
           </w:p>
         </w:tc>
@@ -3770,7 +3770,7 @@
                 <w:sz w:val="20"/>
                 <w:szCs w:val="20"/>
               </w:rPr>
-              <w:t xml:space="preserve">900 passing</w:t>
+              <w:t xml:space="preserve">912 passing</w:t>
             </w:r>
           </w:p>
         </w:tc>
@@ -3807,7 +3807,7 @@
                 <w:sz w:val="20"/>
                 <w:szCs w:val="20"/>
               </w:rPr>
-              <w:t xml:space="preserve">43 files, including four real worker processes racing on one file</w:t>
+              <w:t xml:space="preserve">44 files, including four real worker processes racing on one file</w:t>
             </w:r>
           </w:p>
         </w:tc>
@@ -6548,7 +6548,7 @@
                 <w:sz w:val="20"/>
                 <w:szCs w:val="20"/>
               </w:rPr>
-              <w:t xml:space="preserve">The suite as it stood at this workstream: the 900 tests now in 43 files grew with the workstreams below. Driven through route handlers rather than helpers</w:t>
+              <w:t xml:space="preserve">The suite as it stood at this workstream: the 912 tests now in 44 files grew with the workstreams below. Driven through route handlers rather than helpers</w:t>
             </w:r>
           </w:p>
         </w:tc>
@@ -11101,7 +11101,6 @@
               <w:bottom w:val="single" w:color="D6CFC6" w:sz="4"/>
               <w:right w:val="single" w:color="D6CFC6" w:sz="4"/>
             </w:tcBorders>
-            <w:shd w:fill="FCE8EB" w:color="auto" w:val="clear"/>
             <w:tcMar>
               <w:top w:type="dxa" w:w="90"/>
               <w:left w:type="dxa" w:w="130"/>
@@ -11114,6 +11113,42 @@
             <w:pPr>
               <w:spacing w:after="0" w:line="240"/>
               <w:jc w:val="center"/>
+            </w:pPr>
+            <w:r>
+              <w:rPr>
+                <w:rFonts w:ascii="Calibri" w:cs="Calibri" w:eastAsia="Calibri" w:hAnsi="Calibri"/>
+                <w:b w:val="false"/>
+                <w:bCs w:val="false"/>
+                <w:i w:val="false"/>
+                <w:iCs w:val="false"/>
+                <w:color w:val="221E1F"/>
+                <w:sz w:val="20"/>
+                <w:szCs w:val="20"/>
+              </w:rPr>
+              <w:t xml:space="preserve">39</w:t>
+            </w:r>
+          </w:p>
+        </w:tc>
+        <w:tc>
+          <w:tcPr>
+            <w:tcW w:type="dxa" w:w="3084"/>
+            <w:tcBorders>
+              <w:top w:val="single" w:color="D6CFC6" w:sz="4"/>
+              <w:left w:val="single" w:color="D6CFC6" w:sz="4"/>
+              <w:bottom w:val="single" w:color="D6CFC6" w:sz="4"/>
+              <w:right w:val="single" w:color="D6CFC6" w:sz="4"/>
+            </w:tcBorders>
+            <w:tcMar>
+              <w:top w:type="dxa" w:w="90"/>
+              <w:left w:type="dxa" w:w="130"/>
+              <w:bottom w:type="dxa" w:w="90"/>
+              <w:right w:type="dxa" w:w="130"/>
+            </w:tcMar>
+            <w:vAlign w:val="center"/>
+          </w:tcPr>
+          <w:p>
+            <w:pPr>
+              <w:spacing w:after="0" w:line="240"/>
             </w:pPr>
             <w:r>
               <w:rPr>
@@ -11126,7 +11161,120 @@
                 <w:sz w:val="20"/>
                 <w:szCs w:val="20"/>
               </w:rPr>
-              <w:t xml:space="preserve"/>
+              <w:t xml:space="preserve">Review-build drift</w:t>
+            </w:r>
+          </w:p>
+        </w:tc>
+        <w:tc>
+          <w:tcPr>
+            <w:tcW w:type="dxa" w:w="5108"/>
+            <w:tcBorders>
+              <w:top w:val="single" w:color="D6CFC6" w:sz="4"/>
+              <w:left w:val="single" w:color="D6CFC6" w:sz="4"/>
+              <w:bottom w:val="single" w:color="D6CFC6" w:sz="4"/>
+              <w:right w:val="single" w:color="D6CFC6" w:sz="4"/>
+            </w:tcBorders>
+            <w:tcMar>
+              <w:top w:type="dxa" w:w="90"/>
+              <w:left w:type="dxa" w:w="130"/>
+              <w:bottom w:type="dxa" w:w="90"/>
+              <w:right w:type="dxa" w:w="130"/>
+            </w:tcMar>
+            <w:vAlign w:val="center"/>
+          </w:tcPr>
+          <w:p>
+            <w:pPr>
+              <w:spacing w:after="0" w:line="240"/>
+            </w:pPr>
+            <w:r>
+              <w:rPr>
+                <w:rFonts w:ascii="Calibri" w:cs="Calibri" w:eastAsia="Calibri" w:hAnsi="Calibri"/>
+                <w:b w:val="false"/>
+                <w:bCs w:val="false"/>
+                <w:i w:val="false"/>
+                <w:iCs w:val="false"/>
+                <w:color w:val="221E1F"/>
+                <w:sz w:val="20"/>
+                <w:szCs w:val="20"/>
+              </w:rPr>
+              <w:t xml:space="preserve">The single-file build is a second implementation of the same rules, and five of them had drifted: it took an offer’s discount at any hour on any day, took it off the whole basket rather than the product the offer names, accepted an order from a closed store, and worked out a rewards tier its own way. Each rule now comes from the same source the site uses, and the generator carries the conditions through rather than dropping them</w:t>
+            </w:r>
+          </w:p>
+        </w:tc>
+        <w:tc>
+          <w:tcPr>
+            <w:tcW w:type="dxa" w:w="964"/>
+            <w:tcBorders>
+              <w:top w:val="single" w:color="D6CFC6" w:sz="4"/>
+              <w:left w:val="single" w:color="D6CFC6" w:sz="4"/>
+              <w:bottom w:val="single" w:color="D6CFC6" w:sz="4"/>
+              <w:right w:val="single" w:color="D6CFC6" w:sz="4"/>
+            </w:tcBorders>
+            <w:tcMar>
+              <w:top w:type="dxa" w:w="90"/>
+              <w:left w:type="dxa" w:w="130"/>
+              <w:bottom w:type="dxa" w:w="90"/>
+              <w:right w:type="dxa" w:w="130"/>
+            </w:tcMar>
+            <w:vAlign w:val="center"/>
+          </w:tcPr>
+          <w:p>
+            <w:pPr>
+              <w:spacing w:after="0" w:line="240"/>
+              <w:jc w:val="right"/>
+            </w:pPr>
+            <w:r>
+              <w:rPr>
+                <w:rFonts w:ascii="Calibri" w:cs="Calibri" w:eastAsia="Calibri" w:hAnsi="Calibri"/>
+                <w:b w:val="false"/>
+                <w:bCs w:val="false"/>
+                <w:i w:val="false"/>
+                <w:iCs w:val="false"/>
+                <w:color w:val="221E1F"/>
+                <w:sz w:val="20"/>
+                <w:szCs w:val="20"/>
+              </w:rPr>
+              <w:t xml:space="preserve">2</w:t>
+            </w:r>
+          </w:p>
+        </w:tc>
+      </w:tr>
+      <w:tr>
+        <w:tc>
+          <w:tcPr>
+            <w:tcW w:type="dxa" w:w="482"/>
+            <w:tcBorders>
+              <w:top w:val="single" w:color="D6CFC6" w:sz="4"/>
+              <w:left w:val="single" w:color="D6CFC6" w:sz="4"/>
+              <w:bottom w:val="single" w:color="D6CFC6" w:sz="4"/>
+              <w:right w:val="single" w:color="D6CFC6" w:sz="4"/>
+            </w:tcBorders>
+            <w:shd w:fill="F7F5F2" w:color="auto" w:val="clear"/>
+            <w:tcMar>
+              <w:top w:type="dxa" w:w="90"/>
+              <w:left w:type="dxa" w:w="130"/>
+              <w:bottom w:type="dxa" w:w="90"/>
+              <w:right w:type="dxa" w:w="130"/>
+            </w:tcMar>
+            <w:vAlign w:val="center"/>
+          </w:tcPr>
+          <w:p>
+            <w:pPr>
+              <w:spacing w:after="0" w:line="240"/>
+              <w:jc w:val="center"/>
+            </w:pPr>
+            <w:r>
+              <w:rPr>
+                <w:rFonts w:ascii="Calibri" w:cs="Calibri" w:eastAsia="Calibri" w:hAnsi="Calibri"/>
+                <w:b w:val="false"/>
+                <w:bCs w:val="false"/>
+                <w:i w:val="false"/>
+                <w:iCs w:val="false"/>
+                <w:color w:val="221E1F"/>
+                <w:sz w:val="20"/>
+                <w:szCs w:val="20"/>
+              </w:rPr>
+              <w:t xml:space="preserve">40</w:t>
             </w:r>
           </w:p>
         </w:tc>
@@ -11139,7 +11287,7 @@
               <w:bottom w:val="single" w:color="D6CFC6" w:sz="4"/>
               <w:right w:val="single" w:color="D6CFC6" w:sz="4"/>
             </w:tcBorders>
-            <w:shd w:fill="FCE8EB" w:color="auto" w:val="clear"/>
+            <w:shd w:fill="F7F5F2" w:color="auto" w:val="clear"/>
             <w:tcMar>
               <w:top w:type="dxa" w:w="90"/>
               <w:left w:type="dxa" w:w="130"/>
@@ -11163,7 +11311,7 @@
                 <w:sz w:val="20"/>
                 <w:szCs w:val="20"/>
               </w:rPr>
-              <w:t xml:space="preserve">Total</w:t>
+              <w:t xml:space="preserve">The shared fixtures, and what writing them exposed</w:t>
             </w:r>
           </w:p>
         </w:tc>
@@ -11176,7 +11324,120 @@
               <w:bottom w:val="single" w:color="D6CFC6" w:sz="4"/>
               <w:right w:val="single" w:color="D6CFC6" w:sz="4"/>
             </w:tcBorders>
-            <w:shd w:fill="FCE8EB" w:color="auto" w:val="clear"/>
+            <w:shd w:fill="F7F5F2" w:color="auto" w:val="clear"/>
+            <w:tcMar>
+              <w:top w:type="dxa" w:w="90"/>
+              <w:left w:type="dxa" w:w="130"/>
+              <w:bottom w:type="dxa" w:w="90"/>
+              <w:right w:type="dxa" w:w="130"/>
+            </w:tcMar>
+            <w:vAlign w:val="center"/>
+          </w:tcPr>
+          <w:p>
+            <w:pPr>
+              <w:spacing w:after="0" w:line="240"/>
+            </w:pPr>
+            <w:r>
+              <w:rPr>
+                <w:rFonts w:ascii="Calibri" w:cs="Calibri" w:eastAsia="Calibri" w:hAnsi="Calibri"/>
+                <w:b w:val="false"/>
+                <w:bCs w:val="false"/>
+                <w:i w:val="false"/>
+                <w:iCs w:val="false"/>
+                <w:color w:val="221E1F"/>
+                <w:sz w:val="20"/>
+                <w:szCs w:val="20"/>
+              </w:rPr>
+              <w:t xml:space="preserve">A suite that builds its own preconditions inline drifts: five files had each written a delivery order by hand, between them inventing four street names and forgetting the postal code twice — so two tests were checking a 400 rather than the thing they meant to. 44 files now build orders, accounts, payments and offers through one set of fixtures. The value was less in the tidying than in what it turned up: a fixture that could not be written honestly was, every time, a seam that did not work</w:t>
+            </w:r>
+          </w:p>
+        </w:tc>
+        <w:tc>
+          <w:tcPr>
+            <w:tcW w:type="dxa" w:w="964"/>
+            <w:tcBorders>
+              <w:top w:val="single" w:color="D6CFC6" w:sz="4"/>
+              <w:left w:val="single" w:color="D6CFC6" w:sz="4"/>
+              <w:bottom w:val="single" w:color="D6CFC6" w:sz="4"/>
+              <w:right w:val="single" w:color="D6CFC6" w:sz="4"/>
+            </w:tcBorders>
+            <w:shd w:fill="F7F5F2" w:color="auto" w:val="clear"/>
+            <w:tcMar>
+              <w:top w:type="dxa" w:w="90"/>
+              <w:left w:type="dxa" w:w="130"/>
+              <w:bottom w:type="dxa" w:w="90"/>
+              <w:right w:type="dxa" w:w="130"/>
+            </w:tcMar>
+            <w:vAlign w:val="center"/>
+          </w:tcPr>
+          <w:p>
+            <w:pPr>
+              <w:spacing w:after="0" w:line="240"/>
+              <w:jc w:val="right"/>
+            </w:pPr>
+            <w:r>
+              <w:rPr>
+                <w:rFonts w:ascii="Calibri" w:cs="Calibri" w:eastAsia="Calibri" w:hAnsi="Calibri"/>
+                <w:b w:val="false"/>
+                <w:bCs w:val="false"/>
+                <w:i w:val="false"/>
+                <w:iCs w:val="false"/>
+                <w:color w:val="221E1F"/>
+                <w:sz w:val="20"/>
+                <w:szCs w:val="20"/>
+              </w:rPr>
+              <w:t xml:space="preserve">3</w:t>
+            </w:r>
+          </w:p>
+        </w:tc>
+      </w:tr>
+      <w:tr>
+        <w:tc>
+          <w:tcPr>
+            <w:tcW w:type="dxa" w:w="482"/>
+            <w:tcBorders>
+              <w:top w:val="single" w:color="D6CFC6" w:sz="4"/>
+              <w:left w:val="single" w:color="D6CFC6" w:sz="4"/>
+              <w:bottom w:val="single" w:color="D6CFC6" w:sz="4"/>
+              <w:right w:val="single" w:color="D6CFC6" w:sz="4"/>
+            </w:tcBorders>
+            <w:tcMar>
+              <w:top w:type="dxa" w:w="90"/>
+              <w:left w:type="dxa" w:w="130"/>
+              <w:bottom w:type="dxa" w:w="90"/>
+              <w:right w:type="dxa" w:w="130"/>
+            </w:tcMar>
+            <w:vAlign w:val="center"/>
+          </w:tcPr>
+          <w:p>
+            <w:pPr>
+              <w:spacing w:after="0" w:line="240"/>
+              <w:jc w:val="center"/>
+            </w:pPr>
+            <w:r>
+              <w:rPr>
+                <w:rFonts w:ascii="Calibri" w:cs="Calibri" w:eastAsia="Calibri" w:hAnsi="Calibri"/>
+                <w:b w:val="false"/>
+                <w:bCs w:val="false"/>
+                <w:i w:val="false"/>
+                <w:iCs w:val="false"/>
+                <w:color w:val="221E1F"/>
+                <w:sz w:val="20"/>
+                <w:szCs w:val="20"/>
+              </w:rPr>
+              <w:t xml:space="preserve">41</w:t>
+            </w:r>
+          </w:p>
+        </w:tc>
+        <w:tc>
+          <w:tcPr>
+            <w:tcW w:type="dxa" w:w="3084"/>
+            <w:tcBorders>
+              <w:top w:val="single" w:color="D6CFC6" w:sz="4"/>
+              <w:left w:val="single" w:color="D6CFC6" w:sz="4"/>
+              <w:bottom w:val="single" w:color="D6CFC6" w:sz="4"/>
+              <w:right w:val="single" w:color="D6CFC6" w:sz="4"/>
+            </w:tcBorders>
             <w:tcMar>
               <w:top w:type="dxa" w:w="90"/>
               <w:left w:type="dxa" w:w="130"/>
@@ -11200,7 +11461,43 @@
                 <w:sz w:val="20"/>
                 <w:szCs w:val="20"/>
               </w:rPr>
-              <w:t xml:space="preserve">Delivered scope</w:t>
+              <w:t xml:space="preserve">The refund path</w:t>
+            </w:r>
+          </w:p>
+        </w:tc>
+        <w:tc>
+          <w:tcPr>
+            <w:tcW w:type="dxa" w:w="5108"/>
+            <w:tcBorders>
+              <w:top w:val="single" w:color="D6CFC6" w:sz="4"/>
+              <w:left w:val="single" w:color="D6CFC6" w:sz="4"/>
+              <w:bottom w:val="single" w:color="D6CFC6" w:sz="4"/>
+              <w:right w:val="single" w:color="D6CFC6" w:sz="4"/>
+            </w:tcBorders>
+            <w:tcMar>
+              <w:top w:type="dxa" w:w="90"/>
+              <w:left w:type="dxa" w:w="130"/>
+              <w:bottom w:type="dxa" w:w="90"/>
+              <w:right w:type="dxa" w:w="130"/>
+            </w:tcMar>
+            <w:vAlign w:val="center"/>
+          </w:tcPr>
+          <w:p>
+            <w:pPr>
+              <w:spacing w:after="0" w:line="240"/>
+            </w:pPr>
+            <w:r>
+              <w:rPr>
+                <w:rFonts w:ascii="Calibri" w:cs="Calibri" w:eastAsia="Calibri" w:hAnsi="Calibri"/>
+                <w:b w:val="false"/>
+                <w:bCs w:val="false"/>
+                <w:i w:val="false"/>
+                <w:iCs w:val="false"/>
+                <w:color w:val="221E1F"/>
+                <w:sz w:val="20"/>
+                <w:szCs w:val="20"/>
+              </w:rPr>
+              <w:t xml:space="preserve">Enumerating the payment states nothing could produce found one: the ledger had a refunded state, the type allowed it, and no code path anywhere could reach it. An operator-only endpoint that asks the gateway first and writes the ledger only if it agrees, four refusals that each say which of them applies, a message to the customer, and the customer’s own screen — which had been offering to take payment a second time on an order that had already been refunded</w:t>
             </w:r>
           </w:p>
         </w:tc>
@@ -11213,7 +11510,6 @@
               <w:bottom w:val="single" w:color="D6CFC6" w:sz="4"/>
               <w:right w:val="single" w:color="D6CFC6" w:sz="4"/>
             </w:tcBorders>
-            <w:shd w:fill="FCE8EB" w:color="auto" w:val="clear"/>
             <w:tcMar>
               <w:top w:type="dxa" w:w="90"/>
               <w:left w:type="dxa" w:w="130"/>
@@ -11226,6 +11522,83 @@
             <w:pPr>
               <w:spacing w:after="0" w:line="240"/>
               <w:jc w:val="right"/>
+            </w:pPr>
+            <w:r>
+              <w:rPr>
+                <w:rFonts w:ascii="Calibri" w:cs="Calibri" w:eastAsia="Calibri" w:hAnsi="Calibri"/>
+                <w:b w:val="false"/>
+                <w:bCs w:val="false"/>
+                <w:i w:val="false"/>
+                <w:iCs w:val="false"/>
+                <w:color w:val="221E1F"/>
+                <w:sz w:val="20"/>
+                <w:szCs w:val="20"/>
+              </w:rPr>
+              <w:t xml:space="preserve">4</w:t>
+            </w:r>
+          </w:p>
+        </w:tc>
+      </w:tr>
+      <w:tr>
+        <w:tc>
+          <w:tcPr>
+            <w:tcW w:type="dxa" w:w="482"/>
+            <w:tcBorders>
+              <w:top w:val="single" w:color="D6CFC6" w:sz="4"/>
+              <w:left w:val="single" w:color="D6CFC6" w:sz="4"/>
+              <w:bottom w:val="single" w:color="D6CFC6" w:sz="4"/>
+              <w:right w:val="single" w:color="D6CFC6" w:sz="4"/>
+            </w:tcBorders>
+            <w:shd w:fill="F7F5F2" w:color="auto" w:val="clear"/>
+            <w:tcMar>
+              <w:top w:type="dxa" w:w="90"/>
+              <w:left w:type="dxa" w:w="130"/>
+              <w:bottom w:type="dxa" w:w="90"/>
+              <w:right w:type="dxa" w:w="130"/>
+            </w:tcMar>
+            <w:vAlign w:val="center"/>
+          </w:tcPr>
+          <w:p>
+            <w:pPr>
+              <w:spacing w:after="0" w:line="240"/>
+              <w:jc w:val="center"/>
+            </w:pPr>
+            <w:r>
+              <w:rPr>
+                <w:rFonts w:ascii="Calibri" w:cs="Calibri" w:eastAsia="Calibri" w:hAnsi="Calibri"/>
+                <w:b w:val="false"/>
+                <w:bCs w:val="false"/>
+                <w:i w:val="false"/>
+                <w:iCs w:val="false"/>
+                <w:color w:val="221E1F"/>
+                <w:sz w:val="20"/>
+                <w:szCs w:val="20"/>
+              </w:rPr>
+              <w:t xml:space="preserve">42</w:t>
+            </w:r>
+          </w:p>
+        </w:tc>
+        <w:tc>
+          <w:tcPr>
+            <w:tcW w:type="dxa" w:w="3084"/>
+            <w:tcBorders>
+              <w:top w:val="single" w:color="D6CFC6" w:sz="4"/>
+              <w:left w:val="single" w:color="D6CFC6" w:sz="4"/>
+              <w:bottom w:val="single" w:color="D6CFC6" w:sz="4"/>
+              <w:right w:val="single" w:color="D6CFC6" w:sz="4"/>
+            </w:tcBorders>
+            <w:shd w:fill="F7F5F2" w:color="auto" w:val="clear"/>
+            <w:tcMar>
+              <w:top w:type="dxa" w:w="90"/>
+              <w:left w:type="dxa" w:w="130"/>
+              <w:bottom w:type="dxa" w:w="90"/>
+              <w:right w:type="dxa" w:w="130"/>
+            </w:tcMar>
+            <w:vAlign w:val="center"/>
+          </w:tcPr>
+          <w:p>
+            <w:pPr>
+              <w:spacing w:after="0" w:line="240"/>
             </w:pPr>
             <w:r>
               <w:rPr>
@@ -11238,7 +11611,834 @@
                 <w:sz w:val="20"/>
                 <w:szCs w:val="20"/>
               </w:rPr>
-              <w:t xml:space="preserve">187</w:t>
+              <w:t xml:space="preserve">The states the suites could not reach</w:t>
+            </w:r>
+          </w:p>
+        </w:tc>
+        <w:tc>
+          <w:tcPr>
+            <w:tcW w:type="dxa" w:w="5108"/>
+            <w:tcBorders>
+              <w:top w:val="single" w:color="D6CFC6" w:sz="4"/>
+              <w:left w:val="single" w:color="D6CFC6" w:sz="4"/>
+              <w:bottom w:val="single" w:color="D6CFC6" w:sz="4"/>
+              <w:right w:val="single" w:color="D6CFC6" w:sz="4"/>
+            </w:tcBorders>
+            <w:shd w:fill="F7F5F2" w:color="auto" w:val="clear"/>
+            <w:tcMar>
+              <w:top w:type="dxa" w:w="90"/>
+              <w:left w:type="dxa" w:w="130"/>
+              <w:bottom w:type="dxa" w:w="90"/>
+              <w:right w:type="dxa" w:w="130"/>
+            </w:tcMar>
+            <w:vAlign w:val="center"/>
+          </w:tcPr>
+          <w:p>
+            <w:pPr>
+              <w:spacing w:after="0" w:line="240"/>
+            </w:pPr>
+            <w:r>
+              <w:rPr>
+                <w:rFonts w:ascii="Calibri" w:cs="Calibri" w:eastAsia="Calibri" w:hAnsi="Calibri"/>
+                <w:b w:val="false"/>
+                <w:bCs w:val="false"/>
+                <w:i w:val="false"/>
+                <w:iCs w:val="false"/>
+                <w:color w:val="221E1F"/>
+                <w:sz w:val="20"/>
+                <w:szCs w:val="20"/>
+              </w:rPr>
+              <w:t xml:space="preserve">Eight reachable states no test had ever put the application into, found by walking the state machine rather than by reading the tests. One of them was a defect: the advance endpoint answered 200 to an order it had not moved, so a console button reported success on a cancelled order and two side effects fired on a non-move. They were idempotent, which is why it was invisible rather than expensive — luck holding a mistake up</w:t>
+            </w:r>
+          </w:p>
+        </w:tc>
+        <w:tc>
+          <w:tcPr>
+            <w:tcW w:type="dxa" w:w="964"/>
+            <w:tcBorders>
+              <w:top w:val="single" w:color="D6CFC6" w:sz="4"/>
+              <w:left w:val="single" w:color="D6CFC6" w:sz="4"/>
+              <w:bottom w:val="single" w:color="D6CFC6" w:sz="4"/>
+              <w:right w:val="single" w:color="D6CFC6" w:sz="4"/>
+            </w:tcBorders>
+            <w:shd w:fill="F7F5F2" w:color="auto" w:val="clear"/>
+            <w:tcMar>
+              <w:top w:type="dxa" w:w="90"/>
+              <w:left w:type="dxa" w:w="130"/>
+              <w:bottom w:type="dxa" w:w="90"/>
+              <w:right w:type="dxa" w:w="130"/>
+            </w:tcMar>
+            <w:vAlign w:val="center"/>
+          </w:tcPr>
+          <w:p>
+            <w:pPr>
+              <w:spacing w:after="0" w:line="240"/>
+              <w:jc w:val="right"/>
+            </w:pPr>
+            <w:r>
+              <w:rPr>
+                <w:rFonts w:ascii="Calibri" w:cs="Calibri" w:eastAsia="Calibri" w:hAnsi="Calibri"/>
+                <w:b w:val="false"/>
+                <w:bCs w:val="false"/>
+                <w:i w:val="false"/>
+                <w:iCs w:val="false"/>
+                <w:color w:val="221E1F"/>
+                <w:sz w:val="20"/>
+                <w:szCs w:val="20"/>
+              </w:rPr>
+              <w:t xml:space="preserve">2</w:t>
+            </w:r>
+          </w:p>
+        </w:tc>
+      </w:tr>
+      <w:tr>
+        <w:tc>
+          <w:tcPr>
+            <w:tcW w:type="dxa" w:w="482"/>
+            <w:tcBorders>
+              <w:top w:val="single" w:color="D6CFC6" w:sz="4"/>
+              <w:left w:val="single" w:color="D6CFC6" w:sz="4"/>
+              <w:bottom w:val="single" w:color="D6CFC6" w:sz="4"/>
+              <w:right w:val="single" w:color="D6CFC6" w:sz="4"/>
+            </w:tcBorders>
+            <w:tcMar>
+              <w:top w:type="dxa" w:w="90"/>
+              <w:left w:type="dxa" w:w="130"/>
+              <w:bottom w:type="dxa" w:w="90"/>
+              <w:right w:type="dxa" w:w="130"/>
+            </w:tcMar>
+            <w:vAlign w:val="center"/>
+          </w:tcPr>
+          <w:p>
+            <w:pPr>
+              <w:spacing w:after="0" w:line="240"/>
+              <w:jc w:val="center"/>
+            </w:pPr>
+            <w:r>
+              <w:rPr>
+                <w:rFonts w:ascii="Calibri" w:cs="Calibri" w:eastAsia="Calibri" w:hAnsi="Calibri"/>
+                <w:b w:val="false"/>
+                <w:bCs w:val="false"/>
+                <w:i w:val="false"/>
+                <w:iCs w:val="false"/>
+                <w:color w:val="221E1F"/>
+                <w:sz w:val="20"/>
+                <w:szCs w:val="20"/>
+              </w:rPr>
+              <w:t xml:space="preserve">43</w:t>
+            </w:r>
+          </w:p>
+        </w:tc>
+        <w:tc>
+          <w:tcPr>
+            <w:tcW w:type="dxa" w:w="3084"/>
+            <w:tcBorders>
+              <w:top w:val="single" w:color="D6CFC6" w:sz="4"/>
+              <w:left w:val="single" w:color="D6CFC6" w:sz="4"/>
+              <w:bottom w:val="single" w:color="D6CFC6" w:sz="4"/>
+              <w:right w:val="single" w:color="D6CFC6" w:sz="4"/>
+            </w:tcBorders>
+            <w:tcMar>
+              <w:top w:type="dxa" w:w="90"/>
+              <w:left w:type="dxa" w:w="130"/>
+              <w:bottom w:type="dxa" w:w="90"/>
+              <w:right w:type="dxa" w:w="130"/>
+            </w:tcMar>
+            <w:vAlign w:val="center"/>
+          </w:tcPr>
+          <w:p>
+            <w:pPr>
+              <w:spacing w:after="0" w:line="240"/>
+            </w:pPr>
+            <w:r>
+              <w:rPr>
+                <w:rFonts w:ascii="Calibri" w:cs="Calibri" w:eastAsia="Calibri" w:hAnsi="Calibri"/>
+                <w:b/>
+                <w:bCs/>
+                <w:i w:val="false"/>
+                <w:iCs w:val="false"/>
+                <w:color w:val="221E1F"/>
+                <w:sz w:val="20"/>
+                <w:szCs w:val="20"/>
+              </w:rPr>
+              <w:t xml:space="preserve">Two handoffs that were not safe against a second caller</w:t>
+            </w:r>
+          </w:p>
+        </w:tc>
+        <w:tc>
+          <w:tcPr>
+            <w:tcW w:type="dxa" w:w="5108"/>
+            <w:tcBorders>
+              <w:top w:val="single" w:color="D6CFC6" w:sz="4"/>
+              <w:left w:val="single" w:color="D6CFC6" w:sz="4"/>
+              <w:bottom w:val="single" w:color="D6CFC6" w:sz="4"/>
+              <w:right w:val="single" w:color="D6CFC6" w:sz="4"/>
+            </w:tcBorders>
+            <w:tcMar>
+              <w:top w:type="dxa" w:w="90"/>
+              <w:left w:type="dxa" w:w="130"/>
+              <w:bottom w:type="dxa" w:w="90"/>
+              <w:right w:type="dxa" w:w="130"/>
+            </w:tcMar>
+            <w:vAlign w:val="center"/>
+          </w:tcPr>
+          <w:p>
+            <w:pPr>
+              <w:spacing w:after="0" w:line="240"/>
+            </w:pPr>
+            <w:r>
+              <w:rPr>
+                <w:rFonts w:ascii="Calibri" w:cs="Calibri" w:eastAsia="Calibri" w:hAnsi="Calibri"/>
+                <w:b w:val="false"/>
+                <w:bCs w:val="false"/>
+                <w:i w:val="false"/>
+                <w:iCs w:val="false"/>
+                <w:color w:val="221E1F"/>
+                <w:sz w:val="20"/>
+                <w:szCs w:val="20"/>
+              </w:rPr>
+              <w:t xml:space="preserve">The guard against pushing an order to the till twice read the record, awaited the adapter, and then wrote — so two callers arriving together both found no success and both pushed, which a kitchen reads as two of everything. Reachable: the console has a retry button and the advance route asks for a courier when an order reaches ready. The claim is now taken atomically before the call and released if it fails, for both the till handoff and the refund</w:t>
+            </w:r>
+          </w:p>
+        </w:tc>
+        <w:tc>
+          <w:tcPr>
+            <w:tcW w:type="dxa" w:w="964"/>
+            <w:tcBorders>
+              <w:top w:val="single" w:color="D6CFC6" w:sz="4"/>
+              <w:left w:val="single" w:color="D6CFC6" w:sz="4"/>
+              <w:bottom w:val="single" w:color="D6CFC6" w:sz="4"/>
+              <w:right w:val="single" w:color="D6CFC6" w:sz="4"/>
+            </w:tcBorders>
+            <w:tcMar>
+              <w:top w:type="dxa" w:w="90"/>
+              <w:left w:type="dxa" w:w="130"/>
+              <w:bottom w:type="dxa" w:w="90"/>
+              <w:right w:type="dxa" w:w="130"/>
+            </w:tcMar>
+            <w:vAlign w:val="center"/>
+          </w:tcPr>
+          <w:p>
+            <w:pPr>
+              <w:spacing w:after="0" w:line="240"/>
+              <w:jc w:val="right"/>
+            </w:pPr>
+            <w:r>
+              <w:rPr>
+                <w:rFonts w:ascii="Calibri" w:cs="Calibri" w:eastAsia="Calibri" w:hAnsi="Calibri"/>
+                <w:b w:val="false"/>
+                <w:bCs w:val="false"/>
+                <w:i w:val="false"/>
+                <w:iCs w:val="false"/>
+                <w:color w:val="221E1F"/>
+                <w:sz w:val="20"/>
+                <w:szCs w:val="20"/>
+              </w:rPr>
+              <w:t xml:space="preserve">2</w:t>
+            </w:r>
+          </w:p>
+        </w:tc>
+      </w:tr>
+      <w:tr>
+        <w:tc>
+          <w:tcPr>
+            <w:tcW w:type="dxa" w:w="482"/>
+            <w:tcBorders>
+              <w:top w:val="single" w:color="D6CFC6" w:sz="4"/>
+              <w:left w:val="single" w:color="D6CFC6" w:sz="4"/>
+              <w:bottom w:val="single" w:color="D6CFC6" w:sz="4"/>
+              <w:right w:val="single" w:color="D6CFC6" w:sz="4"/>
+            </w:tcBorders>
+            <w:shd w:fill="F7F5F2" w:color="auto" w:val="clear"/>
+            <w:tcMar>
+              <w:top w:type="dxa" w:w="90"/>
+              <w:left w:type="dxa" w:w="130"/>
+              <w:bottom w:type="dxa" w:w="90"/>
+              <w:right w:type="dxa" w:w="130"/>
+            </w:tcMar>
+            <w:vAlign w:val="center"/>
+          </w:tcPr>
+          <w:p>
+            <w:pPr>
+              <w:spacing w:after="0" w:line="240"/>
+              <w:jc w:val="center"/>
+            </w:pPr>
+            <w:r>
+              <w:rPr>
+                <w:rFonts w:ascii="Calibri" w:cs="Calibri" w:eastAsia="Calibri" w:hAnsi="Calibri"/>
+                <w:b w:val="false"/>
+                <w:bCs w:val="false"/>
+                <w:i w:val="false"/>
+                <w:iCs w:val="false"/>
+                <w:color w:val="221E1F"/>
+                <w:sz w:val="20"/>
+                <w:szCs w:val="20"/>
+              </w:rPr>
+              <w:t xml:space="preserve">44</w:t>
+            </w:r>
+          </w:p>
+        </w:tc>
+        <w:tc>
+          <w:tcPr>
+            <w:tcW w:type="dxa" w:w="3084"/>
+            <w:tcBorders>
+              <w:top w:val="single" w:color="D6CFC6" w:sz="4"/>
+              <w:left w:val="single" w:color="D6CFC6" w:sz="4"/>
+              <w:bottom w:val="single" w:color="D6CFC6" w:sz="4"/>
+              <w:right w:val="single" w:color="D6CFC6" w:sz="4"/>
+            </w:tcBorders>
+            <w:shd w:fill="F7F5F2" w:color="auto" w:val="clear"/>
+            <w:tcMar>
+              <w:top w:type="dxa" w:w="90"/>
+              <w:left w:type="dxa" w:w="130"/>
+              <w:bottom w:type="dxa" w:w="90"/>
+              <w:right w:type="dxa" w:w="130"/>
+            </w:tcMar>
+            <w:vAlign w:val="center"/>
+          </w:tcPr>
+          <w:p>
+            <w:pPr>
+              <w:spacing w:after="0" w:line="240"/>
+            </w:pPr>
+            <w:r>
+              <w:rPr>
+                <w:rFonts w:ascii="Calibri" w:cs="Calibri" w:eastAsia="Calibri" w:hAnsi="Calibri"/>
+                <w:b/>
+                <w:bCs/>
+                <w:i w:val="false"/>
+                <w:iCs w:val="false"/>
+                <w:color w:val="221E1F"/>
+                <w:sz w:val="20"/>
+                <w:szCs w:val="20"/>
+              </w:rPr>
+              <w:t xml:space="preserve">Surviving a state file that is not the shape it should be</w:t>
+            </w:r>
+          </w:p>
+        </w:tc>
+        <w:tc>
+          <w:tcPr>
+            <w:tcW w:type="dxa" w:w="5108"/>
+            <w:tcBorders>
+              <w:top w:val="single" w:color="D6CFC6" w:sz="4"/>
+              <w:left w:val="single" w:color="D6CFC6" w:sz="4"/>
+              <w:bottom w:val="single" w:color="D6CFC6" w:sz="4"/>
+              <w:right w:val="single" w:color="D6CFC6" w:sz="4"/>
+            </w:tcBorders>
+            <w:shd w:fill="F7F5F2" w:color="auto" w:val="clear"/>
+            <w:tcMar>
+              <w:top w:type="dxa" w:w="90"/>
+              <w:left w:type="dxa" w:w="130"/>
+              <w:bottom w:type="dxa" w:w="90"/>
+              <w:right w:type="dxa" w:w="130"/>
+            </w:tcMar>
+            <w:vAlign w:val="center"/>
+          </w:tcPr>
+          <w:p>
+            <w:pPr>
+              <w:spacing w:after="0" w:line="240"/>
+            </w:pPr>
+            <w:r>
+              <w:rPr>
+                <w:rFonts w:ascii="Calibri" w:cs="Calibri" w:eastAsia="Calibri" w:hAnsi="Calibri"/>
+                <w:b w:val="false"/>
+                <w:bCs w:val="false"/>
+                <w:i w:val="false"/>
+                <w:iCs w:val="false"/>
+                <w:color w:val="221E1F"/>
+                <w:sz w:val="20"/>
+                <w:szCs w:val="20"/>
+              </w:rPr>
+              <w:t xml:space="preserve">The store merged whatever it read from disk over its defaults, so a file where a list had become a string or an object crashed on the first read rather than falling back — a half-written file after a power cut, or a hand-edit, taking the site down instead of the record. Lists that arrive as something other than lists are now replaced by the default, at the top level and in each group</w:t>
+            </w:r>
+          </w:p>
+        </w:tc>
+        <w:tc>
+          <w:tcPr>
+            <w:tcW w:type="dxa" w:w="964"/>
+            <w:tcBorders>
+              <w:top w:val="single" w:color="D6CFC6" w:sz="4"/>
+              <w:left w:val="single" w:color="D6CFC6" w:sz="4"/>
+              <w:bottom w:val="single" w:color="D6CFC6" w:sz="4"/>
+              <w:right w:val="single" w:color="D6CFC6" w:sz="4"/>
+            </w:tcBorders>
+            <w:shd w:fill="F7F5F2" w:color="auto" w:val="clear"/>
+            <w:tcMar>
+              <w:top w:type="dxa" w:w="90"/>
+              <w:left w:type="dxa" w:w="130"/>
+              <w:bottom w:type="dxa" w:w="90"/>
+              <w:right w:type="dxa" w:w="130"/>
+            </w:tcMar>
+            <w:vAlign w:val="center"/>
+          </w:tcPr>
+          <w:p>
+            <w:pPr>
+              <w:spacing w:after="0" w:line="240"/>
+              <w:jc w:val="right"/>
+            </w:pPr>
+            <w:r>
+              <w:rPr>
+                <w:rFonts w:ascii="Calibri" w:cs="Calibri" w:eastAsia="Calibri" w:hAnsi="Calibri"/>
+                <w:b w:val="false"/>
+                <w:bCs w:val="false"/>
+                <w:i w:val="false"/>
+                <w:iCs w:val="false"/>
+                <w:color w:val="221E1F"/>
+                <w:sz w:val="20"/>
+                <w:szCs w:val="20"/>
+              </w:rPr>
+              <w:t xml:space="preserve">1</w:t>
+            </w:r>
+          </w:p>
+        </w:tc>
+      </w:tr>
+      <w:tr>
+        <w:tc>
+          <w:tcPr>
+            <w:tcW w:type="dxa" w:w="482"/>
+            <w:tcBorders>
+              <w:top w:val="single" w:color="D6CFC6" w:sz="4"/>
+              <w:left w:val="single" w:color="D6CFC6" w:sz="4"/>
+              <w:bottom w:val="single" w:color="D6CFC6" w:sz="4"/>
+              <w:right w:val="single" w:color="D6CFC6" w:sz="4"/>
+            </w:tcBorders>
+            <w:tcMar>
+              <w:top w:type="dxa" w:w="90"/>
+              <w:left w:type="dxa" w:w="130"/>
+              <w:bottom w:type="dxa" w:w="90"/>
+              <w:right w:type="dxa" w:w="130"/>
+            </w:tcMar>
+            <w:vAlign w:val="center"/>
+          </w:tcPr>
+          <w:p>
+            <w:pPr>
+              <w:spacing w:after="0" w:line="240"/>
+              <w:jc w:val="center"/>
+            </w:pPr>
+            <w:r>
+              <w:rPr>
+                <w:rFonts w:ascii="Calibri" w:cs="Calibri" w:eastAsia="Calibri" w:hAnsi="Calibri"/>
+                <w:b w:val="false"/>
+                <w:bCs w:val="false"/>
+                <w:i w:val="false"/>
+                <w:iCs w:val="false"/>
+                <w:color w:val="221E1F"/>
+                <w:sz w:val="20"/>
+                <w:szCs w:val="20"/>
+              </w:rPr>
+              <w:t xml:space="preserve">45</w:t>
+            </w:r>
+          </w:p>
+        </w:tc>
+        <w:tc>
+          <w:tcPr>
+            <w:tcW w:type="dxa" w:w="3084"/>
+            <w:tcBorders>
+              <w:top w:val="single" w:color="D6CFC6" w:sz="4"/>
+              <w:left w:val="single" w:color="D6CFC6" w:sz="4"/>
+              <w:bottom w:val="single" w:color="D6CFC6" w:sz="4"/>
+              <w:right w:val="single" w:color="D6CFC6" w:sz="4"/>
+            </w:tcBorders>
+            <w:tcMar>
+              <w:top w:type="dxa" w:w="90"/>
+              <w:left w:type="dxa" w:w="130"/>
+              <w:bottom w:type="dxa" w:w="90"/>
+              <w:right w:type="dxa" w:w="130"/>
+            </w:tcMar>
+            <w:vAlign w:val="center"/>
+          </w:tcPr>
+          <w:p>
+            <w:pPr>
+              <w:spacing w:after="0" w:line="240"/>
+            </w:pPr>
+            <w:r>
+              <w:rPr>
+                <w:rFonts w:ascii="Calibri" w:cs="Calibri" w:eastAsia="Calibri" w:hAnsi="Calibri"/>
+                <w:b/>
+                <w:bCs/>
+                <w:i w:val="false"/>
+                <w:iCs w:val="false"/>
+                <w:color w:val="221E1F"/>
+                <w:sz w:val="20"/>
+                <w:szCs w:val="20"/>
+              </w:rPr>
+              <w:t xml:space="preserve">Authorisation held against the routes rather than against memory</w:t>
+            </w:r>
+          </w:p>
+        </w:tc>
+        <w:tc>
+          <w:tcPr>
+            <w:tcW w:type="dxa" w:w="5108"/>
+            <w:tcBorders>
+              <w:top w:val="single" w:color="D6CFC6" w:sz="4"/>
+              <w:left w:val="single" w:color="D6CFC6" w:sz="4"/>
+              <w:bottom w:val="single" w:color="D6CFC6" w:sz="4"/>
+              <w:right w:val="single" w:color="D6CFC6" w:sz="4"/>
+            </w:tcBorders>
+            <w:tcMar>
+              <w:top w:type="dxa" w:w="90"/>
+              <w:left w:type="dxa" w:w="130"/>
+              <w:bottom w:type="dxa" w:w="90"/>
+              <w:right w:type="dxa" w:w="130"/>
+            </w:tcMar>
+            <w:vAlign w:val="center"/>
+          </w:tcPr>
+          <w:p>
+            <w:pPr>
+              <w:spacing w:after="0" w:line="240"/>
+            </w:pPr>
+            <w:r>
+              <w:rPr>
+                <w:rFonts w:ascii="Calibri" w:cs="Calibri" w:eastAsia="Calibri" w:hAnsi="Calibri"/>
+                <w:b w:val="false"/>
+                <w:bCs w:val="false"/>
+                <w:i w:val="false"/>
+                <w:iCs w:val="false"/>
+                <w:color w:val="221E1F"/>
+                <w:sz w:val="20"/>
+                <w:szCs w:val="20"/>
+              </w:rPr>
+              <w:t xml:space="preserve">Every console write was guarded and every account endpoint scoped to its session, and that was true because somebody had remembered each time. The failure mode is a route added in a hurry with the guard left off, which works perfectly in testing — it is the absence of a refusal that is the bug. Now a test, checked per handler rather than per file, with the endpoints that are open by design listed by name with the reason beside each</w:t>
+            </w:r>
+          </w:p>
+        </w:tc>
+        <w:tc>
+          <w:tcPr>
+            <w:tcW w:type="dxa" w:w="964"/>
+            <w:tcBorders>
+              <w:top w:val="single" w:color="D6CFC6" w:sz="4"/>
+              <w:left w:val="single" w:color="D6CFC6" w:sz="4"/>
+              <w:bottom w:val="single" w:color="D6CFC6" w:sz="4"/>
+              <w:right w:val="single" w:color="D6CFC6" w:sz="4"/>
+            </w:tcBorders>
+            <w:tcMar>
+              <w:top w:type="dxa" w:w="90"/>
+              <w:left w:type="dxa" w:w="130"/>
+              <w:bottom w:type="dxa" w:w="90"/>
+              <w:right w:type="dxa" w:w="130"/>
+            </w:tcMar>
+            <w:vAlign w:val="center"/>
+          </w:tcPr>
+          <w:p>
+            <w:pPr>
+              <w:spacing w:after="0" w:line="240"/>
+              <w:jc w:val="right"/>
+            </w:pPr>
+            <w:r>
+              <w:rPr>
+                <w:rFonts w:ascii="Calibri" w:cs="Calibri" w:eastAsia="Calibri" w:hAnsi="Calibri"/>
+                <w:b w:val="false"/>
+                <w:bCs w:val="false"/>
+                <w:i w:val="false"/>
+                <w:iCs w:val="false"/>
+                <w:color w:val="221E1F"/>
+                <w:sz w:val="20"/>
+                <w:szCs w:val="20"/>
+              </w:rPr>
+              <w:t xml:space="preserve">2</w:t>
+            </w:r>
+          </w:p>
+        </w:tc>
+      </w:tr>
+      <w:tr>
+        <w:tc>
+          <w:tcPr>
+            <w:tcW w:type="dxa" w:w="482"/>
+            <w:tcBorders>
+              <w:top w:val="single" w:color="D6CFC6" w:sz="4"/>
+              <w:left w:val="single" w:color="D6CFC6" w:sz="4"/>
+              <w:bottom w:val="single" w:color="D6CFC6" w:sz="4"/>
+              <w:right w:val="single" w:color="D6CFC6" w:sz="4"/>
+            </w:tcBorders>
+            <w:shd w:fill="F7F5F2" w:color="auto" w:val="clear"/>
+            <w:tcMar>
+              <w:top w:type="dxa" w:w="90"/>
+              <w:left w:type="dxa" w:w="130"/>
+              <w:bottom w:type="dxa" w:w="90"/>
+              <w:right w:type="dxa" w:w="130"/>
+            </w:tcMar>
+            <w:vAlign w:val="center"/>
+          </w:tcPr>
+          <w:p>
+            <w:pPr>
+              <w:spacing w:after="0" w:line="240"/>
+              <w:jc w:val="center"/>
+            </w:pPr>
+            <w:r>
+              <w:rPr>
+                <w:rFonts w:ascii="Calibri" w:cs="Calibri" w:eastAsia="Calibri" w:hAnsi="Calibri"/>
+                <w:b w:val="false"/>
+                <w:bCs w:val="false"/>
+                <w:i w:val="false"/>
+                <w:iCs w:val="false"/>
+                <w:color w:val="221E1F"/>
+                <w:sz w:val="20"/>
+                <w:szCs w:val="20"/>
+              </w:rPr>
+              <w:t xml:space="preserve">46</w:t>
+            </w:r>
+          </w:p>
+        </w:tc>
+        <w:tc>
+          <w:tcPr>
+            <w:tcW w:type="dxa" w:w="3084"/>
+            <w:tcBorders>
+              <w:top w:val="single" w:color="D6CFC6" w:sz="4"/>
+              <w:left w:val="single" w:color="D6CFC6" w:sz="4"/>
+              <w:bottom w:val="single" w:color="D6CFC6" w:sz="4"/>
+              <w:right w:val="single" w:color="D6CFC6" w:sz="4"/>
+            </w:tcBorders>
+            <w:shd w:fill="F7F5F2" w:color="auto" w:val="clear"/>
+            <w:tcMar>
+              <w:top w:type="dxa" w:w="90"/>
+              <w:left w:type="dxa" w:w="130"/>
+              <w:bottom w:type="dxa" w:w="90"/>
+              <w:right w:type="dxa" w:w="130"/>
+            </w:tcMar>
+            <w:vAlign w:val="center"/>
+          </w:tcPr>
+          <w:p>
+            <w:pPr>
+              <w:spacing w:after="0" w:line="240"/>
+            </w:pPr>
+            <w:r>
+              <w:rPr>
+                <w:rFonts w:ascii="Calibri" w:cs="Calibri" w:eastAsia="Calibri" w:hAnsi="Calibri"/>
+                <w:b/>
+                <w:bCs/>
+                <w:i w:val="false"/>
+                <w:iCs w:val="false"/>
+                <w:color w:val="221E1F"/>
+                <w:sz w:val="20"/>
+                <w:szCs w:val="20"/>
+              </w:rPr>
+              <w:t xml:space="preserve">What the order endpoints tell a stranger</w:t>
+            </w:r>
+          </w:p>
+        </w:tc>
+        <w:tc>
+          <w:tcPr>
+            <w:tcW w:type="dxa" w:w="5108"/>
+            <w:tcBorders>
+              <w:top w:val="single" w:color="D6CFC6" w:sz="4"/>
+              <w:left w:val="single" w:color="D6CFC6" w:sz="4"/>
+              <w:bottom w:val="single" w:color="D6CFC6" w:sz="4"/>
+              <w:right w:val="single" w:color="D6CFC6" w:sz="4"/>
+            </w:tcBorders>
+            <w:shd w:fill="F7F5F2" w:color="auto" w:val="clear"/>
+            <w:tcMar>
+              <w:top w:type="dxa" w:w="90"/>
+              <w:left w:type="dxa" w:w="130"/>
+              <w:bottom w:type="dxa" w:w="90"/>
+              <w:right w:type="dxa" w:w="130"/>
+            </w:tcMar>
+            <w:vAlign w:val="center"/>
+          </w:tcPr>
+          <w:p>
+            <w:pPr>
+              <w:spacing w:after="0" w:line="240"/>
+            </w:pPr>
+            <w:r>
+              <w:rPr>
+                <w:rFonts w:ascii="Calibri" w:cs="Calibri" w:eastAsia="Calibri" w:hAnsi="Calibri"/>
+                <w:b w:val="false"/>
+                <w:bCs w:val="false"/>
+                <w:i w:val="false"/>
+                <w:iCs w:val="false"/>
+                <w:color w:val="221E1F"/>
+                <w:sz w:val="20"/>
+                <w:szCs w:val="20"/>
+              </w:rPr>
+              <w:t xml:space="preserve">The journey screen is reachable with an order id and no session, which it has to be — a guest has no account to sign into. It was answering with the whole record: the customer’s name, their email address, their mobile number and, on a delivery, the street and postal code where they live, to anyone holding a number of the form O-clock-sequence. The screens between them read eleven fields and were being sent twenty. Narrowed by an allowlist, so a field added later stays behind the counter until somebody decides otherwise, and held there by a test that searches the response for the customer’s own details rather than for the name of a field</w:t>
+            </w:r>
+          </w:p>
+        </w:tc>
+        <w:tc>
+          <w:tcPr>
+            <w:tcW w:type="dxa" w:w="964"/>
+            <w:tcBorders>
+              <w:top w:val="single" w:color="D6CFC6" w:sz="4"/>
+              <w:left w:val="single" w:color="D6CFC6" w:sz="4"/>
+              <w:bottom w:val="single" w:color="D6CFC6" w:sz="4"/>
+              <w:right w:val="single" w:color="D6CFC6" w:sz="4"/>
+            </w:tcBorders>
+            <w:shd w:fill="F7F5F2" w:color="auto" w:val="clear"/>
+            <w:tcMar>
+              <w:top w:type="dxa" w:w="90"/>
+              <w:left w:type="dxa" w:w="130"/>
+              <w:bottom w:type="dxa" w:w="90"/>
+              <w:right w:type="dxa" w:w="130"/>
+            </w:tcMar>
+            <w:vAlign w:val="center"/>
+          </w:tcPr>
+          <w:p>
+            <w:pPr>
+              <w:spacing w:after="0" w:line="240"/>
+              <w:jc w:val="right"/>
+            </w:pPr>
+            <w:r>
+              <w:rPr>
+                <w:rFonts w:ascii="Calibri" w:cs="Calibri" w:eastAsia="Calibri" w:hAnsi="Calibri"/>
+                <w:b w:val="false"/>
+                <w:bCs w:val="false"/>
+                <w:i w:val="false"/>
+                <w:iCs w:val="false"/>
+                <w:color w:val="221E1F"/>
+                <w:sz w:val="20"/>
+                <w:szCs w:val="20"/>
+              </w:rPr>
+              <w:t xml:space="preserve">2</w:t>
+            </w:r>
+          </w:p>
+        </w:tc>
+      </w:tr>
+      <w:tr>
+        <w:tc>
+          <w:tcPr>
+            <w:tcW w:type="dxa" w:w="482"/>
+            <w:tcBorders>
+              <w:top w:val="single" w:color="D6CFC6" w:sz="4"/>
+              <w:left w:val="single" w:color="D6CFC6" w:sz="4"/>
+              <w:bottom w:val="single" w:color="D6CFC6" w:sz="4"/>
+              <w:right w:val="single" w:color="D6CFC6" w:sz="4"/>
+            </w:tcBorders>
+            <w:shd w:fill="FCE8EB" w:color="auto" w:val="clear"/>
+            <w:tcMar>
+              <w:top w:type="dxa" w:w="90"/>
+              <w:left w:type="dxa" w:w="130"/>
+              <w:bottom w:type="dxa" w:w="90"/>
+              <w:right w:type="dxa" w:w="130"/>
+            </w:tcMar>
+            <w:vAlign w:val="center"/>
+          </w:tcPr>
+          <w:p>
+            <w:pPr>
+              <w:spacing w:after="0" w:line="240"/>
+              <w:jc w:val="center"/>
+            </w:pPr>
+            <w:r>
+              <w:rPr>
+                <w:rFonts w:ascii="Calibri" w:cs="Calibri" w:eastAsia="Calibri" w:hAnsi="Calibri"/>
+                <w:b/>
+                <w:bCs/>
+                <w:i w:val="false"/>
+                <w:iCs w:val="false"/>
+                <w:color w:val="221E1F"/>
+                <w:sz w:val="20"/>
+                <w:szCs w:val="20"/>
+              </w:rPr>
+              <w:t xml:space="preserve"/>
+            </w:r>
+          </w:p>
+        </w:tc>
+        <w:tc>
+          <w:tcPr>
+            <w:tcW w:type="dxa" w:w="3084"/>
+            <w:tcBorders>
+              <w:top w:val="single" w:color="D6CFC6" w:sz="4"/>
+              <w:left w:val="single" w:color="D6CFC6" w:sz="4"/>
+              <w:bottom w:val="single" w:color="D6CFC6" w:sz="4"/>
+              <w:right w:val="single" w:color="D6CFC6" w:sz="4"/>
+            </w:tcBorders>
+            <w:shd w:fill="FCE8EB" w:color="auto" w:val="clear"/>
+            <w:tcMar>
+              <w:top w:type="dxa" w:w="90"/>
+              <w:left w:type="dxa" w:w="130"/>
+              <w:bottom w:type="dxa" w:w="90"/>
+              <w:right w:type="dxa" w:w="130"/>
+            </w:tcMar>
+            <w:vAlign w:val="center"/>
+          </w:tcPr>
+          <w:p>
+            <w:pPr>
+              <w:spacing w:after="0" w:line="240"/>
+            </w:pPr>
+            <w:r>
+              <w:rPr>
+                <w:rFonts w:ascii="Calibri" w:cs="Calibri" w:eastAsia="Calibri" w:hAnsi="Calibri"/>
+                <w:b/>
+                <w:bCs/>
+                <w:i w:val="false"/>
+                <w:iCs w:val="false"/>
+                <w:color w:val="221E1F"/>
+                <w:sz w:val="20"/>
+                <w:szCs w:val="20"/>
+              </w:rPr>
+              <w:t xml:space="preserve">Total</w:t>
+            </w:r>
+          </w:p>
+        </w:tc>
+        <w:tc>
+          <w:tcPr>
+            <w:tcW w:type="dxa" w:w="5108"/>
+            <w:tcBorders>
+              <w:top w:val="single" w:color="D6CFC6" w:sz="4"/>
+              <w:left w:val="single" w:color="D6CFC6" w:sz="4"/>
+              <w:bottom w:val="single" w:color="D6CFC6" w:sz="4"/>
+              <w:right w:val="single" w:color="D6CFC6" w:sz="4"/>
+            </w:tcBorders>
+            <w:shd w:fill="FCE8EB" w:color="auto" w:val="clear"/>
+            <w:tcMar>
+              <w:top w:type="dxa" w:w="90"/>
+              <w:left w:type="dxa" w:w="130"/>
+              <w:bottom w:type="dxa" w:w="90"/>
+              <w:right w:type="dxa" w:w="130"/>
+            </w:tcMar>
+            <w:vAlign w:val="center"/>
+          </w:tcPr>
+          <w:p>
+            <w:pPr>
+              <w:spacing w:after="0" w:line="240"/>
+            </w:pPr>
+            <w:r>
+              <w:rPr>
+                <w:rFonts w:ascii="Calibri" w:cs="Calibri" w:eastAsia="Calibri" w:hAnsi="Calibri"/>
+                <w:b/>
+                <w:bCs/>
+                <w:i w:val="false"/>
+                <w:iCs w:val="false"/>
+                <w:color w:val="221E1F"/>
+                <w:sz w:val="20"/>
+                <w:szCs w:val="20"/>
+              </w:rPr>
+              <w:t xml:space="preserve">Delivered scope</w:t>
+            </w:r>
+          </w:p>
+        </w:tc>
+        <w:tc>
+          <w:tcPr>
+            <w:tcW w:type="dxa" w:w="964"/>
+            <w:tcBorders>
+              <w:top w:val="single" w:color="D6CFC6" w:sz="4"/>
+              <w:left w:val="single" w:color="D6CFC6" w:sz="4"/>
+              <w:bottom w:val="single" w:color="D6CFC6" w:sz="4"/>
+              <w:right w:val="single" w:color="D6CFC6" w:sz="4"/>
+            </w:tcBorders>
+            <w:shd w:fill="FCE8EB" w:color="auto" w:val="clear"/>
+            <w:tcMar>
+              <w:top w:type="dxa" w:w="90"/>
+              <w:left w:type="dxa" w:w="130"/>
+              <w:bottom w:type="dxa" w:w="90"/>
+              <w:right w:type="dxa" w:w="130"/>
+            </w:tcMar>
+            <w:vAlign w:val="center"/>
+          </w:tcPr>
+          <w:p>
+            <w:pPr>
+              <w:spacing w:after="0" w:line="240"/>
+              <w:jc w:val="right"/>
+            </w:pPr>
+            <w:r>
+              <w:rPr>
+                <w:rFonts w:ascii="Calibri" w:cs="Calibri" w:eastAsia="Calibri" w:hAnsi="Calibri"/>
+                <w:b/>
+                <w:bCs/>
+                <w:i w:val="false"/>
+                <w:iCs w:val="false"/>
+                <w:color w:val="221E1F"/>
+                <w:sz w:val="20"/>
+                <w:szCs w:val="20"/>
+              </w:rPr>
+              <w:t xml:space="preserve">205</w:t>
             </w:r>
           </w:p>
         </w:tc>
@@ -11290,7 +12490,7 @@
           <w:sz w:val="20"/>
           <w:szCs w:val="20"/>
         </w:rPr>
-        <w:t xml:space="preserve">32,898 hand-written lines over 187 days is about 176 a day. For tested, typed, reviewed production code that sits inside the normal 100–300 band, and lower than the 200 the first version of this document reconstructed — integration work carries more test and less code than storefront work does. The reconstruction is not inflated.</w:t>
+        <w:t xml:space="preserve">33,255 hand-written lines over 205 days is about 162 a day. For tested, typed, reviewed production code that sits inside the normal 100–300 band, and lower than the 200 the first version of this document reconstructed — integration work carries more test and less code than storefront work does. The reconstruction is not inflated.</w:t>
       </w:r>
     </w:p>
     <w:p>
@@ -11308,7 +12508,7 @@
           <w:sz w:val="20"/>
           <w:szCs w:val="20"/>
         </w:rPr>
-        <w:t xml:space="preserve">187 days is roughly 27 working weeks, or a little over six months for one person. Two people working in parallel would compress the calendar but not the total, and would add coordination cost.</w:t>
+        <w:t xml:space="preserve">205 days is roughly 27 working weeks, or a little over six months for one person. Two people working in parallel would compress the calendar but not the total, and would add coordination cost.</w:t>
       </w:r>
     </w:p>
     <w:p>
@@ -11379,7 +12579,7 @@
           <w:sz w:val="20"/>
           <w:szCs w:val="20"/>
         </w:rPr>
-        <w:t xml:space="preserve">Delivered scope: 187 days × 8 hours = 1496 hours.</w:t>
+        <w:t xml:space="preserve">Delivered scope: 205 days × 8 hours = 1640 hours.</w:t>
       </w:r>
     </w:p>
     <w:tbl>
@@ -11474,7 +12674,7 @@
                 <w:sz w:val="19"/>
                 <w:szCs w:val="19"/>
               </w:rPr>
-              <w:t xml:space="preserve">Cost of the 1496 hours (excl. VAT)</w:t>
+              <w:t xml:space="preserve">Cost of the 1640 hours (excl. VAT)</w:t>
             </w:r>
           </w:p>
         </w:tc>
@@ -11587,7 +12787,7 @@
                 <w:sz w:val="20"/>
                 <w:szCs w:val="20"/>
               </w:rPr>
-              <w:t xml:space="preserve">R 598,400</w:t>
+              <w:t xml:space="preserve">R 656,000</w:t>
             </w:r>
           </w:p>
         </w:tc>
@@ -11624,7 +12824,7 @@
                 <w:sz w:val="20"/>
                 <w:szCs w:val="20"/>
               </w:rPr>
-              <w:t xml:space="preserve">R 688,160</w:t>
+              <w:t xml:space="preserve">R 754,400</w:t>
             </w:r>
           </w:p>
         </w:tc>
@@ -11701,7 +12901,7 @@
                 <w:sz w:val="20"/>
                 <w:szCs w:val="20"/>
               </w:rPr>
-              <w:t xml:space="preserve">R 972,400</w:t>
+              <w:t xml:space="preserve">R 1,066,000</w:t>
             </w:r>
           </w:p>
         </w:tc>
@@ -11739,7 +12939,7 @@
                 <w:sz w:val="20"/>
                 <w:szCs w:val="20"/>
               </w:rPr>
-              <w:t xml:space="preserve">R 1,118,260</w:t>
+              <w:t xml:space="preserve">R 1,225,900</w:t>
             </w:r>
           </w:p>
         </w:tc>
@@ -11814,7 +13014,7 @@
                 <w:sz w:val="20"/>
                 <w:szCs w:val="20"/>
               </w:rPr>
-              <w:t xml:space="preserve">R 1,271,600</w:t>
+              <w:t xml:space="preserve">R 1,394,000</w:t>
             </w:r>
           </w:p>
         </w:tc>
@@ -11851,7 +13051,7 @@
                 <w:sz w:val="20"/>
                 <w:szCs w:val="20"/>
               </w:rPr>
-              <w:t xml:space="preserve">R 1,462,340</w:t>
+              <w:t xml:space="preserve">R 1,603,100</w:t>
             </w:r>
           </w:p>
         </w:tc>
@@ -11928,7 +13128,7 @@
                 <w:sz w:val="20"/>
                 <w:szCs w:val="20"/>
               </w:rPr>
-              <w:t xml:space="preserve">R 1,421,200</w:t>
+              <w:t xml:space="preserve">R 1,558,000</w:t>
             </w:r>
           </w:p>
         </w:tc>
@@ -11966,7 +13166,7 @@
                 <w:sz w:val="20"/>
                 <w:szCs w:val="20"/>
               </w:rPr>
-              <w:t xml:space="preserve">R 1,634,380</w:t>
+              <w:t xml:space="preserve">R 1,791,700</w:t>
             </w:r>
           </w:p>
         </w:tc>
@@ -12041,7 +13241,7 @@
                 <w:sz w:val="20"/>
                 <w:szCs w:val="20"/>
               </w:rPr>
-              <w:t xml:space="preserve">R 1,720,400</w:t>
+              <w:t xml:space="preserve">R 1,886,000</w:t>
             </w:r>
           </w:p>
         </w:tc>
@@ -12078,7 +13278,7 @@
                 <w:sz w:val="20"/>
                 <w:szCs w:val="20"/>
               </w:rPr>
-              <w:t xml:space="preserve">R 1,978,460</w:t>
+              <w:t xml:space="preserve">R 2,168,900</w:t>
             </w:r>
           </w:p>
         </w:tc>
@@ -12155,7 +13355,7 @@
                 <w:sz w:val="20"/>
                 <w:szCs w:val="20"/>
               </w:rPr>
-              <w:t xml:space="preserve">R 2,169,200</w:t>
+              <w:t xml:space="preserve">R 2,378,000</w:t>
             </w:r>
           </w:p>
         </w:tc>
@@ -12193,7 +13393,7 @@
                 <w:sz w:val="20"/>
                 <w:szCs w:val="20"/>
               </w:rPr>
-              <w:t xml:space="preserve">R 2,494,580</w:t>
+              <w:t xml:space="preserve">R 2,734,700</w:t>
             </w:r>
           </w:p>
         </w:tc>
@@ -12245,7 +13445,7 @@
           <w:sz w:val="20"/>
           <w:szCs w:val="20"/>
         </w:rPr>
-        <w:t xml:space="preserve">At an illustrative blended rate of R 950 an hour — chosen here only to make the rest of the document concrete — the delivered scope comes to R 1,421,200 excluding VAT, or R 1,634,380 including it. Replace the rate and every figure below moves proportionally.</w:t>
+        <w:t xml:space="preserve">At an illustrative blended rate of R 950 an hour — chosen here only to make the rest of the document concrete — the delivered scope comes to R 1,558,000 excluding VAT, or R 1,791,700 including it. Replace the rate and every figure below moves proportionally.</w:t>
       </w:r>
     </w:p>
     <w:p>
@@ -18187,6 +19387,1214 @@
               <w:bottom w:val="single" w:color="D6CFC6" w:sz="4"/>
               <w:right w:val="single" w:color="D6CFC6" w:sz="4"/>
             </w:tcBorders>
+            <w:tcMar>
+              <w:top w:type="dxa" w:w="90"/>
+              <w:left w:type="dxa" w:w="130"/>
+              <w:bottom w:type="dxa" w:w="90"/>
+              <w:right w:type="dxa" w:w="130"/>
+            </w:tcMar>
+            <w:vAlign w:val="center"/>
+          </w:tcPr>
+          <w:p>
+            <w:pPr>
+              <w:spacing w:after="0" w:line="240"/>
+            </w:pPr>
+            <w:r>
+              <w:rPr>
+                <w:rFonts w:ascii="Calibri" w:cs="Calibri" w:eastAsia="Calibri" w:hAnsi="Calibri"/>
+                <w:b w:val="false"/>
+                <w:bCs w:val="false"/>
+                <w:i w:val="false"/>
+                <w:iCs w:val="false"/>
+                <w:color w:val="221E1F"/>
+                <w:sz w:val="20"/>
+                <w:szCs w:val="20"/>
+              </w:rPr>
+              <w:t xml:space="preserve">Review-build drift</w:t>
+            </w:r>
+          </w:p>
+        </w:tc>
+        <w:tc>
+          <w:tcPr>
+            <w:tcW w:type="dxa" w:w="1157"/>
+            <w:tcBorders>
+              <w:top w:val="single" w:color="D6CFC6" w:sz="4"/>
+              <w:left w:val="single" w:color="D6CFC6" w:sz="4"/>
+              <w:bottom w:val="single" w:color="D6CFC6" w:sz="4"/>
+              <w:right w:val="single" w:color="D6CFC6" w:sz="4"/>
+            </w:tcBorders>
+            <w:tcMar>
+              <w:top w:type="dxa" w:w="90"/>
+              <w:left w:type="dxa" w:w="130"/>
+              <w:bottom w:type="dxa" w:w="90"/>
+              <w:right w:type="dxa" w:w="130"/>
+            </w:tcMar>
+            <w:vAlign w:val="center"/>
+          </w:tcPr>
+          <w:p>
+            <w:pPr>
+              <w:spacing w:after="0" w:line="240"/>
+              <w:jc w:val="right"/>
+            </w:pPr>
+            <w:r>
+              <w:rPr>
+                <w:rFonts w:ascii="Calibri" w:cs="Calibri" w:eastAsia="Calibri" w:hAnsi="Calibri"/>
+                <w:b w:val="false"/>
+                <w:bCs w:val="false"/>
+                <w:i w:val="false"/>
+                <w:iCs w:val="false"/>
+                <w:color w:val="221E1F"/>
+                <w:sz w:val="20"/>
+                <w:szCs w:val="20"/>
+              </w:rPr>
+              <w:t xml:space="preserve">2</w:t>
+            </w:r>
+          </w:p>
+        </w:tc>
+        <w:tc>
+          <w:tcPr>
+            <w:tcW w:type="dxa" w:w="1542"/>
+            <w:tcBorders>
+              <w:top w:val="single" w:color="D6CFC6" w:sz="4"/>
+              <w:left w:val="single" w:color="D6CFC6" w:sz="4"/>
+              <w:bottom w:val="single" w:color="D6CFC6" w:sz="4"/>
+              <w:right w:val="single" w:color="D6CFC6" w:sz="4"/>
+            </w:tcBorders>
+            <w:tcMar>
+              <w:top w:type="dxa" w:w="90"/>
+              <w:left w:type="dxa" w:w="130"/>
+              <w:bottom w:type="dxa" w:w="90"/>
+              <w:right w:type="dxa" w:w="130"/>
+            </w:tcMar>
+            <w:vAlign w:val="center"/>
+          </w:tcPr>
+          <w:p>
+            <w:pPr>
+              <w:spacing w:after="0" w:line="240"/>
+              <w:jc w:val="right"/>
+            </w:pPr>
+            <w:r>
+              <w:rPr>
+                <w:rFonts w:ascii="Calibri" w:cs="Calibri" w:eastAsia="Calibri" w:hAnsi="Calibri"/>
+                <w:b w:val="false"/>
+                <w:bCs w:val="false"/>
+                <w:i w:val="false"/>
+                <w:iCs w:val="false"/>
+                <w:color w:val="221E1F"/>
+                <w:sz w:val="20"/>
+                <w:szCs w:val="20"/>
+              </w:rPr>
+              <w:t xml:space="preserve">16</w:t>
+            </w:r>
+          </w:p>
+        </w:tc>
+        <w:tc>
+          <w:tcPr>
+            <w:tcW w:type="dxa" w:w="1638"/>
+            <w:tcBorders>
+              <w:top w:val="single" w:color="D6CFC6" w:sz="4"/>
+              <w:left w:val="single" w:color="D6CFC6" w:sz="4"/>
+              <w:bottom w:val="single" w:color="D6CFC6" w:sz="4"/>
+              <w:right w:val="single" w:color="D6CFC6" w:sz="4"/>
+            </w:tcBorders>
+            <w:tcMar>
+              <w:top w:type="dxa" w:w="90"/>
+              <w:left w:type="dxa" w:w="130"/>
+              <w:bottom w:type="dxa" w:w="90"/>
+              <w:right w:type="dxa" w:w="130"/>
+            </w:tcMar>
+            <w:vAlign w:val="center"/>
+          </w:tcPr>
+          <w:p>
+            <w:pPr>
+              <w:spacing w:after="0" w:line="240"/>
+              <w:jc w:val="right"/>
+            </w:pPr>
+            <w:r>
+              <w:rPr>
+                <w:rFonts w:ascii="Calibri" w:cs="Calibri" w:eastAsia="Calibri" w:hAnsi="Calibri"/>
+                <w:b w:val="false"/>
+                <w:bCs w:val="false"/>
+                <w:i w:val="false"/>
+                <w:iCs w:val="false"/>
+                <w:color w:val="221E1F"/>
+                <w:sz w:val="20"/>
+                <w:szCs w:val="20"/>
+              </w:rPr>
+              <w:t xml:space="preserve">R 15,200</w:t>
+            </w:r>
+          </w:p>
+        </w:tc>
+      </w:tr>
+      <w:tr>
+        <w:tc>
+          <w:tcPr>
+            <w:tcW w:type="dxa" w:w="5301"/>
+            <w:tcBorders>
+              <w:top w:val="single" w:color="D6CFC6" w:sz="4"/>
+              <w:left w:val="single" w:color="D6CFC6" w:sz="4"/>
+              <w:bottom w:val="single" w:color="D6CFC6" w:sz="4"/>
+              <w:right w:val="single" w:color="D6CFC6" w:sz="4"/>
+            </w:tcBorders>
+            <w:shd w:fill="F7F5F2" w:color="auto" w:val="clear"/>
+            <w:tcMar>
+              <w:top w:type="dxa" w:w="90"/>
+              <w:left w:type="dxa" w:w="130"/>
+              <w:bottom w:type="dxa" w:w="90"/>
+              <w:right w:type="dxa" w:w="130"/>
+            </w:tcMar>
+            <w:vAlign w:val="center"/>
+          </w:tcPr>
+          <w:p>
+            <w:pPr>
+              <w:spacing w:after="0" w:line="240"/>
+            </w:pPr>
+            <w:r>
+              <w:rPr>
+                <w:rFonts w:ascii="Calibri" w:cs="Calibri" w:eastAsia="Calibri" w:hAnsi="Calibri"/>
+                <w:b w:val="false"/>
+                <w:bCs w:val="false"/>
+                <w:i w:val="false"/>
+                <w:iCs w:val="false"/>
+                <w:color w:val="221E1F"/>
+                <w:sz w:val="20"/>
+                <w:szCs w:val="20"/>
+              </w:rPr>
+              <w:t xml:space="preserve">The shared fixtures, and what writing them exposed</w:t>
+            </w:r>
+          </w:p>
+        </w:tc>
+        <w:tc>
+          <w:tcPr>
+            <w:tcW w:type="dxa" w:w="1157"/>
+            <w:tcBorders>
+              <w:top w:val="single" w:color="D6CFC6" w:sz="4"/>
+              <w:left w:val="single" w:color="D6CFC6" w:sz="4"/>
+              <w:bottom w:val="single" w:color="D6CFC6" w:sz="4"/>
+              <w:right w:val="single" w:color="D6CFC6" w:sz="4"/>
+            </w:tcBorders>
+            <w:shd w:fill="F7F5F2" w:color="auto" w:val="clear"/>
+            <w:tcMar>
+              <w:top w:type="dxa" w:w="90"/>
+              <w:left w:type="dxa" w:w="130"/>
+              <w:bottom w:type="dxa" w:w="90"/>
+              <w:right w:type="dxa" w:w="130"/>
+            </w:tcMar>
+            <w:vAlign w:val="center"/>
+          </w:tcPr>
+          <w:p>
+            <w:pPr>
+              <w:spacing w:after="0" w:line="240"/>
+              <w:jc w:val="right"/>
+            </w:pPr>
+            <w:r>
+              <w:rPr>
+                <w:rFonts w:ascii="Calibri" w:cs="Calibri" w:eastAsia="Calibri" w:hAnsi="Calibri"/>
+                <w:b w:val="false"/>
+                <w:bCs w:val="false"/>
+                <w:i w:val="false"/>
+                <w:iCs w:val="false"/>
+                <w:color w:val="221E1F"/>
+                <w:sz w:val="20"/>
+                <w:szCs w:val="20"/>
+              </w:rPr>
+              <w:t xml:space="preserve">3</w:t>
+            </w:r>
+          </w:p>
+        </w:tc>
+        <w:tc>
+          <w:tcPr>
+            <w:tcW w:type="dxa" w:w="1542"/>
+            <w:tcBorders>
+              <w:top w:val="single" w:color="D6CFC6" w:sz="4"/>
+              <w:left w:val="single" w:color="D6CFC6" w:sz="4"/>
+              <w:bottom w:val="single" w:color="D6CFC6" w:sz="4"/>
+              <w:right w:val="single" w:color="D6CFC6" w:sz="4"/>
+            </w:tcBorders>
+            <w:shd w:fill="F7F5F2" w:color="auto" w:val="clear"/>
+            <w:tcMar>
+              <w:top w:type="dxa" w:w="90"/>
+              <w:left w:type="dxa" w:w="130"/>
+              <w:bottom w:type="dxa" w:w="90"/>
+              <w:right w:type="dxa" w:w="130"/>
+            </w:tcMar>
+            <w:vAlign w:val="center"/>
+          </w:tcPr>
+          <w:p>
+            <w:pPr>
+              <w:spacing w:after="0" w:line="240"/>
+              <w:jc w:val="right"/>
+            </w:pPr>
+            <w:r>
+              <w:rPr>
+                <w:rFonts w:ascii="Calibri" w:cs="Calibri" w:eastAsia="Calibri" w:hAnsi="Calibri"/>
+                <w:b w:val="false"/>
+                <w:bCs w:val="false"/>
+                <w:i w:val="false"/>
+                <w:iCs w:val="false"/>
+                <w:color w:val="221E1F"/>
+                <w:sz w:val="20"/>
+                <w:szCs w:val="20"/>
+              </w:rPr>
+              <w:t xml:space="preserve">24</w:t>
+            </w:r>
+          </w:p>
+        </w:tc>
+        <w:tc>
+          <w:tcPr>
+            <w:tcW w:type="dxa" w:w="1638"/>
+            <w:tcBorders>
+              <w:top w:val="single" w:color="D6CFC6" w:sz="4"/>
+              <w:left w:val="single" w:color="D6CFC6" w:sz="4"/>
+              <w:bottom w:val="single" w:color="D6CFC6" w:sz="4"/>
+              <w:right w:val="single" w:color="D6CFC6" w:sz="4"/>
+            </w:tcBorders>
+            <w:shd w:fill="F7F5F2" w:color="auto" w:val="clear"/>
+            <w:tcMar>
+              <w:top w:type="dxa" w:w="90"/>
+              <w:left w:type="dxa" w:w="130"/>
+              <w:bottom w:type="dxa" w:w="90"/>
+              <w:right w:type="dxa" w:w="130"/>
+            </w:tcMar>
+            <w:vAlign w:val="center"/>
+          </w:tcPr>
+          <w:p>
+            <w:pPr>
+              <w:spacing w:after="0" w:line="240"/>
+              <w:jc w:val="right"/>
+            </w:pPr>
+            <w:r>
+              <w:rPr>
+                <w:rFonts w:ascii="Calibri" w:cs="Calibri" w:eastAsia="Calibri" w:hAnsi="Calibri"/>
+                <w:b w:val="false"/>
+                <w:bCs w:val="false"/>
+                <w:i w:val="false"/>
+                <w:iCs w:val="false"/>
+                <w:color w:val="221E1F"/>
+                <w:sz w:val="20"/>
+                <w:szCs w:val="20"/>
+              </w:rPr>
+              <w:t xml:space="preserve">R 22,800</w:t>
+            </w:r>
+          </w:p>
+        </w:tc>
+      </w:tr>
+      <w:tr>
+        <w:tc>
+          <w:tcPr>
+            <w:tcW w:type="dxa" w:w="5301"/>
+            <w:tcBorders>
+              <w:top w:val="single" w:color="D6CFC6" w:sz="4"/>
+              <w:left w:val="single" w:color="D6CFC6" w:sz="4"/>
+              <w:bottom w:val="single" w:color="D6CFC6" w:sz="4"/>
+              <w:right w:val="single" w:color="D6CFC6" w:sz="4"/>
+            </w:tcBorders>
+            <w:tcMar>
+              <w:top w:type="dxa" w:w="90"/>
+              <w:left w:type="dxa" w:w="130"/>
+              <w:bottom w:type="dxa" w:w="90"/>
+              <w:right w:type="dxa" w:w="130"/>
+            </w:tcMar>
+            <w:vAlign w:val="center"/>
+          </w:tcPr>
+          <w:p>
+            <w:pPr>
+              <w:spacing w:after="0" w:line="240"/>
+            </w:pPr>
+            <w:r>
+              <w:rPr>
+                <w:rFonts w:ascii="Calibri" w:cs="Calibri" w:eastAsia="Calibri" w:hAnsi="Calibri"/>
+                <w:b w:val="false"/>
+                <w:bCs w:val="false"/>
+                <w:i w:val="false"/>
+                <w:iCs w:val="false"/>
+                <w:color w:val="221E1F"/>
+                <w:sz w:val="20"/>
+                <w:szCs w:val="20"/>
+              </w:rPr>
+              <w:t xml:space="preserve">The refund path</w:t>
+            </w:r>
+          </w:p>
+        </w:tc>
+        <w:tc>
+          <w:tcPr>
+            <w:tcW w:type="dxa" w:w="1157"/>
+            <w:tcBorders>
+              <w:top w:val="single" w:color="D6CFC6" w:sz="4"/>
+              <w:left w:val="single" w:color="D6CFC6" w:sz="4"/>
+              <w:bottom w:val="single" w:color="D6CFC6" w:sz="4"/>
+              <w:right w:val="single" w:color="D6CFC6" w:sz="4"/>
+            </w:tcBorders>
+            <w:tcMar>
+              <w:top w:type="dxa" w:w="90"/>
+              <w:left w:type="dxa" w:w="130"/>
+              <w:bottom w:type="dxa" w:w="90"/>
+              <w:right w:type="dxa" w:w="130"/>
+            </w:tcMar>
+            <w:vAlign w:val="center"/>
+          </w:tcPr>
+          <w:p>
+            <w:pPr>
+              <w:spacing w:after="0" w:line="240"/>
+              <w:jc w:val="right"/>
+            </w:pPr>
+            <w:r>
+              <w:rPr>
+                <w:rFonts w:ascii="Calibri" w:cs="Calibri" w:eastAsia="Calibri" w:hAnsi="Calibri"/>
+                <w:b w:val="false"/>
+                <w:bCs w:val="false"/>
+                <w:i w:val="false"/>
+                <w:iCs w:val="false"/>
+                <w:color w:val="221E1F"/>
+                <w:sz w:val="20"/>
+                <w:szCs w:val="20"/>
+              </w:rPr>
+              <w:t xml:space="preserve">4</w:t>
+            </w:r>
+          </w:p>
+        </w:tc>
+        <w:tc>
+          <w:tcPr>
+            <w:tcW w:type="dxa" w:w="1542"/>
+            <w:tcBorders>
+              <w:top w:val="single" w:color="D6CFC6" w:sz="4"/>
+              <w:left w:val="single" w:color="D6CFC6" w:sz="4"/>
+              <w:bottom w:val="single" w:color="D6CFC6" w:sz="4"/>
+              <w:right w:val="single" w:color="D6CFC6" w:sz="4"/>
+            </w:tcBorders>
+            <w:tcMar>
+              <w:top w:type="dxa" w:w="90"/>
+              <w:left w:type="dxa" w:w="130"/>
+              <w:bottom w:type="dxa" w:w="90"/>
+              <w:right w:type="dxa" w:w="130"/>
+            </w:tcMar>
+            <w:vAlign w:val="center"/>
+          </w:tcPr>
+          <w:p>
+            <w:pPr>
+              <w:spacing w:after="0" w:line="240"/>
+              <w:jc w:val="right"/>
+            </w:pPr>
+            <w:r>
+              <w:rPr>
+                <w:rFonts w:ascii="Calibri" w:cs="Calibri" w:eastAsia="Calibri" w:hAnsi="Calibri"/>
+                <w:b w:val="false"/>
+                <w:bCs w:val="false"/>
+                <w:i w:val="false"/>
+                <w:iCs w:val="false"/>
+                <w:color w:val="221E1F"/>
+                <w:sz w:val="20"/>
+                <w:szCs w:val="20"/>
+              </w:rPr>
+              <w:t xml:space="preserve">32</w:t>
+            </w:r>
+          </w:p>
+        </w:tc>
+        <w:tc>
+          <w:tcPr>
+            <w:tcW w:type="dxa" w:w="1638"/>
+            <w:tcBorders>
+              <w:top w:val="single" w:color="D6CFC6" w:sz="4"/>
+              <w:left w:val="single" w:color="D6CFC6" w:sz="4"/>
+              <w:bottom w:val="single" w:color="D6CFC6" w:sz="4"/>
+              <w:right w:val="single" w:color="D6CFC6" w:sz="4"/>
+            </w:tcBorders>
+            <w:tcMar>
+              <w:top w:type="dxa" w:w="90"/>
+              <w:left w:type="dxa" w:w="130"/>
+              <w:bottom w:type="dxa" w:w="90"/>
+              <w:right w:type="dxa" w:w="130"/>
+            </w:tcMar>
+            <w:vAlign w:val="center"/>
+          </w:tcPr>
+          <w:p>
+            <w:pPr>
+              <w:spacing w:after="0" w:line="240"/>
+              <w:jc w:val="right"/>
+            </w:pPr>
+            <w:r>
+              <w:rPr>
+                <w:rFonts w:ascii="Calibri" w:cs="Calibri" w:eastAsia="Calibri" w:hAnsi="Calibri"/>
+                <w:b w:val="false"/>
+                <w:bCs w:val="false"/>
+                <w:i w:val="false"/>
+                <w:iCs w:val="false"/>
+                <w:color w:val="221E1F"/>
+                <w:sz w:val="20"/>
+                <w:szCs w:val="20"/>
+              </w:rPr>
+              <w:t xml:space="preserve">R 30,400</w:t>
+            </w:r>
+          </w:p>
+        </w:tc>
+      </w:tr>
+      <w:tr>
+        <w:tc>
+          <w:tcPr>
+            <w:tcW w:type="dxa" w:w="5301"/>
+            <w:tcBorders>
+              <w:top w:val="single" w:color="D6CFC6" w:sz="4"/>
+              <w:left w:val="single" w:color="D6CFC6" w:sz="4"/>
+              <w:bottom w:val="single" w:color="D6CFC6" w:sz="4"/>
+              <w:right w:val="single" w:color="D6CFC6" w:sz="4"/>
+            </w:tcBorders>
+            <w:shd w:fill="F7F5F2" w:color="auto" w:val="clear"/>
+            <w:tcMar>
+              <w:top w:type="dxa" w:w="90"/>
+              <w:left w:type="dxa" w:w="130"/>
+              <w:bottom w:type="dxa" w:w="90"/>
+              <w:right w:type="dxa" w:w="130"/>
+            </w:tcMar>
+            <w:vAlign w:val="center"/>
+          </w:tcPr>
+          <w:p>
+            <w:pPr>
+              <w:spacing w:after="0" w:line="240"/>
+            </w:pPr>
+            <w:r>
+              <w:rPr>
+                <w:rFonts w:ascii="Calibri" w:cs="Calibri" w:eastAsia="Calibri" w:hAnsi="Calibri"/>
+                <w:b w:val="false"/>
+                <w:bCs w:val="false"/>
+                <w:i w:val="false"/>
+                <w:iCs w:val="false"/>
+                <w:color w:val="221E1F"/>
+                <w:sz w:val="20"/>
+                <w:szCs w:val="20"/>
+              </w:rPr>
+              <w:t xml:space="preserve">The states the suites could not reach</w:t>
+            </w:r>
+          </w:p>
+        </w:tc>
+        <w:tc>
+          <w:tcPr>
+            <w:tcW w:type="dxa" w:w="1157"/>
+            <w:tcBorders>
+              <w:top w:val="single" w:color="D6CFC6" w:sz="4"/>
+              <w:left w:val="single" w:color="D6CFC6" w:sz="4"/>
+              <w:bottom w:val="single" w:color="D6CFC6" w:sz="4"/>
+              <w:right w:val="single" w:color="D6CFC6" w:sz="4"/>
+            </w:tcBorders>
+            <w:shd w:fill="F7F5F2" w:color="auto" w:val="clear"/>
+            <w:tcMar>
+              <w:top w:type="dxa" w:w="90"/>
+              <w:left w:type="dxa" w:w="130"/>
+              <w:bottom w:type="dxa" w:w="90"/>
+              <w:right w:type="dxa" w:w="130"/>
+            </w:tcMar>
+            <w:vAlign w:val="center"/>
+          </w:tcPr>
+          <w:p>
+            <w:pPr>
+              <w:spacing w:after="0" w:line="240"/>
+              <w:jc w:val="right"/>
+            </w:pPr>
+            <w:r>
+              <w:rPr>
+                <w:rFonts w:ascii="Calibri" w:cs="Calibri" w:eastAsia="Calibri" w:hAnsi="Calibri"/>
+                <w:b w:val="false"/>
+                <w:bCs w:val="false"/>
+                <w:i w:val="false"/>
+                <w:iCs w:val="false"/>
+                <w:color w:val="221E1F"/>
+                <w:sz w:val="20"/>
+                <w:szCs w:val="20"/>
+              </w:rPr>
+              <w:t xml:space="preserve">2</w:t>
+            </w:r>
+          </w:p>
+        </w:tc>
+        <w:tc>
+          <w:tcPr>
+            <w:tcW w:type="dxa" w:w="1542"/>
+            <w:tcBorders>
+              <w:top w:val="single" w:color="D6CFC6" w:sz="4"/>
+              <w:left w:val="single" w:color="D6CFC6" w:sz="4"/>
+              <w:bottom w:val="single" w:color="D6CFC6" w:sz="4"/>
+              <w:right w:val="single" w:color="D6CFC6" w:sz="4"/>
+            </w:tcBorders>
+            <w:shd w:fill="F7F5F2" w:color="auto" w:val="clear"/>
+            <w:tcMar>
+              <w:top w:type="dxa" w:w="90"/>
+              <w:left w:type="dxa" w:w="130"/>
+              <w:bottom w:type="dxa" w:w="90"/>
+              <w:right w:type="dxa" w:w="130"/>
+            </w:tcMar>
+            <w:vAlign w:val="center"/>
+          </w:tcPr>
+          <w:p>
+            <w:pPr>
+              <w:spacing w:after="0" w:line="240"/>
+              <w:jc w:val="right"/>
+            </w:pPr>
+            <w:r>
+              <w:rPr>
+                <w:rFonts w:ascii="Calibri" w:cs="Calibri" w:eastAsia="Calibri" w:hAnsi="Calibri"/>
+                <w:b w:val="false"/>
+                <w:bCs w:val="false"/>
+                <w:i w:val="false"/>
+                <w:iCs w:val="false"/>
+                <w:color w:val="221E1F"/>
+                <w:sz w:val="20"/>
+                <w:szCs w:val="20"/>
+              </w:rPr>
+              <w:t xml:space="preserve">16</w:t>
+            </w:r>
+          </w:p>
+        </w:tc>
+        <w:tc>
+          <w:tcPr>
+            <w:tcW w:type="dxa" w:w="1638"/>
+            <w:tcBorders>
+              <w:top w:val="single" w:color="D6CFC6" w:sz="4"/>
+              <w:left w:val="single" w:color="D6CFC6" w:sz="4"/>
+              <w:bottom w:val="single" w:color="D6CFC6" w:sz="4"/>
+              <w:right w:val="single" w:color="D6CFC6" w:sz="4"/>
+            </w:tcBorders>
+            <w:shd w:fill="F7F5F2" w:color="auto" w:val="clear"/>
+            <w:tcMar>
+              <w:top w:type="dxa" w:w="90"/>
+              <w:left w:type="dxa" w:w="130"/>
+              <w:bottom w:type="dxa" w:w="90"/>
+              <w:right w:type="dxa" w:w="130"/>
+            </w:tcMar>
+            <w:vAlign w:val="center"/>
+          </w:tcPr>
+          <w:p>
+            <w:pPr>
+              <w:spacing w:after="0" w:line="240"/>
+              <w:jc w:val="right"/>
+            </w:pPr>
+            <w:r>
+              <w:rPr>
+                <w:rFonts w:ascii="Calibri" w:cs="Calibri" w:eastAsia="Calibri" w:hAnsi="Calibri"/>
+                <w:b w:val="false"/>
+                <w:bCs w:val="false"/>
+                <w:i w:val="false"/>
+                <w:iCs w:val="false"/>
+                <w:color w:val="221E1F"/>
+                <w:sz w:val="20"/>
+                <w:szCs w:val="20"/>
+              </w:rPr>
+              <w:t xml:space="preserve">R 15,200</w:t>
+            </w:r>
+          </w:p>
+        </w:tc>
+      </w:tr>
+      <w:tr>
+        <w:tc>
+          <w:tcPr>
+            <w:tcW w:type="dxa" w:w="5301"/>
+            <w:tcBorders>
+              <w:top w:val="single" w:color="D6CFC6" w:sz="4"/>
+              <w:left w:val="single" w:color="D6CFC6" w:sz="4"/>
+              <w:bottom w:val="single" w:color="D6CFC6" w:sz="4"/>
+              <w:right w:val="single" w:color="D6CFC6" w:sz="4"/>
+            </w:tcBorders>
+            <w:tcMar>
+              <w:top w:type="dxa" w:w="90"/>
+              <w:left w:type="dxa" w:w="130"/>
+              <w:bottom w:type="dxa" w:w="90"/>
+              <w:right w:type="dxa" w:w="130"/>
+            </w:tcMar>
+            <w:vAlign w:val="center"/>
+          </w:tcPr>
+          <w:p>
+            <w:pPr>
+              <w:spacing w:after="0" w:line="240"/>
+            </w:pPr>
+            <w:r>
+              <w:rPr>
+                <w:rFonts w:ascii="Calibri" w:cs="Calibri" w:eastAsia="Calibri" w:hAnsi="Calibri"/>
+                <w:b w:val="false"/>
+                <w:bCs w:val="false"/>
+                <w:i w:val="false"/>
+                <w:iCs w:val="false"/>
+                <w:color w:val="221E1F"/>
+                <w:sz w:val="20"/>
+                <w:szCs w:val="20"/>
+              </w:rPr>
+              <w:t xml:space="preserve">Two handoffs that were not safe against a second caller</w:t>
+            </w:r>
+          </w:p>
+        </w:tc>
+        <w:tc>
+          <w:tcPr>
+            <w:tcW w:type="dxa" w:w="1157"/>
+            <w:tcBorders>
+              <w:top w:val="single" w:color="D6CFC6" w:sz="4"/>
+              <w:left w:val="single" w:color="D6CFC6" w:sz="4"/>
+              <w:bottom w:val="single" w:color="D6CFC6" w:sz="4"/>
+              <w:right w:val="single" w:color="D6CFC6" w:sz="4"/>
+            </w:tcBorders>
+            <w:tcMar>
+              <w:top w:type="dxa" w:w="90"/>
+              <w:left w:type="dxa" w:w="130"/>
+              <w:bottom w:type="dxa" w:w="90"/>
+              <w:right w:type="dxa" w:w="130"/>
+            </w:tcMar>
+            <w:vAlign w:val="center"/>
+          </w:tcPr>
+          <w:p>
+            <w:pPr>
+              <w:spacing w:after="0" w:line="240"/>
+              <w:jc w:val="right"/>
+            </w:pPr>
+            <w:r>
+              <w:rPr>
+                <w:rFonts w:ascii="Calibri" w:cs="Calibri" w:eastAsia="Calibri" w:hAnsi="Calibri"/>
+                <w:b w:val="false"/>
+                <w:bCs w:val="false"/>
+                <w:i w:val="false"/>
+                <w:iCs w:val="false"/>
+                <w:color w:val="221E1F"/>
+                <w:sz w:val="20"/>
+                <w:szCs w:val="20"/>
+              </w:rPr>
+              <w:t xml:space="preserve">2</w:t>
+            </w:r>
+          </w:p>
+        </w:tc>
+        <w:tc>
+          <w:tcPr>
+            <w:tcW w:type="dxa" w:w="1542"/>
+            <w:tcBorders>
+              <w:top w:val="single" w:color="D6CFC6" w:sz="4"/>
+              <w:left w:val="single" w:color="D6CFC6" w:sz="4"/>
+              <w:bottom w:val="single" w:color="D6CFC6" w:sz="4"/>
+              <w:right w:val="single" w:color="D6CFC6" w:sz="4"/>
+            </w:tcBorders>
+            <w:tcMar>
+              <w:top w:type="dxa" w:w="90"/>
+              <w:left w:type="dxa" w:w="130"/>
+              <w:bottom w:type="dxa" w:w="90"/>
+              <w:right w:type="dxa" w:w="130"/>
+            </w:tcMar>
+            <w:vAlign w:val="center"/>
+          </w:tcPr>
+          <w:p>
+            <w:pPr>
+              <w:spacing w:after="0" w:line="240"/>
+              <w:jc w:val="right"/>
+            </w:pPr>
+            <w:r>
+              <w:rPr>
+                <w:rFonts w:ascii="Calibri" w:cs="Calibri" w:eastAsia="Calibri" w:hAnsi="Calibri"/>
+                <w:b w:val="false"/>
+                <w:bCs w:val="false"/>
+                <w:i w:val="false"/>
+                <w:iCs w:val="false"/>
+                <w:color w:val="221E1F"/>
+                <w:sz w:val="20"/>
+                <w:szCs w:val="20"/>
+              </w:rPr>
+              <w:t xml:space="preserve">16</w:t>
+            </w:r>
+          </w:p>
+        </w:tc>
+        <w:tc>
+          <w:tcPr>
+            <w:tcW w:type="dxa" w:w="1638"/>
+            <w:tcBorders>
+              <w:top w:val="single" w:color="D6CFC6" w:sz="4"/>
+              <w:left w:val="single" w:color="D6CFC6" w:sz="4"/>
+              <w:bottom w:val="single" w:color="D6CFC6" w:sz="4"/>
+              <w:right w:val="single" w:color="D6CFC6" w:sz="4"/>
+            </w:tcBorders>
+            <w:tcMar>
+              <w:top w:type="dxa" w:w="90"/>
+              <w:left w:type="dxa" w:w="130"/>
+              <w:bottom w:type="dxa" w:w="90"/>
+              <w:right w:type="dxa" w:w="130"/>
+            </w:tcMar>
+            <w:vAlign w:val="center"/>
+          </w:tcPr>
+          <w:p>
+            <w:pPr>
+              <w:spacing w:after="0" w:line="240"/>
+              <w:jc w:val="right"/>
+            </w:pPr>
+            <w:r>
+              <w:rPr>
+                <w:rFonts w:ascii="Calibri" w:cs="Calibri" w:eastAsia="Calibri" w:hAnsi="Calibri"/>
+                <w:b w:val="false"/>
+                <w:bCs w:val="false"/>
+                <w:i w:val="false"/>
+                <w:iCs w:val="false"/>
+                <w:color w:val="221E1F"/>
+                <w:sz w:val="20"/>
+                <w:szCs w:val="20"/>
+              </w:rPr>
+              <w:t xml:space="preserve">R 15,200</w:t>
+            </w:r>
+          </w:p>
+        </w:tc>
+      </w:tr>
+      <w:tr>
+        <w:tc>
+          <w:tcPr>
+            <w:tcW w:type="dxa" w:w="5301"/>
+            <w:tcBorders>
+              <w:top w:val="single" w:color="D6CFC6" w:sz="4"/>
+              <w:left w:val="single" w:color="D6CFC6" w:sz="4"/>
+              <w:bottom w:val="single" w:color="D6CFC6" w:sz="4"/>
+              <w:right w:val="single" w:color="D6CFC6" w:sz="4"/>
+            </w:tcBorders>
+            <w:shd w:fill="F7F5F2" w:color="auto" w:val="clear"/>
+            <w:tcMar>
+              <w:top w:type="dxa" w:w="90"/>
+              <w:left w:type="dxa" w:w="130"/>
+              <w:bottom w:type="dxa" w:w="90"/>
+              <w:right w:type="dxa" w:w="130"/>
+            </w:tcMar>
+            <w:vAlign w:val="center"/>
+          </w:tcPr>
+          <w:p>
+            <w:pPr>
+              <w:spacing w:after="0" w:line="240"/>
+            </w:pPr>
+            <w:r>
+              <w:rPr>
+                <w:rFonts w:ascii="Calibri" w:cs="Calibri" w:eastAsia="Calibri" w:hAnsi="Calibri"/>
+                <w:b w:val="false"/>
+                <w:bCs w:val="false"/>
+                <w:i w:val="false"/>
+                <w:iCs w:val="false"/>
+                <w:color w:val="221E1F"/>
+                <w:sz w:val="20"/>
+                <w:szCs w:val="20"/>
+              </w:rPr>
+              <w:t xml:space="preserve">Surviving a state file that is not the shape it should be</w:t>
+            </w:r>
+          </w:p>
+        </w:tc>
+        <w:tc>
+          <w:tcPr>
+            <w:tcW w:type="dxa" w:w="1157"/>
+            <w:tcBorders>
+              <w:top w:val="single" w:color="D6CFC6" w:sz="4"/>
+              <w:left w:val="single" w:color="D6CFC6" w:sz="4"/>
+              <w:bottom w:val="single" w:color="D6CFC6" w:sz="4"/>
+              <w:right w:val="single" w:color="D6CFC6" w:sz="4"/>
+            </w:tcBorders>
+            <w:shd w:fill="F7F5F2" w:color="auto" w:val="clear"/>
+            <w:tcMar>
+              <w:top w:type="dxa" w:w="90"/>
+              <w:left w:type="dxa" w:w="130"/>
+              <w:bottom w:type="dxa" w:w="90"/>
+              <w:right w:type="dxa" w:w="130"/>
+            </w:tcMar>
+            <w:vAlign w:val="center"/>
+          </w:tcPr>
+          <w:p>
+            <w:pPr>
+              <w:spacing w:after="0" w:line="240"/>
+              <w:jc w:val="right"/>
+            </w:pPr>
+            <w:r>
+              <w:rPr>
+                <w:rFonts w:ascii="Calibri" w:cs="Calibri" w:eastAsia="Calibri" w:hAnsi="Calibri"/>
+                <w:b w:val="false"/>
+                <w:bCs w:val="false"/>
+                <w:i w:val="false"/>
+                <w:iCs w:val="false"/>
+                <w:color w:val="221E1F"/>
+                <w:sz w:val="20"/>
+                <w:szCs w:val="20"/>
+              </w:rPr>
+              <w:t xml:space="preserve">1</w:t>
+            </w:r>
+          </w:p>
+        </w:tc>
+        <w:tc>
+          <w:tcPr>
+            <w:tcW w:type="dxa" w:w="1542"/>
+            <w:tcBorders>
+              <w:top w:val="single" w:color="D6CFC6" w:sz="4"/>
+              <w:left w:val="single" w:color="D6CFC6" w:sz="4"/>
+              <w:bottom w:val="single" w:color="D6CFC6" w:sz="4"/>
+              <w:right w:val="single" w:color="D6CFC6" w:sz="4"/>
+            </w:tcBorders>
+            <w:shd w:fill="F7F5F2" w:color="auto" w:val="clear"/>
+            <w:tcMar>
+              <w:top w:type="dxa" w:w="90"/>
+              <w:left w:type="dxa" w:w="130"/>
+              <w:bottom w:type="dxa" w:w="90"/>
+              <w:right w:type="dxa" w:w="130"/>
+            </w:tcMar>
+            <w:vAlign w:val="center"/>
+          </w:tcPr>
+          <w:p>
+            <w:pPr>
+              <w:spacing w:after="0" w:line="240"/>
+              <w:jc w:val="right"/>
+            </w:pPr>
+            <w:r>
+              <w:rPr>
+                <w:rFonts w:ascii="Calibri" w:cs="Calibri" w:eastAsia="Calibri" w:hAnsi="Calibri"/>
+                <w:b w:val="false"/>
+                <w:bCs w:val="false"/>
+                <w:i w:val="false"/>
+                <w:iCs w:val="false"/>
+                <w:color w:val="221E1F"/>
+                <w:sz w:val="20"/>
+                <w:szCs w:val="20"/>
+              </w:rPr>
+              <w:t xml:space="preserve">8</w:t>
+            </w:r>
+          </w:p>
+        </w:tc>
+        <w:tc>
+          <w:tcPr>
+            <w:tcW w:type="dxa" w:w="1638"/>
+            <w:tcBorders>
+              <w:top w:val="single" w:color="D6CFC6" w:sz="4"/>
+              <w:left w:val="single" w:color="D6CFC6" w:sz="4"/>
+              <w:bottom w:val="single" w:color="D6CFC6" w:sz="4"/>
+              <w:right w:val="single" w:color="D6CFC6" w:sz="4"/>
+            </w:tcBorders>
+            <w:shd w:fill="F7F5F2" w:color="auto" w:val="clear"/>
+            <w:tcMar>
+              <w:top w:type="dxa" w:w="90"/>
+              <w:left w:type="dxa" w:w="130"/>
+              <w:bottom w:type="dxa" w:w="90"/>
+              <w:right w:type="dxa" w:w="130"/>
+            </w:tcMar>
+            <w:vAlign w:val="center"/>
+          </w:tcPr>
+          <w:p>
+            <w:pPr>
+              <w:spacing w:after="0" w:line="240"/>
+              <w:jc w:val="right"/>
+            </w:pPr>
+            <w:r>
+              <w:rPr>
+                <w:rFonts w:ascii="Calibri" w:cs="Calibri" w:eastAsia="Calibri" w:hAnsi="Calibri"/>
+                <w:b w:val="false"/>
+                <w:bCs w:val="false"/>
+                <w:i w:val="false"/>
+                <w:iCs w:val="false"/>
+                <w:color w:val="221E1F"/>
+                <w:sz w:val="20"/>
+                <w:szCs w:val="20"/>
+              </w:rPr>
+              <w:t xml:space="preserve">R 7,600</w:t>
+            </w:r>
+          </w:p>
+        </w:tc>
+      </w:tr>
+      <w:tr>
+        <w:tc>
+          <w:tcPr>
+            <w:tcW w:type="dxa" w:w="5301"/>
+            <w:tcBorders>
+              <w:top w:val="single" w:color="D6CFC6" w:sz="4"/>
+              <w:left w:val="single" w:color="D6CFC6" w:sz="4"/>
+              <w:bottom w:val="single" w:color="D6CFC6" w:sz="4"/>
+              <w:right w:val="single" w:color="D6CFC6" w:sz="4"/>
+            </w:tcBorders>
+            <w:tcMar>
+              <w:top w:type="dxa" w:w="90"/>
+              <w:left w:type="dxa" w:w="130"/>
+              <w:bottom w:type="dxa" w:w="90"/>
+              <w:right w:type="dxa" w:w="130"/>
+            </w:tcMar>
+            <w:vAlign w:val="center"/>
+          </w:tcPr>
+          <w:p>
+            <w:pPr>
+              <w:spacing w:after="0" w:line="240"/>
+            </w:pPr>
+            <w:r>
+              <w:rPr>
+                <w:rFonts w:ascii="Calibri" w:cs="Calibri" w:eastAsia="Calibri" w:hAnsi="Calibri"/>
+                <w:b w:val="false"/>
+                <w:bCs w:val="false"/>
+                <w:i w:val="false"/>
+                <w:iCs w:val="false"/>
+                <w:color w:val="221E1F"/>
+                <w:sz w:val="20"/>
+                <w:szCs w:val="20"/>
+              </w:rPr>
+              <w:t xml:space="preserve">Authorisation held against the routes rather than against memory</w:t>
+            </w:r>
+          </w:p>
+        </w:tc>
+        <w:tc>
+          <w:tcPr>
+            <w:tcW w:type="dxa" w:w="1157"/>
+            <w:tcBorders>
+              <w:top w:val="single" w:color="D6CFC6" w:sz="4"/>
+              <w:left w:val="single" w:color="D6CFC6" w:sz="4"/>
+              <w:bottom w:val="single" w:color="D6CFC6" w:sz="4"/>
+              <w:right w:val="single" w:color="D6CFC6" w:sz="4"/>
+            </w:tcBorders>
+            <w:tcMar>
+              <w:top w:type="dxa" w:w="90"/>
+              <w:left w:type="dxa" w:w="130"/>
+              <w:bottom w:type="dxa" w:w="90"/>
+              <w:right w:type="dxa" w:w="130"/>
+            </w:tcMar>
+            <w:vAlign w:val="center"/>
+          </w:tcPr>
+          <w:p>
+            <w:pPr>
+              <w:spacing w:after="0" w:line="240"/>
+              <w:jc w:val="right"/>
+            </w:pPr>
+            <w:r>
+              <w:rPr>
+                <w:rFonts w:ascii="Calibri" w:cs="Calibri" w:eastAsia="Calibri" w:hAnsi="Calibri"/>
+                <w:b w:val="false"/>
+                <w:bCs w:val="false"/>
+                <w:i w:val="false"/>
+                <w:iCs w:val="false"/>
+                <w:color w:val="221E1F"/>
+                <w:sz w:val="20"/>
+                <w:szCs w:val="20"/>
+              </w:rPr>
+              <w:t xml:space="preserve">2</w:t>
+            </w:r>
+          </w:p>
+        </w:tc>
+        <w:tc>
+          <w:tcPr>
+            <w:tcW w:type="dxa" w:w="1542"/>
+            <w:tcBorders>
+              <w:top w:val="single" w:color="D6CFC6" w:sz="4"/>
+              <w:left w:val="single" w:color="D6CFC6" w:sz="4"/>
+              <w:bottom w:val="single" w:color="D6CFC6" w:sz="4"/>
+              <w:right w:val="single" w:color="D6CFC6" w:sz="4"/>
+            </w:tcBorders>
+            <w:tcMar>
+              <w:top w:type="dxa" w:w="90"/>
+              <w:left w:type="dxa" w:w="130"/>
+              <w:bottom w:type="dxa" w:w="90"/>
+              <w:right w:type="dxa" w:w="130"/>
+            </w:tcMar>
+            <w:vAlign w:val="center"/>
+          </w:tcPr>
+          <w:p>
+            <w:pPr>
+              <w:spacing w:after="0" w:line="240"/>
+              <w:jc w:val="right"/>
+            </w:pPr>
+            <w:r>
+              <w:rPr>
+                <w:rFonts w:ascii="Calibri" w:cs="Calibri" w:eastAsia="Calibri" w:hAnsi="Calibri"/>
+                <w:b w:val="false"/>
+                <w:bCs w:val="false"/>
+                <w:i w:val="false"/>
+                <w:iCs w:val="false"/>
+                <w:color w:val="221E1F"/>
+                <w:sz w:val="20"/>
+                <w:szCs w:val="20"/>
+              </w:rPr>
+              <w:t xml:space="preserve">16</w:t>
+            </w:r>
+          </w:p>
+        </w:tc>
+        <w:tc>
+          <w:tcPr>
+            <w:tcW w:type="dxa" w:w="1638"/>
+            <w:tcBorders>
+              <w:top w:val="single" w:color="D6CFC6" w:sz="4"/>
+              <w:left w:val="single" w:color="D6CFC6" w:sz="4"/>
+              <w:bottom w:val="single" w:color="D6CFC6" w:sz="4"/>
+              <w:right w:val="single" w:color="D6CFC6" w:sz="4"/>
+            </w:tcBorders>
+            <w:tcMar>
+              <w:top w:type="dxa" w:w="90"/>
+              <w:left w:type="dxa" w:w="130"/>
+              <w:bottom w:type="dxa" w:w="90"/>
+              <w:right w:type="dxa" w:w="130"/>
+            </w:tcMar>
+            <w:vAlign w:val="center"/>
+          </w:tcPr>
+          <w:p>
+            <w:pPr>
+              <w:spacing w:after="0" w:line="240"/>
+              <w:jc w:val="right"/>
+            </w:pPr>
+            <w:r>
+              <w:rPr>
+                <w:rFonts w:ascii="Calibri" w:cs="Calibri" w:eastAsia="Calibri" w:hAnsi="Calibri"/>
+                <w:b w:val="false"/>
+                <w:bCs w:val="false"/>
+                <w:i w:val="false"/>
+                <w:iCs w:val="false"/>
+                <w:color w:val="221E1F"/>
+                <w:sz w:val="20"/>
+                <w:szCs w:val="20"/>
+              </w:rPr>
+              <w:t xml:space="preserve">R 15,200</w:t>
+            </w:r>
+          </w:p>
+        </w:tc>
+      </w:tr>
+      <w:tr>
+        <w:tc>
+          <w:tcPr>
+            <w:tcW w:type="dxa" w:w="5301"/>
+            <w:tcBorders>
+              <w:top w:val="single" w:color="D6CFC6" w:sz="4"/>
+              <w:left w:val="single" w:color="D6CFC6" w:sz="4"/>
+              <w:bottom w:val="single" w:color="D6CFC6" w:sz="4"/>
+              <w:right w:val="single" w:color="D6CFC6" w:sz="4"/>
+            </w:tcBorders>
+            <w:shd w:fill="F7F5F2" w:color="auto" w:val="clear"/>
+            <w:tcMar>
+              <w:top w:type="dxa" w:w="90"/>
+              <w:left w:type="dxa" w:w="130"/>
+              <w:bottom w:type="dxa" w:w="90"/>
+              <w:right w:type="dxa" w:w="130"/>
+            </w:tcMar>
+            <w:vAlign w:val="center"/>
+          </w:tcPr>
+          <w:p>
+            <w:pPr>
+              <w:spacing w:after="0" w:line="240"/>
+            </w:pPr>
+            <w:r>
+              <w:rPr>
+                <w:rFonts w:ascii="Calibri" w:cs="Calibri" w:eastAsia="Calibri" w:hAnsi="Calibri"/>
+                <w:b w:val="false"/>
+                <w:bCs w:val="false"/>
+                <w:i w:val="false"/>
+                <w:iCs w:val="false"/>
+                <w:color w:val="221E1F"/>
+                <w:sz w:val="20"/>
+                <w:szCs w:val="20"/>
+              </w:rPr>
+              <w:t xml:space="preserve">What the order endpoints tell a stranger</w:t>
+            </w:r>
+          </w:p>
+        </w:tc>
+        <w:tc>
+          <w:tcPr>
+            <w:tcW w:type="dxa" w:w="1157"/>
+            <w:tcBorders>
+              <w:top w:val="single" w:color="D6CFC6" w:sz="4"/>
+              <w:left w:val="single" w:color="D6CFC6" w:sz="4"/>
+              <w:bottom w:val="single" w:color="D6CFC6" w:sz="4"/>
+              <w:right w:val="single" w:color="D6CFC6" w:sz="4"/>
+            </w:tcBorders>
+            <w:shd w:fill="F7F5F2" w:color="auto" w:val="clear"/>
+            <w:tcMar>
+              <w:top w:type="dxa" w:w="90"/>
+              <w:left w:type="dxa" w:w="130"/>
+              <w:bottom w:type="dxa" w:w="90"/>
+              <w:right w:type="dxa" w:w="130"/>
+            </w:tcMar>
+            <w:vAlign w:val="center"/>
+          </w:tcPr>
+          <w:p>
+            <w:pPr>
+              <w:spacing w:after="0" w:line="240"/>
+              <w:jc w:val="right"/>
+            </w:pPr>
+            <w:r>
+              <w:rPr>
+                <w:rFonts w:ascii="Calibri" w:cs="Calibri" w:eastAsia="Calibri" w:hAnsi="Calibri"/>
+                <w:b w:val="false"/>
+                <w:bCs w:val="false"/>
+                <w:i w:val="false"/>
+                <w:iCs w:val="false"/>
+                <w:color w:val="221E1F"/>
+                <w:sz w:val="20"/>
+                <w:szCs w:val="20"/>
+              </w:rPr>
+              <w:t xml:space="preserve">2</w:t>
+            </w:r>
+          </w:p>
+        </w:tc>
+        <w:tc>
+          <w:tcPr>
+            <w:tcW w:type="dxa" w:w="1542"/>
+            <w:tcBorders>
+              <w:top w:val="single" w:color="D6CFC6" w:sz="4"/>
+              <w:left w:val="single" w:color="D6CFC6" w:sz="4"/>
+              <w:bottom w:val="single" w:color="D6CFC6" w:sz="4"/>
+              <w:right w:val="single" w:color="D6CFC6" w:sz="4"/>
+            </w:tcBorders>
+            <w:shd w:fill="F7F5F2" w:color="auto" w:val="clear"/>
+            <w:tcMar>
+              <w:top w:type="dxa" w:w="90"/>
+              <w:left w:type="dxa" w:w="130"/>
+              <w:bottom w:type="dxa" w:w="90"/>
+              <w:right w:type="dxa" w:w="130"/>
+            </w:tcMar>
+            <w:vAlign w:val="center"/>
+          </w:tcPr>
+          <w:p>
+            <w:pPr>
+              <w:spacing w:after="0" w:line="240"/>
+              <w:jc w:val="right"/>
+            </w:pPr>
+            <w:r>
+              <w:rPr>
+                <w:rFonts w:ascii="Calibri" w:cs="Calibri" w:eastAsia="Calibri" w:hAnsi="Calibri"/>
+                <w:b w:val="false"/>
+                <w:bCs w:val="false"/>
+                <w:i w:val="false"/>
+                <w:iCs w:val="false"/>
+                <w:color w:val="221E1F"/>
+                <w:sz w:val="20"/>
+                <w:szCs w:val="20"/>
+              </w:rPr>
+              <w:t xml:space="preserve">16</w:t>
+            </w:r>
+          </w:p>
+        </w:tc>
+        <w:tc>
+          <w:tcPr>
+            <w:tcW w:type="dxa" w:w="1638"/>
+            <w:tcBorders>
+              <w:top w:val="single" w:color="D6CFC6" w:sz="4"/>
+              <w:left w:val="single" w:color="D6CFC6" w:sz="4"/>
+              <w:bottom w:val="single" w:color="D6CFC6" w:sz="4"/>
+              <w:right w:val="single" w:color="D6CFC6" w:sz="4"/>
+            </w:tcBorders>
+            <w:shd w:fill="F7F5F2" w:color="auto" w:val="clear"/>
+            <w:tcMar>
+              <w:top w:type="dxa" w:w="90"/>
+              <w:left w:type="dxa" w:w="130"/>
+              <w:bottom w:type="dxa" w:w="90"/>
+              <w:right w:type="dxa" w:w="130"/>
+            </w:tcMar>
+            <w:vAlign w:val="center"/>
+          </w:tcPr>
+          <w:p>
+            <w:pPr>
+              <w:spacing w:after="0" w:line="240"/>
+              <w:jc w:val="right"/>
+            </w:pPr>
+            <w:r>
+              <w:rPr>
+                <w:rFonts w:ascii="Calibri" w:cs="Calibri" w:eastAsia="Calibri" w:hAnsi="Calibri"/>
+                <w:b w:val="false"/>
+                <w:bCs w:val="false"/>
+                <w:i w:val="false"/>
+                <w:iCs w:val="false"/>
+                <w:color w:val="221E1F"/>
+                <w:sz w:val="20"/>
+                <w:szCs w:val="20"/>
+              </w:rPr>
+              <w:t xml:space="preserve">R 15,200</w:t>
+            </w:r>
+          </w:p>
+        </w:tc>
+      </w:tr>
+      <w:tr>
+        <w:tc>
+          <w:tcPr>
+            <w:tcW w:type="dxa" w:w="5301"/>
+            <w:tcBorders>
+              <w:top w:val="single" w:color="D6CFC6" w:sz="4"/>
+              <w:left w:val="single" w:color="D6CFC6" w:sz="4"/>
+              <w:bottom w:val="single" w:color="D6CFC6" w:sz="4"/>
+              <w:right w:val="single" w:color="D6CFC6" w:sz="4"/>
+            </w:tcBorders>
             <w:shd w:fill="FCE8EB" w:color="auto" w:val="clear"/>
             <w:tcMar>
               <w:top w:type="dxa" w:w="90"/>
@@ -18249,7 +20657,7 @@
                 <w:sz w:val="20"/>
                 <w:szCs w:val="20"/>
               </w:rPr>
-              <w:t xml:space="preserve">187</w:t>
+              <w:t xml:space="preserve">205</w:t>
             </w:r>
           </w:p>
         </w:tc>
@@ -18287,7 +20695,7 @@
                 <w:sz w:val="20"/>
                 <w:szCs w:val="20"/>
               </w:rPr>
-              <w:t xml:space="preserve">1,496</w:t>
+              <w:t xml:space="preserve">1,640</w:t>
             </w:r>
           </w:p>
         </w:tc>
@@ -18325,7 +20733,7 @@
                 <w:sz w:val="20"/>
                 <w:szCs w:val="20"/>
               </w:rPr>
-              <w:t xml:space="preserve">R 1,421,200</w:t>
+              <w:t xml:space="preserve">R 1,558,000</w:t>
             </w:r>
           </w:p>
         </w:tc>
@@ -18364,7 +20772,7 @@
           <w:sz w:val="20"/>
           <w:szCs w:val="20"/>
         </w:rPr>
-        <w:t xml:space="preserve">The integration seams — payments, accounts, notifications, POS and courier — are 44 of the 187 days. None of them names a vendor, and none has to be rewritten when one is chosen: what remains per integration is an adapter against an interface that already exists and is already tested.</w:t>
+        <w:t xml:space="preserve">The integration seams — payments, accounts, notifications, POS and courier — are 44 of the 205 days. None of them names a vendor, and none has to be rewritten when one is chosen: what remains per integration is an adapter against an interface that already exists and is already tested.</w:t>
       </w:r>
     </w:p>
     <w:p>
@@ -20483,7 +22891,7 @@
                 <w:sz w:val="20"/>
                 <w:szCs w:val="20"/>
               </w:rPr>
-              <w:t xml:space="preserve">187</w:t>
+              <w:t xml:space="preserve">205</w:t>
             </w:r>
           </w:p>
         </w:tc>
@@ -20520,7 +22928,7 @@
                 <w:sz w:val="20"/>
                 <w:szCs w:val="20"/>
               </w:rPr>
-              <w:t xml:space="preserve">1,496</w:t>
+              <w:t xml:space="preserve">1,640</w:t>
             </w:r>
           </w:p>
         </w:tc>
@@ -20557,7 +22965,7 @@
                 <w:sz w:val="20"/>
                 <w:szCs w:val="20"/>
               </w:rPr>
-              <w:t xml:space="preserve">R 1,421,200</w:t>
+              <w:t xml:space="preserve">R 1,558,000</w:t>
             </w:r>
           </w:p>
         </w:tc>
@@ -20787,7 +23195,7 @@
                 <w:sz w:val="20"/>
                 <w:szCs w:val="20"/>
               </w:rPr>
-              <w:t xml:space="preserve">212</w:t>
+              <w:t xml:space="preserve">230</w:t>
             </w:r>
           </w:p>
         </w:tc>
@@ -20825,7 +23233,7 @@
                 <w:sz w:val="20"/>
                 <w:szCs w:val="20"/>
               </w:rPr>
-              <w:t xml:space="preserve">1,696</w:t>
+              <w:t xml:space="preserve">1,840</w:t>
             </w:r>
           </w:p>
         </w:tc>
@@ -20863,7 +23271,7 @@
                 <w:sz w:val="20"/>
                 <w:szCs w:val="20"/>
               </w:rPr>
-              <w:t xml:space="preserve">R 1,611,200</w:t>
+              <w:t xml:space="preserve">R 1,748,000</w:t>
             </w:r>
           </w:p>
         </w:tc>
@@ -20902,7 +23310,7 @@
           <w:sz w:val="20"/>
           <w:szCs w:val="20"/>
         </w:rPr>
-        <w:t xml:space="preserve">Roughly 88% of the engineering is done. </w:t>
+        <w:t xml:space="preserve">Roughly 89% of the engineering is done. </w:t>
       </w:r>
       <w:r>
         <w:rPr>

--- a/WEBSITE_COSTINGS.docx
+++ b/WEBSITE_COSTINGS.docx
@@ -449,7 +449,7 @@
                 <w:sz w:val="20"/>
                 <w:szCs w:val="20"/>
               </w:rPr>
-              <w:t xml:space="preserve">9354925</w:t>
+              <w:t xml:space="preserve">4859976</w:t>
             </w:r>
           </w:p>
         </w:tc>
@@ -1865,7 +1865,7 @@
                 <w:sz w:val="20"/>
                 <w:szCs w:val="20"/>
               </w:rPr>
-              <w:t xml:space="preserve">132</w:t>
+              <w:t xml:space="preserve">133</w:t>
             </w:r>
           </w:p>
         </w:tc>

--- a/WEBSITE_COSTINGS.docx
+++ b/WEBSITE_COSTINGS.docx
@@ -449,7 +449,7 @@
                 <w:sz w:val="20"/>
                 <w:szCs w:val="20"/>
               </w:rPr>
-              <w:t xml:space="preserve">4859976</w:t>
+              <w:t xml:space="preserve">9eafe69</w:t>
             </w:r>
           </w:p>
         </w:tc>
@@ -1527,7 +1527,7 @@
                 <w:sz w:val="20"/>
                 <w:szCs w:val="20"/>
               </w:rPr>
-              <w:t xml:space="preserve">912</w:t>
+              <w:t xml:space="preserve">922</w:t>
             </w:r>
           </w:p>
         </w:tc>
@@ -1563,7 +1563,7 @@
                 <w:sz w:val="20"/>
                 <w:szCs w:val="20"/>
               </w:rPr>
-              <w:t xml:space="preserve">In 44 files; all passing</w:t>
+              <w:t xml:space="preserve">In 45 files; all passing</w:t>
             </w:r>
           </w:p>
         </w:tc>
@@ -1640,7 +1640,7 @@
                 <w:sz w:val="20"/>
                 <w:szCs w:val="20"/>
               </w:rPr>
-              <w:t xml:space="preserve">33,255</w:t>
+              <w:t xml:space="preserve">33,641</w:t>
             </w:r>
           </w:p>
         </w:tc>
@@ -1677,7 +1677,7 @@
                 <w:sz w:val="20"/>
                 <w:szCs w:val="20"/>
               </w:rPr>
-              <w:t xml:space="preserve">Application 13,507 · tests 13,252 · review build 2,747 · data, schema and tooling 2,878 · shared packages 871</w:t>
+              <w:t xml:space="preserve">Application 13,596 · tests 13,548 · review build 2,747 · data, schema and tooling 2,879 · shared packages 871</w:t>
             </w:r>
           </w:p>
         </w:tc>
@@ -1865,7 +1865,7 @@
                 <w:sz w:val="20"/>
                 <w:szCs w:val="20"/>
               </w:rPr>
-              <w:t xml:space="preserve">133</w:t>
+              <w:t xml:space="preserve">134</w:t>
             </w:r>
           </w:p>
         </w:tc>
@@ -3770,7 +3770,7 @@
                 <w:sz w:val="20"/>
                 <w:szCs w:val="20"/>
               </w:rPr>
-              <w:t xml:space="preserve">912 passing</w:t>
+              <w:t xml:space="preserve">922 passing</w:t>
             </w:r>
           </w:p>
         </w:tc>
@@ -3807,7 +3807,7 @@
                 <w:sz w:val="20"/>
                 <w:szCs w:val="20"/>
               </w:rPr>
-              <w:t xml:space="preserve">44 files, including four real worker processes racing on one file</w:t>
+              <w:t xml:space="preserve">45 files, including four real worker processes racing on one file</w:t>
             </w:r>
           </w:p>
         </w:tc>
@@ -6548,7 +6548,7 @@
                 <w:sz w:val="20"/>
                 <w:szCs w:val="20"/>
               </w:rPr>
-              <w:t xml:space="preserve">The suite as it stood at this workstream: the 912 tests now in 44 files grew with the workstreams below. Driven through route handlers rather than helpers</w:t>
+              <w:t xml:space="preserve">The suite as it stood at this workstream: the 922 tests now in 45 files grew with the workstreams below. Driven through route handlers rather than helpers</w:t>
             </w:r>
           </w:p>
         </w:tc>
@@ -11348,7 +11348,7 @@
                 <w:sz w:val="20"/>
                 <w:szCs w:val="20"/>
               </w:rPr>
-              <w:t xml:space="preserve">A suite that builds its own preconditions inline drifts: five files had each written a delivery order by hand, between them inventing four street names and forgetting the postal code twice — so two tests were checking a 400 rather than the thing they meant to. 44 files now build orders, accounts, payments and offers through one set of fixtures. The value was less in the tidying than in what it turned up: a fixture that could not be written honestly was, every time, a seam that did not work</w:t>
+              <w:t xml:space="preserve">A suite that builds its own preconditions inline drifts: five files had each written a delivery order by hand, between them inventing four street names and forgetting the postal code twice — so two tests were checking a 400 rather than the thing they meant to. 45 files now build orders, accounts, payments and offers through one set of fixtures. The value was less in the tidying than in what it turned up: a fixture that could not be written honestly was, every time, a seam that did not work</w:t>
             </w:r>
           </w:p>
         </w:tc>
@@ -12174,7 +12174,7 @@
                 <w:sz w:val="20"/>
                 <w:szCs w:val="20"/>
               </w:rPr>
-              <w:t xml:space="preserve">46</w:t>
+              <w:t xml:space="preserve">47</w:t>
             </w:r>
           </w:p>
         </w:tc>
@@ -12211,7 +12211,7 @@
                 <w:sz w:val="20"/>
                 <w:szCs w:val="20"/>
               </w:rPr>
-              <w:t xml:space="preserve">What the order endpoints tell a stranger</w:t>
+              <w:t xml:space="preserve">Erasure that reaches the whole file</w:t>
             </w:r>
           </w:p>
         </w:tc>
@@ -12248,7 +12248,7 @@
                 <w:sz w:val="20"/>
                 <w:szCs w:val="20"/>
               </w:rPr>
-              <w:t xml:space="preserve">The journey screen is reachable with an order id and no session, which it has to be — a guest has no account to sign into. It was answering with the whole record: the customer’s name, their email address, their mobile number and, on a delivery, the street and postal code where they live, to anyone holding a number of the form O-clock-sequence. The screens between them read eleven fields and were being sent twenty. Narrowed by an allowlist, so a field added later stays behind the counter until somebody decides otherwise, and held there by a test that searches the response for the customer’s own details rather than for the name of a field</w:t>
+              <w:t xml:space="preserve">A customer who asked to be forgotten was still on record at the house they live in. Erasure replaced the name, the email and the mobile on each past order and walked straight past the street and the postal code beside them; the kitchen note — free text, where somebody types “ring the bell for flat 4B and ask for Thandi” — was left as well, and the audit log had been writing the email address and mobile number into a line per message all along. The existing test passed throughout, because it checked one field on a collection order, which is the one kind of order with no address on it. Now asked as “is any of this person anywhere in the state”, which is the question erasure has to answer. The suppression record is the one thing kept, deliberately and with a test saying why: it is what stops the next campaign emailing somebody who asked not to be. The access request reports it too, having previously named four tables and held five</w:t>
             </w:r>
           </w:p>
         </w:tc>
@@ -12286,7 +12286,7 @@
                 <w:sz w:val="20"/>
                 <w:szCs w:val="20"/>
               </w:rPr>
-              <w:t xml:space="preserve">2</w:t>
+              <w:t xml:space="preserve">3</w:t>
             </w:r>
           </w:p>
         </w:tc>
@@ -12301,7 +12301,6 @@
               <w:bottom w:val="single" w:color="D6CFC6" w:sz="4"/>
               <w:right w:val="single" w:color="D6CFC6" w:sz="4"/>
             </w:tcBorders>
-            <w:shd w:fill="FCE8EB" w:color="auto" w:val="clear"/>
             <w:tcMar>
               <w:top w:type="dxa" w:w="90"/>
               <w:left w:type="dxa" w:w="130"/>
@@ -12314,6 +12313,42 @@
             <w:pPr>
               <w:spacing w:after="0" w:line="240"/>
               <w:jc w:val="center"/>
+            </w:pPr>
+            <w:r>
+              <w:rPr>
+                <w:rFonts w:ascii="Calibri" w:cs="Calibri" w:eastAsia="Calibri" w:hAnsi="Calibri"/>
+                <w:b w:val="false"/>
+                <w:bCs w:val="false"/>
+                <w:i w:val="false"/>
+                <w:iCs w:val="false"/>
+                <w:color w:val="221E1F"/>
+                <w:sz w:val="20"/>
+                <w:szCs w:val="20"/>
+              </w:rPr>
+              <w:t xml:space="preserve">46</w:t>
+            </w:r>
+          </w:p>
+        </w:tc>
+        <w:tc>
+          <w:tcPr>
+            <w:tcW w:type="dxa" w:w="3084"/>
+            <w:tcBorders>
+              <w:top w:val="single" w:color="D6CFC6" w:sz="4"/>
+              <w:left w:val="single" w:color="D6CFC6" w:sz="4"/>
+              <w:bottom w:val="single" w:color="D6CFC6" w:sz="4"/>
+              <w:right w:val="single" w:color="D6CFC6" w:sz="4"/>
+            </w:tcBorders>
+            <w:tcMar>
+              <w:top w:type="dxa" w:w="90"/>
+              <w:left w:type="dxa" w:w="130"/>
+              <w:bottom w:type="dxa" w:w="90"/>
+              <w:right w:type="dxa" w:w="130"/>
+            </w:tcMar>
+            <w:vAlign w:val="center"/>
+          </w:tcPr>
+          <w:p>
+            <w:pPr>
+              <w:spacing w:after="0" w:line="240"/>
             </w:pPr>
             <w:r>
               <w:rPr>
@@ -12326,13 +12361,88 @@
                 <w:sz w:val="20"/>
                 <w:szCs w:val="20"/>
               </w:rPr>
-              <w:t xml:space="preserve"/>
-            </w:r>
-          </w:p>
-        </w:tc>
-        <w:tc>
-          <w:tcPr>
-            <w:tcW w:type="dxa" w:w="3084"/>
+              <w:t xml:space="preserve">What the order endpoints tell a stranger</w:t>
+            </w:r>
+          </w:p>
+        </w:tc>
+        <w:tc>
+          <w:tcPr>
+            <w:tcW w:type="dxa" w:w="5108"/>
+            <w:tcBorders>
+              <w:top w:val="single" w:color="D6CFC6" w:sz="4"/>
+              <w:left w:val="single" w:color="D6CFC6" w:sz="4"/>
+              <w:bottom w:val="single" w:color="D6CFC6" w:sz="4"/>
+              <w:right w:val="single" w:color="D6CFC6" w:sz="4"/>
+            </w:tcBorders>
+            <w:tcMar>
+              <w:top w:type="dxa" w:w="90"/>
+              <w:left w:type="dxa" w:w="130"/>
+              <w:bottom w:type="dxa" w:w="90"/>
+              <w:right w:type="dxa" w:w="130"/>
+            </w:tcMar>
+            <w:vAlign w:val="center"/>
+          </w:tcPr>
+          <w:p>
+            <w:pPr>
+              <w:spacing w:after="0" w:line="240"/>
+            </w:pPr>
+            <w:r>
+              <w:rPr>
+                <w:rFonts w:ascii="Calibri" w:cs="Calibri" w:eastAsia="Calibri" w:hAnsi="Calibri"/>
+                <w:b w:val="false"/>
+                <w:bCs w:val="false"/>
+                <w:i w:val="false"/>
+                <w:iCs w:val="false"/>
+                <w:color w:val="221E1F"/>
+                <w:sz w:val="20"/>
+                <w:szCs w:val="20"/>
+              </w:rPr>
+              <w:t xml:space="preserve">The journey screen is reachable with an order id and no session, which it has to be — a guest has no account to sign into. It was answering with the whole record: the customer’s name, their email address, their mobile number and, on a delivery, the street and postal code where they live, to anyone holding a number of the form O-clock-sequence. The screens between them read eleven fields and were being sent twenty. Narrowed by an allowlist, so a field added later stays behind the counter until somebody decides otherwise, and held there by a test that searches the response for the customer’s own details rather than for the name of a field</w:t>
+            </w:r>
+          </w:p>
+        </w:tc>
+        <w:tc>
+          <w:tcPr>
+            <w:tcW w:type="dxa" w:w="964"/>
+            <w:tcBorders>
+              <w:top w:val="single" w:color="D6CFC6" w:sz="4"/>
+              <w:left w:val="single" w:color="D6CFC6" w:sz="4"/>
+              <w:bottom w:val="single" w:color="D6CFC6" w:sz="4"/>
+              <w:right w:val="single" w:color="D6CFC6" w:sz="4"/>
+            </w:tcBorders>
+            <w:tcMar>
+              <w:top w:type="dxa" w:w="90"/>
+              <w:left w:type="dxa" w:w="130"/>
+              <w:bottom w:type="dxa" w:w="90"/>
+              <w:right w:type="dxa" w:w="130"/>
+            </w:tcMar>
+            <w:vAlign w:val="center"/>
+          </w:tcPr>
+          <w:p>
+            <w:pPr>
+              <w:spacing w:after="0" w:line="240"/>
+              <w:jc w:val="right"/>
+            </w:pPr>
+            <w:r>
+              <w:rPr>
+                <w:rFonts w:ascii="Calibri" w:cs="Calibri" w:eastAsia="Calibri" w:hAnsi="Calibri"/>
+                <w:b w:val="false"/>
+                <w:bCs w:val="false"/>
+                <w:i w:val="false"/>
+                <w:iCs w:val="false"/>
+                <w:color w:val="221E1F"/>
+                <w:sz w:val="20"/>
+                <w:szCs w:val="20"/>
+              </w:rPr>
+              <w:t xml:space="preserve">2</w:t>
+            </w:r>
+          </w:p>
+        </w:tc>
+      </w:tr>
+      <w:tr>
+        <w:tc>
+          <w:tcPr>
+            <w:tcW w:type="dxa" w:w="482"/>
             <w:tcBorders>
               <w:top w:val="single" w:color="D6CFC6" w:sz="4"/>
               <w:left w:val="single" w:color="D6CFC6" w:sz="4"/>
@@ -12351,6 +12461,7 @@
           <w:p>
             <w:pPr>
               <w:spacing w:after="0" w:line="240"/>
+              <w:jc w:val="center"/>
             </w:pPr>
             <w:r>
               <w:rPr>
@@ -12363,13 +12474,13 @@
                 <w:sz w:val="20"/>
                 <w:szCs w:val="20"/>
               </w:rPr>
-              <w:t xml:space="preserve">Total</w:t>
-            </w:r>
-          </w:p>
-        </w:tc>
-        <w:tc>
-          <w:tcPr>
-            <w:tcW w:type="dxa" w:w="5108"/>
+              <w:t xml:space="preserve"/>
+            </w:r>
+          </w:p>
+        </w:tc>
+        <w:tc>
+          <w:tcPr>
+            <w:tcW w:type="dxa" w:w="3084"/>
             <w:tcBorders>
               <w:top w:val="single" w:color="D6CFC6" w:sz="4"/>
               <w:left w:val="single" w:color="D6CFC6" w:sz="4"/>
@@ -12400,13 +12511,13 @@
                 <w:sz w:val="20"/>
                 <w:szCs w:val="20"/>
               </w:rPr>
-              <w:t xml:space="preserve">Delivered scope</w:t>
-            </w:r>
-          </w:p>
-        </w:tc>
-        <w:tc>
-          <w:tcPr>
-            <w:tcW w:type="dxa" w:w="964"/>
+              <w:t xml:space="preserve">Total</w:t>
+            </w:r>
+          </w:p>
+        </w:tc>
+        <w:tc>
+          <w:tcPr>
+            <w:tcW w:type="dxa" w:w="5108"/>
             <w:tcBorders>
               <w:top w:val="single" w:color="D6CFC6" w:sz="4"/>
               <w:left w:val="single" w:color="D6CFC6" w:sz="4"/>
@@ -12425,7 +12536,6 @@
           <w:p>
             <w:pPr>
               <w:spacing w:after="0" w:line="240"/>
-              <w:jc w:val="right"/>
             </w:pPr>
             <w:r>
               <w:rPr>
@@ -12438,7 +12548,45 @@
                 <w:sz w:val="20"/>
                 <w:szCs w:val="20"/>
               </w:rPr>
-              <w:t xml:space="preserve">205</w:t>
+              <w:t xml:space="preserve">Delivered scope</w:t>
+            </w:r>
+          </w:p>
+        </w:tc>
+        <w:tc>
+          <w:tcPr>
+            <w:tcW w:type="dxa" w:w="964"/>
+            <w:tcBorders>
+              <w:top w:val="single" w:color="D6CFC6" w:sz="4"/>
+              <w:left w:val="single" w:color="D6CFC6" w:sz="4"/>
+              <w:bottom w:val="single" w:color="D6CFC6" w:sz="4"/>
+              <w:right w:val="single" w:color="D6CFC6" w:sz="4"/>
+            </w:tcBorders>
+            <w:shd w:fill="FCE8EB" w:color="auto" w:val="clear"/>
+            <w:tcMar>
+              <w:top w:type="dxa" w:w="90"/>
+              <w:left w:type="dxa" w:w="130"/>
+              <w:bottom w:type="dxa" w:w="90"/>
+              <w:right w:type="dxa" w:w="130"/>
+            </w:tcMar>
+            <w:vAlign w:val="center"/>
+          </w:tcPr>
+          <w:p>
+            <w:pPr>
+              <w:spacing w:after="0" w:line="240"/>
+              <w:jc w:val="right"/>
+            </w:pPr>
+            <w:r>
+              <w:rPr>
+                <w:rFonts w:ascii="Calibri" w:cs="Calibri" w:eastAsia="Calibri" w:hAnsi="Calibri"/>
+                <w:b/>
+                <w:bCs/>
+                <w:i w:val="false"/>
+                <w:iCs w:val="false"/>
+                <w:color w:val="221E1F"/>
+                <w:sz w:val="20"/>
+                <w:szCs w:val="20"/>
+              </w:rPr>
+              <w:t xml:space="preserve">208</w:t>
             </w:r>
           </w:p>
         </w:tc>
@@ -12490,7 +12638,7 @@
           <w:sz w:val="20"/>
           <w:szCs w:val="20"/>
         </w:rPr>
-        <w:t xml:space="preserve">33,255 hand-written lines over 205 days is about 162 a day. For tested, typed, reviewed production code that sits inside the normal 100–300 band, and lower than the 200 the first version of this document reconstructed — integration work carries more test and less code than storefront work does. The reconstruction is not inflated.</w:t>
+        <w:t xml:space="preserve">33,641 hand-written lines over 208 days is about 162 a day. For tested, typed, reviewed production code that sits inside the normal 100–300 band, and lower than the 200 the first version of this document reconstructed — integration work carries more test and less code than storefront work does. The reconstruction is not inflated.</w:t>
       </w:r>
     </w:p>
     <w:p>
@@ -12508,7 +12656,7 @@
           <w:sz w:val="20"/>
           <w:szCs w:val="20"/>
         </w:rPr>
-        <w:t xml:space="preserve">205 days is roughly 27 working weeks, or a little over six months for one person. Two people working in parallel would compress the calendar but not the total, and would add coordination cost.</w:t>
+        <w:t xml:space="preserve">208 days is roughly 27 working weeks, or a little over six months for one person. Two people working in parallel would compress the calendar but not the total, and would add coordination cost.</w:t>
       </w:r>
     </w:p>
     <w:p>
@@ -12579,7 +12727,7 @@
           <w:sz w:val="20"/>
           <w:szCs w:val="20"/>
         </w:rPr>
-        <w:t xml:space="preserve">Delivered scope: 205 days × 8 hours = 1640 hours.</w:t>
+        <w:t xml:space="preserve">Delivered scope: 208 days × 8 hours = 1664 hours.</w:t>
       </w:r>
     </w:p>
     <w:tbl>
@@ -12674,7 +12822,7 @@
                 <w:sz w:val="19"/>
                 <w:szCs w:val="19"/>
               </w:rPr>
-              <w:t xml:space="preserve">Cost of the 1640 hours (excl. VAT)</w:t>
+              <w:t xml:space="preserve">Cost of the 1664 hours (excl. VAT)</w:t>
             </w:r>
           </w:p>
         </w:tc>
@@ -12787,7 +12935,7 @@
                 <w:sz w:val="20"/>
                 <w:szCs w:val="20"/>
               </w:rPr>
-              <w:t xml:space="preserve">R 656,000</w:t>
+              <w:t xml:space="preserve">R 665,600</w:t>
             </w:r>
           </w:p>
         </w:tc>
@@ -12824,7 +12972,7 @@
                 <w:sz w:val="20"/>
                 <w:szCs w:val="20"/>
               </w:rPr>
-              <w:t xml:space="preserve">R 754,400</w:t>
+              <w:t xml:space="preserve">R 765,440</w:t>
             </w:r>
           </w:p>
         </w:tc>
@@ -12901,7 +13049,7 @@
                 <w:sz w:val="20"/>
                 <w:szCs w:val="20"/>
               </w:rPr>
-              <w:t xml:space="preserve">R 1,066,000</w:t>
+              <w:t xml:space="preserve">R 1,081,600</w:t>
             </w:r>
           </w:p>
         </w:tc>
@@ -12939,7 +13087,7 @@
                 <w:sz w:val="20"/>
                 <w:szCs w:val="20"/>
               </w:rPr>
-              <w:t xml:space="preserve">R 1,225,900</w:t>
+              <w:t xml:space="preserve">R 1,243,840</w:t>
             </w:r>
           </w:p>
         </w:tc>
@@ -13014,7 +13162,7 @@
                 <w:sz w:val="20"/>
                 <w:szCs w:val="20"/>
               </w:rPr>
-              <w:t xml:space="preserve">R 1,394,000</w:t>
+              <w:t xml:space="preserve">R 1,414,400</w:t>
             </w:r>
           </w:p>
         </w:tc>
@@ -13051,7 +13199,7 @@
                 <w:sz w:val="20"/>
                 <w:szCs w:val="20"/>
               </w:rPr>
-              <w:t xml:space="preserve">R 1,603,100</w:t>
+              <w:t xml:space="preserve">R 1,626,560</w:t>
             </w:r>
           </w:p>
         </w:tc>
@@ -13128,7 +13276,7 @@
                 <w:sz w:val="20"/>
                 <w:szCs w:val="20"/>
               </w:rPr>
-              <w:t xml:space="preserve">R 1,558,000</w:t>
+              <w:t xml:space="preserve">R 1,580,800</w:t>
             </w:r>
           </w:p>
         </w:tc>
@@ -13166,7 +13314,7 @@
                 <w:sz w:val="20"/>
                 <w:szCs w:val="20"/>
               </w:rPr>
-              <w:t xml:space="preserve">R 1,791,700</w:t>
+              <w:t xml:space="preserve">R 1,817,920</w:t>
             </w:r>
           </w:p>
         </w:tc>
@@ -13241,7 +13389,7 @@
                 <w:sz w:val="20"/>
                 <w:szCs w:val="20"/>
               </w:rPr>
-              <w:t xml:space="preserve">R 1,886,000</w:t>
+              <w:t xml:space="preserve">R 1,913,600</w:t>
             </w:r>
           </w:p>
         </w:tc>
@@ -13278,7 +13426,7 @@
                 <w:sz w:val="20"/>
                 <w:szCs w:val="20"/>
               </w:rPr>
-              <w:t xml:space="preserve">R 2,168,900</w:t>
+              <w:t xml:space="preserve">R 2,200,640</w:t>
             </w:r>
           </w:p>
         </w:tc>
@@ -13355,7 +13503,7 @@
                 <w:sz w:val="20"/>
                 <w:szCs w:val="20"/>
               </w:rPr>
-              <w:t xml:space="preserve">R 2,378,000</w:t>
+              <w:t xml:space="preserve">R 2,412,800</w:t>
             </w:r>
           </w:p>
         </w:tc>
@@ -13393,7 +13541,7 @@
                 <w:sz w:val="20"/>
                 <w:szCs w:val="20"/>
               </w:rPr>
-              <w:t xml:space="preserve">R 2,734,700</w:t>
+              <w:t xml:space="preserve">R 2,774,720</w:t>
             </w:r>
           </w:p>
         </w:tc>
@@ -13445,7 +13593,7 @@
           <w:sz w:val="20"/>
           <w:szCs w:val="20"/>
         </w:rPr>
-        <w:t xml:space="preserve">At an illustrative blended rate of R 950 an hour — chosen here only to make the rest of the document concrete — the delivered scope comes to R 1,558,000 excluding VAT, or R 1,791,700 including it. Replace the rate and every figure below moves proportionally.</w:t>
+        <w:t xml:space="preserve">At an illustrative blended rate of R 950 an hour — chosen here only to make the rest of the document concrete — the delivered scope comes to R 1,580,800 excluding VAT, or R 1,817,920 including it. Replace the rate and every figure below moves proportionally.</w:t>
       </w:r>
     </w:p>
     <w:p>
@@ -20466,7 +20614,7 @@
                 <w:sz w:val="20"/>
                 <w:szCs w:val="20"/>
               </w:rPr>
-              <w:t xml:space="preserve">What the order endpoints tell a stranger</w:t>
+              <w:t xml:space="preserve">Erasure that reaches the whole file</w:t>
             </w:r>
           </w:p>
         </w:tc>
@@ -20504,7 +20652,7 @@
                 <w:sz w:val="20"/>
                 <w:szCs w:val="20"/>
               </w:rPr>
-              <w:t xml:space="preserve">2</w:t>
+              <w:t xml:space="preserve">3</w:t>
             </w:r>
           </w:p>
         </w:tc>
@@ -20542,7 +20690,7 @@
                 <w:sz w:val="20"/>
                 <w:szCs w:val="20"/>
               </w:rPr>
-              <w:t xml:space="preserve">16</w:t>
+              <w:t xml:space="preserve">24</w:t>
             </w:r>
           </w:p>
         </w:tc>
@@ -20580,7 +20728,7 @@
                 <w:sz w:val="20"/>
                 <w:szCs w:val="20"/>
               </w:rPr>
-              <w:t xml:space="preserve">R 15,200</w:t>
+              <w:t xml:space="preserve">R 22,800</w:t>
             </w:r>
           </w:p>
         </w:tc>
@@ -20595,6 +20743,155 @@
               <w:bottom w:val="single" w:color="D6CFC6" w:sz="4"/>
               <w:right w:val="single" w:color="D6CFC6" w:sz="4"/>
             </w:tcBorders>
+            <w:tcMar>
+              <w:top w:type="dxa" w:w="90"/>
+              <w:left w:type="dxa" w:w="130"/>
+              <w:bottom w:type="dxa" w:w="90"/>
+              <w:right w:type="dxa" w:w="130"/>
+            </w:tcMar>
+            <w:vAlign w:val="center"/>
+          </w:tcPr>
+          <w:p>
+            <w:pPr>
+              <w:spacing w:after="0" w:line="240"/>
+            </w:pPr>
+            <w:r>
+              <w:rPr>
+                <w:rFonts w:ascii="Calibri" w:cs="Calibri" w:eastAsia="Calibri" w:hAnsi="Calibri"/>
+                <w:b w:val="false"/>
+                <w:bCs w:val="false"/>
+                <w:i w:val="false"/>
+                <w:iCs w:val="false"/>
+                <w:color w:val="221E1F"/>
+                <w:sz w:val="20"/>
+                <w:szCs w:val="20"/>
+              </w:rPr>
+              <w:t xml:space="preserve">What the order endpoints tell a stranger</w:t>
+            </w:r>
+          </w:p>
+        </w:tc>
+        <w:tc>
+          <w:tcPr>
+            <w:tcW w:type="dxa" w:w="1157"/>
+            <w:tcBorders>
+              <w:top w:val="single" w:color="D6CFC6" w:sz="4"/>
+              <w:left w:val="single" w:color="D6CFC6" w:sz="4"/>
+              <w:bottom w:val="single" w:color="D6CFC6" w:sz="4"/>
+              <w:right w:val="single" w:color="D6CFC6" w:sz="4"/>
+            </w:tcBorders>
+            <w:tcMar>
+              <w:top w:type="dxa" w:w="90"/>
+              <w:left w:type="dxa" w:w="130"/>
+              <w:bottom w:type="dxa" w:w="90"/>
+              <w:right w:type="dxa" w:w="130"/>
+            </w:tcMar>
+            <w:vAlign w:val="center"/>
+          </w:tcPr>
+          <w:p>
+            <w:pPr>
+              <w:spacing w:after="0" w:line="240"/>
+              <w:jc w:val="right"/>
+            </w:pPr>
+            <w:r>
+              <w:rPr>
+                <w:rFonts w:ascii="Calibri" w:cs="Calibri" w:eastAsia="Calibri" w:hAnsi="Calibri"/>
+                <w:b w:val="false"/>
+                <w:bCs w:val="false"/>
+                <w:i w:val="false"/>
+                <w:iCs w:val="false"/>
+                <w:color w:val="221E1F"/>
+                <w:sz w:val="20"/>
+                <w:szCs w:val="20"/>
+              </w:rPr>
+              <w:t xml:space="preserve">2</w:t>
+            </w:r>
+          </w:p>
+        </w:tc>
+        <w:tc>
+          <w:tcPr>
+            <w:tcW w:type="dxa" w:w="1542"/>
+            <w:tcBorders>
+              <w:top w:val="single" w:color="D6CFC6" w:sz="4"/>
+              <w:left w:val="single" w:color="D6CFC6" w:sz="4"/>
+              <w:bottom w:val="single" w:color="D6CFC6" w:sz="4"/>
+              <w:right w:val="single" w:color="D6CFC6" w:sz="4"/>
+            </w:tcBorders>
+            <w:tcMar>
+              <w:top w:type="dxa" w:w="90"/>
+              <w:left w:type="dxa" w:w="130"/>
+              <w:bottom w:type="dxa" w:w="90"/>
+              <w:right w:type="dxa" w:w="130"/>
+            </w:tcMar>
+            <w:vAlign w:val="center"/>
+          </w:tcPr>
+          <w:p>
+            <w:pPr>
+              <w:spacing w:after="0" w:line="240"/>
+              <w:jc w:val="right"/>
+            </w:pPr>
+            <w:r>
+              <w:rPr>
+                <w:rFonts w:ascii="Calibri" w:cs="Calibri" w:eastAsia="Calibri" w:hAnsi="Calibri"/>
+                <w:b w:val="false"/>
+                <w:bCs w:val="false"/>
+                <w:i w:val="false"/>
+                <w:iCs w:val="false"/>
+                <w:color w:val="221E1F"/>
+                <w:sz w:val="20"/>
+                <w:szCs w:val="20"/>
+              </w:rPr>
+              <w:t xml:space="preserve">16</w:t>
+            </w:r>
+          </w:p>
+        </w:tc>
+        <w:tc>
+          <w:tcPr>
+            <w:tcW w:type="dxa" w:w="1638"/>
+            <w:tcBorders>
+              <w:top w:val="single" w:color="D6CFC6" w:sz="4"/>
+              <w:left w:val="single" w:color="D6CFC6" w:sz="4"/>
+              <w:bottom w:val="single" w:color="D6CFC6" w:sz="4"/>
+              <w:right w:val="single" w:color="D6CFC6" w:sz="4"/>
+            </w:tcBorders>
+            <w:tcMar>
+              <w:top w:type="dxa" w:w="90"/>
+              <w:left w:type="dxa" w:w="130"/>
+              <w:bottom w:type="dxa" w:w="90"/>
+              <w:right w:type="dxa" w:w="130"/>
+            </w:tcMar>
+            <w:vAlign w:val="center"/>
+          </w:tcPr>
+          <w:p>
+            <w:pPr>
+              <w:spacing w:after="0" w:line="240"/>
+              <w:jc w:val="right"/>
+            </w:pPr>
+            <w:r>
+              <w:rPr>
+                <w:rFonts w:ascii="Calibri" w:cs="Calibri" w:eastAsia="Calibri" w:hAnsi="Calibri"/>
+                <w:b w:val="false"/>
+                <w:bCs w:val="false"/>
+                <w:i w:val="false"/>
+                <w:iCs w:val="false"/>
+                <w:color w:val="221E1F"/>
+                <w:sz w:val="20"/>
+                <w:szCs w:val="20"/>
+              </w:rPr>
+              <w:t xml:space="preserve">R 15,200</w:t>
+            </w:r>
+          </w:p>
+        </w:tc>
+      </w:tr>
+      <w:tr>
+        <w:tc>
+          <w:tcPr>
+            <w:tcW w:type="dxa" w:w="5301"/>
+            <w:tcBorders>
+              <w:top w:val="single" w:color="D6CFC6" w:sz="4"/>
+              <w:left w:val="single" w:color="D6CFC6" w:sz="4"/>
+              <w:bottom w:val="single" w:color="D6CFC6" w:sz="4"/>
+              <w:right w:val="single" w:color="D6CFC6" w:sz="4"/>
+            </w:tcBorders>
             <w:shd w:fill="FCE8EB" w:color="auto" w:val="clear"/>
             <w:tcMar>
               <w:top w:type="dxa" w:w="90"/>
@@ -20657,7 +20954,7 @@
                 <w:sz w:val="20"/>
                 <w:szCs w:val="20"/>
               </w:rPr>
-              <w:t xml:space="preserve">205</w:t>
+              <w:t xml:space="preserve">208</w:t>
             </w:r>
           </w:p>
         </w:tc>
@@ -20695,7 +20992,7 @@
                 <w:sz w:val="20"/>
                 <w:szCs w:val="20"/>
               </w:rPr>
-              <w:t xml:space="preserve">1,640</w:t>
+              <w:t xml:space="preserve">1,664</w:t>
             </w:r>
           </w:p>
         </w:tc>
@@ -20733,7 +21030,7 @@
                 <w:sz w:val="20"/>
                 <w:szCs w:val="20"/>
               </w:rPr>
-              <w:t xml:space="preserve">R 1,558,000</w:t>
+              <w:t xml:space="preserve">R 1,580,800</w:t>
             </w:r>
           </w:p>
         </w:tc>
@@ -20772,7 +21069,7 @@
           <w:sz w:val="20"/>
           <w:szCs w:val="20"/>
         </w:rPr>
-        <w:t xml:space="preserve">The integration seams — payments, accounts, notifications, POS and courier — are 44 of the 205 days. None of them names a vendor, and none has to be rewritten when one is chosen: what remains per integration is an adapter against an interface that already exists and is already tested.</w:t>
+        <w:t xml:space="preserve">The integration seams — payments, accounts, notifications, POS and courier — are 44 of the 208 days. None of them names a vendor, and none has to be rewritten when one is chosen: what remains per integration is an adapter against an interface that already exists and is already tested.</w:t>
       </w:r>
     </w:p>
     <w:p>
@@ -22891,7 +23188,7 @@
                 <w:sz w:val="20"/>
                 <w:szCs w:val="20"/>
               </w:rPr>
-              <w:t xml:space="preserve">205</w:t>
+              <w:t xml:space="preserve">208</w:t>
             </w:r>
           </w:p>
         </w:tc>
@@ -22928,7 +23225,7 @@
                 <w:sz w:val="20"/>
                 <w:szCs w:val="20"/>
               </w:rPr>
-              <w:t xml:space="preserve">1,640</w:t>
+              <w:t xml:space="preserve">1,664</w:t>
             </w:r>
           </w:p>
         </w:tc>
@@ -22965,7 +23262,7 @@
                 <w:sz w:val="20"/>
                 <w:szCs w:val="20"/>
               </w:rPr>
-              <w:t xml:space="preserve">R 1,558,000</w:t>
+              <w:t xml:space="preserve">R 1,580,800</w:t>
             </w:r>
           </w:p>
         </w:tc>
@@ -23195,7 +23492,7 @@
                 <w:sz w:val="20"/>
                 <w:szCs w:val="20"/>
               </w:rPr>
-              <w:t xml:space="preserve">230</w:t>
+              <w:t xml:space="preserve">233</w:t>
             </w:r>
           </w:p>
         </w:tc>
@@ -23233,7 +23530,7 @@
                 <w:sz w:val="20"/>
                 <w:szCs w:val="20"/>
               </w:rPr>
-              <w:t xml:space="preserve">1,840</w:t>
+              <w:t xml:space="preserve">1,864</w:t>
             </w:r>
           </w:p>
         </w:tc>
@@ -23271,7 +23568,7 @@
                 <w:sz w:val="20"/>
                 <w:szCs w:val="20"/>
               </w:rPr>
-              <w:t xml:space="preserve">R 1,748,000</w:t>
+              <w:t xml:space="preserve">R 1,770,800</w:t>
             </w:r>
           </w:p>
         </w:tc>

--- a/WEBSITE_COSTINGS.docx
+++ b/WEBSITE_COSTINGS.docx
@@ -449,7 +449,7 @@
                 <w:sz w:val="20"/>
                 <w:szCs w:val="20"/>
               </w:rPr>
-              <w:t xml:space="preserve">9eafe69</w:t>
+              <w:t xml:space="preserve">ba1d368</w:t>
             </w:r>
           </w:p>
         </w:tc>
@@ -1865,7 +1865,7 @@
                 <w:sz w:val="20"/>
                 <w:szCs w:val="20"/>
               </w:rPr>
-              <w:t xml:space="preserve">134</w:t>
+              <w:t xml:space="preserve">135</w:t>
             </w:r>
           </w:p>
         </w:tc>

--- a/WEBSITE_COSTINGS.docx
+++ b/WEBSITE_COSTINGS.docx
@@ -449,7 +449,7 @@
                 <w:sz w:val="20"/>
                 <w:szCs w:val="20"/>
               </w:rPr>
-              <w:t xml:space="preserve">ba1d368</w:t>
+              <w:t xml:space="preserve">78f44f3</w:t>
             </w:r>
           </w:p>
         </w:tc>
@@ -1527,7 +1527,7 @@
                 <w:sz w:val="20"/>
                 <w:szCs w:val="20"/>
               </w:rPr>
-              <w:t xml:space="preserve">922</w:t>
+              <w:t xml:space="preserve">934</w:t>
             </w:r>
           </w:p>
         </w:tc>
@@ -1563,7 +1563,7 @@
                 <w:sz w:val="20"/>
                 <w:szCs w:val="20"/>
               </w:rPr>
-              <w:t xml:space="preserve">In 45 files; all passing</w:t>
+              <w:t xml:space="preserve">In 46 files; all passing</w:t>
             </w:r>
           </w:p>
         </w:tc>
@@ -1640,7 +1640,7 @@
                 <w:sz w:val="20"/>
                 <w:szCs w:val="20"/>
               </w:rPr>
-              <w:t xml:space="preserve">33,641</w:t>
+              <w:t xml:space="preserve">34,013</w:t>
             </w:r>
           </w:p>
         </w:tc>
@@ -1677,7 +1677,7 @@
                 <w:sz w:val="20"/>
                 <w:szCs w:val="20"/>
               </w:rPr>
-              <w:t xml:space="preserve">Application 13,596 · tests 13,548 · review build 2,747 · data, schema and tooling 2,879 · shared packages 871</w:t>
+              <w:t xml:space="preserve">Application 13,654 · tests 13,827 · review build 2,747 · data, schema and tooling 2,880 · shared packages 905</w:t>
             </w:r>
           </w:p>
         </w:tc>
@@ -1865,7 +1865,7 @@
                 <w:sz w:val="20"/>
                 <w:szCs w:val="20"/>
               </w:rPr>
-              <w:t xml:space="preserve">135</w:t>
+              <w:t xml:space="preserve">136</w:t>
             </w:r>
           </w:p>
         </w:tc>
@@ -3770,7 +3770,7 @@
                 <w:sz w:val="20"/>
                 <w:szCs w:val="20"/>
               </w:rPr>
-              <w:t xml:space="preserve">922 passing</w:t>
+              <w:t xml:space="preserve">934 passing</w:t>
             </w:r>
           </w:p>
         </w:tc>
@@ -3807,7 +3807,7 @@
                 <w:sz w:val="20"/>
                 <w:szCs w:val="20"/>
               </w:rPr>
-              <w:t xml:space="preserve">45 files, including four real worker processes racing on one file</w:t>
+              <w:t xml:space="preserve">46 files, including four real worker processes racing on one file</w:t>
             </w:r>
           </w:p>
         </w:tc>
@@ -6548,7 +6548,7 @@
                 <w:sz w:val="20"/>
                 <w:szCs w:val="20"/>
               </w:rPr>
-              <w:t xml:space="preserve">The suite as it stood at this workstream: the 922 tests now in 45 files grew with the workstreams below. Driven through route handlers rather than helpers</w:t>
+              <w:t xml:space="preserve">The suite as it stood at this workstream: the 934 tests now in 46 files grew with the workstreams below. Driven through route handlers rather than helpers</w:t>
             </w:r>
           </w:p>
         </w:tc>
@@ -11348,7 +11348,7 @@
                 <w:sz w:val="20"/>
                 <w:szCs w:val="20"/>
               </w:rPr>
-              <w:t xml:space="preserve">A suite that builds its own preconditions inline drifts: five files had each written a delivery order by hand, between them inventing four street names and forgetting the postal code twice — so two tests were checking a 400 rather than the thing they meant to. 45 files now build orders, accounts, payments and offers through one set of fixtures. The value was less in the tidying than in what it turned up: a fixture that could not be written honestly was, every time, a seam that did not work</w:t>
+              <w:t xml:space="preserve">A suite that builds its own preconditions inline drifts: five files had each written a delivery order by hand, between them inventing four street names and forgetting the postal code twice — so two tests were checking a 400 rather than the thing they meant to. 46 files now build orders, accounts, payments and offers through one set of fixtures. The value was less in the tidying than in what it turned up: a fixture that could not be written honestly was, every time, a seam that did not work</w:t>
             </w:r>
           </w:p>
         </w:tc>
@@ -12174,7 +12174,7 @@
                 <w:sz w:val="20"/>
                 <w:szCs w:val="20"/>
               </w:rPr>
-              <w:t xml:space="preserve">47</w:t>
+              <w:t xml:space="preserve">48</w:t>
             </w:r>
           </w:p>
         </w:tc>
@@ -12211,7 +12211,7 @@
                 <w:sz w:val="20"/>
                 <w:szCs w:val="20"/>
               </w:rPr>
-              <w:t xml:space="preserve">Erasure that reaches the whole file</w:t>
+              <w:t xml:space="preserve">The edges of the money</w:t>
             </w:r>
           </w:p>
         </w:tc>
@@ -12248,7 +12248,7 @@
                 <w:sz w:val="20"/>
                 <w:szCs w:val="20"/>
               </w:rPr>
-              <w:t xml:space="preserve">A customer who asked to be forgotten was still on record at the house they live in. Erasure replaced the name, the email and the mobile on each past order and walked straight past the street and the postal code beside them; the kitchen note — free text, where somebody types “ring the bell for flat 4B and ask for Thandi” — was left as well, and the audit log had been writing the email address and mobile number into a line per message all along. The existing test passed throughout, because it checked one field on a collection order, which is the one kind of order with no address on it. Now asked as “is any of this person anywhere in the state”, which is the question erasure has to answer. The suppression record is the one thing kept, deliberately and with a test saying why: it is what stops the next campaign emailing somebody who asked not to be. The access request reports it too, having previously named four tables and held five</w:t>
+              <w:t xml:space="preserve">An order for a trillion pieces of chicken was accepted with a 201. The quantity on a line had no upper bound, so the total came back as 18,900,000,000,000,000 cents — a number on which Number.isSafeInteger returns false, meaning the arithmetic had left the range where a JavaScript integer is exact — and the loyalty ledger stood ready to credit 189 trillion points on completion. A five-thousand-line basket was accepted too. Nothing was wrong with the sums; nothing had been asked to refuse the inputs. Bounds on both, shared by the schema and the basket so a customer meets a stepper that stops rather than a 400 three screens later, with tests that check not only that the limits hold but that at the very top of what they allow every total is still exact and the margin is a thousandfold — so raising one is a decision somebody makes with the consequence in front of them. Includes the refusal message: every rule in the order schema carries wording written for the person who broke it, and the route was replacing all of them with the words "Invalid order" while attaching the real reasons under a key no client ever read. The registration route had worked this out already and said so in its own comment</w:t>
             </w:r>
           </w:p>
         </w:tc>
@@ -12325,7 +12325,7 @@
                 <w:sz w:val="20"/>
                 <w:szCs w:val="20"/>
               </w:rPr>
-              <w:t xml:space="preserve">46</w:t>
+              <w:t xml:space="preserve">47</w:t>
             </w:r>
           </w:p>
         </w:tc>
@@ -12361,7 +12361,7 @@
                 <w:sz w:val="20"/>
                 <w:szCs w:val="20"/>
               </w:rPr>
-              <w:t xml:space="preserve">What the order endpoints tell a stranger</w:t>
+              <w:t xml:space="preserve">Erasure that reaches the whole file</w:t>
             </w:r>
           </w:p>
         </w:tc>
@@ -12397,7 +12397,7 @@
                 <w:sz w:val="20"/>
                 <w:szCs w:val="20"/>
               </w:rPr>
-              <w:t xml:space="preserve">The journey screen is reachable with an order id and no session, which it has to be — a guest has no account to sign into. It was answering with the whole record: the customer’s name, their email address, their mobile number and, on a delivery, the street and postal code where they live, to anyone holding a number of the form O-clock-sequence. The screens between them read eleven fields and were being sent twenty. Narrowed by an allowlist, so a field added later stays behind the counter until somebody decides otherwise, and held there by a test that searches the response for the customer’s own details rather than for the name of a field</w:t>
+              <w:t xml:space="preserve">A customer who asked to be forgotten was still on record at the house they live in. Erasure replaced the name, the email and the mobile on each past order and walked straight past the street and the postal code beside them; the kitchen note — free text, where somebody types “ring the bell for flat 4B and ask for Thandi” — was left as well, and the audit log had been writing the email address and mobile number into a line per message all along. The existing test passed throughout, because it checked one field on a collection order, which is the one kind of order with no address on it. Now asked as “is any of this person anywhere in the state”, which is the question erasure has to answer. The suppression record is the one thing kept, deliberately and with a test saying why: it is what stops the next campaign emailing somebody who asked not to be. The access request reports it too, having previously named four tables and held five</w:t>
             </w:r>
           </w:p>
         </w:tc>
@@ -12434,7 +12434,7 @@
                 <w:sz w:val="20"/>
                 <w:szCs w:val="20"/>
               </w:rPr>
-              <w:t xml:space="preserve">2</w:t>
+              <w:t xml:space="preserve">3</w:t>
             </w:r>
           </w:p>
         </w:tc>
@@ -12449,7 +12449,7 @@
               <w:bottom w:val="single" w:color="D6CFC6" w:sz="4"/>
               <w:right w:val="single" w:color="D6CFC6" w:sz="4"/>
             </w:tcBorders>
-            <w:shd w:fill="FCE8EB" w:color="auto" w:val="clear"/>
+            <w:shd w:fill="F7F5F2" w:color="auto" w:val="clear"/>
             <w:tcMar>
               <w:top w:type="dxa" w:w="90"/>
               <w:left w:type="dxa" w:w="130"/>
@@ -12462,6 +12462,43 @@
             <w:pPr>
               <w:spacing w:after="0" w:line="240"/>
               <w:jc w:val="center"/>
+            </w:pPr>
+            <w:r>
+              <w:rPr>
+                <w:rFonts w:ascii="Calibri" w:cs="Calibri" w:eastAsia="Calibri" w:hAnsi="Calibri"/>
+                <w:b w:val="false"/>
+                <w:bCs w:val="false"/>
+                <w:i w:val="false"/>
+                <w:iCs w:val="false"/>
+                <w:color w:val="221E1F"/>
+                <w:sz w:val="20"/>
+                <w:szCs w:val="20"/>
+              </w:rPr>
+              <w:t xml:space="preserve">46</w:t>
+            </w:r>
+          </w:p>
+        </w:tc>
+        <w:tc>
+          <w:tcPr>
+            <w:tcW w:type="dxa" w:w="3084"/>
+            <w:tcBorders>
+              <w:top w:val="single" w:color="D6CFC6" w:sz="4"/>
+              <w:left w:val="single" w:color="D6CFC6" w:sz="4"/>
+              <w:bottom w:val="single" w:color="D6CFC6" w:sz="4"/>
+              <w:right w:val="single" w:color="D6CFC6" w:sz="4"/>
+            </w:tcBorders>
+            <w:shd w:fill="F7F5F2" w:color="auto" w:val="clear"/>
+            <w:tcMar>
+              <w:top w:type="dxa" w:w="90"/>
+              <w:left w:type="dxa" w:w="130"/>
+              <w:bottom w:type="dxa" w:w="90"/>
+              <w:right w:type="dxa" w:w="130"/>
+            </w:tcMar>
+            <w:vAlign w:val="center"/>
+          </w:tcPr>
+          <w:p>
+            <w:pPr>
+              <w:spacing w:after="0" w:line="240"/>
             </w:pPr>
             <w:r>
               <w:rPr>
@@ -12474,13 +12511,90 @@
                 <w:sz w:val="20"/>
                 <w:szCs w:val="20"/>
               </w:rPr>
-              <w:t xml:space="preserve"/>
-            </w:r>
-          </w:p>
-        </w:tc>
-        <w:tc>
-          <w:tcPr>
-            <w:tcW w:type="dxa" w:w="3084"/>
+              <w:t xml:space="preserve">What the order endpoints tell a stranger</w:t>
+            </w:r>
+          </w:p>
+        </w:tc>
+        <w:tc>
+          <w:tcPr>
+            <w:tcW w:type="dxa" w:w="5108"/>
+            <w:tcBorders>
+              <w:top w:val="single" w:color="D6CFC6" w:sz="4"/>
+              <w:left w:val="single" w:color="D6CFC6" w:sz="4"/>
+              <w:bottom w:val="single" w:color="D6CFC6" w:sz="4"/>
+              <w:right w:val="single" w:color="D6CFC6" w:sz="4"/>
+            </w:tcBorders>
+            <w:shd w:fill="F7F5F2" w:color="auto" w:val="clear"/>
+            <w:tcMar>
+              <w:top w:type="dxa" w:w="90"/>
+              <w:left w:type="dxa" w:w="130"/>
+              <w:bottom w:type="dxa" w:w="90"/>
+              <w:right w:type="dxa" w:w="130"/>
+            </w:tcMar>
+            <w:vAlign w:val="center"/>
+          </w:tcPr>
+          <w:p>
+            <w:pPr>
+              <w:spacing w:after="0" w:line="240"/>
+            </w:pPr>
+            <w:r>
+              <w:rPr>
+                <w:rFonts w:ascii="Calibri" w:cs="Calibri" w:eastAsia="Calibri" w:hAnsi="Calibri"/>
+                <w:b w:val="false"/>
+                <w:bCs w:val="false"/>
+                <w:i w:val="false"/>
+                <w:iCs w:val="false"/>
+                <w:color w:val="221E1F"/>
+                <w:sz w:val="20"/>
+                <w:szCs w:val="20"/>
+              </w:rPr>
+              <w:t xml:space="preserve">The journey screen is reachable with an order id and no session, which it has to be — a guest has no account to sign into. It was answering with the whole record: the customer’s name, their email address, their mobile number and, on a delivery, the street and postal code where they live, to anyone holding a number of the form O-clock-sequence. The screens between them read eleven fields and were being sent twenty. Narrowed by an allowlist, so a field added later stays behind the counter until somebody decides otherwise, and held there by a test that searches the response for the customer’s own details rather than for the name of a field</w:t>
+            </w:r>
+          </w:p>
+        </w:tc>
+        <w:tc>
+          <w:tcPr>
+            <w:tcW w:type="dxa" w:w="964"/>
+            <w:tcBorders>
+              <w:top w:val="single" w:color="D6CFC6" w:sz="4"/>
+              <w:left w:val="single" w:color="D6CFC6" w:sz="4"/>
+              <w:bottom w:val="single" w:color="D6CFC6" w:sz="4"/>
+              <w:right w:val="single" w:color="D6CFC6" w:sz="4"/>
+            </w:tcBorders>
+            <w:shd w:fill="F7F5F2" w:color="auto" w:val="clear"/>
+            <w:tcMar>
+              <w:top w:type="dxa" w:w="90"/>
+              <w:left w:type="dxa" w:w="130"/>
+              <w:bottom w:type="dxa" w:w="90"/>
+              <w:right w:type="dxa" w:w="130"/>
+            </w:tcMar>
+            <w:vAlign w:val="center"/>
+          </w:tcPr>
+          <w:p>
+            <w:pPr>
+              <w:spacing w:after="0" w:line="240"/>
+              <w:jc w:val="right"/>
+            </w:pPr>
+            <w:r>
+              <w:rPr>
+                <w:rFonts w:ascii="Calibri" w:cs="Calibri" w:eastAsia="Calibri" w:hAnsi="Calibri"/>
+                <w:b w:val="false"/>
+                <w:bCs w:val="false"/>
+                <w:i w:val="false"/>
+                <w:iCs w:val="false"/>
+                <w:color w:val="221E1F"/>
+                <w:sz w:val="20"/>
+                <w:szCs w:val="20"/>
+              </w:rPr>
+              <w:t xml:space="preserve">2</w:t>
+            </w:r>
+          </w:p>
+        </w:tc>
+      </w:tr>
+      <w:tr>
+        <w:tc>
+          <w:tcPr>
+            <w:tcW w:type="dxa" w:w="482"/>
             <w:tcBorders>
               <w:top w:val="single" w:color="D6CFC6" w:sz="4"/>
               <w:left w:val="single" w:color="D6CFC6" w:sz="4"/>
@@ -12499,6 +12613,7 @@
           <w:p>
             <w:pPr>
               <w:spacing w:after="0" w:line="240"/>
+              <w:jc w:val="center"/>
             </w:pPr>
             <w:r>
               <w:rPr>
@@ -12511,13 +12626,13 @@
                 <w:sz w:val="20"/>
                 <w:szCs w:val="20"/>
               </w:rPr>
-              <w:t xml:space="preserve">Total</w:t>
-            </w:r>
-          </w:p>
-        </w:tc>
-        <w:tc>
-          <w:tcPr>
-            <w:tcW w:type="dxa" w:w="5108"/>
+              <w:t xml:space="preserve"/>
+            </w:r>
+          </w:p>
+        </w:tc>
+        <w:tc>
+          <w:tcPr>
+            <w:tcW w:type="dxa" w:w="3084"/>
             <w:tcBorders>
               <w:top w:val="single" w:color="D6CFC6" w:sz="4"/>
               <w:left w:val="single" w:color="D6CFC6" w:sz="4"/>
@@ -12548,13 +12663,13 @@
                 <w:sz w:val="20"/>
                 <w:szCs w:val="20"/>
               </w:rPr>
-              <w:t xml:space="preserve">Delivered scope</w:t>
-            </w:r>
-          </w:p>
-        </w:tc>
-        <w:tc>
-          <w:tcPr>
-            <w:tcW w:type="dxa" w:w="964"/>
+              <w:t xml:space="preserve">Total</w:t>
+            </w:r>
+          </w:p>
+        </w:tc>
+        <w:tc>
+          <w:tcPr>
+            <w:tcW w:type="dxa" w:w="5108"/>
             <w:tcBorders>
               <w:top w:val="single" w:color="D6CFC6" w:sz="4"/>
               <w:left w:val="single" w:color="D6CFC6" w:sz="4"/>
@@ -12573,7 +12688,6 @@
           <w:p>
             <w:pPr>
               <w:spacing w:after="0" w:line="240"/>
-              <w:jc w:val="right"/>
             </w:pPr>
             <w:r>
               <w:rPr>
@@ -12586,7 +12700,45 @@
                 <w:sz w:val="20"/>
                 <w:szCs w:val="20"/>
               </w:rPr>
-              <w:t xml:space="preserve">208</w:t>
+              <w:t xml:space="preserve">Delivered scope</w:t>
+            </w:r>
+          </w:p>
+        </w:tc>
+        <w:tc>
+          <w:tcPr>
+            <w:tcW w:type="dxa" w:w="964"/>
+            <w:tcBorders>
+              <w:top w:val="single" w:color="D6CFC6" w:sz="4"/>
+              <w:left w:val="single" w:color="D6CFC6" w:sz="4"/>
+              <w:bottom w:val="single" w:color="D6CFC6" w:sz="4"/>
+              <w:right w:val="single" w:color="D6CFC6" w:sz="4"/>
+            </w:tcBorders>
+            <w:shd w:fill="FCE8EB" w:color="auto" w:val="clear"/>
+            <w:tcMar>
+              <w:top w:type="dxa" w:w="90"/>
+              <w:left w:type="dxa" w:w="130"/>
+              <w:bottom w:type="dxa" w:w="90"/>
+              <w:right w:type="dxa" w:w="130"/>
+            </w:tcMar>
+            <w:vAlign w:val="center"/>
+          </w:tcPr>
+          <w:p>
+            <w:pPr>
+              <w:spacing w:after="0" w:line="240"/>
+              <w:jc w:val="right"/>
+            </w:pPr>
+            <w:r>
+              <w:rPr>
+                <w:rFonts w:ascii="Calibri" w:cs="Calibri" w:eastAsia="Calibri" w:hAnsi="Calibri"/>
+                <w:b/>
+                <w:bCs/>
+                <w:i w:val="false"/>
+                <w:iCs w:val="false"/>
+                <w:color w:val="221E1F"/>
+                <w:sz w:val="20"/>
+                <w:szCs w:val="20"/>
+              </w:rPr>
+              <w:t xml:space="preserve">211</w:t>
             </w:r>
           </w:p>
         </w:tc>
@@ -12638,7 +12790,7 @@
           <w:sz w:val="20"/>
           <w:szCs w:val="20"/>
         </w:rPr>
-        <w:t xml:space="preserve">33,641 hand-written lines over 208 days is about 162 a day. For tested, typed, reviewed production code that sits inside the normal 100–300 band, and lower than the 200 the first version of this document reconstructed — integration work carries more test and less code than storefront work does. The reconstruction is not inflated.</w:t>
+        <w:t xml:space="preserve">34,013 hand-written lines over 211 days is about 161 a day. For tested, typed, reviewed production code that sits inside the normal 100–300 band, and lower than the 200 the first version of this document reconstructed — integration work carries more test and less code than storefront work does. The reconstruction is not inflated.</w:t>
       </w:r>
     </w:p>
     <w:p>
@@ -12656,7 +12808,7 @@
           <w:sz w:val="20"/>
           <w:szCs w:val="20"/>
         </w:rPr>
-        <w:t xml:space="preserve">208 days is roughly 27 working weeks, or a little over six months for one person. Two people working in parallel would compress the calendar but not the total, and would add coordination cost.</w:t>
+        <w:t xml:space="preserve">211 days is roughly 27 working weeks, or a little over six months for one person. Two people working in parallel would compress the calendar but not the total, and would add coordination cost.</w:t>
       </w:r>
     </w:p>
     <w:p>
@@ -12727,7 +12879,7 @@
           <w:sz w:val="20"/>
           <w:szCs w:val="20"/>
         </w:rPr>
-        <w:t xml:space="preserve">Delivered scope: 208 days × 8 hours = 1664 hours.</w:t>
+        <w:t xml:space="preserve">Delivered scope: 211 days × 8 hours = 1688 hours.</w:t>
       </w:r>
     </w:p>
     <w:tbl>
@@ -12822,7 +12974,7 @@
                 <w:sz w:val="19"/>
                 <w:szCs w:val="19"/>
               </w:rPr>
-              <w:t xml:space="preserve">Cost of the 1664 hours (excl. VAT)</w:t>
+              <w:t xml:space="preserve">Cost of the 1688 hours (excl. VAT)</w:t>
             </w:r>
           </w:p>
         </w:tc>
@@ -12935,7 +13087,7 @@
                 <w:sz w:val="20"/>
                 <w:szCs w:val="20"/>
               </w:rPr>
-              <w:t xml:space="preserve">R 665,600</w:t>
+              <w:t xml:space="preserve">R 675,200</w:t>
             </w:r>
           </w:p>
         </w:tc>
@@ -12972,7 +13124,7 @@
                 <w:sz w:val="20"/>
                 <w:szCs w:val="20"/>
               </w:rPr>
-              <w:t xml:space="preserve">R 765,440</w:t>
+              <w:t xml:space="preserve">R 776,480</w:t>
             </w:r>
           </w:p>
         </w:tc>
@@ -13049,7 +13201,7 @@
                 <w:sz w:val="20"/>
                 <w:szCs w:val="20"/>
               </w:rPr>
-              <w:t xml:space="preserve">R 1,081,600</w:t>
+              <w:t xml:space="preserve">R 1,097,200</w:t>
             </w:r>
           </w:p>
         </w:tc>
@@ -13087,7 +13239,7 @@
                 <w:sz w:val="20"/>
                 <w:szCs w:val="20"/>
               </w:rPr>
-              <w:t xml:space="preserve">R 1,243,840</w:t>
+              <w:t xml:space="preserve">R 1,261,780</w:t>
             </w:r>
           </w:p>
         </w:tc>
@@ -13162,7 +13314,7 @@
                 <w:sz w:val="20"/>
                 <w:szCs w:val="20"/>
               </w:rPr>
-              <w:t xml:space="preserve">R 1,414,400</w:t>
+              <w:t xml:space="preserve">R 1,434,800</w:t>
             </w:r>
           </w:p>
         </w:tc>
@@ -13199,7 +13351,7 @@
                 <w:sz w:val="20"/>
                 <w:szCs w:val="20"/>
               </w:rPr>
-              <w:t xml:space="preserve">R 1,626,560</w:t>
+              <w:t xml:space="preserve">R 1,650,020</w:t>
             </w:r>
           </w:p>
         </w:tc>
@@ -13276,7 +13428,7 @@
                 <w:sz w:val="20"/>
                 <w:szCs w:val="20"/>
               </w:rPr>
-              <w:t xml:space="preserve">R 1,580,800</w:t>
+              <w:t xml:space="preserve">R 1,603,600</w:t>
             </w:r>
           </w:p>
         </w:tc>
@@ -13314,7 +13466,7 @@
                 <w:sz w:val="20"/>
                 <w:szCs w:val="20"/>
               </w:rPr>
-              <w:t xml:space="preserve">R 1,817,920</w:t>
+              <w:t xml:space="preserve">R 1,844,140</w:t>
             </w:r>
           </w:p>
         </w:tc>
@@ -13389,7 +13541,7 @@
                 <w:sz w:val="20"/>
                 <w:szCs w:val="20"/>
               </w:rPr>
-              <w:t xml:space="preserve">R 1,913,600</w:t>
+              <w:t xml:space="preserve">R 1,941,200</w:t>
             </w:r>
           </w:p>
         </w:tc>
@@ -13426,7 +13578,7 @@
                 <w:sz w:val="20"/>
                 <w:szCs w:val="20"/>
               </w:rPr>
-              <w:t xml:space="preserve">R 2,200,640</w:t>
+              <w:t xml:space="preserve">R 2,232,380</w:t>
             </w:r>
           </w:p>
         </w:tc>
@@ -13503,7 +13655,7 @@
                 <w:sz w:val="20"/>
                 <w:szCs w:val="20"/>
               </w:rPr>
-              <w:t xml:space="preserve">R 2,412,800</w:t>
+              <w:t xml:space="preserve">R 2,447,600</w:t>
             </w:r>
           </w:p>
         </w:tc>
@@ -13541,7 +13693,7 @@
                 <w:sz w:val="20"/>
                 <w:szCs w:val="20"/>
               </w:rPr>
-              <w:t xml:space="preserve">R 2,774,720</w:t>
+              <w:t xml:space="preserve">R 2,814,740</w:t>
             </w:r>
           </w:p>
         </w:tc>
@@ -13593,7 +13745,7 @@
           <w:sz w:val="20"/>
           <w:szCs w:val="20"/>
         </w:rPr>
-        <w:t xml:space="preserve">At an illustrative blended rate of R 950 an hour — chosen here only to make the rest of the document concrete — the delivered scope comes to R 1,580,800 excluding VAT, or R 1,817,920 including it. Replace the rate and every figure below moves proportionally.</w:t>
+        <w:t xml:space="preserve">At an illustrative blended rate of R 950 an hour — chosen here only to make the rest of the document concrete — the delivered scope comes to R 1,603,600 excluding VAT, or R 1,844,140 including it. Replace the rate and every figure below moves proportionally.</w:t>
       </w:r>
     </w:p>
     <w:p>
@@ -20614,7 +20766,7 @@
                 <w:sz w:val="20"/>
                 <w:szCs w:val="20"/>
               </w:rPr>
-              <w:t xml:space="preserve">Erasure that reaches the whole file</w:t>
+              <w:t xml:space="preserve">The edges of the money</w:t>
             </w:r>
           </w:p>
         </w:tc>
@@ -20766,7 +20918,7 @@
                 <w:sz w:val="20"/>
                 <w:szCs w:val="20"/>
               </w:rPr>
-              <w:t xml:space="preserve">What the order endpoints tell a stranger</w:t>
+              <w:t xml:space="preserve">Erasure that reaches the whole file</w:t>
             </w:r>
           </w:p>
         </w:tc>
@@ -20803,7 +20955,7 @@
                 <w:sz w:val="20"/>
                 <w:szCs w:val="20"/>
               </w:rPr>
-              <w:t xml:space="preserve">2</w:t>
+              <w:t xml:space="preserve">3</w:t>
             </w:r>
           </w:p>
         </w:tc>
@@ -20840,7 +20992,7 @@
                 <w:sz w:val="20"/>
                 <w:szCs w:val="20"/>
               </w:rPr>
-              <w:t xml:space="preserve">16</w:t>
+              <w:t xml:space="preserve">24</w:t>
             </w:r>
           </w:p>
         </w:tc>
@@ -20877,7 +21029,7 @@
                 <w:sz w:val="20"/>
                 <w:szCs w:val="20"/>
               </w:rPr>
-              <w:t xml:space="preserve">R 15,200</w:t>
+              <w:t xml:space="preserve">R 22,800</w:t>
             </w:r>
           </w:p>
         </w:tc>
@@ -20892,6 +21044,159 @@
               <w:bottom w:val="single" w:color="D6CFC6" w:sz="4"/>
               <w:right w:val="single" w:color="D6CFC6" w:sz="4"/>
             </w:tcBorders>
+            <w:shd w:fill="F7F5F2" w:color="auto" w:val="clear"/>
+            <w:tcMar>
+              <w:top w:type="dxa" w:w="90"/>
+              <w:left w:type="dxa" w:w="130"/>
+              <w:bottom w:type="dxa" w:w="90"/>
+              <w:right w:type="dxa" w:w="130"/>
+            </w:tcMar>
+            <w:vAlign w:val="center"/>
+          </w:tcPr>
+          <w:p>
+            <w:pPr>
+              <w:spacing w:after="0" w:line="240"/>
+            </w:pPr>
+            <w:r>
+              <w:rPr>
+                <w:rFonts w:ascii="Calibri" w:cs="Calibri" w:eastAsia="Calibri" w:hAnsi="Calibri"/>
+                <w:b w:val="false"/>
+                <w:bCs w:val="false"/>
+                <w:i w:val="false"/>
+                <w:iCs w:val="false"/>
+                <w:color w:val="221E1F"/>
+                <w:sz w:val="20"/>
+                <w:szCs w:val="20"/>
+              </w:rPr>
+              <w:t xml:space="preserve">What the order endpoints tell a stranger</w:t>
+            </w:r>
+          </w:p>
+        </w:tc>
+        <w:tc>
+          <w:tcPr>
+            <w:tcW w:type="dxa" w:w="1157"/>
+            <w:tcBorders>
+              <w:top w:val="single" w:color="D6CFC6" w:sz="4"/>
+              <w:left w:val="single" w:color="D6CFC6" w:sz="4"/>
+              <w:bottom w:val="single" w:color="D6CFC6" w:sz="4"/>
+              <w:right w:val="single" w:color="D6CFC6" w:sz="4"/>
+            </w:tcBorders>
+            <w:shd w:fill="F7F5F2" w:color="auto" w:val="clear"/>
+            <w:tcMar>
+              <w:top w:type="dxa" w:w="90"/>
+              <w:left w:type="dxa" w:w="130"/>
+              <w:bottom w:type="dxa" w:w="90"/>
+              <w:right w:type="dxa" w:w="130"/>
+            </w:tcMar>
+            <w:vAlign w:val="center"/>
+          </w:tcPr>
+          <w:p>
+            <w:pPr>
+              <w:spacing w:after="0" w:line="240"/>
+              <w:jc w:val="right"/>
+            </w:pPr>
+            <w:r>
+              <w:rPr>
+                <w:rFonts w:ascii="Calibri" w:cs="Calibri" w:eastAsia="Calibri" w:hAnsi="Calibri"/>
+                <w:b w:val="false"/>
+                <w:bCs w:val="false"/>
+                <w:i w:val="false"/>
+                <w:iCs w:val="false"/>
+                <w:color w:val="221E1F"/>
+                <w:sz w:val="20"/>
+                <w:szCs w:val="20"/>
+              </w:rPr>
+              <w:t xml:space="preserve">2</w:t>
+            </w:r>
+          </w:p>
+        </w:tc>
+        <w:tc>
+          <w:tcPr>
+            <w:tcW w:type="dxa" w:w="1542"/>
+            <w:tcBorders>
+              <w:top w:val="single" w:color="D6CFC6" w:sz="4"/>
+              <w:left w:val="single" w:color="D6CFC6" w:sz="4"/>
+              <w:bottom w:val="single" w:color="D6CFC6" w:sz="4"/>
+              <w:right w:val="single" w:color="D6CFC6" w:sz="4"/>
+            </w:tcBorders>
+            <w:shd w:fill="F7F5F2" w:color="auto" w:val="clear"/>
+            <w:tcMar>
+              <w:top w:type="dxa" w:w="90"/>
+              <w:left w:type="dxa" w:w="130"/>
+              <w:bottom w:type="dxa" w:w="90"/>
+              <w:right w:type="dxa" w:w="130"/>
+            </w:tcMar>
+            <w:vAlign w:val="center"/>
+          </w:tcPr>
+          <w:p>
+            <w:pPr>
+              <w:spacing w:after="0" w:line="240"/>
+              <w:jc w:val="right"/>
+            </w:pPr>
+            <w:r>
+              <w:rPr>
+                <w:rFonts w:ascii="Calibri" w:cs="Calibri" w:eastAsia="Calibri" w:hAnsi="Calibri"/>
+                <w:b w:val="false"/>
+                <w:bCs w:val="false"/>
+                <w:i w:val="false"/>
+                <w:iCs w:val="false"/>
+                <w:color w:val="221E1F"/>
+                <w:sz w:val="20"/>
+                <w:szCs w:val="20"/>
+              </w:rPr>
+              <w:t xml:space="preserve">16</w:t>
+            </w:r>
+          </w:p>
+        </w:tc>
+        <w:tc>
+          <w:tcPr>
+            <w:tcW w:type="dxa" w:w="1638"/>
+            <w:tcBorders>
+              <w:top w:val="single" w:color="D6CFC6" w:sz="4"/>
+              <w:left w:val="single" w:color="D6CFC6" w:sz="4"/>
+              <w:bottom w:val="single" w:color="D6CFC6" w:sz="4"/>
+              <w:right w:val="single" w:color="D6CFC6" w:sz="4"/>
+            </w:tcBorders>
+            <w:shd w:fill="F7F5F2" w:color="auto" w:val="clear"/>
+            <w:tcMar>
+              <w:top w:type="dxa" w:w="90"/>
+              <w:left w:type="dxa" w:w="130"/>
+              <w:bottom w:type="dxa" w:w="90"/>
+              <w:right w:type="dxa" w:w="130"/>
+            </w:tcMar>
+            <w:vAlign w:val="center"/>
+          </w:tcPr>
+          <w:p>
+            <w:pPr>
+              <w:spacing w:after="0" w:line="240"/>
+              <w:jc w:val="right"/>
+            </w:pPr>
+            <w:r>
+              <w:rPr>
+                <w:rFonts w:ascii="Calibri" w:cs="Calibri" w:eastAsia="Calibri" w:hAnsi="Calibri"/>
+                <w:b w:val="false"/>
+                <w:bCs w:val="false"/>
+                <w:i w:val="false"/>
+                <w:iCs w:val="false"/>
+                <w:color w:val="221E1F"/>
+                <w:sz w:val="20"/>
+                <w:szCs w:val="20"/>
+              </w:rPr>
+              <w:t xml:space="preserve">R 15,200</w:t>
+            </w:r>
+          </w:p>
+        </w:tc>
+      </w:tr>
+      <w:tr>
+        <w:tc>
+          <w:tcPr>
+            <w:tcW w:type="dxa" w:w="5301"/>
+            <w:tcBorders>
+              <w:top w:val="single" w:color="D6CFC6" w:sz="4"/>
+              <w:left w:val="single" w:color="D6CFC6" w:sz="4"/>
+              <w:bottom w:val="single" w:color="D6CFC6" w:sz="4"/>
+              <w:right w:val="single" w:color="D6CFC6" w:sz="4"/>
+            </w:tcBorders>
             <w:shd w:fill="FCE8EB" w:color="auto" w:val="clear"/>
             <w:tcMar>
               <w:top w:type="dxa" w:w="90"/>
@@ -20954,7 +21259,7 @@
                 <w:sz w:val="20"/>
                 <w:szCs w:val="20"/>
               </w:rPr>
-              <w:t xml:space="preserve">208</w:t>
+              <w:t xml:space="preserve">211</w:t>
             </w:r>
           </w:p>
         </w:tc>
@@ -20992,7 +21297,7 @@
                 <w:sz w:val="20"/>
                 <w:szCs w:val="20"/>
               </w:rPr>
-              <w:t xml:space="preserve">1,664</w:t>
+              <w:t xml:space="preserve">1,688</w:t>
             </w:r>
           </w:p>
         </w:tc>
@@ -21030,7 +21335,7 @@
                 <w:sz w:val="20"/>
                 <w:szCs w:val="20"/>
               </w:rPr>
-              <w:t xml:space="preserve">R 1,580,800</w:t>
+              <w:t xml:space="preserve">R 1,603,600</w:t>
             </w:r>
           </w:p>
         </w:tc>
@@ -21069,7 +21374,7 @@
           <w:sz w:val="20"/>
           <w:szCs w:val="20"/>
         </w:rPr>
-        <w:t xml:space="preserve">The integration seams — payments, accounts, notifications, POS and courier — are 44 of the 208 days. None of them names a vendor, and none has to be rewritten when one is chosen: what remains per integration is an adapter against an interface that already exists and is already tested.</w:t>
+        <w:t xml:space="preserve">The integration seams — payments, accounts, notifications, POS and courier — are 44 of the 211 days. None of them names a vendor, and none has to be rewritten when one is chosen: what remains per integration is an adapter against an interface that already exists and is already tested.</w:t>
       </w:r>
     </w:p>
     <w:p>
@@ -23188,7 +23493,7 @@
                 <w:sz w:val="20"/>
                 <w:szCs w:val="20"/>
               </w:rPr>
-              <w:t xml:space="preserve">208</w:t>
+              <w:t xml:space="preserve">211</w:t>
             </w:r>
           </w:p>
         </w:tc>
@@ -23225,7 +23530,7 @@
                 <w:sz w:val="20"/>
                 <w:szCs w:val="20"/>
               </w:rPr>
-              <w:t xml:space="preserve">1,664</w:t>
+              <w:t xml:space="preserve">1,688</w:t>
             </w:r>
           </w:p>
         </w:tc>
@@ -23262,7 +23567,7 @@
                 <w:sz w:val="20"/>
                 <w:szCs w:val="20"/>
               </w:rPr>
-              <w:t xml:space="preserve">R 1,580,800</w:t>
+              <w:t xml:space="preserve">R 1,603,600</w:t>
             </w:r>
           </w:p>
         </w:tc>
@@ -23492,7 +23797,7 @@
                 <w:sz w:val="20"/>
                 <w:szCs w:val="20"/>
               </w:rPr>
-              <w:t xml:space="preserve">233</w:t>
+              <w:t xml:space="preserve">236</w:t>
             </w:r>
           </w:p>
         </w:tc>
@@ -23530,7 +23835,7 @@
                 <w:sz w:val="20"/>
                 <w:szCs w:val="20"/>
               </w:rPr>
-              <w:t xml:space="preserve">1,864</w:t>
+              <w:t xml:space="preserve">1,888</w:t>
             </w:r>
           </w:p>
         </w:tc>
@@ -23568,7 +23873,7 @@
                 <w:sz w:val="20"/>
                 <w:szCs w:val="20"/>
               </w:rPr>
-              <w:t xml:space="preserve">R 1,770,800</w:t>
+              <w:t xml:space="preserve">R 1,793,600</w:t>
             </w:r>
           </w:p>
         </w:tc>

--- a/WEBSITE_COSTINGS.docx
+++ b/WEBSITE_COSTINGS.docx
@@ -449,7 +449,7 @@
                 <w:sz w:val="20"/>
                 <w:szCs w:val="20"/>
               </w:rPr>
-              <w:t xml:space="preserve">78f44f3</w:t>
+              <w:t xml:space="preserve">a4e673d</w:t>
             </w:r>
           </w:p>
         </w:tc>
@@ -1865,7 +1865,7 @@
                 <w:sz w:val="20"/>
                 <w:szCs w:val="20"/>
               </w:rPr>
-              <w:t xml:space="preserve">136</w:t>
+              <w:t xml:space="preserve">137</w:t>
             </w:r>
           </w:p>
         </w:tc>

--- a/WEBSITE_COSTINGS.docx
+++ b/WEBSITE_COSTINGS.docx
@@ -449,7 +449,7 @@
                 <w:sz w:val="20"/>
                 <w:szCs w:val="20"/>
               </w:rPr>
-              <w:t xml:space="preserve">a4e673d</w:t>
+              <w:t xml:space="preserve">0693e28</w:t>
             </w:r>
           </w:p>
         </w:tc>
@@ -1527,7 +1527,7 @@
                 <w:sz w:val="20"/>
                 <w:szCs w:val="20"/>
               </w:rPr>
-              <w:t xml:space="preserve">934</w:t>
+              <w:t xml:space="preserve">937</w:t>
             </w:r>
           </w:p>
         </w:tc>
@@ -1640,7 +1640,7 @@
                 <w:sz w:val="20"/>
                 <w:szCs w:val="20"/>
               </w:rPr>
-              <w:t xml:space="preserve">34,013</w:t>
+              <w:t xml:space="preserve">34,138</w:t>
             </w:r>
           </w:p>
         </w:tc>
@@ -1677,7 +1677,7 @@
                 <w:sz w:val="20"/>
                 <w:szCs w:val="20"/>
               </w:rPr>
-              <w:t xml:space="preserve">Application 13,654 · tests 13,827 · review build 2,747 · data, schema and tooling 2,880 · shared packages 905</w:t>
+              <w:t xml:space="preserve">Application 13,654 · tests 13,903 · review build 2,781 · data, schema and tooling 2,880 · shared packages 920</w:t>
             </w:r>
           </w:p>
         </w:tc>
@@ -1865,7 +1865,7 @@
                 <w:sz w:val="20"/>
                 <w:szCs w:val="20"/>
               </w:rPr>
-              <w:t xml:space="preserve">137</w:t>
+              <w:t xml:space="preserve">138</w:t>
             </w:r>
           </w:p>
         </w:tc>
@@ -3770,7 +3770,7 @@
                 <w:sz w:val="20"/>
                 <w:szCs w:val="20"/>
               </w:rPr>
-              <w:t xml:space="preserve">934 passing</w:t>
+              <w:t xml:space="preserve">937 passing</w:t>
             </w:r>
           </w:p>
         </w:tc>
@@ -6548,7 +6548,7 @@
                 <w:sz w:val="20"/>
                 <w:szCs w:val="20"/>
               </w:rPr>
-              <w:t xml:space="preserve">The suite as it stood at this workstream: the 934 tests now in 46 files grew with the workstreams below. Driven through route handlers rather than helpers</w:t>
+              <w:t xml:space="preserve">The suite as it stood at this workstream: the 937 tests now in 46 files grew with the workstreams below. Driven through route handlers rather than helpers</w:t>
             </w:r>
           </w:p>
         </w:tc>
@@ -12248,7 +12248,7 @@
                 <w:sz w:val="20"/>
                 <w:szCs w:val="20"/>
               </w:rPr>
-              <w:t xml:space="preserve">An order for a trillion pieces of chicken was accepted with a 201. The quantity on a line had no upper bound, so the total came back as 18,900,000,000,000,000 cents — a number on which Number.isSafeInteger returns false, meaning the arithmetic had left the range where a JavaScript integer is exact — and the loyalty ledger stood ready to credit 189 trillion points on completion. A five-thousand-line basket was accepted too. Nothing was wrong with the sums; nothing had been asked to refuse the inputs. Bounds on both, shared by the schema and the basket so a customer meets a stepper that stops rather than a 400 three screens later, with tests that check not only that the limits hold but that at the very top of what they allow every total is still exact and the margin is a thousandfold — so raising one is a decision somebody makes with the consequence in front of them. Includes the refusal message: every rule in the order schema carries wording written for the person who broke it, and the route was replacing all of them with the words "Invalid order" while attaching the real reasons under a key no client ever read. The registration route had worked this out already and said so in its own comment</w:t>
+              <w:t xml:space="preserve">An order for a trillion pieces of chicken was accepted with a 201. The quantity on a line had no upper bound, so the total came back as 18,900,000,000,000,000 cents — a number on which Number.isSafeInteger returns false, meaning the arithmetic had left the range where a JavaScript integer is exact — and the loyalty ledger stood ready to credit 189 trillion points on completion. A five-thousand-line basket was accepted too. Nothing was wrong with the sums; nothing had been asked to refuse the inputs. Bounds on both, shared by the schema and the basket so a customer meets a stepper that stops rather than a 400 three screens later, with tests that check not only that the limits hold but that at the very top of what they allow every total is still exact and the margin is a thousandfold — so raising one is a decision somebody makes with the consequence in front of them. Includes the refusal message: every rule in the order schema carries wording written for the person who broke it, and the route was replacing all of them with the words "Invalid order" while attaching the real reasons under a key no client ever read. The registration route had worked this out already and said so in its own comment. The review build had drifted the same way and was fixed with it: its basket added without a ceiling, so a reviewer could put five hundred birds in one and never meet the limit a customer would. The bounds are now carried into it from the site rather than written a second time, which needed them moved to a module that imports nothing — the generator reads these sources as raw TypeScript, and a file reaching for zod through an extensionless import is a file it cannot read, which is exactly how a second implementation ends up with its own copy of a number</w:t>
             </w:r>
           </w:p>
         </w:tc>
@@ -12286,7 +12286,7 @@
                 <w:sz w:val="20"/>
                 <w:szCs w:val="20"/>
               </w:rPr>
-              <w:t xml:space="preserve">3</w:t>
+              <w:t xml:space="preserve">4</w:t>
             </w:r>
           </w:p>
         </w:tc>
@@ -12738,7 +12738,7 @@
                 <w:sz w:val="20"/>
                 <w:szCs w:val="20"/>
               </w:rPr>
-              <w:t xml:space="preserve">211</w:t>
+              <w:t xml:space="preserve">212</w:t>
             </w:r>
           </w:p>
         </w:tc>
@@ -12790,7 +12790,7 @@
           <w:sz w:val="20"/>
           <w:szCs w:val="20"/>
         </w:rPr>
-        <w:t xml:space="preserve">34,013 hand-written lines over 211 days is about 161 a day. For tested, typed, reviewed production code that sits inside the normal 100–300 band, and lower than the 200 the first version of this document reconstructed — integration work carries more test and less code than storefront work does. The reconstruction is not inflated.</w:t>
+        <w:t xml:space="preserve">34,138 hand-written lines over 212 days is about 161 a day. For tested, typed, reviewed production code that sits inside the normal 100–300 band, and lower than the 200 the first version of this document reconstructed — integration work carries more test and less code than storefront work does. The reconstruction is not inflated.</w:t>
       </w:r>
     </w:p>
     <w:p>
@@ -12808,7 +12808,7 @@
           <w:sz w:val="20"/>
           <w:szCs w:val="20"/>
         </w:rPr>
-        <w:t xml:space="preserve">211 days is roughly 27 working weeks, or a little over six months for one person. Two people working in parallel would compress the calendar but not the total, and would add coordination cost.</w:t>
+        <w:t xml:space="preserve">212 days is roughly 27 working weeks, or a little over six months for one person. Two people working in parallel would compress the calendar but not the total, and would add coordination cost.</w:t>
       </w:r>
     </w:p>
     <w:p>
@@ -12879,7 +12879,7 @@
           <w:sz w:val="20"/>
           <w:szCs w:val="20"/>
         </w:rPr>
-        <w:t xml:space="preserve">Delivered scope: 211 days × 8 hours = 1688 hours.</w:t>
+        <w:t xml:space="preserve">Delivered scope: 212 days × 8 hours = 1696 hours.</w:t>
       </w:r>
     </w:p>
     <w:tbl>
@@ -12974,7 +12974,7 @@
                 <w:sz w:val="19"/>
                 <w:szCs w:val="19"/>
               </w:rPr>
-              <w:t xml:space="preserve">Cost of the 1688 hours (excl. VAT)</w:t>
+              <w:t xml:space="preserve">Cost of the 1696 hours (excl. VAT)</w:t>
             </w:r>
           </w:p>
         </w:tc>
@@ -13087,7 +13087,7 @@
                 <w:sz w:val="20"/>
                 <w:szCs w:val="20"/>
               </w:rPr>
-              <w:t xml:space="preserve">R 675,200</w:t>
+              <w:t xml:space="preserve">R 678,400</w:t>
             </w:r>
           </w:p>
         </w:tc>
@@ -13124,7 +13124,7 @@
                 <w:sz w:val="20"/>
                 <w:szCs w:val="20"/>
               </w:rPr>
-              <w:t xml:space="preserve">R 776,480</w:t>
+              <w:t xml:space="preserve">R 780,160</w:t>
             </w:r>
           </w:p>
         </w:tc>
@@ -13201,7 +13201,7 @@
                 <w:sz w:val="20"/>
                 <w:szCs w:val="20"/>
               </w:rPr>
-              <w:t xml:space="preserve">R 1,097,200</w:t>
+              <w:t xml:space="preserve">R 1,102,400</w:t>
             </w:r>
           </w:p>
         </w:tc>
@@ -13239,7 +13239,7 @@
                 <w:sz w:val="20"/>
                 <w:szCs w:val="20"/>
               </w:rPr>
-              <w:t xml:space="preserve">R 1,261,780</w:t>
+              <w:t xml:space="preserve">R 1,267,760</w:t>
             </w:r>
           </w:p>
         </w:tc>
@@ -13314,7 +13314,7 @@
                 <w:sz w:val="20"/>
                 <w:szCs w:val="20"/>
               </w:rPr>
-              <w:t xml:space="preserve">R 1,434,800</w:t>
+              <w:t xml:space="preserve">R 1,441,600</w:t>
             </w:r>
           </w:p>
         </w:tc>
@@ -13351,7 +13351,7 @@
                 <w:sz w:val="20"/>
                 <w:szCs w:val="20"/>
               </w:rPr>
-              <w:t xml:space="preserve">R 1,650,020</w:t>
+              <w:t xml:space="preserve">R 1,657,840</w:t>
             </w:r>
           </w:p>
         </w:tc>
@@ -13428,7 +13428,7 @@
                 <w:sz w:val="20"/>
                 <w:szCs w:val="20"/>
               </w:rPr>
-              <w:t xml:space="preserve">R 1,603,600</w:t>
+              <w:t xml:space="preserve">R 1,611,200</w:t>
             </w:r>
           </w:p>
         </w:tc>
@@ -13466,7 +13466,7 @@
                 <w:sz w:val="20"/>
                 <w:szCs w:val="20"/>
               </w:rPr>
-              <w:t xml:space="preserve">R 1,844,140</w:t>
+              <w:t xml:space="preserve">R 1,852,880</w:t>
             </w:r>
           </w:p>
         </w:tc>
@@ -13541,7 +13541,7 @@
                 <w:sz w:val="20"/>
                 <w:szCs w:val="20"/>
               </w:rPr>
-              <w:t xml:space="preserve">R 1,941,200</w:t>
+              <w:t xml:space="preserve">R 1,950,400</w:t>
             </w:r>
           </w:p>
         </w:tc>
@@ -13578,7 +13578,7 @@
                 <w:sz w:val="20"/>
                 <w:szCs w:val="20"/>
               </w:rPr>
-              <w:t xml:space="preserve">R 2,232,380</w:t>
+              <w:t xml:space="preserve">R 2,242,960</w:t>
             </w:r>
           </w:p>
         </w:tc>
@@ -13655,7 +13655,7 @@
                 <w:sz w:val="20"/>
                 <w:szCs w:val="20"/>
               </w:rPr>
-              <w:t xml:space="preserve">R 2,447,600</w:t>
+              <w:t xml:space="preserve">R 2,459,200</w:t>
             </w:r>
           </w:p>
         </w:tc>
@@ -13693,7 +13693,7 @@
                 <w:sz w:val="20"/>
                 <w:szCs w:val="20"/>
               </w:rPr>
-              <w:t xml:space="preserve">R 2,814,740</w:t>
+              <w:t xml:space="preserve">R 2,828,080</w:t>
             </w:r>
           </w:p>
         </w:tc>
@@ -13745,7 +13745,7 @@
           <w:sz w:val="20"/>
           <w:szCs w:val="20"/>
         </w:rPr>
-        <w:t xml:space="preserve">At an illustrative blended rate of R 950 an hour — chosen here only to make the rest of the document concrete — the delivered scope comes to R 1,603,600 excluding VAT, or R 1,844,140 including it. Replace the rate and every figure below moves proportionally.</w:t>
+        <w:t xml:space="preserve">At an illustrative blended rate of R 950 an hour — chosen here only to make the rest of the document concrete — the delivered scope comes to R 1,611,200 excluding VAT, or R 1,852,880 including it. Replace the rate and every figure below moves proportionally.</w:t>
       </w:r>
     </w:p>
     <w:p>
@@ -20804,7 +20804,7 @@
                 <w:sz w:val="20"/>
                 <w:szCs w:val="20"/>
               </w:rPr>
-              <w:t xml:space="preserve">3</w:t>
+              <w:t xml:space="preserve">4</w:t>
             </w:r>
           </w:p>
         </w:tc>
@@ -20842,7 +20842,7 @@
                 <w:sz w:val="20"/>
                 <w:szCs w:val="20"/>
               </w:rPr>
-              <w:t xml:space="preserve">24</w:t>
+              <w:t xml:space="preserve">32</w:t>
             </w:r>
           </w:p>
         </w:tc>
@@ -20880,7 +20880,7 @@
                 <w:sz w:val="20"/>
                 <w:szCs w:val="20"/>
               </w:rPr>
-              <w:t xml:space="preserve">R 22,800</w:t>
+              <w:t xml:space="preserve">R 30,400</w:t>
             </w:r>
           </w:p>
         </w:tc>
@@ -21259,7 +21259,7 @@
                 <w:sz w:val="20"/>
                 <w:szCs w:val="20"/>
               </w:rPr>
-              <w:t xml:space="preserve">211</w:t>
+              <w:t xml:space="preserve">212</w:t>
             </w:r>
           </w:p>
         </w:tc>
@@ -21297,7 +21297,7 @@
                 <w:sz w:val="20"/>
                 <w:szCs w:val="20"/>
               </w:rPr>
-              <w:t xml:space="preserve">1,688</w:t>
+              <w:t xml:space="preserve">1,696</w:t>
             </w:r>
           </w:p>
         </w:tc>
@@ -21335,7 +21335,7 @@
                 <w:sz w:val="20"/>
                 <w:szCs w:val="20"/>
               </w:rPr>
-              <w:t xml:space="preserve">R 1,603,600</w:t>
+              <w:t xml:space="preserve">R 1,611,200</w:t>
             </w:r>
           </w:p>
         </w:tc>
@@ -21374,7 +21374,7 @@
           <w:sz w:val="20"/>
           <w:szCs w:val="20"/>
         </w:rPr>
-        <w:t xml:space="preserve">The integration seams — payments, accounts, notifications, POS and courier — are 44 of the 211 days. None of them names a vendor, and none has to be rewritten when one is chosen: what remains per integration is an adapter against an interface that already exists and is already tested.</w:t>
+        <w:t xml:space="preserve">The integration seams — payments, accounts, notifications, POS and courier — are 44 of the 212 days. None of them names a vendor, and none has to be rewritten when one is chosen: what remains per integration is an adapter against an interface that already exists and is already tested.</w:t>
       </w:r>
     </w:p>
     <w:p>
@@ -23493,7 +23493,7 @@
                 <w:sz w:val="20"/>
                 <w:szCs w:val="20"/>
               </w:rPr>
-              <w:t xml:space="preserve">211</w:t>
+              <w:t xml:space="preserve">212</w:t>
             </w:r>
           </w:p>
         </w:tc>
@@ -23530,7 +23530,7 @@
                 <w:sz w:val="20"/>
                 <w:szCs w:val="20"/>
               </w:rPr>
-              <w:t xml:space="preserve">1,688</w:t>
+              <w:t xml:space="preserve">1,696</w:t>
             </w:r>
           </w:p>
         </w:tc>
@@ -23567,7 +23567,7 @@
                 <w:sz w:val="20"/>
                 <w:szCs w:val="20"/>
               </w:rPr>
-              <w:t xml:space="preserve">R 1,603,600</w:t>
+              <w:t xml:space="preserve">R 1,611,200</w:t>
             </w:r>
           </w:p>
         </w:tc>
@@ -23797,7 +23797,7 @@
                 <w:sz w:val="20"/>
                 <w:szCs w:val="20"/>
               </w:rPr>
-              <w:t xml:space="preserve">236</w:t>
+              <w:t xml:space="preserve">237</w:t>
             </w:r>
           </w:p>
         </w:tc>
@@ -23835,7 +23835,7 @@
                 <w:sz w:val="20"/>
                 <w:szCs w:val="20"/>
               </w:rPr>
-              <w:t xml:space="preserve">1,888</w:t>
+              <w:t xml:space="preserve">1,896</w:t>
             </w:r>
           </w:p>
         </w:tc>
@@ -23873,7 +23873,7 @@
                 <w:sz w:val="20"/>
                 <w:szCs w:val="20"/>
               </w:rPr>
-              <w:t xml:space="preserve">R 1,793,600</w:t>
+              <w:t xml:space="preserve">R 1,801,200</w:t>
             </w:r>
           </w:p>
         </w:tc>

--- a/WEBSITE_COSTINGS.docx
+++ b/WEBSITE_COSTINGS.docx
@@ -449,7 +449,7 @@
                 <w:sz w:val="20"/>
                 <w:szCs w:val="20"/>
               </w:rPr>
-              <w:t xml:space="preserve">0693e28</w:t>
+              <w:t xml:space="preserve">6e87cb4</w:t>
             </w:r>
           </w:p>
         </w:tc>
@@ -1865,7 +1865,7 @@
                 <w:sz w:val="20"/>
                 <w:szCs w:val="20"/>
               </w:rPr>
-              <w:t xml:space="preserve">138</w:t>
+              <w:t xml:space="preserve">139</w:t>
             </w:r>
           </w:p>
         </w:tc>

--- a/WEBSITE_COSTINGS.docx
+++ b/WEBSITE_COSTINGS.docx
@@ -449,7 +449,7 @@
                 <w:sz w:val="20"/>
                 <w:szCs w:val="20"/>
               </w:rPr>
-              <w:t xml:space="preserve">6e87cb4</w:t>
+              <w:t xml:space="preserve">dac9b33</w:t>
             </w:r>
           </w:p>
         </w:tc>
@@ -1527,7 +1527,7 @@
                 <w:sz w:val="20"/>
                 <w:szCs w:val="20"/>
               </w:rPr>
-              <w:t xml:space="preserve">937</w:t>
+              <w:t xml:space="preserve">944</w:t>
             </w:r>
           </w:p>
         </w:tc>
@@ -1640,7 +1640,7 @@
                 <w:sz w:val="20"/>
                 <w:szCs w:val="20"/>
               </w:rPr>
-              <w:t xml:space="preserve">34,138</w:t>
+              <w:t xml:space="preserve">34,354</w:t>
             </w:r>
           </w:p>
         </w:tc>
@@ -1677,7 +1677,7 @@
                 <w:sz w:val="20"/>
                 <w:szCs w:val="20"/>
               </w:rPr>
-              <w:t xml:space="preserve">Application 13,654 · tests 13,903 · review build 2,781 · data, schema and tooling 2,880 · shared packages 920</w:t>
+              <w:t xml:space="preserve">Application 13,700 · tests 14,072 · review build 2,781 · data, schema and tooling 2,881 · shared packages 920</w:t>
             </w:r>
           </w:p>
         </w:tc>
@@ -1865,7 +1865,7 @@
                 <w:sz w:val="20"/>
                 <w:szCs w:val="20"/>
               </w:rPr>
-              <w:t xml:space="preserve">139</w:t>
+              <w:t xml:space="preserve">140</w:t>
             </w:r>
           </w:p>
         </w:tc>
@@ -3770,7 +3770,7 @@
                 <w:sz w:val="20"/>
                 <w:szCs w:val="20"/>
               </w:rPr>
-              <w:t xml:space="preserve">937 passing</w:t>
+              <w:t xml:space="preserve">944 passing</w:t>
             </w:r>
           </w:p>
         </w:tc>
@@ -6548,7 +6548,7 @@
                 <w:sz w:val="20"/>
                 <w:szCs w:val="20"/>
               </w:rPr>
-              <w:t xml:space="preserve">The suite as it stood at this workstream: the 937 tests now in 46 files grew with the workstreams below. Driven through route handlers rather than helpers</w:t>
+              <w:t xml:space="preserve">The suite as it stood at this workstream: the 944 tests now in 46 files grew with the workstreams below. Driven through route handlers rather than helpers</w:t>
             </w:r>
           </w:p>
         </w:tc>
@@ -12174,7 +12174,7 @@
                 <w:sz w:val="20"/>
                 <w:szCs w:val="20"/>
               </w:rPr>
-              <w:t xml:space="preserve">48</w:t>
+              <w:t xml:space="preserve">49</w:t>
             </w:r>
           </w:p>
         </w:tc>
@@ -12211,7 +12211,7 @@
                 <w:sz w:val="20"/>
                 <w:szCs w:val="20"/>
               </w:rPr>
-              <w:t xml:space="preserve">The edges of the money</w:t>
+              <w:t xml:space="preserve">What the logs carry out of the building</w:t>
             </w:r>
           </w:p>
         </w:tc>
@@ -12248,7 +12248,7 @@
                 <w:sz w:val="20"/>
                 <w:szCs w:val="20"/>
               </w:rPr>
-              <w:t xml:space="preserve">An order for a trillion pieces of chicken was accepted with a 201. The quantity on a line had no upper bound, so the total came back as 18,900,000,000,000,000 cents — a number on which Number.isSafeInteger returns false, meaning the arithmetic had left the range where a JavaScript integer is exact — and the loyalty ledger stood ready to credit 189 trillion points on completion. A five-thousand-line basket was accepted too. Nothing was wrong with the sums; nothing had been asked to refuse the inputs. Bounds on both, shared by the schema and the basket so a customer meets a stepper that stops rather than a 400 three screens later, with tests that check not only that the limits hold but that at the very top of what they allow every total is still exact and the margin is a thousandfold — so raising one is a decision somebody makes with the consequence in front of them. Includes the refusal message: every rule in the order schema carries wording written for the person who broke it, and the route was replacing all of them with the words "Invalid order" while attaching the real reasons under a key no client ever read. The registration route had worked this out already and said so in its own comment. The review build had drifted the same way and was fixed with it: its basket added without a ceiling, so a reviewer could put five hundred birds in one and never meet the limit a customer would. The bounds are now carried into it from the site rather than written a second time, which needed them moved to a module that imports nothing — the generator reads these sources as raw TypeScript, and a file reaching for zod through an extensionless import is a file it cannot read, which is exactly how a second implementation ends up with its own copy of a number</w:t>
+              <w:t xml:space="preserve">The redactor reduces an email to its domain and a mobile to its last two digits, matched on the field name — and the bounce webhook logs a field called “recipient”, which was not on the list. Two lines a bounce went to stdout reading {"event":"email.suppressed","recipient":"thandi@example.com"}: an address, plus the fact that its owner had complained. Worse than the same leak into the audit log, and the reason it was worth a round of its own: erasure can rewrite a file this process owns and can never reach a log aggregator, so a line written there is written for good. The name list is fixed, and an address is now reduced whatever the field is called, since the next field to hold one will be named something else again. Numbers are deliberately not guessed at by shape — a courier reference can be ten digits — and that asymmetry is asserted rather than left to be discovered. Held by a standing guard rather than a test: every one of the suite’s test files now runs with a sink that fails if any log line anywhere carries the fixture customer’s address, name or number, so the question asked is not “does this call site redact” but “did nine hundred tests driving every route put a person into a log”</w:t>
             </w:r>
           </w:p>
         </w:tc>
@@ -12286,7 +12286,7 @@
                 <w:sz w:val="20"/>
                 <w:szCs w:val="20"/>
               </w:rPr>
-              <w:t xml:space="preserve">4</w:t>
+              <w:t xml:space="preserve">3</w:t>
             </w:r>
           </w:p>
         </w:tc>
@@ -12325,7 +12325,7 @@
                 <w:sz w:val="20"/>
                 <w:szCs w:val="20"/>
               </w:rPr>
-              <w:t xml:space="preserve">47</w:t>
+              <w:t xml:space="preserve">48</w:t>
             </w:r>
           </w:p>
         </w:tc>
@@ -12361,7 +12361,7 @@
                 <w:sz w:val="20"/>
                 <w:szCs w:val="20"/>
               </w:rPr>
-              <w:t xml:space="preserve">Erasure that reaches the whole file</w:t>
+              <w:t xml:space="preserve">The edges of the money</w:t>
             </w:r>
           </w:p>
         </w:tc>
@@ -12397,7 +12397,7 @@
                 <w:sz w:val="20"/>
                 <w:szCs w:val="20"/>
               </w:rPr>
-              <w:t xml:space="preserve">A customer who asked to be forgotten was still on record at the house they live in. Erasure replaced the name, the email and the mobile on each past order and walked straight past the street and the postal code beside them; the kitchen note — free text, where somebody types “ring the bell for flat 4B and ask for Thandi” — was left as well, and the audit log had been writing the email address and mobile number into a line per message all along. The existing test passed throughout, because it checked one field on a collection order, which is the one kind of order with no address on it. Now asked as “is any of this person anywhere in the state”, which is the question erasure has to answer. The suppression record is the one thing kept, deliberately and with a test saying why: it is what stops the next campaign emailing somebody who asked not to be. The access request reports it too, having previously named four tables and held five</w:t>
+              <w:t xml:space="preserve">An order for a trillion pieces of chicken was accepted with a 201. The quantity on a line had no upper bound, so the total came back as 18,900,000,000,000,000 cents — a number on which Number.isSafeInteger returns false, meaning the arithmetic had left the range where a JavaScript integer is exact — and the loyalty ledger stood ready to credit 189 trillion points on completion. A five-thousand-line basket was accepted too. Nothing was wrong with the sums; nothing had been asked to refuse the inputs. Bounds on both, shared by the schema and the basket so a customer meets a stepper that stops rather than a 400 three screens later, with tests that check not only that the limits hold but that at the very top of what they allow every total is still exact and the margin is a thousandfold — so raising one is a decision somebody makes with the consequence in front of them. Includes the refusal message: every rule in the order schema carries wording written for the person who broke it, and the route was replacing all of them with the words "Invalid order" while attaching the real reasons under a key no client ever read. The registration route had worked this out already and said so in its own comment. The review build had drifted the same way and was fixed with it: its basket added without a ceiling, so a reviewer could put five hundred birds in one and never meet the limit a customer would. The bounds are now carried into it from the site rather than written a second time, which needed them moved to a module that imports nothing — the generator reads these sources as raw TypeScript, and a file reaching for zod through an extensionless import is a file it cannot read, which is exactly how a second implementation ends up with its own copy of a number</w:t>
             </w:r>
           </w:p>
         </w:tc>
@@ -12434,7 +12434,7 @@
                 <w:sz w:val="20"/>
                 <w:szCs w:val="20"/>
               </w:rPr>
-              <w:t xml:space="preserve">3</w:t>
+              <w:t xml:space="preserve">4</w:t>
             </w:r>
           </w:p>
         </w:tc>
@@ -12474,7 +12474,7 @@
                 <w:sz w:val="20"/>
                 <w:szCs w:val="20"/>
               </w:rPr>
-              <w:t xml:space="preserve">46</w:t>
+              <w:t xml:space="preserve">47</w:t>
             </w:r>
           </w:p>
         </w:tc>
@@ -12511,7 +12511,7 @@
                 <w:sz w:val="20"/>
                 <w:szCs w:val="20"/>
               </w:rPr>
-              <w:t xml:space="preserve">What the order endpoints tell a stranger</w:t>
+              <w:t xml:space="preserve">Erasure that reaches the whole file</w:t>
             </w:r>
           </w:p>
         </w:tc>
@@ -12548,7 +12548,7 @@
                 <w:sz w:val="20"/>
                 <w:szCs w:val="20"/>
               </w:rPr>
-              <w:t xml:space="preserve">The journey screen is reachable with an order id and no session, which it has to be — a guest has no account to sign into. It was answering with the whole record: the customer’s name, their email address, their mobile number and, on a delivery, the street and postal code where they live, to anyone holding a number of the form O-clock-sequence. The screens between them read eleven fields and were being sent twenty. Narrowed by an allowlist, so a field added later stays behind the counter until somebody decides otherwise, and held there by a test that searches the response for the customer’s own details rather than for the name of a field</w:t>
+              <w:t xml:space="preserve">A customer who asked to be forgotten was still on record at the house they live in. Erasure replaced the name, the email and the mobile on each past order and walked straight past the street and the postal code beside them; the kitchen note — free text, where somebody types “ring the bell for flat 4B and ask for Thandi” — was left as well, and the audit log had been writing the email address and mobile number into a line per message all along. The existing test passed throughout, because it checked one field on a collection order, which is the one kind of order with no address on it. Now asked as “is any of this person anywhere in the state”, which is the question erasure has to answer. The suppression record is the one thing kept, deliberately and with a test saying why: it is what stops the next campaign emailing somebody who asked not to be. The access request reports it too, having previously named four tables and held five</w:t>
             </w:r>
           </w:p>
         </w:tc>
@@ -12586,7 +12586,7 @@
                 <w:sz w:val="20"/>
                 <w:szCs w:val="20"/>
               </w:rPr>
-              <w:t xml:space="preserve">2</w:t>
+              <w:t xml:space="preserve">3</w:t>
             </w:r>
           </w:p>
         </w:tc>
@@ -12601,7 +12601,6 @@
               <w:bottom w:val="single" w:color="D6CFC6" w:sz="4"/>
               <w:right w:val="single" w:color="D6CFC6" w:sz="4"/>
             </w:tcBorders>
-            <w:shd w:fill="FCE8EB" w:color="auto" w:val="clear"/>
             <w:tcMar>
               <w:top w:type="dxa" w:w="90"/>
               <w:left w:type="dxa" w:w="130"/>
@@ -12614,6 +12613,42 @@
             <w:pPr>
               <w:spacing w:after="0" w:line="240"/>
               <w:jc w:val="center"/>
+            </w:pPr>
+            <w:r>
+              <w:rPr>
+                <w:rFonts w:ascii="Calibri" w:cs="Calibri" w:eastAsia="Calibri" w:hAnsi="Calibri"/>
+                <w:b w:val="false"/>
+                <w:bCs w:val="false"/>
+                <w:i w:val="false"/>
+                <w:iCs w:val="false"/>
+                <w:color w:val="221E1F"/>
+                <w:sz w:val="20"/>
+                <w:szCs w:val="20"/>
+              </w:rPr>
+              <w:t xml:space="preserve">46</w:t>
+            </w:r>
+          </w:p>
+        </w:tc>
+        <w:tc>
+          <w:tcPr>
+            <w:tcW w:type="dxa" w:w="3084"/>
+            <w:tcBorders>
+              <w:top w:val="single" w:color="D6CFC6" w:sz="4"/>
+              <w:left w:val="single" w:color="D6CFC6" w:sz="4"/>
+              <w:bottom w:val="single" w:color="D6CFC6" w:sz="4"/>
+              <w:right w:val="single" w:color="D6CFC6" w:sz="4"/>
+            </w:tcBorders>
+            <w:tcMar>
+              <w:top w:type="dxa" w:w="90"/>
+              <w:left w:type="dxa" w:w="130"/>
+              <w:bottom w:type="dxa" w:w="90"/>
+              <w:right w:type="dxa" w:w="130"/>
+            </w:tcMar>
+            <w:vAlign w:val="center"/>
+          </w:tcPr>
+          <w:p>
+            <w:pPr>
+              <w:spacing w:after="0" w:line="240"/>
             </w:pPr>
             <w:r>
               <w:rPr>
@@ -12626,13 +12661,88 @@
                 <w:sz w:val="20"/>
                 <w:szCs w:val="20"/>
               </w:rPr>
-              <w:t xml:space="preserve"/>
-            </w:r>
-          </w:p>
-        </w:tc>
-        <w:tc>
-          <w:tcPr>
-            <w:tcW w:type="dxa" w:w="3084"/>
+              <w:t xml:space="preserve">What the order endpoints tell a stranger</w:t>
+            </w:r>
+          </w:p>
+        </w:tc>
+        <w:tc>
+          <w:tcPr>
+            <w:tcW w:type="dxa" w:w="5108"/>
+            <w:tcBorders>
+              <w:top w:val="single" w:color="D6CFC6" w:sz="4"/>
+              <w:left w:val="single" w:color="D6CFC6" w:sz="4"/>
+              <w:bottom w:val="single" w:color="D6CFC6" w:sz="4"/>
+              <w:right w:val="single" w:color="D6CFC6" w:sz="4"/>
+            </w:tcBorders>
+            <w:tcMar>
+              <w:top w:type="dxa" w:w="90"/>
+              <w:left w:type="dxa" w:w="130"/>
+              <w:bottom w:type="dxa" w:w="90"/>
+              <w:right w:type="dxa" w:w="130"/>
+            </w:tcMar>
+            <w:vAlign w:val="center"/>
+          </w:tcPr>
+          <w:p>
+            <w:pPr>
+              <w:spacing w:after="0" w:line="240"/>
+            </w:pPr>
+            <w:r>
+              <w:rPr>
+                <w:rFonts w:ascii="Calibri" w:cs="Calibri" w:eastAsia="Calibri" w:hAnsi="Calibri"/>
+                <w:b w:val="false"/>
+                <w:bCs w:val="false"/>
+                <w:i w:val="false"/>
+                <w:iCs w:val="false"/>
+                <w:color w:val="221E1F"/>
+                <w:sz w:val="20"/>
+                <w:szCs w:val="20"/>
+              </w:rPr>
+              <w:t xml:space="preserve">The journey screen is reachable with an order id and no session, which it has to be — a guest has no account to sign into. It was answering with the whole record: the customer’s name, their email address, their mobile number and, on a delivery, the street and postal code where they live, to anyone holding a number of the form O-clock-sequence. The screens between them read eleven fields and were being sent twenty. Narrowed by an allowlist, so a field added later stays behind the counter until somebody decides otherwise, and held there by a test that searches the response for the customer’s own details rather than for the name of a field</w:t>
+            </w:r>
+          </w:p>
+        </w:tc>
+        <w:tc>
+          <w:tcPr>
+            <w:tcW w:type="dxa" w:w="964"/>
+            <w:tcBorders>
+              <w:top w:val="single" w:color="D6CFC6" w:sz="4"/>
+              <w:left w:val="single" w:color="D6CFC6" w:sz="4"/>
+              <w:bottom w:val="single" w:color="D6CFC6" w:sz="4"/>
+              <w:right w:val="single" w:color="D6CFC6" w:sz="4"/>
+            </w:tcBorders>
+            <w:tcMar>
+              <w:top w:type="dxa" w:w="90"/>
+              <w:left w:type="dxa" w:w="130"/>
+              <w:bottom w:type="dxa" w:w="90"/>
+              <w:right w:type="dxa" w:w="130"/>
+            </w:tcMar>
+            <w:vAlign w:val="center"/>
+          </w:tcPr>
+          <w:p>
+            <w:pPr>
+              <w:spacing w:after="0" w:line="240"/>
+              <w:jc w:val="right"/>
+            </w:pPr>
+            <w:r>
+              <w:rPr>
+                <w:rFonts w:ascii="Calibri" w:cs="Calibri" w:eastAsia="Calibri" w:hAnsi="Calibri"/>
+                <w:b w:val="false"/>
+                <w:bCs w:val="false"/>
+                <w:i w:val="false"/>
+                <w:iCs w:val="false"/>
+                <w:color w:val="221E1F"/>
+                <w:sz w:val="20"/>
+                <w:szCs w:val="20"/>
+              </w:rPr>
+              <w:t xml:space="preserve">2</w:t>
+            </w:r>
+          </w:p>
+        </w:tc>
+      </w:tr>
+      <w:tr>
+        <w:tc>
+          <w:tcPr>
+            <w:tcW w:type="dxa" w:w="482"/>
             <w:tcBorders>
               <w:top w:val="single" w:color="D6CFC6" w:sz="4"/>
               <w:left w:val="single" w:color="D6CFC6" w:sz="4"/>
@@ -12651,6 +12761,7 @@
           <w:p>
             <w:pPr>
               <w:spacing w:after="0" w:line="240"/>
+              <w:jc w:val="center"/>
             </w:pPr>
             <w:r>
               <w:rPr>
@@ -12663,13 +12774,13 @@
                 <w:sz w:val="20"/>
                 <w:szCs w:val="20"/>
               </w:rPr>
-              <w:t xml:space="preserve">Total</w:t>
-            </w:r>
-          </w:p>
-        </w:tc>
-        <w:tc>
-          <w:tcPr>
-            <w:tcW w:type="dxa" w:w="5108"/>
+              <w:t xml:space="preserve"/>
+            </w:r>
+          </w:p>
+        </w:tc>
+        <w:tc>
+          <w:tcPr>
+            <w:tcW w:type="dxa" w:w="3084"/>
             <w:tcBorders>
               <w:top w:val="single" w:color="D6CFC6" w:sz="4"/>
               <w:left w:val="single" w:color="D6CFC6" w:sz="4"/>
@@ -12700,13 +12811,13 @@
                 <w:sz w:val="20"/>
                 <w:szCs w:val="20"/>
               </w:rPr>
-              <w:t xml:space="preserve">Delivered scope</w:t>
-            </w:r>
-          </w:p>
-        </w:tc>
-        <w:tc>
-          <w:tcPr>
-            <w:tcW w:type="dxa" w:w="964"/>
+              <w:t xml:space="preserve">Total</w:t>
+            </w:r>
+          </w:p>
+        </w:tc>
+        <w:tc>
+          <w:tcPr>
+            <w:tcW w:type="dxa" w:w="5108"/>
             <w:tcBorders>
               <w:top w:val="single" w:color="D6CFC6" w:sz="4"/>
               <w:left w:val="single" w:color="D6CFC6" w:sz="4"/>
@@ -12725,7 +12836,6 @@
           <w:p>
             <w:pPr>
               <w:spacing w:after="0" w:line="240"/>
-              <w:jc w:val="right"/>
             </w:pPr>
             <w:r>
               <w:rPr>
@@ -12738,7 +12848,45 @@
                 <w:sz w:val="20"/>
                 <w:szCs w:val="20"/>
               </w:rPr>
-              <w:t xml:space="preserve">212</w:t>
+              <w:t xml:space="preserve">Delivered scope</w:t>
+            </w:r>
+          </w:p>
+        </w:tc>
+        <w:tc>
+          <w:tcPr>
+            <w:tcW w:type="dxa" w:w="964"/>
+            <w:tcBorders>
+              <w:top w:val="single" w:color="D6CFC6" w:sz="4"/>
+              <w:left w:val="single" w:color="D6CFC6" w:sz="4"/>
+              <w:bottom w:val="single" w:color="D6CFC6" w:sz="4"/>
+              <w:right w:val="single" w:color="D6CFC6" w:sz="4"/>
+            </w:tcBorders>
+            <w:shd w:fill="FCE8EB" w:color="auto" w:val="clear"/>
+            <w:tcMar>
+              <w:top w:type="dxa" w:w="90"/>
+              <w:left w:type="dxa" w:w="130"/>
+              <w:bottom w:type="dxa" w:w="90"/>
+              <w:right w:type="dxa" w:w="130"/>
+            </w:tcMar>
+            <w:vAlign w:val="center"/>
+          </w:tcPr>
+          <w:p>
+            <w:pPr>
+              <w:spacing w:after="0" w:line="240"/>
+              <w:jc w:val="right"/>
+            </w:pPr>
+            <w:r>
+              <w:rPr>
+                <w:rFonts w:ascii="Calibri" w:cs="Calibri" w:eastAsia="Calibri" w:hAnsi="Calibri"/>
+                <w:b/>
+                <w:bCs/>
+                <w:i w:val="false"/>
+                <w:iCs w:val="false"/>
+                <w:color w:val="221E1F"/>
+                <w:sz w:val="20"/>
+                <w:szCs w:val="20"/>
+              </w:rPr>
+              <w:t xml:space="preserve">215</w:t>
             </w:r>
           </w:p>
         </w:tc>
@@ -12790,7 +12938,7 @@
           <w:sz w:val="20"/>
           <w:szCs w:val="20"/>
         </w:rPr>
-        <w:t xml:space="preserve">34,138 hand-written lines over 212 days is about 161 a day. For tested, typed, reviewed production code that sits inside the normal 100–300 band, and lower than the 200 the first version of this document reconstructed — integration work carries more test and less code than storefront work does. The reconstruction is not inflated.</w:t>
+        <w:t xml:space="preserve">34,354 hand-written lines over 215 days is about 160 a day. For tested, typed, reviewed production code that sits inside the normal 100–300 band, and lower than the 200 the first version of this document reconstructed — integration work carries more test and less code than storefront work does. The reconstruction is not inflated.</w:t>
       </w:r>
     </w:p>
     <w:p>
@@ -12808,7 +12956,7 @@
           <w:sz w:val="20"/>
           <w:szCs w:val="20"/>
         </w:rPr>
-        <w:t xml:space="preserve">212 days is roughly 27 working weeks, or a little over six months for one person. Two people working in parallel would compress the calendar but not the total, and would add coordination cost.</w:t>
+        <w:t xml:space="preserve">215 days is roughly 27 working weeks, or a little over six months for one person. Two people working in parallel would compress the calendar but not the total, and would add coordination cost.</w:t>
       </w:r>
     </w:p>
     <w:p>
@@ -12879,7 +13027,7 @@
           <w:sz w:val="20"/>
           <w:szCs w:val="20"/>
         </w:rPr>
-        <w:t xml:space="preserve">Delivered scope: 212 days × 8 hours = 1696 hours.</w:t>
+        <w:t xml:space="preserve">Delivered scope: 215 days × 8 hours = 1720 hours.</w:t>
       </w:r>
     </w:p>
     <w:tbl>
@@ -12974,7 +13122,7 @@
                 <w:sz w:val="19"/>
                 <w:szCs w:val="19"/>
               </w:rPr>
-              <w:t xml:space="preserve">Cost of the 1696 hours (excl. VAT)</w:t>
+              <w:t xml:space="preserve">Cost of the 1720 hours (excl. VAT)</w:t>
             </w:r>
           </w:p>
         </w:tc>
@@ -13087,7 +13235,7 @@
                 <w:sz w:val="20"/>
                 <w:szCs w:val="20"/>
               </w:rPr>
-              <w:t xml:space="preserve">R 678,400</w:t>
+              <w:t xml:space="preserve">R 688,000</w:t>
             </w:r>
           </w:p>
         </w:tc>
@@ -13124,7 +13272,7 @@
                 <w:sz w:val="20"/>
                 <w:szCs w:val="20"/>
               </w:rPr>
-              <w:t xml:space="preserve">R 780,160</w:t>
+              <w:t xml:space="preserve">R 791,200</w:t>
             </w:r>
           </w:p>
         </w:tc>
@@ -13201,7 +13349,7 @@
                 <w:sz w:val="20"/>
                 <w:szCs w:val="20"/>
               </w:rPr>
-              <w:t xml:space="preserve">R 1,102,400</w:t>
+              <w:t xml:space="preserve">R 1,118,000</w:t>
             </w:r>
           </w:p>
         </w:tc>
@@ -13239,7 +13387,7 @@
                 <w:sz w:val="20"/>
                 <w:szCs w:val="20"/>
               </w:rPr>
-              <w:t xml:space="preserve">R 1,267,760</w:t>
+              <w:t xml:space="preserve">R 1,285,700</w:t>
             </w:r>
           </w:p>
         </w:tc>
@@ -13314,7 +13462,7 @@
                 <w:sz w:val="20"/>
                 <w:szCs w:val="20"/>
               </w:rPr>
-              <w:t xml:space="preserve">R 1,441,600</w:t>
+              <w:t xml:space="preserve">R 1,462,000</w:t>
             </w:r>
           </w:p>
         </w:tc>
@@ -13351,7 +13499,7 @@
                 <w:sz w:val="20"/>
                 <w:szCs w:val="20"/>
               </w:rPr>
-              <w:t xml:space="preserve">R 1,657,840</w:t>
+              <w:t xml:space="preserve">R 1,681,300</w:t>
             </w:r>
           </w:p>
         </w:tc>
@@ -13428,7 +13576,7 @@
                 <w:sz w:val="20"/>
                 <w:szCs w:val="20"/>
               </w:rPr>
-              <w:t xml:space="preserve">R 1,611,200</w:t>
+              <w:t xml:space="preserve">R 1,634,000</w:t>
             </w:r>
           </w:p>
         </w:tc>
@@ -13466,7 +13614,7 @@
                 <w:sz w:val="20"/>
                 <w:szCs w:val="20"/>
               </w:rPr>
-              <w:t xml:space="preserve">R 1,852,880</w:t>
+              <w:t xml:space="preserve">R 1,879,100</w:t>
             </w:r>
           </w:p>
         </w:tc>
@@ -13541,7 +13689,7 @@
                 <w:sz w:val="20"/>
                 <w:szCs w:val="20"/>
               </w:rPr>
-              <w:t xml:space="preserve">R 1,950,400</w:t>
+              <w:t xml:space="preserve">R 1,978,000</w:t>
             </w:r>
           </w:p>
         </w:tc>
@@ -13578,7 +13726,7 @@
                 <w:sz w:val="20"/>
                 <w:szCs w:val="20"/>
               </w:rPr>
-              <w:t xml:space="preserve">R 2,242,960</w:t>
+              <w:t xml:space="preserve">R 2,274,700</w:t>
             </w:r>
           </w:p>
         </w:tc>
@@ -13655,7 +13803,7 @@
                 <w:sz w:val="20"/>
                 <w:szCs w:val="20"/>
               </w:rPr>
-              <w:t xml:space="preserve">R 2,459,200</w:t>
+              <w:t xml:space="preserve">R 2,494,000</w:t>
             </w:r>
           </w:p>
         </w:tc>
@@ -13693,7 +13841,7 @@
                 <w:sz w:val="20"/>
                 <w:szCs w:val="20"/>
               </w:rPr>
-              <w:t xml:space="preserve">R 2,828,080</w:t>
+              <w:t xml:space="preserve">R 2,868,100</w:t>
             </w:r>
           </w:p>
         </w:tc>
@@ -13745,7 +13893,7 @@
           <w:sz w:val="20"/>
           <w:szCs w:val="20"/>
         </w:rPr>
-        <w:t xml:space="preserve">At an illustrative blended rate of R 950 an hour — chosen here only to make the rest of the document concrete — the delivered scope comes to R 1,611,200 excluding VAT, or R 1,852,880 including it. Replace the rate and every figure below moves proportionally.</w:t>
+        <w:t xml:space="preserve">At an illustrative blended rate of R 950 an hour — chosen here only to make the rest of the document concrete — the delivered scope comes to R 1,634,000 excluding VAT, or R 1,879,100 including it. Replace the rate and every figure below moves proportionally.</w:t>
       </w:r>
     </w:p>
     <w:p>
@@ -20766,7 +20914,7 @@
                 <w:sz w:val="20"/>
                 <w:szCs w:val="20"/>
               </w:rPr>
-              <w:t xml:space="preserve">The edges of the money</w:t>
+              <w:t xml:space="preserve">What the logs carry out of the building</w:t>
             </w:r>
           </w:p>
         </w:tc>
@@ -20804,7 +20952,7 @@
                 <w:sz w:val="20"/>
                 <w:szCs w:val="20"/>
               </w:rPr>
-              <w:t xml:space="preserve">4</w:t>
+              <w:t xml:space="preserve">3</w:t>
             </w:r>
           </w:p>
         </w:tc>
@@ -20842,7 +20990,7 @@
                 <w:sz w:val="20"/>
                 <w:szCs w:val="20"/>
               </w:rPr>
-              <w:t xml:space="preserve">32</w:t>
+              <w:t xml:space="preserve">24</w:t>
             </w:r>
           </w:p>
         </w:tc>
@@ -20880,7 +21028,7 @@
                 <w:sz w:val="20"/>
                 <w:szCs w:val="20"/>
               </w:rPr>
-              <w:t xml:space="preserve">R 30,400</w:t>
+              <w:t xml:space="preserve">R 22,800</w:t>
             </w:r>
           </w:p>
         </w:tc>
@@ -20918,7 +21066,7 @@
                 <w:sz w:val="20"/>
                 <w:szCs w:val="20"/>
               </w:rPr>
-              <w:t xml:space="preserve">Erasure that reaches the whole file</w:t>
+              <w:t xml:space="preserve">The edges of the money</w:t>
             </w:r>
           </w:p>
         </w:tc>
@@ -20955,7 +21103,7 @@
                 <w:sz w:val="20"/>
                 <w:szCs w:val="20"/>
               </w:rPr>
-              <w:t xml:space="preserve">3</w:t>
+              <w:t xml:space="preserve">4</w:t>
             </w:r>
           </w:p>
         </w:tc>
@@ -20992,7 +21140,7 @@
                 <w:sz w:val="20"/>
                 <w:szCs w:val="20"/>
               </w:rPr>
-              <w:t xml:space="preserve">24</w:t>
+              <w:t xml:space="preserve">32</w:t>
             </w:r>
           </w:p>
         </w:tc>
@@ -21029,7 +21177,7 @@
                 <w:sz w:val="20"/>
                 <w:szCs w:val="20"/>
               </w:rPr>
-              <w:t xml:space="preserve">R 22,800</w:t>
+              <w:t xml:space="preserve">R 30,400</w:t>
             </w:r>
           </w:p>
         </w:tc>
@@ -21068,7 +21216,7 @@
                 <w:sz w:val="20"/>
                 <w:szCs w:val="20"/>
               </w:rPr>
-              <w:t xml:space="preserve">What the order endpoints tell a stranger</w:t>
+              <w:t xml:space="preserve">Erasure that reaches the whole file</w:t>
             </w:r>
           </w:p>
         </w:tc>
@@ -21106,7 +21254,7 @@
                 <w:sz w:val="20"/>
                 <w:szCs w:val="20"/>
               </w:rPr>
-              <w:t xml:space="preserve">2</w:t>
+              <w:t xml:space="preserve">3</w:t>
             </w:r>
           </w:p>
         </w:tc>
@@ -21144,7 +21292,7 @@
                 <w:sz w:val="20"/>
                 <w:szCs w:val="20"/>
               </w:rPr>
-              <w:t xml:space="preserve">16</w:t>
+              <w:t xml:space="preserve">24</w:t>
             </w:r>
           </w:p>
         </w:tc>
@@ -21182,7 +21330,7 @@
                 <w:sz w:val="20"/>
                 <w:szCs w:val="20"/>
               </w:rPr>
-              <w:t xml:space="preserve">R 15,200</w:t>
+              <w:t xml:space="preserve">R 22,800</w:t>
             </w:r>
           </w:p>
         </w:tc>
@@ -21197,6 +21345,155 @@
               <w:bottom w:val="single" w:color="D6CFC6" w:sz="4"/>
               <w:right w:val="single" w:color="D6CFC6" w:sz="4"/>
             </w:tcBorders>
+            <w:tcMar>
+              <w:top w:type="dxa" w:w="90"/>
+              <w:left w:type="dxa" w:w="130"/>
+              <w:bottom w:type="dxa" w:w="90"/>
+              <w:right w:type="dxa" w:w="130"/>
+            </w:tcMar>
+            <w:vAlign w:val="center"/>
+          </w:tcPr>
+          <w:p>
+            <w:pPr>
+              <w:spacing w:after="0" w:line="240"/>
+            </w:pPr>
+            <w:r>
+              <w:rPr>
+                <w:rFonts w:ascii="Calibri" w:cs="Calibri" w:eastAsia="Calibri" w:hAnsi="Calibri"/>
+                <w:b w:val="false"/>
+                <w:bCs w:val="false"/>
+                <w:i w:val="false"/>
+                <w:iCs w:val="false"/>
+                <w:color w:val="221E1F"/>
+                <w:sz w:val="20"/>
+                <w:szCs w:val="20"/>
+              </w:rPr>
+              <w:t xml:space="preserve">What the order endpoints tell a stranger</w:t>
+            </w:r>
+          </w:p>
+        </w:tc>
+        <w:tc>
+          <w:tcPr>
+            <w:tcW w:type="dxa" w:w="1157"/>
+            <w:tcBorders>
+              <w:top w:val="single" w:color="D6CFC6" w:sz="4"/>
+              <w:left w:val="single" w:color="D6CFC6" w:sz="4"/>
+              <w:bottom w:val="single" w:color="D6CFC6" w:sz="4"/>
+              <w:right w:val="single" w:color="D6CFC6" w:sz="4"/>
+            </w:tcBorders>
+            <w:tcMar>
+              <w:top w:type="dxa" w:w="90"/>
+              <w:left w:type="dxa" w:w="130"/>
+              <w:bottom w:type="dxa" w:w="90"/>
+              <w:right w:type="dxa" w:w="130"/>
+            </w:tcMar>
+            <w:vAlign w:val="center"/>
+          </w:tcPr>
+          <w:p>
+            <w:pPr>
+              <w:spacing w:after="0" w:line="240"/>
+              <w:jc w:val="right"/>
+            </w:pPr>
+            <w:r>
+              <w:rPr>
+                <w:rFonts w:ascii="Calibri" w:cs="Calibri" w:eastAsia="Calibri" w:hAnsi="Calibri"/>
+                <w:b w:val="false"/>
+                <w:bCs w:val="false"/>
+                <w:i w:val="false"/>
+                <w:iCs w:val="false"/>
+                <w:color w:val="221E1F"/>
+                <w:sz w:val="20"/>
+                <w:szCs w:val="20"/>
+              </w:rPr>
+              <w:t xml:space="preserve">2</w:t>
+            </w:r>
+          </w:p>
+        </w:tc>
+        <w:tc>
+          <w:tcPr>
+            <w:tcW w:type="dxa" w:w="1542"/>
+            <w:tcBorders>
+              <w:top w:val="single" w:color="D6CFC6" w:sz="4"/>
+              <w:left w:val="single" w:color="D6CFC6" w:sz="4"/>
+              <w:bottom w:val="single" w:color="D6CFC6" w:sz="4"/>
+              <w:right w:val="single" w:color="D6CFC6" w:sz="4"/>
+            </w:tcBorders>
+            <w:tcMar>
+              <w:top w:type="dxa" w:w="90"/>
+              <w:left w:type="dxa" w:w="130"/>
+              <w:bottom w:type="dxa" w:w="90"/>
+              <w:right w:type="dxa" w:w="130"/>
+            </w:tcMar>
+            <w:vAlign w:val="center"/>
+          </w:tcPr>
+          <w:p>
+            <w:pPr>
+              <w:spacing w:after="0" w:line="240"/>
+              <w:jc w:val="right"/>
+            </w:pPr>
+            <w:r>
+              <w:rPr>
+                <w:rFonts w:ascii="Calibri" w:cs="Calibri" w:eastAsia="Calibri" w:hAnsi="Calibri"/>
+                <w:b w:val="false"/>
+                <w:bCs w:val="false"/>
+                <w:i w:val="false"/>
+                <w:iCs w:val="false"/>
+                <w:color w:val="221E1F"/>
+                <w:sz w:val="20"/>
+                <w:szCs w:val="20"/>
+              </w:rPr>
+              <w:t xml:space="preserve">16</w:t>
+            </w:r>
+          </w:p>
+        </w:tc>
+        <w:tc>
+          <w:tcPr>
+            <w:tcW w:type="dxa" w:w="1638"/>
+            <w:tcBorders>
+              <w:top w:val="single" w:color="D6CFC6" w:sz="4"/>
+              <w:left w:val="single" w:color="D6CFC6" w:sz="4"/>
+              <w:bottom w:val="single" w:color="D6CFC6" w:sz="4"/>
+              <w:right w:val="single" w:color="D6CFC6" w:sz="4"/>
+            </w:tcBorders>
+            <w:tcMar>
+              <w:top w:type="dxa" w:w="90"/>
+              <w:left w:type="dxa" w:w="130"/>
+              <w:bottom w:type="dxa" w:w="90"/>
+              <w:right w:type="dxa" w:w="130"/>
+            </w:tcMar>
+            <w:vAlign w:val="center"/>
+          </w:tcPr>
+          <w:p>
+            <w:pPr>
+              <w:spacing w:after="0" w:line="240"/>
+              <w:jc w:val="right"/>
+            </w:pPr>
+            <w:r>
+              <w:rPr>
+                <w:rFonts w:ascii="Calibri" w:cs="Calibri" w:eastAsia="Calibri" w:hAnsi="Calibri"/>
+                <w:b w:val="false"/>
+                <w:bCs w:val="false"/>
+                <w:i w:val="false"/>
+                <w:iCs w:val="false"/>
+                <w:color w:val="221E1F"/>
+                <w:sz w:val="20"/>
+                <w:szCs w:val="20"/>
+              </w:rPr>
+              <w:t xml:space="preserve">R 15,200</w:t>
+            </w:r>
+          </w:p>
+        </w:tc>
+      </w:tr>
+      <w:tr>
+        <w:tc>
+          <w:tcPr>
+            <w:tcW w:type="dxa" w:w="5301"/>
+            <w:tcBorders>
+              <w:top w:val="single" w:color="D6CFC6" w:sz="4"/>
+              <w:left w:val="single" w:color="D6CFC6" w:sz="4"/>
+              <w:bottom w:val="single" w:color="D6CFC6" w:sz="4"/>
+              <w:right w:val="single" w:color="D6CFC6" w:sz="4"/>
+            </w:tcBorders>
             <w:shd w:fill="FCE8EB" w:color="auto" w:val="clear"/>
             <w:tcMar>
               <w:top w:type="dxa" w:w="90"/>
@@ -21259,7 +21556,7 @@
                 <w:sz w:val="20"/>
                 <w:szCs w:val="20"/>
               </w:rPr>
-              <w:t xml:space="preserve">212</w:t>
+              <w:t xml:space="preserve">215</w:t>
             </w:r>
           </w:p>
         </w:tc>
@@ -21297,7 +21594,7 @@
                 <w:sz w:val="20"/>
                 <w:szCs w:val="20"/>
               </w:rPr>
-              <w:t xml:space="preserve">1,696</w:t>
+              <w:t xml:space="preserve">1,720</w:t>
             </w:r>
           </w:p>
         </w:tc>
@@ -21335,7 +21632,7 @@
                 <w:sz w:val="20"/>
                 <w:szCs w:val="20"/>
               </w:rPr>
-              <w:t xml:space="preserve">R 1,611,200</w:t>
+              <w:t xml:space="preserve">R 1,634,000</w:t>
             </w:r>
           </w:p>
         </w:tc>
@@ -21374,7 +21671,7 @@
           <w:sz w:val="20"/>
           <w:szCs w:val="20"/>
         </w:rPr>
-        <w:t xml:space="preserve">The integration seams — payments, accounts, notifications, POS and courier — are 44 of the 212 days. None of them names a vendor, and none has to be rewritten when one is chosen: what remains per integration is an adapter against an interface that already exists and is already tested.</w:t>
+        <w:t xml:space="preserve">The integration seams — payments, accounts, notifications, POS and courier — are 44 of the 215 days. None of them names a vendor, and none has to be rewritten when one is chosen: what remains per integration is an adapter against an interface that already exists and is already tested.</w:t>
       </w:r>
     </w:p>
     <w:p>
@@ -23493,7 +23790,7 @@
                 <w:sz w:val="20"/>
                 <w:szCs w:val="20"/>
               </w:rPr>
-              <w:t xml:space="preserve">212</w:t>
+              <w:t xml:space="preserve">215</w:t>
             </w:r>
           </w:p>
         </w:tc>
@@ -23530,7 +23827,7 @@
                 <w:sz w:val="20"/>
                 <w:szCs w:val="20"/>
               </w:rPr>
-              <w:t xml:space="preserve">1,696</w:t>
+              <w:t xml:space="preserve">1,720</w:t>
             </w:r>
           </w:p>
         </w:tc>
@@ -23567,7 +23864,7 @@
                 <w:sz w:val="20"/>
                 <w:szCs w:val="20"/>
               </w:rPr>
-              <w:t xml:space="preserve">R 1,611,200</w:t>
+              <w:t xml:space="preserve">R 1,634,000</w:t>
             </w:r>
           </w:p>
         </w:tc>
@@ -23797,7 +24094,7 @@
                 <w:sz w:val="20"/>
                 <w:szCs w:val="20"/>
               </w:rPr>
-              <w:t xml:space="preserve">237</w:t>
+              <w:t xml:space="preserve">240</w:t>
             </w:r>
           </w:p>
         </w:tc>
@@ -23835,7 +24132,7 @@
                 <w:sz w:val="20"/>
                 <w:szCs w:val="20"/>
               </w:rPr>
-              <w:t xml:space="preserve">1,896</w:t>
+              <w:t xml:space="preserve">1,920</w:t>
             </w:r>
           </w:p>
         </w:tc>
@@ -23873,7 +24170,7 @@
                 <w:sz w:val="20"/>
                 <w:szCs w:val="20"/>
               </w:rPr>
-              <w:t xml:space="preserve">R 1,801,200</w:t>
+              <w:t xml:space="preserve">R 1,824,000</w:t>
             </w:r>
           </w:p>
         </w:tc>
@@ -23912,7 +24209,7 @@
           <w:sz w:val="20"/>
           <w:szCs w:val="20"/>
         </w:rPr>
-        <w:t xml:space="preserve">Roughly 89% of the engineering is done. </w:t>
+        <w:t xml:space="preserve">Roughly 90% of the engineering is done. </w:t>
       </w:r>
       <w:r>
         <w:rPr>

--- a/WEBSITE_COSTINGS.docx
+++ b/WEBSITE_COSTINGS.docx
@@ -449,7 +449,7 @@
                 <w:sz w:val="20"/>
                 <w:szCs w:val="20"/>
               </w:rPr>
-              <w:t xml:space="preserve">dac9b33</w:t>
+              <w:t xml:space="preserve">2c8b773</w:t>
             </w:r>
           </w:p>
         </w:tc>
@@ -1865,7 +1865,7 @@
                 <w:sz w:val="20"/>
                 <w:szCs w:val="20"/>
               </w:rPr>
-              <w:t xml:space="preserve">140</w:t>
+              <w:t xml:space="preserve">141</w:t>
             </w:r>
           </w:p>
         </w:tc>

--- a/WEBSITE_COSTINGS.docx
+++ b/WEBSITE_COSTINGS.docx
@@ -449,7 +449,7 @@
                 <w:sz w:val="20"/>
                 <w:szCs w:val="20"/>
               </w:rPr>
-              <w:t xml:space="preserve">2c8b773</w:t>
+              <w:t xml:space="preserve">d812491</w:t>
             </w:r>
           </w:p>
         </w:tc>
@@ -1415,7 +1415,7 @@
                 <w:sz w:val="20"/>
                 <w:szCs w:val="20"/>
               </w:rPr>
-              <w:t xml:space="preserve">47</w:t>
+              <w:t xml:space="preserve">48</w:t>
             </w:r>
           </w:p>
         </w:tc>
@@ -1527,7 +1527,7 @@
                 <w:sz w:val="20"/>
                 <w:szCs w:val="20"/>
               </w:rPr>
-              <w:t xml:space="preserve">944</w:t>
+              <w:t xml:space="preserve">958</w:t>
             </w:r>
           </w:p>
         </w:tc>
@@ -1563,7 +1563,7 @@
                 <w:sz w:val="20"/>
                 <w:szCs w:val="20"/>
               </w:rPr>
-              <w:t xml:space="preserve">In 46 files; all passing</w:t>
+              <w:t xml:space="preserve">In 47 files; all passing</w:t>
             </w:r>
           </w:p>
         </w:tc>
@@ -1640,7 +1640,7 @@
                 <w:sz w:val="20"/>
                 <w:szCs w:val="20"/>
               </w:rPr>
-              <w:t xml:space="preserve">34,354</w:t>
+              <w:t xml:space="preserve">34,678</w:t>
             </w:r>
           </w:p>
         </w:tc>
@@ -1677,7 +1677,7 @@
                 <w:sz w:val="20"/>
                 <w:szCs w:val="20"/>
               </w:rPr>
-              <w:t xml:space="preserve">Application 13,700 · tests 14,072 · review build 2,781 · data, schema and tooling 2,881 · shared packages 920</w:t>
+              <w:t xml:space="preserve">Application 13,788 · tests 14,307 · review build 2,781 · data, schema and tooling 2,882 · shared packages 920</w:t>
             </w:r>
           </w:p>
         </w:tc>
@@ -1865,7 +1865,7 @@
                 <w:sz w:val="20"/>
                 <w:szCs w:val="20"/>
               </w:rPr>
-              <w:t xml:space="preserve">141</w:t>
+              <w:t xml:space="preserve">142</w:t>
             </w:r>
           </w:p>
         </w:tc>
@@ -3770,7 +3770,7 @@
                 <w:sz w:val="20"/>
                 <w:szCs w:val="20"/>
               </w:rPr>
-              <w:t xml:space="preserve">944 passing</w:t>
+              <w:t xml:space="preserve">958 passing</w:t>
             </w:r>
           </w:p>
         </w:tc>
@@ -3807,7 +3807,7 @@
                 <w:sz w:val="20"/>
                 <w:szCs w:val="20"/>
               </w:rPr>
-              <w:t xml:space="preserve">46 files, including four real worker processes racing on one file</w:t>
+              <w:t xml:space="preserve">47 files, including four real worker processes racing on one file</w:t>
             </w:r>
           </w:p>
         </w:tc>
@@ -6548,7 +6548,7 @@
                 <w:sz w:val="20"/>
                 <w:szCs w:val="20"/>
               </w:rPr>
-              <w:t xml:space="preserve">The suite as it stood at this workstream: the 944 tests now in 46 files grew with the workstreams below. Driven through route handlers rather than helpers</w:t>
+              <w:t xml:space="preserve">The suite as it stood at this workstream: the 958 tests now in 47 files grew with the workstreams below. Driven through route handlers rather than helpers</w:t>
             </w:r>
           </w:p>
         </w:tc>
@@ -11348,7 +11348,7 @@
                 <w:sz w:val="20"/>
                 <w:szCs w:val="20"/>
               </w:rPr>
-              <w:t xml:space="preserve">A suite that builds its own preconditions inline drifts: five files had each written a delivery order by hand, between them inventing four street names and forgetting the postal code twice — so two tests were checking a 400 rather than the thing they meant to. 46 files now build orders, accounts, payments and offers through one set of fixtures. The value was less in the tidying than in what it turned up: a fixture that could not be written honestly was, every time, a seam that did not work</w:t>
+              <w:t xml:space="preserve">A suite that builds its own preconditions inline drifts: five files had each written a delivery order by hand, between them inventing four street names and forgetting the postal code twice — so two tests were checking a 400 rather than the thing they meant to. 47 files now build orders, accounts, payments and offers through one set of fixtures. The value was less in the tidying than in what it turned up: a fixture that could not be written honestly was, every time, a seam that did not work</w:t>
             </w:r>
           </w:p>
         </w:tc>
@@ -12174,7 +12174,7 @@
                 <w:sz w:val="20"/>
                 <w:szCs w:val="20"/>
               </w:rPr>
-              <w:t xml:space="preserve">49</w:t>
+              <w:t xml:space="preserve">50</w:t>
             </w:r>
           </w:p>
         </w:tc>
@@ -12211,7 +12211,7 @@
                 <w:sz w:val="20"/>
                 <w:szCs w:val="20"/>
               </w:rPr>
-              <w:t xml:space="preserve">What the logs carry out of the building</w:t>
+              <w:t xml:space="preserve">Claims that outlive the process holding them</w:t>
             </w:r>
           </w:p>
         </w:tc>
@@ -12248,7 +12248,7 @@
                 <w:sz w:val="20"/>
                 <w:szCs w:val="20"/>
               </w:rPr>
-              <w:t xml:space="preserve">The redactor reduces an email to its domain and a mobile to its last two digits, matched on the field name — and the bounce webhook logs a field called “recipient”, which was not on the list. Two lines a bounce went to stdout reading {"event":"email.suppressed","recipient":"thandi@example.com"}: an address, plus the fact that its owner had complained. Worse than the same leak into the audit log, and the reason it was worth a round of its own: erasure can rewrite a file this process owns and can never reach a log aggregator, so a line written there is written for good. The name list is fixed, and an address is now reduced whatever the field is called, since the next field to hold one will be named something else again. Numbers are deliberately not guessed at by shape — a courier reference can be ten digits — and that asymmetry is asserted rather than left to be discovered. Held by a standing guard rather than a test: every one of the suite’s test files now runs with a sink that fails if any log line anywhere carries the fixture customer’s address, name or number, so the question asked is not “does this call site redact” but “did nine hundred tests driving every route put a person into a log”</w:t>
+              <w:t xml:space="preserve">Two operations call somebody else’s server in the middle of a read-modify-write — pushing an order to the till, refunding a payment — and both took a claim first so two callers could not both act. Both claims were bare keys in the state file, removed by a line that only runs if the process reaches it. The comment on one said an abandoned claim would be “recovered by the next deployment”, which sounded like a plan and was simply untrue: the claims are in a file, and a restart reads them straight back. A process that died mid-call left the order permanently stuck — never sent to the till, every retry answered “already being attempted”, and absent from the shortfall report because nothing had failed, so the one screen whose job is to list orders the kitchen never saw showed nothing. The refund was worse: it answered success while the payment sat there captured, for ever. Claims now carry the moment they were taken and expire, so an abandoned one recovers itself without anybody running a sweep; permanence moved to where it belongs, on the payment intent. Includes the Postgres table, and the migration is also the recovery — a claim written before claims had a time on them is treated as expired, which is exactly what the stuck ones are</w:t>
             </w:r>
           </w:p>
         </w:tc>
@@ -12325,7 +12325,7 @@
                 <w:sz w:val="20"/>
                 <w:szCs w:val="20"/>
               </w:rPr>
-              <w:t xml:space="preserve">48</w:t>
+              <w:t xml:space="preserve">49</w:t>
             </w:r>
           </w:p>
         </w:tc>
@@ -12361,7 +12361,7 @@
                 <w:sz w:val="20"/>
                 <w:szCs w:val="20"/>
               </w:rPr>
-              <w:t xml:space="preserve">The edges of the money</w:t>
+              <w:t xml:space="preserve">What the logs carry out of the building</w:t>
             </w:r>
           </w:p>
         </w:tc>
@@ -12397,7 +12397,7 @@
                 <w:sz w:val="20"/>
                 <w:szCs w:val="20"/>
               </w:rPr>
-              <w:t xml:space="preserve">An order for a trillion pieces of chicken was accepted with a 201. The quantity on a line had no upper bound, so the total came back as 18,900,000,000,000,000 cents — a number on which Number.isSafeInteger returns false, meaning the arithmetic had left the range where a JavaScript integer is exact — and the loyalty ledger stood ready to credit 189 trillion points on completion. A five-thousand-line basket was accepted too. Nothing was wrong with the sums; nothing had been asked to refuse the inputs. Bounds on both, shared by the schema and the basket so a customer meets a stepper that stops rather than a 400 three screens later, with tests that check not only that the limits hold but that at the very top of what they allow every total is still exact and the margin is a thousandfold — so raising one is a decision somebody makes with the consequence in front of them. Includes the refusal message: every rule in the order schema carries wording written for the person who broke it, and the route was replacing all of them with the words "Invalid order" while attaching the real reasons under a key no client ever read. The registration route had worked this out already and said so in its own comment. The review build had drifted the same way and was fixed with it: its basket added without a ceiling, so a reviewer could put five hundred birds in one and never meet the limit a customer would. The bounds are now carried into it from the site rather than written a second time, which needed them moved to a module that imports nothing — the generator reads these sources as raw TypeScript, and a file reaching for zod through an extensionless import is a file it cannot read, which is exactly how a second implementation ends up with its own copy of a number</w:t>
+              <w:t xml:space="preserve">The redactor reduces an email to its domain and a mobile to its last two digits, matched on the field name — and the bounce webhook logs a field called “recipient”, which was not on the list. Two lines a bounce went to stdout reading {"event":"email.suppressed","recipient":"thandi@example.com"}: an address, plus the fact that its owner had complained. Worse than the same leak into the audit log, and the reason it was worth a round of its own: erasure can rewrite a file this process owns and can never reach a log aggregator, so a line written there is written for good. The name list is fixed, and an address is now reduced whatever the field is called, since the next field to hold one will be named something else again. Numbers are deliberately not guessed at by shape — a courier reference can be ten digits — and that asymmetry is asserted rather than left to be discovered. Held by a standing guard rather than a test: every one of the suite’s test files now runs with a sink that fails if any log line anywhere carries the fixture customer’s address, name or number, so the question asked is not “does this call site redact” but “did nine hundred tests driving every route put a person into a log”</w:t>
             </w:r>
           </w:p>
         </w:tc>
@@ -12434,7 +12434,7 @@
                 <w:sz w:val="20"/>
                 <w:szCs w:val="20"/>
               </w:rPr>
-              <w:t xml:space="preserve">4</w:t>
+              <w:t xml:space="preserve">3</w:t>
             </w:r>
           </w:p>
         </w:tc>
@@ -12474,7 +12474,7 @@
                 <w:sz w:val="20"/>
                 <w:szCs w:val="20"/>
               </w:rPr>
-              <w:t xml:space="preserve">47</w:t>
+              <w:t xml:space="preserve">48</w:t>
             </w:r>
           </w:p>
         </w:tc>
@@ -12511,7 +12511,7 @@
                 <w:sz w:val="20"/>
                 <w:szCs w:val="20"/>
               </w:rPr>
-              <w:t xml:space="preserve">Erasure that reaches the whole file</w:t>
+              <w:t xml:space="preserve">The edges of the money</w:t>
             </w:r>
           </w:p>
         </w:tc>
@@ -12548,7 +12548,7 @@
                 <w:sz w:val="20"/>
                 <w:szCs w:val="20"/>
               </w:rPr>
-              <w:t xml:space="preserve">A customer who asked to be forgotten was still on record at the house they live in. Erasure replaced the name, the email and the mobile on each past order and walked straight past the street and the postal code beside them; the kitchen note — free text, where somebody types “ring the bell for flat 4B and ask for Thandi” — was left as well, and the audit log had been writing the email address and mobile number into a line per message all along. The existing test passed throughout, because it checked one field on a collection order, which is the one kind of order with no address on it. Now asked as “is any of this person anywhere in the state”, which is the question erasure has to answer. The suppression record is the one thing kept, deliberately and with a test saying why: it is what stops the next campaign emailing somebody who asked not to be. The access request reports it too, having previously named four tables and held five</w:t>
+              <w:t xml:space="preserve">An order for a trillion pieces of chicken was accepted with a 201. The quantity on a line had no upper bound, so the total came back as 18,900,000,000,000,000 cents — a number on which Number.isSafeInteger returns false, meaning the arithmetic had left the range where a JavaScript integer is exact — and the loyalty ledger stood ready to credit 189 trillion points on completion. A five-thousand-line basket was accepted too. Nothing was wrong with the sums; nothing had been asked to refuse the inputs. Bounds on both, shared by the schema and the basket so a customer meets a stepper that stops rather than a 400 three screens later, with tests that check not only that the limits hold but that at the very top of what they allow every total is still exact and the margin is a thousandfold — so raising one is a decision somebody makes with the consequence in front of them. Includes the refusal message: every rule in the order schema carries wording written for the person who broke it, and the route was replacing all of them with the words "Invalid order" while attaching the real reasons under a key no client ever read. The registration route had worked this out already and said so in its own comment. The review build had drifted the same way and was fixed with it: its basket added without a ceiling, so a reviewer could put five hundred birds in one and never meet the limit a customer would. The bounds are now carried into it from the site rather than written a second time, which needed them moved to a module that imports nothing — the generator reads these sources as raw TypeScript, and a file reaching for zod through an extensionless import is a file it cannot read, which is exactly how a second implementation ends up with its own copy of a number</w:t>
             </w:r>
           </w:p>
         </w:tc>
@@ -12586,7 +12586,7 @@
                 <w:sz w:val="20"/>
                 <w:szCs w:val="20"/>
               </w:rPr>
-              <w:t xml:space="preserve">3</w:t>
+              <w:t xml:space="preserve">4</w:t>
             </w:r>
           </w:p>
         </w:tc>
@@ -12625,7 +12625,7 @@
                 <w:sz w:val="20"/>
                 <w:szCs w:val="20"/>
               </w:rPr>
-              <w:t xml:space="preserve">46</w:t>
+              <w:t xml:space="preserve">47</w:t>
             </w:r>
           </w:p>
         </w:tc>
@@ -12661,7 +12661,7 @@
                 <w:sz w:val="20"/>
                 <w:szCs w:val="20"/>
               </w:rPr>
-              <w:t xml:space="preserve">What the order endpoints tell a stranger</w:t>
+              <w:t xml:space="preserve">Erasure that reaches the whole file</w:t>
             </w:r>
           </w:p>
         </w:tc>
@@ -12697,7 +12697,7 @@
                 <w:sz w:val="20"/>
                 <w:szCs w:val="20"/>
               </w:rPr>
-              <w:t xml:space="preserve">The journey screen is reachable with an order id and no session, which it has to be — a guest has no account to sign into. It was answering with the whole record: the customer’s name, their email address, their mobile number and, on a delivery, the street and postal code where they live, to anyone holding a number of the form O-clock-sequence. The screens between them read eleven fields and were being sent twenty. Narrowed by an allowlist, so a field added later stays behind the counter until somebody decides otherwise, and held there by a test that searches the response for the customer’s own details rather than for the name of a field</w:t>
+              <w:t xml:space="preserve">A customer who asked to be forgotten was still on record at the house they live in. Erasure replaced the name, the email and the mobile on each past order and walked straight past the street and the postal code beside them; the kitchen note — free text, where somebody types “ring the bell for flat 4B and ask for Thandi” — was left as well, and the audit log had been writing the email address and mobile number into a line per message all along. The existing test passed throughout, because it checked one field on a collection order, which is the one kind of order with no address on it. Now asked as “is any of this person anywhere in the state”, which is the question erasure has to answer. The suppression record is the one thing kept, deliberately and with a test saying why: it is what stops the next campaign emailing somebody who asked not to be. The access request reports it too, having previously named four tables and held five</w:t>
             </w:r>
           </w:p>
         </w:tc>
@@ -12734,7 +12734,7 @@
                 <w:sz w:val="20"/>
                 <w:szCs w:val="20"/>
               </w:rPr>
-              <w:t xml:space="preserve">2</w:t>
+              <w:t xml:space="preserve">3</w:t>
             </w:r>
           </w:p>
         </w:tc>
@@ -12749,7 +12749,7 @@
               <w:bottom w:val="single" w:color="D6CFC6" w:sz="4"/>
               <w:right w:val="single" w:color="D6CFC6" w:sz="4"/>
             </w:tcBorders>
-            <w:shd w:fill="FCE8EB" w:color="auto" w:val="clear"/>
+            <w:shd w:fill="F7F5F2" w:color="auto" w:val="clear"/>
             <w:tcMar>
               <w:top w:type="dxa" w:w="90"/>
               <w:left w:type="dxa" w:w="130"/>
@@ -12762,6 +12762,43 @@
             <w:pPr>
               <w:spacing w:after="0" w:line="240"/>
               <w:jc w:val="center"/>
+            </w:pPr>
+            <w:r>
+              <w:rPr>
+                <w:rFonts w:ascii="Calibri" w:cs="Calibri" w:eastAsia="Calibri" w:hAnsi="Calibri"/>
+                <w:b w:val="false"/>
+                <w:bCs w:val="false"/>
+                <w:i w:val="false"/>
+                <w:iCs w:val="false"/>
+                <w:color w:val="221E1F"/>
+                <w:sz w:val="20"/>
+                <w:szCs w:val="20"/>
+              </w:rPr>
+              <w:t xml:space="preserve">46</w:t>
+            </w:r>
+          </w:p>
+        </w:tc>
+        <w:tc>
+          <w:tcPr>
+            <w:tcW w:type="dxa" w:w="3084"/>
+            <w:tcBorders>
+              <w:top w:val="single" w:color="D6CFC6" w:sz="4"/>
+              <w:left w:val="single" w:color="D6CFC6" w:sz="4"/>
+              <w:bottom w:val="single" w:color="D6CFC6" w:sz="4"/>
+              <w:right w:val="single" w:color="D6CFC6" w:sz="4"/>
+            </w:tcBorders>
+            <w:shd w:fill="F7F5F2" w:color="auto" w:val="clear"/>
+            <w:tcMar>
+              <w:top w:type="dxa" w:w="90"/>
+              <w:left w:type="dxa" w:w="130"/>
+              <w:bottom w:type="dxa" w:w="90"/>
+              <w:right w:type="dxa" w:w="130"/>
+            </w:tcMar>
+            <w:vAlign w:val="center"/>
+          </w:tcPr>
+          <w:p>
+            <w:pPr>
+              <w:spacing w:after="0" w:line="240"/>
             </w:pPr>
             <w:r>
               <w:rPr>
@@ -12774,13 +12811,90 @@
                 <w:sz w:val="20"/>
                 <w:szCs w:val="20"/>
               </w:rPr>
-              <w:t xml:space="preserve"/>
-            </w:r>
-          </w:p>
-        </w:tc>
-        <w:tc>
-          <w:tcPr>
-            <w:tcW w:type="dxa" w:w="3084"/>
+              <w:t xml:space="preserve">What the order endpoints tell a stranger</w:t>
+            </w:r>
+          </w:p>
+        </w:tc>
+        <w:tc>
+          <w:tcPr>
+            <w:tcW w:type="dxa" w:w="5108"/>
+            <w:tcBorders>
+              <w:top w:val="single" w:color="D6CFC6" w:sz="4"/>
+              <w:left w:val="single" w:color="D6CFC6" w:sz="4"/>
+              <w:bottom w:val="single" w:color="D6CFC6" w:sz="4"/>
+              <w:right w:val="single" w:color="D6CFC6" w:sz="4"/>
+            </w:tcBorders>
+            <w:shd w:fill="F7F5F2" w:color="auto" w:val="clear"/>
+            <w:tcMar>
+              <w:top w:type="dxa" w:w="90"/>
+              <w:left w:type="dxa" w:w="130"/>
+              <w:bottom w:type="dxa" w:w="90"/>
+              <w:right w:type="dxa" w:w="130"/>
+            </w:tcMar>
+            <w:vAlign w:val="center"/>
+          </w:tcPr>
+          <w:p>
+            <w:pPr>
+              <w:spacing w:after="0" w:line="240"/>
+            </w:pPr>
+            <w:r>
+              <w:rPr>
+                <w:rFonts w:ascii="Calibri" w:cs="Calibri" w:eastAsia="Calibri" w:hAnsi="Calibri"/>
+                <w:b w:val="false"/>
+                <w:bCs w:val="false"/>
+                <w:i w:val="false"/>
+                <w:iCs w:val="false"/>
+                <w:color w:val="221E1F"/>
+                <w:sz w:val="20"/>
+                <w:szCs w:val="20"/>
+              </w:rPr>
+              <w:t xml:space="preserve">The journey screen is reachable with an order id and no session, which it has to be — a guest has no account to sign into. It was answering with the whole record: the customer’s name, their email address, their mobile number and, on a delivery, the street and postal code where they live, to anyone holding a number of the form O-clock-sequence. The screens between them read eleven fields and were being sent twenty. Narrowed by an allowlist, so a field added later stays behind the counter until somebody decides otherwise, and held there by a test that searches the response for the customer’s own details rather than for the name of a field</w:t>
+            </w:r>
+          </w:p>
+        </w:tc>
+        <w:tc>
+          <w:tcPr>
+            <w:tcW w:type="dxa" w:w="964"/>
+            <w:tcBorders>
+              <w:top w:val="single" w:color="D6CFC6" w:sz="4"/>
+              <w:left w:val="single" w:color="D6CFC6" w:sz="4"/>
+              <w:bottom w:val="single" w:color="D6CFC6" w:sz="4"/>
+              <w:right w:val="single" w:color="D6CFC6" w:sz="4"/>
+            </w:tcBorders>
+            <w:shd w:fill="F7F5F2" w:color="auto" w:val="clear"/>
+            <w:tcMar>
+              <w:top w:type="dxa" w:w="90"/>
+              <w:left w:type="dxa" w:w="130"/>
+              <w:bottom w:type="dxa" w:w="90"/>
+              <w:right w:type="dxa" w:w="130"/>
+            </w:tcMar>
+            <w:vAlign w:val="center"/>
+          </w:tcPr>
+          <w:p>
+            <w:pPr>
+              <w:spacing w:after="0" w:line="240"/>
+              <w:jc w:val="right"/>
+            </w:pPr>
+            <w:r>
+              <w:rPr>
+                <w:rFonts w:ascii="Calibri" w:cs="Calibri" w:eastAsia="Calibri" w:hAnsi="Calibri"/>
+                <w:b w:val="false"/>
+                <w:bCs w:val="false"/>
+                <w:i w:val="false"/>
+                <w:iCs w:val="false"/>
+                <w:color w:val="221E1F"/>
+                <w:sz w:val="20"/>
+                <w:szCs w:val="20"/>
+              </w:rPr>
+              <w:t xml:space="preserve">2</w:t>
+            </w:r>
+          </w:p>
+        </w:tc>
+      </w:tr>
+      <w:tr>
+        <w:tc>
+          <w:tcPr>
+            <w:tcW w:type="dxa" w:w="482"/>
             <w:tcBorders>
               <w:top w:val="single" w:color="D6CFC6" w:sz="4"/>
               <w:left w:val="single" w:color="D6CFC6" w:sz="4"/>
@@ -12799,6 +12913,7 @@
           <w:p>
             <w:pPr>
               <w:spacing w:after="0" w:line="240"/>
+              <w:jc w:val="center"/>
             </w:pPr>
             <w:r>
               <w:rPr>
@@ -12811,13 +12926,13 @@
                 <w:sz w:val="20"/>
                 <w:szCs w:val="20"/>
               </w:rPr>
-              <w:t xml:space="preserve">Total</w:t>
-            </w:r>
-          </w:p>
-        </w:tc>
-        <w:tc>
-          <w:tcPr>
-            <w:tcW w:type="dxa" w:w="5108"/>
+              <w:t xml:space="preserve"/>
+            </w:r>
+          </w:p>
+        </w:tc>
+        <w:tc>
+          <w:tcPr>
+            <w:tcW w:type="dxa" w:w="3084"/>
             <w:tcBorders>
               <w:top w:val="single" w:color="D6CFC6" w:sz="4"/>
               <w:left w:val="single" w:color="D6CFC6" w:sz="4"/>
@@ -12848,13 +12963,13 @@
                 <w:sz w:val="20"/>
                 <w:szCs w:val="20"/>
               </w:rPr>
-              <w:t xml:space="preserve">Delivered scope</w:t>
-            </w:r>
-          </w:p>
-        </w:tc>
-        <w:tc>
-          <w:tcPr>
-            <w:tcW w:type="dxa" w:w="964"/>
+              <w:t xml:space="preserve">Total</w:t>
+            </w:r>
+          </w:p>
+        </w:tc>
+        <w:tc>
+          <w:tcPr>
+            <w:tcW w:type="dxa" w:w="5108"/>
             <w:tcBorders>
               <w:top w:val="single" w:color="D6CFC6" w:sz="4"/>
               <w:left w:val="single" w:color="D6CFC6" w:sz="4"/>
@@ -12873,7 +12988,6 @@
           <w:p>
             <w:pPr>
               <w:spacing w:after="0" w:line="240"/>
-              <w:jc w:val="right"/>
             </w:pPr>
             <w:r>
               <w:rPr>
@@ -12886,7 +13000,45 @@
                 <w:sz w:val="20"/>
                 <w:szCs w:val="20"/>
               </w:rPr>
-              <w:t xml:space="preserve">215</w:t>
+              <w:t xml:space="preserve">Delivered scope</w:t>
+            </w:r>
+          </w:p>
+        </w:tc>
+        <w:tc>
+          <w:tcPr>
+            <w:tcW w:type="dxa" w:w="964"/>
+            <w:tcBorders>
+              <w:top w:val="single" w:color="D6CFC6" w:sz="4"/>
+              <w:left w:val="single" w:color="D6CFC6" w:sz="4"/>
+              <w:bottom w:val="single" w:color="D6CFC6" w:sz="4"/>
+              <w:right w:val="single" w:color="D6CFC6" w:sz="4"/>
+            </w:tcBorders>
+            <w:shd w:fill="FCE8EB" w:color="auto" w:val="clear"/>
+            <w:tcMar>
+              <w:top w:type="dxa" w:w="90"/>
+              <w:left w:type="dxa" w:w="130"/>
+              <w:bottom w:type="dxa" w:w="90"/>
+              <w:right w:type="dxa" w:w="130"/>
+            </w:tcMar>
+            <w:vAlign w:val="center"/>
+          </w:tcPr>
+          <w:p>
+            <w:pPr>
+              <w:spacing w:after="0" w:line="240"/>
+              <w:jc w:val="right"/>
+            </w:pPr>
+            <w:r>
+              <w:rPr>
+                <w:rFonts w:ascii="Calibri" w:cs="Calibri" w:eastAsia="Calibri" w:hAnsi="Calibri"/>
+                <w:b/>
+                <w:bCs/>
+                <w:i w:val="false"/>
+                <w:iCs w:val="false"/>
+                <w:color w:val="221E1F"/>
+                <w:sz w:val="20"/>
+                <w:szCs w:val="20"/>
+              </w:rPr>
+              <w:t xml:space="preserve">218</w:t>
             </w:r>
           </w:p>
         </w:tc>
@@ -12938,7 +13090,7 @@
           <w:sz w:val="20"/>
           <w:szCs w:val="20"/>
         </w:rPr>
-        <w:t xml:space="preserve">34,354 hand-written lines over 215 days is about 160 a day. For tested, typed, reviewed production code that sits inside the normal 100–300 band, and lower than the 200 the first version of this document reconstructed — integration work carries more test and less code than storefront work does. The reconstruction is not inflated.</w:t>
+        <w:t xml:space="preserve">34,678 hand-written lines over 218 days is about 159 a day. For tested, typed, reviewed production code that sits inside the normal 100–300 band, and lower than the 200 the first version of this document reconstructed — integration work carries more test and less code than storefront work does. The reconstruction is not inflated.</w:t>
       </w:r>
     </w:p>
     <w:p>
@@ -12956,7 +13108,7 @@
           <w:sz w:val="20"/>
           <w:szCs w:val="20"/>
         </w:rPr>
-        <w:t xml:space="preserve">215 days is roughly 27 working weeks, or a little over six months for one person. Two people working in parallel would compress the calendar but not the total, and would add coordination cost.</w:t>
+        <w:t xml:space="preserve">218 days is roughly 27 working weeks, or a little over six months for one person. Two people working in parallel would compress the calendar but not the total, and would add coordination cost.</w:t>
       </w:r>
     </w:p>
     <w:p>
@@ -13027,7 +13179,7 @@
           <w:sz w:val="20"/>
           <w:szCs w:val="20"/>
         </w:rPr>
-        <w:t xml:space="preserve">Delivered scope: 215 days × 8 hours = 1720 hours.</w:t>
+        <w:t xml:space="preserve">Delivered scope: 218 days × 8 hours = 1744 hours.</w:t>
       </w:r>
     </w:p>
     <w:tbl>
@@ -13122,7 +13274,7 @@
                 <w:sz w:val="19"/>
                 <w:szCs w:val="19"/>
               </w:rPr>
-              <w:t xml:space="preserve">Cost of the 1720 hours (excl. VAT)</w:t>
+              <w:t xml:space="preserve">Cost of the 1744 hours (excl. VAT)</w:t>
             </w:r>
           </w:p>
         </w:tc>
@@ -13235,7 +13387,7 @@
                 <w:sz w:val="20"/>
                 <w:szCs w:val="20"/>
               </w:rPr>
-              <w:t xml:space="preserve">R 688,000</w:t>
+              <w:t xml:space="preserve">R 697,600</w:t>
             </w:r>
           </w:p>
         </w:tc>
@@ -13272,7 +13424,7 @@
                 <w:sz w:val="20"/>
                 <w:szCs w:val="20"/>
               </w:rPr>
-              <w:t xml:space="preserve">R 791,200</w:t>
+              <w:t xml:space="preserve">R 802,240</w:t>
             </w:r>
           </w:p>
         </w:tc>
@@ -13349,7 +13501,7 @@
                 <w:sz w:val="20"/>
                 <w:szCs w:val="20"/>
               </w:rPr>
-              <w:t xml:space="preserve">R 1,118,000</w:t>
+              <w:t xml:space="preserve">R 1,133,600</w:t>
             </w:r>
           </w:p>
         </w:tc>
@@ -13387,7 +13539,7 @@
                 <w:sz w:val="20"/>
                 <w:szCs w:val="20"/>
               </w:rPr>
-              <w:t xml:space="preserve">R 1,285,700</w:t>
+              <w:t xml:space="preserve">R 1,303,640</w:t>
             </w:r>
           </w:p>
         </w:tc>
@@ -13462,7 +13614,7 @@
                 <w:sz w:val="20"/>
                 <w:szCs w:val="20"/>
               </w:rPr>
-              <w:t xml:space="preserve">R 1,462,000</w:t>
+              <w:t xml:space="preserve">R 1,482,400</w:t>
             </w:r>
           </w:p>
         </w:tc>
@@ -13499,7 +13651,7 @@
                 <w:sz w:val="20"/>
                 <w:szCs w:val="20"/>
               </w:rPr>
-              <w:t xml:space="preserve">R 1,681,300</w:t>
+              <w:t xml:space="preserve">R 1,704,760</w:t>
             </w:r>
           </w:p>
         </w:tc>
@@ -13576,7 +13728,7 @@
                 <w:sz w:val="20"/>
                 <w:szCs w:val="20"/>
               </w:rPr>
-              <w:t xml:space="preserve">R 1,634,000</w:t>
+              <w:t xml:space="preserve">R 1,656,800</w:t>
             </w:r>
           </w:p>
         </w:tc>
@@ -13614,7 +13766,7 @@
                 <w:sz w:val="20"/>
                 <w:szCs w:val="20"/>
               </w:rPr>
-              <w:t xml:space="preserve">R 1,879,100</w:t>
+              <w:t xml:space="preserve">R 1,905,320</w:t>
             </w:r>
           </w:p>
         </w:tc>
@@ -13689,7 +13841,7 @@
                 <w:sz w:val="20"/>
                 <w:szCs w:val="20"/>
               </w:rPr>
-              <w:t xml:space="preserve">R 1,978,000</w:t>
+              <w:t xml:space="preserve">R 2,005,600</w:t>
             </w:r>
           </w:p>
         </w:tc>
@@ -13726,7 +13878,7 @@
                 <w:sz w:val="20"/>
                 <w:szCs w:val="20"/>
               </w:rPr>
-              <w:t xml:space="preserve">R 2,274,700</w:t>
+              <w:t xml:space="preserve">R 2,306,440</w:t>
             </w:r>
           </w:p>
         </w:tc>
@@ -13803,7 +13955,7 @@
                 <w:sz w:val="20"/>
                 <w:szCs w:val="20"/>
               </w:rPr>
-              <w:t xml:space="preserve">R 2,494,000</w:t>
+              <w:t xml:space="preserve">R 2,528,800</w:t>
             </w:r>
           </w:p>
         </w:tc>
@@ -13841,7 +13993,7 @@
                 <w:sz w:val="20"/>
                 <w:szCs w:val="20"/>
               </w:rPr>
-              <w:t xml:space="preserve">R 2,868,100</w:t>
+              <w:t xml:space="preserve">R 2,908,120</w:t>
             </w:r>
           </w:p>
         </w:tc>
@@ -13893,7 +14045,7 @@
           <w:sz w:val="20"/>
           <w:szCs w:val="20"/>
         </w:rPr>
-        <w:t xml:space="preserve">At an illustrative blended rate of R 950 an hour — chosen here only to make the rest of the document concrete — the delivered scope comes to R 1,634,000 excluding VAT, or R 1,879,100 including it. Replace the rate and every figure below moves proportionally.</w:t>
+        <w:t xml:space="preserve">At an illustrative blended rate of R 950 an hour — chosen here only to make the rest of the document concrete — the delivered scope comes to R 1,656,800 excluding VAT, or R 1,905,320 including it. Replace the rate and every figure below moves proportionally.</w:t>
       </w:r>
     </w:p>
     <w:p>
@@ -20914,7 +21066,7 @@
                 <w:sz w:val="20"/>
                 <w:szCs w:val="20"/>
               </w:rPr>
-              <w:t xml:space="preserve">What the logs carry out of the building</w:t>
+              <w:t xml:space="preserve">Claims that outlive the process holding them</w:t>
             </w:r>
           </w:p>
         </w:tc>
@@ -21066,7 +21218,7 @@
                 <w:sz w:val="20"/>
                 <w:szCs w:val="20"/>
               </w:rPr>
-              <w:t xml:space="preserve">The edges of the money</w:t>
+              <w:t xml:space="preserve">What the logs carry out of the building</w:t>
             </w:r>
           </w:p>
         </w:tc>
@@ -21103,7 +21255,7 @@
                 <w:sz w:val="20"/>
                 <w:szCs w:val="20"/>
               </w:rPr>
-              <w:t xml:space="preserve">4</w:t>
+              <w:t xml:space="preserve">3</w:t>
             </w:r>
           </w:p>
         </w:tc>
@@ -21140,7 +21292,7 @@
                 <w:sz w:val="20"/>
                 <w:szCs w:val="20"/>
               </w:rPr>
-              <w:t xml:space="preserve">32</w:t>
+              <w:t xml:space="preserve">24</w:t>
             </w:r>
           </w:p>
         </w:tc>
@@ -21177,7 +21329,7 @@
                 <w:sz w:val="20"/>
                 <w:szCs w:val="20"/>
               </w:rPr>
-              <w:t xml:space="preserve">R 30,400</w:t>
+              <w:t xml:space="preserve">R 22,800</w:t>
             </w:r>
           </w:p>
         </w:tc>
@@ -21216,7 +21368,7 @@
                 <w:sz w:val="20"/>
                 <w:szCs w:val="20"/>
               </w:rPr>
-              <w:t xml:space="preserve">Erasure that reaches the whole file</w:t>
+              <w:t xml:space="preserve">The edges of the money</w:t>
             </w:r>
           </w:p>
         </w:tc>
@@ -21254,7 +21406,7 @@
                 <w:sz w:val="20"/>
                 <w:szCs w:val="20"/>
               </w:rPr>
-              <w:t xml:space="preserve">3</w:t>
+              <w:t xml:space="preserve">4</w:t>
             </w:r>
           </w:p>
         </w:tc>
@@ -21292,7 +21444,7 @@
                 <w:sz w:val="20"/>
                 <w:szCs w:val="20"/>
               </w:rPr>
-              <w:t xml:space="preserve">24</w:t>
+              <w:t xml:space="preserve">32</w:t>
             </w:r>
           </w:p>
         </w:tc>
@@ -21330,7 +21482,7 @@
                 <w:sz w:val="20"/>
                 <w:szCs w:val="20"/>
               </w:rPr>
-              <w:t xml:space="preserve">R 22,800</w:t>
+              <w:t xml:space="preserve">R 30,400</w:t>
             </w:r>
           </w:p>
         </w:tc>
@@ -21368,7 +21520,7 @@
                 <w:sz w:val="20"/>
                 <w:szCs w:val="20"/>
               </w:rPr>
-              <w:t xml:space="preserve">What the order endpoints tell a stranger</w:t>
+              <w:t xml:space="preserve">Erasure that reaches the whole file</w:t>
             </w:r>
           </w:p>
         </w:tc>
@@ -21405,7 +21557,7 @@
                 <w:sz w:val="20"/>
                 <w:szCs w:val="20"/>
               </w:rPr>
-              <w:t xml:space="preserve">2</w:t>
+              <w:t xml:space="preserve">3</w:t>
             </w:r>
           </w:p>
         </w:tc>
@@ -21442,7 +21594,7 @@
                 <w:sz w:val="20"/>
                 <w:szCs w:val="20"/>
               </w:rPr>
-              <w:t xml:space="preserve">16</w:t>
+              <w:t xml:space="preserve">24</w:t>
             </w:r>
           </w:p>
         </w:tc>
@@ -21479,7 +21631,7 @@
                 <w:sz w:val="20"/>
                 <w:szCs w:val="20"/>
               </w:rPr>
-              <w:t xml:space="preserve">R 15,200</w:t>
+              <w:t xml:space="preserve">R 22,800</w:t>
             </w:r>
           </w:p>
         </w:tc>
@@ -21494,6 +21646,159 @@
               <w:bottom w:val="single" w:color="D6CFC6" w:sz="4"/>
               <w:right w:val="single" w:color="D6CFC6" w:sz="4"/>
             </w:tcBorders>
+            <w:shd w:fill="F7F5F2" w:color="auto" w:val="clear"/>
+            <w:tcMar>
+              <w:top w:type="dxa" w:w="90"/>
+              <w:left w:type="dxa" w:w="130"/>
+              <w:bottom w:type="dxa" w:w="90"/>
+              <w:right w:type="dxa" w:w="130"/>
+            </w:tcMar>
+            <w:vAlign w:val="center"/>
+          </w:tcPr>
+          <w:p>
+            <w:pPr>
+              <w:spacing w:after="0" w:line="240"/>
+            </w:pPr>
+            <w:r>
+              <w:rPr>
+                <w:rFonts w:ascii="Calibri" w:cs="Calibri" w:eastAsia="Calibri" w:hAnsi="Calibri"/>
+                <w:b w:val="false"/>
+                <w:bCs w:val="false"/>
+                <w:i w:val="false"/>
+                <w:iCs w:val="false"/>
+                <w:color w:val="221E1F"/>
+                <w:sz w:val="20"/>
+                <w:szCs w:val="20"/>
+              </w:rPr>
+              <w:t xml:space="preserve">What the order endpoints tell a stranger</w:t>
+            </w:r>
+          </w:p>
+        </w:tc>
+        <w:tc>
+          <w:tcPr>
+            <w:tcW w:type="dxa" w:w="1157"/>
+            <w:tcBorders>
+              <w:top w:val="single" w:color="D6CFC6" w:sz="4"/>
+              <w:left w:val="single" w:color="D6CFC6" w:sz="4"/>
+              <w:bottom w:val="single" w:color="D6CFC6" w:sz="4"/>
+              <w:right w:val="single" w:color="D6CFC6" w:sz="4"/>
+            </w:tcBorders>
+            <w:shd w:fill="F7F5F2" w:color="auto" w:val="clear"/>
+            <w:tcMar>
+              <w:top w:type="dxa" w:w="90"/>
+              <w:left w:type="dxa" w:w="130"/>
+              <w:bottom w:type="dxa" w:w="90"/>
+              <w:right w:type="dxa" w:w="130"/>
+            </w:tcMar>
+            <w:vAlign w:val="center"/>
+          </w:tcPr>
+          <w:p>
+            <w:pPr>
+              <w:spacing w:after="0" w:line="240"/>
+              <w:jc w:val="right"/>
+            </w:pPr>
+            <w:r>
+              <w:rPr>
+                <w:rFonts w:ascii="Calibri" w:cs="Calibri" w:eastAsia="Calibri" w:hAnsi="Calibri"/>
+                <w:b w:val="false"/>
+                <w:bCs w:val="false"/>
+                <w:i w:val="false"/>
+                <w:iCs w:val="false"/>
+                <w:color w:val="221E1F"/>
+                <w:sz w:val="20"/>
+                <w:szCs w:val="20"/>
+              </w:rPr>
+              <w:t xml:space="preserve">2</w:t>
+            </w:r>
+          </w:p>
+        </w:tc>
+        <w:tc>
+          <w:tcPr>
+            <w:tcW w:type="dxa" w:w="1542"/>
+            <w:tcBorders>
+              <w:top w:val="single" w:color="D6CFC6" w:sz="4"/>
+              <w:left w:val="single" w:color="D6CFC6" w:sz="4"/>
+              <w:bottom w:val="single" w:color="D6CFC6" w:sz="4"/>
+              <w:right w:val="single" w:color="D6CFC6" w:sz="4"/>
+            </w:tcBorders>
+            <w:shd w:fill="F7F5F2" w:color="auto" w:val="clear"/>
+            <w:tcMar>
+              <w:top w:type="dxa" w:w="90"/>
+              <w:left w:type="dxa" w:w="130"/>
+              <w:bottom w:type="dxa" w:w="90"/>
+              <w:right w:type="dxa" w:w="130"/>
+            </w:tcMar>
+            <w:vAlign w:val="center"/>
+          </w:tcPr>
+          <w:p>
+            <w:pPr>
+              <w:spacing w:after="0" w:line="240"/>
+              <w:jc w:val="right"/>
+            </w:pPr>
+            <w:r>
+              <w:rPr>
+                <w:rFonts w:ascii="Calibri" w:cs="Calibri" w:eastAsia="Calibri" w:hAnsi="Calibri"/>
+                <w:b w:val="false"/>
+                <w:bCs w:val="false"/>
+                <w:i w:val="false"/>
+                <w:iCs w:val="false"/>
+                <w:color w:val="221E1F"/>
+                <w:sz w:val="20"/>
+                <w:szCs w:val="20"/>
+              </w:rPr>
+              <w:t xml:space="preserve">16</w:t>
+            </w:r>
+          </w:p>
+        </w:tc>
+        <w:tc>
+          <w:tcPr>
+            <w:tcW w:type="dxa" w:w="1638"/>
+            <w:tcBorders>
+              <w:top w:val="single" w:color="D6CFC6" w:sz="4"/>
+              <w:left w:val="single" w:color="D6CFC6" w:sz="4"/>
+              <w:bottom w:val="single" w:color="D6CFC6" w:sz="4"/>
+              <w:right w:val="single" w:color="D6CFC6" w:sz="4"/>
+            </w:tcBorders>
+            <w:shd w:fill="F7F5F2" w:color="auto" w:val="clear"/>
+            <w:tcMar>
+              <w:top w:type="dxa" w:w="90"/>
+              <w:left w:type="dxa" w:w="130"/>
+              <w:bottom w:type="dxa" w:w="90"/>
+              <w:right w:type="dxa" w:w="130"/>
+            </w:tcMar>
+            <w:vAlign w:val="center"/>
+          </w:tcPr>
+          <w:p>
+            <w:pPr>
+              <w:spacing w:after="0" w:line="240"/>
+              <w:jc w:val="right"/>
+            </w:pPr>
+            <w:r>
+              <w:rPr>
+                <w:rFonts w:ascii="Calibri" w:cs="Calibri" w:eastAsia="Calibri" w:hAnsi="Calibri"/>
+                <w:b w:val="false"/>
+                <w:bCs w:val="false"/>
+                <w:i w:val="false"/>
+                <w:iCs w:val="false"/>
+                <w:color w:val="221E1F"/>
+                <w:sz w:val="20"/>
+                <w:szCs w:val="20"/>
+              </w:rPr>
+              <w:t xml:space="preserve">R 15,200</w:t>
+            </w:r>
+          </w:p>
+        </w:tc>
+      </w:tr>
+      <w:tr>
+        <w:tc>
+          <w:tcPr>
+            <w:tcW w:type="dxa" w:w="5301"/>
+            <w:tcBorders>
+              <w:top w:val="single" w:color="D6CFC6" w:sz="4"/>
+              <w:left w:val="single" w:color="D6CFC6" w:sz="4"/>
+              <w:bottom w:val="single" w:color="D6CFC6" w:sz="4"/>
+              <w:right w:val="single" w:color="D6CFC6" w:sz="4"/>
+            </w:tcBorders>
             <w:shd w:fill="FCE8EB" w:color="auto" w:val="clear"/>
             <w:tcMar>
               <w:top w:type="dxa" w:w="90"/>
@@ -21556,7 +21861,7 @@
                 <w:sz w:val="20"/>
                 <w:szCs w:val="20"/>
               </w:rPr>
-              <w:t xml:space="preserve">215</w:t>
+              <w:t xml:space="preserve">218</w:t>
             </w:r>
           </w:p>
         </w:tc>
@@ -21594,7 +21899,7 @@
                 <w:sz w:val="20"/>
                 <w:szCs w:val="20"/>
               </w:rPr>
-              <w:t xml:space="preserve">1,720</w:t>
+              <w:t xml:space="preserve">1,744</w:t>
             </w:r>
           </w:p>
         </w:tc>
@@ -21632,7 +21937,7 @@
                 <w:sz w:val="20"/>
                 <w:szCs w:val="20"/>
               </w:rPr>
-              <w:t xml:space="preserve">R 1,634,000</w:t>
+              <w:t xml:space="preserve">R 1,656,800</w:t>
             </w:r>
           </w:p>
         </w:tc>
@@ -21671,7 +21976,7 @@
           <w:sz w:val="20"/>
           <w:szCs w:val="20"/>
         </w:rPr>
-        <w:t xml:space="preserve">The integration seams — payments, accounts, notifications, POS and courier — are 44 of the 215 days. None of them names a vendor, and none has to be rewritten when one is chosen: what remains per integration is an adapter against an interface that already exists and is already tested.</w:t>
+        <w:t xml:space="preserve">The integration seams — payments, accounts, notifications, POS and courier — are 44 of the 218 days. None of them names a vendor, and none has to be rewritten when one is chosen: what remains per integration is an adapter against an interface that already exists and is already tested.</w:t>
       </w:r>
     </w:p>
     <w:p>
@@ -23790,7 +24095,7 @@
                 <w:sz w:val="20"/>
                 <w:szCs w:val="20"/>
               </w:rPr>
-              <w:t xml:space="preserve">215</w:t>
+              <w:t xml:space="preserve">218</w:t>
             </w:r>
           </w:p>
         </w:tc>
@@ -23827,7 +24132,7 @@
                 <w:sz w:val="20"/>
                 <w:szCs w:val="20"/>
               </w:rPr>
-              <w:t xml:space="preserve">1,720</w:t>
+              <w:t xml:space="preserve">1,744</w:t>
             </w:r>
           </w:p>
         </w:tc>
@@ -23864,7 +24169,7 @@
                 <w:sz w:val="20"/>
                 <w:szCs w:val="20"/>
               </w:rPr>
-              <w:t xml:space="preserve">R 1,634,000</w:t>
+              <w:t xml:space="preserve">R 1,656,800</w:t>
             </w:r>
           </w:p>
         </w:tc>
@@ -24094,7 +24399,7 @@
                 <w:sz w:val="20"/>
                 <w:szCs w:val="20"/>
               </w:rPr>
-              <w:t xml:space="preserve">240</w:t>
+              <w:t xml:space="preserve">243</w:t>
             </w:r>
           </w:p>
         </w:tc>
@@ -24132,7 +24437,7 @@
                 <w:sz w:val="20"/>
                 <w:szCs w:val="20"/>
               </w:rPr>
-              <w:t xml:space="preserve">1,920</w:t>
+              <w:t xml:space="preserve">1,944</w:t>
             </w:r>
           </w:p>
         </w:tc>
@@ -24170,7 +24475,7 @@
                 <w:sz w:val="20"/>
                 <w:szCs w:val="20"/>
               </w:rPr>
-              <w:t xml:space="preserve">R 1,824,000</w:t>
+              <w:t xml:space="preserve">R 1,846,800</w:t>
             </w:r>
           </w:p>
         </w:tc>

--- a/WEBSITE_COSTINGS.docx
+++ b/WEBSITE_COSTINGS.docx
@@ -449,7 +449,7 @@
                 <w:sz w:val="20"/>
                 <w:szCs w:val="20"/>
               </w:rPr>
-              <w:t xml:space="preserve">d812491</w:t>
+              <w:t xml:space="preserve">cf20d3a</w:t>
             </w:r>
           </w:p>
         </w:tc>
@@ -1865,7 +1865,7 @@
                 <w:sz w:val="20"/>
                 <w:szCs w:val="20"/>
               </w:rPr>
-              <w:t xml:space="preserve">142</w:t>
+              <w:t xml:space="preserve">143</w:t>
             </w:r>
           </w:p>
         </w:tc>

--- a/WEBSITE_COSTINGS.docx
+++ b/WEBSITE_COSTINGS.docx
@@ -449,7 +449,7 @@
                 <w:sz w:val="20"/>
                 <w:szCs w:val="20"/>
               </w:rPr>
-              <w:t xml:space="preserve">cf20d3a</w:t>
+              <w:t xml:space="preserve">9033234</w:t>
             </w:r>
           </w:p>
         </w:tc>
@@ -1415,7 +1415,7 @@
                 <w:sz w:val="20"/>
                 <w:szCs w:val="20"/>
               </w:rPr>
-              <w:t xml:space="preserve">48</w:t>
+              <w:t xml:space="preserve">49</w:t>
             </w:r>
           </w:p>
         </w:tc>
@@ -1527,7 +1527,7 @@
                 <w:sz w:val="20"/>
                 <w:szCs w:val="20"/>
               </w:rPr>
-              <w:t xml:space="preserve">958</w:t>
+              <w:t xml:space="preserve">971</w:t>
             </w:r>
           </w:p>
         </w:tc>
@@ -1563,7 +1563,7 @@
                 <w:sz w:val="20"/>
                 <w:szCs w:val="20"/>
               </w:rPr>
-              <w:t xml:space="preserve">In 47 files; all passing</w:t>
+              <w:t xml:space="preserve">In 48 files; all passing</w:t>
             </w:r>
           </w:p>
         </w:tc>
@@ -1640,7 +1640,7 @@
                 <w:sz w:val="20"/>
                 <w:szCs w:val="20"/>
               </w:rPr>
-              <w:t xml:space="preserve">34,678</w:t>
+              <w:t xml:space="preserve">35,042</w:t>
             </w:r>
           </w:p>
         </w:tc>
@@ -1677,7 +1677,7 @@
                 <w:sz w:val="20"/>
                 <w:szCs w:val="20"/>
               </w:rPr>
-              <w:t xml:space="preserve">Application 13,788 · tests 14,307 · review build 2,781 · data, schema and tooling 2,882 · shared packages 920</w:t>
+              <w:t xml:space="preserve">Application 13,922 · tests 14,536 · review build 2,781 · data, schema and tooling 2,883 · shared packages 920</w:t>
             </w:r>
           </w:p>
         </w:tc>
@@ -1865,7 +1865,7 @@
                 <w:sz w:val="20"/>
                 <w:szCs w:val="20"/>
               </w:rPr>
-              <w:t xml:space="preserve">143</w:t>
+              <w:t xml:space="preserve">144</w:t>
             </w:r>
           </w:p>
         </w:tc>
@@ -3770,7 +3770,7 @@
                 <w:sz w:val="20"/>
                 <w:szCs w:val="20"/>
               </w:rPr>
-              <w:t xml:space="preserve">958 passing</w:t>
+              <w:t xml:space="preserve">971 passing</w:t>
             </w:r>
           </w:p>
         </w:tc>
@@ -3807,7 +3807,7 @@
                 <w:sz w:val="20"/>
                 <w:szCs w:val="20"/>
               </w:rPr>
-              <w:t xml:space="preserve">47 files, including four real worker processes racing on one file</w:t>
+              <w:t xml:space="preserve">48 files, including four real worker processes racing on one file</w:t>
             </w:r>
           </w:p>
         </w:tc>
@@ -6548,7 +6548,7 @@
                 <w:sz w:val="20"/>
                 <w:szCs w:val="20"/>
               </w:rPr>
-              <w:t xml:space="preserve">The suite as it stood at this workstream: the 958 tests now in 47 files grew with the workstreams below. Driven through route handlers rather than helpers</w:t>
+              <w:t xml:space="preserve">The suite as it stood at this workstream: the 971 tests now in 48 files grew with the workstreams below. Driven through route handlers rather than helpers</w:t>
             </w:r>
           </w:p>
         </w:tc>
@@ -11348,7 +11348,7 @@
                 <w:sz w:val="20"/>
                 <w:szCs w:val="20"/>
               </w:rPr>
-              <w:t xml:space="preserve">A suite that builds its own preconditions inline drifts: five files had each written a delivery order by hand, between them inventing four street names and forgetting the postal code twice — so two tests were checking a 400 rather than the thing they meant to. 47 files now build orders, accounts, payments and offers through one set of fixtures. The value was less in the tidying than in what it turned up: a fixture that could not be written honestly was, every time, a seam that did not work</w:t>
+              <w:t xml:space="preserve">A suite that builds its own preconditions inline drifts: five files had each written a delivery order by hand, between them inventing four street names and forgetting the postal code twice — so two tests were checking a 400 rather than the thing they meant to. 48 files now build orders, accounts, payments and offers through one set of fixtures. The value was less in the tidying than in what it turned up: a fixture that could not be written honestly was, every time, a seam that did not work</w:t>
             </w:r>
           </w:p>
         </w:tc>
@@ -12174,7 +12174,7 @@
                 <w:sz w:val="20"/>
                 <w:szCs w:val="20"/>
               </w:rPr>
-              <w:t xml:space="preserve">50</w:t>
+              <w:t xml:space="preserve">51</w:t>
             </w:r>
           </w:p>
         </w:tc>
@@ -12211,7 +12211,7 @@
                 <w:sz w:val="20"/>
                 <w:szCs w:val="20"/>
               </w:rPr>
-              <w:t xml:space="preserve">Claims that outlive the process holding them</w:t>
+              <w:t xml:space="preserve">Money taken for orders that were called off</w:t>
             </w:r>
           </w:p>
         </w:tc>
@@ -12248,7 +12248,7 @@
                 <w:sz w:val="20"/>
                 <w:szCs w:val="20"/>
               </w:rPr>
-              <w:t xml:space="preserve">Two operations call somebody else’s server in the middle of a read-modify-write — pushing an order to the till, refunding a payment — and both took a claim first so two callers could not both act. Both claims were bare keys in the state file, removed by a line that only runs if the process reaches it. The comment on one said an abandoned claim would be “recovered by the next deployment”, which sounded like a plan and was simply untrue: the claims are in a file, and a restart reads them straight back. A process that died mid-call left the order permanently stuck — never sent to the till, every retry answered “already being attempted”, and absent from the shortfall report because nothing had failed, so the one screen whose job is to list orders the kitchen never saw showed nothing. The refund was worse: it answered success while the payment sat there captured, for ever. Claims now carry the moment they were taken and expire, so an abandoned one recovers itself without anybody running a sweep; permanence moved to where it belongs, on the payment intent. Includes the Postgres table, and the migration is also the recovery — a claim written before claims had a time on them is treated as expired, which is exactly what the stuck ones are</w:t>
+              <w:t xml:space="preserve">Cancelling an order writes a status and a reason and does nothing about the payment. That much is right — whether to refund, and how quickly, is the franchisor’s decision, and a cancellation for suspected fraud is not the same as one for a kitchen that lost power, so nothing here refunds anything on its own. What was wrong is that nobody was told: the order said cancelled, the payment said captured, and the Problems tab — which reports handoffs the kitchen never acknowledged and addresses we have stopped emailing — had no row for a customer who had paid for food that will never arrive. The refund endpoint had been built two workstreams earlier and nothing pointed at the orders that needed it. Now a third report beside the other two, counted in the tab’s badge, with the amount, the reason the order was called off, the gateway reference an operator needs to find the payment, and the refund button that already existed. It lists only captured payments, because a report that also named the ones already refunded is the report nobody reads. Includes a smaller find alongside it: the password-reset email was keyed on the first twelve characters of the live reset token, putting them in the state file in plain text — beside a list that deliberately stores only a hash and says why. Keyed on a hash of the token instead, which varies with it exactly as well and carries none of it</w:t>
             </w:r>
           </w:p>
         </w:tc>
@@ -12325,7 +12325,7 @@
                 <w:sz w:val="20"/>
                 <w:szCs w:val="20"/>
               </w:rPr>
-              <w:t xml:space="preserve">49</w:t>
+              <w:t xml:space="preserve">50</w:t>
             </w:r>
           </w:p>
         </w:tc>
@@ -12361,7 +12361,7 @@
                 <w:sz w:val="20"/>
                 <w:szCs w:val="20"/>
               </w:rPr>
-              <w:t xml:space="preserve">What the logs carry out of the building</w:t>
+              <w:t xml:space="preserve">Claims that outlive the process holding them</w:t>
             </w:r>
           </w:p>
         </w:tc>
@@ -12397,7 +12397,7 @@
                 <w:sz w:val="20"/>
                 <w:szCs w:val="20"/>
               </w:rPr>
-              <w:t xml:space="preserve">The redactor reduces an email to its domain and a mobile to its last two digits, matched on the field name — and the bounce webhook logs a field called “recipient”, which was not on the list. Two lines a bounce went to stdout reading {"event":"email.suppressed","recipient":"thandi@example.com"}: an address, plus the fact that its owner had complained. Worse than the same leak into the audit log, and the reason it was worth a round of its own: erasure can rewrite a file this process owns and can never reach a log aggregator, so a line written there is written for good. The name list is fixed, and an address is now reduced whatever the field is called, since the next field to hold one will be named something else again. Numbers are deliberately not guessed at by shape — a courier reference can be ten digits — and that asymmetry is asserted rather than left to be discovered. Held by a standing guard rather than a test: every one of the suite’s test files now runs with a sink that fails if any log line anywhere carries the fixture customer’s address, name or number, so the question asked is not “does this call site redact” but “did nine hundred tests driving every route put a person into a log”</w:t>
+              <w:t xml:space="preserve">Two operations call somebody else’s server in the middle of a read-modify-write — pushing an order to the till, refunding a payment — and both took a claim first so two callers could not both act. Both claims were bare keys in the state file, removed by a line that only runs if the process reaches it. The comment on one said an abandoned claim would be “recovered by the next deployment”, which sounded like a plan and was simply untrue: the claims are in a file, and a restart reads them straight back. A process that died mid-call left the order permanently stuck — never sent to the till, every retry answered “already being attempted”, and absent from the shortfall report because nothing had failed, so the one screen whose job is to list orders the kitchen never saw showed nothing. The refund was worse: it answered success while the payment sat there captured, for ever. Claims now carry the moment they were taken and expire, so an abandoned one recovers itself without anybody running a sweep; permanence moved to where it belongs, on the payment intent. Includes the Postgres table, and the migration is also the recovery — a claim written before claims had a time on them is treated as expired, which is exactly what the stuck ones are</w:t>
             </w:r>
           </w:p>
         </w:tc>
@@ -12474,7 +12474,7 @@
                 <w:sz w:val="20"/>
                 <w:szCs w:val="20"/>
               </w:rPr>
-              <w:t xml:space="preserve">48</w:t>
+              <w:t xml:space="preserve">49</w:t>
             </w:r>
           </w:p>
         </w:tc>
@@ -12511,7 +12511,7 @@
                 <w:sz w:val="20"/>
                 <w:szCs w:val="20"/>
               </w:rPr>
-              <w:t xml:space="preserve">The edges of the money</w:t>
+              <w:t xml:space="preserve">What the logs carry out of the building</w:t>
             </w:r>
           </w:p>
         </w:tc>
@@ -12548,7 +12548,7 @@
                 <w:sz w:val="20"/>
                 <w:szCs w:val="20"/>
               </w:rPr>
-              <w:t xml:space="preserve">An order for a trillion pieces of chicken was accepted with a 201. The quantity on a line had no upper bound, so the total came back as 18,900,000,000,000,000 cents — a number on which Number.isSafeInteger returns false, meaning the arithmetic had left the range where a JavaScript integer is exact — and the loyalty ledger stood ready to credit 189 trillion points on completion. A five-thousand-line basket was accepted too. Nothing was wrong with the sums; nothing had been asked to refuse the inputs. Bounds on both, shared by the schema and the basket so a customer meets a stepper that stops rather than a 400 three screens later, with tests that check not only that the limits hold but that at the very top of what they allow every total is still exact and the margin is a thousandfold — so raising one is a decision somebody makes with the consequence in front of them. Includes the refusal message: every rule in the order schema carries wording written for the person who broke it, and the route was replacing all of them with the words "Invalid order" while attaching the real reasons under a key no client ever read. The registration route had worked this out already and said so in its own comment. The review build had drifted the same way and was fixed with it: its basket added without a ceiling, so a reviewer could put five hundred birds in one and never meet the limit a customer would. The bounds are now carried into it from the site rather than written a second time, which needed them moved to a module that imports nothing — the generator reads these sources as raw TypeScript, and a file reaching for zod through an extensionless import is a file it cannot read, which is exactly how a second implementation ends up with its own copy of a number</w:t>
+              <w:t xml:space="preserve">The redactor reduces an email to its domain and a mobile to its last two digits, matched on the field name — and the bounce webhook logs a field called “recipient”, which was not on the list. Two lines a bounce went to stdout reading {"event":"email.suppressed","recipient":"thandi@example.com"}: an address, plus the fact that its owner had complained. Worse than the same leak into the audit log, and the reason it was worth a round of its own: erasure can rewrite a file this process owns and can never reach a log aggregator, so a line written there is written for good. The name list is fixed, and an address is now reduced whatever the field is called, since the next field to hold one will be named something else again. Numbers are deliberately not guessed at by shape — a courier reference can be ten digits — and that asymmetry is asserted rather than left to be discovered. Held by a standing guard rather than a test: every one of the suite’s test files now runs with a sink that fails if any log line anywhere carries the fixture customer’s address, name or number, so the question asked is not “does this call site redact” but “did nine hundred tests driving every route put a person into a log”</w:t>
             </w:r>
           </w:p>
         </w:tc>
@@ -12586,7 +12586,7 @@
                 <w:sz w:val="20"/>
                 <w:szCs w:val="20"/>
               </w:rPr>
-              <w:t xml:space="preserve">4</w:t>
+              <w:t xml:space="preserve">3</w:t>
             </w:r>
           </w:p>
         </w:tc>
@@ -12625,7 +12625,7 @@
                 <w:sz w:val="20"/>
                 <w:szCs w:val="20"/>
               </w:rPr>
-              <w:t xml:space="preserve">47</w:t>
+              <w:t xml:space="preserve">48</w:t>
             </w:r>
           </w:p>
         </w:tc>
@@ -12661,7 +12661,7 @@
                 <w:sz w:val="20"/>
                 <w:szCs w:val="20"/>
               </w:rPr>
-              <w:t xml:space="preserve">Erasure that reaches the whole file</w:t>
+              <w:t xml:space="preserve">The edges of the money</w:t>
             </w:r>
           </w:p>
         </w:tc>
@@ -12697,7 +12697,7 @@
                 <w:sz w:val="20"/>
                 <w:szCs w:val="20"/>
               </w:rPr>
-              <w:t xml:space="preserve">A customer who asked to be forgotten was still on record at the house they live in. Erasure replaced the name, the email and the mobile on each past order and walked straight past the street and the postal code beside them; the kitchen note — free text, where somebody types “ring the bell for flat 4B and ask for Thandi” — was left as well, and the audit log had been writing the email address and mobile number into a line per message all along. The existing test passed throughout, because it checked one field on a collection order, which is the one kind of order with no address on it. Now asked as “is any of this person anywhere in the state”, which is the question erasure has to answer. The suppression record is the one thing kept, deliberately and with a test saying why: it is what stops the next campaign emailing somebody who asked not to be. The access request reports it too, having previously named four tables and held five</w:t>
+              <w:t xml:space="preserve">An order for a trillion pieces of chicken was accepted with a 201. The quantity on a line had no upper bound, so the total came back as 18,900,000,000,000,000 cents — a number on which Number.isSafeInteger returns false, meaning the arithmetic had left the range where a JavaScript integer is exact — and the loyalty ledger stood ready to credit 189 trillion points on completion. A five-thousand-line basket was accepted too. Nothing was wrong with the sums; nothing had been asked to refuse the inputs. Bounds on both, shared by the schema and the basket so a customer meets a stepper that stops rather than a 400 three screens later, with tests that check not only that the limits hold but that at the very top of what they allow every total is still exact and the margin is a thousandfold — so raising one is a decision somebody makes with the consequence in front of them. Includes the refusal message: every rule in the order schema carries wording written for the person who broke it, and the route was replacing all of them with the words "Invalid order" while attaching the real reasons under a key no client ever read. The registration route had worked this out already and said so in its own comment. The review build had drifted the same way and was fixed with it: its basket added without a ceiling, so a reviewer could put five hundred birds in one and never meet the limit a customer would. The bounds are now carried into it from the site rather than written a second time, which needed them moved to a module that imports nothing — the generator reads these sources as raw TypeScript, and a file reaching for zod through an extensionless import is a file it cannot read, which is exactly how a second implementation ends up with its own copy of a number</w:t>
             </w:r>
           </w:p>
         </w:tc>
@@ -12734,7 +12734,7 @@
                 <w:sz w:val="20"/>
                 <w:szCs w:val="20"/>
               </w:rPr>
-              <w:t xml:space="preserve">3</w:t>
+              <w:t xml:space="preserve">4</w:t>
             </w:r>
           </w:p>
         </w:tc>
@@ -12774,7 +12774,7 @@
                 <w:sz w:val="20"/>
                 <w:szCs w:val="20"/>
               </w:rPr>
-              <w:t xml:space="preserve">46</w:t>
+              <w:t xml:space="preserve">47</w:t>
             </w:r>
           </w:p>
         </w:tc>
@@ -12811,7 +12811,7 @@
                 <w:sz w:val="20"/>
                 <w:szCs w:val="20"/>
               </w:rPr>
-              <w:t xml:space="preserve">What the order endpoints tell a stranger</w:t>
+              <w:t xml:space="preserve">Erasure that reaches the whole file</w:t>
             </w:r>
           </w:p>
         </w:tc>
@@ -12848,7 +12848,7 @@
                 <w:sz w:val="20"/>
                 <w:szCs w:val="20"/>
               </w:rPr>
-              <w:t xml:space="preserve">The journey screen is reachable with an order id and no session, which it has to be — a guest has no account to sign into. It was answering with the whole record: the customer’s name, their email address, their mobile number and, on a delivery, the street and postal code where they live, to anyone holding a number of the form O-clock-sequence. The screens between them read eleven fields and were being sent twenty. Narrowed by an allowlist, so a field added later stays behind the counter until somebody decides otherwise, and held there by a test that searches the response for the customer’s own details rather than for the name of a field</w:t>
+              <w:t xml:space="preserve">A customer who asked to be forgotten was still on record at the house they live in. Erasure replaced the name, the email and the mobile on each past order and walked straight past the street and the postal code beside them; the kitchen note — free text, where somebody types “ring the bell for flat 4B and ask for Thandi” — was left as well, and the audit log had been writing the email address and mobile number into a line per message all along. The existing test passed throughout, because it checked one field on a collection order, which is the one kind of order with no address on it. Now asked as “is any of this person anywhere in the state”, which is the question erasure has to answer. The suppression record is the one thing kept, deliberately and with a test saying why: it is what stops the next campaign emailing somebody who asked not to be. The access request reports it too, having previously named four tables and held five</w:t>
             </w:r>
           </w:p>
         </w:tc>
@@ -12886,7 +12886,7 @@
                 <w:sz w:val="20"/>
                 <w:szCs w:val="20"/>
               </w:rPr>
-              <w:t xml:space="preserve">2</w:t>
+              <w:t xml:space="preserve">3</w:t>
             </w:r>
           </w:p>
         </w:tc>
@@ -12901,7 +12901,6 @@
               <w:bottom w:val="single" w:color="D6CFC6" w:sz="4"/>
               <w:right w:val="single" w:color="D6CFC6" w:sz="4"/>
             </w:tcBorders>
-            <w:shd w:fill="FCE8EB" w:color="auto" w:val="clear"/>
             <w:tcMar>
               <w:top w:type="dxa" w:w="90"/>
               <w:left w:type="dxa" w:w="130"/>
@@ -12914,6 +12913,42 @@
             <w:pPr>
               <w:spacing w:after="0" w:line="240"/>
               <w:jc w:val="center"/>
+            </w:pPr>
+            <w:r>
+              <w:rPr>
+                <w:rFonts w:ascii="Calibri" w:cs="Calibri" w:eastAsia="Calibri" w:hAnsi="Calibri"/>
+                <w:b w:val="false"/>
+                <w:bCs w:val="false"/>
+                <w:i w:val="false"/>
+                <w:iCs w:val="false"/>
+                <w:color w:val="221E1F"/>
+                <w:sz w:val="20"/>
+                <w:szCs w:val="20"/>
+              </w:rPr>
+              <w:t xml:space="preserve">46</w:t>
+            </w:r>
+          </w:p>
+        </w:tc>
+        <w:tc>
+          <w:tcPr>
+            <w:tcW w:type="dxa" w:w="3084"/>
+            <w:tcBorders>
+              <w:top w:val="single" w:color="D6CFC6" w:sz="4"/>
+              <w:left w:val="single" w:color="D6CFC6" w:sz="4"/>
+              <w:bottom w:val="single" w:color="D6CFC6" w:sz="4"/>
+              <w:right w:val="single" w:color="D6CFC6" w:sz="4"/>
+            </w:tcBorders>
+            <w:tcMar>
+              <w:top w:type="dxa" w:w="90"/>
+              <w:left w:type="dxa" w:w="130"/>
+              <w:bottom w:type="dxa" w:w="90"/>
+              <w:right w:type="dxa" w:w="130"/>
+            </w:tcMar>
+            <w:vAlign w:val="center"/>
+          </w:tcPr>
+          <w:p>
+            <w:pPr>
+              <w:spacing w:after="0" w:line="240"/>
             </w:pPr>
             <w:r>
               <w:rPr>
@@ -12926,13 +12961,88 @@
                 <w:sz w:val="20"/>
                 <w:szCs w:val="20"/>
               </w:rPr>
-              <w:t xml:space="preserve"/>
-            </w:r>
-          </w:p>
-        </w:tc>
-        <w:tc>
-          <w:tcPr>
-            <w:tcW w:type="dxa" w:w="3084"/>
+              <w:t xml:space="preserve">What the order endpoints tell a stranger</w:t>
+            </w:r>
+          </w:p>
+        </w:tc>
+        <w:tc>
+          <w:tcPr>
+            <w:tcW w:type="dxa" w:w="5108"/>
+            <w:tcBorders>
+              <w:top w:val="single" w:color="D6CFC6" w:sz="4"/>
+              <w:left w:val="single" w:color="D6CFC6" w:sz="4"/>
+              <w:bottom w:val="single" w:color="D6CFC6" w:sz="4"/>
+              <w:right w:val="single" w:color="D6CFC6" w:sz="4"/>
+            </w:tcBorders>
+            <w:tcMar>
+              <w:top w:type="dxa" w:w="90"/>
+              <w:left w:type="dxa" w:w="130"/>
+              <w:bottom w:type="dxa" w:w="90"/>
+              <w:right w:type="dxa" w:w="130"/>
+            </w:tcMar>
+            <w:vAlign w:val="center"/>
+          </w:tcPr>
+          <w:p>
+            <w:pPr>
+              <w:spacing w:after="0" w:line="240"/>
+            </w:pPr>
+            <w:r>
+              <w:rPr>
+                <w:rFonts w:ascii="Calibri" w:cs="Calibri" w:eastAsia="Calibri" w:hAnsi="Calibri"/>
+                <w:b w:val="false"/>
+                <w:bCs w:val="false"/>
+                <w:i w:val="false"/>
+                <w:iCs w:val="false"/>
+                <w:color w:val="221E1F"/>
+                <w:sz w:val="20"/>
+                <w:szCs w:val="20"/>
+              </w:rPr>
+              <w:t xml:space="preserve">The journey screen is reachable with an order id and no session, which it has to be — a guest has no account to sign into. It was answering with the whole record: the customer’s name, their email address, their mobile number and, on a delivery, the street and postal code where they live, to anyone holding a number of the form O-clock-sequence. The screens between them read eleven fields and were being sent twenty. Narrowed by an allowlist, so a field added later stays behind the counter until somebody decides otherwise, and held there by a test that searches the response for the customer’s own details rather than for the name of a field</w:t>
+            </w:r>
+          </w:p>
+        </w:tc>
+        <w:tc>
+          <w:tcPr>
+            <w:tcW w:type="dxa" w:w="964"/>
+            <w:tcBorders>
+              <w:top w:val="single" w:color="D6CFC6" w:sz="4"/>
+              <w:left w:val="single" w:color="D6CFC6" w:sz="4"/>
+              <w:bottom w:val="single" w:color="D6CFC6" w:sz="4"/>
+              <w:right w:val="single" w:color="D6CFC6" w:sz="4"/>
+            </w:tcBorders>
+            <w:tcMar>
+              <w:top w:type="dxa" w:w="90"/>
+              <w:left w:type="dxa" w:w="130"/>
+              <w:bottom w:type="dxa" w:w="90"/>
+              <w:right w:type="dxa" w:w="130"/>
+            </w:tcMar>
+            <w:vAlign w:val="center"/>
+          </w:tcPr>
+          <w:p>
+            <w:pPr>
+              <w:spacing w:after="0" w:line="240"/>
+              <w:jc w:val="right"/>
+            </w:pPr>
+            <w:r>
+              <w:rPr>
+                <w:rFonts w:ascii="Calibri" w:cs="Calibri" w:eastAsia="Calibri" w:hAnsi="Calibri"/>
+                <w:b w:val="false"/>
+                <w:bCs w:val="false"/>
+                <w:i w:val="false"/>
+                <w:iCs w:val="false"/>
+                <w:color w:val="221E1F"/>
+                <w:sz w:val="20"/>
+                <w:szCs w:val="20"/>
+              </w:rPr>
+              <w:t xml:space="preserve">2</w:t>
+            </w:r>
+          </w:p>
+        </w:tc>
+      </w:tr>
+      <w:tr>
+        <w:tc>
+          <w:tcPr>
+            <w:tcW w:type="dxa" w:w="482"/>
             <w:tcBorders>
               <w:top w:val="single" w:color="D6CFC6" w:sz="4"/>
               <w:left w:val="single" w:color="D6CFC6" w:sz="4"/>
@@ -12951,6 +13061,7 @@
           <w:p>
             <w:pPr>
               <w:spacing w:after="0" w:line="240"/>
+              <w:jc w:val="center"/>
             </w:pPr>
             <w:r>
               <w:rPr>
@@ -12963,13 +13074,13 @@
                 <w:sz w:val="20"/>
                 <w:szCs w:val="20"/>
               </w:rPr>
-              <w:t xml:space="preserve">Total</w:t>
-            </w:r>
-          </w:p>
-        </w:tc>
-        <w:tc>
-          <w:tcPr>
-            <w:tcW w:type="dxa" w:w="5108"/>
+              <w:t xml:space="preserve"/>
+            </w:r>
+          </w:p>
+        </w:tc>
+        <w:tc>
+          <w:tcPr>
+            <w:tcW w:type="dxa" w:w="3084"/>
             <w:tcBorders>
               <w:top w:val="single" w:color="D6CFC6" w:sz="4"/>
               <w:left w:val="single" w:color="D6CFC6" w:sz="4"/>
@@ -13000,13 +13111,13 @@
                 <w:sz w:val="20"/>
                 <w:szCs w:val="20"/>
               </w:rPr>
-              <w:t xml:space="preserve">Delivered scope</w:t>
-            </w:r>
-          </w:p>
-        </w:tc>
-        <w:tc>
-          <w:tcPr>
-            <w:tcW w:type="dxa" w:w="964"/>
+              <w:t xml:space="preserve">Total</w:t>
+            </w:r>
+          </w:p>
+        </w:tc>
+        <w:tc>
+          <w:tcPr>
+            <w:tcW w:type="dxa" w:w="5108"/>
             <w:tcBorders>
               <w:top w:val="single" w:color="D6CFC6" w:sz="4"/>
               <w:left w:val="single" w:color="D6CFC6" w:sz="4"/>
@@ -13025,7 +13136,6 @@
           <w:p>
             <w:pPr>
               <w:spacing w:after="0" w:line="240"/>
-              <w:jc w:val="right"/>
             </w:pPr>
             <w:r>
               <w:rPr>
@@ -13038,7 +13148,45 @@
                 <w:sz w:val="20"/>
                 <w:szCs w:val="20"/>
               </w:rPr>
-              <w:t xml:space="preserve">218</w:t>
+              <w:t xml:space="preserve">Delivered scope</w:t>
+            </w:r>
+          </w:p>
+        </w:tc>
+        <w:tc>
+          <w:tcPr>
+            <w:tcW w:type="dxa" w:w="964"/>
+            <w:tcBorders>
+              <w:top w:val="single" w:color="D6CFC6" w:sz="4"/>
+              <w:left w:val="single" w:color="D6CFC6" w:sz="4"/>
+              <w:bottom w:val="single" w:color="D6CFC6" w:sz="4"/>
+              <w:right w:val="single" w:color="D6CFC6" w:sz="4"/>
+            </w:tcBorders>
+            <w:shd w:fill="FCE8EB" w:color="auto" w:val="clear"/>
+            <w:tcMar>
+              <w:top w:type="dxa" w:w="90"/>
+              <w:left w:type="dxa" w:w="130"/>
+              <w:bottom w:type="dxa" w:w="90"/>
+              <w:right w:type="dxa" w:w="130"/>
+            </w:tcMar>
+            <w:vAlign w:val="center"/>
+          </w:tcPr>
+          <w:p>
+            <w:pPr>
+              <w:spacing w:after="0" w:line="240"/>
+              <w:jc w:val="right"/>
+            </w:pPr>
+            <w:r>
+              <w:rPr>
+                <w:rFonts w:ascii="Calibri" w:cs="Calibri" w:eastAsia="Calibri" w:hAnsi="Calibri"/>
+                <w:b/>
+                <w:bCs/>
+                <w:i w:val="false"/>
+                <w:iCs w:val="false"/>
+                <w:color w:val="221E1F"/>
+                <w:sz w:val="20"/>
+                <w:szCs w:val="20"/>
+              </w:rPr>
+              <w:t xml:space="preserve">221</w:t>
             </w:r>
           </w:p>
         </w:tc>
@@ -13090,7 +13238,7 @@
           <w:sz w:val="20"/>
           <w:szCs w:val="20"/>
         </w:rPr>
-        <w:t xml:space="preserve">34,678 hand-written lines over 218 days is about 159 a day. For tested, typed, reviewed production code that sits inside the normal 100–300 band, and lower than the 200 the first version of this document reconstructed — integration work carries more test and less code than storefront work does. The reconstruction is not inflated.</w:t>
+        <w:t xml:space="preserve">35,042 hand-written lines over 221 days is about 159 a day. For tested, typed, reviewed production code that sits inside the normal 100–300 band, and lower than the 200 the first version of this document reconstructed — integration work carries more test and less code than storefront work does. The reconstruction is not inflated.</w:t>
       </w:r>
     </w:p>
     <w:p>
@@ -13108,7 +13256,7 @@
           <w:sz w:val="20"/>
           <w:szCs w:val="20"/>
         </w:rPr>
-        <w:t xml:space="preserve">218 days is roughly 27 working weeks, or a little over six months for one person. Two people working in parallel would compress the calendar but not the total, and would add coordination cost.</w:t>
+        <w:t xml:space="preserve">221 days is roughly 27 working weeks, or a little over six months for one person. Two people working in parallel would compress the calendar but not the total, and would add coordination cost.</w:t>
       </w:r>
     </w:p>
     <w:p>
@@ -13179,7 +13327,7 @@
           <w:sz w:val="20"/>
           <w:szCs w:val="20"/>
         </w:rPr>
-        <w:t xml:space="preserve">Delivered scope: 218 days × 8 hours = 1744 hours.</w:t>
+        <w:t xml:space="preserve">Delivered scope: 221 days × 8 hours = 1768 hours.</w:t>
       </w:r>
     </w:p>
     <w:tbl>
@@ -13274,7 +13422,7 @@
                 <w:sz w:val="19"/>
                 <w:szCs w:val="19"/>
               </w:rPr>
-              <w:t xml:space="preserve">Cost of the 1744 hours (excl. VAT)</w:t>
+              <w:t xml:space="preserve">Cost of the 1768 hours (excl. VAT)</w:t>
             </w:r>
           </w:p>
         </w:tc>
@@ -13387,7 +13535,7 @@
                 <w:sz w:val="20"/>
                 <w:szCs w:val="20"/>
               </w:rPr>
-              <w:t xml:space="preserve">R 697,600</w:t>
+              <w:t xml:space="preserve">R 707,200</w:t>
             </w:r>
           </w:p>
         </w:tc>
@@ -13424,7 +13572,7 @@
                 <w:sz w:val="20"/>
                 <w:szCs w:val="20"/>
               </w:rPr>
-              <w:t xml:space="preserve">R 802,240</w:t>
+              <w:t xml:space="preserve">R 813,280</w:t>
             </w:r>
           </w:p>
         </w:tc>
@@ -13501,7 +13649,7 @@
                 <w:sz w:val="20"/>
                 <w:szCs w:val="20"/>
               </w:rPr>
-              <w:t xml:space="preserve">R 1,133,600</w:t>
+              <w:t xml:space="preserve">R 1,149,200</w:t>
             </w:r>
           </w:p>
         </w:tc>
@@ -13539,7 +13687,7 @@
                 <w:sz w:val="20"/>
                 <w:szCs w:val="20"/>
               </w:rPr>
-              <w:t xml:space="preserve">R 1,303,640</w:t>
+              <w:t xml:space="preserve">R 1,321,580</w:t>
             </w:r>
           </w:p>
         </w:tc>
@@ -13614,7 +13762,7 @@
                 <w:sz w:val="20"/>
                 <w:szCs w:val="20"/>
               </w:rPr>
-              <w:t xml:space="preserve">R 1,482,400</w:t>
+              <w:t xml:space="preserve">R 1,502,800</w:t>
             </w:r>
           </w:p>
         </w:tc>
@@ -13651,7 +13799,7 @@
                 <w:sz w:val="20"/>
                 <w:szCs w:val="20"/>
               </w:rPr>
-              <w:t xml:space="preserve">R 1,704,760</w:t>
+              <w:t xml:space="preserve">R 1,728,220</w:t>
             </w:r>
           </w:p>
         </w:tc>
@@ -13728,7 +13876,7 @@
                 <w:sz w:val="20"/>
                 <w:szCs w:val="20"/>
               </w:rPr>
-              <w:t xml:space="preserve">R 1,656,800</w:t>
+              <w:t xml:space="preserve">R 1,679,600</w:t>
             </w:r>
           </w:p>
         </w:tc>
@@ -13766,7 +13914,7 @@
                 <w:sz w:val="20"/>
                 <w:szCs w:val="20"/>
               </w:rPr>
-              <w:t xml:space="preserve">R 1,905,320</w:t>
+              <w:t xml:space="preserve">R 1,931,540</w:t>
             </w:r>
           </w:p>
         </w:tc>
@@ -13841,7 +13989,7 @@
                 <w:sz w:val="20"/>
                 <w:szCs w:val="20"/>
               </w:rPr>
-              <w:t xml:space="preserve">R 2,005,600</w:t>
+              <w:t xml:space="preserve">R 2,033,200</w:t>
             </w:r>
           </w:p>
         </w:tc>
@@ -13878,7 +14026,7 @@
                 <w:sz w:val="20"/>
                 <w:szCs w:val="20"/>
               </w:rPr>
-              <w:t xml:space="preserve">R 2,306,440</w:t>
+              <w:t xml:space="preserve">R 2,338,180</w:t>
             </w:r>
           </w:p>
         </w:tc>
@@ -13955,7 +14103,7 @@
                 <w:sz w:val="20"/>
                 <w:szCs w:val="20"/>
               </w:rPr>
-              <w:t xml:space="preserve">R 2,528,800</w:t>
+              <w:t xml:space="preserve">R 2,563,600</w:t>
             </w:r>
           </w:p>
         </w:tc>
@@ -13993,7 +14141,7 @@
                 <w:sz w:val="20"/>
                 <w:szCs w:val="20"/>
               </w:rPr>
-              <w:t xml:space="preserve">R 2,908,120</w:t>
+              <w:t xml:space="preserve">R 2,948,140</w:t>
             </w:r>
           </w:p>
         </w:tc>
@@ -14045,7 +14193,7 @@
           <w:sz w:val="20"/>
           <w:szCs w:val="20"/>
         </w:rPr>
-        <w:t xml:space="preserve">At an illustrative blended rate of R 950 an hour — chosen here only to make the rest of the document concrete — the delivered scope comes to R 1,656,800 excluding VAT, or R 1,905,320 including it. Replace the rate and every figure below moves proportionally.</w:t>
+        <w:t xml:space="preserve">At an illustrative blended rate of R 950 an hour — chosen here only to make the rest of the document concrete — the delivered scope comes to R 1,679,600 excluding VAT, or R 1,931,540 including it. Replace the rate and every figure below moves proportionally.</w:t>
       </w:r>
     </w:p>
     <w:p>
@@ -21066,7 +21214,7 @@
                 <w:sz w:val="20"/>
                 <w:szCs w:val="20"/>
               </w:rPr>
-              <w:t xml:space="preserve">Claims that outlive the process holding them</w:t>
+              <w:t xml:space="preserve">Money taken for orders that were called off</w:t>
             </w:r>
           </w:p>
         </w:tc>
@@ -21218,7 +21366,7 @@
                 <w:sz w:val="20"/>
                 <w:szCs w:val="20"/>
               </w:rPr>
-              <w:t xml:space="preserve">What the logs carry out of the building</w:t>
+              <w:t xml:space="preserve">Claims that outlive the process holding them</w:t>
             </w:r>
           </w:p>
         </w:tc>
@@ -21368,7 +21516,7 @@
                 <w:sz w:val="20"/>
                 <w:szCs w:val="20"/>
               </w:rPr>
-              <w:t xml:space="preserve">The edges of the money</w:t>
+              <w:t xml:space="preserve">What the logs carry out of the building</w:t>
             </w:r>
           </w:p>
         </w:tc>
@@ -21406,7 +21554,7 @@
                 <w:sz w:val="20"/>
                 <w:szCs w:val="20"/>
               </w:rPr>
-              <w:t xml:space="preserve">4</w:t>
+              <w:t xml:space="preserve">3</w:t>
             </w:r>
           </w:p>
         </w:tc>
@@ -21444,7 +21592,7 @@
                 <w:sz w:val="20"/>
                 <w:szCs w:val="20"/>
               </w:rPr>
-              <w:t xml:space="preserve">32</w:t>
+              <w:t xml:space="preserve">24</w:t>
             </w:r>
           </w:p>
         </w:tc>
@@ -21482,7 +21630,7 @@
                 <w:sz w:val="20"/>
                 <w:szCs w:val="20"/>
               </w:rPr>
-              <w:t xml:space="preserve">R 30,400</w:t>
+              <w:t xml:space="preserve">R 22,800</w:t>
             </w:r>
           </w:p>
         </w:tc>
@@ -21520,7 +21668,7 @@
                 <w:sz w:val="20"/>
                 <w:szCs w:val="20"/>
               </w:rPr>
-              <w:t xml:space="preserve">Erasure that reaches the whole file</w:t>
+              <w:t xml:space="preserve">The edges of the money</w:t>
             </w:r>
           </w:p>
         </w:tc>
@@ -21557,7 +21705,7 @@
                 <w:sz w:val="20"/>
                 <w:szCs w:val="20"/>
               </w:rPr>
-              <w:t xml:space="preserve">3</w:t>
+              <w:t xml:space="preserve">4</w:t>
             </w:r>
           </w:p>
         </w:tc>
@@ -21594,7 +21742,7 @@
                 <w:sz w:val="20"/>
                 <w:szCs w:val="20"/>
               </w:rPr>
-              <w:t xml:space="preserve">24</w:t>
+              <w:t xml:space="preserve">32</w:t>
             </w:r>
           </w:p>
         </w:tc>
@@ -21631,7 +21779,7 @@
                 <w:sz w:val="20"/>
                 <w:szCs w:val="20"/>
               </w:rPr>
-              <w:t xml:space="preserve">R 22,800</w:t>
+              <w:t xml:space="preserve">R 30,400</w:t>
             </w:r>
           </w:p>
         </w:tc>
@@ -21670,7 +21818,7 @@
                 <w:sz w:val="20"/>
                 <w:szCs w:val="20"/>
               </w:rPr>
-              <w:t xml:space="preserve">What the order endpoints tell a stranger</w:t>
+              <w:t xml:space="preserve">Erasure that reaches the whole file</w:t>
             </w:r>
           </w:p>
         </w:tc>
@@ -21708,7 +21856,7 @@
                 <w:sz w:val="20"/>
                 <w:szCs w:val="20"/>
               </w:rPr>
-              <w:t xml:space="preserve">2</w:t>
+              <w:t xml:space="preserve">3</w:t>
             </w:r>
           </w:p>
         </w:tc>
@@ -21746,7 +21894,7 @@
                 <w:sz w:val="20"/>
                 <w:szCs w:val="20"/>
               </w:rPr>
-              <w:t xml:space="preserve">16</w:t>
+              <w:t xml:space="preserve">24</w:t>
             </w:r>
           </w:p>
         </w:tc>
@@ -21784,7 +21932,7 @@
                 <w:sz w:val="20"/>
                 <w:szCs w:val="20"/>
               </w:rPr>
-              <w:t xml:space="preserve">R 15,200</w:t>
+              <w:t xml:space="preserve">R 22,800</w:t>
             </w:r>
           </w:p>
         </w:tc>
@@ -21799,6 +21947,155 @@
               <w:bottom w:val="single" w:color="D6CFC6" w:sz="4"/>
               <w:right w:val="single" w:color="D6CFC6" w:sz="4"/>
             </w:tcBorders>
+            <w:tcMar>
+              <w:top w:type="dxa" w:w="90"/>
+              <w:left w:type="dxa" w:w="130"/>
+              <w:bottom w:type="dxa" w:w="90"/>
+              <w:right w:type="dxa" w:w="130"/>
+            </w:tcMar>
+            <w:vAlign w:val="center"/>
+          </w:tcPr>
+          <w:p>
+            <w:pPr>
+              <w:spacing w:after="0" w:line="240"/>
+            </w:pPr>
+            <w:r>
+              <w:rPr>
+                <w:rFonts w:ascii="Calibri" w:cs="Calibri" w:eastAsia="Calibri" w:hAnsi="Calibri"/>
+                <w:b w:val="false"/>
+                <w:bCs w:val="false"/>
+                <w:i w:val="false"/>
+                <w:iCs w:val="false"/>
+                <w:color w:val="221E1F"/>
+                <w:sz w:val="20"/>
+                <w:szCs w:val="20"/>
+              </w:rPr>
+              <w:t xml:space="preserve">What the order endpoints tell a stranger</w:t>
+            </w:r>
+          </w:p>
+        </w:tc>
+        <w:tc>
+          <w:tcPr>
+            <w:tcW w:type="dxa" w:w="1157"/>
+            <w:tcBorders>
+              <w:top w:val="single" w:color="D6CFC6" w:sz="4"/>
+              <w:left w:val="single" w:color="D6CFC6" w:sz="4"/>
+              <w:bottom w:val="single" w:color="D6CFC6" w:sz="4"/>
+              <w:right w:val="single" w:color="D6CFC6" w:sz="4"/>
+            </w:tcBorders>
+            <w:tcMar>
+              <w:top w:type="dxa" w:w="90"/>
+              <w:left w:type="dxa" w:w="130"/>
+              <w:bottom w:type="dxa" w:w="90"/>
+              <w:right w:type="dxa" w:w="130"/>
+            </w:tcMar>
+            <w:vAlign w:val="center"/>
+          </w:tcPr>
+          <w:p>
+            <w:pPr>
+              <w:spacing w:after="0" w:line="240"/>
+              <w:jc w:val="right"/>
+            </w:pPr>
+            <w:r>
+              <w:rPr>
+                <w:rFonts w:ascii="Calibri" w:cs="Calibri" w:eastAsia="Calibri" w:hAnsi="Calibri"/>
+                <w:b w:val="false"/>
+                <w:bCs w:val="false"/>
+                <w:i w:val="false"/>
+                <w:iCs w:val="false"/>
+                <w:color w:val="221E1F"/>
+                <w:sz w:val="20"/>
+                <w:szCs w:val="20"/>
+              </w:rPr>
+              <w:t xml:space="preserve">2</w:t>
+            </w:r>
+          </w:p>
+        </w:tc>
+        <w:tc>
+          <w:tcPr>
+            <w:tcW w:type="dxa" w:w="1542"/>
+            <w:tcBorders>
+              <w:top w:val="single" w:color="D6CFC6" w:sz="4"/>
+              <w:left w:val="single" w:color="D6CFC6" w:sz="4"/>
+              <w:bottom w:val="single" w:color="D6CFC6" w:sz="4"/>
+              <w:right w:val="single" w:color="D6CFC6" w:sz="4"/>
+            </w:tcBorders>
+            <w:tcMar>
+              <w:top w:type="dxa" w:w="90"/>
+              <w:left w:type="dxa" w:w="130"/>
+              <w:bottom w:type="dxa" w:w="90"/>
+              <w:right w:type="dxa" w:w="130"/>
+            </w:tcMar>
+            <w:vAlign w:val="center"/>
+          </w:tcPr>
+          <w:p>
+            <w:pPr>
+              <w:spacing w:after="0" w:line="240"/>
+              <w:jc w:val="right"/>
+            </w:pPr>
+            <w:r>
+              <w:rPr>
+                <w:rFonts w:ascii="Calibri" w:cs="Calibri" w:eastAsia="Calibri" w:hAnsi="Calibri"/>
+                <w:b w:val="false"/>
+                <w:bCs w:val="false"/>
+                <w:i w:val="false"/>
+                <w:iCs w:val="false"/>
+                <w:color w:val="221E1F"/>
+                <w:sz w:val="20"/>
+                <w:szCs w:val="20"/>
+              </w:rPr>
+              <w:t xml:space="preserve">16</w:t>
+            </w:r>
+          </w:p>
+        </w:tc>
+        <w:tc>
+          <w:tcPr>
+            <w:tcW w:type="dxa" w:w="1638"/>
+            <w:tcBorders>
+              <w:top w:val="single" w:color="D6CFC6" w:sz="4"/>
+              <w:left w:val="single" w:color="D6CFC6" w:sz="4"/>
+              <w:bottom w:val="single" w:color="D6CFC6" w:sz="4"/>
+              <w:right w:val="single" w:color="D6CFC6" w:sz="4"/>
+            </w:tcBorders>
+            <w:tcMar>
+              <w:top w:type="dxa" w:w="90"/>
+              <w:left w:type="dxa" w:w="130"/>
+              <w:bottom w:type="dxa" w:w="90"/>
+              <w:right w:type="dxa" w:w="130"/>
+            </w:tcMar>
+            <w:vAlign w:val="center"/>
+          </w:tcPr>
+          <w:p>
+            <w:pPr>
+              <w:spacing w:after="0" w:line="240"/>
+              <w:jc w:val="right"/>
+            </w:pPr>
+            <w:r>
+              <w:rPr>
+                <w:rFonts w:ascii="Calibri" w:cs="Calibri" w:eastAsia="Calibri" w:hAnsi="Calibri"/>
+                <w:b w:val="false"/>
+                <w:bCs w:val="false"/>
+                <w:i w:val="false"/>
+                <w:iCs w:val="false"/>
+                <w:color w:val="221E1F"/>
+                <w:sz w:val="20"/>
+                <w:szCs w:val="20"/>
+              </w:rPr>
+              <w:t xml:space="preserve">R 15,200</w:t>
+            </w:r>
+          </w:p>
+        </w:tc>
+      </w:tr>
+      <w:tr>
+        <w:tc>
+          <w:tcPr>
+            <w:tcW w:type="dxa" w:w="5301"/>
+            <w:tcBorders>
+              <w:top w:val="single" w:color="D6CFC6" w:sz="4"/>
+              <w:left w:val="single" w:color="D6CFC6" w:sz="4"/>
+              <w:bottom w:val="single" w:color="D6CFC6" w:sz="4"/>
+              <w:right w:val="single" w:color="D6CFC6" w:sz="4"/>
+            </w:tcBorders>
             <w:shd w:fill="FCE8EB" w:color="auto" w:val="clear"/>
             <w:tcMar>
               <w:top w:type="dxa" w:w="90"/>
@@ -21861,7 +22158,7 @@
                 <w:sz w:val="20"/>
                 <w:szCs w:val="20"/>
               </w:rPr>
-              <w:t xml:space="preserve">218</w:t>
+              <w:t xml:space="preserve">221</w:t>
             </w:r>
           </w:p>
         </w:tc>
@@ -21899,7 +22196,7 @@
                 <w:sz w:val="20"/>
                 <w:szCs w:val="20"/>
               </w:rPr>
-              <w:t xml:space="preserve">1,744</w:t>
+              <w:t xml:space="preserve">1,768</w:t>
             </w:r>
           </w:p>
         </w:tc>
@@ -21937,7 +22234,7 @@
                 <w:sz w:val="20"/>
                 <w:szCs w:val="20"/>
               </w:rPr>
-              <w:t xml:space="preserve">R 1,656,800</w:t>
+              <w:t xml:space="preserve">R 1,679,600</w:t>
             </w:r>
           </w:p>
         </w:tc>
@@ -21976,7 +22273,7 @@
           <w:sz w:val="20"/>
           <w:szCs w:val="20"/>
         </w:rPr>
-        <w:t xml:space="preserve">The integration seams — payments, accounts, notifications, POS and courier — are 44 of the 218 days. None of them names a vendor, and none has to be rewritten when one is chosen: what remains per integration is an adapter against an interface that already exists and is already tested.</w:t>
+        <w:t xml:space="preserve">The integration seams — payments, accounts, notifications, POS and courier — are 44 of the 221 days. None of them names a vendor, and none has to be rewritten when one is chosen: what remains per integration is an adapter against an interface that already exists and is already tested.</w:t>
       </w:r>
     </w:p>
     <w:p>
@@ -24095,7 +24392,7 @@
                 <w:sz w:val="20"/>
                 <w:szCs w:val="20"/>
               </w:rPr>
-              <w:t xml:space="preserve">218</w:t>
+              <w:t xml:space="preserve">221</w:t>
             </w:r>
           </w:p>
         </w:tc>
@@ -24132,7 +24429,7 @@
                 <w:sz w:val="20"/>
                 <w:szCs w:val="20"/>
               </w:rPr>
-              <w:t xml:space="preserve">1,744</w:t>
+              <w:t xml:space="preserve">1,768</w:t>
             </w:r>
           </w:p>
         </w:tc>
@@ -24169,7 +24466,7 @@
                 <w:sz w:val="20"/>
                 <w:szCs w:val="20"/>
               </w:rPr>
-              <w:t xml:space="preserve">R 1,656,800</w:t>
+              <w:t xml:space="preserve">R 1,679,600</w:t>
             </w:r>
           </w:p>
         </w:tc>
@@ -24399,7 +24696,7 @@
                 <w:sz w:val="20"/>
                 <w:szCs w:val="20"/>
               </w:rPr>
-              <w:t xml:space="preserve">243</w:t>
+              <w:t xml:space="preserve">246</w:t>
             </w:r>
           </w:p>
         </w:tc>
@@ -24437,7 +24734,7 @@
                 <w:sz w:val="20"/>
                 <w:szCs w:val="20"/>
               </w:rPr>
-              <w:t xml:space="preserve">1,944</w:t>
+              <w:t xml:space="preserve">1,968</w:t>
             </w:r>
           </w:p>
         </w:tc>
@@ -24475,7 +24772,7 @@
                 <w:sz w:val="20"/>
                 <w:szCs w:val="20"/>
               </w:rPr>
-              <w:t xml:space="preserve">R 1,846,800</w:t>
+              <w:t xml:space="preserve">R 1,869,600</w:t>
             </w:r>
           </w:p>
         </w:tc>

--- a/WEBSITE_COSTINGS.docx
+++ b/WEBSITE_COSTINGS.docx
@@ -449,7 +449,7 @@
                 <w:sz w:val="20"/>
                 <w:szCs w:val="20"/>
               </w:rPr>
-              <w:t xml:space="preserve">9033234</w:t>
+              <w:t xml:space="preserve">c21b770</w:t>
             </w:r>
           </w:p>
         </w:tc>
@@ -1865,7 +1865,7 @@
                 <w:sz w:val="20"/>
                 <w:szCs w:val="20"/>
               </w:rPr>
-              <w:t xml:space="preserve">144</w:t>
+              <w:t xml:space="preserve">145</w:t>
             </w:r>
           </w:p>
         </w:tc>

--- a/WEBSITE_COSTINGS.docx
+++ b/WEBSITE_COSTINGS.docx
@@ -299,7 +299,7 @@
                 <w:sz w:val="20"/>
                 <w:szCs w:val="20"/>
               </w:rPr>
-              <w:t xml:space="preserve">7 September 2026</w:t>
+              <w:t xml:space="preserve">8 September 2026</w:t>
             </w:r>
           </w:p>
         </w:tc>
@@ -449,7 +449,7 @@
                 <w:sz w:val="20"/>
                 <w:szCs w:val="20"/>
               </w:rPr>
-              <w:t xml:space="preserve">c21b770</w:t>
+              <w:t xml:space="preserve">410838b</w:t>
             </w:r>
           </w:p>
         </w:tc>
@@ -1527,7 +1527,7 @@
                 <w:sz w:val="20"/>
                 <w:szCs w:val="20"/>
               </w:rPr>
-              <w:t xml:space="preserve">971</w:t>
+              <w:t xml:space="preserve">973</w:t>
             </w:r>
           </w:p>
         </w:tc>
@@ -1640,7 +1640,7 @@
                 <w:sz w:val="20"/>
                 <w:szCs w:val="20"/>
               </w:rPr>
-              <w:t xml:space="preserve">35,042</w:t>
+              <w:t xml:space="preserve">35,095</w:t>
             </w:r>
           </w:p>
         </w:tc>
@@ -1677,7 +1677,7 @@
                 <w:sz w:val="20"/>
                 <w:szCs w:val="20"/>
               </w:rPr>
-              <w:t xml:space="preserve">Application 13,922 · tests 14,536 · review build 2,781 · data, schema and tooling 2,883 · shared packages 920</w:t>
+              <w:t xml:space="preserve">Application 13,922 · tests 14,585 · review build 2,785 · data, schema and tooling 2,883 · shared packages 920</w:t>
             </w:r>
           </w:p>
         </w:tc>
@@ -1865,7 +1865,7 @@
                 <w:sz w:val="20"/>
                 <w:szCs w:val="20"/>
               </w:rPr>
-              <w:t xml:space="preserve">145</w:t>
+              <w:t xml:space="preserve">146</w:t>
             </w:r>
           </w:p>
         </w:tc>
@@ -3770,7 +3770,7 @@
                 <w:sz w:val="20"/>
                 <w:szCs w:val="20"/>
               </w:rPr>
-              <w:t xml:space="preserve">971 passing</w:t>
+              <w:t xml:space="preserve">973 passing</w:t>
             </w:r>
           </w:p>
         </w:tc>
@@ -6548,7 +6548,7 @@
                 <w:sz w:val="20"/>
                 <w:szCs w:val="20"/>
               </w:rPr>
-              <w:t xml:space="preserve">The suite as it stood at this workstream: the 971 tests now in 48 files grew with the workstreams below. Driven through route handlers rather than helpers</w:t>
+              <w:t xml:space="preserve">The suite as it stood at this workstream: the 973 tests now in 48 files grew with the workstreams below. Driven through route handlers rather than helpers</w:t>
             </w:r>
           </w:p>
         </w:tc>
@@ -12248,7 +12248,7 @@
                 <w:sz w:val="20"/>
                 <w:szCs w:val="20"/>
               </w:rPr>
-              <w:t xml:space="preserve">Cancelling an order writes a status and a reason and does nothing about the payment. That much is right — whether to refund, and how quickly, is the franchisor’s decision, and a cancellation for suspected fraud is not the same as one for a kitchen that lost power, so nothing here refunds anything on its own. What was wrong is that nobody was told: the order said cancelled, the payment said captured, and the Problems tab — which reports handoffs the kitchen never acknowledged and addresses we have stopped emailing — had no row for a customer who had paid for food that will never arrive. The refund endpoint had been built two workstreams earlier and nothing pointed at the orders that needed it. Now a third report beside the other two, counted in the tab’s badge, with the amount, the reason the order was called off, the gateway reference an operator needs to find the payment, and the refund button that already existed. It lists only captured payments, because a report that also named the ones already refunded is the report nobody reads. Includes a smaller find alongside it: the password-reset email was keyed on the first twelve characters of the live reset token, putting them in the state file in plain text — beside a list that deliberately stores only a hash and says why. Keyed on a hash of the token instead, which varies with it exactly as well and carries none of it</w:t>
+              <w:t xml:space="preserve">Cancelling an order writes a status and a reason and does nothing about the payment. That much is right — whether to refund, and how quickly, is the franchisor’s decision, and a cancellation for suspected fraud is not the same as one for a kitchen that lost power, so nothing here refunds anything on its own. What was wrong is that nobody was told: the order said cancelled, the payment said captured, and the Problems tab — which reports handoffs the kitchen never acknowledged and addresses we have stopped emailing — had no row for a customer who had paid for food that will never arrive. The refund endpoint had been built two workstreams earlier and nothing pointed at the orders that needed it. Now a third report beside the other two, counted in the tab’s badge, with the amount, the reason the order was called off, the gateway reference an operator needs to find the payment, and the refund button that already existed. The review build carries the third panel too, saying it has no gateway rather than showing an invented row or leaving the heading out — a reviewer reading two headings where the site has three concludes the feature does not exist. It lists only captured payments, because a report that also named the ones already refunded is the report nobody reads. Includes a smaller find alongside it: the password-reset email was keyed on the first twelve characters of the live reset token, putting them in the state file in plain text — beside a list that deliberately stores only a hash and says why. Keyed on a hash of the token instead, which varies with it exactly as well and carries none of it</w:t>
             </w:r>
           </w:p>
         </w:tc>
@@ -13238,7 +13238,7 @@
           <w:sz w:val="20"/>
           <w:szCs w:val="20"/>
         </w:rPr>
-        <w:t xml:space="preserve">35,042 hand-written lines over 221 days is about 159 a day. For tested, typed, reviewed production code that sits inside the normal 100–300 band, and lower than the 200 the first version of this document reconstructed — integration work carries more test and less code than storefront work does. The reconstruction is not inflated.</w:t>
+        <w:t xml:space="preserve">35,095 hand-written lines over 221 days is about 159 a day. For tested, typed, reviewed production code that sits inside the normal 100–300 band, and lower than the 200 the first version of this document reconstructed — integration work carries more test and less code than storefront work does. The reconstruction is not inflated.</w:t>
       </w:r>
     </w:p>
     <w:p>

--- a/WEBSITE_COSTINGS.docx
+++ b/WEBSITE_COSTINGS.docx
@@ -449,7 +449,7 @@
                 <w:sz w:val="20"/>
                 <w:szCs w:val="20"/>
               </w:rPr>
-              <w:t xml:space="preserve">410838b</w:t>
+              <w:t xml:space="preserve">615dc0a</w:t>
             </w:r>
           </w:p>
         </w:tc>
@@ -1865,7 +1865,7 @@
                 <w:sz w:val="20"/>
                 <w:szCs w:val="20"/>
               </w:rPr>
-              <w:t xml:space="preserve">146</w:t>
+              <w:t xml:space="preserve">147</w:t>
             </w:r>
           </w:p>
         </w:tc>

--- a/WEBSITE_COSTINGS.docx
+++ b/WEBSITE_COSTINGS.docx
@@ -449,7 +449,7 @@
                 <w:sz w:val="20"/>
                 <w:szCs w:val="20"/>
               </w:rPr>
-              <w:t xml:space="preserve">615dc0a</w:t>
+              <w:t xml:space="preserve">85c8d51</w:t>
             </w:r>
           </w:p>
         </w:tc>
@@ -1527,7 +1527,7 @@
                 <w:sz w:val="20"/>
                 <w:szCs w:val="20"/>
               </w:rPr>
-              <w:t xml:space="preserve">973</w:t>
+              <w:t xml:space="preserve">976</w:t>
             </w:r>
           </w:p>
         </w:tc>
@@ -1640,7 +1640,7 @@
                 <w:sz w:val="20"/>
                 <w:szCs w:val="20"/>
               </w:rPr>
-              <w:t xml:space="preserve">35,095</w:t>
+              <w:t xml:space="preserve">35,238</w:t>
             </w:r>
           </w:p>
         </w:tc>
@@ -1677,7 +1677,7 @@
                 <w:sz w:val="20"/>
                 <w:szCs w:val="20"/>
               </w:rPr>
-              <w:t xml:space="preserve">Application 13,922 · tests 14,585 · review build 2,785 · data, schema and tooling 2,883 · shared packages 920</w:t>
+              <w:t xml:space="preserve">Application 13,922 · tests 14,640 · review build 2,785 · data, schema and tooling 2,971 · shared packages 920</w:t>
             </w:r>
           </w:p>
         </w:tc>
@@ -1865,7 +1865,7 @@
                 <w:sz w:val="20"/>
                 <w:szCs w:val="20"/>
               </w:rPr>
-              <w:t xml:space="preserve">147</w:t>
+              <w:t xml:space="preserve">149</w:t>
             </w:r>
           </w:p>
         </w:tc>
@@ -3770,7 +3770,7 @@
                 <w:sz w:val="20"/>
                 <w:szCs w:val="20"/>
               </w:rPr>
-              <w:t xml:space="preserve">973 passing</w:t>
+              <w:t xml:space="preserve">976 passing</w:t>
             </w:r>
           </w:p>
         </w:tc>
@@ -6548,7 +6548,7 @@
                 <w:sz w:val="20"/>
                 <w:szCs w:val="20"/>
               </w:rPr>
-              <w:t xml:space="preserve">The suite as it stood at this workstream: the 973 tests now in 48 files grew with the workstreams below. Driven through route handlers rather than helpers</w:t>
+              <w:t xml:space="preserve">The suite as it stood at this workstream: the 976 tests now in 48 files grew with the workstreams below. Driven through route handlers rather than helpers</w:t>
             </w:r>
           </w:p>
         </w:tc>
@@ -13238,7 +13238,7 @@
           <w:sz w:val="20"/>
           <w:szCs w:val="20"/>
         </w:rPr>
-        <w:t xml:space="preserve">35,095 hand-written lines over 221 days is about 159 a day. For tested, typed, reviewed production code that sits inside the normal 100–300 band, and lower than the 200 the first version of this document reconstructed — integration work carries more test and less code than storefront work does. The reconstruction is not inflated.</w:t>
+        <w:t xml:space="preserve">35,238 hand-written lines over 221 days is about 159 a day. For tested, typed, reviewed production code that sits inside the normal 100–300 band, and lower than the 200 the first version of this document reconstructed — integration work carries more test and less code than storefront work does. The reconstruction is not inflated.</w:t>
       </w:r>
     </w:p>
     <w:p>

--- a/WEBSITE_COSTINGS.docx
+++ b/WEBSITE_COSTINGS.docx
@@ -299,7 +299,7 @@
                 <w:sz w:val="20"/>
                 <w:szCs w:val="20"/>
               </w:rPr>
-              <w:t xml:space="preserve">8 September 2026</w:t>
+              <w:t xml:space="preserve">12 September 2026</w:t>
             </w:r>
           </w:p>
         </w:tc>
@@ -449,7 +449,7 @@
                 <w:sz w:val="20"/>
                 <w:szCs w:val="20"/>
               </w:rPr>
-              <w:t xml:space="preserve">85c8d51</w:t>
+              <w:t xml:space="preserve">d50eb10</w:t>
             </w:r>
           </w:p>
         </w:tc>
@@ -1527,7 +1527,7 @@
                 <w:sz w:val="20"/>
                 <w:szCs w:val="20"/>
               </w:rPr>
-              <w:t xml:space="preserve">976</w:t>
+              <w:t xml:space="preserve">985</w:t>
             </w:r>
           </w:p>
         </w:tc>
@@ -1563,7 +1563,7 @@
                 <w:sz w:val="20"/>
                 <w:szCs w:val="20"/>
               </w:rPr>
-              <w:t xml:space="preserve">In 48 files; all passing</w:t>
+              <w:t xml:space="preserve">In 49 files; all passing</w:t>
             </w:r>
           </w:p>
         </w:tc>
@@ -1640,7 +1640,7 @@
                 <w:sz w:val="20"/>
                 <w:szCs w:val="20"/>
               </w:rPr>
-              <w:t xml:space="preserve">35,238</w:t>
+              <w:t xml:space="preserve">35,550</w:t>
             </w:r>
           </w:p>
         </w:tc>
@@ -1677,7 +1677,7 @@
                 <w:sz w:val="20"/>
                 <w:szCs w:val="20"/>
               </w:rPr>
-              <w:t xml:space="preserve">Application 13,922 · tests 14,640 · review build 2,785 · data, schema and tooling 2,971 · shared packages 920</w:t>
+              <w:t xml:space="preserve">Application 13,968 · tests 14,892 · review build 2,785 · data, schema and tooling 2,972 · shared packages 933</w:t>
             </w:r>
           </w:p>
         </w:tc>
@@ -1865,7 +1865,7 @@
                 <w:sz w:val="20"/>
                 <w:szCs w:val="20"/>
               </w:rPr>
-              <w:t xml:space="preserve">149</w:t>
+              <w:t xml:space="preserve">150</w:t>
             </w:r>
           </w:p>
         </w:tc>
@@ -3770,7 +3770,7 @@
                 <w:sz w:val="20"/>
                 <w:szCs w:val="20"/>
               </w:rPr>
-              <w:t xml:space="preserve">976 passing</w:t>
+              <w:t xml:space="preserve">985 passing</w:t>
             </w:r>
           </w:p>
         </w:tc>
@@ -3807,7 +3807,7 @@
                 <w:sz w:val="20"/>
                 <w:szCs w:val="20"/>
               </w:rPr>
-              <w:t xml:space="preserve">48 files, including four real worker processes racing on one file</w:t>
+              <w:t xml:space="preserve">49 files, including four real worker processes racing on one file</w:t>
             </w:r>
           </w:p>
         </w:tc>
@@ -6548,7 +6548,7 @@
                 <w:sz w:val="20"/>
                 <w:szCs w:val="20"/>
               </w:rPr>
-              <w:t xml:space="preserve">The suite as it stood at this workstream: the 976 tests now in 48 files grew with the workstreams below. Driven through route handlers rather than helpers</w:t>
+              <w:t xml:space="preserve">The suite as it stood at this workstream: the 985 tests now in 49 files grew with the workstreams below. Driven through route handlers rather than helpers</w:t>
             </w:r>
           </w:p>
         </w:tc>
@@ -11348,7 +11348,7 @@
                 <w:sz w:val="20"/>
                 <w:szCs w:val="20"/>
               </w:rPr>
-              <w:t xml:space="preserve">A suite that builds its own preconditions inline drifts: five files had each written a delivery order by hand, between them inventing four street names and forgetting the postal code twice — so two tests were checking a 400 rather than the thing they meant to. 48 files now build orders, accounts, payments and offers through one set of fixtures. The value was less in the tidying than in what it turned up: a fixture that could not be written honestly was, every time, a seam that did not work</w:t>
+              <w:t xml:space="preserve">A suite that builds its own preconditions inline drifts: five files had each written a delivery order by hand, between them inventing four street names and forgetting the postal code twice — so two tests were checking a 400 rather than the thing they meant to. 49 files now build orders, accounts, payments and offers through one set of fixtures. The value was less in the tidying than in what it turned up: a fixture that could not be written honestly was, every time, a seam that did not work</w:t>
             </w:r>
           </w:p>
         </w:tc>
@@ -12925,7 +12925,7 @@
                 <w:sz w:val="20"/>
                 <w:szCs w:val="20"/>
               </w:rPr>
-              <w:t xml:space="preserve">46</w:t>
+              <w:t xml:space="preserve">52</w:t>
             </w:r>
           </w:p>
         </w:tc>
@@ -12961,7 +12961,7 @@
                 <w:sz w:val="20"/>
                 <w:szCs w:val="20"/>
               </w:rPr>
-              <w:t xml:space="preserve">What the order endpoints tell a stranger</w:t>
+              <w:t xml:space="preserve">What a refusal says, and to whom</w:t>
             </w:r>
           </w:p>
         </w:tc>
@@ -12997,7 +12997,7 @@
                 <w:sz w:val="20"/>
                 <w:szCs w:val="20"/>
               </w:rPr>
-              <w:t xml:space="preserve">The journey screen is reachable with an order id and no session, which it has to be — a guest has no account to sign into. It was answering with the whole record: the customer’s name, their email address, their mobile number and, on a delivery, the street and postal code where they live, to anyone holding a number of the form O-clock-sequence. The screens between them read eleven fields and were being sent twenty. Narrowed by an allowlist, so a field added later stays behind the counter until somebody decides otherwise, and held there by a test that searches the response for the customer’s own details rather than for the name of a field</w:t>
+              <w:t xml:space="preserve">Every other round asked whether the application does the right thing; this one asked what it says when it has decided not to — because a refusal is the one string in the system written under pressure, by whoever was closest to the failure, and sent straight to a stranger’s screen with nobody reviewing it. Three findings, all the same mistake. The delivery quote — the first refusal most customers meet, since it decides whether they can have it delivered at all — answered “Invalid quote request” and attached the validator’s own issue objects under a key no client has ever read, while the rule they had actually broken carried the sentence “Enter your suburb” and nobody ever saw it. Registering on a build with no session secret answered correctly and then named the environment variable that was missing and how long it has to be, to any anonymous caller: nobody who can act on that is reading an HTTP response, and the health endpoint one rung away has the rule written above it — whether each thing is present, and not one word more. And the order journey put the message off any Error on screen, which is every failure there is: a fetch that cannot leave the machine throws “Failed to fetch”, a response that does not match its schema throws a JSON dump of issue objects, and both were rendered into the payment panel under a heading about somebody’s dinner, while checkout and the account screens next door had narrowed to this application’s own error type all along. Each fix is small and each is now a rule rather than a patch: no route ships the validator’s notes, no response body names an environment variable, no screen reads a message off a bare Error — checked across every route and every component, over source with its comments stripped, because two suites have already been caught writing a rule that fails on the paragraph explaining it. Includes the flake that surfaced while running the gate: the lock suite’s control races four real processes without the lock and asserts they lose an increment, which is what makes the locked test above it mean anything — but on a loaded machine the four spawns can stagger far enough to serialise, and a perfect count came back on a change that touched nothing in that file, turning the whole verification gate red. It now races several times and fails only if not one race loses anything, which is what the claim always meant and is the difference between a claim and a coin toss</w:t>
             </w:r>
           </w:p>
         </w:tc>
@@ -13049,7 +13049,7 @@
               <w:bottom w:val="single" w:color="D6CFC6" w:sz="4"/>
               <w:right w:val="single" w:color="D6CFC6" w:sz="4"/>
             </w:tcBorders>
-            <w:shd w:fill="FCE8EB" w:color="auto" w:val="clear"/>
+            <w:shd w:fill="F7F5F2" w:color="auto" w:val="clear"/>
             <w:tcMar>
               <w:top w:type="dxa" w:w="90"/>
               <w:left w:type="dxa" w:w="130"/>
@@ -13062,6 +13062,43 @@
             <w:pPr>
               <w:spacing w:after="0" w:line="240"/>
               <w:jc w:val="center"/>
+            </w:pPr>
+            <w:r>
+              <w:rPr>
+                <w:rFonts w:ascii="Calibri" w:cs="Calibri" w:eastAsia="Calibri" w:hAnsi="Calibri"/>
+                <w:b w:val="false"/>
+                <w:bCs w:val="false"/>
+                <w:i w:val="false"/>
+                <w:iCs w:val="false"/>
+                <w:color w:val="221E1F"/>
+                <w:sz w:val="20"/>
+                <w:szCs w:val="20"/>
+              </w:rPr>
+              <w:t xml:space="preserve">46</w:t>
+            </w:r>
+          </w:p>
+        </w:tc>
+        <w:tc>
+          <w:tcPr>
+            <w:tcW w:type="dxa" w:w="3084"/>
+            <w:tcBorders>
+              <w:top w:val="single" w:color="D6CFC6" w:sz="4"/>
+              <w:left w:val="single" w:color="D6CFC6" w:sz="4"/>
+              <w:bottom w:val="single" w:color="D6CFC6" w:sz="4"/>
+              <w:right w:val="single" w:color="D6CFC6" w:sz="4"/>
+            </w:tcBorders>
+            <w:shd w:fill="F7F5F2" w:color="auto" w:val="clear"/>
+            <w:tcMar>
+              <w:top w:type="dxa" w:w="90"/>
+              <w:left w:type="dxa" w:w="130"/>
+              <w:bottom w:type="dxa" w:w="90"/>
+              <w:right w:type="dxa" w:w="130"/>
+            </w:tcMar>
+            <w:vAlign w:val="center"/>
+          </w:tcPr>
+          <w:p>
+            <w:pPr>
+              <w:spacing w:after="0" w:line="240"/>
             </w:pPr>
             <w:r>
               <w:rPr>
@@ -13074,13 +13111,90 @@
                 <w:sz w:val="20"/>
                 <w:szCs w:val="20"/>
               </w:rPr>
-              <w:t xml:space="preserve"/>
-            </w:r>
-          </w:p>
-        </w:tc>
-        <w:tc>
-          <w:tcPr>
-            <w:tcW w:type="dxa" w:w="3084"/>
+              <w:t xml:space="preserve">What the order endpoints tell a stranger</w:t>
+            </w:r>
+          </w:p>
+        </w:tc>
+        <w:tc>
+          <w:tcPr>
+            <w:tcW w:type="dxa" w:w="5108"/>
+            <w:tcBorders>
+              <w:top w:val="single" w:color="D6CFC6" w:sz="4"/>
+              <w:left w:val="single" w:color="D6CFC6" w:sz="4"/>
+              <w:bottom w:val="single" w:color="D6CFC6" w:sz="4"/>
+              <w:right w:val="single" w:color="D6CFC6" w:sz="4"/>
+            </w:tcBorders>
+            <w:shd w:fill="F7F5F2" w:color="auto" w:val="clear"/>
+            <w:tcMar>
+              <w:top w:type="dxa" w:w="90"/>
+              <w:left w:type="dxa" w:w="130"/>
+              <w:bottom w:type="dxa" w:w="90"/>
+              <w:right w:type="dxa" w:w="130"/>
+            </w:tcMar>
+            <w:vAlign w:val="center"/>
+          </w:tcPr>
+          <w:p>
+            <w:pPr>
+              <w:spacing w:after="0" w:line="240"/>
+            </w:pPr>
+            <w:r>
+              <w:rPr>
+                <w:rFonts w:ascii="Calibri" w:cs="Calibri" w:eastAsia="Calibri" w:hAnsi="Calibri"/>
+                <w:b w:val="false"/>
+                <w:bCs w:val="false"/>
+                <w:i w:val="false"/>
+                <w:iCs w:val="false"/>
+                <w:color w:val="221E1F"/>
+                <w:sz w:val="20"/>
+                <w:szCs w:val="20"/>
+              </w:rPr>
+              <w:t xml:space="preserve">The journey screen is reachable with an order id and no session, which it has to be — a guest has no account to sign into. It was answering with the whole record: the customer’s name, their email address, their mobile number and, on a delivery, the street and postal code where they live, to anyone holding a number of the form O-clock-sequence. The screens between them read eleven fields and were being sent twenty. Narrowed by an allowlist, so a field added later stays behind the counter until somebody decides otherwise, and held there by a test that searches the response for the customer’s own details rather than for the name of a field</w:t>
+            </w:r>
+          </w:p>
+        </w:tc>
+        <w:tc>
+          <w:tcPr>
+            <w:tcW w:type="dxa" w:w="964"/>
+            <w:tcBorders>
+              <w:top w:val="single" w:color="D6CFC6" w:sz="4"/>
+              <w:left w:val="single" w:color="D6CFC6" w:sz="4"/>
+              <w:bottom w:val="single" w:color="D6CFC6" w:sz="4"/>
+              <w:right w:val="single" w:color="D6CFC6" w:sz="4"/>
+            </w:tcBorders>
+            <w:shd w:fill="F7F5F2" w:color="auto" w:val="clear"/>
+            <w:tcMar>
+              <w:top w:type="dxa" w:w="90"/>
+              <w:left w:type="dxa" w:w="130"/>
+              <w:bottom w:type="dxa" w:w="90"/>
+              <w:right w:type="dxa" w:w="130"/>
+            </w:tcMar>
+            <w:vAlign w:val="center"/>
+          </w:tcPr>
+          <w:p>
+            <w:pPr>
+              <w:spacing w:after="0" w:line="240"/>
+              <w:jc w:val="right"/>
+            </w:pPr>
+            <w:r>
+              <w:rPr>
+                <w:rFonts w:ascii="Calibri" w:cs="Calibri" w:eastAsia="Calibri" w:hAnsi="Calibri"/>
+                <w:b w:val="false"/>
+                <w:bCs w:val="false"/>
+                <w:i w:val="false"/>
+                <w:iCs w:val="false"/>
+                <w:color w:val="221E1F"/>
+                <w:sz w:val="20"/>
+                <w:szCs w:val="20"/>
+              </w:rPr>
+              <w:t xml:space="preserve">2</w:t>
+            </w:r>
+          </w:p>
+        </w:tc>
+      </w:tr>
+      <w:tr>
+        <w:tc>
+          <w:tcPr>
+            <w:tcW w:type="dxa" w:w="482"/>
             <w:tcBorders>
               <w:top w:val="single" w:color="D6CFC6" w:sz="4"/>
               <w:left w:val="single" w:color="D6CFC6" w:sz="4"/>
@@ -13099,6 +13213,7 @@
           <w:p>
             <w:pPr>
               <w:spacing w:after="0" w:line="240"/>
+              <w:jc w:val="center"/>
             </w:pPr>
             <w:r>
               <w:rPr>
@@ -13111,13 +13226,13 @@
                 <w:sz w:val="20"/>
                 <w:szCs w:val="20"/>
               </w:rPr>
-              <w:t xml:space="preserve">Total</w:t>
-            </w:r>
-          </w:p>
-        </w:tc>
-        <w:tc>
-          <w:tcPr>
-            <w:tcW w:type="dxa" w:w="5108"/>
+              <w:t xml:space="preserve"/>
+            </w:r>
+          </w:p>
+        </w:tc>
+        <w:tc>
+          <w:tcPr>
+            <w:tcW w:type="dxa" w:w="3084"/>
             <w:tcBorders>
               <w:top w:val="single" w:color="D6CFC6" w:sz="4"/>
               <w:left w:val="single" w:color="D6CFC6" w:sz="4"/>
@@ -13148,13 +13263,13 @@
                 <w:sz w:val="20"/>
                 <w:szCs w:val="20"/>
               </w:rPr>
-              <w:t xml:space="preserve">Delivered scope</w:t>
-            </w:r>
-          </w:p>
-        </w:tc>
-        <w:tc>
-          <w:tcPr>
-            <w:tcW w:type="dxa" w:w="964"/>
+              <w:t xml:space="preserve">Total</w:t>
+            </w:r>
+          </w:p>
+        </w:tc>
+        <w:tc>
+          <w:tcPr>
+            <w:tcW w:type="dxa" w:w="5108"/>
             <w:tcBorders>
               <w:top w:val="single" w:color="D6CFC6" w:sz="4"/>
               <w:left w:val="single" w:color="D6CFC6" w:sz="4"/>
@@ -13173,7 +13288,6 @@
           <w:p>
             <w:pPr>
               <w:spacing w:after="0" w:line="240"/>
-              <w:jc w:val="right"/>
             </w:pPr>
             <w:r>
               <w:rPr>
@@ -13186,7 +13300,45 @@
                 <w:sz w:val="20"/>
                 <w:szCs w:val="20"/>
               </w:rPr>
-              <w:t xml:space="preserve">221</w:t>
+              <w:t xml:space="preserve">Delivered scope</w:t>
+            </w:r>
+          </w:p>
+        </w:tc>
+        <w:tc>
+          <w:tcPr>
+            <w:tcW w:type="dxa" w:w="964"/>
+            <w:tcBorders>
+              <w:top w:val="single" w:color="D6CFC6" w:sz="4"/>
+              <w:left w:val="single" w:color="D6CFC6" w:sz="4"/>
+              <w:bottom w:val="single" w:color="D6CFC6" w:sz="4"/>
+              <w:right w:val="single" w:color="D6CFC6" w:sz="4"/>
+            </w:tcBorders>
+            <w:shd w:fill="FCE8EB" w:color="auto" w:val="clear"/>
+            <w:tcMar>
+              <w:top w:type="dxa" w:w="90"/>
+              <w:left w:type="dxa" w:w="130"/>
+              <w:bottom w:type="dxa" w:w="90"/>
+              <w:right w:type="dxa" w:w="130"/>
+            </w:tcMar>
+            <w:vAlign w:val="center"/>
+          </w:tcPr>
+          <w:p>
+            <w:pPr>
+              <w:spacing w:after="0" w:line="240"/>
+              <w:jc w:val="right"/>
+            </w:pPr>
+            <w:r>
+              <w:rPr>
+                <w:rFonts w:ascii="Calibri" w:cs="Calibri" w:eastAsia="Calibri" w:hAnsi="Calibri"/>
+                <w:b/>
+                <w:bCs/>
+                <w:i w:val="false"/>
+                <w:iCs w:val="false"/>
+                <w:color w:val="221E1F"/>
+                <w:sz w:val="20"/>
+                <w:szCs w:val="20"/>
+              </w:rPr>
+              <w:t xml:space="preserve">223</w:t>
             </w:r>
           </w:p>
         </w:tc>
@@ -13238,7 +13390,7 @@
           <w:sz w:val="20"/>
           <w:szCs w:val="20"/>
         </w:rPr>
-        <w:t xml:space="preserve">35,238 hand-written lines over 221 days is about 159 a day. For tested, typed, reviewed production code that sits inside the normal 100–300 band, and lower than the 200 the first version of this document reconstructed — integration work carries more test and less code than storefront work does. The reconstruction is not inflated.</w:t>
+        <w:t xml:space="preserve">35,550 hand-written lines over 223 days is about 159 a day. For tested, typed, reviewed production code that sits inside the normal 100–300 band, and lower than the 200 the first version of this document reconstructed — integration work carries more test and less code than storefront work does. The reconstruction is not inflated.</w:t>
       </w:r>
     </w:p>
     <w:p>
@@ -13256,7 +13408,7 @@
           <w:sz w:val="20"/>
           <w:szCs w:val="20"/>
         </w:rPr>
-        <w:t xml:space="preserve">221 days is roughly 27 working weeks, or a little over six months for one person. Two people working in parallel would compress the calendar but not the total, and would add coordination cost.</w:t>
+        <w:t xml:space="preserve">223 days is roughly 27 working weeks, or a little over six months for one person. Two people working in parallel would compress the calendar but not the total, and would add coordination cost.</w:t>
       </w:r>
     </w:p>
     <w:p>
@@ -13327,7 +13479,7 @@
           <w:sz w:val="20"/>
           <w:szCs w:val="20"/>
         </w:rPr>
-        <w:t xml:space="preserve">Delivered scope: 221 days × 8 hours = 1768 hours.</w:t>
+        <w:t xml:space="preserve">Delivered scope: 223 days × 8 hours = 1784 hours.</w:t>
       </w:r>
     </w:p>
     <w:tbl>
@@ -13422,7 +13574,7 @@
                 <w:sz w:val="19"/>
                 <w:szCs w:val="19"/>
               </w:rPr>
-              <w:t xml:space="preserve">Cost of the 1768 hours (excl. VAT)</w:t>
+              <w:t xml:space="preserve">Cost of the 1784 hours (excl. VAT)</w:t>
             </w:r>
           </w:p>
         </w:tc>
@@ -13535,7 +13687,7 @@
                 <w:sz w:val="20"/>
                 <w:szCs w:val="20"/>
               </w:rPr>
-              <w:t xml:space="preserve">R 707,200</w:t>
+              <w:t xml:space="preserve">R 713,600</w:t>
             </w:r>
           </w:p>
         </w:tc>
@@ -13572,7 +13724,7 @@
                 <w:sz w:val="20"/>
                 <w:szCs w:val="20"/>
               </w:rPr>
-              <w:t xml:space="preserve">R 813,280</w:t>
+              <w:t xml:space="preserve">R 820,640</w:t>
             </w:r>
           </w:p>
         </w:tc>
@@ -13649,7 +13801,7 @@
                 <w:sz w:val="20"/>
                 <w:szCs w:val="20"/>
               </w:rPr>
-              <w:t xml:space="preserve">R 1,149,200</w:t>
+              <w:t xml:space="preserve">R 1,159,600</w:t>
             </w:r>
           </w:p>
         </w:tc>
@@ -13687,7 +13839,7 @@
                 <w:sz w:val="20"/>
                 <w:szCs w:val="20"/>
               </w:rPr>
-              <w:t xml:space="preserve">R 1,321,580</w:t>
+              <w:t xml:space="preserve">R 1,333,540</w:t>
             </w:r>
           </w:p>
         </w:tc>
@@ -13762,7 +13914,7 @@
                 <w:sz w:val="20"/>
                 <w:szCs w:val="20"/>
               </w:rPr>
-              <w:t xml:space="preserve">R 1,502,800</w:t>
+              <w:t xml:space="preserve">R 1,516,400</w:t>
             </w:r>
           </w:p>
         </w:tc>
@@ -13799,7 +13951,7 @@
                 <w:sz w:val="20"/>
                 <w:szCs w:val="20"/>
               </w:rPr>
-              <w:t xml:space="preserve">R 1,728,220</w:t>
+              <w:t xml:space="preserve">R 1,743,860</w:t>
             </w:r>
           </w:p>
         </w:tc>
@@ -13876,7 +14028,7 @@
                 <w:sz w:val="20"/>
                 <w:szCs w:val="20"/>
               </w:rPr>
-              <w:t xml:space="preserve">R 1,679,600</w:t>
+              <w:t xml:space="preserve">R 1,694,800</w:t>
             </w:r>
           </w:p>
         </w:tc>
@@ -13914,7 +14066,7 @@
                 <w:sz w:val="20"/>
                 <w:szCs w:val="20"/>
               </w:rPr>
-              <w:t xml:space="preserve">R 1,931,540</w:t>
+              <w:t xml:space="preserve">R 1,949,020</w:t>
             </w:r>
           </w:p>
         </w:tc>
@@ -13989,7 +14141,7 @@
                 <w:sz w:val="20"/>
                 <w:szCs w:val="20"/>
               </w:rPr>
-              <w:t xml:space="preserve">R 2,033,200</w:t>
+              <w:t xml:space="preserve">R 2,051,600</w:t>
             </w:r>
           </w:p>
         </w:tc>
@@ -14026,7 +14178,7 @@
                 <w:sz w:val="20"/>
                 <w:szCs w:val="20"/>
               </w:rPr>
-              <w:t xml:space="preserve">R 2,338,180</w:t>
+              <w:t xml:space="preserve">R 2,359,340</w:t>
             </w:r>
           </w:p>
         </w:tc>
@@ -14103,7 +14255,7 @@
                 <w:sz w:val="20"/>
                 <w:szCs w:val="20"/>
               </w:rPr>
-              <w:t xml:space="preserve">R 2,563,600</w:t>
+              <w:t xml:space="preserve">R 2,586,800</w:t>
             </w:r>
           </w:p>
         </w:tc>
@@ -14141,7 +14293,7 @@
                 <w:sz w:val="20"/>
                 <w:szCs w:val="20"/>
               </w:rPr>
-              <w:t xml:space="preserve">R 2,948,140</w:t>
+              <w:t xml:space="preserve">R 2,974,820</w:t>
             </w:r>
           </w:p>
         </w:tc>
@@ -14193,7 +14345,7 @@
           <w:sz w:val="20"/>
           <w:szCs w:val="20"/>
         </w:rPr>
-        <w:t xml:space="preserve">At an illustrative blended rate of R 950 an hour — chosen here only to make the rest of the document concrete — the delivered scope comes to R 1,679,600 excluding VAT, or R 1,931,540 including it. Replace the rate and every figure below moves proportionally.</w:t>
+        <w:t xml:space="preserve">At an illustrative blended rate of R 950 an hour — chosen here only to make the rest of the document concrete — the delivered scope comes to R 1,694,800 excluding VAT, or R 1,949,020 including it. Replace the rate and every figure below moves proportionally.</w:t>
       </w:r>
     </w:p>
     <w:p>
@@ -21970,7 +22122,7 @@
                 <w:sz w:val="20"/>
                 <w:szCs w:val="20"/>
               </w:rPr>
-              <w:t xml:space="preserve">What the order endpoints tell a stranger</w:t>
+              <w:t xml:space="preserve">What a refusal says, and to whom</w:t>
             </w:r>
           </w:p>
         </w:tc>
@@ -22096,6 +22248,159 @@
               <w:bottom w:val="single" w:color="D6CFC6" w:sz="4"/>
               <w:right w:val="single" w:color="D6CFC6" w:sz="4"/>
             </w:tcBorders>
+            <w:shd w:fill="F7F5F2" w:color="auto" w:val="clear"/>
+            <w:tcMar>
+              <w:top w:type="dxa" w:w="90"/>
+              <w:left w:type="dxa" w:w="130"/>
+              <w:bottom w:type="dxa" w:w="90"/>
+              <w:right w:type="dxa" w:w="130"/>
+            </w:tcMar>
+            <w:vAlign w:val="center"/>
+          </w:tcPr>
+          <w:p>
+            <w:pPr>
+              <w:spacing w:after="0" w:line="240"/>
+            </w:pPr>
+            <w:r>
+              <w:rPr>
+                <w:rFonts w:ascii="Calibri" w:cs="Calibri" w:eastAsia="Calibri" w:hAnsi="Calibri"/>
+                <w:b w:val="false"/>
+                <w:bCs w:val="false"/>
+                <w:i w:val="false"/>
+                <w:iCs w:val="false"/>
+                <w:color w:val="221E1F"/>
+                <w:sz w:val="20"/>
+                <w:szCs w:val="20"/>
+              </w:rPr>
+              <w:t xml:space="preserve">What the order endpoints tell a stranger</w:t>
+            </w:r>
+          </w:p>
+        </w:tc>
+        <w:tc>
+          <w:tcPr>
+            <w:tcW w:type="dxa" w:w="1157"/>
+            <w:tcBorders>
+              <w:top w:val="single" w:color="D6CFC6" w:sz="4"/>
+              <w:left w:val="single" w:color="D6CFC6" w:sz="4"/>
+              <w:bottom w:val="single" w:color="D6CFC6" w:sz="4"/>
+              <w:right w:val="single" w:color="D6CFC6" w:sz="4"/>
+            </w:tcBorders>
+            <w:shd w:fill="F7F5F2" w:color="auto" w:val="clear"/>
+            <w:tcMar>
+              <w:top w:type="dxa" w:w="90"/>
+              <w:left w:type="dxa" w:w="130"/>
+              <w:bottom w:type="dxa" w:w="90"/>
+              <w:right w:type="dxa" w:w="130"/>
+            </w:tcMar>
+            <w:vAlign w:val="center"/>
+          </w:tcPr>
+          <w:p>
+            <w:pPr>
+              <w:spacing w:after="0" w:line="240"/>
+              <w:jc w:val="right"/>
+            </w:pPr>
+            <w:r>
+              <w:rPr>
+                <w:rFonts w:ascii="Calibri" w:cs="Calibri" w:eastAsia="Calibri" w:hAnsi="Calibri"/>
+                <w:b w:val="false"/>
+                <w:bCs w:val="false"/>
+                <w:i w:val="false"/>
+                <w:iCs w:val="false"/>
+                <w:color w:val="221E1F"/>
+                <w:sz w:val="20"/>
+                <w:szCs w:val="20"/>
+              </w:rPr>
+              <w:t xml:space="preserve">2</w:t>
+            </w:r>
+          </w:p>
+        </w:tc>
+        <w:tc>
+          <w:tcPr>
+            <w:tcW w:type="dxa" w:w="1542"/>
+            <w:tcBorders>
+              <w:top w:val="single" w:color="D6CFC6" w:sz="4"/>
+              <w:left w:val="single" w:color="D6CFC6" w:sz="4"/>
+              <w:bottom w:val="single" w:color="D6CFC6" w:sz="4"/>
+              <w:right w:val="single" w:color="D6CFC6" w:sz="4"/>
+            </w:tcBorders>
+            <w:shd w:fill="F7F5F2" w:color="auto" w:val="clear"/>
+            <w:tcMar>
+              <w:top w:type="dxa" w:w="90"/>
+              <w:left w:type="dxa" w:w="130"/>
+              <w:bottom w:type="dxa" w:w="90"/>
+              <w:right w:type="dxa" w:w="130"/>
+            </w:tcMar>
+            <w:vAlign w:val="center"/>
+          </w:tcPr>
+          <w:p>
+            <w:pPr>
+              <w:spacing w:after="0" w:line="240"/>
+              <w:jc w:val="right"/>
+            </w:pPr>
+            <w:r>
+              <w:rPr>
+                <w:rFonts w:ascii="Calibri" w:cs="Calibri" w:eastAsia="Calibri" w:hAnsi="Calibri"/>
+                <w:b w:val="false"/>
+                <w:bCs w:val="false"/>
+                <w:i w:val="false"/>
+                <w:iCs w:val="false"/>
+                <w:color w:val="221E1F"/>
+                <w:sz w:val="20"/>
+                <w:szCs w:val="20"/>
+              </w:rPr>
+              <w:t xml:space="preserve">16</w:t>
+            </w:r>
+          </w:p>
+        </w:tc>
+        <w:tc>
+          <w:tcPr>
+            <w:tcW w:type="dxa" w:w="1638"/>
+            <w:tcBorders>
+              <w:top w:val="single" w:color="D6CFC6" w:sz="4"/>
+              <w:left w:val="single" w:color="D6CFC6" w:sz="4"/>
+              <w:bottom w:val="single" w:color="D6CFC6" w:sz="4"/>
+              <w:right w:val="single" w:color="D6CFC6" w:sz="4"/>
+            </w:tcBorders>
+            <w:shd w:fill="F7F5F2" w:color="auto" w:val="clear"/>
+            <w:tcMar>
+              <w:top w:type="dxa" w:w="90"/>
+              <w:left w:type="dxa" w:w="130"/>
+              <w:bottom w:type="dxa" w:w="90"/>
+              <w:right w:type="dxa" w:w="130"/>
+            </w:tcMar>
+            <w:vAlign w:val="center"/>
+          </w:tcPr>
+          <w:p>
+            <w:pPr>
+              <w:spacing w:after="0" w:line="240"/>
+              <w:jc w:val="right"/>
+            </w:pPr>
+            <w:r>
+              <w:rPr>
+                <w:rFonts w:ascii="Calibri" w:cs="Calibri" w:eastAsia="Calibri" w:hAnsi="Calibri"/>
+                <w:b w:val="false"/>
+                <w:bCs w:val="false"/>
+                <w:i w:val="false"/>
+                <w:iCs w:val="false"/>
+                <w:color w:val="221E1F"/>
+                <w:sz w:val="20"/>
+                <w:szCs w:val="20"/>
+              </w:rPr>
+              <w:t xml:space="preserve">R 15,200</w:t>
+            </w:r>
+          </w:p>
+        </w:tc>
+      </w:tr>
+      <w:tr>
+        <w:tc>
+          <w:tcPr>
+            <w:tcW w:type="dxa" w:w="5301"/>
+            <w:tcBorders>
+              <w:top w:val="single" w:color="D6CFC6" w:sz="4"/>
+              <w:left w:val="single" w:color="D6CFC6" w:sz="4"/>
+              <w:bottom w:val="single" w:color="D6CFC6" w:sz="4"/>
+              <w:right w:val="single" w:color="D6CFC6" w:sz="4"/>
+            </w:tcBorders>
             <w:shd w:fill="FCE8EB" w:color="auto" w:val="clear"/>
             <w:tcMar>
               <w:top w:type="dxa" w:w="90"/>
@@ -22158,7 +22463,7 @@
                 <w:sz w:val="20"/>
                 <w:szCs w:val="20"/>
               </w:rPr>
-              <w:t xml:space="preserve">221</w:t>
+              <w:t xml:space="preserve">223</w:t>
             </w:r>
           </w:p>
         </w:tc>
@@ -22196,7 +22501,7 @@
                 <w:sz w:val="20"/>
                 <w:szCs w:val="20"/>
               </w:rPr>
-              <w:t xml:space="preserve">1,768</w:t>
+              <w:t xml:space="preserve">1,784</w:t>
             </w:r>
           </w:p>
         </w:tc>
@@ -22234,7 +22539,7 @@
                 <w:sz w:val="20"/>
                 <w:szCs w:val="20"/>
               </w:rPr>
-              <w:t xml:space="preserve">R 1,679,600</w:t>
+              <w:t xml:space="preserve">R 1,694,800</w:t>
             </w:r>
           </w:p>
         </w:tc>
@@ -22273,7 +22578,7 @@
           <w:sz w:val="20"/>
           <w:szCs w:val="20"/>
         </w:rPr>
-        <w:t xml:space="preserve">The integration seams — payments, accounts, notifications, POS and courier — are 44 of the 221 days. None of them names a vendor, and none has to be rewritten when one is chosen: what remains per integration is an adapter against an interface that already exists and is already tested.</w:t>
+        <w:t xml:space="preserve">The integration seams — payments, accounts, notifications, POS and courier — are 44 of the 223 days. None of them names a vendor, and none has to be rewritten when one is chosen: what remains per integration is an adapter against an interface that already exists and is already tested.</w:t>
       </w:r>
     </w:p>
     <w:p>
@@ -24392,7 +24697,7 @@
                 <w:sz w:val="20"/>
                 <w:szCs w:val="20"/>
               </w:rPr>
-              <w:t xml:space="preserve">221</w:t>
+              <w:t xml:space="preserve">223</w:t>
             </w:r>
           </w:p>
         </w:tc>
@@ -24429,7 +24734,7 @@
                 <w:sz w:val="20"/>
                 <w:szCs w:val="20"/>
               </w:rPr>
-              <w:t xml:space="preserve">1,768</w:t>
+              <w:t xml:space="preserve">1,784</w:t>
             </w:r>
           </w:p>
         </w:tc>
@@ -24466,7 +24771,7 @@
                 <w:sz w:val="20"/>
                 <w:szCs w:val="20"/>
               </w:rPr>
-              <w:t xml:space="preserve">R 1,679,600</w:t>
+              <w:t xml:space="preserve">R 1,694,800</w:t>
             </w:r>
           </w:p>
         </w:tc>
@@ -24696,7 +25001,7 @@
                 <w:sz w:val="20"/>
                 <w:szCs w:val="20"/>
               </w:rPr>
-              <w:t xml:space="preserve">246</w:t>
+              <w:t xml:space="preserve">248</w:t>
             </w:r>
           </w:p>
         </w:tc>
@@ -24734,7 +25039,7 @@
                 <w:sz w:val="20"/>
                 <w:szCs w:val="20"/>
               </w:rPr>
-              <w:t xml:space="preserve">1,968</w:t>
+              <w:t xml:space="preserve">1,984</w:t>
             </w:r>
           </w:p>
         </w:tc>
@@ -24772,7 +25077,7 @@
                 <w:sz w:val="20"/>
                 <w:szCs w:val="20"/>
               </w:rPr>
-              <w:t xml:space="preserve">R 1,869,600</w:t>
+              <w:t xml:space="preserve">R 1,884,800</w:t>
             </w:r>
           </w:p>
         </w:tc>

--- a/WEBSITE_COSTINGS.docx
+++ b/WEBSITE_COSTINGS.docx
@@ -449,7 +449,7 @@
                 <w:sz w:val="20"/>
                 <w:szCs w:val="20"/>
               </w:rPr>
-              <w:t xml:space="preserve">d50eb10</w:t>
+              <w:t xml:space="preserve">fe5a143</w:t>
             </w:r>
           </w:p>
         </w:tc>
@@ -1865,7 +1865,7 @@
                 <w:sz w:val="20"/>
                 <w:szCs w:val="20"/>
               </w:rPr>
-              <w:t xml:space="preserve">150</w:t>
+              <w:t xml:space="preserve">151</w:t>
             </w:r>
           </w:p>
         </w:tc>

--- a/WEBSITE_COSTINGS.docx
+++ b/WEBSITE_COSTINGS.docx
@@ -449,7 +449,7 @@
                 <w:sz w:val="20"/>
                 <w:szCs w:val="20"/>
               </w:rPr>
-              <w:t xml:space="preserve">fe5a143</w:t>
+              <w:t xml:space="preserve">ebea1ce</w:t>
             </w:r>
           </w:p>
         </w:tc>
@@ -1190,7 +1190,7 @@
                 <w:sz w:val="20"/>
                 <w:szCs w:val="20"/>
               </w:rPr>
-              <w:t xml:space="preserve">27</w:t>
+              <w:t xml:space="preserve">28</w:t>
             </w:r>
           </w:p>
         </w:tc>
@@ -1527,7 +1527,7 @@
                 <w:sz w:val="20"/>
                 <w:szCs w:val="20"/>
               </w:rPr>
-              <w:t xml:space="preserve">985</w:t>
+              <w:t xml:space="preserve">996</w:t>
             </w:r>
           </w:p>
         </w:tc>
@@ -1563,7 +1563,7 @@
                 <w:sz w:val="20"/>
                 <w:szCs w:val="20"/>
               </w:rPr>
-              <w:t xml:space="preserve">In 49 files; all passing</w:t>
+              <w:t xml:space="preserve">In 50 files; all passing</w:t>
             </w:r>
           </w:p>
         </w:tc>
@@ -1640,7 +1640,7 @@
                 <w:sz w:val="20"/>
                 <w:szCs w:val="20"/>
               </w:rPr>
-              <w:t xml:space="preserve">35,550</w:t>
+              <w:t xml:space="preserve">36,076</w:t>
             </w:r>
           </w:p>
         </w:tc>
@@ -1677,7 +1677,7 @@
                 <w:sz w:val="20"/>
                 <w:szCs w:val="20"/>
               </w:rPr>
-              <w:t xml:space="preserve">Application 13,968 · tests 14,892 · review build 2,785 · data, schema and tooling 2,972 · shared packages 933</w:t>
+              <w:t xml:space="preserve">Application 14,271 · tests 15,090 · review build 2,809 · data, schema and tooling 2,973 · shared packages 933</w:t>
             </w:r>
           </w:p>
         </w:tc>
@@ -1865,7 +1865,7 @@
                 <w:sz w:val="20"/>
                 <w:szCs w:val="20"/>
               </w:rPr>
-              <w:t xml:space="preserve">151</w:t>
+              <w:t xml:space="preserve">152</w:t>
             </w:r>
           </w:p>
         </w:tc>
@@ -3770,7 +3770,7 @@
                 <w:sz w:val="20"/>
                 <w:szCs w:val="20"/>
               </w:rPr>
-              <w:t xml:space="preserve">985 passing</w:t>
+              <w:t xml:space="preserve">996 passing</w:t>
             </w:r>
           </w:p>
         </w:tc>
@@ -3807,7 +3807,7 @@
                 <w:sz w:val="20"/>
                 <w:szCs w:val="20"/>
               </w:rPr>
-              <w:t xml:space="preserve">49 files, including four real worker processes racing on one file</w:t>
+              <w:t xml:space="preserve">50 files, including four real worker processes racing on one file</w:t>
             </w:r>
           </w:p>
         </w:tc>
@@ -6548,7 +6548,7 @@
                 <w:sz w:val="20"/>
                 <w:szCs w:val="20"/>
               </w:rPr>
-              <w:t xml:space="preserve">The suite as it stood at this workstream: the 985 tests now in 49 files grew with the workstreams below. Driven through route handlers rather than helpers</w:t>
+              <w:t xml:space="preserve">The suite as it stood at this workstream: the 996 tests now in 50 files grew with the workstreams below. Driven through route handlers rather than helpers</w:t>
             </w:r>
           </w:p>
         </w:tc>
@@ -11348,7 +11348,7 @@
                 <w:sz w:val="20"/>
                 <w:szCs w:val="20"/>
               </w:rPr>
-              <w:t xml:space="preserve">A suite that builds its own preconditions inline drifts: five files had each written a delivery order by hand, between them inventing four street names and forgetting the postal code twice — so two tests were checking a 400 rather than the thing they meant to. 49 files now build orders, accounts, payments and offers through one set of fixtures. The value was less in the tidying than in what it turned up: a fixture that could not be written honestly was, every time, a seam that did not work</w:t>
+              <w:t xml:space="preserve">A suite that builds its own preconditions inline drifts: five files had each written a delivery order by hand, between them inventing four street names and forgetting the postal code twice — so two tests were checking a 400 rather than the thing they meant to. 50 files now build orders, accounts, payments and offers through one set of fixtures. The value was less in the tidying than in what it turned up: a fixture that could not be written honestly was, every time, a seam that did not work</w:t>
             </w:r>
           </w:p>
         </w:tc>
@@ -12925,7 +12925,7 @@
                 <w:sz w:val="20"/>
                 <w:szCs w:val="20"/>
               </w:rPr>
-              <w:t xml:space="preserve">52</w:t>
+              <w:t xml:space="preserve">53</w:t>
             </w:r>
           </w:p>
         </w:tc>
@@ -12961,7 +12961,7 @@
                 <w:sz w:val="20"/>
                 <w:szCs w:val="20"/>
               </w:rPr>
-              <w:t xml:space="preserve">What a refusal says, and to whom</w:t>
+              <w:t xml:space="preserve">Ordering the same thing again, some time later</w:t>
             </w:r>
           </w:p>
         </w:tc>
@@ -12997,7 +12997,7 @@
                 <w:sz w:val="20"/>
                 <w:szCs w:val="20"/>
               </w:rPr>
-              <w:t xml:space="preserve">Every other round asked whether the application does the right thing; this one asked what it says when it has decided not to — because a refusal is the one string in the system written under pressure, by whoever was closest to the failure, and sent straight to a stranger’s screen with nobody reviewing it. Three findings, all the same mistake. The delivery quote — the first refusal most customers meet, since it decides whether they can have it delivered at all — answered “Invalid quote request” and attached the validator’s own issue objects under a key no client has ever read, while the rule they had actually broken carried the sentence “Enter your suburb” and nobody ever saw it. Registering on a build with no session secret answered correctly and then named the environment variable that was missing and how long it has to be, to any anonymous caller: nobody who can act on that is reading an HTTP response, and the health endpoint one rung away has the rule written above it — whether each thing is present, and not one word more. And the order journey put the message off any Error on screen, which is every failure there is: a fetch that cannot leave the machine throws “Failed to fetch”, a response that does not match its schema throws a JSON dump of issue objects, and both were rendered into the payment panel under a heading about somebody’s dinner, while checkout and the account screens next door had narrowed to this application’s own error type all along. Each fix is small and each is now a rule rather than a patch: no route ships the validator’s notes, no response body names an environment variable, no screen reads a message off a bare Error — checked across every route and every component, over source with its comments stripped, because two suites have already been caught writing a rule that fails on the paragraph explaining it. Includes the flake that surfaced while running the gate: the lock suite’s control races four real processes without the lock and asserts they lose an increment, which is what makes the locked test above it mean anything — but on a loaded machine the four spawns can stagger far enough to serialise, and a perfect count came back on a change that touched nothing in that file, turning the whole verification gate red. It now races several times and fails only if not one race loses anything, which is what the claim always meant and is the difference between a claim and a coin toss</w:t>
+              <w:t xml:space="preserve">Both reorder buttons — the one on the journey screen and the one in the account’s order history — walked a past order’s lines and put each one straight into the basket: the name it had then, the options it had then, and the price it cost then. Nothing asked the catalogue whether any of that was still true. The order route does ask — it prices every line again and refuses a basket whose numbers disagree — and its own comment had already named the customer’s half of that case: "a basket built before a price changed, and a customer in the second case is owed the news rather than a different amount at the till." They were owed the news; what they got was one button, four screens of checkout, and a 409 at the end naming slugs. Two of the three ways this happens are reachable from the console today, by an operator marking something sold out or hiding it. The third arrives the day the franchisor replaces the [CONFIRM] prices, which is every price in the catalogue at once — after which every past order held in every customer’s browser is a basket that cannot be ordered. So there is now an endpoint that answers what a basket built earlier is worth now, per line rather than all-or-nothing: a line whose price has moved goes in at today’s price and is named, because the customer still wants the food and must simply not meet the new number for the first time at the till; a line that sold out or left the menu is left out and named, because there is nothing to keep. The pricing rule is not repeated to do it — the per-line half was lifted out of the check the order route already runs, so there is one answer to what a line costs and the two callers differ only in what they do with a disagreement. Doing the arithmetic in the browser instead would have been a second implementation of the option deltas, and a delta can be negative, so a copy that drifts does not show a wrong number, it shows a cheaper one. The order route is unchanged and still refuses: this is how a customer finds out before checkout rather than a way around the check. The review build had drifted the same way and one step further — it looked each item up in the whole product list rather than the menu, so a hidden item came back, and it never asked whether anything had sold out, meaning a reviewer could mark something sold out in its own console and watch it reappear in the basket. Same rule there now, and it says what it left out</w:t>
             </w:r>
           </w:p>
         </w:tc>
@@ -13034,7 +13034,7 @@
                 <w:sz w:val="20"/>
                 <w:szCs w:val="20"/>
               </w:rPr>
-              <w:t xml:space="preserve">2</w:t>
+              <w:t xml:space="preserve">3</w:t>
             </w:r>
           </w:p>
         </w:tc>
@@ -13074,7 +13074,7 @@
                 <w:sz w:val="20"/>
                 <w:szCs w:val="20"/>
               </w:rPr>
-              <w:t xml:space="preserve">46</w:t>
+              <w:t xml:space="preserve">52</w:t>
             </w:r>
           </w:p>
         </w:tc>
@@ -13111,7 +13111,7 @@
                 <w:sz w:val="20"/>
                 <w:szCs w:val="20"/>
               </w:rPr>
-              <w:t xml:space="preserve">What the order endpoints tell a stranger</w:t>
+              <w:t xml:space="preserve">What a refusal says, and to whom</w:t>
             </w:r>
           </w:p>
         </w:tc>
@@ -13148,7 +13148,7 @@
                 <w:sz w:val="20"/>
                 <w:szCs w:val="20"/>
               </w:rPr>
-              <w:t xml:space="preserve">The journey screen is reachable with an order id and no session, which it has to be — a guest has no account to sign into. It was answering with the whole record: the customer’s name, their email address, their mobile number and, on a delivery, the street and postal code where they live, to anyone holding a number of the form O-clock-sequence. The screens between them read eleven fields and were being sent twenty. Narrowed by an allowlist, so a field added later stays behind the counter until somebody decides otherwise, and held there by a test that searches the response for the customer’s own details rather than for the name of a field</w:t>
+              <w:t xml:space="preserve">Every other round asked whether the application does the right thing; this one asked what it says when it has decided not to — because a refusal is the one string in the system written under pressure, by whoever was closest to the failure, and sent straight to a stranger’s screen with nobody reviewing it. Three findings, all the same mistake. The delivery quote — the first refusal most customers meet, since it decides whether they can have it delivered at all — answered “Invalid quote request” and attached the validator’s own issue objects under a key no client has ever read, while the rule they had actually broken carried the sentence “Enter your suburb” and nobody ever saw it. Registering on a build with no session secret answered correctly and then named the environment variable that was missing and how long it has to be, to any anonymous caller: nobody who can act on that is reading an HTTP response, and the health endpoint one rung away has the rule written above it — whether each thing is present, and not one word more. And the order journey put the message off any Error on screen, which is every failure there is: a fetch that cannot leave the machine throws “Failed to fetch”, a response that does not match its schema throws a JSON dump of issue objects, and both were rendered into the payment panel under a heading about somebody’s dinner, while checkout and the account screens next door had narrowed to this application’s own error type all along. Each fix is small and each is now a rule rather than a patch: no route ships the validator’s notes, no response body names an environment variable, no screen reads a message off a bare Error — checked across every route and every component, over source with its comments stripped, because two suites have already been caught writing a rule that fails on the paragraph explaining it. Includes the flake that surfaced while running the gate: the lock suite’s control races four real processes without the lock and asserts they lose an increment, which is what makes the locked test above it mean anything — but on a loaded machine the four spawns can stagger far enough to serialise, and a perfect count came back on a change that touched nothing in that file, turning the whole verification gate red. It now races several times and fails only if not one race loses anything, which is what the claim always meant and is the difference between a claim and a coin toss</w:t>
             </w:r>
           </w:p>
         </w:tc>
@@ -13201,7 +13201,6 @@
               <w:bottom w:val="single" w:color="D6CFC6" w:sz="4"/>
               <w:right w:val="single" w:color="D6CFC6" w:sz="4"/>
             </w:tcBorders>
-            <w:shd w:fill="FCE8EB" w:color="auto" w:val="clear"/>
             <w:tcMar>
               <w:top w:type="dxa" w:w="90"/>
               <w:left w:type="dxa" w:w="130"/>
@@ -13214,6 +13213,42 @@
             <w:pPr>
               <w:spacing w:after="0" w:line="240"/>
               <w:jc w:val="center"/>
+            </w:pPr>
+            <w:r>
+              <w:rPr>
+                <w:rFonts w:ascii="Calibri" w:cs="Calibri" w:eastAsia="Calibri" w:hAnsi="Calibri"/>
+                <w:b w:val="false"/>
+                <w:bCs w:val="false"/>
+                <w:i w:val="false"/>
+                <w:iCs w:val="false"/>
+                <w:color w:val="221E1F"/>
+                <w:sz w:val="20"/>
+                <w:szCs w:val="20"/>
+              </w:rPr>
+              <w:t xml:space="preserve">46</w:t>
+            </w:r>
+          </w:p>
+        </w:tc>
+        <w:tc>
+          <w:tcPr>
+            <w:tcW w:type="dxa" w:w="3084"/>
+            <w:tcBorders>
+              <w:top w:val="single" w:color="D6CFC6" w:sz="4"/>
+              <w:left w:val="single" w:color="D6CFC6" w:sz="4"/>
+              <w:bottom w:val="single" w:color="D6CFC6" w:sz="4"/>
+              <w:right w:val="single" w:color="D6CFC6" w:sz="4"/>
+            </w:tcBorders>
+            <w:tcMar>
+              <w:top w:type="dxa" w:w="90"/>
+              <w:left w:type="dxa" w:w="130"/>
+              <w:bottom w:type="dxa" w:w="90"/>
+              <w:right w:type="dxa" w:w="130"/>
+            </w:tcMar>
+            <w:vAlign w:val="center"/>
+          </w:tcPr>
+          <w:p>
+            <w:pPr>
+              <w:spacing w:after="0" w:line="240"/>
             </w:pPr>
             <w:r>
               <w:rPr>
@@ -13226,13 +13261,88 @@
                 <w:sz w:val="20"/>
                 <w:szCs w:val="20"/>
               </w:rPr>
-              <w:t xml:space="preserve"/>
-            </w:r>
-          </w:p>
-        </w:tc>
-        <w:tc>
-          <w:tcPr>
-            <w:tcW w:type="dxa" w:w="3084"/>
+              <w:t xml:space="preserve">What the order endpoints tell a stranger</w:t>
+            </w:r>
+          </w:p>
+        </w:tc>
+        <w:tc>
+          <w:tcPr>
+            <w:tcW w:type="dxa" w:w="5108"/>
+            <w:tcBorders>
+              <w:top w:val="single" w:color="D6CFC6" w:sz="4"/>
+              <w:left w:val="single" w:color="D6CFC6" w:sz="4"/>
+              <w:bottom w:val="single" w:color="D6CFC6" w:sz="4"/>
+              <w:right w:val="single" w:color="D6CFC6" w:sz="4"/>
+            </w:tcBorders>
+            <w:tcMar>
+              <w:top w:type="dxa" w:w="90"/>
+              <w:left w:type="dxa" w:w="130"/>
+              <w:bottom w:type="dxa" w:w="90"/>
+              <w:right w:type="dxa" w:w="130"/>
+            </w:tcMar>
+            <w:vAlign w:val="center"/>
+          </w:tcPr>
+          <w:p>
+            <w:pPr>
+              <w:spacing w:after="0" w:line="240"/>
+            </w:pPr>
+            <w:r>
+              <w:rPr>
+                <w:rFonts w:ascii="Calibri" w:cs="Calibri" w:eastAsia="Calibri" w:hAnsi="Calibri"/>
+                <w:b w:val="false"/>
+                <w:bCs w:val="false"/>
+                <w:i w:val="false"/>
+                <w:iCs w:val="false"/>
+                <w:color w:val="221E1F"/>
+                <w:sz w:val="20"/>
+                <w:szCs w:val="20"/>
+              </w:rPr>
+              <w:t xml:space="preserve">The journey screen is reachable with an order id and no session, which it has to be — a guest has no account to sign into. It was answering with the whole record: the customer’s name, their email address, their mobile number and, on a delivery, the street and postal code where they live, to anyone holding a number of the form O-clock-sequence. The screens between them read eleven fields and were being sent twenty. Narrowed by an allowlist, so a field added later stays behind the counter until somebody decides otherwise, and held there by a test that searches the response for the customer’s own details rather than for the name of a field</w:t>
+            </w:r>
+          </w:p>
+        </w:tc>
+        <w:tc>
+          <w:tcPr>
+            <w:tcW w:type="dxa" w:w="964"/>
+            <w:tcBorders>
+              <w:top w:val="single" w:color="D6CFC6" w:sz="4"/>
+              <w:left w:val="single" w:color="D6CFC6" w:sz="4"/>
+              <w:bottom w:val="single" w:color="D6CFC6" w:sz="4"/>
+              <w:right w:val="single" w:color="D6CFC6" w:sz="4"/>
+            </w:tcBorders>
+            <w:tcMar>
+              <w:top w:type="dxa" w:w="90"/>
+              <w:left w:type="dxa" w:w="130"/>
+              <w:bottom w:type="dxa" w:w="90"/>
+              <w:right w:type="dxa" w:w="130"/>
+            </w:tcMar>
+            <w:vAlign w:val="center"/>
+          </w:tcPr>
+          <w:p>
+            <w:pPr>
+              <w:spacing w:after="0" w:line="240"/>
+              <w:jc w:val="right"/>
+            </w:pPr>
+            <w:r>
+              <w:rPr>
+                <w:rFonts w:ascii="Calibri" w:cs="Calibri" w:eastAsia="Calibri" w:hAnsi="Calibri"/>
+                <w:b w:val="false"/>
+                <w:bCs w:val="false"/>
+                <w:i w:val="false"/>
+                <w:iCs w:val="false"/>
+                <w:color w:val="221E1F"/>
+                <w:sz w:val="20"/>
+                <w:szCs w:val="20"/>
+              </w:rPr>
+              <w:t xml:space="preserve">2</w:t>
+            </w:r>
+          </w:p>
+        </w:tc>
+      </w:tr>
+      <w:tr>
+        <w:tc>
+          <w:tcPr>
+            <w:tcW w:type="dxa" w:w="482"/>
             <w:tcBorders>
               <w:top w:val="single" w:color="D6CFC6" w:sz="4"/>
               <w:left w:val="single" w:color="D6CFC6" w:sz="4"/>
@@ -13251,6 +13361,7 @@
           <w:p>
             <w:pPr>
               <w:spacing w:after="0" w:line="240"/>
+              <w:jc w:val="center"/>
             </w:pPr>
             <w:r>
               <w:rPr>
@@ -13263,13 +13374,13 @@
                 <w:sz w:val="20"/>
                 <w:szCs w:val="20"/>
               </w:rPr>
-              <w:t xml:space="preserve">Total</w:t>
-            </w:r>
-          </w:p>
-        </w:tc>
-        <w:tc>
-          <w:tcPr>
-            <w:tcW w:type="dxa" w:w="5108"/>
+              <w:t xml:space="preserve"/>
+            </w:r>
+          </w:p>
+        </w:tc>
+        <w:tc>
+          <w:tcPr>
+            <w:tcW w:type="dxa" w:w="3084"/>
             <w:tcBorders>
               <w:top w:val="single" w:color="D6CFC6" w:sz="4"/>
               <w:left w:val="single" w:color="D6CFC6" w:sz="4"/>
@@ -13300,13 +13411,13 @@
                 <w:sz w:val="20"/>
                 <w:szCs w:val="20"/>
               </w:rPr>
-              <w:t xml:space="preserve">Delivered scope</w:t>
-            </w:r>
-          </w:p>
-        </w:tc>
-        <w:tc>
-          <w:tcPr>
-            <w:tcW w:type="dxa" w:w="964"/>
+              <w:t xml:space="preserve">Total</w:t>
+            </w:r>
+          </w:p>
+        </w:tc>
+        <w:tc>
+          <w:tcPr>
+            <w:tcW w:type="dxa" w:w="5108"/>
             <w:tcBorders>
               <w:top w:val="single" w:color="D6CFC6" w:sz="4"/>
               <w:left w:val="single" w:color="D6CFC6" w:sz="4"/>
@@ -13325,7 +13436,6 @@
           <w:p>
             <w:pPr>
               <w:spacing w:after="0" w:line="240"/>
-              <w:jc w:val="right"/>
             </w:pPr>
             <w:r>
               <w:rPr>
@@ -13338,7 +13448,45 @@
                 <w:sz w:val="20"/>
                 <w:szCs w:val="20"/>
               </w:rPr>
-              <w:t xml:space="preserve">223</w:t>
+              <w:t xml:space="preserve">Delivered scope</w:t>
+            </w:r>
+          </w:p>
+        </w:tc>
+        <w:tc>
+          <w:tcPr>
+            <w:tcW w:type="dxa" w:w="964"/>
+            <w:tcBorders>
+              <w:top w:val="single" w:color="D6CFC6" w:sz="4"/>
+              <w:left w:val="single" w:color="D6CFC6" w:sz="4"/>
+              <w:bottom w:val="single" w:color="D6CFC6" w:sz="4"/>
+              <w:right w:val="single" w:color="D6CFC6" w:sz="4"/>
+            </w:tcBorders>
+            <w:shd w:fill="FCE8EB" w:color="auto" w:val="clear"/>
+            <w:tcMar>
+              <w:top w:type="dxa" w:w="90"/>
+              <w:left w:type="dxa" w:w="130"/>
+              <w:bottom w:type="dxa" w:w="90"/>
+              <w:right w:type="dxa" w:w="130"/>
+            </w:tcMar>
+            <w:vAlign w:val="center"/>
+          </w:tcPr>
+          <w:p>
+            <w:pPr>
+              <w:spacing w:after="0" w:line="240"/>
+              <w:jc w:val="right"/>
+            </w:pPr>
+            <w:r>
+              <w:rPr>
+                <w:rFonts w:ascii="Calibri" w:cs="Calibri" w:eastAsia="Calibri" w:hAnsi="Calibri"/>
+                <w:b/>
+                <w:bCs/>
+                <w:i w:val="false"/>
+                <w:iCs w:val="false"/>
+                <w:color w:val="221E1F"/>
+                <w:sz w:val="20"/>
+                <w:szCs w:val="20"/>
+              </w:rPr>
+              <w:t xml:space="preserve">226</w:t>
             </w:r>
           </w:p>
         </w:tc>
@@ -13390,7 +13538,7 @@
           <w:sz w:val="20"/>
           <w:szCs w:val="20"/>
         </w:rPr>
-        <w:t xml:space="preserve">35,550 hand-written lines over 223 days is about 159 a day. For tested, typed, reviewed production code that sits inside the normal 100–300 band, and lower than the 200 the first version of this document reconstructed — integration work carries more test and less code than storefront work does. The reconstruction is not inflated.</w:t>
+        <w:t xml:space="preserve">36,076 hand-written lines over 226 days is about 160 a day. For tested, typed, reviewed production code that sits inside the normal 100–300 band, and lower than the 200 the first version of this document reconstructed — integration work carries more test and less code than storefront work does. The reconstruction is not inflated.</w:t>
       </w:r>
     </w:p>
     <w:p>
@@ -13408,7 +13556,7 @@
           <w:sz w:val="20"/>
           <w:szCs w:val="20"/>
         </w:rPr>
-        <w:t xml:space="preserve">223 days is roughly 27 working weeks, or a little over six months for one person. Two people working in parallel would compress the calendar but not the total, and would add coordination cost.</w:t>
+        <w:t xml:space="preserve">226 days is roughly 27 working weeks, or a little over six months for one person. Two people working in parallel would compress the calendar but not the total, and would add coordination cost.</w:t>
       </w:r>
     </w:p>
     <w:p>
@@ -13479,7 +13627,7 @@
           <w:sz w:val="20"/>
           <w:szCs w:val="20"/>
         </w:rPr>
-        <w:t xml:space="preserve">Delivered scope: 223 days × 8 hours = 1784 hours.</w:t>
+        <w:t xml:space="preserve">Delivered scope: 226 days × 8 hours = 1808 hours.</w:t>
       </w:r>
     </w:p>
     <w:tbl>
@@ -13574,7 +13722,7 @@
                 <w:sz w:val="19"/>
                 <w:szCs w:val="19"/>
               </w:rPr>
-              <w:t xml:space="preserve">Cost of the 1784 hours (excl. VAT)</w:t>
+              <w:t xml:space="preserve">Cost of the 1808 hours (excl. VAT)</w:t>
             </w:r>
           </w:p>
         </w:tc>
@@ -13687,7 +13835,7 @@
                 <w:sz w:val="20"/>
                 <w:szCs w:val="20"/>
               </w:rPr>
-              <w:t xml:space="preserve">R 713,600</w:t>
+              <w:t xml:space="preserve">R 723,200</w:t>
             </w:r>
           </w:p>
         </w:tc>
@@ -13724,7 +13872,7 @@
                 <w:sz w:val="20"/>
                 <w:szCs w:val="20"/>
               </w:rPr>
-              <w:t xml:space="preserve">R 820,640</w:t>
+              <w:t xml:space="preserve">R 831,680</w:t>
             </w:r>
           </w:p>
         </w:tc>
@@ -13801,7 +13949,7 @@
                 <w:sz w:val="20"/>
                 <w:szCs w:val="20"/>
               </w:rPr>
-              <w:t xml:space="preserve">R 1,159,600</w:t>
+              <w:t xml:space="preserve">R 1,175,200</w:t>
             </w:r>
           </w:p>
         </w:tc>
@@ -13839,7 +13987,7 @@
                 <w:sz w:val="20"/>
                 <w:szCs w:val="20"/>
               </w:rPr>
-              <w:t xml:space="preserve">R 1,333,540</w:t>
+              <w:t xml:space="preserve">R 1,351,480</w:t>
             </w:r>
           </w:p>
         </w:tc>
@@ -13914,7 +14062,7 @@
                 <w:sz w:val="20"/>
                 <w:szCs w:val="20"/>
               </w:rPr>
-              <w:t xml:space="preserve">R 1,516,400</w:t>
+              <w:t xml:space="preserve">R 1,536,800</w:t>
             </w:r>
           </w:p>
         </w:tc>
@@ -13951,7 +14099,7 @@
                 <w:sz w:val="20"/>
                 <w:szCs w:val="20"/>
               </w:rPr>
-              <w:t xml:space="preserve">R 1,743,860</w:t>
+              <w:t xml:space="preserve">R 1,767,320</w:t>
             </w:r>
           </w:p>
         </w:tc>
@@ -14028,7 +14176,7 @@
                 <w:sz w:val="20"/>
                 <w:szCs w:val="20"/>
               </w:rPr>
-              <w:t xml:space="preserve">R 1,694,800</w:t>
+              <w:t xml:space="preserve">R 1,717,600</w:t>
             </w:r>
           </w:p>
         </w:tc>
@@ -14066,7 +14214,7 @@
                 <w:sz w:val="20"/>
                 <w:szCs w:val="20"/>
               </w:rPr>
-              <w:t xml:space="preserve">R 1,949,020</w:t>
+              <w:t xml:space="preserve">R 1,975,240</w:t>
             </w:r>
           </w:p>
         </w:tc>
@@ -14141,7 +14289,7 @@
                 <w:sz w:val="20"/>
                 <w:szCs w:val="20"/>
               </w:rPr>
-              <w:t xml:space="preserve">R 2,051,600</w:t>
+              <w:t xml:space="preserve">R 2,079,200</w:t>
             </w:r>
           </w:p>
         </w:tc>
@@ -14178,7 +14326,7 @@
                 <w:sz w:val="20"/>
                 <w:szCs w:val="20"/>
               </w:rPr>
-              <w:t xml:space="preserve">R 2,359,340</w:t>
+              <w:t xml:space="preserve">R 2,391,080</w:t>
             </w:r>
           </w:p>
         </w:tc>
@@ -14255,7 +14403,7 @@
                 <w:sz w:val="20"/>
                 <w:szCs w:val="20"/>
               </w:rPr>
-              <w:t xml:space="preserve">R 2,586,800</w:t>
+              <w:t xml:space="preserve">R 2,621,600</w:t>
             </w:r>
           </w:p>
         </w:tc>
@@ -14293,7 +14441,7 @@
                 <w:sz w:val="20"/>
                 <w:szCs w:val="20"/>
               </w:rPr>
-              <w:t xml:space="preserve">R 2,974,820</w:t>
+              <w:t xml:space="preserve">R 3,014,840</w:t>
             </w:r>
           </w:p>
         </w:tc>
@@ -14345,7 +14493,7 @@
           <w:sz w:val="20"/>
           <w:szCs w:val="20"/>
         </w:rPr>
-        <w:t xml:space="preserve">At an illustrative blended rate of R 950 an hour — chosen here only to make the rest of the document concrete — the delivered scope comes to R 1,694,800 excluding VAT, or R 1,949,020 including it. Replace the rate and every figure below moves proportionally.</w:t>
+        <w:t xml:space="preserve">At an illustrative blended rate of R 950 an hour — chosen here only to make the rest of the document concrete — the delivered scope comes to R 1,717,600 excluding VAT, or R 1,975,240 including it. Replace the rate and every figure below moves proportionally.</w:t>
       </w:r>
     </w:p>
     <w:p>
@@ -22122,7 +22270,7 @@
                 <w:sz w:val="20"/>
                 <w:szCs w:val="20"/>
               </w:rPr>
-              <w:t xml:space="preserve">What a refusal says, and to whom</w:t>
+              <w:t xml:space="preserve">Ordering the same thing again, some time later</w:t>
             </w:r>
           </w:p>
         </w:tc>
@@ -22159,7 +22307,7 @@
                 <w:sz w:val="20"/>
                 <w:szCs w:val="20"/>
               </w:rPr>
-              <w:t xml:space="preserve">2</w:t>
+              <w:t xml:space="preserve">3</w:t>
             </w:r>
           </w:p>
         </w:tc>
@@ -22196,7 +22344,7 @@
                 <w:sz w:val="20"/>
                 <w:szCs w:val="20"/>
               </w:rPr>
-              <w:t xml:space="preserve">16</w:t>
+              <w:t xml:space="preserve">24</w:t>
             </w:r>
           </w:p>
         </w:tc>
@@ -22233,7 +22381,7 @@
                 <w:sz w:val="20"/>
                 <w:szCs w:val="20"/>
               </w:rPr>
-              <w:t xml:space="preserve">R 15,200</w:t>
+              <w:t xml:space="preserve">R 22,800</w:t>
             </w:r>
           </w:p>
         </w:tc>
@@ -22272,7 +22420,7 @@
                 <w:sz w:val="20"/>
                 <w:szCs w:val="20"/>
               </w:rPr>
-              <w:t xml:space="preserve">What the order endpoints tell a stranger</w:t>
+              <w:t xml:space="preserve">What a refusal says, and to whom</w:t>
             </w:r>
           </w:p>
         </w:tc>
@@ -22401,6 +22549,155 @@
               <w:bottom w:val="single" w:color="D6CFC6" w:sz="4"/>
               <w:right w:val="single" w:color="D6CFC6" w:sz="4"/>
             </w:tcBorders>
+            <w:tcMar>
+              <w:top w:type="dxa" w:w="90"/>
+              <w:left w:type="dxa" w:w="130"/>
+              <w:bottom w:type="dxa" w:w="90"/>
+              <w:right w:type="dxa" w:w="130"/>
+            </w:tcMar>
+            <w:vAlign w:val="center"/>
+          </w:tcPr>
+          <w:p>
+            <w:pPr>
+              <w:spacing w:after="0" w:line="240"/>
+            </w:pPr>
+            <w:r>
+              <w:rPr>
+                <w:rFonts w:ascii="Calibri" w:cs="Calibri" w:eastAsia="Calibri" w:hAnsi="Calibri"/>
+                <w:b w:val="false"/>
+                <w:bCs w:val="false"/>
+                <w:i w:val="false"/>
+                <w:iCs w:val="false"/>
+                <w:color w:val="221E1F"/>
+                <w:sz w:val="20"/>
+                <w:szCs w:val="20"/>
+              </w:rPr>
+              <w:t xml:space="preserve">What the order endpoints tell a stranger</w:t>
+            </w:r>
+          </w:p>
+        </w:tc>
+        <w:tc>
+          <w:tcPr>
+            <w:tcW w:type="dxa" w:w="1157"/>
+            <w:tcBorders>
+              <w:top w:val="single" w:color="D6CFC6" w:sz="4"/>
+              <w:left w:val="single" w:color="D6CFC6" w:sz="4"/>
+              <w:bottom w:val="single" w:color="D6CFC6" w:sz="4"/>
+              <w:right w:val="single" w:color="D6CFC6" w:sz="4"/>
+            </w:tcBorders>
+            <w:tcMar>
+              <w:top w:type="dxa" w:w="90"/>
+              <w:left w:type="dxa" w:w="130"/>
+              <w:bottom w:type="dxa" w:w="90"/>
+              <w:right w:type="dxa" w:w="130"/>
+            </w:tcMar>
+            <w:vAlign w:val="center"/>
+          </w:tcPr>
+          <w:p>
+            <w:pPr>
+              <w:spacing w:after="0" w:line="240"/>
+              <w:jc w:val="right"/>
+            </w:pPr>
+            <w:r>
+              <w:rPr>
+                <w:rFonts w:ascii="Calibri" w:cs="Calibri" w:eastAsia="Calibri" w:hAnsi="Calibri"/>
+                <w:b w:val="false"/>
+                <w:bCs w:val="false"/>
+                <w:i w:val="false"/>
+                <w:iCs w:val="false"/>
+                <w:color w:val="221E1F"/>
+                <w:sz w:val="20"/>
+                <w:szCs w:val="20"/>
+              </w:rPr>
+              <w:t xml:space="preserve">2</w:t>
+            </w:r>
+          </w:p>
+        </w:tc>
+        <w:tc>
+          <w:tcPr>
+            <w:tcW w:type="dxa" w:w="1542"/>
+            <w:tcBorders>
+              <w:top w:val="single" w:color="D6CFC6" w:sz="4"/>
+              <w:left w:val="single" w:color="D6CFC6" w:sz="4"/>
+              <w:bottom w:val="single" w:color="D6CFC6" w:sz="4"/>
+              <w:right w:val="single" w:color="D6CFC6" w:sz="4"/>
+            </w:tcBorders>
+            <w:tcMar>
+              <w:top w:type="dxa" w:w="90"/>
+              <w:left w:type="dxa" w:w="130"/>
+              <w:bottom w:type="dxa" w:w="90"/>
+              <w:right w:type="dxa" w:w="130"/>
+            </w:tcMar>
+            <w:vAlign w:val="center"/>
+          </w:tcPr>
+          <w:p>
+            <w:pPr>
+              <w:spacing w:after="0" w:line="240"/>
+              <w:jc w:val="right"/>
+            </w:pPr>
+            <w:r>
+              <w:rPr>
+                <w:rFonts w:ascii="Calibri" w:cs="Calibri" w:eastAsia="Calibri" w:hAnsi="Calibri"/>
+                <w:b w:val="false"/>
+                <w:bCs w:val="false"/>
+                <w:i w:val="false"/>
+                <w:iCs w:val="false"/>
+                <w:color w:val="221E1F"/>
+                <w:sz w:val="20"/>
+                <w:szCs w:val="20"/>
+              </w:rPr>
+              <w:t xml:space="preserve">16</w:t>
+            </w:r>
+          </w:p>
+        </w:tc>
+        <w:tc>
+          <w:tcPr>
+            <w:tcW w:type="dxa" w:w="1638"/>
+            <w:tcBorders>
+              <w:top w:val="single" w:color="D6CFC6" w:sz="4"/>
+              <w:left w:val="single" w:color="D6CFC6" w:sz="4"/>
+              <w:bottom w:val="single" w:color="D6CFC6" w:sz="4"/>
+              <w:right w:val="single" w:color="D6CFC6" w:sz="4"/>
+            </w:tcBorders>
+            <w:tcMar>
+              <w:top w:type="dxa" w:w="90"/>
+              <w:left w:type="dxa" w:w="130"/>
+              <w:bottom w:type="dxa" w:w="90"/>
+              <w:right w:type="dxa" w:w="130"/>
+            </w:tcMar>
+            <w:vAlign w:val="center"/>
+          </w:tcPr>
+          <w:p>
+            <w:pPr>
+              <w:spacing w:after="0" w:line="240"/>
+              <w:jc w:val="right"/>
+            </w:pPr>
+            <w:r>
+              <w:rPr>
+                <w:rFonts w:ascii="Calibri" w:cs="Calibri" w:eastAsia="Calibri" w:hAnsi="Calibri"/>
+                <w:b w:val="false"/>
+                <w:bCs w:val="false"/>
+                <w:i w:val="false"/>
+                <w:iCs w:val="false"/>
+                <w:color w:val="221E1F"/>
+                <w:sz w:val="20"/>
+                <w:szCs w:val="20"/>
+              </w:rPr>
+              <w:t xml:space="preserve">R 15,200</w:t>
+            </w:r>
+          </w:p>
+        </w:tc>
+      </w:tr>
+      <w:tr>
+        <w:tc>
+          <w:tcPr>
+            <w:tcW w:type="dxa" w:w="5301"/>
+            <w:tcBorders>
+              <w:top w:val="single" w:color="D6CFC6" w:sz="4"/>
+              <w:left w:val="single" w:color="D6CFC6" w:sz="4"/>
+              <w:bottom w:val="single" w:color="D6CFC6" w:sz="4"/>
+              <w:right w:val="single" w:color="D6CFC6" w:sz="4"/>
+            </w:tcBorders>
             <w:shd w:fill="FCE8EB" w:color="auto" w:val="clear"/>
             <w:tcMar>
               <w:top w:type="dxa" w:w="90"/>
@@ -22463,7 +22760,7 @@
                 <w:sz w:val="20"/>
                 <w:szCs w:val="20"/>
               </w:rPr>
-              <w:t xml:space="preserve">223</w:t>
+              <w:t xml:space="preserve">226</w:t>
             </w:r>
           </w:p>
         </w:tc>
@@ -22501,7 +22798,7 @@
                 <w:sz w:val="20"/>
                 <w:szCs w:val="20"/>
               </w:rPr>
-              <w:t xml:space="preserve">1,784</w:t>
+              <w:t xml:space="preserve">1,808</w:t>
             </w:r>
           </w:p>
         </w:tc>
@@ -22539,7 +22836,7 @@
                 <w:sz w:val="20"/>
                 <w:szCs w:val="20"/>
               </w:rPr>
-              <w:t xml:space="preserve">R 1,694,800</w:t>
+              <w:t xml:space="preserve">R 1,717,600</w:t>
             </w:r>
           </w:p>
         </w:tc>
@@ -22578,7 +22875,7 @@
           <w:sz w:val="20"/>
           <w:szCs w:val="20"/>
         </w:rPr>
-        <w:t xml:space="preserve">The integration seams — payments, accounts, notifications, POS and courier — are 44 of the 223 days. None of them names a vendor, and none has to be rewritten when one is chosen: what remains per integration is an adapter against an interface that already exists and is already tested.</w:t>
+        <w:t xml:space="preserve">The integration seams — payments, accounts, notifications, POS and courier — are 44 of the 226 days. None of them names a vendor, and none has to be rewritten when one is chosen: what remains per integration is an adapter against an interface that already exists and is already tested.</w:t>
       </w:r>
     </w:p>
     <w:p>
@@ -24697,7 +24994,7 @@
                 <w:sz w:val="20"/>
                 <w:szCs w:val="20"/>
               </w:rPr>
-              <w:t xml:space="preserve">223</w:t>
+              <w:t xml:space="preserve">226</w:t>
             </w:r>
           </w:p>
         </w:tc>
@@ -24734,7 +25031,7 @@
                 <w:sz w:val="20"/>
                 <w:szCs w:val="20"/>
               </w:rPr>
-              <w:t xml:space="preserve">1,784</w:t>
+              <w:t xml:space="preserve">1,808</w:t>
             </w:r>
           </w:p>
         </w:tc>
@@ -24771,7 +25068,7 @@
                 <w:sz w:val="20"/>
                 <w:szCs w:val="20"/>
               </w:rPr>
-              <w:t xml:space="preserve">R 1,694,800</w:t>
+              <w:t xml:space="preserve">R 1,717,600</w:t>
             </w:r>
           </w:p>
         </w:tc>
@@ -25001,7 +25298,7 @@
                 <w:sz w:val="20"/>
                 <w:szCs w:val="20"/>
               </w:rPr>
-              <w:t xml:space="preserve">248</w:t>
+              <w:t xml:space="preserve">251</w:t>
             </w:r>
           </w:p>
         </w:tc>
@@ -25039,7 +25336,7 @@
                 <w:sz w:val="20"/>
                 <w:szCs w:val="20"/>
               </w:rPr>
-              <w:t xml:space="preserve">1,984</w:t>
+              <w:t xml:space="preserve">2,008</w:t>
             </w:r>
           </w:p>
         </w:tc>
@@ -25077,7 +25374,7 @@
                 <w:sz w:val="20"/>
                 <w:szCs w:val="20"/>
               </w:rPr>
-              <w:t xml:space="preserve">R 1,884,800</w:t>
+              <w:t xml:space="preserve">R 1,907,600</w:t>
             </w:r>
           </w:p>
         </w:tc>

--- a/WEBSITE_COSTINGS.docx
+++ b/WEBSITE_COSTINGS.docx
@@ -449,7 +449,7 @@
                 <w:sz w:val="20"/>
                 <w:szCs w:val="20"/>
               </w:rPr>
-              <w:t xml:space="preserve">ebea1ce</w:t>
+              <w:t xml:space="preserve">fa5faf9</w:t>
             </w:r>
           </w:p>
         </w:tc>
@@ -1865,7 +1865,7 @@
                 <w:sz w:val="20"/>
                 <w:szCs w:val="20"/>
               </w:rPr>
-              <w:t xml:space="preserve">152</w:t>
+              <w:t xml:space="preserve">153</w:t>
             </w:r>
           </w:p>
         </w:tc>
